--- a/docs/Szabó_Patrik_Péter_DRX7R2_szakdolgozat.docx
+++ b/docs/Szabó_Patrik_Péter_DRX7R2_szakdolgozat.docx
@@ -430,7 +430,6 @@
           <w:szCs w:val="40"/>
         </w:rPr>
       </w:pPr>
-      <w:proofErr w:type="spellStart"/>
       <w:r>
         <w:rPr>
           <w:b/>
@@ -438,17 +437,7 @@
           <w:sz w:val="40"/>
           <w:szCs w:val="40"/>
         </w:rPr>
-        <w:t>PecaPont</w:t>
-      </w:r>
-      <w:proofErr w:type="spellEnd"/>
-      <w:r>
-        <w:rPr>
-          <w:b/>
-          <w:bCs/>
-          <w:sz w:val="40"/>
-          <w:szCs w:val="40"/>
-        </w:rPr>
-        <w:t>: Horgászhely foglaló és információ szerző webalkalmazás</w:t>
+        <w:t>PecaPont: Horgászhely foglaló és információ szerző webalkalmazás</w:t>
       </w:r>
     </w:p>
     <w:p>
@@ -627,27 +616,7 @@
           <w:szCs w:val="32"/>
         </w:rPr>
         <w:tab/>
-        <w:t xml:space="preserve">Dr. </w:t>
-      </w:r>
-      <w:proofErr w:type="spellStart"/>
-      <w:r>
-        <w:rPr>
-          <w:b/>
-          <w:bCs/>
-          <w:sz w:val="32"/>
-          <w:szCs w:val="32"/>
-        </w:rPr>
-        <w:t>Bilicki</w:t>
-      </w:r>
-      <w:proofErr w:type="spellEnd"/>
-      <w:r>
-        <w:rPr>
-          <w:b/>
-          <w:bCs/>
-          <w:sz w:val="32"/>
-          <w:szCs w:val="32"/>
-        </w:rPr>
-        <w:t xml:space="preserve"> Vilmos</w:t>
+        <w:t>Dr. Bilicki Vilmos</w:t>
       </w:r>
     </w:p>
     <w:p>
@@ -907,15 +876,7 @@
         <w:tab/>
       </w:r>
       <w:r>
-        <w:t xml:space="preserve">A </w:t>
-      </w:r>
-      <w:proofErr w:type="spellStart"/>
-      <w:r>
-        <w:t>PecaPont</w:t>
-      </w:r>
-      <w:proofErr w:type="spellEnd"/>
-      <w:r>
-        <w:t xml:space="preserve"> célja, hogy egy központi, könnyen használható digitális platformot biztosítson, ahol a felhasználók gyorsan hozzáférhetnek minden releváns horgászati információhoz.</w:t>
+        <w:t>A PecaPont célja, hogy egy központi, könnyen használható digitális platformot biztosítson, ahol a felhasználók gyorsan hozzáférhetnek minden releváns horgászati információhoz.</w:t>
       </w:r>
     </w:p>
     <w:p>
@@ -929,15 +890,7 @@
       </w:pPr>
       <w:r>
         <w:tab/>
-        <w:t xml:space="preserve">A feladat egy olyan webalkalmazás elkészítése </w:t>
-      </w:r>
-      <w:proofErr w:type="spellStart"/>
-      <w:r>
-        <w:t>Angular</w:t>
-      </w:r>
-      <w:proofErr w:type="spellEnd"/>
-      <w:r>
-        <w:t xml:space="preserve"> alapú keretrendszer használatával, ahol a felhasználók könnyedén elérnek minden releváns információt. Hozzáférnek vízterületek listájához, azoknak a részletes leírásával, tájékozódhatnak aktualitásokról, tudomást szerezhetnek versenyekről és megoszthatják sikereiket a közösséggel.</w:t>
+        <w:t>A feladat egy olyan webalkalmazás elkészítése Angular alapú keretrendszer használatával, ahol a felhasználók könnyedén elérnek minden releváns információt. Hozzáférnek vízterületek listájához, azoknak a részletes leírásával, tájékozódhatnak aktualitásokról, tudomást szerezhetnek versenyekről és megoszthatják sikereiket a közösséggel.</w:t>
       </w:r>
     </w:p>
     <w:p>
@@ -1031,13 +984,8 @@
         <w:ind w:left="0" w:firstLine="0"/>
         <w:jc w:val="left"/>
       </w:pPr>
-      <w:proofErr w:type="spellStart"/>
-      <w:r>
-        <w:t>PecaPont</w:t>
-      </w:r>
-      <w:proofErr w:type="spellEnd"/>
-      <w:r>
-        <w:t>: Horgászhely foglaló és információ szerző webalkalmazás</w:t>
+      <w:r>
+        <w:t>PecaPont: Horgászhely foglaló és információ szerző webalkalmazás</w:t>
       </w:r>
     </w:p>
     <w:p>
@@ -1131,23 +1079,7 @@
         <w:jc w:val="left"/>
       </w:pPr>
       <w:r>
-        <w:t xml:space="preserve">A feladat abszolválásához az </w:t>
-      </w:r>
-      <w:proofErr w:type="spellStart"/>
-      <w:r>
-        <w:t>Angular</w:t>
-      </w:r>
-      <w:proofErr w:type="spellEnd"/>
-      <w:r>
-        <w:t xml:space="preserve"> keretrendszert és </w:t>
-      </w:r>
-      <w:proofErr w:type="spellStart"/>
-      <w:r>
-        <w:t>Firebase</w:t>
-      </w:r>
-      <w:proofErr w:type="spellEnd"/>
-      <w:r>
-        <w:t xml:space="preserve"> felhő alapú szolgáltatásait használom.</w:t>
+        <w:t>A feladat abszolválásához az Angular keretrendszert és Firebase felhő alapú szolgáltatásait használom.</w:t>
       </w:r>
     </w:p>
     <w:p>
@@ -1194,47 +1126,7 @@
         <w:jc w:val="left"/>
       </w:pPr>
       <w:r>
-        <w:t xml:space="preserve">A fejlesztés Visual </w:t>
-      </w:r>
-      <w:proofErr w:type="spellStart"/>
-      <w:r>
-        <w:t>Studio</w:t>
-      </w:r>
-      <w:proofErr w:type="spellEnd"/>
-      <w:r>
-        <w:t xml:space="preserve"> </w:t>
-      </w:r>
-      <w:proofErr w:type="spellStart"/>
-      <w:r>
-        <w:t>Code-al</w:t>
-      </w:r>
-      <w:proofErr w:type="spellEnd"/>
-      <w:r>
-        <w:t xml:space="preserve"> zajlik. A munka során </w:t>
-      </w:r>
-      <w:proofErr w:type="spellStart"/>
-      <w:r>
-        <w:t>Angular</w:t>
-      </w:r>
-      <w:proofErr w:type="spellEnd"/>
-      <w:r>
-        <w:t xml:space="preserve"> keretrendszert használok </w:t>
-      </w:r>
-      <w:proofErr w:type="spellStart"/>
-      <w:r>
-        <w:t>Typescript</w:t>
-      </w:r>
-      <w:proofErr w:type="spellEnd"/>
-      <w:r>
-        <w:t xml:space="preserve">, HTML, SCSS nyelvekkel és </w:t>
-      </w:r>
-      <w:proofErr w:type="spellStart"/>
-      <w:r>
-        <w:t>Firebase</w:t>
-      </w:r>
-      <w:proofErr w:type="spellEnd"/>
-      <w:r>
-        <w:t xml:space="preserve"> felhő alapú szolgáltatásaival.</w:t>
+        <w:t>A fejlesztés Visual Studio Code-al zajlik. A munka során Angular keretrendszert használok Typescript, HTML, SCSS nyelvekkel és Firebase felhő alapú szolgáltatásaival.</w:t>
       </w:r>
     </w:p>
     <w:p>
@@ -1281,31 +1173,7 @@
         <w:jc w:val="left"/>
       </w:pPr>
       <w:r>
-        <w:t xml:space="preserve">A webalkalmazás </w:t>
-      </w:r>
-      <w:proofErr w:type="spellStart"/>
-      <w:r>
-        <w:t>Firebase</w:t>
-      </w:r>
-      <w:proofErr w:type="spellEnd"/>
-      <w:r>
-        <w:t xml:space="preserve"> </w:t>
-      </w:r>
-      <w:proofErr w:type="spellStart"/>
-      <w:r>
-        <w:t>hosting</w:t>
-      </w:r>
-      <w:proofErr w:type="spellEnd"/>
-      <w:r>
-        <w:t xml:space="preserve"> szolgáltatással elérhető az interneten, a forráskód és dokumentáció megtalálható a publikus GitHub </w:t>
-      </w:r>
-      <w:proofErr w:type="spellStart"/>
-      <w:r>
-        <w:t>repositoriban</w:t>
-      </w:r>
-      <w:proofErr w:type="spellEnd"/>
-      <w:r>
-        <w:t>.</w:t>
+        <w:t>A webalkalmazás Firebase hosting szolgáltatással elérhető az interneten, a forráskód és dokumentáció megtalálható a publikus GitHub repositoriban.</w:t>
       </w:r>
     </w:p>
     <w:p>
@@ -1366,21 +1234,8 @@
         <w:jc w:val="left"/>
       </w:pPr>
       <w:r>
-        <w:t xml:space="preserve">horgászat, tavak, horgászok, </w:t>
-      </w:r>
-      <w:proofErr w:type="spellStart"/>
-      <w:r>
-        <w:t>Angular</w:t>
-      </w:r>
-      <w:proofErr w:type="spellEnd"/>
-      <w:r>
-        <w:t xml:space="preserve">, </w:t>
-      </w:r>
-      <w:proofErr w:type="spellStart"/>
-      <w:r>
-        <w:t>Firebase</w:t>
-      </w:r>
-      <w:proofErr w:type="spellEnd"/>
+        <w:t>horgászat, tavak, horgászok, Angular, Firebase</w:t>
+      </w:r>
     </w:p>
     <w:p>
       <w:pPr>
@@ -1467,15 +1322,7 @@
         <w:tab/>
       </w:r>
       <w:r>
-        <w:t xml:space="preserve">A dolgozat célja egy olyan webalkalmazás, a </w:t>
-      </w:r>
-      <w:proofErr w:type="spellStart"/>
-      <w:r>
-        <w:t>PecaPont</w:t>
-      </w:r>
-      <w:proofErr w:type="spellEnd"/>
-      <w:r>
-        <w:t xml:space="preserve"> megtervezése és megvalósítása, amely egységes keretbe foglalja a horgászvizekkel kapcsolatos információkat, és egy központi platformot biztosít a felhasználók számára. Az alkalmazás célja, hogy lehetővé tegye a releváns adatok – például szabályok, </w:t>
+        <w:t xml:space="preserve">A dolgozat célja egy olyan webalkalmazás, a PecaPont megtervezése és megvalósítása, amely egységes keretbe foglalja a horgászvizekkel kapcsolatos információkat, és egy központi platformot biztosít a felhasználók számára. Az alkalmazás célja, hogy lehetővé tegye a releváns adatok – például szabályok, </w:t>
       </w:r>
       <w:r>
         <w:t>módszerek</w:t>
@@ -1557,15 +1404,7 @@
         <w:tab/>
       </w:r>
       <w:r>
-        <w:t xml:space="preserve">Összességében a </w:t>
-      </w:r>
-      <w:proofErr w:type="spellStart"/>
-      <w:r>
-        <w:t>PecaPont</w:t>
-      </w:r>
-      <w:proofErr w:type="spellEnd"/>
-      <w:r>
-        <w:t xml:space="preserve"> webalkalmazás egy olyan komplex megoldást kínál, amely egyesíti az információgyűjtést és a közösségi interakciókat, ezáltal hozzájárulva a horgászok számára elérhető információk minőségének javításához és könnyebb hozzáférhetőségéhez.</w:t>
+        <w:t>Összességében a PecaPont webalkalmazás egy olyan komplex megoldást kínál, amely egyesíti az információgyűjtést és a közösségi interakciókat, ezáltal hozzájárulva a horgászok számára elérhető információk minőségének javításához és könnyebb hozzáférhetőségéhez.</w:t>
       </w:r>
     </w:p>
     <w:p>
@@ -1651,15 +1490,7 @@
         <w:tab/>
       </w:r>
       <w:r>
-        <w:t xml:space="preserve">A vizsgálat során több olyan weboldalt és webalkalmazást elemeztem, amelyek működési elve vagy célja részben vagy egészben hasonlít a </w:t>
-      </w:r>
-      <w:proofErr w:type="spellStart"/>
-      <w:r>
-        <w:t>PecaPont</w:t>
-      </w:r>
-      <w:proofErr w:type="spellEnd"/>
-      <w:r>
-        <w:t xml:space="preserve"> koncepciójához. Az elemzés során figyelembe vettem az egyes rendszerek funkcionalitását, felhasználói felületét, valamint az általuk kínált szolgáltatások körét. Külön figyelmet fordítottam arra, hogy ezek az alkalmazások milyen módon kezelik a horgászvizekkel kapcsolatos információkat, illetve milyen közösségi funkciókat biztosítanak.</w:t>
+        <w:t>A vizsgálat során több olyan weboldalt és webalkalmazást elemeztem, amelyek működési elve vagy célja részben vagy egészben hasonlít a PecaPont koncepciójához. Az elemzés során figyelembe vettem az egyes rendszerek funkcionalitását, felhasználói felületét, valamint az általuk kínált szolgáltatások körét. Külön figyelmet fordítottam arra, hogy ezek az alkalmazások milyen módon kezelik a horgászvizekkel kapcsolatos információkat, illetve milyen közösségi funkciókat biztosítanak.</w:t>
       </w:r>
     </w:p>
     <w:p>
@@ -1691,20 +1522,2320 @@
         <w:tab/>
       </w:r>
       <w:r>
-        <w:t xml:space="preserve">A kutatás eredményei hozzájárultak a </w:t>
-      </w:r>
-      <w:proofErr w:type="spellStart"/>
-      <w:r>
-        <w:t>PecaPont</w:t>
-      </w:r>
-      <w:proofErr w:type="spellEnd"/>
-      <w:r>
-        <w:t xml:space="preserve"> webalkalmazás követelményeinek meghatározásához, és alapul szolgáltak a rendszer tervezése során meghozott döntésekhez. Az így nyert információk segítségével lehetőség nyílt egy olyan alkalmazás kialakítására, amely jobban illeszkedik a felhasználói igényekhez, és hatékonyabban kezeli a horgászattal kapcsolatos információkat.</w:t>
+        <w:t>A kutatás eredményei hozzájárultak a PecaPont webalkalmazás követelményeinek meghatározásához, és alapul szolgáltak a rendszer tervezése során meghozott döntésekhez. Az így nyert információk segítségével lehetőség nyílt egy olyan alkalmazás kialakítására, amely jobban illeszkedik a felhasználói igényekhez, és hatékonyabban kezeli a horgászattal kapcsolatos információkat.</w:t>
+      </w:r>
+    </w:p>
+    <w:p>
+      <w:pPr>
+        <w:spacing w:after="160" w:line="278" w:lineRule="auto"/>
+        <w:ind w:left="0" w:firstLine="0"/>
+        <w:jc w:val="left"/>
+      </w:pPr>
+      <w:r>
+        <w:br w:type="page"/>
+      </w:r>
+    </w:p>
+    <w:p>
+      <w:pPr>
+        <w:pStyle w:val="Listaszerbekezds"/>
+        <w:numPr>
+          <w:ilvl w:val="1"/>
+          <w:numId w:val="3"/>
+        </w:numPr>
+        <w:tabs>
+          <w:tab w:val="left" w:pos="567"/>
+          <w:tab w:val="left" w:pos="3757"/>
+        </w:tabs>
+        <w:spacing w:after="0" w:line="386" w:lineRule="auto"/>
+        <w:rPr>
+          <w:b/>
+          <w:bCs/>
+        </w:rPr>
+      </w:pPr>
+      <w:r>
+        <w:rPr>
+          <w:b/>
+          <w:bCs/>
+        </w:rPr>
+        <w:lastRenderedPageBreak/>
+        <w:t>Kérdőíves felmérés eredményei:</w:t>
+      </w:r>
+    </w:p>
+    <w:p>
+      <w:pPr>
+        <w:pStyle w:val="Listaszerbekezds"/>
+        <w:tabs>
+          <w:tab w:val="left" w:pos="567"/>
+          <w:tab w:val="left" w:pos="3757"/>
+        </w:tabs>
+        <w:spacing w:after="0" w:line="386" w:lineRule="auto"/>
+        <w:ind w:left="0" w:firstLine="0"/>
+      </w:pPr>
+      <w:r>
+        <w:rPr>
+          <w:b/>
+          <w:bCs/>
+        </w:rPr>
+        <w:tab/>
+      </w:r>
+      <w:r>
+        <w:t>A piackutatás részeként egy anonim kérdőíves felmérést végeztem, amelynek célja a horgászok szokásainak, információszerzési módszereinek, valamint egy lehetséges webalkalmazással kapcsolatos elvárásainak feltérképezése volt. A kérdőívet különböző online felületeken tettem közzé, így a válaszadók eltérő korosztályból és tapasztalati háttérrel rendelkeztek.</w:t>
+      </w:r>
+    </w:p>
+    <w:p>
+      <w:pPr>
+        <w:pStyle w:val="Listaszerbekezds"/>
+        <w:tabs>
+          <w:tab w:val="left" w:pos="567"/>
+          <w:tab w:val="left" w:pos="3757"/>
+        </w:tabs>
+        <w:spacing w:after="0" w:line="386" w:lineRule="auto"/>
+        <w:ind w:left="0" w:firstLine="0"/>
+      </w:pPr>
+      <w:r>
+        <w:tab/>
+      </w:r>
+      <w:r>
+        <w:t>A kitöltők többsége férfi volt, és több korcsoport is képviseltette magát, ami lehetővé tette különböző felhasználói igények vizsgálatát. A válaszadók jelentős része több éves, esetenként évtizedes horgászati tapasztalattal rendelkezik, ami arra utal, hogy a célcsoport nem kizárólag kezdő horgászokból áll. Ennek megfelelően egy ilyen alkalmazásnak a tapasztaltabb felhasználók igényeit is ki kell szolgálnia.</w:t>
+      </w:r>
+    </w:p>
+    <w:p>
+      <w:pPr>
+        <w:pStyle w:val="Listaszerbekezds"/>
+        <w:tabs>
+          <w:tab w:val="left" w:pos="567"/>
+          <w:tab w:val="left" w:pos="3757"/>
+        </w:tabs>
+        <w:spacing w:after="0" w:line="386" w:lineRule="auto"/>
+        <w:ind w:left="0" w:firstLine="0"/>
+      </w:pPr>
+      <w:r>
+        <w:rPr>
+          <w:noProof/>
+        </w:rPr>
+        <mc:AlternateContent>
+          <mc:Choice Requires="wps">
+            <w:drawing>
+              <wp:anchor distT="0" distB="0" distL="114300" distR="114300" simplePos="0" relativeHeight="251660288" behindDoc="0" locked="0" layoutInCell="1" allowOverlap="1" wp14:anchorId="57BC347B" wp14:editId="1DC9B7A8">
+                <wp:simplePos x="0" y="0"/>
+                <wp:positionH relativeFrom="column">
+                  <wp:posOffset>594360</wp:posOffset>
+                </wp:positionH>
+                <wp:positionV relativeFrom="paragraph">
+                  <wp:posOffset>4206875</wp:posOffset>
+                </wp:positionV>
+                <wp:extent cx="4572000" cy="635"/>
+                <wp:effectExtent l="0" t="0" r="0" b="0"/>
+                <wp:wrapTopAndBottom/>
+                <wp:docPr id="1858202989" name="Szövegdoboz 1"/>
+                <wp:cNvGraphicFramePr/>
+                <a:graphic xmlns:a="http://schemas.openxmlformats.org/drawingml/2006/main">
+                  <a:graphicData uri="http://schemas.microsoft.com/office/word/2010/wordprocessingShape">
+                    <wps:wsp>
+                      <wps:cNvSpPr txBox="1"/>
+                      <wps:spPr>
+                        <a:xfrm>
+                          <a:off x="0" y="0"/>
+                          <a:ext cx="4572000" cy="635"/>
+                        </a:xfrm>
+                        <a:prstGeom prst="rect">
+                          <a:avLst/>
+                        </a:prstGeom>
+                        <a:solidFill>
+                          <a:prstClr val="white"/>
+                        </a:solidFill>
+                        <a:ln>
+                          <a:noFill/>
+                        </a:ln>
+                      </wps:spPr>
+                      <wps:txbx>
+                        <w:txbxContent>
+                          <w:p>
+                            <w:pPr>
+                              <w:pStyle w:val="Kpalrs"/>
+                              <w:jc w:val="center"/>
+                              <w:rPr>
+                                <w:noProof/>
+                                <w:color w:val="000000"/>
+                              </w:rPr>
+                            </w:pPr>
+                            <w:r>
+                              <w:rPr>
+                                <w:noProof/>
+                              </w:rPr>
+                              <w:fldChar w:fldCharType="begin"/>
+                            </w:r>
+                            <w:r>
+                              <w:rPr>
+                                <w:noProof/>
+                              </w:rPr>
+                              <w:instrText xml:space="preserve"> SEQ ábra \* ARABIC </w:instrText>
+                            </w:r>
+                            <w:r>
+                              <w:rPr>
+                                <w:noProof/>
+                              </w:rPr>
+                              <w:fldChar w:fldCharType="separate"/>
+                            </w:r>
+                            <w:r>
+                              <w:rPr>
+                                <w:noProof/>
+                              </w:rPr>
+                              <w:t>1</w:t>
+                            </w:r>
+                            <w:r>
+                              <w:rPr>
+                                <w:noProof/>
+                              </w:rPr>
+                              <w:fldChar w:fldCharType="end"/>
+                            </w:r>
+                            <w:r>
+                              <w:t xml:space="preserve">. ábra </w:t>
+                            </w:r>
+                            <w:r>
+                              <w:t>a kérdőíves felmérés</w:t>
+                            </w:r>
+                            <w:r>
+                              <w:t xml:space="preserve"> eredménye információszerzés kérdéskörben.</w:t>
+                            </w:r>
+                          </w:p>
+                        </w:txbxContent>
+                      </wps:txbx>
+                      <wps:bodyPr rot="0" spcFirstLastPara="0" vertOverflow="overflow" horzOverflow="overflow" vert="horz" wrap="square" lIns="0" tIns="0" rIns="0" bIns="0" numCol="1" spcCol="0" rtlCol="0" fromWordArt="0" anchor="t" anchorCtr="0" forceAA="0" compatLnSpc="1">
+                        <a:prstTxWarp prst="textNoShape">
+                          <a:avLst/>
+                        </a:prstTxWarp>
+                        <a:spAutoFit/>
+                      </wps:bodyPr>
+                    </wps:wsp>
+                  </a:graphicData>
+                </a:graphic>
+              </wp:anchor>
+            </w:drawing>
+          </mc:Choice>
+          <mc:Fallback>
+            <w:pict>
+              <v:shapetype w14:anchorId="57BC347B" id="_x0000_t202" coordsize="21600,21600" o:spt="202" path="m,l,21600r21600,l21600,xe">
+                <v:stroke joinstyle="miter"/>
+                <v:path gradientshapeok="t" o:connecttype="rect"/>
+              </v:shapetype>
+              <v:shape id="Szövegdoboz 1" o:spid="_x0000_s1026" type="#_x0000_t202" style="position:absolute;left:0;text-align:left;margin-left:46.8pt;margin-top:331.25pt;width:5in;height:.05pt;z-index:251660288;visibility:visible;mso-wrap-style:square;mso-wrap-distance-left:9pt;mso-wrap-distance-top:0;mso-wrap-distance-right:9pt;mso-wrap-distance-bottom:0;mso-position-horizontal:absolute;mso-position-horizontal-relative:text;mso-position-vertical:absolute;mso-position-vertical-relative:text;v-text-anchor:top" o:gfxdata="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" stroked="f">
+                <v:textbox style="mso-fit-shape-to-text:t" inset="0,0,0,0">
+                  <w:txbxContent>
+                    <w:p>
+                      <w:pPr>
+                        <w:pStyle w:val="Kpalrs"/>
+                        <w:jc w:val="center"/>
+                        <w:rPr>
+                          <w:noProof/>
+                          <w:color w:val="000000"/>
+                        </w:rPr>
+                      </w:pPr>
+                      <w:r>
+                        <w:rPr>
+                          <w:noProof/>
+                        </w:rPr>
+                        <w:fldChar w:fldCharType="begin"/>
+                      </w:r>
+                      <w:r>
+                        <w:rPr>
+                          <w:noProof/>
+                        </w:rPr>
+                        <w:instrText xml:space="preserve"> SEQ ábra \* ARABIC </w:instrText>
+                      </w:r>
+                      <w:r>
+                        <w:rPr>
+                          <w:noProof/>
+                        </w:rPr>
+                        <w:fldChar w:fldCharType="separate"/>
+                      </w:r>
+                      <w:r>
+                        <w:rPr>
+                          <w:noProof/>
+                        </w:rPr>
+                        <w:t>1</w:t>
+                      </w:r>
+                      <w:r>
+                        <w:rPr>
+                          <w:noProof/>
+                        </w:rPr>
+                        <w:fldChar w:fldCharType="end"/>
+                      </w:r>
+                      <w:r>
+                        <w:t xml:space="preserve">. ábra </w:t>
+                      </w:r>
+                      <w:r>
+                        <w:t>a kérdőíves felmérés</w:t>
+                      </w:r>
+                      <w:r>
+                        <w:t xml:space="preserve"> eredménye információszerzés kérdéskörben.</w:t>
+                      </w:r>
+                    </w:p>
+                  </w:txbxContent>
+                </v:textbox>
+                <w10:wrap type="topAndBottom"/>
+              </v:shape>
+            </w:pict>
+          </mc:Fallback>
+        </mc:AlternateContent>
+      </w:r>
+      <w:r>
+        <w:rPr>
+          <w:noProof/>
+        </w:rPr>
+        <w:drawing>
+          <wp:anchor distT="0" distB="0" distL="114300" distR="114300" simplePos="0" relativeHeight="251658240" behindDoc="0" locked="0" layoutInCell="1" allowOverlap="1" wp14:anchorId="0EFBD975" wp14:editId="05D478DA">
+            <wp:simplePos x="0" y="0"/>
+            <wp:positionH relativeFrom="margin">
+              <wp:align>center</wp:align>
+            </wp:positionH>
+            <wp:positionV relativeFrom="page">
+              <wp:posOffset>5406390</wp:posOffset>
+            </wp:positionV>
+            <wp:extent cx="4572000" cy="2743200"/>
+            <wp:effectExtent l="0" t="0" r="0" b="0"/>
+            <wp:wrapTopAndBottom/>
+            <wp:docPr id="200620853" name="Diagram 1">
+              <a:extLst xmlns:a="http://schemas.openxmlformats.org/drawingml/2006/main">
+                <a:ext uri="{FF2B5EF4-FFF2-40B4-BE49-F238E27FC236}">
+                  <a16:creationId xmlns:a16="http://schemas.microsoft.com/office/drawing/2014/main" id="{2821A92E-4149-4307-33AB-7F18EF73AAD3}"/>
+                </a:ext>
+              </a:extLst>
+            </wp:docPr>
+            <wp:cNvGraphicFramePr/>
+            <a:graphic xmlns:a="http://schemas.openxmlformats.org/drawingml/2006/main">
+              <a:graphicData uri="http://schemas.openxmlformats.org/drawingml/2006/chart">
+                <c:chart xmlns:c="http://schemas.openxmlformats.org/drawingml/2006/chart" xmlns:r="http://schemas.openxmlformats.org/officeDocument/2006/relationships" r:id="rId10"/>
+              </a:graphicData>
+            </a:graphic>
+          </wp:anchor>
+        </w:drawing>
+      </w:r>
+      <w:r>
+        <w:tab/>
+      </w:r>
+      <w:r>
+        <w:t>Az információszerzési szokások vizsgálata során megállapítható volt, hogy a horgászok jelenleg több, egymástól független forrásból tájékozódnak. A leggyakoribb információforrások közé tartoznak az ismerősök ajánlásai, a közösségi média felületek, valamint az internetes keresések. Ez a gyakorlat megerősíti azt a problémát, hogy az információk szétszórtan, nem egységes formában érhetők el.</w:t>
+      </w:r>
+    </w:p>
+    <w:p>
+      <w:pPr>
+        <w:pStyle w:val="Listaszerbekezds"/>
+        <w:tabs>
+          <w:tab w:val="left" w:pos="567"/>
+          <w:tab w:val="left" w:pos="3757"/>
+        </w:tabs>
+        <w:spacing w:after="0" w:line="386" w:lineRule="auto"/>
+        <w:ind w:left="0" w:firstLine="0"/>
+      </w:pPr>
+      <w:r>
+        <w:tab/>
+      </w:r>
+    </w:p>
+    <w:p>
+      <w:pPr>
+        <w:spacing w:after="160" w:line="278" w:lineRule="auto"/>
+        <w:ind w:left="0" w:firstLine="0"/>
+        <w:jc w:val="left"/>
+      </w:pPr>
+      <w:r>
+        <w:br w:type="page"/>
+      </w:r>
+    </w:p>
+    <w:p>
+      <w:pPr>
+        <w:pStyle w:val="Listaszerbekezds"/>
+        <w:tabs>
+          <w:tab w:val="left" w:pos="567"/>
+          <w:tab w:val="left" w:pos="3757"/>
+        </w:tabs>
+        <w:spacing w:after="0" w:line="386" w:lineRule="auto"/>
+        <w:ind w:left="0" w:firstLine="0"/>
+      </w:pPr>
+      <w:r>
+        <w:rPr>
+          <w:noProof/>
+        </w:rPr>
+        <w:lastRenderedPageBreak/>
+        <mc:AlternateContent>
+          <mc:Choice Requires="wps">
+            <w:drawing>
+              <wp:anchor distT="0" distB="0" distL="114300" distR="114300" simplePos="0" relativeHeight="251663360" behindDoc="0" locked="0" layoutInCell="1" allowOverlap="1" wp14:anchorId="6414C23E" wp14:editId="67430C77">
+                <wp:simplePos x="0" y="0"/>
+                <wp:positionH relativeFrom="column">
+                  <wp:posOffset>594360</wp:posOffset>
+                </wp:positionH>
+                <wp:positionV relativeFrom="paragraph">
+                  <wp:posOffset>3928745</wp:posOffset>
+                </wp:positionV>
+                <wp:extent cx="4572000" cy="635"/>
+                <wp:effectExtent l="0" t="0" r="0" b="0"/>
+                <wp:wrapTopAndBottom/>
+                <wp:docPr id="1675833272" name="Szövegdoboz 1"/>
+                <wp:cNvGraphicFramePr/>
+                <a:graphic xmlns:a="http://schemas.openxmlformats.org/drawingml/2006/main">
+                  <a:graphicData uri="http://schemas.microsoft.com/office/word/2010/wordprocessingShape">
+                    <wps:wsp>
+                      <wps:cNvSpPr txBox="1"/>
+                      <wps:spPr>
+                        <a:xfrm>
+                          <a:off x="0" y="0"/>
+                          <a:ext cx="4572000" cy="635"/>
+                        </a:xfrm>
+                        <a:prstGeom prst="rect">
+                          <a:avLst/>
+                        </a:prstGeom>
+                        <a:solidFill>
+                          <a:prstClr val="white"/>
+                        </a:solidFill>
+                        <a:ln>
+                          <a:noFill/>
+                        </a:ln>
+                      </wps:spPr>
+                      <wps:txbx>
+                        <w:txbxContent>
+                          <w:p>
+                            <w:pPr>
+                              <w:pStyle w:val="Kpalrs"/>
+                              <w:jc w:val="center"/>
+                              <w:rPr>
+                                <w:noProof/>
+                                <w:color w:val="000000"/>
+                              </w:rPr>
+                            </w:pPr>
+                            <w:r>
+                              <w:rPr>
+                                <w:noProof/>
+                              </w:rPr>
+                              <w:fldChar w:fldCharType="begin"/>
+                            </w:r>
+                            <w:r>
+                              <w:rPr>
+                                <w:noProof/>
+                              </w:rPr>
+                              <w:instrText xml:space="preserve"> SEQ ábra \* ARABIC </w:instrText>
+                            </w:r>
+                            <w:r>
+                              <w:rPr>
+                                <w:noProof/>
+                              </w:rPr>
+                              <w:fldChar w:fldCharType="separate"/>
+                            </w:r>
+                            <w:r>
+                              <w:rPr>
+                                <w:noProof/>
+                              </w:rPr>
+                              <w:t>2</w:t>
+                            </w:r>
+                            <w:r>
+                              <w:rPr>
+                                <w:noProof/>
+                              </w:rPr>
+                              <w:fldChar w:fldCharType="end"/>
+                            </w:r>
+                            <w:r>
+                              <w:t>. ábra a kérdőíves felmérés eredménye információigény témakörben</w:t>
+                            </w:r>
+                          </w:p>
+                        </w:txbxContent>
+                      </wps:txbx>
+                      <wps:bodyPr rot="0" spcFirstLastPara="0" vertOverflow="overflow" horzOverflow="overflow" vert="horz" wrap="square" lIns="0" tIns="0" rIns="0" bIns="0" numCol="1" spcCol="0" rtlCol="0" fromWordArt="0" anchor="t" anchorCtr="0" forceAA="0" compatLnSpc="1">
+                        <a:prstTxWarp prst="textNoShape">
+                          <a:avLst/>
+                        </a:prstTxWarp>
+                        <a:spAutoFit/>
+                      </wps:bodyPr>
+                    </wps:wsp>
+                  </a:graphicData>
+                </a:graphic>
+              </wp:anchor>
+            </w:drawing>
+          </mc:Choice>
+          <mc:Fallback>
+            <w:pict>
+              <v:shape w14:anchorId="6414C23E" id="_x0000_s1027" type="#_x0000_t202" style="position:absolute;left:0;text-align:left;margin-left:46.8pt;margin-top:309.35pt;width:5in;height:.05pt;z-index:251663360;visibility:visible;mso-wrap-style:square;mso-wrap-distance-left:9pt;mso-wrap-distance-top:0;mso-wrap-distance-right:9pt;mso-wrap-distance-bottom:0;mso-position-horizontal:absolute;mso-position-horizontal-relative:text;mso-position-vertical:absolute;mso-position-vertical-relative:text;v-text-anchor:top" o:gfxdata="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" stroked="f">
+                <v:textbox style="mso-fit-shape-to-text:t" inset="0,0,0,0">
+                  <w:txbxContent>
+                    <w:p>
+                      <w:pPr>
+                        <w:pStyle w:val="Kpalrs"/>
+                        <w:jc w:val="center"/>
+                        <w:rPr>
+                          <w:noProof/>
+                          <w:color w:val="000000"/>
+                        </w:rPr>
+                      </w:pPr>
+                      <w:r>
+                        <w:rPr>
+                          <w:noProof/>
+                        </w:rPr>
+                        <w:fldChar w:fldCharType="begin"/>
+                      </w:r>
+                      <w:r>
+                        <w:rPr>
+                          <w:noProof/>
+                        </w:rPr>
+                        <w:instrText xml:space="preserve"> SEQ ábra \* ARABIC </w:instrText>
+                      </w:r>
+                      <w:r>
+                        <w:rPr>
+                          <w:noProof/>
+                        </w:rPr>
+                        <w:fldChar w:fldCharType="separate"/>
+                      </w:r>
+                      <w:r>
+                        <w:rPr>
+                          <w:noProof/>
+                        </w:rPr>
+                        <w:t>2</w:t>
+                      </w:r>
+                      <w:r>
+                        <w:rPr>
+                          <w:noProof/>
+                        </w:rPr>
+                        <w:fldChar w:fldCharType="end"/>
+                      </w:r>
+                      <w:r>
+                        <w:t>. ábra a kérdőíves felmérés eredménye információigény témakörben</w:t>
+                      </w:r>
+                    </w:p>
+                  </w:txbxContent>
+                </v:textbox>
+                <w10:wrap type="topAndBottom"/>
+              </v:shape>
+            </w:pict>
+          </mc:Fallback>
+        </mc:AlternateContent>
+      </w:r>
+      <w:r>
+        <w:rPr>
+          <w:noProof/>
+        </w:rPr>
+        <w:drawing>
+          <wp:anchor distT="0" distB="0" distL="114300" distR="114300" simplePos="0" relativeHeight="251661312" behindDoc="0" locked="0" layoutInCell="1" allowOverlap="1" wp14:anchorId="3F3C9617" wp14:editId="30C621B9">
+            <wp:simplePos x="0" y="0"/>
+            <wp:positionH relativeFrom="margin">
+              <wp:align>center</wp:align>
+            </wp:positionH>
+            <wp:positionV relativeFrom="margin">
+              <wp:posOffset>1129002</wp:posOffset>
+            </wp:positionV>
+            <wp:extent cx="4572000" cy="2743200"/>
+            <wp:effectExtent l="0" t="0" r="0" b="0"/>
+            <wp:wrapTopAndBottom/>
+            <wp:docPr id="1164909605" name="Diagram 1">
+              <a:extLst xmlns:a="http://schemas.openxmlformats.org/drawingml/2006/main">
+                <a:ext uri="{FF2B5EF4-FFF2-40B4-BE49-F238E27FC236}">
+                  <a16:creationId xmlns:a16="http://schemas.microsoft.com/office/drawing/2014/main" id="{DBEFDF74-4424-8286-5193-77C361EDB300}"/>
+                </a:ext>
+              </a:extLst>
+            </wp:docPr>
+            <wp:cNvGraphicFramePr/>
+            <a:graphic xmlns:a="http://schemas.openxmlformats.org/drawingml/2006/main">
+              <a:graphicData uri="http://schemas.openxmlformats.org/drawingml/2006/chart">
+                <c:chart xmlns:c="http://schemas.openxmlformats.org/drawingml/2006/chart" xmlns:r="http://schemas.openxmlformats.org/officeDocument/2006/relationships" r:id="rId11"/>
+              </a:graphicData>
+            </a:graphic>
+          </wp:anchor>
+        </w:drawing>
+      </w:r>
+      <w:r>
+        <w:t>A válaszok alapján a horgászok számára kiemelten fontos információk közé tartozik a halállomány, a víz jellemzői, az árak, valamint az aktuális körülmények, például az időjárás vagy a víz állapota. Ezek az adatok alapvetően befolyásolják a horgászhely kiválasztását, így egy ilyen jellegű alkalmazásban központi szerepet kell, hogy kapjanak.</w:t>
+      </w:r>
+    </w:p>
+    <w:p>
+      <w:pPr>
+        <w:pStyle w:val="Listaszerbekezds"/>
+        <w:tabs>
+          <w:tab w:val="left" w:pos="567"/>
+          <w:tab w:val="left" w:pos="3757"/>
+        </w:tabs>
+        <w:spacing w:after="0" w:line="386" w:lineRule="auto"/>
+        <w:ind w:left="0" w:firstLine="0"/>
+      </w:pPr>
+      <w:r>
+        <w:rPr>
+          <w:noProof/>
+        </w:rPr>
+        <mc:AlternateContent>
+          <mc:Choice Requires="wps">
+            <w:drawing>
+              <wp:anchor distT="0" distB="0" distL="114300" distR="114300" simplePos="0" relativeHeight="251666432" behindDoc="0" locked="0" layoutInCell="1" allowOverlap="1" wp14:anchorId="37845A19" wp14:editId="2F687384">
+                <wp:simplePos x="0" y="0"/>
+                <wp:positionH relativeFrom="column">
+                  <wp:posOffset>594360</wp:posOffset>
+                </wp:positionH>
+                <wp:positionV relativeFrom="paragraph">
+                  <wp:posOffset>6991350</wp:posOffset>
+                </wp:positionV>
+                <wp:extent cx="4572000" cy="635"/>
+                <wp:effectExtent l="0" t="0" r="0" b="0"/>
+                <wp:wrapTopAndBottom/>
+                <wp:docPr id="1979230883" name="Szövegdoboz 1"/>
+                <wp:cNvGraphicFramePr/>
+                <a:graphic xmlns:a="http://schemas.openxmlformats.org/drawingml/2006/main">
+                  <a:graphicData uri="http://schemas.microsoft.com/office/word/2010/wordprocessingShape">
+                    <wps:wsp>
+                      <wps:cNvSpPr txBox="1"/>
+                      <wps:spPr>
+                        <a:xfrm>
+                          <a:off x="0" y="0"/>
+                          <a:ext cx="4572000" cy="635"/>
+                        </a:xfrm>
+                        <a:prstGeom prst="rect">
+                          <a:avLst/>
+                        </a:prstGeom>
+                        <a:solidFill>
+                          <a:prstClr val="white"/>
+                        </a:solidFill>
+                        <a:ln>
+                          <a:noFill/>
+                        </a:ln>
+                      </wps:spPr>
+                      <wps:txbx>
+                        <w:txbxContent>
+                          <w:p>
+                            <w:pPr>
+                              <w:pStyle w:val="Kpalrs"/>
+                              <w:jc w:val="center"/>
+                              <w:rPr>
+                                <w:noProof/>
+                                <w:color w:val="000000"/>
+                              </w:rPr>
+                            </w:pPr>
+                            <w:r>
+                              <w:rPr>
+                                <w:noProof/>
+                              </w:rPr>
+                              <w:fldChar w:fldCharType="begin"/>
+                            </w:r>
+                            <w:r>
+                              <w:rPr>
+                                <w:noProof/>
+                              </w:rPr>
+                              <w:instrText xml:space="preserve"> SEQ ábra \* ARABIC </w:instrText>
+                            </w:r>
+                            <w:r>
+                              <w:rPr>
+                                <w:noProof/>
+                              </w:rPr>
+                              <w:fldChar w:fldCharType="separate"/>
+                            </w:r>
+                            <w:r>
+                              <w:rPr>
+                                <w:noProof/>
+                              </w:rPr>
+                              <w:t>3</w:t>
+                            </w:r>
+                            <w:r>
+                              <w:rPr>
+                                <w:noProof/>
+                              </w:rPr>
+                              <w:fldChar w:fldCharType="end"/>
+                            </w:r>
+                            <w:r>
+                              <w:t>. ábra a kérdőíves felmérés eredménye alkalmazás használat témakörben</w:t>
+                            </w:r>
+                          </w:p>
+                        </w:txbxContent>
+                      </wps:txbx>
+                      <wps:bodyPr rot="0" spcFirstLastPara="0" vertOverflow="overflow" horzOverflow="overflow" vert="horz" wrap="square" lIns="0" tIns="0" rIns="0" bIns="0" numCol="1" spcCol="0" rtlCol="0" fromWordArt="0" anchor="t" anchorCtr="0" forceAA="0" compatLnSpc="1">
+                        <a:prstTxWarp prst="textNoShape">
+                          <a:avLst/>
+                        </a:prstTxWarp>
+                        <a:spAutoFit/>
+                      </wps:bodyPr>
+                    </wps:wsp>
+                  </a:graphicData>
+                </a:graphic>
+              </wp:anchor>
+            </w:drawing>
+          </mc:Choice>
+          <mc:Fallback>
+            <w:pict>
+              <v:shape w14:anchorId="37845A19" id="_x0000_s1028" type="#_x0000_t202" style="position:absolute;left:0;text-align:left;margin-left:46.8pt;margin-top:550.5pt;width:5in;height:.05pt;z-index:251666432;visibility:visible;mso-wrap-style:square;mso-wrap-distance-left:9pt;mso-wrap-distance-top:0;mso-wrap-distance-right:9pt;mso-wrap-distance-bottom:0;mso-position-horizontal:absolute;mso-position-horizontal-relative:text;mso-position-vertical:absolute;mso-position-vertical-relative:text;v-text-anchor:top" o:gfxdata="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" stroked="f">
+                <v:textbox style="mso-fit-shape-to-text:t" inset="0,0,0,0">
+                  <w:txbxContent>
+                    <w:p>
+                      <w:pPr>
+                        <w:pStyle w:val="Kpalrs"/>
+                        <w:jc w:val="center"/>
+                        <w:rPr>
+                          <w:noProof/>
+                          <w:color w:val="000000"/>
+                        </w:rPr>
+                      </w:pPr>
+                      <w:r>
+                        <w:rPr>
+                          <w:noProof/>
+                        </w:rPr>
+                        <w:fldChar w:fldCharType="begin"/>
+                      </w:r>
+                      <w:r>
+                        <w:rPr>
+                          <w:noProof/>
+                        </w:rPr>
+                        <w:instrText xml:space="preserve"> SEQ ábra \* ARABIC </w:instrText>
+                      </w:r>
+                      <w:r>
+                        <w:rPr>
+                          <w:noProof/>
+                        </w:rPr>
+                        <w:fldChar w:fldCharType="separate"/>
+                      </w:r>
+                      <w:r>
+                        <w:rPr>
+                          <w:noProof/>
+                        </w:rPr>
+                        <w:t>3</w:t>
+                      </w:r>
+                      <w:r>
+                        <w:rPr>
+                          <w:noProof/>
+                        </w:rPr>
+                        <w:fldChar w:fldCharType="end"/>
+                      </w:r>
+                      <w:r>
+                        <w:t>. ábra a kérdőíves felmérés eredménye alkalmazás használat témakörben</w:t>
+                      </w:r>
+                    </w:p>
+                  </w:txbxContent>
+                </v:textbox>
+                <w10:wrap type="topAndBottom"/>
+              </v:shape>
+            </w:pict>
+          </mc:Fallback>
+        </mc:AlternateContent>
+      </w:r>
+      <w:r>
+        <w:rPr>
+          <w:noProof/>
+        </w:rPr>
+        <w:drawing>
+          <wp:anchor distT="0" distB="0" distL="114300" distR="114300" simplePos="0" relativeHeight="251664384" behindDoc="0" locked="0" layoutInCell="1" allowOverlap="1" wp14:anchorId="56053E8E" wp14:editId="432D0283">
+            <wp:simplePos x="0" y="0"/>
+            <wp:positionH relativeFrom="margin">
+              <wp:align>center</wp:align>
+            </wp:positionH>
+            <wp:positionV relativeFrom="page">
+              <wp:posOffset>6217920</wp:posOffset>
+            </wp:positionV>
+            <wp:extent cx="4572000" cy="2743200"/>
+            <wp:effectExtent l="0" t="0" r="0" b="0"/>
+            <wp:wrapTopAndBottom/>
+            <wp:docPr id="1456316466" name="Diagram 1">
+              <a:extLst xmlns:a="http://schemas.openxmlformats.org/drawingml/2006/main">
+                <a:ext uri="{FF2B5EF4-FFF2-40B4-BE49-F238E27FC236}">
+                  <a16:creationId xmlns:a16="http://schemas.microsoft.com/office/drawing/2014/main" id="{8E3230E4-D9C4-DE0C-92A7-75AE23ADABBA}"/>
+                </a:ext>
+              </a:extLst>
+            </wp:docPr>
+            <wp:cNvGraphicFramePr/>
+            <a:graphic xmlns:a="http://schemas.openxmlformats.org/drawingml/2006/main">
+              <a:graphicData uri="http://schemas.openxmlformats.org/drawingml/2006/chart">
+                <c:chart xmlns:c="http://schemas.openxmlformats.org/drawingml/2006/chart" xmlns:r="http://schemas.openxmlformats.org/officeDocument/2006/relationships" r:id="rId12"/>
+              </a:graphicData>
+            </a:graphic>
+          </wp:anchor>
+        </w:drawing>
+      </w:r>
+      <w:r>
+        <w:tab/>
+      </w:r>
+      <w:r>
+        <w:t>A jelenleg használt digitális megoldások vizsgálata során kiderült, hogy sok felhasználó nem használ kifejezetten horgászatra specializált alkalmazást, vagy több különálló platformot vesz igénybe (például időjárás-alkalmazásokat és közösségi oldalakat). Ez tovább erősíti egy egységes, több funkciót integráló rendszer iránti igényt.</w:t>
+      </w:r>
+    </w:p>
+    <w:p>
+      <w:pPr>
+        <w:pStyle w:val="Listaszerbekezds"/>
+        <w:tabs>
+          <w:tab w:val="left" w:pos="567"/>
+          <w:tab w:val="left" w:pos="3757"/>
+        </w:tabs>
+        <w:spacing w:after="0" w:line="386" w:lineRule="auto"/>
+        <w:ind w:left="0" w:firstLine="0"/>
+      </w:pPr>
+    </w:p>
+    <w:p>
+      <w:pPr>
+        <w:pStyle w:val="Listaszerbekezds"/>
+        <w:tabs>
+          <w:tab w:val="left" w:pos="567"/>
+          <w:tab w:val="left" w:pos="3757"/>
+        </w:tabs>
+        <w:spacing w:after="0" w:line="386" w:lineRule="auto"/>
+        <w:ind w:left="0" w:firstLine="0"/>
+      </w:pPr>
+      <w:r>
+        <w:lastRenderedPageBreak/>
+        <w:tab/>
+      </w:r>
+      <w:r>
+        <w:t>A válaszadók többsége pozitívan fogadta egy olyan webalkalmazás ötletét, amely egy helyen biztosítja a horgászvizekkel kapcsolatos információkat, valamint lehetőséget ad a tapasztalatok és fogások megosztására. Többen kiemelték, hogy hasznosnak tartanák a részletes tóinformációkat, a közösségi visszajelzéseket, valamint az esetleges helyfoglalási lehetőségeket is.</w:t>
+      </w:r>
+    </w:p>
+    <w:p>
+      <w:pPr>
+        <w:pStyle w:val="Listaszerbekezds"/>
+        <w:tabs>
+          <w:tab w:val="left" w:pos="567"/>
+          <w:tab w:val="left" w:pos="3757"/>
+        </w:tabs>
+        <w:spacing w:after="0" w:line="386" w:lineRule="auto"/>
+        <w:ind w:left="0" w:firstLine="0"/>
+      </w:pPr>
+      <w:r>
+        <w:tab/>
+      </w:r>
+      <w:r>
+        <w:t>A felmérés során az is megfigyelhető volt, hogy a felhasználók kerülnék a túlzott reklámokat, a félrevezető információkat és a nem átlátható, fizetős funkciókat. Ez fontos szempontként jelent meg a rendszer tervezése során.</w:t>
+      </w:r>
+    </w:p>
+    <w:p>
+      <w:pPr>
+        <w:pStyle w:val="Listaszerbekezds"/>
+        <w:tabs>
+          <w:tab w:val="left" w:pos="567"/>
+          <w:tab w:val="left" w:pos="3757"/>
+        </w:tabs>
+        <w:spacing w:after="0" w:line="386" w:lineRule="auto"/>
+        <w:ind w:left="0" w:firstLine="0"/>
+      </w:pPr>
+      <w:r>
+        <w:tab/>
+      </w:r>
+      <w:r>
+        <w:t>Összességében a kérdőív eredményei alátámasztották a PecaPont webalkalmazás létjogosultságát. A válaszok alapján egyértelmű igény mutatkozik egy olyan egységes platform iránt, amely megbízható, strukturált és könnyen hozzáférhető információkat biztosít a horgászok számára, miközben közösségi funkciókat is kínál.</w:t>
+      </w:r>
+    </w:p>
+    <w:p>
+      <w:pPr>
+        <w:pStyle w:val="Listaszerbekezds"/>
+        <w:tabs>
+          <w:tab w:val="left" w:pos="567"/>
+          <w:tab w:val="left" w:pos="3757"/>
+        </w:tabs>
+        <w:spacing w:after="0" w:line="386" w:lineRule="auto"/>
+        <w:ind w:left="0" w:firstLine="0"/>
+      </w:pPr>
+    </w:p>
+    <w:p>
+      <w:pPr>
+        <w:pStyle w:val="Listaszerbekezds"/>
+        <w:numPr>
+          <w:ilvl w:val="1"/>
+          <w:numId w:val="3"/>
+        </w:numPr>
+        <w:tabs>
+          <w:tab w:val="left" w:pos="567"/>
+          <w:tab w:val="left" w:pos="3757"/>
+        </w:tabs>
+        <w:spacing w:after="0" w:line="386" w:lineRule="auto"/>
+        <w:rPr>
+          <w:b/>
+          <w:bCs/>
+        </w:rPr>
+      </w:pPr>
+      <w:r>
+        <w:rPr>
+          <w:b/>
+          <w:bCs/>
+        </w:rPr>
+        <w:t>Potenciális versenytársak:</w:t>
+      </w:r>
+    </w:p>
+    <w:p>
+      <w:pPr>
+        <w:pStyle w:val="Listaszerbekezds"/>
+        <w:tabs>
+          <w:tab w:val="left" w:pos="567"/>
+          <w:tab w:val="left" w:pos="3757"/>
+        </w:tabs>
+        <w:spacing w:after="0" w:line="386" w:lineRule="auto"/>
+        <w:ind w:left="0" w:firstLine="0"/>
+      </w:pPr>
+      <w:r>
+        <w:tab/>
+      </w:r>
+      <w:r>
+        <w:t>A piackutatás során nemcsak a felhasználói igények feltérképezése történt meg, hanem a meglévő, hasonló célú rendszerek vizsgálata is. Bár kifejezetten a PecaPont koncepciójával teljes mértékben megegyező webalkalmazás nem található, több olyan platform létezik, amelyek részben hasonló funkciókat látnak el.</w:t>
+      </w:r>
+    </w:p>
+    <w:p>
+      <w:pPr>
+        <w:pStyle w:val="Listaszerbekezds"/>
+        <w:tabs>
+          <w:tab w:val="left" w:pos="567"/>
+          <w:tab w:val="left" w:pos="3757"/>
+        </w:tabs>
+        <w:spacing w:after="0" w:line="386" w:lineRule="auto"/>
+        <w:ind w:left="0" w:firstLine="0"/>
+      </w:pPr>
+      <w:r>
+        <w:tab/>
+      </w:r>
+      <w:r>
+        <w:t>A horgászok által leggyakrabban használt felületek közé tartoznak a közösségi média platformok, például a Facebook különböző csoportjai. Ezekben a csoportokban a felhasználók megoszthatják tapasztalataikat, fogásaikat, valamint információt kérhetnek másoktól. Előnyük a gyors információcsere és a nagy felhasználói bázis, azonban az információk gyakran rendezetlenek, nehezen visszakereshetők, és megbízhatóságuk változó.</w:t>
+      </w:r>
+    </w:p>
+    <w:p>
+      <w:pPr>
+        <w:pStyle w:val="Listaszerbekezds"/>
+        <w:tabs>
+          <w:tab w:val="left" w:pos="567"/>
+          <w:tab w:val="left" w:pos="3757"/>
+        </w:tabs>
+        <w:spacing w:after="0" w:line="386" w:lineRule="auto"/>
+        <w:ind w:left="0" w:firstLine="0"/>
+      </w:pPr>
+      <w:r>
+        <w:tab/>
+      </w:r>
+      <w:r>
+        <w:t xml:space="preserve">Léteznek továbbá kifejezetten horgászattal foglalkozó </w:t>
+      </w:r>
+      <w:r>
+        <w:t>webalkalmazások</w:t>
+      </w:r>
+      <w:r>
+        <w:t>, amelyek lehetőséget biztosítanak a fogások rögzítésére, statisztikák vezetésére, valamint közösségi funkciók használatára. Ezek az alkalmazások azonban sok esetben nem tartalmaznak részletes, helyspecifikus információkat a magyarországi horgászvizekről, illetve egyes funkcióik fizetősek.</w:t>
+      </w:r>
+    </w:p>
+    <w:p>
+      <w:pPr>
+        <w:pStyle w:val="Listaszerbekezds"/>
+        <w:tabs>
+          <w:tab w:val="left" w:pos="567"/>
+          <w:tab w:val="left" w:pos="3757"/>
+        </w:tabs>
+        <w:spacing w:after="0" w:line="386" w:lineRule="auto"/>
+        <w:ind w:left="0" w:firstLine="0"/>
+      </w:pPr>
+      <w:r>
+        <w:tab/>
+      </w:r>
+      <w:r>
+        <w:t xml:space="preserve">Emellett különböző információs weboldalak is rendelkezésre állnak, amelyek egy-egy horgászvízről szolgáltatnak adatokat, például szabályzatokat vagy árakat. Ezek az oldalak </w:t>
+      </w:r>
+      <w:r>
+        <w:lastRenderedPageBreak/>
+        <w:t>azonban általában nem egységes rendszerben működnek, és ritkán kínálnak közösségi funkciókat vagy felhasználói visszajelzéseket.</w:t>
+      </w:r>
+    </w:p>
+    <w:p>
+      <w:pPr>
+        <w:pStyle w:val="Listaszerbekezds"/>
+        <w:tabs>
+          <w:tab w:val="left" w:pos="567"/>
+          <w:tab w:val="left" w:pos="3757"/>
+        </w:tabs>
+        <w:spacing w:after="0" w:line="386" w:lineRule="auto"/>
+        <w:ind w:left="0" w:firstLine="0"/>
+      </w:pPr>
+    </w:p>
+    <w:p>
+      <w:pPr>
+        <w:pStyle w:val="Listaszerbekezds"/>
+        <w:numPr>
+          <w:ilvl w:val="1"/>
+          <w:numId w:val="3"/>
+        </w:numPr>
+        <w:tabs>
+          <w:tab w:val="left" w:pos="567"/>
+          <w:tab w:val="left" w:pos="3757"/>
+        </w:tabs>
+        <w:spacing w:after="0" w:line="386" w:lineRule="auto"/>
+        <w:jc w:val="left"/>
+        <w:rPr>
+          <w:b/>
+          <w:bCs/>
+        </w:rPr>
+      </w:pPr>
+      <w:r>
+        <w:rPr>
+          <w:b/>
+          <w:bCs/>
+        </w:rPr>
+        <w:t>Horgaszhelyek.hu</w:t>
+      </w:r>
+    </w:p>
+    <w:p>
+      <w:pPr>
+        <w:pStyle w:val="Listaszerbekezds"/>
+        <w:tabs>
+          <w:tab w:val="left" w:pos="567"/>
+          <w:tab w:val="left" w:pos="3757"/>
+        </w:tabs>
+        <w:spacing w:after="0" w:line="386" w:lineRule="auto"/>
+        <w:ind w:left="0" w:firstLine="0"/>
+        <w:jc w:val="left"/>
+      </w:pPr>
+      <w:r>
+        <w:rPr>
+          <w:b/>
+          <w:bCs/>
+        </w:rPr>
+        <w:tab/>
+      </w:r>
+      <w:r>
+        <w:t xml:space="preserve">A </w:t>
+      </w:r>
+      <w:r>
+        <w:rPr>
+          <w:rStyle w:val="whitespace-normal"/>
+        </w:rPr>
+        <w:t>Horgaszhelyek.hu</w:t>
+      </w:r>
+      <w:r>
+        <w:t xml:space="preserve"> egy országos szintű adatbázis, amelynek célja, hogy a magyarországi horgászvizeket egy helyen tegye elérhetővé és összehasonlíthatóvá. Az oldalon megtalálhatók a legfontosabb információk, például a halfajok, szabályok, szolgáltatások és árak, valamint felhasználói értékelések is.</w:t>
+      </w:r>
+    </w:p>
+    <w:p>
+      <w:pPr>
+        <w:pStyle w:val="Listaszerbekezds"/>
+        <w:tabs>
+          <w:tab w:val="left" w:pos="567"/>
+          <w:tab w:val="left" w:pos="3757"/>
+        </w:tabs>
+        <w:spacing w:after="0" w:line="386" w:lineRule="auto"/>
+        <w:ind w:left="0" w:firstLine="0"/>
+        <w:jc w:val="left"/>
+      </w:pPr>
+      <w:r>
+        <w:tab/>
+      </w:r>
+      <w:r>
+        <w:t>Az oldal egyik legnagyobb előnye, hogy strukturált formában, jól áttekinthetően biztosít információkat a különböző vízterületekről, beleértve a halfajokat, szabályokat, szolgáltatásokat és árakat. Emellett keresési és szűrési lehetőségeket is kínál, ami megkönnyíti a felhasználók számára a megfelelő horgászhely kiválasztását.</w:t>
+      </w:r>
+      <w:r>
+        <w:br/>
+      </w:r>
+      <w:r>
+        <w:tab/>
+      </w:r>
+      <w:r>
+        <w:t>Ugyanakkor az oldal kevésbé fókuszál a közösségi interakciókra, és nem biztosít valós idejű adatokat, például aktuális fogási információkat, így inkább statikus információforrásként működik.</w:t>
+      </w:r>
+    </w:p>
+    <w:p>
+      <w:pPr>
+        <w:pStyle w:val="Listaszerbekezds"/>
+        <w:tabs>
+          <w:tab w:val="left" w:pos="567"/>
+          <w:tab w:val="left" w:pos="3757"/>
+        </w:tabs>
+        <w:spacing w:after="0" w:line="386" w:lineRule="auto"/>
+        <w:ind w:left="0" w:firstLine="0"/>
+        <w:jc w:val="left"/>
+      </w:pPr>
+    </w:p>
+    <w:p>
+      <w:pPr>
+        <w:pStyle w:val="Listaszerbekezds"/>
+        <w:numPr>
+          <w:ilvl w:val="1"/>
+          <w:numId w:val="3"/>
+        </w:numPr>
+        <w:tabs>
+          <w:tab w:val="left" w:pos="567"/>
+          <w:tab w:val="left" w:pos="3757"/>
+        </w:tabs>
+        <w:spacing w:after="0" w:line="386" w:lineRule="auto"/>
+        <w:jc w:val="left"/>
+        <w:rPr>
+          <w:b/>
+          <w:bCs/>
+        </w:rPr>
+      </w:pPr>
+      <w:r>
+        <w:rPr>
+          <w:b/>
+          <w:bCs/>
+        </w:rPr>
+        <w:t>Vampire Fishing</w:t>
+      </w:r>
+    </w:p>
+    <w:p>
+      <w:pPr>
+        <w:pStyle w:val="Listaszerbekezds"/>
+        <w:tabs>
+          <w:tab w:val="left" w:pos="567"/>
+          <w:tab w:val="left" w:pos="3757"/>
+        </w:tabs>
+        <w:spacing w:after="0" w:line="386" w:lineRule="auto"/>
+        <w:ind w:left="0" w:firstLine="0"/>
+        <w:jc w:val="left"/>
+      </w:pPr>
+      <w:r>
+        <w:tab/>
+      </w:r>
+      <w:r>
+        <w:t>A Vampire Fishing Trips platform egy modernebb, technológiai megközelítést alkalmazó rendszer, amely elsősorban mobilalkalmazásként érhető el, és különböző digitális megoldásokkal támogatja a horgászokat.</w:t>
+      </w:r>
+    </w:p>
+    <w:p>
+      <w:pPr>
+        <w:pStyle w:val="Listaszerbekezds"/>
+        <w:tabs>
+          <w:tab w:val="left" w:pos="567"/>
+          <w:tab w:val="left" w:pos="3757"/>
+        </w:tabs>
+        <w:spacing w:after="0" w:line="386" w:lineRule="auto"/>
+        <w:ind w:left="0" w:firstLine="0"/>
+        <w:jc w:val="left"/>
+      </w:pPr>
+      <w:r>
+        <w:tab/>
+      </w:r>
+      <w:r>
+        <w:t>Előnye, hogy közösségi és eseményalapú funkciókat is kínál, valamint a felhasználók aktivitására épít, ami növeli az interaktivitást.</w:t>
+      </w:r>
+    </w:p>
+    <w:p>
+      <w:pPr>
+        <w:pStyle w:val="Listaszerbekezds"/>
+        <w:tabs>
+          <w:tab w:val="left" w:pos="567"/>
+          <w:tab w:val="left" w:pos="3757"/>
+        </w:tabs>
+        <w:spacing w:after="0" w:line="386" w:lineRule="auto"/>
+        <w:ind w:left="0" w:firstLine="0"/>
+        <w:jc w:val="left"/>
+      </w:pPr>
+      <w:r>
+        <w:tab/>
+        <w:t xml:space="preserve">Ellenben </w:t>
+      </w:r>
+      <w:r>
+        <w:t>a rendszer kevésbé egységes felépítésű, és nem kifejezetten egy átfogó horgászhely-adatbázisra épül, így az információk nem minden esetben strukturáltak vagy könnyen összehasonlíthatók.</w:t>
+      </w:r>
+    </w:p>
+    <w:p>
+      <w:pPr>
+        <w:pStyle w:val="Listaszerbekezds"/>
+        <w:tabs>
+          <w:tab w:val="left" w:pos="567"/>
+          <w:tab w:val="left" w:pos="3757"/>
+        </w:tabs>
+        <w:spacing w:after="0" w:line="386" w:lineRule="auto"/>
+        <w:ind w:left="0" w:firstLine="0"/>
+        <w:jc w:val="left"/>
+      </w:pPr>
+    </w:p>
+    <w:p>
+      <w:pPr>
+        <w:pStyle w:val="Listaszerbekezds"/>
+        <w:numPr>
+          <w:ilvl w:val="1"/>
+          <w:numId w:val="3"/>
+        </w:numPr>
+        <w:tabs>
+          <w:tab w:val="left" w:pos="567"/>
+          <w:tab w:val="left" w:pos="3757"/>
+        </w:tabs>
+        <w:spacing w:after="0" w:line="386" w:lineRule="auto"/>
+        <w:jc w:val="left"/>
+        <w:rPr>
+          <w:b/>
+          <w:bCs/>
+        </w:rPr>
+      </w:pPr>
+      <w:r>
+        <w:rPr>
+          <w:b/>
+          <w:bCs/>
+        </w:rPr>
+        <w:t>FishMap</w:t>
+      </w:r>
+    </w:p>
+    <w:p>
+      <w:pPr>
+        <w:pStyle w:val="Listaszerbekezds"/>
+        <w:tabs>
+          <w:tab w:val="left" w:pos="567"/>
+          <w:tab w:val="left" w:pos="3757"/>
+        </w:tabs>
+        <w:spacing w:after="0" w:line="386" w:lineRule="auto"/>
+        <w:ind w:left="0" w:firstLine="0"/>
+        <w:jc w:val="left"/>
+      </w:pPr>
+      <w:r>
+        <w:tab/>
+      </w:r>
+      <w:r>
+        <w:t>A FishMap alkalmazás egy innovatív megoldás, amely térképes megjelenítéssel és valós idejű adatokkal segíti a horgászokat.</w:t>
+      </w:r>
+    </w:p>
+    <w:p>
+      <w:pPr>
+        <w:pStyle w:val="Listaszerbekezds"/>
+        <w:tabs>
+          <w:tab w:val="left" w:pos="567"/>
+          <w:tab w:val="left" w:pos="3757"/>
+        </w:tabs>
+        <w:spacing w:after="0" w:line="386" w:lineRule="auto"/>
+        <w:ind w:left="0" w:firstLine="0"/>
+        <w:jc w:val="left"/>
+      </w:pPr>
+      <w:r>
+        <w:lastRenderedPageBreak/>
+        <w:tab/>
+      </w:r>
+      <w:r>
+        <w:t>Az alkalmazás egyik legnagyobb erőssége, hogy GPS-alapú működésének köszönhetően lehetővé teszi a fogások rögzítését és azok vizualizálását, például hőtérképek segítségével. Ez jelentősen megkönnyíti az aktív horgászhelyek azonosítását.</w:t>
+      </w:r>
+    </w:p>
+    <w:p>
+      <w:pPr>
+        <w:pStyle w:val="Listaszerbekezds"/>
+        <w:tabs>
+          <w:tab w:val="left" w:pos="567"/>
+          <w:tab w:val="left" w:pos="3757"/>
+        </w:tabs>
+        <w:spacing w:after="0" w:line="386" w:lineRule="auto"/>
+        <w:ind w:left="0" w:firstLine="0"/>
+        <w:jc w:val="left"/>
+      </w:pPr>
+      <w:r>
+        <w:tab/>
+        <w:t>A</w:t>
+      </w:r>
+      <w:r>
+        <w:t xml:space="preserve"> rendszer főként a fogási adatokra koncentrál, és kevésbé nyújt részletes, strukturált információkat a horgászvizek egyéb jellemzőiről, például szabályokról vagy árakról, továbbá elsősorban mobilalkalmazásként érhető el.</w:t>
+      </w:r>
+    </w:p>
+    <w:p>
+      <w:pPr>
+        <w:pStyle w:val="Listaszerbekezds"/>
+        <w:tabs>
+          <w:tab w:val="left" w:pos="567"/>
+          <w:tab w:val="left" w:pos="3757"/>
+        </w:tabs>
+        <w:spacing w:after="0" w:line="386" w:lineRule="auto"/>
+        <w:ind w:left="0" w:firstLine="0"/>
+        <w:jc w:val="left"/>
+      </w:pPr>
+    </w:p>
+    <w:p>
+      <w:pPr>
+        <w:pStyle w:val="Listaszerbekezds"/>
+        <w:tabs>
+          <w:tab w:val="left" w:pos="567"/>
+          <w:tab w:val="left" w:pos="3757"/>
+        </w:tabs>
+        <w:spacing w:after="0" w:line="386" w:lineRule="auto"/>
+        <w:ind w:left="0" w:firstLine="0"/>
+        <w:jc w:val="left"/>
+        <w:rPr>
+          <w:b/>
+          <w:bCs/>
+        </w:rPr>
+      </w:pPr>
+      <w:r>
+        <w:rPr>
+          <w:b/>
+          <w:bCs/>
+        </w:rPr>
+        <w:t>1.6</w:t>
+      </w:r>
+      <w:r>
+        <w:rPr>
+          <w:b/>
+          <w:bCs/>
+        </w:rPr>
+        <w:t>. Összegzés</w:t>
+      </w:r>
+    </w:p>
+    <w:p>
+      <w:pPr>
+        <w:pStyle w:val="Listaszerbekezds"/>
+        <w:tabs>
+          <w:tab w:val="left" w:pos="567"/>
+          <w:tab w:val="left" w:pos="3757"/>
+        </w:tabs>
+        <w:spacing w:after="0" w:line="386" w:lineRule="auto"/>
+        <w:ind w:left="0" w:firstLine="0"/>
+        <w:jc w:val="left"/>
+      </w:pPr>
+      <w:r>
+        <w:tab/>
+      </w:r>
+      <w:r>
+        <w:t>Összességében megállapítható, hogy a vizsgált rendszerek különböző területeken erősek, azonban egyik sem kínál teljes körű, integrált megoldást. Egyes platformok strukturált adatokat biztosítanak, míg mások a közösségi vagy valós idejű információkra helyezik a hangsúlyt. A PecaPont célja ezen megközelítések egyesítése, egy olyan egységes rendszer létrehozásával, amely egyszerre biztosít strukturált információkat, közösségi funkciókat és naprakész adatokat a felhasználók számára.</w:t>
+      </w:r>
+    </w:p>
+    <w:tbl>
+      <w:tblPr>
+        <w:tblW w:w="5364" w:type="pct"/>
+        <w:tblInd w:w="-338" w:type="dxa"/>
+        <w:tblCellMar>
+          <w:left w:w="70" w:type="dxa"/>
+          <w:right w:w="70" w:type="dxa"/>
+        </w:tblCellMar>
+        <w:tblLook w:val="04A0" w:firstRow="1" w:lastRow="0" w:firstColumn="1" w:lastColumn="0" w:noHBand="0" w:noVBand="1"/>
+      </w:tblPr>
+      <w:tblGrid>
+        <w:gridCol w:w="1912"/>
+        <w:gridCol w:w="2047"/>
+        <w:gridCol w:w="1913"/>
+        <w:gridCol w:w="1915"/>
+        <w:gridCol w:w="1913"/>
+      </w:tblGrid>
+      <w:tr>
+        <w:trPr>
+          <w:trHeight w:val="492"/>
+        </w:trPr>
+        <w:tc>
+          <w:tcPr>
+            <w:tcW w:w="986" w:type="pct"/>
+            <w:tcBorders>
+              <w:top w:val="single" w:sz="12" w:space="0" w:color="auto"/>
+              <w:left w:val="single" w:sz="12" w:space="0" w:color="auto"/>
+              <w:bottom w:val="single" w:sz="12" w:space="0" w:color="auto"/>
+              <w:right w:val="single" w:sz="12" w:space="0" w:color="auto"/>
+            </w:tcBorders>
+            <w:vAlign w:val="center"/>
+            <w:hideMark/>
+          </w:tcPr>
+          <w:p>
+            <w:pPr>
+              <w:spacing w:after="0" w:line="240" w:lineRule="auto"/>
+              <w:ind w:left="0" w:firstLine="0"/>
+              <w:jc w:val="center"/>
+              <w:rPr>
+                <w:rFonts w:ascii="Arial" w:hAnsi="Arial" w:cs="Arial"/>
+                <w:b/>
+                <w:bCs/>
+                <w:kern w:val="0"/>
+                <w:sz w:val="20"/>
+                <w:szCs w:val="20"/>
+                <w14:ligatures w14:val="none"/>
+              </w:rPr>
+            </w:pPr>
+            <w:r>
+              <w:rPr>
+                <w:rFonts w:ascii="Arial" w:hAnsi="Arial" w:cs="Arial"/>
+                <w:b/>
+                <w:bCs/>
+                <w:kern w:val="0"/>
+                <w:sz w:val="20"/>
+                <w:szCs w:val="20"/>
+                <w14:ligatures w14:val="none"/>
+              </w:rPr>
+              <w:t>Funkció</w:t>
+            </w:r>
+          </w:p>
+        </w:tc>
+        <w:tc>
+          <w:tcPr>
+            <w:tcW w:w="1055" w:type="pct"/>
+            <w:tcBorders>
+              <w:top w:val="single" w:sz="12" w:space="0" w:color="auto"/>
+              <w:left w:val="single" w:sz="12" w:space="0" w:color="auto"/>
+              <w:bottom w:val="single" w:sz="12" w:space="0" w:color="auto"/>
+              <w:right w:val="single" w:sz="12" w:space="0" w:color="auto"/>
+            </w:tcBorders>
+            <w:vAlign w:val="center"/>
+            <w:hideMark/>
+          </w:tcPr>
+          <w:p>
+            <w:pPr>
+              <w:spacing w:after="0" w:line="240" w:lineRule="auto"/>
+              <w:ind w:left="0" w:firstLine="0"/>
+              <w:jc w:val="center"/>
+              <w:rPr>
+                <w:rFonts w:ascii="Arial" w:hAnsi="Arial" w:cs="Arial"/>
+                <w:b/>
+                <w:bCs/>
+                <w:kern w:val="0"/>
+                <w:sz w:val="20"/>
+                <w:szCs w:val="20"/>
+                <w14:ligatures w14:val="none"/>
+              </w:rPr>
+            </w:pPr>
+            <w:r>
+              <w:rPr>
+                <w:rFonts w:ascii="Arial" w:hAnsi="Arial" w:cs="Arial"/>
+                <w:b/>
+                <w:bCs/>
+                <w:kern w:val="0"/>
+                <w:sz w:val="20"/>
+                <w:szCs w:val="20"/>
+                <w14:ligatures w14:val="none"/>
+              </w:rPr>
+              <w:t>Horgászhelyek,.hu</w:t>
+            </w:r>
+          </w:p>
+        </w:tc>
+        <w:tc>
+          <w:tcPr>
+            <w:tcW w:w="986" w:type="pct"/>
+            <w:tcBorders>
+              <w:top w:val="single" w:sz="12" w:space="0" w:color="auto"/>
+              <w:left w:val="single" w:sz="12" w:space="0" w:color="auto"/>
+              <w:bottom w:val="single" w:sz="12" w:space="0" w:color="auto"/>
+              <w:right w:val="single" w:sz="12" w:space="0" w:color="auto"/>
+            </w:tcBorders>
+            <w:vAlign w:val="center"/>
+            <w:hideMark/>
+          </w:tcPr>
+          <w:p>
+            <w:pPr>
+              <w:spacing w:after="0" w:line="240" w:lineRule="auto"/>
+              <w:ind w:left="0" w:firstLine="0"/>
+              <w:jc w:val="center"/>
+              <w:rPr>
+                <w:rFonts w:ascii="Arial" w:hAnsi="Arial" w:cs="Arial"/>
+                <w:b/>
+                <w:bCs/>
+                <w:kern w:val="0"/>
+                <w:sz w:val="20"/>
+                <w:szCs w:val="20"/>
+                <w14:ligatures w14:val="none"/>
+              </w:rPr>
+            </w:pPr>
+            <w:r>
+              <w:rPr>
+                <w:rFonts w:ascii="Arial" w:hAnsi="Arial" w:cs="Arial"/>
+                <w:b/>
+                <w:bCs/>
+                <w:kern w:val="0"/>
+                <w:sz w:val="20"/>
+                <w:szCs w:val="20"/>
+                <w14:ligatures w14:val="none"/>
+              </w:rPr>
+              <w:t>FishMap</w:t>
+            </w:r>
+          </w:p>
+        </w:tc>
+        <w:tc>
+          <w:tcPr>
+            <w:tcW w:w="987" w:type="pct"/>
+            <w:tcBorders>
+              <w:top w:val="single" w:sz="12" w:space="0" w:color="auto"/>
+              <w:left w:val="single" w:sz="12" w:space="0" w:color="auto"/>
+              <w:bottom w:val="single" w:sz="12" w:space="0" w:color="auto"/>
+              <w:right w:val="single" w:sz="12" w:space="0" w:color="auto"/>
+            </w:tcBorders>
+            <w:vAlign w:val="center"/>
+            <w:hideMark/>
+          </w:tcPr>
+          <w:p>
+            <w:pPr>
+              <w:spacing w:after="0" w:line="240" w:lineRule="auto"/>
+              <w:ind w:left="0" w:firstLine="0"/>
+              <w:jc w:val="center"/>
+              <w:rPr>
+                <w:rFonts w:ascii="Arial" w:hAnsi="Arial" w:cs="Arial"/>
+                <w:b/>
+                <w:bCs/>
+                <w:kern w:val="0"/>
+                <w:sz w:val="20"/>
+                <w:szCs w:val="20"/>
+                <w14:ligatures w14:val="none"/>
+              </w:rPr>
+            </w:pPr>
+            <w:r>
+              <w:rPr>
+                <w:rFonts w:ascii="Arial" w:hAnsi="Arial" w:cs="Arial"/>
+                <w:b/>
+                <w:bCs/>
+                <w:kern w:val="0"/>
+                <w:sz w:val="20"/>
+                <w:szCs w:val="20"/>
+                <w14:ligatures w14:val="none"/>
+              </w:rPr>
+              <w:t>Vampire</w:t>
+            </w:r>
+          </w:p>
+        </w:tc>
+        <w:tc>
+          <w:tcPr>
+            <w:tcW w:w="986" w:type="pct"/>
+            <w:tcBorders>
+              <w:top w:val="single" w:sz="12" w:space="0" w:color="auto"/>
+              <w:left w:val="single" w:sz="12" w:space="0" w:color="auto"/>
+              <w:bottom w:val="single" w:sz="12" w:space="0" w:color="auto"/>
+              <w:right w:val="single" w:sz="12" w:space="0" w:color="auto"/>
+            </w:tcBorders>
+            <w:vAlign w:val="center"/>
+            <w:hideMark/>
+          </w:tcPr>
+          <w:p>
+            <w:pPr>
+              <w:spacing w:after="0" w:line="240" w:lineRule="auto"/>
+              <w:ind w:left="0" w:firstLine="0"/>
+              <w:jc w:val="center"/>
+              <w:rPr>
+                <w:rFonts w:ascii="Arial" w:hAnsi="Arial" w:cs="Arial"/>
+                <w:b/>
+                <w:bCs/>
+                <w:kern w:val="0"/>
+                <w:sz w:val="20"/>
+                <w:szCs w:val="20"/>
+                <w14:ligatures w14:val="none"/>
+              </w:rPr>
+            </w:pPr>
+            <w:r>
+              <w:rPr>
+                <w:rFonts w:ascii="Arial" w:hAnsi="Arial" w:cs="Arial"/>
+                <w:b/>
+                <w:bCs/>
+                <w:kern w:val="0"/>
+                <w:sz w:val="20"/>
+                <w:szCs w:val="20"/>
+                <w14:ligatures w14:val="none"/>
+              </w:rPr>
+              <w:t>PecaPont</w:t>
+            </w:r>
+          </w:p>
+        </w:tc>
+      </w:tr>
+      <w:tr>
+        <w:trPr>
+          <w:trHeight w:val="492"/>
+        </w:trPr>
+        <w:tc>
+          <w:tcPr>
+            <w:tcW w:w="986" w:type="pct"/>
+            <w:tcBorders>
+              <w:top w:val="nil"/>
+              <w:left w:val="single" w:sz="12" w:space="0" w:color="auto"/>
+              <w:bottom w:val="single" w:sz="12" w:space="0" w:color="auto"/>
+              <w:right w:val="single" w:sz="12" w:space="0" w:color="auto"/>
+            </w:tcBorders>
+            <w:vAlign w:val="center"/>
+            <w:hideMark/>
+          </w:tcPr>
+          <w:p>
+            <w:pPr>
+              <w:spacing w:after="0" w:line="240" w:lineRule="auto"/>
+              <w:ind w:left="0" w:firstLine="0"/>
+              <w:jc w:val="center"/>
+              <w:rPr>
+                <w:rFonts w:ascii="Arial" w:hAnsi="Arial" w:cs="Arial"/>
+                <w:kern w:val="0"/>
+                <w:sz w:val="20"/>
+                <w:szCs w:val="20"/>
+                <w14:ligatures w14:val="none"/>
+              </w:rPr>
+            </w:pPr>
+            <w:r>
+              <w:rPr>
+                <w:rFonts w:ascii="Arial" w:hAnsi="Arial" w:cs="Arial"/>
+                <w:kern w:val="0"/>
+                <w:sz w:val="20"/>
+                <w:szCs w:val="20"/>
+                <w14:ligatures w14:val="none"/>
+              </w:rPr>
+              <w:t>Helyadatok</w:t>
+            </w:r>
+          </w:p>
+        </w:tc>
+        <w:tc>
+          <w:tcPr>
+            <w:tcW w:w="1055" w:type="pct"/>
+            <w:tcBorders>
+              <w:top w:val="nil"/>
+              <w:left w:val="single" w:sz="12" w:space="0" w:color="auto"/>
+              <w:bottom w:val="single" w:sz="12" w:space="0" w:color="auto"/>
+              <w:right w:val="single" w:sz="12" w:space="0" w:color="auto"/>
+            </w:tcBorders>
+            <w:vAlign w:val="center"/>
+            <w:hideMark/>
+          </w:tcPr>
+          <w:p>
+            <w:pPr>
+              <w:spacing w:after="0" w:line="240" w:lineRule="auto"/>
+              <w:ind w:left="0" w:firstLine="0"/>
+              <w:jc w:val="center"/>
+              <w:rPr>
+                <w:rFonts w:ascii="Arial" w:hAnsi="Arial" w:cs="Arial"/>
+                <w:kern w:val="0"/>
+                <w:sz w:val="20"/>
+                <w:szCs w:val="20"/>
+                <w14:ligatures w14:val="none"/>
+              </w:rPr>
+            </w:pPr>
+            <w:r>
+              <w:rPr>
+                <w:rFonts w:ascii="Arial" w:hAnsi="Arial" w:cs="Arial"/>
+                <w:kern w:val="0"/>
+                <w:sz w:val="20"/>
+                <w:szCs w:val="20"/>
+                <w14:ligatures w14:val="none"/>
+              </w:rPr>
+              <w:t>igen</w:t>
+            </w:r>
+          </w:p>
+        </w:tc>
+        <w:tc>
+          <w:tcPr>
+            <w:tcW w:w="986" w:type="pct"/>
+            <w:tcBorders>
+              <w:top w:val="single" w:sz="12" w:space="0" w:color="auto"/>
+              <w:left w:val="single" w:sz="12" w:space="0" w:color="auto"/>
+              <w:bottom w:val="single" w:sz="12" w:space="0" w:color="auto"/>
+              <w:right w:val="single" w:sz="12" w:space="0" w:color="auto"/>
+            </w:tcBorders>
+            <w:vAlign w:val="center"/>
+            <w:hideMark/>
+          </w:tcPr>
+          <w:p>
+            <w:pPr>
+              <w:spacing w:after="0" w:line="240" w:lineRule="auto"/>
+              <w:ind w:left="0" w:firstLine="0"/>
+              <w:jc w:val="center"/>
+              <w:rPr>
+                <w:rFonts w:ascii="Arial" w:hAnsi="Arial" w:cs="Arial"/>
+                <w:kern w:val="0"/>
+                <w:sz w:val="20"/>
+                <w:szCs w:val="20"/>
+                <w14:ligatures w14:val="none"/>
+              </w:rPr>
+            </w:pPr>
+            <w:r>
+              <w:rPr>
+                <w:rFonts w:ascii="Arial" w:hAnsi="Arial" w:cs="Arial"/>
+                <w:kern w:val="0"/>
+                <w:sz w:val="20"/>
+                <w:szCs w:val="20"/>
+                <w14:ligatures w14:val="none"/>
+              </w:rPr>
+              <w:t>részleges</w:t>
+            </w:r>
+          </w:p>
+        </w:tc>
+        <w:tc>
+          <w:tcPr>
+            <w:tcW w:w="987" w:type="pct"/>
+            <w:tcBorders>
+              <w:top w:val="single" w:sz="12" w:space="0" w:color="auto"/>
+              <w:left w:val="single" w:sz="12" w:space="0" w:color="auto"/>
+              <w:bottom w:val="single" w:sz="12" w:space="0" w:color="auto"/>
+              <w:right w:val="single" w:sz="12" w:space="0" w:color="auto"/>
+            </w:tcBorders>
+            <w:vAlign w:val="center"/>
+            <w:hideMark/>
+          </w:tcPr>
+          <w:p>
+            <w:pPr>
+              <w:spacing w:after="0" w:line="240" w:lineRule="auto"/>
+              <w:ind w:left="0" w:firstLine="0"/>
+              <w:jc w:val="center"/>
+              <w:rPr>
+                <w:rFonts w:ascii="Arial" w:hAnsi="Arial" w:cs="Arial"/>
+                <w:kern w:val="0"/>
+                <w:sz w:val="20"/>
+                <w:szCs w:val="20"/>
+                <w14:ligatures w14:val="none"/>
+              </w:rPr>
+            </w:pPr>
+            <w:r>
+              <w:rPr>
+                <w:rFonts w:ascii="Arial" w:hAnsi="Arial" w:cs="Arial"/>
+                <w:kern w:val="0"/>
+                <w:sz w:val="20"/>
+                <w:szCs w:val="20"/>
+                <w14:ligatures w14:val="none"/>
+              </w:rPr>
+              <w:t>részleges</w:t>
+            </w:r>
+          </w:p>
+        </w:tc>
+        <w:tc>
+          <w:tcPr>
+            <w:tcW w:w="986" w:type="pct"/>
+            <w:tcBorders>
+              <w:top w:val="single" w:sz="12" w:space="0" w:color="auto"/>
+              <w:left w:val="single" w:sz="12" w:space="0" w:color="auto"/>
+              <w:bottom w:val="single" w:sz="12" w:space="0" w:color="auto"/>
+              <w:right w:val="single" w:sz="12" w:space="0" w:color="auto"/>
+            </w:tcBorders>
+            <w:vAlign w:val="center"/>
+            <w:hideMark/>
+          </w:tcPr>
+          <w:p>
+            <w:pPr>
+              <w:spacing w:after="0" w:line="240" w:lineRule="auto"/>
+              <w:ind w:left="0" w:firstLine="0"/>
+              <w:jc w:val="center"/>
+              <w:rPr>
+                <w:rFonts w:ascii="Arial" w:hAnsi="Arial" w:cs="Arial"/>
+                <w:kern w:val="0"/>
+                <w:sz w:val="20"/>
+                <w:szCs w:val="20"/>
+                <w14:ligatures w14:val="none"/>
+              </w:rPr>
+            </w:pPr>
+            <w:r>
+              <w:rPr>
+                <w:rFonts w:ascii="Arial" w:hAnsi="Arial" w:cs="Arial"/>
+                <w:kern w:val="0"/>
+                <w:sz w:val="20"/>
+                <w:szCs w:val="20"/>
+                <w14:ligatures w14:val="none"/>
+              </w:rPr>
+              <w:t>igen</w:t>
+            </w:r>
+          </w:p>
+        </w:tc>
+      </w:tr>
+      <w:tr>
+        <w:trPr>
+          <w:trHeight w:val="492"/>
+        </w:trPr>
+        <w:tc>
+          <w:tcPr>
+            <w:tcW w:w="986" w:type="pct"/>
+            <w:tcBorders>
+              <w:top w:val="single" w:sz="12" w:space="0" w:color="auto"/>
+              <w:left w:val="single" w:sz="12" w:space="0" w:color="auto"/>
+              <w:bottom w:val="single" w:sz="12" w:space="0" w:color="auto"/>
+              <w:right w:val="single" w:sz="12" w:space="0" w:color="auto"/>
+            </w:tcBorders>
+            <w:vAlign w:val="center"/>
+            <w:hideMark/>
+          </w:tcPr>
+          <w:p>
+            <w:pPr>
+              <w:spacing w:after="0" w:line="240" w:lineRule="auto"/>
+              <w:ind w:left="0" w:firstLine="0"/>
+              <w:jc w:val="center"/>
+              <w:rPr>
+                <w:rFonts w:ascii="Arial" w:hAnsi="Arial" w:cs="Arial"/>
+                <w:kern w:val="0"/>
+                <w:sz w:val="20"/>
+                <w:szCs w:val="20"/>
+                <w14:ligatures w14:val="none"/>
+              </w:rPr>
+            </w:pPr>
+            <w:r>
+              <w:rPr>
+                <w:rFonts w:ascii="Arial" w:hAnsi="Arial" w:cs="Arial"/>
+                <w:kern w:val="0"/>
+                <w:sz w:val="20"/>
+                <w:szCs w:val="20"/>
+                <w14:ligatures w14:val="none"/>
+              </w:rPr>
+              <w:t>Valós idejű fogások</w:t>
+            </w:r>
+          </w:p>
+        </w:tc>
+        <w:tc>
+          <w:tcPr>
+            <w:tcW w:w="1055" w:type="pct"/>
+            <w:tcBorders>
+              <w:top w:val="single" w:sz="12" w:space="0" w:color="auto"/>
+              <w:left w:val="single" w:sz="12" w:space="0" w:color="auto"/>
+              <w:bottom w:val="single" w:sz="12" w:space="0" w:color="auto"/>
+              <w:right w:val="single" w:sz="12" w:space="0" w:color="auto"/>
+            </w:tcBorders>
+            <w:vAlign w:val="center"/>
+            <w:hideMark/>
+          </w:tcPr>
+          <w:p>
+            <w:pPr>
+              <w:spacing w:after="0" w:line="240" w:lineRule="auto"/>
+              <w:ind w:left="0" w:firstLine="0"/>
+              <w:jc w:val="center"/>
+              <w:rPr>
+                <w:rFonts w:ascii="Arial" w:hAnsi="Arial" w:cs="Arial"/>
+                <w:kern w:val="0"/>
+                <w:sz w:val="20"/>
+                <w:szCs w:val="20"/>
+                <w14:ligatures w14:val="none"/>
+              </w:rPr>
+            </w:pPr>
+            <w:r>
+              <w:rPr>
+                <w:rFonts w:ascii="Arial" w:hAnsi="Arial" w:cs="Arial"/>
+                <w:kern w:val="0"/>
+                <w:sz w:val="20"/>
+                <w:szCs w:val="20"/>
+                <w14:ligatures w14:val="none"/>
+              </w:rPr>
+              <w:t>nem</w:t>
+            </w:r>
+          </w:p>
+        </w:tc>
+        <w:tc>
+          <w:tcPr>
+            <w:tcW w:w="986" w:type="pct"/>
+            <w:tcBorders>
+              <w:top w:val="single" w:sz="12" w:space="0" w:color="auto"/>
+              <w:left w:val="single" w:sz="12" w:space="0" w:color="auto"/>
+              <w:bottom w:val="single" w:sz="12" w:space="0" w:color="auto"/>
+              <w:right w:val="single" w:sz="12" w:space="0" w:color="auto"/>
+            </w:tcBorders>
+            <w:vAlign w:val="center"/>
+            <w:hideMark/>
+          </w:tcPr>
+          <w:p>
+            <w:pPr>
+              <w:spacing w:after="0" w:line="240" w:lineRule="auto"/>
+              <w:ind w:left="0" w:firstLine="0"/>
+              <w:jc w:val="center"/>
+              <w:rPr>
+                <w:rFonts w:ascii="Arial" w:hAnsi="Arial" w:cs="Arial"/>
+                <w:kern w:val="0"/>
+                <w:sz w:val="20"/>
+                <w:szCs w:val="20"/>
+                <w14:ligatures w14:val="none"/>
+              </w:rPr>
+            </w:pPr>
+            <w:r>
+              <w:rPr>
+                <w:rFonts w:ascii="Arial" w:hAnsi="Arial" w:cs="Arial"/>
+                <w:kern w:val="0"/>
+                <w:sz w:val="20"/>
+                <w:szCs w:val="20"/>
+                <w14:ligatures w14:val="none"/>
+              </w:rPr>
+              <w:t>igen</w:t>
+            </w:r>
+          </w:p>
+        </w:tc>
+        <w:tc>
+          <w:tcPr>
+            <w:tcW w:w="987" w:type="pct"/>
+            <w:tcBorders>
+              <w:top w:val="single" w:sz="12" w:space="0" w:color="auto"/>
+              <w:left w:val="single" w:sz="12" w:space="0" w:color="auto"/>
+              <w:bottom w:val="single" w:sz="12" w:space="0" w:color="auto"/>
+              <w:right w:val="single" w:sz="12" w:space="0" w:color="auto"/>
+            </w:tcBorders>
+            <w:vAlign w:val="center"/>
+            <w:hideMark/>
+          </w:tcPr>
+          <w:p>
+            <w:pPr>
+              <w:spacing w:after="0" w:line="240" w:lineRule="auto"/>
+              <w:ind w:left="0" w:firstLine="0"/>
+              <w:jc w:val="center"/>
+              <w:rPr>
+                <w:rFonts w:ascii="Arial" w:hAnsi="Arial" w:cs="Arial"/>
+                <w:kern w:val="0"/>
+                <w:sz w:val="20"/>
+                <w:szCs w:val="20"/>
+                <w14:ligatures w14:val="none"/>
+              </w:rPr>
+            </w:pPr>
+            <w:r>
+              <w:rPr>
+                <w:rFonts w:ascii="Arial" w:hAnsi="Arial" w:cs="Arial"/>
+                <w:kern w:val="0"/>
+                <w:sz w:val="20"/>
+                <w:szCs w:val="20"/>
+                <w14:ligatures w14:val="none"/>
+              </w:rPr>
+              <w:t>igen</w:t>
+            </w:r>
+          </w:p>
+        </w:tc>
+        <w:tc>
+          <w:tcPr>
+            <w:tcW w:w="986" w:type="pct"/>
+            <w:tcBorders>
+              <w:top w:val="single" w:sz="12" w:space="0" w:color="auto"/>
+              <w:left w:val="single" w:sz="12" w:space="0" w:color="auto"/>
+              <w:bottom w:val="single" w:sz="12" w:space="0" w:color="auto"/>
+              <w:right w:val="single" w:sz="12" w:space="0" w:color="auto"/>
+            </w:tcBorders>
+            <w:vAlign w:val="center"/>
+            <w:hideMark/>
+          </w:tcPr>
+          <w:p>
+            <w:pPr>
+              <w:spacing w:after="0" w:line="240" w:lineRule="auto"/>
+              <w:ind w:left="0" w:firstLine="0"/>
+              <w:jc w:val="center"/>
+              <w:rPr>
+                <w:rFonts w:ascii="Arial" w:hAnsi="Arial" w:cs="Arial"/>
+                <w:kern w:val="0"/>
+                <w:sz w:val="20"/>
+                <w:szCs w:val="20"/>
+                <w14:ligatures w14:val="none"/>
+              </w:rPr>
+            </w:pPr>
+            <w:r>
+              <w:rPr>
+                <w:rFonts w:ascii="Arial" w:hAnsi="Arial" w:cs="Arial"/>
+                <w:kern w:val="0"/>
+                <w:sz w:val="20"/>
+                <w:szCs w:val="20"/>
+                <w14:ligatures w14:val="none"/>
+              </w:rPr>
+              <w:t>igen</w:t>
+            </w:r>
+          </w:p>
+        </w:tc>
+      </w:tr>
+      <w:tr>
+        <w:trPr>
+          <w:trHeight w:val="492"/>
+        </w:trPr>
+        <w:tc>
+          <w:tcPr>
+            <w:tcW w:w="986" w:type="pct"/>
+            <w:tcBorders>
+              <w:top w:val="single" w:sz="12" w:space="0" w:color="auto"/>
+              <w:left w:val="single" w:sz="12" w:space="0" w:color="auto"/>
+              <w:bottom w:val="single" w:sz="12" w:space="0" w:color="auto"/>
+              <w:right w:val="single" w:sz="12" w:space="0" w:color="auto"/>
+            </w:tcBorders>
+            <w:vAlign w:val="center"/>
+            <w:hideMark/>
+          </w:tcPr>
+          <w:p>
+            <w:pPr>
+              <w:spacing w:after="0" w:line="240" w:lineRule="auto"/>
+              <w:ind w:left="0" w:firstLine="0"/>
+              <w:jc w:val="center"/>
+              <w:rPr>
+                <w:rFonts w:ascii="Arial" w:hAnsi="Arial" w:cs="Arial"/>
+                <w:kern w:val="0"/>
+                <w:sz w:val="20"/>
+                <w:szCs w:val="20"/>
+                <w14:ligatures w14:val="none"/>
+              </w:rPr>
+            </w:pPr>
+            <w:r>
+              <w:rPr>
+                <w:rFonts w:ascii="Arial" w:hAnsi="Arial" w:cs="Arial"/>
+                <w:kern w:val="0"/>
+                <w:sz w:val="20"/>
+                <w:szCs w:val="20"/>
+                <w14:ligatures w14:val="none"/>
+              </w:rPr>
+              <w:t>Közösségi funkciók</w:t>
+            </w:r>
+          </w:p>
+        </w:tc>
+        <w:tc>
+          <w:tcPr>
+            <w:tcW w:w="1055" w:type="pct"/>
+            <w:tcBorders>
+              <w:top w:val="single" w:sz="12" w:space="0" w:color="auto"/>
+              <w:left w:val="single" w:sz="12" w:space="0" w:color="auto"/>
+              <w:bottom w:val="single" w:sz="12" w:space="0" w:color="auto"/>
+              <w:right w:val="single" w:sz="12" w:space="0" w:color="auto"/>
+            </w:tcBorders>
+            <w:vAlign w:val="center"/>
+            <w:hideMark/>
+          </w:tcPr>
+          <w:p>
+            <w:pPr>
+              <w:spacing w:after="0" w:line="240" w:lineRule="auto"/>
+              <w:ind w:left="0" w:firstLine="0"/>
+              <w:jc w:val="center"/>
+              <w:rPr>
+                <w:rFonts w:ascii="Arial" w:hAnsi="Arial" w:cs="Arial"/>
+                <w:kern w:val="0"/>
+                <w:sz w:val="20"/>
+                <w:szCs w:val="20"/>
+                <w14:ligatures w14:val="none"/>
+              </w:rPr>
+            </w:pPr>
+            <w:r>
+              <w:rPr>
+                <w:rFonts w:ascii="Arial" w:hAnsi="Arial" w:cs="Arial"/>
+                <w:kern w:val="0"/>
+                <w:sz w:val="20"/>
+                <w:szCs w:val="20"/>
+                <w14:ligatures w14:val="none"/>
+              </w:rPr>
+              <w:t>részleges</w:t>
+            </w:r>
+          </w:p>
+        </w:tc>
+        <w:tc>
+          <w:tcPr>
+            <w:tcW w:w="986" w:type="pct"/>
+            <w:tcBorders>
+              <w:top w:val="single" w:sz="12" w:space="0" w:color="auto"/>
+              <w:left w:val="single" w:sz="12" w:space="0" w:color="auto"/>
+              <w:bottom w:val="single" w:sz="12" w:space="0" w:color="auto"/>
+              <w:right w:val="single" w:sz="12" w:space="0" w:color="auto"/>
+            </w:tcBorders>
+            <w:vAlign w:val="center"/>
+            <w:hideMark/>
+          </w:tcPr>
+          <w:p>
+            <w:pPr>
+              <w:spacing w:after="0" w:line="240" w:lineRule="auto"/>
+              <w:ind w:left="0" w:firstLine="0"/>
+              <w:jc w:val="center"/>
+              <w:rPr>
+                <w:rFonts w:ascii="Arial" w:hAnsi="Arial" w:cs="Arial"/>
+                <w:kern w:val="0"/>
+                <w:sz w:val="20"/>
+                <w:szCs w:val="20"/>
+                <w14:ligatures w14:val="none"/>
+              </w:rPr>
+            </w:pPr>
+            <w:r>
+              <w:rPr>
+                <w:rFonts w:ascii="Arial" w:hAnsi="Arial" w:cs="Arial"/>
+                <w:kern w:val="0"/>
+                <w:sz w:val="20"/>
+                <w:szCs w:val="20"/>
+                <w14:ligatures w14:val="none"/>
+              </w:rPr>
+              <w:t>igen</w:t>
+            </w:r>
+          </w:p>
+        </w:tc>
+        <w:tc>
+          <w:tcPr>
+            <w:tcW w:w="987" w:type="pct"/>
+            <w:tcBorders>
+              <w:top w:val="single" w:sz="12" w:space="0" w:color="auto"/>
+              <w:left w:val="single" w:sz="12" w:space="0" w:color="auto"/>
+              <w:bottom w:val="single" w:sz="12" w:space="0" w:color="auto"/>
+              <w:right w:val="single" w:sz="12" w:space="0" w:color="auto"/>
+            </w:tcBorders>
+            <w:vAlign w:val="center"/>
+            <w:hideMark/>
+          </w:tcPr>
+          <w:p>
+            <w:pPr>
+              <w:spacing w:after="0" w:line="240" w:lineRule="auto"/>
+              <w:ind w:left="0" w:firstLine="0"/>
+              <w:jc w:val="center"/>
+              <w:rPr>
+                <w:rFonts w:ascii="Arial" w:hAnsi="Arial" w:cs="Arial"/>
+                <w:kern w:val="0"/>
+                <w:sz w:val="20"/>
+                <w:szCs w:val="20"/>
+                <w14:ligatures w14:val="none"/>
+              </w:rPr>
+            </w:pPr>
+            <w:r>
+              <w:rPr>
+                <w:rFonts w:ascii="Arial" w:hAnsi="Arial" w:cs="Arial"/>
+                <w:kern w:val="0"/>
+                <w:sz w:val="20"/>
+                <w:szCs w:val="20"/>
+                <w14:ligatures w14:val="none"/>
+              </w:rPr>
+              <w:t>igen</w:t>
+            </w:r>
+          </w:p>
+        </w:tc>
+        <w:tc>
+          <w:tcPr>
+            <w:tcW w:w="986" w:type="pct"/>
+            <w:tcBorders>
+              <w:top w:val="single" w:sz="12" w:space="0" w:color="auto"/>
+              <w:left w:val="single" w:sz="12" w:space="0" w:color="auto"/>
+              <w:bottom w:val="single" w:sz="12" w:space="0" w:color="auto"/>
+              <w:right w:val="single" w:sz="12" w:space="0" w:color="auto"/>
+            </w:tcBorders>
+            <w:vAlign w:val="center"/>
+            <w:hideMark/>
+          </w:tcPr>
+          <w:p>
+            <w:pPr>
+              <w:spacing w:after="0" w:line="240" w:lineRule="auto"/>
+              <w:ind w:left="0" w:firstLine="0"/>
+              <w:jc w:val="center"/>
+              <w:rPr>
+                <w:rFonts w:ascii="Arial" w:hAnsi="Arial" w:cs="Arial"/>
+                <w:kern w:val="0"/>
+                <w:sz w:val="20"/>
+                <w:szCs w:val="20"/>
+                <w14:ligatures w14:val="none"/>
+              </w:rPr>
+            </w:pPr>
+            <w:r>
+              <w:rPr>
+                <w:rFonts w:ascii="Arial" w:hAnsi="Arial" w:cs="Arial"/>
+                <w:kern w:val="0"/>
+                <w:sz w:val="20"/>
+                <w:szCs w:val="20"/>
+                <w14:ligatures w14:val="none"/>
+              </w:rPr>
+              <w:t>igen</w:t>
+            </w:r>
+          </w:p>
+        </w:tc>
+      </w:tr>
+      <w:tr>
+        <w:trPr>
+          <w:trHeight w:val="492"/>
+        </w:trPr>
+        <w:tc>
+          <w:tcPr>
+            <w:tcW w:w="986" w:type="pct"/>
+            <w:tcBorders>
+              <w:top w:val="single" w:sz="12" w:space="0" w:color="auto"/>
+              <w:left w:val="single" w:sz="12" w:space="0" w:color="auto"/>
+              <w:bottom w:val="single" w:sz="12" w:space="0" w:color="auto"/>
+              <w:right w:val="single" w:sz="12" w:space="0" w:color="auto"/>
+            </w:tcBorders>
+            <w:vAlign w:val="center"/>
+            <w:hideMark/>
+          </w:tcPr>
+          <w:p>
+            <w:pPr>
+              <w:spacing w:after="0" w:line="240" w:lineRule="auto"/>
+              <w:ind w:left="0" w:firstLine="0"/>
+              <w:jc w:val="center"/>
+              <w:rPr>
+                <w:rFonts w:ascii="Arial" w:hAnsi="Arial" w:cs="Arial"/>
+                <w:kern w:val="0"/>
+                <w:sz w:val="20"/>
+                <w:szCs w:val="20"/>
+                <w14:ligatures w14:val="none"/>
+              </w:rPr>
+            </w:pPr>
+            <w:r>
+              <w:rPr>
+                <w:rFonts w:ascii="Arial" w:hAnsi="Arial" w:cs="Arial"/>
+                <w:kern w:val="0"/>
+                <w:sz w:val="20"/>
+                <w:szCs w:val="20"/>
+                <w14:ligatures w14:val="none"/>
+              </w:rPr>
+              <w:t>Egységes platform</w:t>
+            </w:r>
+          </w:p>
+        </w:tc>
+        <w:tc>
+          <w:tcPr>
+            <w:tcW w:w="1055" w:type="pct"/>
+            <w:tcBorders>
+              <w:top w:val="single" w:sz="12" w:space="0" w:color="auto"/>
+              <w:left w:val="single" w:sz="12" w:space="0" w:color="auto"/>
+              <w:bottom w:val="single" w:sz="12" w:space="0" w:color="auto"/>
+              <w:right w:val="single" w:sz="12" w:space="0" w:color="auto"/>
+            </w:tcBorders>
+            <w:vAlign w:val="center"/>
+            <w:hideMark/>
+          </w:tcPr>
+          <w:p>
+            <w:pPr>
+              <w:spacing w:after="0" w:line="240" w:lineRule="auto"/>
+              <w:ind w:left="0" w:firstLine="0"/>
+              <w:jc w:val="center"/>
+              <w:rPr>
+                <w:rFonts w:ascii="Arial" w:hAnsi="Arial" w:cs="Arial"/>
+                <w:kern w:val="0"/>
+                <w:sz w:val="20"/>
+                <w:szCs w:val="20"/>
+                <w14:ligatures w14:val="none"/>
+              </w:rPr>
+            </w:pPr>
+            <w:r>
+              <w:rPr>
+                <w:rFonts w:ascii="Arial" w:hAnsi="Arial" w:cs="Arial"/>
+                <w:kern w:val="0"/>
+                <w:sz w:val="20"/>
+                <w:szCs w:val="20"/>
+                <w14:ligatures w14:val="none"/>
+              </w:rPr>
+              <w:t>részleges</w:t>
+            </w:r>
+          </w:p>
+        </w:tc>
+        <w:tc>
+          <w:tcPr>
+            <w:tcW w:w="986" w:type="pct"/>
+            <w:tcBorders>
+              <w:top w:val="single" w:sz="12" w:space="0" w:color="auto"/>
+              <w:left w:val="single" w:sz="12" w:space="0" w:color="auto"/>
+              <w:bottom w:val="single" w:sz="12" w:space="0" w:color="auto"/>
+              <w:right w:val="single" w:sz="12" w:space="0" w:color="auto"/>
+            </w:tcBorders>
+            <w:vAlign w:val="center"/>
+            <w:hideMark/>
+          </w:tcPr>
+          <w:p>
+            <w:pPr>
+              <w:spacing w:after="0" w:line="240" w:lineRule="auto"/>
+              <w:ind w:left="0" w:firstLine="0"/>
+              <w:jc w:val="center"/>
+              <w:rPr>
+                <w:rFonts w:ascii="Arial" w:hAnsi="Arial" w:cs="Arial"/>
+                <w:kern w:val="0"/>
+                <w:sz w:val="20"/>
+                <w:szCs w:val="20"/>
+                <w14:ligatures w14:val="none"/>
+              </w:rPr>
+            </w:pPr>
+            <w:r>
+              <w:rPr>
+                <w:rFonts w:ascii="Arial" w:hAnsi="Arial" w:cs="Arial"/>
+                <w:kern w:val="0"/>
+                <w:sz w:val="20"/>
+                <w:szCs w:val="20"/>
+                <w14:ligatures w14:val="none"/>
+              </w:rPr>
+              <w:t>nem</w:t>
+            </w:r>
+          </w:p>
+        </w:tc>
+        <w:tc>
+          <w:tcPr>
+            <w:tcW w:w="987" w:type="pct"/>
+            <w:tcBorders>
+              <w:top w:val="single" w:sz="12" w:space="0" w:color="auto"/>
+              <w:left w:val="single" w:sz="12" w:space="0" w:color="auto"/>
+              <w:bottom w:val="single" w:sz="12" w:space="0" w:color="auto"/>
+              <w:right w:val="single" w:sz="12" w:space="0" w:color="auto"/>
+            </w:tcBorders>
+            <w:vAlign w:val="center"/>
+            <w:hideMark/>
+          </w:tcPr>
+          <w:p>
+            <w:pPr>
+              <w:spacing w:after="0" w:line="240" w:lineRule="auto"/>
+              <w:ind w:left="0" w:firstLine="0"/>
+              <w:jc w:val="center"/>
+              <w:rPr>
+                <w:rFonts w:ascii="Arial" w:hAnsi="Arial" w:cs="Arial"/>
+                <w:kern w:val="0"/>
+                <w:sz w:val="20"/>
+                <w:szCs w:val="20"/>
+                <w14:ligatures w14:val="none"/>
+              </w:rPr>
+            </w:pPr>
+            <w:r>
+              <w:rPr>
+                <w:rFonts w:ascii="Arial" w:hAnsi="Arial" w:cs="Arial"/>
+                <w:kern w:val="0"/>
+                <w:sz w:val="20"/>
+                <w:szCs w:val="20"/>
+                <w14:ligatures w14:val="none"/>
+              </w:rPr>
+              <w:t>nem</w:t>
+            </w:r>
+          </w:p>
+        </w:tc>
+        <w:tc>
+          <w:tcPr>
+            <w:tcW w:w="986" w:type="pct"/>
+            <w:tcBorders>
+              <w:top w:val="single" w:sz="12" w:space="0" w:color="auto"/>
+              <w:left w:val="single" w:sz="12" w:space="0" w:color="auto"/>
+              <w:bottom w:val="single" w:sz="12" w:space="0" w:color="auto"/>
+              <w:right w:val="single" w:sz="12" w:space="0" w:color="auto"/>
+            </w:tcBorders>
+            <w:vAlign w:val="center"/>
+            <w:hideMark/>
+          </w:tcPr>
+          <w:p>
+            <w:pPr>
+              <w:keepNext/>
+              <w:spacing w:after="0" w:line="240" w:lineRule="auto"/>
+              <w:ind w:left="0" w:firstLine="0"/>
+              <w:jc w:val="center"/>
+              <w:rPr>
+                <w:rFonts w:ascii="Arial" w:hAnsi="Arial" w:cs="Arial"/>
+                <w:kern w:val="0"/>
+                <w:sz w:val="20"/>
+                <w:szCs w:val="20"/>
+                <w14:ligatures w14:val="none"/>
+              </w:rPr>
+            </w:pPr>
+            <w:r>
+              <w:rPr>
+                <w:rFonts w:ascii="Arial" w:hAnsi="Arial" w:cs="Arial"/>
+                <w:kern w:val="0"/>
+                <w:sz w:val="20"/>
+                <w:szCs w:val="20"/>
+                <w14:ligatures w14:val="none"/>
+              </w:rPr>
+              <w:t>igen</w:t>
+            </w:r>
+          </w:p>
+        </w:tc>
+      </w:tr>
+    </w:tbl>
+    <w:p>
+      <w:pPr>
+        <w:pStyle w:val="Kpalrs"/>
+      </w:pPr>
+      <w:r>
+        <w:fldChar w:fldCharType="begin"/>
+      </w:r>
+      <w:r>
+        <w:instrText xml:space="preserve"> SEQ ábra \* ARABIC </w:instrText>
+      </w:r>
+      <w:r>
+        <w:fldChar w:fldCharType="separate"/>
+      </w:r>
+      <w:r>
+        <w:rPr>
+          <w:noProof/>
+        </w:rPr>
+        <w:t>4</w:t>
+      </w:r>
+      <w:r>
+        <w:fldChar w:fldCharType="end"/>
+      </w:r>
+      <w:r>
+        <w:t xml:space="preserve">. ábra a </w:t>
+      </w:r>
+      <w:r>
+        <w:t>táblázat összefoglalja a vizsgált rendszerek főbb funkcióit, és összehasonlítja azokat a PecaPont webalkalmazással.</w:t>
+      </w:r>
+    </w:p>
+    <w:p>
+      <w:pPr>
+        <w:tabs>
+          <w:tab w:val="left" w:pos="567"/>
+        </w:tabs>
+      </w:pPr>
+      <w:r>
+        <w:tab/>
+      </w:r>
+      <w:r>
+        <w:tab/>
+      </w:r>
+      <w:r>
+        <w:t>A táblázat alapján jól látható, hogy a jelenlegi megoldások különböző területeken nyújtanak erős funkcionalitást, azonban egyik sem kínál teljes körű megoldást. A Horgaszhelyek.hu elsősorban strukturált helyadatokat biztosít, de nem rendelkezik valós idejű információkkal. A FishMap és a Vampire platformok támogatják a valós idejű fogások megjelenítését és a közösségi funkciókat, ugyanakkor nem biztosítanak egységes, átfogó információs rendszert. Ezzel szemben a PecaPont célja, hogy egyetlen platformon egyesítse a helyadatokat, a közösségi funkciókat és a valós idejű információkat, így komplexebb megoldást nyújtva a felhasználók számára.</w:t>
+      </w:r>
+    </w:p>
+    <w:p>
+      <w:pPr>
+        <w:spacing w:after="160" w:line="278" w:lineRule="auto"/>
+        <w:ind w:left="0" w:firstLine="0"/>
+        <w:jc w:val="left"/>
+      </w:pPr>
+      <w:r>
+        <w:br w:type="page"/>
+      </w:r>
+    </w:p>
+    <w:p>
+      <w:pPr>
+        <w:tabs>
+          <w:tab w:val="left" w:pos="567"/>
+        </w:tabs>
+        <w:jc w:val="center"/>
+        <w:rPr>
+          <w:b/>
+          <w:bCs/>
+          <w:sz w:val="28"/>
+          <w:szCs w:val="28"/>
+        </w:rPr>
+      </w:pPr>
+      <w:r>
+        <w:rPr>
+          <w:b/>
+          <w:bCs/>
+          <w:sz w:val="28"/>
+          <w:szCs w:val="28"/>
+        </w:rPr>
+        <w:lastRenderedPageBreak/>
+        <w:t>2. Funkcionális specifikáció</w:t>
       </w:r>
     </w:p>
     <w:sectPr>
-      <w:headerReference w:type="default" r:id="rId10"/>
-      <w:footerReference w:type="default" r:id="rId11"/>
+      <w:headerReference w:type="default" r:id="rId13"/>
+      <w:footerReference w:type="default" r:id="rId14"/>
       <w:pgSz w:w="11906" w:h="16838"/>
       <w:pgMar w:top="1417" w:right="1417" w:bottom="1417" w:left="1417" w:header="708" w:footer="708" w:gutter="0"/>
       <w:pgNumType w:start="1"/>
@@ -1848,13 +3979,8 @@
       <w:pStyle w:val="lfej"/>
       <w:jc w:val="center"/>
     </w:pPr>
-    <w:proofErr w:type="spellStart"/>
     <w:r>
-      <w:t>PecaPont</w:t>
-    </w:r>
-    <w:proofErr w:type="spellEnd"/>
-    <w:r>
-      <w:t>: Horgászhely foglaló és információ szerző webalkalmazás</w:t>
+      <w:t>PecaPont: Horgászhely foglaló és információ szerző webalkalmazás</w:t>
     </w:r>
   </w:p>
 </w:hdr>
@@ -1952,6 +4078,119 @@
     </w:lvl>
   </w:abstractNum>
   <w:abstractNum w:abstractNumId="1" w15:restartNumberingAfterBreak="0">
+    <w:nsid w:val="1C714552"/>
+    <w:multiLevelType w:val="multilevel"/>
+    <w:tmpl w:val="4D60E378"/>
+    <w:lvl w:ilvl="0">
+      <w:start w:val="1"/>
+      <w:numFmt w:val="decimal"/>
+      <w:lvlText w:val="%1"/>
+      <w:lvlJc w:val="left"/>
+      <w:pPr>
+        <w:ind w:left="360" w:hanging="360"/>
+      </w:pPr>
+      <w:rPr>
+        <w:rFonts w:hint="default"/>
+      </w:rPr>
+    </w:lvl>
+    <w:lvl w:ilvl="1">
+      <w:start w:val="1"/>
+      <w:numFmt w:val="decimal"/>
+      <w:lvlText w:val="%1.%2"/>
+      <w:lvlJc w:val="left"/>
+      <w:pPr>
+        <w:ind w:left="360" w:hanging="360"/>
+      </w:pPr>
+      <w:rPr>
+        <w:rFonts w:hint="default"/>
+      </w:rPr>
+    </w:lvl>
+    <w:lvl w:ilvl="2">
+      <w:start w:val="1"/>
+      <w:numFmt w:val="decimal"/>
+      <w:lvlText w:val="%1.%2.%3"/>
+      <w:lvlJc w:val="left"/>
+      <w:pPr>
+        <w:ind w:left="720" w:hanging="720"/>
+      </w:pPr>
+      <w:rPr>
+        <w:rFonts w:hint="default"/>
+      </w:rPr>
+    </w:lvl>
+    <w:lvl w:ilvl="3">
+      <w:start w:val="1"/>
+      <w:numFmt w:val="decimal"/>
+      <w:lvlText w:val="%1.%2.%3.%4"/>
+      <w:lvlJc w:val="left"/>
+      <w:pPr>
+        <w:ind w:left="720" w:hanging="720"/>
+      </w:pPr>
+      <w:rPr>
+        <w:rFonts w:hint="default"/>
+      </w:rPr>
+    </w:lvl>
+    <w:lvl w:ilvl="4">
+      <w:start w:val="1"/>
+      <w:numFmt w:val="decimal"/>
+      <w:lvlText w:val="%1.%2.%3.%4.%5"/>
+      <w:lvlJc w:val="left"/>
+      <w:pPr>
+        <w:ind w:left="1080" w:hanging="1080"/>
+      </w:pPr>
+      <w:rPr>
+        <w:rFonts w:hint="default"/>
+      </w:rPr>
+    </w:lvl>
+    <w:lvl w:ilvl="5">
+      <w:start w:val="1"/>
+      <w:numFmt w:val="decimal"/>
+      <w:lvlText w:val="%1.%2.%3.%4.%5.%6"/>
+      <w:lvlJc w:val="left"/>
+      <w:pPr>
+        <w:ind w:left="1080" w:hanging="1080"/>
+      </w:pPr>
+      <w:rPr>
+        <w:rFonts w:hint="default"/>
+      </w:rPr>
+    </w:lvl>
+    <w:lvl w:ilvl="6">
+      <w:start w:val="1"/>
+      <w:numFmt w:val="decimal"/>
+      <w:lvlText w:val="%1.%2.%3.%4.%5.%6.%7"/>
+      <w:lvlJc w:val="left"/>
+      <w:pPr>
+        <w:ind w:left="1440" w:hanging="1440"/>
+      </w:pPr>
+      <w:rPr>
+        <w:rFonts w:hint="default"/>
+      </w:rPr>
+    </w:lvl>
+    <w:lvl w:ilvl="7">
+      <w:start w:val="1"/>
+      <w:numFmt w:val="decimal"/>
+      <w:lvlText w:val="%1.%2.%3.%4.%5.%6.%7.%8"/>
+      <w:lvlJc w:val="left"/>
+      <w:pPr>
+        <w:ind w:left="1440" w:hanging="1440"/>
+      </w:pPr>
+      <w:rPr>
+        <w:rFonts w:hint="default"/>
+      </w:rPr>
+    </w:lvl>
+    <w:lvl w:ilvl="8">
+      <w:start w:val="1"/>
+      <w:numFmt w:val="decimal"/>
+      <w:lvlText w:val="%1.%2.%3.%4.%5.%6.%7.%8.%9"/>
+      <w:lvlJc w:val="left"/>
+      <w:pPr>
+        <w:ind w:left="1800" w:hanging="1800"/>
+      </w:pPr>
+      <w:rPr>
+        <w:rFonts w:hint="default"/>
+      </w:rPr>
+    </w:lvl>
+  </w:abstractNum>
+  <w:abstractNum w:abstractNumId="2" w15:restartNumberingAfterBreak="0">
     <w:nsid w:val="2451694A"/>
     <w:multiLevelType w:val="hybridMultilevel"/>
     <w:tmpl w:val="79E48E78"/>
@@ -2044,6 +4283,9 @@
     <w:abstractNumId w:val="0"/>
   </w:num>
   <w:num w:numId="2" w16cid:durableId="196431895">
+    <w:abstractNumId w:val="2"/>
+  </w:num>
+  <w:num w:numId="3" w16cid:durableId="206062998">
     <w:abstractNumId w:val="1"/>
   </w:num>
 </w:numbering>
@@ -3031,7 +5273,2648 @@
       <w:lang w:eastAsia="hu-HU"/>
     </w:rPr>
   </w:style>
+  <w:style w:type="paragraph" w:styleId="Kpalrs">
+    <w:name w:val="caption"/>
+    <w:basedOn w:val="Norml"/>
+    <w:next w:val="Norml"/>
+    <w:uiPriority w:val="35"/>
+    <w:unhideWhenUsed/>
+    <w:qFormat/>
+    <w:rsid w:val="00627F92"/>
+    <w:pPr>
+      <w:spacing w:after="200" w:line="240" w:lineRule="auto"/>
+    </w:pPr>
+    <w:rPr>
+      <w:i/>
+      <w:iCs/>
+      <w:color w:val="0E2841" w:themeColor="text2"/>
+      <w:sz w:val="18"/>
+      <w:szCs w:val="18"/>
+    </w:rPr>
+  </w:style>
+  <w:style w:type="paragraph" w:styleId="NormlWeb">
+    <w:name w:val="Normal (Web)"/>
+    <w:basedOn w:val="Norml"/>
+    <w:uiPriority w:val="99"/>
+    <w:semiHidden/>
+    <w:unhideWhenUsed/>
+    <w:rsid w:val="00A14BC7"/>
+    <w:pPr>
+      <w:spacing w:before="100" w:beforeAutospacing="1" w:after="100" w:afterAutospacing="1" w:line="240" w:lineRule="auto"/>
+      <w:ind w:left="0" w:firstLine="0"/>
+      <w:jc w:val="left"/>
+    </w:pPr>
+    <w:rPr>
+      <w:color w:val="auto"/>
+      <w:kern w:val="0"/>
+      <w14:ligatures w14:val="none"/>
+    </w:rPr>
+  </w:style>
+  <w:style w:type="character" w:customStyle="1" w:styleId="whitespace-normal">
+    <w:name w:val="whitespace-normal"/>
+    <w:basedOn w:val="Bekezdsalapbettpusa"/>
+    <w:rsid w:val="00A14BC7"/>
+  </w:style>
 </w:styles>
+</file>
+
+<file path=word/charts/chart1.xml><?xml version="1.0" encoding="utf-8"?>
+<c:chartSpace xmlns:c="http://schemas.openxmlformats.org/drawingml/2006/chart" xmlns:a="http://schemas.openxmlformats.org/drawingml/2006/main" xmlns:r="http://schemas.openxmlformats.org/officeDocument/2006/relationships" xmlns:c16r2="http://schemas.microsoft.com/office/drawing/2015/06/chart">
+  <c:date1904 val="0"/>
+  <c:lang val="hu-HU"/>
+  <c:roundedCorners val="0"/>
+  <mc:AlternateContent xmlns:mc="http://schemas.openxmlformats.org/markup-compatibility/2006">
+    <mc:Choice xmlns:c14="http://schemas.microsoft.com/office/drawing/2007/8/2/chart" Requires="c14">
+      <c14:style val="102"/>
+    </mc:Choice>
+    <mc:Fallback>
+      <c:style val="2"/>
+    </mc:Fallback>
+  </mc:AlternateContent>
+  <c:chart>
+    <c:title>
+      <c:tx>
+        <c:rich>
+          <a:bodyPr rot="0" spcFirstLastPara="1" vertOverflow="ellipsis" vert="horz" wrap="square" anchor="ctr" anchorCtr="1"/>
+          <a:lstStyle/>
+          <a:p>
+            <a:pPr>
+              <a:defRPr sz="1400" b="0" i="0" u="none" strike="noStrike" kern="1200" spc="0" baseline="0">
+                <a:solidFill>
+                  <a:schemeClr val="tx1">
+                    <a:lumMod val="65000"/>
+                    <a:lumOff val="35000"/>
+                  </a:schemeClr>
+                </a:solidFill>
+                <a:latin typeface="+mn-lt"/>
+                <a:ea typeface="+mn-ea"/>
+                <a:cs typeface="+mn-cs"/>
+              </a:defRPr>
+            </a:pPr>
+            <a:r>
+              <a:rPr lang="hu-HU" sz="1400" b="0" i="0" u="none" strike="noStrike" baseline="0"/>
+              <a:t>A horgászok információszerzési forrásai</a:t>
+            </a:r>
+            <a:endParaRPr lang="hu-HU"/>
+          </a:p>
+        </c:rich>
+      </c:tx>
+      <c:overlay val="0"/>
+      <c:spPr>
+        <a:noFill/>
+        <a:ln>
+          <a:noFill/>
+        </a:ln>
+        <a:effectLst/>
+      </c:spPr>
+      <c:txPr>
+        <a:bodyPr rot="0" spcFirstLastPara="1" vertOverflow="ellipsis" vert="horz" wrap="square" anchor="ctr" anchorCtr="1"/>
+        <a:lstStyle/>
+        <a:p>
+          <a:pPr>
+            <a:defRPr sz="1400" b="0" i="0" u="none" strike="noStrike" kern="1200" spc="0" baseline="0">
+              <a:solidFill>
+                <a:schemeClr val="tx1">
+                  <a:lumMod val="65000"/>
+                  <a:lumOff val="35000"/>
+                </a:schemeClr>
+              </a:solidFill>
+              <a:latin typeface="+mn-lt"/>
+              <a:ea typeface="+mn-ea"/>
+              <a:cs typeface="+mn-cs"/>
+            </a:defRPr>
+          </a:pPr>
+          <a:endParaRPr lang="hu-HU"/>
+        </a:p>
+      </c:txPr>
+    </c:title>
+    <c:autoTitleDeleted val="0"/>
+    <c:plotArea>
+      <c:layout/>
+      <c:barChart>
+        <c:barDir val="col"/>
+        <c:grouping val="stacked"/>
+        <c:varyColors val="0"/>
+        <c:ser>
+          <c:idx val="0"/>
+          <c:order val="0"/>
+          <c:tx>
+            <c:strRef>
+              <c:f>'A(z) 1. lapon lévő válaszok'!$B$26</c:f>
+              <c:strCache>
+                <c:ptCount val="1"/>
+                <c:pt idx="0">
+                  <c:v>Darab</c:v>
+                </c:pt>
+              </c:strCache>
+            </c:strRef>
+          </c:tx>
+          <c:spPr>
+            <a:solidFill>
+              <a:schemeClr val="accent1"/>
+            </a:solidFill>
+            <a:ln>
+              <a:noFill/>
+            </a:ln>
+            <a:effectLst/>
+          </c:spPr>
+          <c:invertIfNegative val="0"/>
+          <c:cat>
+            <c:strRef>
+              <c:f>'A(z) 1. lapon lévő válaszok'!$A$27:$A$31</c:f>
+              <c:strCache>
+                <c:ptCount val="5"/>
+                <c:pt idx="0">
+                  <c:v>Ismerősök ajánlása</c:v>
+                </c:pt>
+                <c:pt idx="1">
+                  <c:v>Közösségi média</c:v>
+                </c:pt>
+                <c:pt idx="2">
+                  <c:v>Internetes keresés</c:v>
+                </c:pt>
+                <c:pt idx="3">
+                  <c:v>Specifikus alkalmazás</c:v>
+                </c:pt>
+                <c:pt idx="4">
+                  <c:v>Egyéb</c:v>
+                </c:pt>
+              </c:strCache>
+            </c:strRef>
+          </c:cat>
+          <c:val>
+            <c:numRef>
+              <c:f>'A(z) 1. lapon lévő válaszok'!$B$27:$B$31</c:f>
+              <c:numCache>
+                <c:formatCode>General</c:formatCode>
+                <c:ptCount val="5"/>
+                <c:pt idx="0">
+                  <c:v>7</c:v>
+                </c:pt>
+                <c:pt idx="1">
+                  <c:v>6</c:v>
+                </c:pt>
+                <c:pt idx="2">
+                  <c:v>5</c:v>
+                </c:pt>
+                <c:pt idx="3">
+                  <c:v>2</c:v>
+                </c:pt>
+                <c:pt idx="4">
+                  <c:v>1</c:v>
+                </c:pt>
+              </c:numCache>
+            </c:numRef>
+          </c:val>
+          <c:extLst>
+            <c:ext xmlns:c16="http://schemas.microsoft.com/office/drawing/2014/chart" uri="{C3380CC4-5D6E-409C-BE32-E72D297353CC}">
+              <c16:uniqueId val="{00000000-4613-429E-BE61-91109B8F78AC}"/>
+            </c:ext>
+          </c:extLst>
+        </c:ser>
+        <c:dLbls>
+          <c:showLegendKey val="0"/>
+          <c:showVal val="0"/>
+          <c:showCatName val="0"/>
+          <c:showSerName val="0"/>
+          <c:showPercent val="0"/>
+          <c:showBubbleSize val="0"/>
+        </c:dLbls>
+        <c:gapWidth val="150"/>
+        <c:overlap val="100"/>
+        <c:axId val="116240047"/>
+        <c:axId val="116240527"/>
+      </c:barChart>
+      <c:catAx>
+        <c:axId val="116240047"/>
+        <c:scaling>
+          <c:orientation val="minMax"/>
+        </c:scaling>
+        <c:delete val="0"/>
+        <c:axPos val="b"/>
+        <c:numFmt formatCode="General" sourceLinked="1"/>
+        <c:majorTickMark val="none"/>
+        <c:minorTickMark val="none"/>
+        <c:tickLblPos val="nextTo"/>
+        <c:spPr>
+          <a:noFill/>
+          <a:ln w="9525" cap="flat" cmpd="sng" algn="ctr">
+            <a:solidFill>
+              <a:schemeClr val="tx1">
+                <a:lumMod val="15000"/>
+                <a:lumOff val="85000"/>
+              </a:schemeClr>
+            </a:solidFill>
+            <a:round/>
+          </a:ln>
+          <a:effectLst/>
+        </c:spPr>
+        <c:txPr>
+          <a:bodyPr rot="-60000000" spcFirstLastPara="1" vertOverflow="ellipsis" vert="horz" wrap="square" anchor="ctr" anchorCtr="1"/>
+          <a:lstStyle/>
+          <a:p>
+            <a:pPr>
+              <a:defRPr sz="900" b="0" i="0" u="none" strike="noStrike" kern="1200" baseline="0">
+                <a:solidFill>
+                  <a:schemeClr val="tx1">
+                    <a:lumMod val="65000"/>
+                    <a:lumOff val="35000"/>
+                  </a:schemeClr>
+                </a:solidFill>
+                <a:latin typeface="+mn-lt"/>
+                <a:ea typeface="+mn-ea"/>
+                <a:cs typeface="+mn-cs"/>
+              </a:defRPr>
+            </a:pPr>
+            <a:endParaRPr lang="hu-HU"/>
+          </a:p>
+        </c:txPr>
+        <c:crossAx val="116240527"/>
+        <c:crosses val="autoZero"/>
+        <c:auto val="1"/>
+        <c:lblAlgn val="ctr"/>
+        <c:lblOffset val="100"/>
+        <c:noMultiLvlLbl val="0"/>
+      </c:catAx>
+      <c:valAx>
+        <c:axId val="116240527"/>
+        <c:scaling>
+          <c:orientation val="minMax"/>
+        </c:scaling>
+        <c:delete val="0"/>
+        <c:axPos val="l"/>
+        <c:majorGridlines>
+          <c:spPr>
+            <a:ln w="9525" cap="flat" cmpd="sng" algn="ctr">
+              <a:solidFill>
+                <a:schemeClr val="tx1">
+                  <a:lumMod val="15000"/>
+                  <a:lumOff val="85000"/>
+                </a:schemeClr>
+              </a:solidFill>
+              <a:round/>
+            </a:ln>
+            <a:effectLst/>
+          </c:spPr>
+        </c:majorGridlines>
+        <c:numFmt formatCode="General" sourceLinked="1"/>
+        <c:majorTickMark val="none"/>
+        <c:minorTickMark val="none"/>
+        <c:tickLblPos val="nextTo"/>
+        <c:spPr>
+          <a:noFill/>
+          <a:ln>
+            <a:noFill/>
+          </a:ln>
+          <a:effectLst/>
+        </c:spPr>
+        <c:txPr>
+          <a:bodyPr rot="-60000000" spcFirstLastPara="1" vertOverflow="ellipsis" vert="horz" wrap="square" anchor="ctr" anchorCtr="1"/>
+          <a:lstStyle/>
+          <a:p>
+            <a:pPr>
+              <a:defRPr sz="900" b="0" i="0" u="none" strike="noStrike" kern="1200" baseline="0">
+                <a:solidFill>
+                  <a:schemeClr val="tx1">
+                    <a:lumMod val="65000"/>
+                    <a:lumOff val="35000"/>
+                  </a:schemeClr>
+                </a:solidFill>
+                <a:latin typeface="+mn-lt"/>
+                <a:ea typeface="+mn-ea"/>
+                <a:cs typeface="+mn-cs"/>
+              </a:defRPr>
+            </a:pPr>
+            <a:endParaRPr lang="hu-HU"/>
+          </a:p>
+        </c:txPr>
+        <c:crossAx val="116240047"/>
+        <c:crosses val="autoZero"/>
+        <c:crossBetween val="between"/>
+      </c:valAx>
+      <c:spPr>
+        <a:noFill/>
+        <a:ln>
+          <a:noFill/>
+        </a:ln>
+        <a:effectLst/>
+      </c:spPr>
+    </c:plotArea>
+    <c:plotVisOnly val="1"/>
+    <c:dispBlanksAs val="gap"/>
+    <c:showDLblsOverMax val="0"/>
+    <c:extLst>
+      <c:ext xmlns:c16r3="http://schemas.microsoft.com/office/drawing/2017/03/chart" uri="{56B9EC1D-385E-4148-901F-78D8002777C0}">
+        <c16r3:dataDisplayOptions16>
+          <c16r3:dispNaAsBlank val="1"/>
+        </c16r3:dataDisplayOptions16>
+      </c:ext>
+    </c:extLst>
+  </c:chart>
+  <c:spPr>
+    <a:solidFill>
+      <a:schemeClr val="bg1"/>
+    </a:solidFill>
+    <a:ln w="9525" cap="flat" cmpd="sng" algn="ctr">
+      <a:solidFill>
+        <a:schemeClr val="tx1">
+          <a:lumMod val="15000"/>
+          <a:lumOff val="85000"/>
+        </a:schemeClr>
+      </a:solidFill>
+      <a:round/>
+    </a:ln>
+    <a:effectLst/>
+  </c:spPr>
+  <c:txPr>
+    <a:bodyPr/>
+    <a:lstStyle/>
+    <a:p>
+      <a:pPr algn="just">
+        <a:defRPr/>
+      </a:pPr>
+      <a:endParaRPr lang="hu-HU"/>
+    </a:p>
+  </c:txPr>
+  <c:externalData r:id="rId3">
+    <c:autoUpdate val="0"/>
+  </c:externalData>
+</c:chartSpace>
+</file>
+
+<file path=word/charts/chart2.xml><?xml version="1.0" encoding="utf-8"?>
+<c:chartSpace xmlns:c="http://schemas.openxmlformats.org/drawingml/2006/chart" xmlns:a="http://schemas.openxmlformats.org/drawingml/2006/main" xmlns:r="http://schemas.openxmlformats.org/officeDocument/2006/relationships" xmlns:c16r2="http://schemas.microsoft.com/office/drawing/2015/06/chart">
+  <c:date1904 val="0"/>
+  <c:lang val="hu-HU"/>
+  <c:roundedCorners val="0"/>
+  <mc:AlternateContent xmlns:mc="http://schemas.openxmlformats.org/markup-compatibility/2006">
+    <mc:Choice xmlns:c14="http://schemas.microsoft.com/office/drawing/2007/8/2/chart" Requires="c14">
+      <c14:style val="102"/>
+    </mc:Choice>
+    <mc:Fallback>
+      <c:style val="2"/>
+    </mc:Fallback>
+  </mc:AlternateContent>
+  <c:chart>
+    <c:title>
+      <c:tx>
+        <c:rich>
+          <a:bodyPr rot="0" spcFirstLastPara="1" vertOverflow="ellipsis" vert="horz" wrap="square" anchor="ctr" anchorCtr="1"/>
+          <a:lstStyle/>
+          <a:p>
+            <a:pPr>
+              <a:defRPr sz="1400" b="0" i="0" u="none" strike="noStrike" kern="1200" spc="0" baseline="0">
+                <a:solidFill>
+                  <a:schemeClr val="tx1">
+                    <a:lumMod val="65000"/>
+                    <a:lumOff val="35000"/>
+                  </a:schemeClr>
+                </a:solidFill>
+                <a:latin typeface="+mn-lt"/>
+                <a:ea typeface="+mn-ea"/>
+                <a:cs typeface="+mn-cs"/>
+              </a:defRPr>
+            </a:pPr>
+            <a:r>
+              <a:rPr lang="hu-HU"/>
+              <a:t>A horgászok információ igénye a vízterület kapcsán</a:t>
+            </a:r>
+          </a:p>
+        </c:rich>
+      </c:tx>
+      <c:overlay val="0"/>
+      <c:spPr>
+        <a:noFill/>
+        <a:ln>
+          <a:noFill/>
+        </a:ln>
+        <a:effectLst/>
+      </c:spPr>
+      <c:txPr>
+        <a:bodyPr rot="0" spcFirstLastPara="1" vertOverflow="ellipsis" vert="horz" wrap="square" anchor="ctr" anchorCtr="1"/>
+        <a:lstStyle/>
+        <a:p>
+          <a:pPr>
+            <a:defRPr sz="1400" b="0" i="0" u="none" strike="noStrike" kern="1200" spc="0" baseline="0">
+              <a:solidFill>
+                <a:schemeClr val="tx1">
+                  <a:lumMod val="65000"/>
+                  <a:lumOff val="35000"/>
+                </a:schemeClr>
+              </a:solidFill>
+              <a:latin typeface="+mn-lt"/>
+              <a:ea typeface="+mn-ea"/>
+              <a:cs typeface="+mn-cs"/>
+            </a:defRPr>
+          </a:pPr>
+          <a:endParaRPr lang="hu-HU"/>
+        </a:p>
+      </c:txPr>
+    </c:title>
+    <c:autoTitleDeleted val="0"/>
+    <c:plotArea>
+      <c:layout/>
+      <c:barChart>
+        <c:barDir val="col"/>
+        <c:grouping val="stacked"/>
+        <c:varyColors val="0"/>
+        <c:ser>
+          <c:idx val="0"/>
+          <c:order val="0"/>
+          <c:tx>
+            <c:strRef>
+              <c:f>'A(z) 1. lapon lévő válaszok'!$B$44</c:f>
+              <c:strCache>
+                <c:ptCount val="1"/>
+                <c:pt idx="0">
+                  <c:v>Darab</c:v>
+                </c:pt>
+              </c:strCache>
+            </c:strRef>
+          </c:tx>
+          <c:spPr>
+            <a:solidFill>
+              <a:schemeClr val="accent1"/>
+            </a:solidFill>
+            <a:ln>
+              <a:noFill/>
+            </a:ln>
+            <a:effectLst/>
+          </c:spPr>
+          <c:invertIfNegative val="0"/>
+          <c:cat>
+            <c:strRef>
+              <c:f>'A(z) 1. lapon lévő válaszok'!$A$45:$A$50</c:f>
+              <c:strCache>
+                <c:ptCount val="6"/>
+                <c:pt idx="0">
+                  <c:v>Halállomány / halfajok</c:v>
+                </c:pt>
+                <c:pt idx="1">
+                  <c:v>Víz jellemzői</c:v>
+                </c:pt>
+                <c:pt idx="2">
+                  <c:v>Időjárás / körülmények</c:v>
+                </c:pt>
+                <c:pt idx="3">
+                  <c:v>Árak / megfizethetőség</c:v>
+                </c:pt>
+                <c:pt idx="4">
+                  <c:v>Horgászati információk</c:v>
+                </c:pt>
+                <c:pt idx="5">
+                  <c:v>Egyéb</c:v>
+                </c:pt>
+              </c:strCache>
+            </c:strRef>
+          </c:cat>
+          <c:val>
+            <c:numRef>
+              <c:f>'A(z) 1. lapon lévő válaszok'!$B$45:$B$50</c:f>
+              <c:numCache>
+                <c:formatCode>General</c:formatCode>
+                <c:ptCount val="6"/>
+                <c:pt idx="0">
+                  <c:v>12</c:v>
+                </c:pt>
+                <c:pt idx="1">
+                  <c:v>8</c:v>
+                </c:pt>
+                <c:pt idx="2">
+                  <c:v>5</c:v>
+                </c:pt>
+                <c:pt idx="3">
+                  <c:v>2</c:v>
+                </c:pt>
+                <c:pt idx="4">
+                  <c:v>5</c:v>
+                </c:pt>
+                <c:pt idx="5">
+                  <c:v>2</c:v>
+                </c:pt>
+              </c:numCache>
+            </c:numRef>
+          </c:val>
+          <c:extLst>
+            <c:ext xmlns:c16="http://schemas.microsoft.com/office/drawing/2014/chart" uri="{C3380CC4-5D6E-409C-BE32-E72D297353CC}">
+              <c16:uniqueId val="{00000000-8061-463D-B387-7F19ED586B3C}"/>
+            </c:ext>
+          </c:extLst>
+        </c:ser>
+        <c:dLbls>
+          <c:showLegendKey val="0"/>
+          <c:showVal val="0"/>
+          <c:showCatName val="0"/>
+          <c:showSerName val="0"/>
+          <c:showPercent val="0"/>
+          <c:showBubbleSize val="0"/>
+        </c:dLbls>
+        <c:gapWidth val="150"/>
+        <c:overlap val="100"/>
+        <c:axId val="1865796496"/>
+        <c:axId val="1865798416"/>
+      </c:barChart>
+      <c:catAx>
+        <c:axId val="1865796496"/>
+        <c:scaling>
+          <c:orientation val="minMax"/>
+        </c:scaling>
+        <c:delete val="0"/>
+        <c:axPos val="b"/>
+        <c:numFmt formatCode="General" sourceLinked="1"/>
+        <c:majorTickMark val="none"/>
+        <c:minorTickMark val="none"/>
+        <c:tickLblPos val="nextTo"/>
+        <c:spPr>
+          <a:noFill/>
+          <a:ln w="9525" cap="flat" cmpd="sng" algn="ctr">
+            <a:solidFill>
+              <a:schemeClr val="tx1">
+                <a:lumMod val="15000"/>
+                <a:lumOff val="85000"/>
+              </a:schemeClr>
+            </a:solidFill>
+            <a:round/>
+          </a:ln>
+          <a:effectLst/>
+        </c:spPr>
+        <c:txPr>
+          <a:bodyPr rot="-60000000" spcFirstLastPara="1" vertOverflow="ellipsis" vert="horz" wrap="square" anchor="ctr" anchorCtr="1"/>
+          <a:lstStyle/>
+          <a:p>
+            <a:pPr>
+              <a:defRPr sz="900" b="0" i="0" u="none" strike="noStrike" kern="1200" baseline="0">
+                <a:solidFill>
+                  <a:schemeClr val="tx1">
+                    <a:lumMod val="65000"/>
+                    <a:lumOff val="35000"/>
+                  </a:schemeClr>
+                </a:solidFill>
+                <a:latin typeface="+mn-lt"/>
+                <a:ea typeface="+mn-ea"/>
+                <a:cs typeface="+mn-cs"/>
+              </a:defRPr>
+            </a:pPr>
+            <a:endParaRPr lang="hu-HU"/>
+          </a:p>
+        </c:txPr>
+        <c:crossAx val="1865798416"/>
+        <c:crosses val="autoZero"/>
+        <c:auto val="1"/>
+        <c:lblAlgn val="ctr"/>
+        <c:lblOffset val="100"/>
+        <c:noMultiLvlLbl val="0"/>
+      </c:catAx>
+      <c:valAx>
+        <c:axId val="1865798416"/>
+        <c:scaling>
+          <c:orientation val="minMax"/>
+        </c:scaling>
+        <c:delete val="0"/>
+        <c:axPos val="l"/>
+        <c:majorGridlines>
+          <c:spPr>
+            <a:ln w="9525" cap="flat" cmpd="sng" algn="ctr">
+              <a:solidFill>
+                <a:schemeClr val="tx1">
+                  <a:lumMod val="15000"/>
+                  <a:lumOff val="85000"/>
+                </a:schemeClr>
+              </a:solidFill>
+              <a:round/>
+            </a:ln>
+            <a:effectLst/>
+          </c:spPr>
+        </c:majorGridlines>
+        <c:numFmt formatCode="General" sourceLinked="1"/>
+        <c:majorTickMark val="none"/>
+        <c:minorTickMark val="none"/>
+        <c:tickLblPos val="nextTo"/>
+        <c:spPr>
+          <a:noFill/>
+          <a:ln>
+            <a:noFill/>
+          </a:ln>
+          <a:effectLst/>
+        </c:spPr>
+        <c:txPr>
+          <a:bodyPr rot="-60000000" spcFirstLastPara="1" vertOverflow="ellipsis" vert="horz" wrap="square" anchor="ctr" anchorCtr="1"/>
+          <a:lstStyle/>
+          <a:p>
+            <a:pPr>
+              <a:defRPr sz="900" b="0" i="0" u="none" strike="noStrike" kern="1200" baseline="0">
+                <a:solidFill>
+                  <a:schemeClr val="tx1">
+                    <a:lumMod val="65000"/>
+                    <a:lumOff val="35000"/>
+                  </a:schemeClr>
+                </a:solidFill>
+                <a:latin typeface="+mn-lt"/>
+                <a:ea typeface="+mn-ea"/>
+                <a:cs typeface="+mn-cs"/>
+              </a:defRPr>
+            </a:pPr>
+            <a:endParaRPr lang="hu-HU"/>
+          </a:p>
+        </c:txPr>
+        <c:crossAx val="1865796496"/>
+        <c:crosses val="autoZero"/>
+        <c:crossBetween val="between"/>
+      </c:valAx>
+      <c:spPr>
+        <a:noFill/>
+        <a:ln>
+          <a:noFill/>
+        </a:ln>
+        <a:effectLst/>
+      </c:spPr>
+    </c:plotArea>
+    <c:plotVisOnly val="1"/>
+    <c:dispBlanksAs val="gap"/>
+    <c:showDLblsOverMax val="0"/>
+    <c:extLst>
+      <c:ext xmlns:c16r3="http://schemas.microsoft.com/office/drawing/2017/03/chart" uri="{56B9EC1D-385E-4148-901F-78D8002777C0}">
+        <c16r3:dataDisplayOptions16>
+          <c16r3:dispNaAsBlank val="1"/>
+        </c16r3:dataDisplayOptions16>
+      </c:ext>
+    </c:extLst>
+  </c:chart>
+  <c:spPr>
+    <a:solidFill>
+      <a:schemeClr val="bg1"/>
+    </a:solidFill>
+    <a:ln w="9525" cap="flat" cmpd="sng" algn="ctr">
+      <a:solidFill>
+        <a:schemeClr val="tx1">
+          <a:lumMod val="15000"/>
+          <a:lumOff val="85000"/>
+        </a:schemeClr>
+      </a:solidFill>
+      <a:round/>
+    </a:ln>
+    <a:effectLst/>
+  </c:spPr>
+  <c:txPr>
+    <a:bodyPr/>
+    <a:lstStyle/>
+    <a:p>
+      <a:pPr>
+        <a:defRPr/>
+      </a:pPr>
+      <a:endParaRPr lang="hu-HU"/>
+    </a:p>
+  </c:txPr>
+  <c:externalData r:id="rId3">
+    <c:autoUpdate val="0"/>
+  </c:externalData>
+</c:chartSpace>
+</file>
+
+<file path=word/charts/chart3.xml><?xml version="1.0" encoding="utf-8"?>
+<c:chartSpace xmlns:c="http://schemas.openxmlformats.org/drawingml/2006/chart" xmlns:a="http://schemas.openxmlformats.org/drawingml/2006/main" xmlns:r="http://schemas.openxmlformats.org/officeDocument/2006/relationships" xmlns:c16r2="http://schemas.microsoft.com/office/drawing/2015/06/chart">
+  <c:date1904 val="0"/>
+  <c:lang val="hu-HU"/>
+  <c:roundedCorners val="0"/>
+  <mc:AlternateContent xmlns:mc="http://schemas.openxmlformats.org/markup-compatibility/2006">
+    <mc:Choice xmlns:c14="http://schemas.microsoft.com/office/drawing/2007/8/2/chart" Requires="c14">
+      <c14:style val="102"/>
+    </mc:Choice>
+    <mc:Fallback>
+      <c:style val="2"/>
+    </mc:Fallback>
+  </mc:AlternateContent>
+  <c:chart>
+    <c:title>
+      <c:tx>
+        <c:rich>
+          <a:bodyPr rot="0" spcFirstLastPara="1" vertOverflow="ellipsis" vert="horz" wrap="square" anchor="ctr" anchorCtr="1"/>
+          <a:lstStyle/>
+          <a:p>
+            <a:pPr>
+              <a:defRPr sz="1400" b="0" i="0" u="none" strike="noStrike" kern="1200" spc="0" baseline="0">
+                <a:solidFill>
+                  <a:schemeClr val="tx1">
+                    <a:lumMod val="65000"/>
+                    <a:lumOff val="35000"/>
+                  </a:schemeClr>
+                </a:solidFill>
+                <a:latin typeface="+mn-lt"/>
+                <a:ea typeface="+mn-ea"/>
+                <a:cs typeface="+mn-cs"/>
+              </a:defRPr>
+            </a:pPr>
+            <a:r>
+              <a:rPr lang="hu-HU"/>
+              <a:t>Horgász alkalmazások használata</a:t>
+            </a:r>
+          </a:p>
+        </c:rich>
+      </c:tx>
+      <c:overlay val="0"/>
+      <c:spPr>
+        <a:noFill/>
+        <a:ln>
+          <a:noFill/>
+        </a:ln>
+        <a:effectLst/>
+      </c:spPr>
+      <c:txPr>
+        <a:bodyPr rot="0" spcFirstLastPara="1" vertOverflow="ellipsis" vert="horz" wrap="square" anchor="ctr" anchorCtr="1"/>
+        <a:lstStyle/>
+        <a:p>
+          <a:pPr>
+            <a:defRPr sz="1400" b="0" i="0" u="none" strike="noStrike" kern="1200" spc="0" baseline="0">
+              <a:solidFill>
+                <a:schemeClr val="tx1">
+                  <a:lumMod val="65000"/>
+                  <a:lumOff val="35000"/>
+                </a:schemeClr>
+              </a:solidFill>
+              <a:latin typeface="+mn-lt"/>
+              <a:ea typeface="+mn-ea"/>
+              <a:cs typeface="+mn-cs"/>
+            </a:defRPr>
+          </a:pPr>
+          <a:endParaRPr lang="hu-HU"/>
+        </a:p>
+      </c:txPr>
+    </c:title>
+    <c:autoTitleDeleted val="0"/>
+    <c:plotArea>
+      <c:layout/>
+      <c:barChart>
+        <c:barDir val="col"/>
+        <c:grouping val="stacked"/>
+        <c:varyColors val="0"/>
+        <c:ser>
+          <c:idx val="0"/>
+          <c:order val="0"/>
+          <c:tx>
+            <c:strRef>
+              <c:f>'A(z) 1. lapon lévő válaszok'!$B$60</c:f>
+              <c:strCache>
+                <c:ptCount val="1"/>
+                <c:pt idx="0">
+                  <c:v>Darab</c:v>
+                </c:pt>
+              </c:strCache>
+            </c:strRef>
+          </c:tx>
+          <c:spPr>
+            <a:solidFill>
+              <a:schemeClr val="accent1"/>
+            </a:solidFill>
+            <a:ln>
+              <a:noFill/>
+            </a:ln>
+            <a:effectLst/>
+          </c:spPr>
+          <c:invertIfNegative val="0"/>
+          <c:cat>
+            <c:strRef>
+              <c:f>'A(z) 1. lapon lévő válaszok'!$A$61:$A$63</c:f>
+              <c:strCache>
+                <c:ptCount val="3"/>
+                <c:pt idx="0">
+                  <c:v>Nem használ</c:v>
+                </c:pt>
+                <c:pt idx="1">
+                  <c:v>Több appot</c:v>
+                </c:pt>
+                <c:pt idx="2">
+                  <c:v>Egy appot</c:v>
+                </c:pt>
+              </c:strCache>
+            </c:strRef>
+          </c:cat>
+          <c:val>
+            <c:numRef>
+              <c:f>'A(z) 1. lapon lévő válaszok'!$B$61:$B$63</c:f>
+              <c:numCache>
+                <c:formatCode>General</c:formatCode>
+                <c:ptCount val="3"/>
+                <c:pt idx="0">
+                  <c:v>10</c:v>
+                </c:pt>
+                <c:pt idx="1">
+                  <c:v>8</c:v>
+                </c:pt>
+                <c:pt idx="2">
+                  <c:v>3</c:v>
+                </c:pt>
+              </c:numCache>
+            </c:numRef>
+          </c:val>
+          <c:extLst>
+            <c:ext xmlns:c16="http://schemas.microsoft.com/office/drawing/2014/chart" uri="{C3380CC4-5D6E-409C-BE32-E72D297353CC}">
+              <c16:uniqueId val="{00000000-043A-4DC2-BF8C-B4417839FAD0}"/>
+            </c:ext>
+          </c:extLst>
+        </c:ser>
+        <c:dLbls>
+          <c:showLegendKey val="0"/>
+          <c:showVal val="0"/>
+          <c:showCatName val="0"/>
+          <c:showSerName val="0"/>
+          <c:showPercent val="0"/>
+          <c:showBubbleSize val="0"/>
+        </c:dLbls>
+        <c:gapWidth val="150"/>
+        <c:overlap val="100"/>
+        <c:axId val="1812426112"/>
+        <c:axId val="1812427072"/>
+      </c:barChart>
+      <c:catAx>
+        <c:axId val="1812426112"/>
+        <c:scaling>
+          <c:orientation val="minMax"/>
+        </c:scaling>
+        <c:delete val="0"/>
+        <c:axPos val="b"/>
+        <c:numFmt formatCode="General" sourceLinked="1"/>
+        <c:majorTickMark val="none"/>
+        <c:minorTickMark val="none"/>
+        <c:tickLblPos val="nextTo"/>
+        <c:spPr>
+          <a:noFill/>
+          <a:ln w="9525" cap="flat" cmpd="sng" algn="ctr">
+            <a:solidFill>
+              <a:schemeClr val="tx1">
+                <a:lumMod val="15000"/>
+                <a:lumOff val="85000"/>
+              </a:schemeClr>
+            </a:solidFill>
+            <a:round/>
+          </a:ln>
+          <a:effectLst/>
+        </c:spPr>
+        <c:txPr>
+          <a:bodyPr rot="-60000000" spcFirstLastPara="1" vertOverflow="ellipsis" vert="horz" wrap="square" anchor="ctr" anchorCtr="1"/>
+          <a:lstStyle/>
+          <a:p>
+            <a:pPr>
+              <a:defRPr sz="900" b="0" i="0" u="none" strike="noStrike" kern="1200" baseline="0">
+                <a:solidFill>
+                  <a:schemeClr val="tx1">
+                    <a:lumMod val="65000"/>
+                    <a:lumOff val="35000"/>
+                  </a:schemeClr>
+                </a:solidFill>
+                <a:latin typeface="+mn-lt"/>
+                <a:ea typeface="+mn-ea"/>
+                <a:cs typeface="+mn-cs"/>
+              </a:defRPr>
+            </a:pPr>
+            <a:endParaRPr lang="hu-HU"/>
+          </a:p>
+        </c:txPr>
+        <c:crossAx val="1812427072"/>
+        <c:crosses val="autoZero"/>
+        <c:auto val="1"/>
+        <c:lblAlgn val="ctr"/>
+        <c:lblOffset val="100"/>
+        <c:noMultiLvlLbl val="0"/>
+      </c:catAx>
+      <c:valAx>
+        <c:axId val="1812427072"/>
+        <c:scaling>
+          <c:orientation val="minMax"/>
+        </c:scaling>
+        <c:delete val="0"/>
+        <c:axPos val="l"/>
+        <c:majorGridlines>
+          <c:spPr>
+            <a:ln w="9525" cap="flat" cmpd="sng" algn="ctr">
+              <a:solidFill>
+                <a:schemeClr val="tx1">
+                  <a:lumMod val="15000"/>
+                  <a:lumOff val="85000"/>
+                </a:schemeClr>
+              </a:solidFill>
+              <a:round/>
+            </a:ln>
+            <a:effectLst/>
+          </c:spPr>
+        </c:majorGridlines>
+        <c:numFmt formatCode="General" sourceLinked="1"/>
+        <c:majorTickMark val="none"/>
+        <c:minorTickMark val="none"/>
+        <c:tickLblPos val="nextTo"/>
+        <c:spPr>
+          <a:noFill/>
+          <a:ln>
+            <a:noFill/>
+          </a:ln>
+          <a:effectLst/>
+        </c:spPr>
+        <c:txPr>
+          <a:bodyPr rot="-60000000" spcFirstLastPara="1" vertOverflow="ellipsis" vert="horz" wrap="square" anchor="ctr" anchorCtr="1"/>
+          <a:lstStyle/>
+          <a:p>
+            <a:pPr>
+              <a:defRPr sz="900" b="0" i="0" u="none" strike="noStrike" kern="1200" baseline="0">
+                <a:solidFill>
+                  <a:schemeClr val="tx1">
+                    <a:lumMod val="65000"/>
+                    <a:lumOff val="35000"/>
+                  </a:schemeClr>
+                </a:solidFill>
+                <a:latin typeface="+mn-lt"/>
+                <a:ea typeface="+mn-ea"/>
+                <a:cs typeface="+mn-cs"/>
+              </a:defRPr>
+            </a:pPr>
+            <a:endParaRPr lang="hu-HU"/>
+          </a:p>
+        </c:txPr>
+        <c:crossAx val="1812426112"/>
+        <c:crosses val="autoZero"/>
+        <c:crossBetween val="between"/>
+      </c:valAx>
+      <c:spPr>
+        <a:noFill/>
+        <a:ln>
+          <a:noFill/>
+        </a:ln>
+        <a:effectLst/>
+      </c:spPr>
+    </c:plotArea>
+    <c:plotVisOnly val="1"/>
+    <c:dispBlanksAs val="gap"/>
+    <c:showDLblsOverMax val="0"/>
+    <c:extLst>
+      <c:ext xmlns:c16r3="http://schemas.microsoft.com/office/drawing/2017/03/chart" uri="{56B9EC1D-385E-4148-901F-78D8002777C0}">
+        <c16r3:dataDisplayOptions16>
+          <c16r3:dispNaAsBlank val="1"/>
+        </c16r3:dataDisplayOptions16>
+      </c:ext>
+    </c:extLst>
+  </c:chart>
+  <c:spPr>
+    <a:solidFill>
+      <a:schemeClr val="bg1"/>
+    </a:solidFill>
+    <a:ln w="9525" cap="flat" cmpd="sng" algn="ctr">
+      <a:solidFill>
+        <a:schemeClr val="tx1">
+          <a:lumMod val="15000"/>
+          <a:lumOff val="85000"/>
+        </a:schemeClr>
+      </a:solidFill>
+      <a:round/>
+    </a:ln>
+    <a:effectLst/>
+  </c:spPr>
+  <c:txPr>
+    <a:bodyPr/>
+    <a:lstStyle/>
+    <a:p>
+      <a:pPr>
+        <a:defRPr/>
+      </a:pPr>
+      <a:endParaRPr lang="hu-HU"/>
+    </a:p>
+  </c:txPr>
+  <c:externalData r:id="rId3">
+    <c:autoUpdate val="0"/>
+  </c:externalData>
+</c:chartSpace>
+</file>
+
+<file path=word/charts/colors1.xml><?xml version="1.0" encoding="utf-8"?>
+<cs:colorStyle xmlns:cs="http://schemas.microsoft.com/office/drawing/2012/chartStyle" xmlns:a="http://schemas.openxmlformats.org/drawingml/2006/main" meth="cycle" id="10">
+  <a:schemeClr val="accent1"/>
+  <a:schemeClr val="accent2"/>
+  <a:schemeClr val="accent3"/>
+  <a:schemeClr val="accent4"/>
+  <a:schemeClr val="accent5"/>
+  <a:schemeClr val="accent6"/>
+  <cs:variation/>
+  <cs:variation>
+    <a:lumMod val="60000"/>
+  </cs:variation>
+  <cs:variation>
+    <a:lumMod val="80000"/>
+    <a:lumOff val="20000"/>
+  </cs:variation>
+  <cs:variation>
+    <a:lumMod val="80000"/>
+  </cs:variation>
+  <cs:variation>
+    <a:lumMod val="60000"/>
+    <a:lumOff val="40000"/>
+  </cs:variation>
+  <cs:variation>
+    <a:lumMod val="50000"/>
+  </cs:variation>
+  <cs:variation>
+    <a:lumMod val="70000"/>
+    <a:lumOff val="30000"/>
+  </cs:variation>
+  <cs:variation>
+    <a:lumMod val="70000"/>
+  </cs:variation>
+  <cs:variation>
+    <a:lumMod val="50000"/>
+    <a:lumOff val="50000"/>
+  </cs:variation>
+</cs:colorStyle>
+</file>
+
+<file path=word/charts/colors2.xml><?xml version="1.0" encoding="utf-8"?>
+<cs:colorStyle xmlns:cs="http://schemas.microsoft.com/office/drawing/2012/chartStyle" xmlns:a="http://schemas.openxmlformats.org/drawingml/2006/main" meth="cycle" id="10">
+  <a:schemeClr val="accent1"/>
+  <a:schemeClr val="accent2"/>
+  <a:schemeClr val="accent3"/>
+  <a:schemeClr val="accent4"/>
+  <a:schemeClr val="accent5"/>
+  <a:schemeClr val="accent6"/>
+  <cs:variation/>
+  <cs:variation>
+    <a:lumMod val="60000"/>
+  </cs:variation>
+  <cs:variation>
+    <a:lumMod val="80000"/>
+    <a:lumOff val="20000"/>
+  </cs:variation>
+  <cs:variation>
+    <a:lumMod val="80000"/>
+  </cs:variation>
+  <cs:variation>
+    <a:lumMod val="60000"/>
+    <a:lumOff val="40000"/>
+  </cs:variation>
+  <cs:variation>
+    <a:lumMod val="50000"/>
+  </cs:variation>
+  <cs:variation>
+    <a:lumMod val="70000"/>
+    <a:lumOff val="30000"/>
+  </cs:variation>
+  <cs:variation>
+    <a:lumMod val="70000"/>
+  </cs:variation>
+  <cs:variation>
+    <a:lumMod val="50000"/>
+    <a:lumOff val="50000"/>
+  </cs:variation>
+</cs:colorStyle>
+</file>
+
+<file path=word/charts/colors3.xml><?xml version="1.0" encoding="utf-8"?>
+<cs:colorStyle xmlns:cs="http://schemas.microsoft.com/office/drawing/2012/chartStyle" xmlns:a="http://schemas.openxmlformats.org/drawingml/2006/main" meth="cycle" id="10">
+  <a:schemeClr val="accent1"/>
+  <a:schemeClr val="accent2"/>
+  <a:schemeClr val="accent3"/>
+  <a:schemeClr val="accent4"/>
+  <a:schemeClr val="accent5"/>
+  <a:schemeClr val="accent6"/>
+  <cs:variation/>
+  <cs:variation>
+    <a:lumMod val="60000"/>
+  </cs:variation>
+  <cs:variation>
+    <a:lumMod val="80000"/>
+    <a:lumOff val="20000"/>
+  </cs:variation>
+  <cs:variation>
+    <a:lumMod val="80000"/>
+  </cs:variation>
+  <cs:variation>
+    <a:lumMod val="60000"/>
+    <a:lumOff val="40000"/>
+  </cs:variation>
+  <cs:variation>
+    <a:lumMod val="50000"/>
+  </cs:variation>
+  <cs:variation>
+    <a:lumMod val="70000"/>
+    <a:lumOff val="30000"/>
+  </cs:variation>
+  <cs:variation>
+    <a:lumMod val="70000"/>
+  </cs:variation>
+  <cs:variation>
+    <a:lumMod val="50000"/>
+    <a:lumOff val="50000"/>
+  </cs:variation>
+</cs:colorStyle>
+</file>
+
+<file path=word/charts/style1.xml><?xml version="1.0" encoding="utf-8"?>
+<cs:chartStyle xmlns:cs="http://schemas.microsoft.com/office/drawing/2012/chartStyle" xmlns:a="http://schemas.openxmlformats.org/drawingml/2006/main" id="297">
+  <cs:axisTitle>
+    <cs:lnRef idx="0"/>
+    <cs:fillRef idx="0"/>
+    <cs:effectRef idx="0"/>
+    <cs:fontRef idx="minor">
+      <a:schemeClr val="tx1">
+        <a:lumMod val="65000"/>
+        <a:lumOff val="35000"/>
+      </a:schemeClr>
+    </cs:fontRef>
+    <cs:defRPr sz="1000" kern="1200"/>
+  </cs:axisTitle>
+  <cs:categoryAxis>
+    <cs:lnRef idx="0"/>
+    <cs:fillRef idx="0"/>
+    <cs:effectRef idx="0"/>
+    <cs:fontRef idx="minor">
+      <a:schemeClr val="tx1">
+        <a:lumMod val="65000"/>
+        <a:lumOff val="35000"/>
+      </a:schemeClr>
+    </cs:fontRef>
+    <cs:spPr>
+      <a:ln w="9525" cap="flat" cmpd="sng" algn="ctr">
+        <a:solidFill>
+          <a:schemeClr val="tx1">
+            <a:lumMod val="15000"/>
+            <a:lumOff val="85000"/>
+          </a:schemeClr>
+        </a:solidFill>
+        <a:round/>
+      </a:ln>
+    </cs:spPr>
+    <cs:defRPr sz="900" kern="1200"/>
+  </cs:categoryAxis>
+  <cs:chartArea mods="allowNoFillOverride allowNoLineOverride">
+    <cs:lnRef idx="0"/>
+    <cs:fillRef idx="0"/>
+    <cs:effectRef idx="0"/>
+    <cs:fontRef idx="minor">
+      <a:schemeClr val="tx1"/>
+    </cs:fontRef>
+    <cs:spPr>
+      <a:solidFill>
+        <a:schemeClr val="bg1"/>
+      </a:solidFill>
+      <a:ln w="9525" cap="flat" cmpd="sng" algn="ctr">
+        <a:solidFill>
+          <a:schemeClr val="tx1">
+            <a:lumMod val="15000"/>
+            <a:lumOff val="85000"/>
+          </a:schemeClr>
+        </a:solidFill>
+        <a:round/>
+      </a:ln>
+    </cs:spPr>
+    <cs:defRPr sz="1000" kern="1200"/>
+  </cs:chartArea>
+  <cs:dataLabel>
+    <cs:lnRef idx="0"/>
+    <cs:fillRef idx="0"/>
+    <cs:effectRef idx="0"/>
+    <cs:fontRef idx="minor">
+      <a:schemeClr val="tx1">
+        <a:lumMod val="75000"/>
+        <a:lumOff val="25000"/>
+      </a:schemeClr>
+    </cs:fontRef>
+    <cs:defRPr sz="900" kern="1200"/>
+  </cs:dataLabel>
+  <cs:dataLabelCallout>
+    <cs:lnRef idx="0"/>
+    <cs:fillRef idx="0"/>
+    <cs:effectRef idx="0"/>
+    <cs:fontRef idx="minor">
+      <a:schemeClr val="dk1">
+        <a:lumMod val="65000"/>
+        <a:lumOff val="35000"/>
+      </a:schemeClr>
+    </cs:fontRef>
+    <cs:spPr>
+      <a:solidFill>
+        <a:schemeClr val="lt1"/>
+      </a:solidFill>
+      <a:ln>
+        <a:solidFill>
+          <a:schemeClr val="dk1">
+            <a:lumMod val="25000"/>
+            <a:lumOff val="75000"/>
+          </a:schemeClr>
+        </a:solidFill>
+      </a:ln>
+    </cs:spPr>
+    <cs:defRPr sz="900" kern="1200"/>
+    <cs:bodyPr rot="0" spcFirstLastPara="1" vertOverflow="clip" horzOverflow="clip" vert="horz" wrap="square" lIns="36576" tIns="18288" rIns="36576" bIns="18288" anchor="ctr" anchorCtr="1">
+      <a:spAutoFit/>
+    </cs:bodyPr>
+  </cs:dataLabelCallout>
+  <cs:dataPoint>
+    <cs:lnRef idx="0"/>
+    <cs:fillRef idx="1">
+      <cs:styleClr val="auto"/>
+    </cs:fillRef>
+    <cs:effectRef idx="0"/>
+    <cs:fontRef idx="minor">
+      <a:schemeClr val="tx1"/>
+    </cs:fontRef>
+  </cs:dataPoint>
+  <cs:dataPoint3D>
+    <cs:lnRef idx="0"/>
+    <cs:fillRef idx="1">
+      <cs:styleClr val="auto"/>
+    </cs:fillRef>
+    <cs:effectRef idx="0"/>
+    <cs:fontRef idx="minor">
+      <a:schemeClr val="tx1"/>
+    </cs:fontRef>
+  </cs:dataPoint3D>
+  <cs:dataPointLine>
+    <cs:lnRef idx="0">
+      <cs:styleClr val="auto"/>
+    </cs:lnRef>
+    <cs:fillRef idx="1"/>
+    <cs:effectRef idx="0"/>
+    <cs:fontRef idx="minor">
+      <a:schemeClr val="tx1"/>
+    </cs:fontRef>
+    <cs:spPr>
+      <a:ln w="28575" cap="rnd">
+        <a:solidFill>
+          <a:schemeClr val="phClr"/>
+        </a:solidFill>
+        <a:round/>
+      </a:ln>
+    </cs:spPr>
+  </cs:dataPointLine>
+  <cs:dataPointMarker>
+    <cs:lnRef idx="0">
+      <cs:styleClr val="auto"/>
+    </cs:lnRef>
+    <cs:fillRef idx="1">
+      <cs:styleClr val="auto"/>
+    </cs:fillRef>
+    <cs:effectRef idx="0"/>
+    <cs:fontRef idx="minor">
+      <a:schemeClr val="tx1"/>
+    </cs:fontRef>
+    <cs:spPr>
+      <a:ln w="9525">
+        <a:solidFill>
+          <a:schemeClr val="phClr"/>
+        </a:solidFill>
+      </a:ln>
+    </cs:spPr>
+  </cs:dataPointMarker>
+  <cs:dataPointMarkerLayout symbol="circle" size="5"/>
+  <cs:dataPointWireframe>
+    <cs:lnRef idx="0">
+      <cs:styleClr val="auto"/>
+    </cs:lnRef>
+    <cs:fillRef idx="1"/>
+    <cs:effectRef idx="0"/>
+    <cs:fontRef idx="minor">
+      <a:schemeClr val="tx1"/>
+    </cs:fontRef>
+    <cs:spPr>
+      <a:ln w="9525" cap="rnd">
+        <a:solidFill>
+          <a:schemeClr val="phClr"/>
+        </a:solidFill>
+        <a:round/>
+      </a:ln>
+    </cs:spPr>
+  </cs:dataPointWireframe>
+  <cs:dataTable>
+    <cs:lnRef idx="0"/>
+    <cs:fillRef idx="0"/>
+    <cs:effectRef idx="0"/>
+    <cs:fontRef idx="minor">
+      <a:schemeClr val="tx1">
+        <a:lumMod val="65000"/>
+        <a:lumOff val="35000"/>
+      </a:schemeClr>
+    </cs:fontRef>
+    <cs:spPr>
+      <a:noFill/>
+      <a:ln w="9525" cap="flat" cmpd="sng" algn="ctr">
+        <a:solidFill>
+          <a:schemeClr val="tx1">
+            <a:lumMod val="15000"/>
+            <a:lumOff val="85000"/>
+          </a:schemeClr>
+        </a:solidFill>
+        <a:round/>
+      </a:ln>
+    </cs:spPr>
+    <cs:defRPr sz="900" kern="1200"/>
+  </cs:dataTable>
+  <cs:downBar>
+    <cs:lnRef idx="0"/>
+    <cs:fillRef idx="0"/>
+    <cs:effectRef idx="0"/>
+    <cs:fontRef idx="minor">
+      <a:schemeClr val="tx1"/>
+    </cs:fontRef>
+    <cs:spPr>
+      <a:solidFill>
+        <a:schemeClr val="dk1">
+          <a:lumMod val="75000"/>
+          <a:lumOff val="25000"/>
+        </a:schemeClr>
+      </a:solidFill>
+      <a:ln w="9525" cap="flat" cmpd="sng" algn="ctr">
+        <a:solidFill>
+          <a:schemeClr val="tx1">
+            <a:lumMod val="65000"/>
+            <a:lumOff val="35000"/>
+          </a:schemeClr>
+        </a:solidFill>
+        <a:round/>
+      </a:ln>
+    </cs:spPr>
+  </cs:downBar>
+  <cs:dropLine>
+    <cs:lnRef idx="0"/>
+    <cs:fillRef idx="0"/>
+    <cs:effectRef idx="0"/>
+    <cs:fontRef idx="minor">
+      <a:schemeClr val="tx1"/>
+    </cs:fontRef>
+    <cs:spPr>
+      <a:ln w="9525" cap="flat" cmpd="sng" algn="ctr">
+        <a:solidFill>
+          <a:schemeClr val="tx1">
+            <a:lumMod val="35000"/>
+            <a:lumOff val="65000"/>
+          </a:schemeClr>
+        </a:solidFill>
+        <a:round/>
+      </a:ln>
+    </cs:spPr>
+  </cs:dropLine>
+  <cs:errorBar>
+    <cs:lnRef idx="0"/>
+    <cs:fillRef idx="0"/>
+    <cs:effectRef idx="0"/>
+    <cs:fontRef idx="minor">
+      <a:schemeClr val="tx1"/>
+    </cs:fontRef>
+    <cs:spPr>
+      <a:ln w="9525" cap="flat" cmpd="sng" algn="ctr">
+        <a:solidFill>
+          <a:schemeClr val="tx1">
+            <a:lumMod val="65000"/>
+            <a:lumOff val="35000"/>
+          </a:schemeClr>
+        </a:solidFill>
+        <a:round/>
+      </a:ln>
+    </cs:spPr>
+  </cs:errorBar>
+  <cs:floor>
+    <cs:lnRef idx="0"/>
+    <cs:fillRef idx="0"/>
+    <cs:effectRef idx="0"/>
+    <cs:fontRef idx="minor">
+      <a:schemeClr val="tx1"/>
+    </cs:fontRef>
+    <cs:spPr>
+      <a:noFill/>
+      <a:ln>
+        <a:noFill/>
+      </a:ln>
+    </cs:spPr>
+  </cs:floor>
+  <cs:gridlineMajor>
+    <cs:lnRef idx="0"/>
+    <cs:fillRef idx="0"/>
+    <cs:effectRef idx="0"/>
+    <cs:fontRef idx="minor">
+      <a:schemeClr val="tx1"/>
+    </cs:fontRef>
+    <cs:spPr>
+      <a:ln w="9525" cap="flat" cmpd="sng" algn="ctr">
+        <a:solidFill>
+          <a:schemeClr val="tx1">
+            <a:lumMod val="15000"/>
+            <a:lumOff val="85000"/>
+          </a:schemeClr>
+        </a:solidFill>
+        <a:round/>
+      </a:ln>
+    </cs:spPr>
+  </cs:gridlineMajor>
+  <cs:gridlineMinor>
+    <cs:lnRef idx="0"/>
+    <cs:fillRef idx="0"/>
+    <cs:effectRef idx="0"/>
+    <cs:fontRef idx="minor">
+      <a:schemeClr val="tx1"/>
+    </cs:fontRef>
+    <cs:spPr>
+      <a:ln w="9525" cap="flat" cmpd="sng" algn="ctr">
+        <a:solidFill>
+          <a:schemeClr val="tx1">
+            <a:lumMod val="5000"/>
+            <a:lumOff val="95000"/>
+          </a:schemeClr>
+        </a:solidFill>
+        <a:round/>
+      </a:ln>
+    </cs:spPr>
+  </cs:gridlineMinor>
+  <cs:hiLoLine>
+    <cs:lnRef idx="0"/>
+    <cs:fillRef idx="0"/>
+    <cs:effectRef idx="0"/>
+    <cs:fontRef idx="minor">
+      <a:schemeClr val="tx1"/>
+    </cs:fontRef>
+    <cs:spPr>
+      <a:ln w="9525" cap="flat" cmpd="sng" algn="ctr">
+        <a:solidFill>
+          <a:schemeClr val="tx1">
+            <a:lumMod val="50000"/>
+            <a:lumOff val="50000"/>
+          </a:schemeClr>
+        </a:solidFill>
+        <a:round/>
+      </a:ln>
+    </cs:spPr>
+  </cs:hiLoLine>
+  <cs:leaderLine>
+    <cs:lnRef idx="0"/>
+    <cs:fillRef idx="0"/>
+    <cs:effectRef idx="0"/>
+    <cs:fontRef idx="minor">
+      <a:schemeClr val="tx1"/>
+    </cs:fontRef>
+    <cs:spPr>
+      <a:ln w="9525" cap="flat" cmpd="sng" algn="ctr">
+        <a:solidFill>
+          <a:schemeClr val="tx1">
+            <a:lumMod val="35000"/>
+            <a:lumOff val="65000"/>
+          </a:schemeClr>
+        </a:solidFill>
+        <a:round/>
+      </a:ln>
+    </cs:spPr>
+  </cs:leaderLine>
+  <cs:legend>
+    <cs:lnRef idx="0"/>
+    <cs:fillRef idx="0"/>
+    <cs:effectRef idx="0"/>
+    <cs:fontRef idx="minor">
+      <a:schemeClr val="tx1">
+        <a:lumMod val="65000"/>
+        <a:lumOff val="35000"/>
+      </a:schemeClr>
+    </cs:fontRef>
+    <cs:defRPr sz="900" kern="1200"/>
+  </cs:legend>
+  <cs:plotArea mods="allowNoFillOverride allowNoLineOverride">
+    <cs:lnRef idx="0"/>
+    <cs:fillRef idx="0"/>
+    <cs:effectRef idx="0"/>
+    <cs:fontRef idx="minor">
+      <a:schemeClr val="tx1"/>
+    </cs:fontRef>
+  </cs:plotArea>
+  <cs:plotArea3D mods="allowNoFillOverride allowNoLineOverride">
+    <cs:lnRef idx="0"/>
+    <cs:fillRef idx="0"/>
+    <cs:effectRef idx="0"/>
+    <cs:fontRef idx="minor">
+      <a:schemeClr val="tx1"/>
+    </cs:fontRef>
+  </cs:plotArea3D>
+  <cs:seriesAxis>
+    <cs:lnRef idx="0"/>
+    <cs:fillRef idx="0"/>
+    <cs:effectRef idx="0"/>
+    <cs:fontRef idx="minor">
+      <a:schemeClr val="tx1">
+        <a:lumMod val="65000"/>
+        <a:lumOff val="35000"/>
+      </a:schemeClr>
+    </cs:fontRef>
+    <cs:defRPr sz="900" kern="1200"/>
+  </cs:seriesAxis>
+  <cs:seriesLine>
+    <cs:lnRef idx="0"/>
+    <cs:fillRef idx="0"/>
+    <cs:effectRef idx="0"/>
+    <cs:fontRef idx="minor">
+      <a:schemeClr val="tx1"/>
+    </cs:fontRef>
+    <cs:spPr>
+      <a:ln w="9525" cap="flat" cmpd="sng" algn="ctr">
+        <a:solidFill>
+          <a:schemeClr val="tx1">
+            <a:lumMod val="35000"/>
+            <a:lumOff val="65000"/>
+          </a:schemeClr>
+        </a:solidFill>
+        <a:round/>
+      </a:ln>
+    </cs:spPr>
+  </cs:seriesLine>
+  <cs:title>
+    <cs:lnRef idx="0"/>
+    <cs:fillRef idx="0"/>
+    <cs:effectRef idx="0"/>
+    <cs:fontRef idx="minor">
+      <a:schemeClr val="tx1">
+        <a:lumMod val="65000"/>
+        <a:lumOff val="35000"/>
+      </a:schemeClr>
+    </cs:fontRef>
+    <cs:defRPr sz="1400" b="0" kern="1200" spc="0" baseline="0"/>
+  </cs:title>
+  <cs:trendline>
+    <cs:lnRef idx="0">
+      <cs:styleClr val="auto"/>
+    </cs:lnRef>
+    <cs:fillRef idx="0"/>
+    <cs:effectRef idx="0"/>
+    <cs:fontRef idx="minor">
+      <a:schemeClr val="tx1"/>
+    </cs:fontRef>
+    <cs:spPr>
+      <a:ln w="19050" cap="rnd">
+        <a:solidFill>
+          <a:schemeClr val="phClr"/>
+        </a:solidFill>
+        <a:prstDash val="sysDot"/>
+      </a:ln>
+    </cs:spPr>
+  </cs:trendline>
+  <cs:trendlineLabel>
+    <cs:lnRef idx="0"/>
+    <cs:fillRef idx="0"/>
+    <cs:effectRef idx="0"/>
+    <cs:fontRef idx="minor">
+      <a:schemeClr val="tx1">
+        <a:lumMod val="65000"/>
+        <a:lumOff val="35000"/>
+      </a:schemeClr>
+    </cs:fontRef>
+    <cs:defRPr sz="900" kern="1200"/>
+  </cs:trendlineLabel>
+  <cs:upBar>
+    <cs:lnRef idx="0"/>
+    <cs:fillRef idx="0"/>
+    <cs:effectRef idx="0"/>
+    <cs:fontRef idx="minor">
+      <a:schemeClr val="tx1"/>
+    </cs:fontRef>
+    <cs:spPr>
+      <a:solidFill>
+        <a:schemeClr val="lt1"/>
+      </a:solidFill>
+      <a:ln w="9525" cap="flat" cmpd="sng" algn="ctr">
+        <a:solidFill>
+          <a:schemeClr val="tx1">
+            <a:lumMod val="65000"/>
+            <a:lumOff val="35000"/>
+          </a:schemeClr>
+        </a:solidFill>
+        <a:round/>
+      </a:ln>
+    </cs:spPr>
+  </cs:upBar>
+  <cs:valueAxis>
+    <cs:lnRef idx="0"/>
+    <cs:fillRef idx="0"/>
+    <cs:effectRef idx="0"/>
+    <cs:fontRef idx="minor">
+      <a:schemeClr val="tx1">
+        <a:lumMod val="65000"/>
+        <a:lumOff val="35000"/>
+      </a:schemeClr>
+    </cs:fontRef>
+    <cs:defRPr sz="900" kern="1200"/>
+  </cs:valueAxis>
+  <cs:wall>
+    <cs:lnRef idx="0"/>
+    <cs:fillRef idx="0"/>
+    <cs:effectRef idx="0"/>
+    <cs:fontRef idx="minor">
+      <a:schemeClr val="tx1"/>
+    </cs:fontRef>
+    <cs:spPr>
+      <a:noFill/>
+      <a:ln>
+        <a:noFill/>
+      </a:ln>
+    </cs:spPr>
+  </cs:wall>
+</cs:chartStyle>
+</file>
+
+<file path=word/charts/style2.xml><?xml version="1.0" encoding="utf-8"?>
+<cs:chartStyle xmlns:cs="http://schemas.microsoft.com/office/drawing/2012/chartStyle" xmlns:a="http://schemas.openxmlformats.org/drawingml/2006/main" id="297">
+  <cs:axisTitle>
+    <cs:lnRef idx="0"/>
+    <cs:fillRef idx="0"/>
+    <cs:effectRef idx="0"/>
+    <cs:fontRef idx="minor">
+      <a:schemeClr val="tx1">
+        <a:lumMod val="65000"/>
+        <a:lumOff val="35000"/>
+      </a:schemeClr>
+    </cs:fontRef>
+    <cs:defRPr sz="1000" kern="1200"/>
+  </cs:axisTitle>
+  <cs:categoryAxis>
+    <cs:lnRef idx="0"/>
+    <cs:fillRef idx="0"/>
+    <cs:effectRef idx="0"/>
+    <cs:fontRef idx="minor">
+      <a:schemeClr val="tx1">
+        <a:lumMod val="65000"/>
+        <a:lumOff val="35000"/>
+      </a:schemeClr>
+    </cs:fontRef>
+    <cs:spPr>
+      <a:ln w="9525" cap="flat" cmpd="sng" algn="ctr">
+        <a:solidFill>
+          <a:schemeClr val="tx1">
+            <a:lumMod val="15000"/>
+            <a:lumOff val="85000"/>
+          </a:schemeClr>
+        </a:solidFill>
+        <a:round/>
+      </a:ln>
+    </cs:spPr>
+    <cs:defRPr sz="900" kern="1200"/>
+  </cs:categoryAxis>
+  <cs:chartArea mods="allowNoFillOverride allowNoLineOverride">
+    <cs:lnRef idx="0"/>
+    <cs:fillRef idx="0"/>
+    <cs:effectRef idx="0"/>
+    <cs:fontRef idx="minor">
+      <a:schemeClr val="tx1"/>
+    </cs:fontRef>
+    <cs:spPr>
+      <a:solidFill>
+        <a:schemeClr val="bg1"/>
+      </a:solidFill>
+      <a:ln w="9525" cap="flat" cmpd="sng" algn="ctr">
+        <a:solidFill>
+          <a:schemeClr val="tx1">
+            <a:lumMod val="15000"/>
+            <a:lumOff val="85000"/>
+          </a:schemeClr>
+        </a:solidFill>
+        <a:round/>
+      </a:ln>
+    </cs:spPr>
+    <cs:defRPr sz="1000" kern="1200"/>
+  </cs:chartArea>
+  <cs:dataLabel>
+    <cs:lnRef idx="0"/>
+    <cs:fillRef idx="0"/>
+    <cs:effectRef idx="0"/>
+    <cs:fontRef idx="minor">
+      <a:schemeClr val="tx1">
+        <a:lumMod val="75000"/>
+        <a:lumOff val="25000"/>
+      </a:schemeClr>
+    </cs:fontRef>
+    <cs:defRPr sz="900" kern="1200"/>
+  </cs:dataLabel>
+  <cs:dataLabelCallout>
+    <cs:lnRef idx="0"/>
+    <cs:fillRef idx="0"/>
+    <cs:effectRef idx="0"/>
+    <cs:fontRef idx="minor">
+      <a:schemeClr val="dk1">
+        <a:lumMod val="65000"/>
+        <a:lumOff val="35000"/>
+      </a:schemeClr>
+    </cs:fontRef>
+    <cs:spPr>
+      <a:solidFill>
+        <a:schemeClr val="lt1"/>
+      </a:solidFill>
+      <a:ln>
+        <a:solidFill>
+          <a:schemeClr val="dk1">
+            <a:lumMod val="25000"/>
+            <a:lumOff val="75000"/>
+          </a:schemeClr>
+        </a:solidFill>
+      </a:ln>
+    </cs:spPr>
+    <cs:defRPr sz="900" kern="1200"/>
+    <cs:bodyPr rot="0" spcFirstLastPara="1" vertOverflow="clip" horzOverflow="clip" vert="horz" wrap="square" lIns="36576" tIns="18288" rIns="36576" bIns="18288" anchor="ctr" anchorCtr="1">
+      <a:spAutoFit/>
+    </cs:bodyPr>
+  </cs:dataLabelCallout>
+  <cs:dataPoint>
+    <cs:lnRef idx="0"/>
+    <cs:fillRef idx="1">
+      <cs:styleClr val="auto"/>
+    </cs:fillRef>
+    <cs:effectRef idx="0"/>
+    <cs:fontRef idx="minor">
+      <a:schemeClr val="tx1"/>
+    </cs:fontRef>
+  </cs:dataPoint>
+  <cs:dataPoint3D>
+    <cs:lnRef idx="0"/>
+    <cs:fillRef idx="1">
+      <cs:styleClr val="auto"/>
+    </cs:fillRef>
+    <cs:effectRef idx="0"/>
+    <cs:fontRef idx="minor">
+      <a:schemeClr val="tx1"/>
+    </cs:fontRef>
+  </cs:dataPoint3D>
+  <cs:dataPointLine>
+    <cs:lnRef idx="0">
+      <cs:styleClr val="auto"/>
+    </cs:lnRef>
+    <cs:fillRef idx="1"/>
+    <cs:effectRef idx="0"/>
+    <cs:fontRef idx="minor">
+      <a:schemeClr val="tx1"/>
+    </cs:fontRef>
+    <cs:spPr>
+      <a:ln w="28575" cap="rnd">
+        <a:solidFill>
+          <a:schemeClr val="phClr"/>
+        </a:solidFill>
+        <a:round/>
+      </a:ln>
+    </cs:spPr>
+  </cs:dataPointLine>
+  <cs:dataPointMarker>
+    <cs:lnRef idx="0">
+      <cs:styleClr val="auto"/>
+    </cs:lnRef>
+    <cs:fillRef idx="1">
+      <cs:styleClr val="auto"/>
+    </cs:fillRef>
+    <cs:effectRef idx="0"/>
+    <cs:fontRef idx="minor">
+      <a:schemeClr val="tx1"/>
+    </cs:fontRef>
+    <cs:spPr>
+      <a:ln w="9525">
+        <a:solidFill>
+          <a:schemeClr val="phClr"/>
+        </a:solidFill>
+      </a:ln>
+    </cs:spPr>
+  </cs:dataPointMarker>
+  <cs:dataPointMarkerLayout symbol="circle" size="5"/>
+  <cs:dataPointWireframe>
+    <cs:lnRef idx="0">
+      <cs:styleClr val="auto"/>
+    </cs:lnRef>
+    <cs:fillRef idx="1"/>
+    <cs:effectRef idx="0"/>
+    <cs:fontRef idx="minor">
+      <a:schemeClr val="tx1"/>
+    </cs:fontRef>
+    <cs:spPr>
+      <a:ln w="9525" cap="rnd">
+        <a:solidFill>
+          <a:schemeClr val="phClr"/>
+        </a:solidFill>
+        <a:round/>
+      </a:ln>
+    </cs:spPr>
+  </cs:dataPointWireframe>
+  <cs:dataTable>
+    <cs:lnRef idx="0"/>
+    <cs:fillRef idx="0"/>
+    <cs:effectRef idx="0"/>
+    <cs:fontRef idx="minor">
+      <a:schemeClr val="tx1">
+        <a:lumMod val="65000"/>
+        <a:lumOff val="35000"/>
+      </a:schemeClr>
+    </cs:fontRef>
+    <cs:spPr>
+      <a:noFill/>
+      <a:ln w="9525" cap="flat" cmpd="sng" algn="ctr">
+        <a:solidFill>
+          <a:schemeClr val="tx1">
+            <a:lumMod val="15000"/>
+            <a:lumOff val="85000"/>
+          </a:schemeClr>
+        </a:solidFill>
+        <a:round/>
+      </a:ln>
+    </cs:spPr>
+    <cs:defRPr sz="900" kern="1200"/>
+  </cs:dataTable>
+  <cs:downBar>
+    <cs:lnRef idx="0"/>
+    <cs:fillRef idx="0"/>
+    <cs:effectRef idx="0"/>
+    <cs:fontRef idx="minor">
+      <a:schemeClr val="tx1"/>
+    </cs:fontRef>
+    <cs:spPr>
+      <a:solidFill>
+        <a:schemeClr val="dk1">
+          <a:lumMod val="75000"/>
+          <a:lumOff val="25000"/>
+        </a:schemeClr>
+      </a:solidFill>
+      <a:ln w="9525" cap="flat" cmpd="sng" algn="ctr">
+        <a:solidFill>
+          <a:schemeClr val="tx1">
+            <a:lumMod val="65000"/>
+            <a:lumOff val="35000"/>
+          </a:schemeClr>
+        </a:solidFill>
+        <a:round/>
+      </a:ln>
+    </cs:spPr>
+  </cs:downBar>
+  <cs:dropLine>
+    <cs:lnRef idx="0"/>
+    <cs:fillRef idx="0"/>
+    <cs:effectRef idx="0"/>
+    <cs:fontRef idx="minor">
+      <a:schemeClr val="tx1"/>
+    </cs:fontRef>
+    <cs:spPr>
+      <a:ln w="9525" cap="flat" cmpd="sng" algn="ctr">
+        <a:solidFill>
+          <a:schemeClr val="tx1">
+            <a:lumMod val="35000"/>
+            <a:lumOff val="65000"/>
+          </a:schemeClr>
+        </a:solidFill>
+        <a:round/>
+      </a:ln>
+    </cs:spPr>
+  </cs:dropLine>
+  <cs:errorBar>
+    <cs:lnRef idx="0"/>
+    <cs:fillRef idx="0"/>
+    <cs:effectRef idx="0"/>
+    <cs:fontRef idx="minor">
+      <a:schemeClr val="tx1"/>
+    </cs:fontRef>
+    <cs:spPr>
+      <a:ln w="9525" cap="flat" cmpd="sng" algn="ctr">
+        <a:solidFill>
+          <a:schemeClr val="tx1">
+            <a:lumMod val="65000"/>
+            <a:lumOff val="35000"/>
+          </a:schemeClr>
+        </a:solidFill>
+        <a:round/>
+      </a:ln>
+    </cs:spPr>
+  </cs:errorBar>
+  <cs:floor>
+    <cs:lnRef idx="0"/>
+    <cs:fillRef idx="0"/>
+    <cs:effectRef idx="0"/>
+    <cs:fontRef idx="minor">
+      <a:schemeClr val="tx1"/>
+    </cs:fontRef>
+    <cs:spPr>
+      <a:noFill/>
+      <a:ln>
+        <a:noFill/>
+      </a:ln>
+    </cs:spPr>
+  </cs:floor>
+  <cs:gridlineMajor>
+    <cs:lnRef idx="0"/>
+    <cs:fillRef idx="0"/>
+    <cs:effectRef idx="0"/>
+    <cs:fontRef idx="minor">
+      <a:schemeClr val="tx1"/>
+    </cs:fontRef>
+    <cs:spPr>
+      <a:ln w="9525" cap="flat" cmpd="sng" algn="ctr">
+        <a:solidFill>
+          <a:schemeClr val="tx1">
+            <a:lumMod val="15000"/>
+            <a:lumOff val="85000"/>
+          </a:schemeClr>
+        </a:solidFill>
+        <a:round/>
+      </a:ln>
+    </cs:spPr>
+  </cs:gridlineMajor>
+  <cs:gridlineMinor>
+    <cs:lnRef idx="0"/>
+    <cs:fillRef idx="0"/>
+    <cs:effectRef idx="0"/>
+    <cs:fontRef idx="minor">
+      <a:schemeClr val="tx1"/>
+    </cs:fontRef>
+    <cs:spPr>
+      <a:ln w="9525" cap="flat" cmpd="sng" algn="ctr">
+        <a:solidFill>
+          <a:schemeClr val="tx1">
+            <a:lumMod val="5000"/>
+            <a:lumOff val="95000"/>
+          </a:schemeClr>
+        </a:solidFill>
+        <a:round/>
+      </a:ln>
+    </cs:spPr>
+  </cs:gridlineMinor>
+  <cs:hiLoLine>
+    <cs:lnRef idx="0"/>
+    <cs:fillRef idx="0"/>
+    <cs:effectRef idx="0"/>
+    <cs:fontRef idx="minor">
+      <a:schemeClr val="tx1"/>
+    </cs:fontRef>
+    <cs:spPr>
+      <a:ln w="9525" cap="flat" cmpd="sng" algn="ctr">
+        <a:solidFill>
+          <a:schemeClr val="tx1">
+            <a:lumMod val="50000"/>
+            <a:lumOff val="50000"/>
+          </a:schemeClr>
+        </a:solidFill>
+        <a:round/>
+      </a:ln>
+    </cs:spPr>
+  </cs:hiLoLine>
+  <cs:leaderLine>
+    <cs:lnRef idx="0"/>
+    <cs:fillRef idx="0"/>
+    <cs:effectRef idx="0"/>
+    <cs:fontRef idx="minor">
+      <a:schemeClr val="tx1"/>
+    </cs:fontRef>
+    <cs:spPr>
+      <a:ln w="9525" cap="flat" cmpd="sng" algn="ctr">
+        <a:solidFill>
+          <a:schemeClr val="tx1">
+            <a:lumMod val="35000"/>
+            <a:lumOff val="65000"/>
+          </a:schemeClr>
+        </a:solidFill>
+        <a:round/>
+      </a:ln>
+    </cs:spPr>
+  </cs:leaderLine>
+  <cs:legend>
+    <cs:lnRef idx="0"/>
+    <cs:fillRef idx="0"/>
+    <cs:effectRef idx="0"/>
+    <cs:fontRef idx="minor">
+      <a:schemeClr val="tx1">
+        <a:lumMod val="65000"/>
+        <a:lumOff val="35000"/>
+      </a:schemeClr>
+    </cs:fontRef>
+    <cs:defRPr sz="900" kern="1200"/>
+  </cs:legend>
+  <cs:plotArea mods="allowNoFillOverride allowNoLineOverride">
+    <cs:lnRef idx="0"/>
+    <cs:fillRef idx="0"/>
+    <cs:effectRef idx="0"/>
+    <cs:fontRef idx="minor">
+      <a:schemeClr val="tx1"/>
+    </cs:fontRef>
+  </cs:plotArea>
+  <cs:plotArea3D mods="allowNoFillOverride allowNoLineOverride">
+    <cs:lnRef idx="0"/>
+    <cs:fillRef idx="0"/>
+    <cs:effectRef idx="0"/>
+    <cs:fontRef idx="minor">
+      <a:schemeClr val="tx1"/>
+    </cs:fontRef>
+  </cs:plotArea3D>
+  <cs:seriesAxis>
+    <cs:lnRef idx="0"/>
+    <cs:fillRef idx="0"/>
+    <cs:effectRef idx="0"/>
+    <cs:fontRef idx="minor">
+      <a:schemeClr val="tx1">
+        <a:lumMod val="65000"/>
+        <a:lumOff val="35000"/>
+      </a:schemeClr>
+    </cs:fontRef>
+    <cs:defRPr sz="900" kern="1200"/>
+  </cs:seriesAxis>
+  <cs:seriesLine>
+    <cs:lnRef idx="0"/>
+    <cs:fillRef idx="0"/>
+    <cs:effectRef idx="0"/>
+    <cs:fontRef idx="minor">
+      <a:schemeClr val="tx1"/>
+    </cs:fontRef>
+    <cs:spPr>
+      <a:ln w="9525" cap="flat" cmpd="sng" algn="ctr">
+        <a:solidFill>
+          <a:schemeClr val="tx1">
+            <a:lumMod val="35000"/>
+            <a:lumOff val="65000"/>
+          </a:schemeClr>
+        </a:solidFill>
+        <a:round/>
+      </a:ln>
+    </cs:spPr>
+  </cs:seriesLine>
+  <cs:title>
+    <cs:lnRef idx="0"/>
+    <cs:fillRef idx="0"/>
+    <cs:effectRef idx="0"/>
+    <cs:fontRef idx="minor">
+      <a:schemeClr val="tx1">
+        <a:lumMod val="65000"/>
+        <a:lumOff val="35000"/>
+      </a:schemeClr>
+    </cs:fontRef>
+    <cs:defRPr sz="1400" b="0" kern="1200" spc="0" baseline="0"/>
+  </cs:title>
+  <cs:trendline>
+    <cs:lnRef idx="0">
+      <cs:styleClr val="auto"/>
+    </cs:lnRef>
+    <cs:fillRef idx="0"/>
+    <cs:effectRef idx="0"/>
+    <cs:fontRef idx="minor">
+      <a:schemeClr val="tx1"/>
+    </cs:fontRef>
+    <cs:spPr>
+      <a:ln w="19050" cap="rnd">
+        <a:solidFill>
+          <a:schemeClr val="phClr"/>
+        </a:solidFill>
+        <a:prstDash val="sysDot"/>
+      </a:ln>
+    </cs:spPr>
+  </cs:trendline>
+  <cs:trendlineLabel>
+    <cs:lnRef idx="0"/>
+    <cs:fillRef idx="0"/>
+    <cs:effectRef idx="0"/>
+    <cs:fontRef idx="minor">
+      <a:schemeClr val="tx1">
+        <a:lumMod val="65000"/>
+        <a:lumOff val="35000"/>
+      </a:schemeClr>
+    </cs:fontRef>
+    <cs:defRPr sz="900" kern="1200"/>
+  </cs:trendlineLabel>
+  <cs:upBar>
+    <cs:lnRef idx="0"/>
+    <cs:fillRef idx="0"/>
+    <cs:effectRef idx="0"/>
+    <cs:fontRef idx="minor">
+      <a:schemeClr val="tx1"/>
+    </cs:fontRef>
+    <cs:spPr>
+      <a:solidFill>
+        <a:schemeClr val="lt1"/>
+      </a:solidFill>
+      <a:ln w="9525" cap="flat" cmpd="sng" algn="ctr">
+        <a:solidFill>
+          <a:schemeClr val="tx1">
+            <a:lumMod val="65000"/>
+            <a:lumOff val="35000"/>
+          </a:schemeClr>
+        </a:solidFill>
+        <a:round/>
+      </a:ln>
+    </cs:spPr>
+  </cs:upBar>
+  <cs:valueAxis>
+    <cs:lnRef idx="0"/>
+    <cs:fillRef idx="0"/>
+    <cs:effectRef idx="0"/>
+    <cs:fontRef idx="minor">
+      <a:schemeClr val="tx1">
+        <a:lumMod val="65000"/>
+        <a:lumOff val="35000"/>
+      </a:schemeClr>
+    </cs:fontRef>
+    <cs:defRPr sz="900" kern="1200"/>
+  </cs:valueAxis>
+  <cs:wall>
+    <cs:lnRef idx="0"/>
+    <cs:fillRef idx="0"/>
+    <cs:effectRef idx="0"/>
+    <cs:fontRef idx="minor">
+      <a:schemeClr val="tx1"/>
+    </cs:fontRef>
+    <cs:spPr>
+      <a:noFill/>
+      <a:ln>
+        <a:noFill/>
+      </a:ln>
+    </cs:spPr>
+  </cs:wall>
+</cs:chartStyle>
+</file>
+
+<file path=word/charts/style3.xml><?xml version="1.0" encoding="utf-8"?>
+<cs:chartStyle xmlns:cs="http://schemas.microsoft.com/office/drawing/2012/chartStyle" xmlns:a="http://schemas.openxmlformats.org/drawingml/2006/main" id="297">
+  <cs:axisTitle>
+    <cs:lnRef idx="0"/>
+    <cs:fillRef idx="0"/>
+    <cs:effectRef idx="0"/>
+    <cs:fontRef idx="minor">
+      <a:schemeClr val="tx1">
+        <a:lumMod val="65000"/>
+        <a:lumOff val="35000"/>
+      </a:schemeClr>
+    </cs:fontRef>
+    <cs:defRPr sz="1000" kern="1200"/>
+  </cs:axisTitle>
+  <cs:categoryAxis>
+    <cs:lnRef idx="0"/>
+    <cs:fillRef idx="0"/>
+    <cs:effectRef idx="0"/>
+    <cs:fontRef idx="minor">
+      <a:schemeClr val="tx1">
+        <a:lumMod val="65000"/>
+        <a:lumOff val="35000"/>
+      </a:schemeClr>
+    </cs:fontRef>
+    <cs:spPr>
+      <a:ln w="9525" cap="flat" cmpd="sng" algn="ctr">
+        <a:solidFill>
+          <a:schemeClr val="tx1">
+            <a:lumMod val="15000"/>
+            <a:lumOff val="85000"/>
+          </a:schemeClr>
+        </a:solidFill>
+        <a:round/>
+      </a:ln>
+    </cs:spPr>
+    <cs:defRPr sz="900" kern="1200"/>
+  </cs:categoryAxis>
+  <cs:chartArea mods="allowNoFillOverride allowNoLineOverride">
+    <cs:lnRef idx="0"/>
+    <cs:fillRef idx="0"/>
+    <cs:effectRef idx="0"/>
+    <cs:fontRef idx="minor">
+      <a:schemeClr val="tx1"/>
+    </cs:fontRef>
+    <cs:spPr>
+      <a:solidFill>
+        <a:schemeClr val="bg1"/>
+      </a:solidFill>
+      <a:ln w="9525" cap="flat" cmpd="sng" algn="ctr">
+        <a:solidFill>
+          <a:schemeClr val="tx1">
+            <a:lumMod val="15000"/>
+            <a:lumOff val="85000"/>
+          </a:schemeClr>
+        </a:solidFill>
+        <a:round/>
+      </a:ln>
+    </cs:spPr>
+    <cs:defRPr sz="1000" kern="1200"/>
+  </cs:chartArea>
+  <cs:dataLabel>
+    <cs:lnRef idx="0"/>
+    <cs:fillRef idx="0"/>
+    <cs:effectRef idx="0"/>
+    <cs:fontRef idx="minor">
+      <a:schemeClr val="tx1">
+        <a:lumMod val="75000"/>
+        <a:lumOff val="25000"/>
+      </a:schemeClr>
+    </cs:fontRef>
+    <cs:defRPr sz="900" kern="1200"/>
+  </cs:dataLabel>
+  <cs:dataLabelCallout>
+    <cs:lnRef idx="0"/>
+    <cs:fillRef idx="0"/>
+    <cs:effectRef idx="0"/>
+    <cs:fontRef idx="minor">
+      <a:schemeClr val="dk1">
+        <a:lumMod val="65000"/>
+        <a:lumOff val="35000"/>
+      </a:schemeClr>
+    </cs:fontRef>
+    <cs:spPr>
+      <a:solidFill>
+        <a:schemeClr val="lt1"/>
+      </a:solidFill>
+      <a:ln>
+        <a:solidFill>
+          <a:schemeClr val="dk1">
+            <a:lumMod val="25000"/>
+            <a:lumOff val="75000"/>
+          </a:schemeClr>
+        </a:solidFill>
+      </a:ln>
+    </cs:spPr>
+    <cs:defRPr sz="900" kern="1200"/>
+    <cs:bodyPr rot="0" spcFirstLastPara="1" vertOverflow="clip" horzOverflow="clip" vert="horz" wrap="square" lIns="36576" tIns="18288" rIns="36576" bIns="18288" anchor="ctr" anchorCtr="1">
+      <a:spAutoFit/>
+    </cs:bodyPr>
+  </cs:dataLabelCallout>
+  <cs:dataPoint>
+    <cs:lnRef idx="0"/>
+    <cs:fillRef idx="1">
+      <cs:styleClr val="auto"/>
+    </cs:fillRef>
+    <cs:effectRef idx="0"/>
+    <cs:fontRef idx="minor">
+      <a:schemeClr val="tx1"/>
+    </cs:fontRef>
+  </cs:dataPoint>
+  <cs:dataPoint3D>
+    <cs:lnRef idx="0"/>
+    <cs:fillRef idx="1">
+      <cs:styleClr val="auto"/>
+    </cs:fillRef>
+    <cs:effectRef idx="0"/>
+    <cs:fontRef idx="minor">
+      <a:schemeClr val="tx1"/>
+    </cs:fontRef>
+  </cs:dataPoint3D>
+  <cs:dataPointLine>
+    <cs:lnRef idx="0">
+      <cs:styleClr val="auto"/>
+    </cs:lnRef>
+    <cs:fillRef idx="1"/>
+    <cs:effectRef idx="0"/>
+    <cs:fontRef idx="minor">
+      <a:schemeClr val="tx1"/>
+    </cs:fontRef>
+    <cs:spPr>
+      <a:ln w="28575" cap="rnd">
+        <a:solidFill>
+          <a:schemeClr val="phClr"/>
+        </a:solidFill>
+        <a:round/>
+      </a:ln>
+    </cs:spPr>
+  </cs:dataPointLine>
+  <cs:dataPointMarker>
+    <cs:lnRef idx="0">
+      <cs:styleClr val="auto"/>
+    </cs:lnRef>
+    <cs:fillRef idx="1">
+      <cs:styleClr val="auto"/>
+    </cs:fillRef>
+    <cs:effectRef idx="0"/>
+    <cs:fontRef idx="minor">
+      <a:schemeClr val="tx1"/>
+    </cs:fontRef>
+    <cs:spPr>
+      <a:ln w="9525">
+        <a:solidFill>
+          <a:schemeClr val="phClr"/>
+        </a:solidFill>
+      </a:ln>
+    </cs:spPr>
+  </cs:dataPointMarker>
+  <cs:dataPointMarkerLayout symbol="circle" size="5"/>
+  <cs:dataPointWireframe>
+    <cs:lnRef idx="0">
+      <cs:styleClr val="auto"/>
+    </cs:lnRef>
+    <cs:fillRef idx="1"/>
+    <cs:effectRef idx="0"/>
+    <cs:fontRef idx="minor">
+      <a:schemeClr val="tx1"/>
+    </cs:fontRef>
+    <cs:spPr>
+      <a:ln w="9525" cap="rnd">
+        <a:solidFill>
+          <a:schemeClr val="phClr"/>
+        </a:solidFill>
+        <a:round/>
+      </a:ln>
+    </cs:spPr>
+  </cs:dataPointWireframe>
+  <cs:dataTable>
+    <cs:lnRef idx="0"/>
+    <cs:fillRef idx="0"/>
+    <cs:effectRef idx="0"/>
+    <cs:fontRef idx="minor">
+      <a:schemeClr val="tx1">
+        <a:lumMod val="65000"/>
+        <a:lumOff val="35000"/>
+      </a:schemeClr>
+    </cs:fontRef>
+    <cs:spPr>
+      <a:noFill/>
+      <a:ln w="9525" cap="flat" cmpd="sng" algn="ctr">
+        <a:solidFill>
+          <a:schemeClr val="tx1">
+            <a:lumMod val="15000"/>
+            <a:lumOff val="85000"/>
+          </a:schemeClr>
+        </a:solidFill>
+        <a:round/>
+      </a:ln>
+    </cs:spPr>
+    <cs:defRPr sz="900" kern="1200"/>
+  </cs:dataTable>
+  <cs:downBar>
+    <cs:lnRef idx="0"/>
+    <cs:fillRef idx="0"/>
+    <cs:effectRef idx="0"/>
+    <cs:fontRef idx="minor">
+      <a:schemeClr val="tx1"/>
+    </cs:fontRef>
+    <cs:spPr>
+      <a:solidFill>
+        <a:schemeClr val="dk1">
+          <a:lumMod val="75000"/>
+          <a:lumOff val="25000"/>
+        </a:schemeClr>
+      </a:solidFill>
+      <a:ln w="9525" cap="flat" cmpd="sng" algn="ctr">
+        <a:solidFill>
+          <a:schemeClr val="tx1">
+            <a:lumMod val="65000"/>
+            <a:lumOff val="35000"/>
+          </a:schemeClr>
+        </a:solidFill>
+        <a:round/>
+      </a:ln>
+    </cs:spPr>
+  </cs:downBar>
+  <cs:dropLine>
+    <cs:lnRef idx="0"/>
+    <cs:fillRef idx="0"/>
+    <cs:effectRef idx="0"/>
+    <cs:fontRef idx="minor">
+      <a:schemeClr val="tx1"/>
+    </cs:fontRef>
+    <cs:spPr>
+      <a:ln w="9525" cap="flat" cmpd="sng" algn="ctr">
+        <a:solidFill>
+          <a:schemeClr val="tx1">
+            <a:lumMod val="35000"/>
+            <a:lumOff val="65000"/>
+          </a:schemeClr>
+        </a:solidFill>
+        <a:round/>
+      </a:ln>
+    </cs:spPr>
+  </cs:dropLine>
+  <cs:errorBar>
+    <cs:lnRef idx="0"/>
+    <cs:fillRef idx="0"/>
+    <cs:effectRef idx="0"/>
+    <cs:fontRef idx="minor">
+      <a:schemeClr val="tx1"/>
+    </cs:fontRef>
+    <cs:spPr>
+      <a:ln w="9525" cap="flat" cmpd="sng" algn="ctr">
+        <a:solidFill>
+          <a:schemeClr val="tx1">
+            <a:lumMod val="65000"/>
+            <a:lumOff val="35000"/>
+          </a:schemeClr>
+        </a:solidFill>
+        <a:round/>
+      </a:ln>
+    </cs:spPr>
+  </cs:errorBar>
+  <cs:floor>
+    <cs:lnRef idx="0"/>
+    <cs:fillRef idx="0"/>
+    <cs:effectRef idx="0"/>
+    <cs:fontRef idx="minor">
+      <a:schemeClr val="tx1"/>
+    </cs:fontRef>
+    <cs:spPr>
+      <a:noFill/>
+      <a:ln>
+        <a:noFill/>
+      </a:ln>
+    </cs:spPr>
+  </cs:floor>
+  <cs:gridlineMajor>
+    <cs:lnRef idx="0"/>
+    <cs:fillRef idx="0"/>
+    <cs:effectRef idx="0"/>
+    <cs:fontRef idx="minor">
+      <a:schemeClr val="tx1"/>
+    </cs:fontRef>
+    <cs:spPr>
+      <a:ln w="9525" cap="flat" cmpd="sng" algn="ctr">
+        <a:solidFill>
+          <a:schemeClr val="tx1">
+            <a:lumMod val="15000"/>
+            <a:lumOff val="85000"/>
+          </a:schemeClr>
+        </a:solidFill>
+        <a:round/>
+      </a:ln>
+    </cs:spPr>
+  </cs:gridlineMajor>
+  <cs:gridlineMinor>
+    <cs:lnRef idx="0"/>
+    <cs:fillRef idx="0"/>
+    <cs:effectRef idx="0"/>
+    <cs:fontRef idx="minor">
+      <a:schemeClr val="tx1"/>
+    </cs:fontRef>
+    <cs:spPr>
+      <a:ln w="9525" cap="flat" cmpd="sng" algn="ctr">
+        <a:solidFill>
+          <a:schemeClr val="tx1">
+            <a:lumMod val="5000"/>
+            <a:lumOff val="95000"/>
+          </a:schemeClr>
+        </a:solidFill>
+        <a:round/>
+      </a:ln>
+    </cs:spPr>
+  </cs:gridlineMinor>
+  <cs:hiLoLine>
+    <cs:lnRef idx="0"/>
+    <cs:fillRef idx="0"/>
+    <cs:effectRef idx="0"/>
+    <cs:fontRef idx="minor">
+      <a:schemeClr val="tx1"/>
+    </cs:fontRef>
+    <cs:spPr>
+      <a:ln w="9525" cap="flat" cmpd="sng" algn="ctr">
+        <a:solidFill>
+          <a:schemeClr val="tx1">
+            <a:lumMod val="50000"/>
+            <a:lumOff val="50000"/>
+          </a:schemeClr>
+        </a:solidFill>
+        <a:round/>
+      </a:ln>
+    </cs:spPr>
+  </cs:hiLoLine>
+  <cs:leaderLine>
+    <cs:lnRef idx="0"/>
+    <cs:fillRef idx="0"/>
+    <cs:effectRef idx="0"/>
+    <cs:fontRef idx="minor">
+      <a:schemeClr val="tx1"/>
+    </cs:fontRef>
+    <cs:spPr>
+      <a:ln w="9525" cap="flat" cmpd="sng" algn="ctr">
+        <a:solidFill>
+          <a:schemeClr val="tx1">
+            <a:lumMod val="35000"/>
+            <a:lumOff val="65000"/>
+          </a:schemeClr>
+        </a:solidFill>
+        <a:round/>
+      </a:ln>
+    </cs:spPr>
+  </cs:leaderLine>
+  <cs:legend>
+    <cs:lnRef idx="0"/>
+    <cs:fillRef idx="0"/>
+    <cs:effectRef idx="0"/>
+    <cs:fontRef idx="minor">
+      <a:schemeClr val="tx1">
+        <a:lumMod val="65000"/>
+        <a:lumOff val="35000"/>
+      </a:schemeClr>
+    </cs:fontRef>
+    <cs:defRPr sz="900" kern="1200"/>
+  </cs:legend>
+  <cs:plotArea mods="allowNoFillOverride allowNoLineOverride">
+    <cs:lnRef idx="0"/>
+    <cs:fillRef idx="0"/>
+    <cs:effectRef idx="0"/>
+    <cs:fontRef idx="minor">
+      <a:schemeClr val="tx1"/>
+    </cs:fontRef>
+  </cs:plotArea>
+  <cs:plotArea3D mods="allowNoFillOverride allowNoLineOverride">
+    <cs:lnRef idx="0"/>
+    <cs:fillRef idx="0"/>
+    <cs:effectRef idx="0"/>
+    <cs:fontRef idx="minor">
+      <a:schemeClr val="tx1"/>
+    </cs:fontRef>
+  </cs:plotArea3D>
+  <cs:seriesAxis>
+    <cs:lnRef idx="0"/>
+    <cs:fillRef idx="0"/>
+    <cs:effectRef idx="0"/>
+    <cs:fontRef idx="minor">
+      <a:schemeClr val="tx1">
+        <a:lumMod val="65000"/>
+        <a:lumOff val="35000"/>
+      </a:schemeClr>
+    </cs:fontRef>
+    <cs:defRPr sz="900" kern="1200"/>
+  </cs:seriesAxis>
+  <cs:seriesLine>
+    <cs:lnRef idx="0"/>
+    <cs:fillRef idx="0"/>
+    <cs:effectRef idx="0"/>
+    <cs:fontRef idx="minor">
+      <a:schemeClr val="tx1"/>
+    </cs:fontRef>
+    <cs:spPr>
+      <a:ln w="9525" cap="flat" cmpd="sng" algn="ctr">
+        <a:solidFill>
+          <a:schemeClr val="tx1">
+            <a:lumMod val="35000"/>
+            <a:lumOff val="65000"/>
+          </a:schemeClr>
+        </a:solidFill>
+        <a:round/>
+      </a:ln>
+    </cs:spPr>
+  </cs:seriesLine>
+  <cs:title>
+    <cs:lnRef idx="0"/>
+    <cs:fillRef idx="0"/>
+    <cs:effectRef idx="0"/>
+    <cs:fontRef idx="minor">
+      <a:schemeClr val="tx1">
+        <a:lumMod val="65000"/>
+        <a:lumOff val="35000"/>
+      </a:schemeClr>
+    </cs:fontRef>
+    <cs:defRPr sz="1400" b="0" kern="1200" spc="0" baseline="0"/>
+  </cs:title>
+  <cs:trendline>
+    <cs:lnRef idx="0">
+      <cs:styleClr val="auto"/>
+    </cs:lnRef>
+    <cs:fillRef idx="0"/>
+    <cs:effectRef idx="0"/>
+    <cs:fontRef idx="minor">
+      <a:schemeClr val="tx1"/>
+    </cs:fontRef>
+    <cs:spPr>
+      <a:ln w="19050" cap="rnd">
+        <a:solidFill>
+          <a:schemeClr val="phClr"/>
+        </a:solidFill>
+        <a:prstDash val="sysDot"/>
+      </a:ln>
+    </cs:spPr>
+  </cs:trendline>
+  <cs:trendlineLabel>
+    <cs:lnRef idx="0"/>
+    <cs:fillRef idx="0"/>
+    <cs:effectRef idx="0"/>
+    <cs:fontRef idx="minor">
+      <a:schemeClr val="tx1">
+        <a:lumMod val="65000"/>
+        <a:lumOff val="35000"/>
+      </a:schemeClr>
+    </cs:fontRef>
+    <cs:defRPr sz="900" kern="1200"/>
+  </cs:trendlineLabel>
+  <cs:upBar>
+    <cs:lnRef idx="0"/>
+    <cs:fillRef idx="0"/>
+    <cs:effectRef idx="0"/>
+    <cs:fontRef idx="minor">
+      <a:schemeClr val="tx1"/>
+    </cs:fontRef>
+    <cs:spPr>
+      <a:solidFill>
+        <a:schemeClr val="lt1"/>
+      </a:solidFill>
+      <a:ln w="9525" cap="flat" cmpd="sng" algn="ctr">
+        <a:solidFill>
+          <a:schemeClr val="tx1">
+            <a:lumMod val="65000"/>
+            <a:lumOff val="35000"/>
+          </a:schemeClr>
+        </a:solidFill>
+        <a:round/>
+      </a:ln>
+    </cs:spPr>
+  </cs:upBar>
+  <cs:valueAxis>
+    <cs:lnRef idx="0"/>
+    <cs:fillRef idx="0"/>
+    <cs:effectRef idx="0"/>
+    <cs:fontRef idx="minor">
+      <a:schemeClr val="tx1">
+        <a:lumMod val="65000"/>
+        <a:lumOff val="35000"/>
+      </a:schemeClr>
+    </cs:fontRef>
+    <cs:defRPr sz="900" kern="1200"/>
+  </cs:valueAxis>
+  <cs:wall>
+    <cs:lnRef idx="0"/>
+    <cs:fillRef idx="0"/>
+    <cs:effectRef idx="0"/>
+    <cs:fontRef idx="minor">
+      <a:schemeClr val="tx1"/>
+    </cs:fontRef>
+    <cs:spPr>
+      <a:noFill/>
+      <a:ln>
+        <a:noFill/>
+      </a:ln>
+    </cs:spPr>
+  </cs:wall>
+</cs:chartStyle>
 </file>
 
 <file path=word/theme/theme1.xml><?xml version="1.0" encoding="utf-8"?>

--- a/docs/Szabó_Patrik_Péter_DRX7R2_szakdolgozat.docx
+++ b/docs/Szabó_Patrik_Péter_DRX7R2_szakdolgozat.docx
@@ -430,6 +430,7 @@
           <w:szCs w:val="40"/>
         </w:rPr>
       </w:pPr>
+      <w:proofErr w:type="spellStart"/>
       <w:r>
         <w:rPr>
           <w:b/>
@@ -437,7 +438,17 @@
           <w:sz w:val="40"/>
           <w:szCs w:val="40"/>
         </w:rPr>
-        <w:t>PecaPont: Horgászhely foglaló és információ szerző webalkalmazás</w:t>
+        <w:t>PecaPont</w:t>
+      </w:r>
+      <w:proofErr w:type="spellEnd"/>
+      <w:r>
+        <w:rPr>
+          <w:b/>
+          <w:bCs/>
+          <w:sz w:val="40"/>
+          <w:szCs w:val="40"/>
+        </w:rPr>
+        <w:t>: Horgászhely foglaló és információ szerző webalkalmazás</w:t>
       </w:r>
     </w:p>
     <w:p>
@@ -616,7 +627,27 @@
           <w:szCs w:val="32"/>
         </w:rPr>
         <w:tab/>
-        <w:t>Dr. Bilicki Vilmos</w:t>
+        <w:t xml:space="preserve">Dr. </w:t>
+      </w:r>
+      <w:proofErr w:type="spellStart"/>
+      <w:r>
+        <w:rPr>
+          <w:b/>
+          <w:bCs/>
+          <w:sz w:val="32"/>
+          <w:szCs w:val="32"/>
+        </w:rPr>
+        <w:t>Bilicki</w:t>
+      </w:r>
+      <w:proofErr w:type="spellEnd"/>
+      <w:r>
+        <w:rPr>
+          <w:b/>
+          <w:bCs/>
+          <w:sz w:val="32"/>
+          <w:szCs w:val="32"/>
+        </w:rPr>
+        <w:t xml:space="preserve"> Vilmos</w:t>
       </w:r>
     </w:p>
     <w:p>
@@ -876,7 +907,15 @@
         <w:tab/>
       </w:r>
       <w:r>
-        <w:t>A PecaPont célja, hogy egy központi, könnyen használható digitális platformot biztosítson, ahol a felhasználók gyorsan hozzáférhetnek minden releváns horgászati információhoz.</w:t>
+        <w:t xml:space="preserve">A </w:t>
+      </w:r>
+      <w:proofErr w:type="spellStart"/>
+      <w:r>
+        <w:t>PecaPont</w:t>
+      </w:r>
+      <w:proofErr w:type="spellEnd"/>
+      <w:r>
+        <w:t xml:space="preserve"> célja, hogy egy központi, könnyen használható digitális platformot biztosítson, ahol a felhasználók gyorsan hozzáférhetnek minden releváns horgászati információhoz.</w:t>
       </w:r>
     </w:p>
     <w:p>
@@ -890,7 +929,15 @@
       </w:pPr>
       <w:r>
         <w:tab/>
-        <w:t>A feladat egy olyan webalkalmazás elkészítése Angular alapú keretrendszer használatával, ahol a felhasználók könnyedén elérnek minden releváns információt. Hozzáférnek vízterületek listájához, azoknak a részletes leírásával, tájékozódhatnak aktualitásokról, tudomást szerezhetnek versenyekről és megoszthatják sikereiket a közösséggel.</w:t>
+        <w:t xml:space="preserve">A feladat egy olyan webalkalmazás elkészítése </w:t>
+      </w:r>
+      <w:proofErr w:type="spellStart"/>
+      <w:r>
+        <w:t>Angular</w:t>
+      </w:r>
+      <w:proofErr w:type="spellEnd"/>
+      <w:r>
+        <w:t xml:space="preserve"> alapú keretrendszer használatával, ahol a felhasználók könnyedén elérnek minden releváns információt. Hozzáférnek vízterületek listájához, azoknak a részletes leírásával, tájékozódhatnak aktualitásokról, tudomást szerezhetnek versenyekről és megoszthatják sikereiket a közösséggel.</w:t>
       </w:r>
     </w:p>
     <w:p>
@@ -984,8 +1031,13 @@
         <w:ind w:left="0" w:firstLine="0"/>
         <w:jc w:val="left"/>
       </w:pPr>
-      <w:r>
-        <w:t>PecaPont: Horgászhely foglaló és információ szerző webalkalmazás</w:t>
+      <w:proofErr w:type="spellStart"/>
+      <w:r>
+        <w:t>PecaPont</w:t>
+      </w:r>
+      <w:proofErr w:type="spellEnd"/>
+      <w:r>
+        <w:t>: Horgászhely foglaló és információ szerző webalkalmazás</w:t>
       </w:r>
     </w:p>
     <w:p>
@@ -1079,7 +1131,23 @@
         <w:jc w:val="left"/>
       </w:pPr>
       <w:r>
-        <w:t>A feladat abszolválásához az Angular keretrendszert és Firebase felhő alapú szolgáltatásait használom.</w:t>
+        <w:t xml:space="preserve">A feladat abszolválásához az </w:t>
+      </w:r>
+      <w:proofErr w:type="spellStart"/>
+      <w:r>
+        <w:t>Angular</w:t>
+      </w:r>
+      <w:proofErr w:type="spellEnd"/>
+      <w:r>
+        <w:t xml:space="preserve"> keretrendszert és </w:t>
+      </w:r>
+      <w:proofErr w:type="spellStart"/>
+      <w:r>
+        <w:t>Firebase</w:t>
+      </w:r>
+      <w:proofErr w:type="spellEnd"/>
+      <w:r>
+        <w:t xml:space="preserve"> felhő alapú szolgáltatásait használom.</w:t>
       </w:r>
     </w:p>
     <w:p>
@@ -1126,7 +1194,47 @@
         <w:jc w:val="left"/>
       </w:pPr>
       <w:r>
-        <w:t>A fejlesztés Visual Studio Code-al zajlik. A munka során Angular keretrendszert használok Typescript, HTML, SCSS nyelvekkel és Firebase felhő alapú szolgáltatásaival.</w:t>
+        <w:t xml:space="preserve">A fejlesztés Visual </w:t>
+      </w:r>
+      <w:proofErr w:type="spellStart"/>
+      <w:r>
+        <w:t>Studio</w:t>
+      </w:r>
+      <w:proofErr w:type="spellEnd"/>
+      <w:r>
+        <w:t xml:space="preserve"> </w:t>
+      </w:r>
+      <w:proofErr w:type="spellStart"/>
+      <w:r>
+        <w:t>Code-al</w:t>
+      </w:r>
+      <w:proofErr w:type="spellEnd"/>
+      <w:r>
+        <w:t xml:space="preserve"> zajlik. A munka során </w:t>
+      </w:r>
+      <w:proofErr w:type="spellStart"/>
+      <w:r>
+        <w:t>Angular</w:t>
+      </w:r>
+      <w:proofErr w:type="spellEnd"/>
+      <w:r>
+        <w:t xml:space="preserve"> keretrendszert használok </w:t>
+      </w:r>
+      <w:proofErr w:type="spellStart"/>
+      <w:r>
+        <w:t>Typescript</w:t>
+      </w:r>
+      <w:proofErr w:type="spellEnd"/>
+      <w:r>
+        <w:t xml:space="preserve">, HTML, SCSS nyelvekkel és </w:t>
+      </w:r>
+      <w:proofErr w:type="spellStart"/>
+      <w:r>
+        <w:t>Firebase</w:t>
+      </w:r>
+      <w:proofErr w:type="spellEnd"/>
+      <w:r>
+        <w:t xml:space="preserve"> felhő alapú szolgáltatásaival.</w:t>
       </w:r>
     </w:p>
     <w:p>
@@ -1173,7 +1281,31 @@
         <w:jc w:val="left"/>
       </w:pPr>
       <w:r>
-        <w:t>A webalkalmazás Firebase hosting szolgáltatással elérhető az interneten, a forráskód és dokumentáció megtalálható a publikus GitHub repositoriban.</w:t>
+        <w:t xml:space="preserve">A webalkalmazás </w:t>
+      </w:r>
+      <w:proofErr w:type="spellStart"/>
+      <w:r>
+        <w:t>Firebase</w:t>
+      </w:r>
+      <w:proofErr w:type="spellEnd"/>
+      <w:r>
+        <w:t xml:space="preserve"> </w:t>
+      </w:r>
+      <w:proofErr w:type="spellStart"/>
+      <w:r>
+        <w:t>hosting</w:t>
+      </w:r>
+      <w:proofErr w:type="spellEnd"/>
+      <w:r>
+        <w:t xml:space="preserve"> szolgáltatással elérhető az interneten, a forráskód és dokumentáció megtalálható a publikus GitHub </w:t>
+      </w:r>
+      <w:proofErr w:type="spellStart"/>
+      <w:r>
+        <w:t>repositoriban</w:t>
+      </w:r>
+      <w:proofErr w:type="spellEnd"/>
+      <w:r>
+        <w:t>.</w:t>
       </w:r>
     </w:p>
     <w:p>
@@ -1234,8 +1366,21 @@
         <w:jc w:val="left"/>
       </w:pPr>
       <w:r>
-        <w:t>horgászat, tavak, horgászok, Angular, Firebase</w:t>
-      </w:r>
+        <w:t xml:space="preserve">horgászat, tavak, horgászok, </w:t>
+      </w:r>
+      <w:proofErr w:type="spellStart"/>
+      <w:r>
+        <w:t>Angular</w:t>
+      </w:r>
+      <w:proofErr w:type="spellEnd"/>
+      <w:r>
+        <w:t xml:space="preserve">, </w:t>
+      </w:r>
+      <w:proofErr w:type="spellStart"/>
+      <w:r>
+        <w:t>Firebase</w:t>
+      </w:r>
+      <w:proofErr w:type="spellEnd"/>
     </w:p>
     <w:p>
       <w:pPr>
@@ -1322,7 +1467,15 @@
         <w:tab/>
       </w:r>
       <w:r>
-        <w:t xml:space="preserve">A dolgozat célja egy olyan webalkalmazás, a PecaPont megtervezése és megvalósítása, amely egységes keretbe foglalja a horgászvizekkel kapcsolatos információkat, és egy központi platformot biztosít a felhasználók számára. Az alkalmazás célja, hogy lehetővé tegye a releváns adatok – például szabályok, </w:t>
+        <w:t xml:space="preserve">A dolgozat célja egy olyan webalkalmazás, a </w:t>
+      </w:r>
+      <w:proofErr w:type="spellStart"/>
+      <w:r>
+        <w:t>PecaPont</w:t>
+      </w:r>
+      <w:proofErr w:type="spellEnd"/>
+      <w:r>
+        <w:t xml:space="preserve"> megtervezése és megvalósítása, amely egységes keretbe foglalja a horgászvizekkel kapcsolatos információkat, és egy központi platformot biztosít a felhasználók számára. Az alkalmazás célja, hogy lehetővé tegye a releváns adatok – például szabályok, </w:t>
       </w:r>
       <w:r>
         <w:t>módszerek</w:t>
@@ -1404,7 +1557,15 @@
         <w:tab/>
       </w:r>
       <w:r>
-        <w:t>Összességében a PecaPont webalkalmazás egy olyan komplex megoldást kínál, amely egyesíti az információgyűjtést és a közösségi interakciókat, ezáltal hozzájárulva a horgászok számára elérhető információk minőségének javításához és könnyebb hozzáférhetőségéhez.</w:t>
+        <w:t xml:space="preserve">Összességében a </w:t>
+      </w:r>
+      <w:proofErr w:type="spellStart"/>
+      <w:r>
+        <w:t>PecaPont</w:t>
+      </w:r>
+      <w:proofErr w:type="spellEnd"/>
+      <w:r>
+        <w:t xml:space="preserve"> webalkalmazás egy olyan komplex megoldást kínál, amely egyesíti az információgyűjtést és a közösségi interakciókat, ezáltal hozzájárulva a horgászok számára elérhető információk minőségének javításához és könnyebb hozzáférhetőségéhez.</w:t>
       </w:r>
     </w:p>
     <w:p>
@@ -1490,7 +1651,15 @@
         <w:tab/>
       </w:r>
       <w:r>
-        <w:t>A vizsgálat során több olyan weboldalt és webalkalmazást elemeztem, amelyek működési elve vagy célja részben vagy egészben hasonlít a PecaPont koncepciójához. Az elemzés során figyelembe vettem az egyes rendszerek funkcionalitását, felhasználói felületét, valamint az általuk kínált szolgáltatások körét. Külön figyelmet fordítottam arra, hogy ezek az alkalmazások milyen módon kezelik a horgászvizekkel kapcsolatos információkat, illetve milyen közösségi funkciókat biztosítanak.</w:t>
+        <w:t xml:space="preserve">A vizsgálat során több olyan weboldalt és webalkalmazást elemeztem, amelyek működési elve vagy célja részben vagy egészben hasonlít a </w:t>
+      </w:r>
+      <w:proofErr w:type="spellStart"/>
+      <w:r>
+        <w:t>PecaPont</w:t>
+      </w:r>
+      <w:proofErr w:type="spellEnd"/>
+      <w:r>
+        <w:t xml:space="preserve"> koncepciójához. Az elemzés során figyelembe vettem az egyes rendszerek funkcionalitását, felhasználói felületét, valamint az általuk kínált szolgáltatások körét. Külön figyelmet fordítottam arra, hogy ezek az alkalmazások milyen módon kezelik a horgászvizekkel kapcsolatos információkat, illetve milyen közösségi funkciókat biztosítanak.</w:t>
       </w:r>
     </w:p>
     <w:p>
@@ -1522,7 +1691,15 @@
         <w:tab/>
       </w:r>
       <w:r>
-        <w:t>A kutatás eredményei hozzájárultak a PecaPont webalkalmazás követelményeinek meghatározásához, és alapul szolgáltak a rendszer tervezése során meghozott döntésekhez. Az így nyert információk segítségével lehetőség nyílt egy olyan alkalmazás kialakítására, amely jobban illeszkedik a felhasználói igényekhez, és hatékonyabban kezeli a horgászattal kapcsolatos információkat.</w:t>
+        <w:t xml:space="preserve">A kutatás eredményei hozzájárultak a </w:t>
+      </w:r>
+      <w:proofErr w:type="spellStart"/>
+      <w:r>
+        <w:t>PecaPont</w:t>
+      </w:r>
+      <w:proofErr w:type="spellEnd"/>
+      <w:r>
+        <w:t xml:space="preserve"> webalkalmazás követelményeinek meghatározásához, és alapul szolgáltak a rendszer tervezése során meghozott döntésekhez. Az így nyert információk segítségével lehetőség nyílt egy olyan alkalmazás kialakítására, amely jobban illeszkedik a felhasználói igényekhez, és hatékonyabban kezeli a horgászattal kapcsolatos információkat.</w:t>
       </w:r>
     </w:p>
     <w:p>
@@ -1596,7 +1773,15 @@
         <w:tab/>
       </w:r>
       <w:r>
-        <w:t>A kitöltők többsége férfi volt, és több korcsoport is képviseltette magát, ami lehetővé tette különböző felhasználói igények vizsgálatát. A válaszadók jelentős része több éves, esetenként évtizedes horgászati tapasztalattal rendelkezik, ami arra utal, hogy a célcsoport nem kizárólag kezdő horgászokból áll. Ennek megfelelően egy ilyen alkalmazásnak a tapasztaltabb felhasználók igényeit is ki kell szolgálnia.</w:t>
+        <w:t xml:space="preserve">A kitöltők többsége férfi volt, és több korcsoport is képviseltette magát, ami lehetővé tette különböző felhasználói igények vizsgálatát. A válaszadók jelentős része több éves, </w:t>
+      </w:r>
+      <w:proofErr w:type="spellStart"/>
+      <w:r>
+        <w:t>esetenként</w:t>
+      </w:r>
+      <w:proofErr w:type="spellEnd"/>
+      <w:r>
+        <w:t xml:space="preserve"> évtizedes horgászati tapasztalattal rendelkezik, ami arra utal, hogy a célcsoport nem kizárólag kezdő horgászokból áll. Ennek megfelelően egy ilyen alkalmazásnak a tapasztaltabb felhasználók igényeit is ki kell szolgálnia.</w:t>
       </w:r>
     </w:p>
     <w:p>
@@ -2306,7 +2491,15 @@
         <w:tab/>
       </w:r>
       <w:r>
-        <w:t>Összességében a kérdőív eredményei alátámasztották a PecaPont webalkalmazás létjogosultságát. A válaszok alapján egyértelmű igény mutatkozik egy olyan egységes platform iránt, amely megbízható, strukturált és könnyen hozzáférhető információkat biztosít a horgászok számára, miközben közösségi funkciókat is kínál.</w:t>
+        <w:t xml:space="preserve">Összességében a kérdőív eredményei alátámasztották a </w:t>
+      </w:r>
+      <w:proofErr w:type="spellStart"/>
+      <w:r>
+        <w:t>PecaPont</w:t>
+      </w:r>
+      <w:proofErr w:type="spellEnd"/>
+      <w:r>
+        <w:t xml:space="preserve"> webalkalmazás létjogosultságát. A válaszok alapján egyértelmű igény mutatkozik egy olyan egységes platform iránt, amely megbízható, strukturált és könnyen hozzáférhető információkat biztosít a horgászok számára, miközben közösségi funkciókat is kínál.</w:t>
       </w:r>
     </w:p>
     <w:p>
@@ -2359,7 +2552,15 @@
         <w:tab/>
       </w:r>
       <w:r>
-        <w:t>A piackutatás során nemcsak a felhasználói igények feltérképezése történt meg, hanem a meglévő, hasonló célú rendszerek vizsgálata is. Bár kifejezetten a PecaPont koncepciójával teljes mértékben megegyező webalkalmazás nem található, több olyan platform létezik, amelyek részben hasonló funkciókat látnak el.</w:t>
+        <w:t xml:space="preserve">A piackutatás során nemcsak a felhasználói igények feltérképezése történt meg, hanem a meglévő, hasonló célú rendszerek vizsgálata is. Bár kifejezetten a </w:t>
+      </w:r>
+      <w:proofErr w:type="spellStart"/>
+      <w:r>
+        <w:t>PecaPont</w:t>
+      </w:r>
+      <w:proofErr w:type="spellEnd"/>
+      <w:r>
+        <w:t xml:space="preserve"> koncepciójával teljes mértékben megegyező webalkalmazás nem található, több olyan platform létezik, amelyek részben hasonló funkciókat látnak el.</w:t>
       </w:r>
     </w:p>
     <w:p>
@@ -2399,7 +2600,15 @@
         <w:t>webalkalmazások</w:t>
       </w:r>
       <w:r>
-        <w:t>, amelyek lehetőséget biztosítanak a fogások rögzítésére, statisztikák vezetésére, valamint közösségi funkciók használatára. Ezek az alkalmazások azonban sok esetben nem tartalmaznak részletes, helyspecifikus információkat a magyarországi horgászvizekről, illetve egyes funkcióik fizetősek.</w:t>
+        <w:t xml:space="preserve">, amelyek lehetőséget biztosítanak a fogások rögzítésére, statisztikák vezetésére, valamint közösségi funkciók használatára. Ezek az alkalmazások azonban sok esetben nem tartalmaznak részletes, helyspecifikus információkat a magyarországi horgászvizekről, illetve egyes funkcióik </w:t>
+      </w:r>
+      <w:proofErr w:type="spellStart"/>
+      <w:r>
+        <w:t>fizetősek</w:t>
+      </w:r>
+      <w:proofErr w:type="spellEnd"/>
+      <w:r>
+        <w:t>.</w:t>
       </w:r>
     </w:p>
     <w:p>
@@ -2548,13 +2757,31 @@
           <w:bCs/>
         </w:rPr>
       </w:pPr>
+      <w:proofErr w:type="spellStart"/>
       <w:r>
         <w:rPr>
           <w:b/>
           <w:bCs/>
         </w:rPr>
-        <w:t>Vampire Fishing</w:t>
-      </w:r>
+        <w:t>Vampire</w:t>
+      </w:r>
+      <w:proofErr w:type="spellEnd"/>
+      <w:r>
+        <w:rPr>
+          <w:b/>
+          <w:bCs/>
+        </w:rPr>
+        <w:t xml:space="preserve"> </w:t>
+      </w:r>
+      <w:proofErr w:type="spellStart"/>
+      <w:r>
+        <w:rPr>
+          <w:b/>
+          <w:bCs/>
+        </w:rPr>
+        <w:t>Fishing</w:t>
+      </w:r>
+      <w:proofErr w:type="spellEnd"/>
     </w:p>
     <w:p>
       <w:pPr>
@@ -2571,7 +2798,31 @@
         <w:tab/>
       </w:r>
       <w:r>
-        <w:t>A Vampire Fishing Trips platform egy modernebb, technológiai megközelítést alkalmazó rendszer, amely elsősorban mobilalkalmazásként érhető el, és különböző digitális megoldásokkal támogatja a horgászokat.</w:t>
+        <w:t xml:space="preserve">A </w:t>
+      </w:r>
+      <w:proofErr w:type="spellStart"/>
+      <w:r>
+        <w:t>Vampire</w:t>
+      </w:r>
+      <w:proofErr w:type="spellEnd"/>
+      <w:r>
+        <w:t xml:space="preserve"> </w:t>
+      </w:r>
+      <w:proofErr w:type="spellStart"/>
+      <w:r>
+        <w:t>Fishing</w:t>
+      </w:r>
+      <w:proofErr w:type="spellEnd"/>
+      <w:r>
+        <w:t xml:space="preserve"> </w:t>
+      </w:r>
+      <w:proofErr w:type="spellStart"/>
+      <w:r>
+        <w:t>Trips</w:t>
+      </w:r>
+      <w:proofErr w:type="spellEnd"/>
+      <w:r>
+        <w:t xml:space="preserve"> platform egy modernebb, technológiai megközelítést alkalmazó rendszer, amely elsősorban mobilalkalmazásként érhető el, és különböző digitális megoldásokkal támogatja a horgászokat.</w:t>
       </w:r>
     </w:p>
     <w:p>
@@ -2641,6 +2892,7 @@
           <w:bCs/>
         </w:rPr>
       </w:pPr>
+      <w:proofErr w:type="spellStart"/>
       <w:r>
         <w:rPr>
           <w:b/>
@@ -2648,6 +2900,7 @@
         </w:rPr>
         <w:t>FishMap</w:t>
       </w:r>
+      <w:proofErr w:type="spellEnd"/>
     </w:p>
     <w:p>
       <w:pPr>
@@ -2664,7 +2917,15 @@
         <w:tab/>
       </w:r>
       <w:r>
-        <w:t>A FishMap alkalmazás egy innovatív megoldás, amely térképes megjelenítéssel és valós idejű adatokkal segíti a horgászokat.</w:t>
+        <w:t xml:space="preserve">A </w:t>
+      </w:r>
+      <w:proofErr w:type="spellStart"/>
+      <w:r>
+        <w:t>FishMap</w:t>
+      </w:r>
+      <w:proofErr w:type="spellEnd"/>
+      <w:r>
+        <w:t xml:space="preserve"> alkalmazás egy innovatív megoldás, amely térképes megjelenítéssel és valós idejű adatokkal segíti a horgászokat.</w:t>
       </w:r>
     </w:p>
     <w:p>
@@ -2762,7 +3023,15 @@
         <w:tab/>
       </w:r>
       <w:r>
-        <w:t>Összességében megállapítható, hogy a vizsgált rendszerek különböző területeken erősek, azonban egyik sem kínál teljes körű, integrált megoldást. Egyes platformok strukturált adatokat biztosítanak, míg mások a közösségi vagy valós idejű információkra helyezik a hangsúlyt. A PecaPont célja ezen megközelítések egyesítése, egy olyan egységes rendszer létrehozásával, amely egyszerre biztosít strukturált információkat, közösségi funkciókat és naprakész adatokat a felhasználók számára.</w:t>
+        <w:t xml:space="preserve">Összességében megállapítható, hogy a vizsgált rendszerek különböző területeken erősek, azonban egyik sem kínál teljes körű, integrált megoldást. Egyes platformok strukturált adatokat biztosítanak, míg mások a közösségi vagy valós idejű információkra helyezik a hangsúlyt. A </w:t>
+      </w:r>
+      <w:proofErr w:type="spellStart"/>
+      <w:r>
+        <w:t>PecaPont</w:t>
+      </w:r>
+      <w:proofErr w:type="spellEnd"/>
+      <w:r>
+        <w:t xml:space="preserve"> célja ezen megközelítések egyesítése, egy olyan egységes rendszer létrehozásával, amely egyszerre biztosít strukturált információkat, közösségi funkciókat és naprakész adatokat a felhasználók számára.</w:t>
       </w:r>
     </w:p>
     <w:tbl>
@@ -2895,6 +3164,7 @@
                 <w14:ligatures w14:val="none"/>
               </w:rPr>
             </w:pPr>
+            <w:proofErr w:type="spellStart"/>
             <w:r>
               <w:rPr>
                 <w:rFonts w:ascii="Arial" w:hAnsi="Arial" w:cs="Arial"/>
@@ -2907,6 +3177,7 @@
               </w:rPr>
               <w:t>FishMap</w:t>
             </w:r>
+            <w:proofErr w:type="spellEnd"/>
           </w:p>
         </w:tc>
         <w:tc>
@@ -2936,6 +3207,7 @@
                 <w14:ligatures w14:val="none"/>
               </w:rPr>
             </w:pPr>
+            <w:proofErr w:type="spellStart"/>
             <w:r>
               <w:rPr>
                 <w:rFonts w:ascii="Arial" w:hAnsi="Arial" w:cs="Arial"/>
@@ -2948,6 +3220,7 @@
               </w:rPr>
               <w:t>Vampire</w:t>
             </w:r>
+            <w:proofErr w:type="spellEnd"/>
           </w:p>
         </w:tc>
         <w:tc>
@@ -2977,6 +3250,7 @@
                 <w14:ligatures w14:val="none"/>
               </w:rPr>
             </w:pPr>
+            <w:proofErr w:type="spellStart"/>
             <w:r>
               <w:rPr>
                 <w:rFonts w:ascii="Arial" w:hAnsi="Arial" w:cs="Arial"/>
@@ -2989,6 +3263,7 @@
               </w:rPr>
               <w:t>PecaPont</w:t>
             </w:r>
+            <w:proofErr w:type="spellEnd"/>
           </w:p>
         </w:tc>
       </w:tr>
@@ -3780,7 +4055,15 @@
         <w:t xml:space="preserve">. ábra a </w:t>
       </w:r>
       <w:r>
-        <w:t>táblázat összefoglalja a vizsgált rendszerek főbb funkcióit, és összehasonlítja azokat a PecaPont webalkalmazással.</w:t>
+        <w:t xml:space="preserve">táblázat összefoglalja a vizsgált rendszerek főbb funkcióit, és összehasonlítja azokat a </w:t>
+      </w:r>
+      <w:proofErr w:type="spellStart"/>
+      <w:r>
+        <w:t>PecaPont</w:t>
+      </w:r>
+      <w:proofErr w:type="spellEnd"/>
+      <w:r>
+        <w:t xml:space="preserve"> webalkalmazással.</w:t>
       </w:r>
     </w:p>
     <w:p>
@@ -3796,7 +4079,58 @@
         <w:tab/>
       </w:r>
       <w:r>
-        <w:t>A táblázat alapján jól látható, hogy a jelenlegi megoldások különböző területeken nyújtanak erős funkcionalitást, azonban egyik sem kínál teljes körű megoldást. A Horgaszhelyek.hu elsősorban strukturált helyadatokat biztosít, de nem rendelkezik valós idejű információkkal. A FishMap és a Vampire platformok támogatják a valós idejű fogások megjelenítését és a közösségi funkciókat, ugyanakkor nem biztosítanak egységes, átfogó információs rendszert. Ezzel szemben a PecaPont célja, hogy egyetlen platformon egyesítse a helyadatokat, a közösségi funkciókat és a valós idejű információkat, így komplexebb megoldást nyújtva a felhasználók számára.</w:t>
+        <w:t xml:space="preserve">A táblázat alapján jól látható, hogy a jelenlegi megoldások különböző területeken nyújtanak erős funkcionalitást, azonban egyik sem kínál teljes körű megoldást. A Horgaszhelyek.hu elsősorban strukturált </w:t>
+      </w:r>
+      <w:proofErr w:type="spellStart"/>
+      <w:r>
+        <w:t>helyadatokat</w:t>
+      </w:r>
+      <w:proofErr w:type="spellEnd"/>
+      <w:r>
+        <w:t xml:space="preserve"> biztosít, de nem rendelkezik valós idejű információkkal. A </w:t>
+      </w:r>
+      <w:proofErr w:type="spellStart"/>
+      <w:r>
+        <w:t>FishMap</w:t>
+      </w:r>
+      <w:proofErr w:type="spellEnd"/>
+      <w:r>
+        <w:t xml:space="preserve"> és a </w:t>
+      </w:r>
+      <w:proofErr w:type="spellStart"/>
+      <w:r>
+        <w:t>Vampire</w:t>
+      </w:r>
+      <w:proofErr w:type="spellEnd"/>
+      <w:r>
+        <w:t xml:space="preserve"> platformok támogatják a valós idejű fogások megjel</w:t>
+      </w:r>
+      <w:r>
+        <w:t>-</w:t>
+      </w:r>
+      <w:proofErr w:type="spellStart"/>
+      <w:r>
+        <w:t>enítését</w:t>
+      </w:r>
+      <w:proofErr w:type="spellEnd"/>
+      <w:r>
+        <w:t xml:space="preserve"> és a közösségi funkciókat, ugyanakkor nem biztosítanak egységes, átfogó információs rendszert. Ezzel szemben a </w:t>
+      </w:r>
+      <w:proofErr w:type="spellStart"/>
+      <w:r>
+        <w:t>PecaPont</w:t>
+      </w:r>
+      <w:proofErr w:type="spellEnd"/>
+      <w:r>
+        <w:t xml:space="preserve"> célja, hogy egyetlen platformon egyesítse a </w:t>
+      </w:r>
+      <w:proofErr w:type="spellStart"/>
+      <w:r>
+        <w:t>helyadatokat</w:t>
+      </w:r>
+      <w:proofErr w:type="spellEnd"/>
+      <w:r>
+        <w:t>, a közösségi funkciókat és a valós idejű információkat, így komplexebb megoldást nyújtva a felhasználók számára.</w:t>
       </w:r>
     </w:p>
     <w:p>
@@ -3814,6 +4148,8 @@
         <w:tabs>
           <w:tab w:val="left" w:pos="567"/>
         </w:tabs>
+        <w:spacing w:after="480" w:line="386" w:lineRule="auto"/>
+        <w:ind w:left="11" w:hanging="11"/>
         <w:jc w:val="center"/>
         <w:rPr>
           <w:b/>
@@ -3831,6 +4167,256 @@
         </w:rPr>
         <w:lastRenderedPageBreak/>
         <w:t>2. Funkcionális specifikáció</w:t>
+      </w:r>
+    </w:p>
+    <w:p>
+      <w:pPr>
+        <w:tabs>
+          <w:tab w:val="left" w:pos="567"/>
+        </w:tabs>
+        <w:spacing w:after="120" w:line="386" w:lineRule="auto"/>
+        <w:ind w:left="0" w:firstLine="0"/>
+      </w:pPr>
+      <w:r>
+        <w:tab/>
+      </w:r>
+      <w:r>
+        <w:t xml:space="preserve">A piackutatás és a versenytársak elemzése alapján meghatározhatók azok a funkcionális és nem funkcionális követelmények, amelyeknek a </w:t>
+      </w:r>
+      <w:proofErr w:type="spellStart"/>
+      <w:r>
+        <w:t>PecaPont</w:t>
+      </w:r>
+      <w:proofErr w:type="spellEnd"/>
+      <w:r>
+        <w:t xml:space="preserve"> webalkalmazásnak meg kell felelnie. A kérdőíves felmérés eredményei rámutattak arra, hogy a horgászok számára kiemelten fontos a gyors, megbízható és strukturált információelérés, valamint a közösségi funkciók jelenléte. Emellett a versenytársak vizsgálata azt is megmutatta, hogy a jelenlegi megoldások nem kínálnak teljes körű, egységes platformot.</w:t>
+      </w:r>
+    </w:p>
+    <w:p>
+      <w:pPr>
+        <w:tabs>
+          <w:tab w:val="left" w:pos="567"/>
+        </w:tabs>
+        <w:spacing w:after="120" w:line="386" w:lineRule="auto"/>
+        <w:ind w:left="0" w:firstLine="0"/>
+      </w:pPr>
+    </w:p>
+    <w:p>
+      <w:pPr>
+        <w:tabs>
+          <w:tab w:val="left" w:pos="567"/>
+        </w:tabs>
+        <w:spacing w:after="120" w:line="386" w:lineRule="auto"/>
+        <w:ind w:left="0" w:firstLine="0"/>
+        <w:rPr>
+          <w:b/>
+          <w:bCs/>
+        </w:rPr>
+      </w:pPr>
+      <w:r>
+        <w:rPr>
+          <w:b/>
+          <w:bCs/>
+        </w:rPr>
+        <w:t>2.1 Funkcionális követelmények</w:t>
+      </w:r>
+    </w:p>
+    <w:p>
+      <w:pPr>
+        <w:tabs>
+          <w:tab w:val="left" w:pos="567"/>
+        </w:tabs>
+        <w:spacing w:after="120" w:line="386" w:lineRule="auto"/>
+        <w:ind w:left="0" w:firstLine="0"/>
+      </w:pPr>
+      <w:r>
+        <w:tab/>
+      </w:r>
+      <w:r>
+        <w:t>A funkcionális követelmények a rendszer által biztosított konkrét szolgáltatásokat írják le.</w:t>
+      </w:r>
+    </w:p>
+    <w:p>
+      <w:pPr>
+        <w:tabs>
+          <w:tab w:val="left" w:pos="567"/>
+        </w:tabs>
+        <w:spacing w:after="120" w:line="386" w:lineRule="auto"/>
+        <w:ind w:left="0" w:firstLine="0"/>
+      </w:pPr>
+      <w:r>
+        <w:tab/>
+      </w:r>
+      <w:r>
+        <w:t xml:space="preserve">A </w:t>
+      </w:r>
+      <w:proofErr w:type="spellStart"/>
+      <w:r>
+        <w:t>PecaPont</w:t>
+      </w:r>
+      <w:proofErr w:type="spellEnd"/>
+      <w:r>
+        <w:t xml:space="preserve"> webalkalmazásnak lehetőséget kell biztosítania a horgászvizek adatainak megjelenítésére, beleértve a halállományt, a víz jellemzőit, az árakat és a szabályokat. A felhasználóknak képesnek kell lenniük ezek között keresni és különböző szempontok alapján szűrni, ezzel megkönnyítve a számukra megfelelő horgászhely kiválasztását.</w:t>
+      </w:r>
+    </w:p>
+    <w:p>
+      <w:pPr>
+        <w:tabs>
+          <w:tab w:val="left" w:pos="567"/>
+        </w:tabs>
+        <w:spacing w:after="120" w:line="386" w:lineRule="auto"/>
+        <w:ind w:left="0" w:firstLine="0"/>
+      </w:pPr>
+      <w:r>
+        <w:tab/>
+      </w:r>
+      <w:r>
+        <w:t>A rendszernek támogatnia kell a felhasználói tartalmak létrehozását és megosztását. Ennek keretében a felhasználók rögzíthetik fogásaikat, megoszthatják tapasztalataikat, valamint értékelhetik az egyes horgászhelyeket. A közösségi funkciók részeként lehetőséget kell biztosítani hozzászólások írására és más felhasználók tartalmainak megtekintésére.</w:t>
+      </w:r>
+    </w:p>
+    <w:p>
+      <w:pPr>
+        <w:tabs>
+          <w:tab w:val="left" w:pos="567"/>
+        </w:tabs>
+        <w:spacing w:after="120" w:line="386" w:lineRule="auto"/>
+        <w:ind w:left="0" w:firstLine="0"/>
+      </w:pPr>
+      <w:r>
+        <w:tab/>
+      </w:r>
+      <w:r>
+        <w:t xml:space="preserve">Fontos funkció a valós idejű vagy közel valós idejű információk megjelenítése, például friss fogási adatok vagy aktuális körülmények. Ez lehetővé teszi, hogy a felhasználók naprakész információk alapján </w:t>
+      </w:r>
+      <w:proofErr w:type="gramStart"/>
+      <w:r>
+        <w:t>hozzanak döntéseket</w:t>
+      </w:r>
+      <w:proofErr w:type="gramEnd"/>
+      <w:r>
+        <w:t>.</w:t>
+      </w:r>
+    </w:p>
+    <w:p>
+      <w:pPr>
+        <w:tabs>
+          <w:tab w:val="left" w:pos="567"/>
+        </w:tabs>
+        <w:spacing w:after="120" w:line="386" w:lineRule="auto"/>
+        <w:ind w:left="0" w:firstLine="0"/>
+      </w:pPr>
+      <w:r>
+        <w:tab/>
+      </w:r>
+      <w:r>
+        <w:t>A rendszernek továbbá támogatnia kell a felhasználói fiókok kezelését, beleértve a regisztrációt, bejelentkezést és a profilok kezelését. A felhasználók számára lehetőséget kell biztosítani arra, hogy saját aktivitásukat és korábbi bejegyzéseiket is nyomon követhessék.</w:t>
+      </w:r>
+    </w:p>
+    <w:p>
+      <w:pPr>
+        <w:spacing w:after="160" w:line="278" w:lineRule="auto"/>
+        <w:ind w:left="0" w:firstLine="0"/>
+        <w:jc w:val="left"/>
+      </w:pPr>
+      <w:r>
+        <w:br w:type="page"/>
+      </w:r>
+    </w:p>
+    <w:p>
+      <w:pPr>
+        <w:tabs>
+          <w:tab w:val="left" w:pos="567"/>
+        </w:tabs>
+        <w:spacing w:after="120" w:line="386" w:lineRule="auto"/>
+        <w:ind w:left="0" w:firstLine="0"/>
+        <w:rPr>
+          <w:b/>
+          <w:bCs/>
+        </w:rPr>
+      </w:pPr>
+      <w:r>
+        <w:rPr>
+          <w:b/>
+          <w:bCs/>
+        </w:rPr>
+        <w:lastRenderedPageBreak/>
+        <w:t>2.2 Nem funkcionális követelmények</w:t>
+      </w:r>
+    </w:p>
+    <w:p>
+      <w:pPr>
+        <w:tabs>
+          <w:tab w:val="left" w:pos="567"/>
+        </w:tabs>
+        <w:spacing w:after="120" w:line="386" w:lineRule="auto"/>
+      </w:pPr>
+      <w:r>
+        <w:tab/>
+      </w:r>
+      <w:r>
+        <w:tab/>
+      </w:r>
+      <w:r>
+        <w:t>A nem funkcionális követelmények a rendszer működésének minőségi jellemzőit határozzák meg.</w:t>
+      </w:r>
+    </w:p>
+    <w:p>
+      <w:pPr>
+        <w:tabs>
+          <w:tab w:val="left" w:pos="567"/>
+        </w:tabs>
+        <w:spacing w:after="120" w:line="386" w:lineRule="auto"/>
+        <w:ind w:left="0" w:firstLine="0"/>
+      </w:pPr>
+      <w:r>
+        <w:tab/>
+      </w:r>
+      <w:r>
+        <w:t xml:space="preserve">A webalkalmazásnak felhasználóbarát és könnyen kezelhető felülettel kell rendelkeznie, hogy a felhasználók gyorsan és hatékonyan tudják használni a rendszert. Fontos szempont a reszponzív kialakítás, amely biztosítja, hogy az alkalmazás különböző </w:t>
+      </w:r>
+      <w:r>
+        <w:t xml:space="preserve">eszközökön </w:t>
+      </w:r>
+      <w:r>
+        <w:t xml:space="preserve">egyaránt megfelelően </w:t>
+      </w:r>
+      <w:proofErr w:type="spellStart"/>
+      <w:r>
+        <w:t>működjön</w:t>
+      </w:r>
+      <w:proofErr w:type="spellEnd"/>
+      <w:r>
+        <w:t>.</w:t>
+      </w:r>
+    </w:p>
+    <w:p>
+      <w:pPr>
+        <w:tabs>
+          <w:tab w:val="left" w:pos="567"/>
+        </w:tabs>
+        <w:spacing w:after="120" w:line="386" w:lineRule="auto"/>
+        <w:ind w:left="0" w:firstLine="0"/>
+      </w:pPr>
+      <w:r>
+        <w:tab/>
+      </w:r>
+      <w:r>
+        <w:t>A rendszernek biztosítania kell a gyors betöltési időt és a stabil működést, mivel a felhasználók elvárják a zökkenőmentes használatot. Emellett fontos a megbízhatóság és az adatok pontossága, különösen a felhasználók által generált tartalmak esetében.</w:t>
+      </w:r>
+    </w:p>
+    <w:p>
+      <w:pPr>
+        <w:tabs>
+          <w:tab w:val="left" w:pos="567"/>
+        </w:tabs>
+        <w:spacing w:after="120" w:line="386" w:lineRule="auto"/>
+        <w:ind w:left="0" w:firstLine="0"/>
+      </w:pPr>
+      <w:r>
+        <w:tab/>
+      </w:r>
+      <w:r>
+        <w:t>Biztonsági szempontból a rendszernek védenie kell a felhasználói adatokat, és biztosítania kell a jogosultságkezelést, hogy a különböző funkciók csak megfelelő hozzáféréssel legyenek elérhetők.</w:t>
       </w:r>
     </w:p>
     <w:sectPr>
@@ -3979,8 +4565,13 @@
       <w:pStyle w:val="lfej"/>
       <w:jc w:val="center"/>
     </w:pPr>
+    <w:proofErr w:type="spellStart"/>
     <w:r>
-      <w:t>PecaPont: Horgászhely foglaló és információ szerző webalkalmazás</w:t>
+      <w:t>PecaPont</w:t>
+    </w:r>
+    <w:proofErr w:type="spellEnd"/>
+    <w:r>
+      <w:t>: Horgászhely foglaló és információ szerző webalkalmazás</w:t>
     </w:r>
   </w:p>
 </w:hdr>

--- a/docs/Szabó_Patrik_Péter_DRX7R2_szakdolgozat.docx
+++ b/docs/Szabó_Patrik_Péter_DRX7R2_szakdolgozat.docx
@@ -50,6 +50,7 @@
           <w:szCs w:val="36"/>
         </w:rPr>
         <w:br/>
+        <w:t>Informatikai Intézet</w:t>
       </w:r>
       <w:r>
         <w:rPr>
@@ -58,298 +59,299 @@
           <w:sz w:val="36"/>
           <w:szCs w:val="36"/>
         </w:rPr>
-        <w:t>Informatikai Intézet</w:t>
-      </w:r>
-      <w:r>
-        <w:rPr>
-          <w:b/>
-          <w:bCs/>
+        <w:t>-</w:t>
+      </w:r>
+    </w:p>
+    <w:p>
+      <w:pPr>
+        <w:spacing w:line="259" w:lineRule="auto"/>
+        <w:ind w:left="0" w:firstLine="0"/>
+        <w:jc w:val="center"/>
+      </w:pPr>
+    </w:p>
+    <w:p>
+      <w:pPr>
+        <w:spacing w:line="259" w:lineRule="auto"/>
+        <w:ind w:left="0" w:firstLine="0"/>
+        <w:jc w:val="center"/>
+      </w:pPr>
+    </w:p>
+    <w:p>
+      <w:pPr>
+        <w:spacing w:line="259" w:lineRule="auto"/>
+        <w:ind w:left="0" w:firstLine="0"/>
+        <w:jc w:val="center"/>
+      </w:pPr>
+    </w:p>
+    <w:p>
+      <w:pPr>
+        <w:spacing w:line="259" w:lineRule="auto"/>
+        <w:ind w:left="0" w:firstLine="0"/>
+        <w:jc w:val="center"/>
+      </w:pPr>
+    </w:p>
+    <w:p>
+      <w:pPr>
+        <w:spacing w:line="259" w:lineRule="auto"/>
+        <w:ind w:left="0" w:firstLine="0"/>
+        <w:jc w:val="center"/>
+      </w:pPr>
+    </w:p>
+    <w:p>
+      <w:pPr>
+        <w:spacing w:line="259" w:lineRule="auto"/>
+        <w:ind w:left="0" w:firstLine="0"/>
+        <w:jc w:val="center"/>
+      </w:pPr>
+    </w:p>
+    <w:p>
+      <w:pPr>
+        <w:spacing w:line="259" w:lineRule="auto"/>
+        <w:ind w:left="0" w:firstLine="0"/>
+        <w:jc w:val="center"/>
+      </w:pPr>
+    </w:p>
+    <w:p>
+      <w:pPr>
+        <w:spacing w:line="259" w:lineRule="auto"/>
+        <w:ind w:left="0" w:firstLine="0"/>
+        <w:jc w:val="center"/>
+      </w:pPr>
+    </w:p>
+    <w:p>
+      <w:pPr>
+        <w:spacing w:line="259" w:lineRule="auto"/>
+        <w:ind w:left="0" w:firstLine="0"/>
+        <w:jc w:val="center"/>
+      </w:pPr>
+    </w:p>
+    <w:p>
+      <w:pPr>
+        <w:spacing w:line="259" w:lineRule="auto"/>
+        <w:ind w:left="0" w:firstLine="0"/>
+        <w:jc w:val="center"/>
+      </w:pPr>
+    </w:p>
+    <w:p>
+      <w:pPr>
+        <w:spacing w:line="259" w:lineRule="auto"/>
+        <w:ind w:left="0" w:firstLine="0"/>
+        <w:jc w:val="center"/>
+      </w:pPr>
+    </w:p>
+    <w:p>
+      <w:pPr>
+        <w:spacing w:line="259" w:lineRule="auto"/>
+        <w:ind w:left="0" w:firstLine="0"/>
+        <w:jc w:val="center"/>
+      </w:pPr>
+    </w:p>
+    <w:p>
+      <w:pPr>
+        <w:spacing w:line="259" w:lineRule="auto"/>
+        <w:ind w:left="0" w:firstLine="0"/>
+        <w:jc w:val="center"/>
+      </w:pPr>
+    </w:p>
+    <w:p>
+      <w:pPr>
+        <w:spacing w:line="259" w:lineRule="auto"/>
+        <w:ind w:left="0" w:firstLine="0"/>
+        <w:jc w:val="center"/>
+      </w:pPr>
+    </w:p>
+    <w:p>
+      <w:pPr>
+        <w:spacing w:line="259" w:lineRule="auto"/>
+        <w:ind w:left="0" w:firstLine="0"/>
+        <w:jc w:val="center"/>
+        <w:rPr>
+          <w:sz w:val="48"/>
+          <w:szCs w:val="48"/>
+        </w:rPr>
+      </w:pPr>
+      <w:r>
+        <w:rPr>
+          <w:b/>
+          <w:bCs/>
+          <w:sz w:val="48"/>
+          <w:szCs w:val="48"/>
+        </w:rPr>
+        <w:t>SZAKDOLGOZAT</w:t>
+      </w:r>
+    </w:p>
+    <w:p>
+      <w:pPr>
+        <w:spacing w:line="259" w:lineRule="auto"/>
+        <w:ind w:left="0" w:firstLine="0"/>
+        <w:jc w:val="center"/>
+      </w:pPr>
+    </w:p>
+    <w:p>
+      <w:pPr>
+        <w:spacing w:line="259" w:lineRule="auto"/>
+        <w:ind w:left="0" w:firstLine="0"/>
+        <w:jc w:val="center"/>
+      </w:pPr>
+    </w:p>
+    <w:p>
+      <w:pPr>
+        <w:spacing w:line="259" w:lineRule="auto"/>
+        <w:ind w:left="0" w:firstLine="0"/>
+        <w:jc w:val="center"/>
+      </w:pPr>
+    </w:p>
+    <w:p>
+      <w:pPr>
+        <w:spacing w:line="259" w:lineRule="auto"/>
+        <w:ind w:left="0" w:firstLine="0"/>
+        <w:jc w:val="center"/>
+      </w:pPr>
+    </w:p>
+    <w:p>
+      <w:pPr>
+        <w:spacing w:line="259" w:lineRule="auto"/>
+        <w:ind w:left="0" w:firstLine="0"/>
+        <w:jc w:val="center"/>
+      </w:pPr>
+    </w:p>
+    <w:p>
+      <w:pPr>
+        <w:spacing w:line="259" w:lineRule="auto"/>
+        <w:ind w:left="0" w:firstLine="0"/>
+        <w:jc w:val="center"/>
+      </w:pPr>
+    </w:p>
+    <w:p>
+      <w:pPr>
+        <w:spacing w:line="259" w:lineRule="auto"/>
+        <w:ind w:left="0" w:firstLine="0"/>
+        <w:jc w:val="center"/>
+      </w:pPr>
+    </w:p>
+    <w:p>
+      <w:pPr>
+        <w:spacing w:line="259" w:lineRule="auto"/>
+        <w:ind w:left="0" w:firstLine="0"/>
+        <w:jc w:val="center"/>
+      </w:pPr>
+    </w:p>
+    <w:p>
+      <w:pPr>
+        <w:spacing w:line="259" w:lineRule="auto"/>
+        <w:ind w:left="0" w:firstLine="0"/>
+        <w:jc w:val="center"/>
+      </w:pPr>
+    </w:p>
+    <w:p>
+      <w:pPr>
+        <w:spacing w:line="259" w:lineRule="auto"/>
+        <w:ind w:left="0" w:firstLine="0"/>
+        <w:jc w:val="center"/>
+      </w:pPr>
+    </w:p>
+    <w:p>
+      <w:pPr>
+        <w:spacing w:line="259" w:lineRule="auto"/>
+        <w:ind w:left="0" w:firstLine="0"/>
+        <w:jc w:val="center"/>
+      </w:pPr>
+    </w:p>
+    <w:p>
+      <w:pPr>
+        <w:spacing w:line="259" w:lineRule="auto"/>
+        <w:ind w:left="0" w:firstLine="0"/>
+        <w:jc w:val="center"/>
+      </w:pPr>
+    </w:p>
+    <w:p>
+      <w:pPr>
+        <w:spacing w:line="259" w:lineRule="auto"/>
+        <w:ind w:left="0" w:firstLine="0"/>
+        <w:jc w:val="center"/>
+      </w:pPr>
+    </w:p>
+    <w:p>
+      <w:pPr>
+        <w:spacing w:line="259" w:lineRule="auto"/>
+        <w:ind w:left="0" w:firstLine="0"/>
+        <w:jc w:val="center"/>
+        <w:rPr>
+          <w:sz w:val="44"/>
+          <w:szCs w:val="44"/>
+        </w:rPr>
+      </w:pPr>
+      <w:r>
+        <w:rPr>
+          <w:b/>
+          <w:bCs/>
+          <w:sz w:val="44"/>
+          <w:szCs w:val="44"/>
+        </w:rPr>
+        <w:t>Szabó Patrik Péter</w:t>
+      </w:r>
+    </w:p>
+    <w:p>
+      <w:pPr>
+        <w:spacing w:line="259" w:lineRule="auto"/>
+        <w:ind w:left="0" w:firstLine="0"/>
+        <w:jc w:val="center"/>
+      </w:pPr>
+    </w:p>
+    <w:p>
+      <w:pPr>
+        <w:spacing w:line="259" w:lineRule="auto"/>
+        <w:ind w:left="0" w:firstLine="0"/>
+        <w:jc w:val="center"/>
+        <w:rPr>
           <w:sz w:val="36"/>
           <w:szCs w:val="36"/>
         </w:rPr>
-        <w:t>-</w:t>
-      </w:r>
-    </w:p>
-    <w:p>
-      <w:pPr>
-        <w:spacing w:line="259" w:lineRule="auto"/>
-        <w:ind w:left="0" w:firstLine="0"/>
-        <w:jc w:val="center"/>
-      </w:pPr>
-    </w:p>
-    <w:p>
-      <w:pPr>
-        <w:spacing w:line="259" w:lineRule="auto"/>
-        <w:ind w:left="0" w:firstLine="0"/>
-        <w:jc w:val="center"/>
-      </w:pPr>
-    </w:p>
-    <w:p>
-      <w:pPr>
-        <w:spacing w:line="259" w:lineRule="auto"/>
-        <w:ind w:left="0" w:firstLine="0"/>
-        <w:jc w:val="center"/>
-      </w:pPr>
-    </w:p>
-    <w:p>
-      <w:pPr>
-        <w:spacing w:line="259" w:lineRule="auto"/>
-        <w:ind w:left="0" w:firstLine="0"/>
-        <w:jc w:val="center"/>
-      </w:pPr>
-    </w:p>
-    <w:p>
-      <w:pPr>
-        <w:spacing w:line="259" w:lineRule="auto"/>
-        <w:ind w:left="0" w:firstLine="0"/>
-        <w:jc w:val="center"/>
-      </w:pPr>
-    </w:p>
-    <w:p>
-      <w:pPr>
-        <w:spacing w:line="259" w:lineRule="auto"/>
-        <w:ind w:left="0" w:firstLine="0"/>
-        <w:jc w:val="center"/>
-      </w:pPr>
-    </w:p>
-    <w:p>
-      <w:pPr>
-        <w:spacing w:line="259" w:lineRule="auto"/>
-        <w:ind w:left="0" w:firstLine="0"/>
-        <w:jc w:val="center"/>
-      </w:pPr>
-    </w:p>
-    <w:p>
-      <w:pPr>
-        <w:spacing w:line="259" w:lineRule="auto"/>
-        <w:ind w:left="0" w:firstLine="0"/>
-        <w:jc w:val="center"/>
-      </w:pPr>
-    </w:p>
-    <w:p>
-      <w:pPr>
-        <w:spacing w:line="259" w:lineRule="auto"/>
-        <w:ind w:left="0" w:firstLine="0"/>
-        <w:jc w:val="center"/>
-      </w:pPr>
-    </w:p>
-    <w:p>
-      <w:pPr>
-        <w:spacing w:line="259" w:lineRule="auto"/>
-        <w:ind w:left="0" w:firstLine="0"/>
-        <w:jc w:val="center"/>
-      </w:pPr>
-    </w:p>
-    <w:p>
-      <w:pPr>
-        <w:spacing w:line="259" w:lineRule="auto"/>
-        <w:ind w:left="0" w:firstLine="0"/>
-        <w:jc w:val="center"/>
-      </w:pPr>
-    </w:p>
-    <w:p>
-      <w:pPr>
-        <w:spacing w:line="259" w:lineRule="auto"/>
-        <w:ind w:left="0" w:firstLine="0"/>
-        <w:jc w:val="center"/>
-      </w:pPr>
-    </w:p>
-    <w:p>
-      <w:pPr>
-        <w:spacing w:line="259" w:lineRule="auto"/>
-        <w:ind w:left="0" w:firstLine="0"/>
-        <w:jc w:val="center"/>
-      </w:pPr>
-    </w:p>
-    <w:p>
-      <w:pPr>
-        <w:spacing w:line="259" w:lineRule="auto"/>
-        <w:ind w:left="0" w:firstLine="0"/>
-        <w:jc w:val="center"/>
-      </w:pPr>
-    </w:p>
-    <w:p>
-      <w:pPr>
-        <w:spacing w:line="259" w:lineRule="auto"/>
-        <w:ind w:left="0" w:firstLine="0"/>
-        <w:jc w:val="center"/>
-        <w:rPr>
-          <w:sz w:val="48"/>
-          <w:szCs w:val="48"/>
-        </w:rPr>
-      </w:pPr>
-      <w:r>
-        <w:rPr>
-          <w:b/>
-          <w:bCs/>
-          <w:sz w:val="48"/>
-          <w:szCs w:val="48"/>
-        </w:rPr>
-        <w:t>SZAKDOLGOZAT</w:t>
-      </w:r>
-    </w:p>
-    <w:p>
-      <w:pPr>
-        <w:spacing w:line="259" w:lineRule="auto"/>
-        <w:ind w:left="0" w:firstLine="0"/>
-        <w:jc w:val="center"/>
-      </w:pPr>
-    </w:p>
-    <w:p>
-      <w:pPr>
-        <w:spacing w:line="259" w:lineRule="auto"/>
-        <w:ind w:left="0" w:firstLine="0"/>
-        <w:jc w:val="center"/>
-      </w:pPr>
-    </w:p>
-    <w:p>
-      <w:pPr>
-        <w:spacing w:line="259" w:lineRule="auto"/>
-        <w:ind w:left="0" w:firstLine="0"/>
-        <w:jc w:val="center"/>
-      </w:pPr>
-    </w:p>
-    <w:p>
-      <w:pPr>
-        <w:spacing w:line="259" w:lineRule="auto"/>
-        <w:ind w:left="0" w:firstLine="0"/>
-        <w:jc w:val="center"/>
-      </w:pPr>
-    </w:p>
-    <w:p>
-      <w:pPr>
-        <w:spacing w:line="259" w:lineRule="auto"/>
-        <w:ind w:left="0" w:firstLine="0"/>
-        <w:jc w:val="center"/>
-      </w:pPr>
-    </w:p>
-    <w:p>
-      <w:pPr>
-        <w:spacing w:line="259" w:lineRule="auto"/>
-        <w:ind w:left="0" w:firstLine="0"/>
-        <w:jc w:val="center"/>
-      </w:pPr>
-    </w:p>
-    <w:p>
-      <w:pPr>
-        <w:spacing w:line="259" w:lineRule="auto"/>
-        <w:ind w:left="0" w:firstLine="0"/>
-        <w:jc w:val="center"/>
-      </w:pPr>
-    </w:p>
-    <w:p>
-      <w:pPr>
-        <w:spacing w:line="259" w:lineRule="auto"/>
-        <w:ind w:left="0" w:firstLine="0"/>
-        <w:jc w:val="center"/>
-      </w:pPr>
-    </w:p>
-    <w:p>
-      <w:pPr>
-        <w:spacing w:line="259" w:lineRule="auto"/>
-        <w:ind w:left="0" w:firstLine="0"/>
-        <w:jc w:val="center"/>
-      </w:pPr>
-    </w:p>
-    <w:p>
-      <w:pPr>
-        <w:spacing w:line="259" w:lineRule="auto"/>
-        <w:ind w:left="0" w:firstLine="0"/>
-        <w:jc w:val="center"/>
-      </w:pPr>
-    </w:p>
-    <w:p>
-      <w:pPr>
-        <w:spacing w:line="259" w:lineRule="auto"/>
-        <w:ind w:left="0" w:firstLine="0"/>
-        <w:jc w:val="center"/>
-      </w:pPr>
-    </w:p>
-    <w:p>
-      <w:pPr>
-        <w:spacing w:line="259" w:lineRule="auto"/>
-        <w:ind w:left="0" w:firstLine="0"/>
-        <w:jc w:val="center"/>
-      </w:pPr>
-    </w:p>
-    <w:p>
-      <w:pPr>
-        <w:spacing w:line="259" w:lineRule="auto"/>
-        <w:ind w:left="0" w:firstLine="0"/>
-        <w:jc w:val="center"/>
-      </w:pPr>
-    </w:p>
-    <w:p>
-      <w:pPr>
-        <w:spacing w:line="259" w:lineRule="auto"/>
-        <w:ind w:left="0" w:firstLine="0"/>
-        <w:jc w:val="center"/>
-        <w:rPr>
-          <w:sz w:val="44"/>
-          <w:szCs w:val="44"/>
-        </w:rPr>
-      </w:pPr>
-      <w:r>
-        <w:rPr>
-          <w:b/>
-          <w:bCs/>
-          <w:sz w:val="44"/>
-          <w:szCs w:val="44"/>
-        </w:rPr>
-        <w:t>Szabó Patrik Péter</w:t>
-      </w:r>
-    </w:p>
-    <w:p>
-      <w:pPr>
-        <w:spacing w:line="259" w:lineRule="auto"/>
-        <w:ind w:left="0" w:firstLine="0"/>
-        <w:jc w:val="center"/>
-      </w:pPr>
-    </w:p>
-    <w:p>
-      <w:pPr>
-        <w:spacing w:line="259" w:lineRule="auto"/>
-        <w:ind w:left="0" w:firstLine="0"/>
-        <w:jc w:val="center"/>
-        <w:rPr>
+      </w:pPr>
+      <w:r>
+        <w:rPr>
+          <w:b/>
+          <w:bCs/>
           <w:sz w:val="36"/>
           <w:szCs w:val="36"/>
         </w:rPr>
-      </w:pPr>
-      <w:r>
-        <w:rPr>
-          <w:b/>
-          <w:bCs/>
+        <w:t>2026</w:t>
+      </w:r>
+    </w:p>
+    <w:p>
+      <w:pPr>
+        <w:spacing w:after="160" w:line="278" w:lineRule="auto"/>
+        <w:ind w:left="0" w:firstLine="0"/>
+        <w:jc w:val="left"/>
+      </w:pPr>
+      <w:r>
+        <w:rPr>
+          <w:b/>
+          <w:bCs/>
+        </w:rPr>
+        <w:br w:type="page"/>
+      </w:r>
+    </w:p>
+    <w:p>
+      <w:pPr>
+        <w:spacing w:line="259" w:lineRule="auto"/>
+        <w:ind w:left="0" w:firstLine="0"/>
+        <w:jc w:val="center"/>
+        <w:rPr>
           <w:sz w:val="36"/>
           <w:szCs w:val="36"/>
         </w:rPr>
-        <w:t>2026</w:t>
-      </w:r>
-    </w:p>
-    <w:p>
-      <w:pPr>
-        <w:spacing w:after="160" w:line="278" w:lineRule="auto"/>
-        <w:ind w:left="0" w:firstLine="0"/>
-        <w:jc w:val="left"/>
-      </w:pPr>
-      <w:r>
-        <w:rPr>
-          <w:b/>
-          <w:bCs/>
-        </w:rPr>
-        <w:br w:type="page"/>
-      </w:r>
-    </w:p>
-    <w:p>
-      <w:pPr>
-        <w:spacing w:line="259" w:lineRule="auto"/>
-        <w:ind w:left="0" w:firstLine="0"/>
-        <w:jc w:val="center"/>
-        <w:rPr>
+      </w:pPr>
+      <w:r>
+        <w:rPr>
+          <w:b/>
+          <w:bCs/>
           <w:sz w:val="36"/>
           <w:szCs w:val="36"/>
         </w:rPr>
-      </w:pPr>
+        <w:lastRenderedPageBreak/>
+        <w:t>Szegedi Tudományegyetem</w:t>
+      </w:r>
       <w:r>
         <w:rPr>
           <w:b/>
@@ -357,16 +359,6 @@
           <w:sz w:val="36"/>
           <w:szCs w:val="36"/>
         </w:rPr>
-        <w:lastRenderedPageBreak/>
-        <w:t>Szegedi Tudományegyetem</w:t>
-      </w:r>
-      <w:r>
-        <w:rPr>
-          <w:b/>
-          <w:bCs/>
-          <w:sz w:val="36"/>
-          <w:szCs w:val="36"/>
-        </w:rPr>
         <w:br/>
         <w:t>Informatikai Intézet</w:t>
       </w:r>
@@ -430,7 +422,6 @@
           <w:szCs w:val="40"/>
         </w:rPr>
       </w:pPr>
-      <w:proofErr w:type="spellStart"/>
       <w:r>
         <w:rPr>
           <w:b/>
@@ -438,17 +429,7 @@
           <w:sz w:val="40"/>
           <w:szCs w:val="40"/>
         </w:rPr>
-        <w:t>PecaPont</w:t>
-      </w:r>
-      <w:proofErr w:type="spellEnd"/>
-      <w:r>
-        <w:rPr>
-          <w:b/>
-          <w:bCs/>
-          <w:sz w:val="40"/>
-          <w:szCs w:val="40"/>
-        </w:rPr>
-        <w:t>: Horgászhely foglaló és információ szerző webalkalmazás</w:t>
+        <w:t>PecaPont: Horgászhely foglaló és információ szerző webalkalmazás</w:t>
       </w:r>
     </w:p>
     <w:p>
@@ -907,15 +888,7 @@
         <w:tab/>
       </w:r>
       <w:r>
-        <w:t xml:space="preserve">A </w:t>
-      </w:r>
-      <w:proofErr w:type="spellStart"/>
-      <w:r>
-        <w:t>PecaPont</w:t>
-      </w:r>
-      <w:proofErr w:type="spellEnd"/>
-      <w:r>
-        <w:t xml:space="preserve"> célja, hogy egy központi, könnyen használható digitális platformot biztosítson, ahol a felhasználók gyorsan hozzáférhetnek minden releváns horgászati információhoz.</w:t>
+        <w:t>A PecaPont célja, hogy egy központi, könnyen használható digitális platformot biztosítson, ahol a felhasználók gyorsan hozzáférhetnek minden releváns horgászati információhoz.</w:t>
       </w:r>
     </w:p>
     <w:p>
@@ -929,15 +902,7 @@
       </w:pPr>
       <w:r>
         <w:tab/>
-        <w:t xml:space="preserve">A feladat egy olyan webalkalmazás elkészítése </w:t>
-      </w:r>
-      <w:proofErr w:type="spellStart"/>
-      <w:r>
-        <w:t>Angular</w:t>
-      </w:r>
-      <w:proofErr w:type="spellEnd"/>
-      <w:r>
-        <w:t xml:space="preserve"> alapú keretrendszer használatával, ahol a felhasználók könnyedén elérnek minden releváns információt. Hozzáférnek vízterületek listájához, azoknak a részletes leírásával, tájékozódhatnak aktualitásokról, tudomást szerezhetnek versenyekről és megoszthatják sikereiket a közösséggel.</w:t>
+        <w:t>A feladat egy olyan webalkalmazás elkészítése Angular alapú keretrendszer használatával, ahol a felhasználók könnyedén elérnek minden releváns információt. Hozzáférnek vízterületek listájához, azoknak a részletes leírásával, tájékozódhatnak aktualitásokról, tudomást szerezhetnek versenyekről és megoszthatják sikereiket a közösséggel.</w:t>
       </w:r>
     </w:p>
     <w:p>
@@ -1031,13 +996,8 @@
         <w:ind w:left="0" w:firstLine="0"/>
         <w:jc w:val="left"/>
       </w:pPr>
-      <w:proofErr w:type="spellStart"/>
-      <w:r>
-        <w:t>PecaPont</w:t>
-      </w:r>
-      <w:proofErr w:type="spellEnd"/>
-      <w:r>
-        <w:t>: Horgászhely foglaló és információ szerző webalkalmazás</w:t>
+      <w:r>
+        <w:t>PecaPont: Horgászhely foglaló és információ szerző webalkalmazás</w:t>
       </w:r>
     </w:p>
     <w:p>
@@ -1131,23 +1091,7 @@
         <w:jc w:val="left"/>
       </w:pPr>
       <w:r>
-        <w:t xml:space="preserve">A feladat abszolválásához az </w:t>
-      </w:r>
-      <w:proofErr w:type="spellStart"/>
-      <w:r>
-        <w:t>Angular</w:t>
-      </w:r>
-      <w:proofErr w:type="spellEnd"/>
-      <w:r>
-        <w:t xml:space="preserve"> keretrendszert és </w:t>
-      </w:r>
-      <w:proofErr w:type="spellStart"/>
-      <w:r>
-        <w:t>Firebase</w:t>
-      </w:r>
-      <w:proofErr w:type="spellEnd"/>
-      <w:r>
-        <w:t xml:space="preserve"> felhő alapú szolgáltatásait használom.</w:t>
+        <w:t>A feladat abszolválásához az Angular keretrendszert és Firebase felhő alapú szolgáltatásait használom.</w:t>
       </w:r>
     </w:p>
     <w:p>
@@ -1210,31 +1154,15 @@
       </w:r>
       <w:proofErr w:type="spellEnd"/>
       <w:r>
-        <w:t xml:space="preserve"> zajlik. A munka során </w:t>
+        <w:t xml:space="preserve"> zajlik. A munka során Angular keretrendszert használok </w:t>
       </w:r>
       <w:proofErr w:type="spellStart"/>
       <w:r>
-        <w:t>Angular</w:t>
+        <w:t>Typescript</w:t>
       </w:r>
       <w:proofErr w:type="spellEnd"/>
       <w:r>
-        <w:t xml:space="preserve"> keretrendszert használok </w:t>
-      </w:r>
-      <w:proofErr w:type="spellStart"/>
-      <w:r>
-        <w:t>Typescript</w:t>
-      </w:r>
-      <w:proofErr w:type="spellEnd"/>
-      <w:r>
-        <w:t xml:space="preserve">, HTML, SCSS nyelvekkel és </w:t>
-      </w:r>
-      <w:proofErr w:type="spellStart"/>
-      <w:r>
-        <w:t>Firebase</w:t>
-      </w:r>
-      <w:proofErr w:type="spellEnd"/>
-      <w:r>
-        <w:t xml:space="preserve"> felhő alapú szolgáltatásaival.</w:t>
+        <w:t>, HTML, SCSS nyelvekkel és Firebase felhő alapú szolgáltatásaival.</w:t>
       </w:r>
     </w:p>
     <w:p>
@@ -1281,15 +1209,7 @@
         <w:jc w:val="left"/>
       </w:pPr>
       <w:r>
-        <w:t xml:space="preserve">A webalkalmazás </w:t>
-      </w:r>
-      <w:proofErr w:type="spellStart"/>
-      <w:r>
-        <w:t>Firebase</w:t>
-      </w:r>
-      <w:proofErr w:type="spellEnd"/>
-      <w:r>
-        <w:t xml:space="preserve"> </w:t>
+        <w:t xml:space="preserve">A webalkalmazás Firebase </w:t>
       </w:r>
       <w:proofErr w:type="spellStart"/>
       <w:r>
@@ -1366,21 +1286,8 @@
         <w:jc w:val="left"/>
       </w:pPr>
       <w:r>
-        <w:t xml:space="preserve">horgászat, tavak, horgászok, </w:t>
-      </w:r>
-      <w:proofErr w:type="spellStart"/>
-      <w:r>
-        <w:t>Angular</w:t>
-      </w:r>
-      <w:proofErr w:type="spellEnd"/>
-      <w:r>
-        <w:t xml:space="preserve">, </w:t>
-      </w:r>
-      <w:proofErr w:type="spellStart"/>
-      <w:r>
-        <w:t>Firebase</w:t>
-      </w:r>
-      <w:proofErr w:type="spellEnd"/>
+        <w:t>horgászat, tavak, horgászok, Angular, Firebase</w:t>
+      </w:r>
     </w:p>
     <w:p>
       <w:pPr>
@@ -1467,15 +1374,7 @@
         <w:tab/>
       </w:r>
       <w:r>
-        <w:t xml:space="preserve">A dolgozat célja egy olyan webalkalmazás, a </w:t>
-      </w:r>
-      <w:proofErr w:type="spellStart"/>
-      <w:r>
-        <w:t>PecaPont</w:t>
-      </w:r>
-      <w:proofErr w:type="spellEnd"/>
-      <w:r>
-        <w:t xml:space="preserve"> megtervezése és megvalósítása, amely egységes keretbe foglalja a horgászvizekkel kapcsolatos információkat, és egy központi platformot biztosít a felhasználók számára. Az alkalmazás célja, hogy lehetővé tegye a releváns adatok – például szabályok, </w:t>
+        <w:t xml:space="preserve">A dolgozat célja egy olyan webalkalmazás, a PecaPont megtervezése és megvalósítása, amely egységes keretbe foglalja a horgászvizekkel kapcsolatos információkat, és egy központi platformot biztosít a felhasználók számára. Az alkalmazás célja, hogy lehetővé tegye a releváns adatok – például szabályok, </w:t>
       </w:r>
       <w:r>
         <w:t>módszerek</w:t>
@@ -1557,15 +1456,7 @@
         <w:tab/>
       </w:r>
       <w:r>
-        <w:t xml:space="preserve">Összességében a </w:t>
-      </w:r>
-      <w:proofErr w:type="spellStart"/>
-      <w:r>
-        <w:t>PecaPont</w:t>
-      </w:r>
-      <w:proofErr w:type="spellEnd"/>
-      <w:r>
-        <w:t xml:space="preserve"> webalkalmazás egy olyan komplex megoldást kínál, amely egyesíti az információgyűjtést és a közösségi interakciókat, ezáltal hozzájárulva a horgászok számára elérhető információk minőségének javításához és könnyebb hozzáférhetőségéhez.</w:t>
+        <w:t>Összességében a PecaPont webalkalmazás egy olyan komplex megoldást kínál, amely egyesíti az információgyűjtést és a közösségi interakciókat, ezáltal hozzájárulva a horgászok számára elérhető információk minőségének javításához és könnyebb hozzáférhetőségéhez.</w:t>
       </w:r>
     </w:p>
     <w:p>
@@ -1584,7 +1475,7 @@
           <w:tab w:val="left" w:pos="3757"/>
         </w:tabs>
         <w:spacing w:after="480" w:line="386" w:lineRule="auto"/>
-        <w:ind w:left="720" w:firstLine="0"/>
+        <w:ind w:left="0" w:firstLine="0"/>
         <w:jc w:val="center"/>
         <w:rPr>
           <w:b/>
@@ -1651,19 +1542,129 @@
         <w:tab/>
       </w:r>
       <w:r>
-        <w:t xml:space="preserve">A vizsgálat során több olyan weboldalt és webalkalmazást elemeztem, amelyek működési elve vagy célja részben vagy egészben hasonlít a </w:t>
+        <w:t>A vizsgálat során több olyan weboldalt és webalkalmazást elemeztem, amelyek működési elve vagy célja részben vagy egészben hasonlít a PecaPont koncepciójához. Az elemzés során figyelembe vettem az egyes rendszerek funkcionalitását, felhasználói felületét, valamint az általuk kínált szolgáltatások körét. Külön figyelmet fordítottam arra, hogy ezek az alkalmazások milyen módon kezelik a horgászvizekkel kapcsolatos információkat, illetve milyen közösségi funkciókat biztosítanak.</w:t>
+      </w:r>
+    </w:p>
+    <w:p>
+      <w:pPr>
+        <w:tabs>
+          <w:tab w:val="left" w:pos="567"/>
+          <w:tab w:val="left" w:pos="3757"/>
+        </w:tabs>
+        <w:spacing w:after="0" w:line="386" w:lineRule="auto"/>
+        <w:ind w:left="0" w:firstLine="0"/>
+      </w:pPr>
+      <w:r>
+        <w:tab/>
+      </w:r>
+      <w:r>
+        <w:t>A piackutatás másik fontos eleme egy anonim kérdőíves felmérés volt, amelynek célja a horgászok szokásainak, információszerzési módjainak és elvárásainak feltérképezése volt. A kérdőív segítségével adatokat gyűjtöttem többek között arról, hogy a felhasználók milyen platformokon keresnek információt, mennyire tartják megbízhatónak az ott talált tartalmakat, valamint milyen funkciókat tartanának hasznosnak egy ilyen jellegű alkalmazásban.</w:t>
+      </w:r>
+    </w:p>
+    <w:p>
+      <w:pPr>
+        <w:tabs>
+          <w:tab w:val="left" w:pos="567"/>
+          <w:tab w:val="left" w:pos="3757"/>
+        </w:tabs>
+        <w:spacing w:after="0" w:line="386" w:lineRule="auto"/>
+        <w:ind w:left="0" w:firstLine="0"/>
+      </w:pPr>
+      <w:r>
+        <w:tab/>
+      </w:r>
+      <w:r>
+        <w:t>A kutatás eredményei hozzájárultak a PecaPont webalkalmazás követelményeinek meghatározásához, és alapul szolgáltak a rendszer tervezése során meghozott döntésekhez. Az így nyert információk segítségével lehetőség nyílt egy olyan alkalmazás kialakítására, amely jobban illeszkedik a felhasználói igényekhez, és hatékonyabban kezeli a horgászattal kapcsolatos információkat.</w:t>
+      </w:r>
+    </w:p>
+    <w:p>
+      <w:pPr>
+        <w:spacing w:after="160" w:line="278" w:lineRule="auto"/>
+        <w:ind w:left="0" w:firstLine="0"/>
+        <w:jc w:val="left"/>
+      </w:pPr>
+      <w:r>
+        <w:br w:type="page"/>
+      </w:r>
+    </w:p>
+    <w:p>
+      <w:pPr>
+        <w:tabs>
+          <w:tab w:val="left" w:pos="567"/>
+          <w:tab w:val="left" w:pos="3757"/>
+        </w:tabs>
+        <w:spacing w:after="480" w:line="386" w:lineRule="auto"/>
+        <w:jc w:val="center"/>
+        <w:rPr>
+          <w:b/>
+          <w:bCs/>
+        </w:rPr>
+      </w:pPr>
+      <w:r>
+        <w:rPr>
+          <w:b/>
+          <w:bCs/>
+        </w:rPr>
+        <w:lastRenderedPageBreak/>
+        <w:t xml:space="preserve">1.1. </w:t>
+      </w:r>
+      <w:r>
+        <w:rPr>
+          <w:b/>
+          <w:bCs/>
+        </w:rPr>
+        <w:t>Kérdőíves felmérés eredményei</w:t>
+      </w:r>
+    </w:p>
+    <w:p>
+      <w:pPr>
+        <w:pStyle w:val="Listaszerbekezds"/>
+        <w:tabs>
+          <w:tab w:val="left" w:pos="567"/>
+          <w:tab w:val="left" w:pos="3757"/>
+        </w:tabs>
+        <w:spacing w:after="0" w:line="386" w:lineRule="auto"/>
+        <w:ind w:left="0" w:firstLine="0"/>
+      </w:pPr>
+      <w:r>
+        <w:rPr>
+          <w:b/>
+          <w:bCs/>
+        </w:rPr>
+        <w:tab/>
+      </w:r>
+      <w:r>
+        <w:t>A piackutatás részeként egy anonim kérdőíves felmérést végeztem, amelynek célja a horgászok szokásainak, információszerzési módszereinek, valamint egy lehetséges webalkalmazással kapcsolatos elvárásainak feltérképezése volt. A kérdőívet különböző online felületeken tettem közzé, így a válaszadók eltérő korosztályból és tapasztalati háttérrel rendelkeztek.</w:t>
+      </w:r>
+    </w:p>
+    <w:p>
+      <w:pPr>
+        <w:pStyle w:val="Listaszerbekezds"/>
+        <w:tabs>
+          <w:tab w:val="left" w:pos="567"/>
+          <w:tab w:val="left" w:pos="3757"/>
+        </w:tabs>
+        <w:spacing w:after="0" w:line="386" w:lineRule="auto"/>
+        <w:ind w:left="0" w:firstLine="0"/>
+      </w:pPr>
+      <w:r>
+        <w:tab/>
+      </w:r>
+      <w:r>
+        <w:t xml:space="preserve">A kitöltők többsége férfi volt, és több korcsoport is képviseltette magát, ami lehetővé tette különböző felhasználói igények vizsgálatát. A válaszadók jelentős része több éves, </w:t>
       </w:r>
       <w:proofErr w:type="spellStart"/>
       <w:r>
-        <w:t>PecaPont</w:t>
+        <w:t>esetenként</w:t>
       </w:r>
       <w:proofErr w:type="spellEnd"/>
       <w:r>
-        <w:t xml:space="preserve"> koncepciójához. Az elemzés során figyelembe vettem az egyes rendszerek funkcionalitását, felhasználói felületét, valamint az általuk kínált szolgáltatások körét. Külön figyelmet fordítottam arra, hogy ezek az alkalmazások milyen módon kezelik a horgászvizekkel kapcsolatos információkat, illetve milyen közösségi funkciókat biztosítanak.</w:t>
-      </w:r>
-    </w:p>
-    <w:p>
-      <w:pPr>
+        <w:t xml:space="preserve"> évtizedes horgászati tapasztalattal rendelkezik, ami arra utal, hogy a célcsoport nem kizárólag kezdő horgászokból áll. Ennek megfelelően egy ilyen alkalmazásnak a tapasztaltabb felhasználók igényeit is ki kell szolgálnia.</w:t>
+      </w:r>
+    </w:p>
+    <w:p>
+      <w:pPr>
+        <w:pStyle w:val="Listaszerbekezds"/>
         <w:tabs>
           <w:tab w:val="left" w:pos="567"/>
           <w:tab w:val="left" w:pos="3757"/>
@@ -1672,128 +1673,37 @@
         <w:ind w:left="0" w:firstLine="0"/>
       </w:pPr>
       <w:r>
-        <w:tab/>
-      </w:r>
-      <w:r>
-        <w:t>A piackutatás másik fontos eleme egy anonim kérdőíves felmérés volt, amelynek célja a horgászok szokásainak, információszerzési módjainak és elvárásainak feltérképezése volt. A kérdőív segítségével adatokat gyűjtöttem többek között arról, hogy a felhasználók milyen platformokon keresnek információt, mennyire tartják megbízhatónak az ott talált tartalmakat, valamint milyen funkciókat tartanának hasznosnak egy ilyen jellegű alkalmazásban.</w:t>
-      </w:r>
-    </w:p>
-    <w:p>
-      <w:pPr>
-        <w:tabs>
-          <w:tab w:val="left" w:pos="567"/>
-          <w:tab w:val="left" w:pos="3757"/>
-        </w:tabs>
-        <w:spacing w:after="0" w:line="386" w:lineRule="auto"/>
-        <w:ind w:left="0" w:firstLine="0"/>
-      </w:pPr>
-      <w:r>
-        <w:tab/>
-      </w:r>
-      <w:r>
-        <w:t xml:space="preserve">A kutatás eredményei hozzájárultak a </w:t>
-      </w:r>
-      <w:proofErr w:type="spellStart"/>
-      <w:r>
-        <w:t>PecaPont</w:t>
-      </w:r>
-      <w:proofErr w:type="spellEnd"/>
-      <w:r>
-        <w:t xml:space="preserve"> webalkalmazás követelményeinek meghatározásához, és alapul szolgáltak a rendszer tervezése során meghozott döntésekhez. Az így nyert információk segítségével lehetőség nyílt egy olyan alkalmazás kialakítására, amely jobban illeszkedik a felhasználói igényekhez, és hatékonyabban kezeli a horgászattal kapcsolatos információkat.</w:t>
-      </w:r>
-    </w:p>
-    <w:p>
-      <w:pPr>
-        <w:spacing w:after="160" w:line="278" w:lineRule="auto"/>
-        <w:ind w:left="0" w:firstLine="0"/>
-        <w:jc w:val="left"/>
-      </w:pPr>
-      <w:r>
-        <w:br w:type="page"/>
-      </w:r>
-    </w:p>
-    <w:p>
-      <w:pPr>
-        <w:pStyle w:val="Listaszerbekezds"/>
-        <w:numPr>
-          <w:ilvl w:val="1"/>
-          <w:numId w:val="3"/>
-        </w:numPr>
-        <w:tabs>
-          <w:tab w:val="left" w:pos="567"/>
-          <w:tab w:val="left" w:pos="3757"/>
-        </w:tabs>
-        <w:spacing w:after="0" w:line="386" w:lineRule="auto"/>
-        <w:rPr>
-          <w:b/>
-          <w:bCs/>
-        </w:rPr>
-      </w:pPr>
-      <w:r>
-        <w:rPr>
-          <w:b/>
-          <w:bCs/>
-        </w:rPr>
-        <w:lastRenderedPageBreak/>
-        <w:t>Kérdőíves felmérés eredményei:</w:t>
-      </w:r>
-    </w:p>
-    <w:p>
-      <w:pPr>
-        <w:pStyle w:val="Listaszerbekezds"/>
-        <w:tabs>
-          <w:tab w:val="left" w:pos="567"/>
-          <w:tab w:val="left" w:pos="3757"/>
-        </w:tabs>
-        <w:spacing w:after="0" w:line="386" w:lineRule="auto"/>
-        <w:ind w:left="0" w:firstLine="0"/>
-      </w:pPr>
-      <w:r>
-        <w:rPr>
-          <w:b/>
-          <w:bCs/>
-        </w:rPr>
-        <w:tab/>
-      </w:r>
-      <w:r>
-        <w:t>A piackutatás részeként egy anonim kérdőíves felmérést végeztem, amelynek célja a horgászok szokásainak, információszerzési módszereinek, valamint egy lehetséges webalkalmazással kapcsolatos elvárásainak feltérképezése volt. A kérdőívet különböző online felületeken tettem közzé, így a válaszadók eltérő korosztályból és tapasztalati háttérrel rendelkeztek.</w:t>
-      </w:r>
-    </w:p>
-    <w:p>
-      <w:pPr>
-        <w:pStyle w:val="Listaszerbekezds"/>
-        <w:tabs>
-          <w:tab w:val="left" w:pos="567"/>
-          <w:tab w:val="left" w:pos="3757"/>
-        </w:tabs>
-        <w:spacing w:after="0" w:line="386" w:lineRule="auto"/>
-        <w:ind w:left="0" w:firstLine="0"/>
-      </w:pPr>
-      <w:r>
-        <w:tab/>
-      </w:r>
-      <w:r>
-        <w:t xml:space="preserve">A kitöltők többsége férfi volt, és több korcsoport is képviseltette magát, ami lehetővé tette különböző felhasználói igények vizsgálatát. A válaszadók jelentős része több éves, </w:t>
-      </w:r>
-      <w:proofErr w:type="spellStart"/>
-      <w:r>
-        <w:t>esetenként</w:t>
-      </w:r>
-      <w:proofErr w:type="spellEnd"/>
-      <w:r>
-        <w:t xml:space="preserve"> évtizedes horgászati tapasztalattal rendelkezik, ami arra utal, hogy a célcsoport nem kizárólag kezdő horgászokból áll. Ennek megfelelően egy ilyen alkalmazásnak a tapasztaltabb felhasználók igényeit is ki kell szolgálnia.</w:t>
-      </w:r>
-    </w:p>
-    <w:p>
-      <w:pPr>
-        <w:pStyle w:val="Listaszerbekezds"/>
-        <w:tabs>
-          <w:tab w:val="left" w:pos="567"/>
-          <w:tab w:val="left" w:pos="3757"/>
-        </w:tabs>
-        <w:spacing w:after="0" w:line="386" w:lineRule="auto"/>
-        <w:ind w:left="0" w:firstLine="0"/>
-      </w:pPr>
+        <w:rPr>
+          <w:noProof/>
+        </w:rPr>
+        <w:drawing>
+          <wp:anchor distT="0" distB="0" distL="114300" distR="114300" simplePos="0" relativeHeight="251658240" behindDoc="0" locked="0" layoutInCell="1" allowOverlap="1" wp14:anchorId="0EFBD975" wp14:editId="7A815255">
+            <wp:simplePos x="0" y="0"/>
+            <wp:positionH relativeFrom="margin">
+              <wp:posOffset>594360</wp:posOffset>
+            </wp:positionH>
+            <wp:positionV relativeFrom="page">
+              <wp:posOffset>5692637</wp:posOffset>
+            </wp:positionV>
+            <wp:extent cx="4572000" cy="2743200"/>
+            <wp:effectExtent l="0" t="0" r="0" b="0"/>
+            <wp:wrapTopAndBottom/>
+            <wp:docPr id="200620853" name="Diagram 1">
+              <a:extLst xmlns:a="http://schemas.openxmlformats.org/drawingml/2006/main">
+                <a:ext uri="{FF2B5EF4-FFF2-40B4-BE49-F238E27FC236}">
+                  <a16:creationId xmlns:a16="http://schemas.microsoft.com/office/drawing/2014/main" id="{2821A92E-4149-4307-33AB-7F18EF73AAD3}"/>
+                </a:ext>
+              </a:extLst>
+            </wp:docPr>
+            <wp:cNvGraphicFramePr/>
+            <a:graphic xmlns:a="http://schemas.openxmlformats.org/drawingml/2006/main">
+              <a:graphicData uri="http://schemas.openxmlformats.org/drawingml/2006/chart">
+                <c:chart xmlns:c="http://schemas.openxmlformats.org/drawingml/2006/chart" xmlns:r="http://schemas.openxmlformats.org/officeDocument/2006/relationships" r:id="rId10"/>
+              </a:graphicData>
+            </a:graphic>
+          </wp:anchor>
+        </w:drawing>
+      </w:r>
       <w:r>
         <w:rPr>
           <w:noProof/>
@@ -1801,7 +1711,7 @@
         <mc:AlternateContent>
           <mc:Choice Requires="wps">
             <w:drawing>
-              <wp:anchor distT="0" distB="0" distL="114300" distR="114300" simplePos="0" relativeHeight="251660288" behindDoc="0" locked="0" layoutInCell="1" allowOverlap="1" wp14:anchorId="57BC347B" wp14:editId="1DC9B7A8">
+              <wp:anchor distT="0" distB="0" distL="114300" distR="114300" simplePos="0" relativeHeight="251660288" behindDoc="0" locked="0" layoutInCell="1" allowOverlap="1" wp14:anchorId="57BC347B" wp14:editId="3FDA4381">
                 <wp:simplePos x="0" y="0"/>
                 <wp:positionH relativeFrom="column">
                   <wp:posOffset>594360</wp:posOffset>
@@ -1965,38 +1875,6 @@
         </mc:AlternateContent>
       </w:r>
       <w:r>
-        <w:rPr>
-          <w:noProof/>
-        </w:rPr>
-        <w:drawing>
-          <wp:anchor distT="0" distB="0" distL="114300" distR="114300" simplePos="0" relativeHeight="251658240" behindDoc="0" locked="0" layoutInCell="1" allowOverlap="1" wp14:anchorId="0EFBD975" wp14:editId="05D478DA">
-            <wp:simplePos x="0" y="0"/>
-            <wp:positionH relativeFrom="margin">
-              <wp:align>center</wp:align>
-            </wp:positionH>
-            <wp:positionV relativeFrom="page">
-              <wp:posOffset>5406390</wp:posOffset>
-            </wp:positionV>
-            <wp:extent cx="4572000" cy="2743200"/>
-            <wp:effectExtent l="0" t="0" r="0" b="0"/>
-            <wp:wrapTopAndBottom/>
-            <wp:docPr id="200620853" name="Diagram 1">
-              <a:extLst xmlns:a="http://schemas.openxmlformats.org/drawingml/2006/main">
-                <a:ext uri="{FF2B5EF4-FFF2-40B4-BE49-F238E27FC236}">
-                  <a16:creationId xmlns:a16="http://schemas.microsoft.com/office/drawing/2014/main" id="{2821A92E-4149-4307-33AB-7F18EF73AAD3}"/>
-                </a:ext>
-              </a:extLst>
-            </wp:docPr>
-            <wp:cNvGraphicFramePr/>
-            <a:graphic xmlns:a="http://schemas.openxmlformats.org/drawingml/2006/main">
-              <a:graphicData uri="http://schemas.openxmlformats.org/drawingml/2006/chart">
-                <c:chart xmlns:c="http://schemas.openxmlformats.org/drawingml/2006/chart" xmlns:r="http://schemas.openxmlformats.org/officeDocument/2006/relationships" r:id="rId10"/>
-              </a:graphicData>
-            </a:graphic>
-          </wp:anchor>
-        </w:drawing>
-      </w:r>
-      <w:r>
         <w:tab/>
       </w:r>
       <w:r>
@@ -2491,15 +2369,7 @@
         <w:tab/>
       </w:r>
       <w:r>
-        <w:t xml:space="preserve">Összességében a kérdőív eredményei alátámasztották a </w:t>
-      </w:r>
-      <w:proofErr w:type="spellStart"/>
-      <w:r>
-        <w:t>PecaPont</w:t>
-      </w:r>
-      <w:proofErr w:type="spellEnd"/>
-      <w:r>
-        <w:t xml:space="preserve"> webalkalmazás létjogosultságát. A válaszok alapján egyértelmű igény mutatkozik egy olyan egységes platform iránt, amely megbízható, strukturált és könnyen hozzáférhető információkat biztosít a horgászok számára, miközben közösségi funkciókat is kínál.</w:t>
+        <w:t>Összességében a kérdőív eredményei alátámasztották a PecaPont webalkalmazás létjogosultságát. A válaszok alapján egyértelmű igény mutatkozik egy olyan egységes platform iránt, amely megbízható, strukturált és könnyen hozzáférhető információkat biztosít a horgászok számára, miközben közösségi funkciókat is kínál.</w:t>
       </w:r>
     </w:p>
     <w:p>
@@ -2515,52 +2385,48 @@
     </w:p>
     <w:p>
       <w:pPr>
+        <w:tabs>
+          <w:tab w:val="left" w:pos="567"/>
+          <w:tab w:val="left" w:pos="3757"/>
+        </w:tabs>
+        <w:spacing w:after="480" w:line="386" w:lineRule="auto"/>
+        <w:ind w:left="11" w:hanging="11"/>
+        <w:jc w:val="center"/>
+        <w:rPr>
+          <w:b/>
+          <w:bCs/>
+        </w:rPr>
+      </w:pPr>
+      <w:r>
+        <w:rPr>
+          <w:b/>
+          <w:bCs/>
+        </w:rPr>
+        <w:t xml:space="preserve">1.2. </w:t>
+      </w:r>
+      <w:r>
+        <w:rPr>
+          <w:b/>
+          <w:bCs/>
+        </w:rPr>
+        <w:t>Potenciális versenytársak</w:t>
+      </w:r>
+    </w:p>
+    <w:p>
+      <w:pPr>
         <w:pStyle w:val="Listaszerbekezds"/>
-        <w:numPr>
-          <w:ilvl w:val="1"/>
-          <w:numId w:val="3"/>
-        </w:numPr>
         <w:tabs>
           <w:tab w:val="left" w:pos="567"/>
           <w:tab w:val="left" w:pos="3757"/>
         </w:tabs>
         <w:spacing w:after="0" w:line="386" w:lineRule="auto"/>
-        <w:rPr>
-          <w:b/>
-          <w:bCs/>
-        </w:rPr>
-      </w:pPr>
-      <w:r>
-        <w:rPr>
-          <w:b/>
-          <w:bCs/>
-        </w:rPr>
-        <w:t>Potenciális versenytársak:</w:t>
-      </w:r>
-    </w:p>
-    <w:p>
-      <w:pPr>
-        <w:pStyle w:val="Listaszerbekezds"/>
-        <w:tabs>
-          <w:tab w:val="left" w:pos="567"/>
-          <w:tab w:val="left" w:pos="3757"/>
-        </w:tabs>
-        <w:spacing w:after="0" w:line="386" w:lineRule="auto"/>
         <w:ind w:left="0" w:firstLine="0"/>
       </w:pPr>
       <w:r>
         <w:tab/>
       </w:r>
       <w:r>
-        <w:t xml:space="preserve">A piackutatás során nemcsak a felhasználói igények feltérképezése történt meg, hanem a meglévő, hasonló célú rendszerek vizsgálata is. Bár kifejezetten a </w:t>
-      </w:r>
-      <w:proofErr w:type="spellStart"/>
-      <w:r>
-        <w:t>PecaPont</w:t>
-      </w:r>
-      <w:proofErr w:type="spellEnd"/>
-      <w:r>
-        <w:t xml:space="preserve"> koncepciójával teljes mértékben megegyező webalkalmazás nem található, több olyan platform létezik, amelyek részben hasonló funkciókat látnak el.</w:t>
+        <w:t>A piackutatás során nemcsak a felhasználói igények feltérképezése történt meg, hanem a meglévő, hasonló célú rendszerek vizsgálata is. Bár kifejezetten a PecaPont koncepciójával teljes mértékben megegyező webalkalmazás nem található, több olyan platform létezik, amelyek részben hasonló funkciókat látnak el.</w:t>
       </w:r>
     </w:p>
     <w:p>
@@ -2645,29 +2511,56 @@
     </w:p>
     <w:p>
       <w:pPr>
+        <w:tabs>
+          <w:tab w:val="left" w:pos="567"/>
+          <w:tab w:val="left" w:pos="3757"/>
+        </w:tabs>
+        <w:spacing w:after="480" w:line="386" w:lineRule="auto"/>
+        <w:ind w:left="11" w:hanging="11"/>
+        <w:jc w:val="center"/>
+        <w:rPr>
+          <w:b/>
+          <w:bCs/>
+        </w:rPr>
+      </w:pPr>
+      <w:r>
+        <w:rPr>
+          <w:b/>
+          <w:bCs/>
+        </w:rPr>
+        <w:t>Horgaszhelyek.hu</w:t>
+      </w:r>
+    </w:p>
+    <w:p>
+      <w:pPr>
         <w:pStyle w:val="Listaszerbekezds"/>
-        <w:numPr>
-          <w:ilvl w:val="1"/>
-          <w:numId w:val="3"/>
-        </w:numPr>
         <w:tabs>
           <w:tab w:val="left" w:pos="567"/>
           <w:tab w:val="left" w:pos="3757"/>
         </w:tabs>
         <w:spacing w:after="0" w:line="386" w:lineRule="auto"/>
+        <w:ind w:left="0" w:firstLine="0"/>
         <w:jc w:val="left"/>
-        <w:rPr>
-          <w:b/>
-          <w:bCs/>
-        </w:rPr>
-      </w:pPr>
-      <w:r>
-        <w:rPr>
-          <w:b/>
-          <w:bCs/>
+      </w:pPr>
+      <w:r>
+        <w:rPr>
+          <w:b/>
+          <w:bCs/>
+        </w:rPr>
+        <w:tab/>
+      </w:r>
+      <w:r>
+        <w:t xml:space="preserve">A </w:t>
+      </w:r>
+      <w:r>
+        <w:rPr>
+          <w:rStyle w:val="whitespace-normal"/>
         </w:rPr>
         <w:t>Horgaszhelyek.hu</w:t>
       </w:r>
+      <w:r>
+        <w:t xml:space="preserve"> egy országos szintű adatbázis, amelynek célja, hogy a magyarországi horgászvizeket egy helyen tegye elérhetővé és összehasonlíthatóvá. Az oldalon megtalálhatók a legfontosabb információk, például a halfajok, szabályok, szolgáltatások és árak, valamint felhasználói értékelések is.</w:t>
+      </w:r>
     </w:p>
     <w:p>
       <w:pPr>
@@ -2681,23 +2574,19 @@
         <w:jc w:val="left"/>
       </w:pPr>
       <w:r>
-        <w:rPr>
-          <w:b/>
-          <w:bCs/>
-        </w:rPr>
         <w:tab/>
       </w:r>
       <w:r>
-        <w:t xml:space="preserve">A </w:t>
-      </w:r>
-      <w:r>
-        <w:rPr>
-          <w:rStyle w:val="whitespace-normal"/>
-        </w:rPr>
-        <w:t>Horgaszhelyek.hu</w:t>
-      </w:r>
-      <w:r>
-        <w:t xml:space="preserve"> egy országos szintű adatbázis, amelynek célja, hogy a magyarországi horgászvizeket egy helyen tegye elérhetővé és összehasonlíthatóvá. Az oldalon megtalálhatók a legfontosabb információk, például a halfajok, szabályok, szolgáltatások és árak, valamint felhasználói értékelések is.</w:t>
+        <w:t>Az oldal egyik legnagyobb előnye, hogy strukturált formában, jól áttekinthetően biztosít információkat a különböző vízterületekről, beleértve a halfajokat, szabályokat, szolgáltatásokat és árakat. Emellett keresési és szűrési lehetőségeket is kínál, ami megkönnyíti a felhasználók számára a megfelelő horgászhely kiválasztását.</w:t>
+      </w:r>
+      <w:r>
+        <w:br/>
+      </w:r>
+      <w:r>
+        <w:tab/>
+      </w:r>
+      <w:r>
+        <w:t>Ugyanakkor az oldal kevésbé fókuszál a közösségi interakciókra, és nem biztosít valós idejű adatokat, például aktuális fogási információkat, így inkább statikus információforrásként működik.</w:t>
       </w:r>
     </w:p>
     <w:p>
@@ -2711,47 +2600,16 @@
         <w:ind w:left="0" w:firstLine="0"/>
         <w:jc w:val="left"/>
       </w:pPr>
-      <w:r>
-        <w:tab/>
-      </w:r>
-      <w:r>
-        <w:t>Az oldal egyik legnagyobb előnye, hogy strukturált formában, jól áttekinthetően biztosít információkat a különböző vízterületekről, beleértve a halfajokat, szabályokat, szolgáltatásokat és árakat. Emellett keresési és szűrési lehetőségeket is kínál, ami megkönnyíti a felhasználók számára a megfelelő horgászhely kiválasztását.</w:t>
-      </w:r>
-      <w:r>
-        <w:br/>
-      </w:r>
-      <w:r>
-        <w:tab/>
-      </w:r>
-      <w:r>
-        <w:t>Ugyanakkor az oldal kevésbé fókuszál a közösségi interakciókra, és nem biztosít valós idejű adatokat, például aktuális fogási információkat, így inkább statikus információforrásként működik.</w:t>
-      </w:r>
-    </w:p>
-    <w:p>
-      <w:pPr>
-        <w:pStyle w:val="Listaszerbekezds"/>
+    </w:p>
+    <w:p>
+      <w:pPr>
         <w:tabs>
           <w:tab w:val="left" w:pos="567"/>
           <w:tab w:val="left" w:pos="3757"/>
         </w:tabs>
-        <w:spacing w:after="0" w:line="386" w:lineRule="auto"/>
-        <w:ind w:left="0" w:firstLine="0"/>
-        <w:jc w:val="left"/>
-      </w:pPr>
-    </w:p>
-    <w:p>
-      <w:pPr>
-        <w:pStyle w:val="Listaszerbekezds"/>
-        <w:numPr>
-          <w:ilvl w:val="1"/>
-          <w:numId w:val="3"/>
-        </w:numPr>
-        <w:tabs>
-          <w:tab w:val="left" w:pos="567"/>
-          <w:tab w:val="left" w:pos="3757"/>
-        </w:tabs>
-        <w:spacing w:after="0" w:line="386" w:lineRule="auto"/>
-        <w:jc w:val="left"/>
+        <w:spacing w:after="480" w:line="386" w:lineRule="auto"/>
+        <w:ind w:left="11" w:hanging="11"/>
+        <w:jc w:val="center"/>
         <w:rPr>
           <w:b/>
           <w:bCs/>
@@ -2864,6 +2722,41 @@
     </w:p>
     <w:p>
       <w:pPr>
+        <w:spacing w:after="160" w:line="278" w:lineRule="auto"/>
+        <w:ind w:left="0" w:firstLine="0"/>
+        <w:jc w:val="left"/>
+      </w:pPr>
+      <w:r>
+        <w:br w:type="page"/>
+      </w:r>
+    </w:p>
+    <w:p>
+      <w:pPr>
+        <w:tabs>
+          <w:tab w:val="left" w:pos="567"/>
+          <w:tab w:val="left" w:pos="3757"/>
+        </w:tabs>
+        <w:spacing w:after="480" w:line="386" w:lineRule="auto"/>
+        <w:ind w:left="11" w:hanging="11"/>
+        <w:jc w:val="center"/>
+        <w:rPr>
+          <w:b/>
+          <w:bCs/>
+        </w:rPr>
+      </w:pPr>
+      <w:proofErr w:type="spellStart"/>
+      <w:r>
+        <w:rPr>
+          <w:b/>
+          <w:bCs/>
+        </w:rPr>
+        <w:lastRenderedPageBreak/>
+        <w:t>FishMap</w:t>
+      </w:r>
+      <w:proofErr w:type="spellEnd"/>
+    </w:p>
+    <w:p>
+      <w:pPr>
         <w:pStyle w:val="Listaszerbekezds"/>
         <w:tabs>
           <w:tab w:val="left" w:pos="567"/>
@@ -2873,74 +2766,33 @@
         <w:ind w:left="0" w:firstLine="0"/>
         <w:jc w:val="left"/>
       </w:pPr>
+      <w:r>
+        <w:tab/>
+      </w:r>
+      <w:r>
+        <w:t xml:space="preserve">A </w:t>
+      </w:r>
+      <w:proofErr w:type="spellStart"/>
+      <w:r>
+        <w:t>FishMap</w:t>
+      </w:r>
+      <w:proofErr w:type="spellEnd"/>
+      <w:r>
+        <w:t xml:space="preserve"> alkalmazás egy innovatív megoldás, amely térképes megjelenítéssel és valós idejű adatokkal segíti a horgászokat.</w:t>
+      </w:r>
     </w:p>
     <w:p>
       <w:pPr>
         <w:pStyle w:val="Listaszerbekezds"/>
-        <w:numPr>
-          <w:ilvl w:val="1"/>
-          <w:numId w:val="3"/>
-        </w:numPr>
         <w:tabs>
           <w:tab w:val="left" w:pos="567"/>
           <w:tab w:val="left" w:pos="3757"/>
         </w:tabs>
         <w:spacing w:after="0" w:line="386" w:lineRule="auto"/>
+        <w:ind w:left="0" w:firstLine="0"/>
         <w:jc w:val="left"/>
-        <w:rPr>
-          <w:b/>
-          <w:bCs/>
-        </w:rPr>
-      </w:pPr>
-      <w:proofErr w:type="spellStart"/>
-      <w:r>
-        <w:rPr>
-          <w:b/>
-          <w:bCs/>
-        </w:rPr>
-        <w:t>FishMap</w:t>
-      </w:r>
-      <w:proofErr w:type="spellEnd"/>
-    </w:p>
-    <w:p>
-      <w:pPr>
-        <w:pStyle w:val="Listaszerbekezds"/>
-        <w:tabs>
-          <w:tab w:val="left" w:pos="567"/>
-          <w:tab w:val="left" w:pos="3757"/>
-        </w:tabs>
-        <w:spacing w:after="0" w:line="386" w:lineRule="auto"/>
-        <w:ind w:left="0" w:firstLine="0"/>
-        <w:jc w:val="left"/>
-      </w:pPr>
-      <w:r>
-        <w:tab/>
-      </w:r>
-      <w:r>
-        <w:t xml:space="preserve">A </w:t>
-      </w:r>
-      <w:proofErr w:type="spellStart"/>
-      <w:r>
-        <w:t>FishMap</w:t>
-      </w:r>
-      <w:proofErr w:type="spellEnd"/>
-      <w:r>
-        <w:t xml:space="preserve"> alkalmazás egy innovatív megoldás, amely térképes megjelenítéssel és valós idejű adatokkal segíti a horgászokat.</w:t>
-      </w:r>
-    </w:p>
-    <w:p>
-      <w:pPr>
-        <w:pStyle w:val="Listaszerbekezds"/>
-        <w:tabs>
-          <w:tab w:val="left" w:pos="567"/>
-          <w:tab w:val="left" w:pos="3757"/>
-        </w:tabs>
-        <w:spacing w:after="0" w:line="386" w:lineRule="auto"/>
-        <w:ind w:left="0" w:firstLine="0"/>
-        <w:jc w:val="left"/>
-      </w:pPr>
-      <w:r>
-        <w:lastRenderedPageBreak/>
+      </w:pPr>
+      <w:r>
         <w:tab/>
       </w:r>
       <w:r>
@@ -2985,53 +2837,38 @@
           <w:tab w:val="left" w:pos="567"/>
           <w:tab w:val="left" w:pos="3757"/>
         </w:tabs>
+        <w:spacing w:after="480" w:line="386" w:lineRule="auto"/>
+        <w:ind w:left="0" w:firstLine="0"/>
+        <w:jc w:val="center"/>
+        <w:rPr>
+          <w:b/>
+          <w:bCs/>
+        </w:rPr>
+      </w:pPr>
+      <w:r>
+        <w:rPr>
+          <w:b/>
+          <w:bCs/>
+        </w:rPr>
+        <w:t>1.3. Összegzés</w:t>
+      </w:r>
+    </w:p>
+    <w:p>
+      <w:pPr>
+        <w:pStyle w:val="Listaszerbekezds"/>
+        <w:tabs>
+          <w:tab w:val="left" w:pos="567"/>
+          <w:tab w:val="left" w:pos="3757"/>
+        </w:tabs>
         <w:spacing w:after="0" w:line="386" w:lineRule="auto"/>
         <w:ind w:left="0" w:firstLine="0"/>
         <w:jc w:val="left"/>
-        <w:rPr>
-          <w:b/>
-          <w:bCs/>
-        </w:rPr>
-      </w:pPr>
-      <w:r>
-        <w:rPr>
-          <w:b/>
-          <w:bCs/>
-        </w:rPr>
-        <w:t>1.6</w:t>
-      </w:r>
-      <w:r>
-        <w:rPr>
-          <w:b/>
-          <w:bCs/>
-        </w:rPr>
-        <w:t>. Összegzés</w:t>
-      </w:r>
-    </w:p>
-    <w:p>
-      <w:pPr>
-        <w:pStyle w:val="Listaszerbekezds"/>
-        <w:tabs>
-          <w:tab w:val="left" w:pos="567"/>
-          <w:tab w:val="left" w:pos="3757"/>
-        </w:tabs>
-        <w:spacing w:after="0" w:line="386" w:lineRule="auto"/>
-        <w:ind w:left="0" w:firstLine="0"/>
-        <w:jc w:val="left"/>
       </w:pPr>
       <w:r>
         <w:tab/>
       </w:r>
       <w:r>
-        <w:t xml:space="preserve">Összességében megállapítható, hogy a vizsgált rendszerek különböző területeken erősek, azonban egyik sem kínál teljes körű, integrált megoldást. Egyes platformok strukturált adatokat biztosítanak, míg mások a közösségi vagy valós idejű információkra helyezik a hangsúlyt. A </w:t>
-      </w:r>
-      <w:proofErr w:type="spellStart"/>
-      <w:r>
-        <w:t>PecaPont</w:t>
-      </w:r>
-      <w:proofErr w:type="spellEnd"/>
-      <w:r>
-        <w:t xml:space="preserve"> célja ezen megközelítések egyesítése, egy olyan egységes rendszer létrehozásával, amely egyszerre biztosít strukturált információkat, közösségi funkciókat és naprakész adatokat a felhasználók számára.</w:t>
+        <w:t>Összességében megállapítható, hogy a vizsgált rendszerek különböző területeken erősek, azonban egyik sem kínál teljes körű, integrált megoldást. Egyes platformok strukturált adatokat biztosítanak, míg mások a közösségi vagy valós idejű információkra helyezik a hangsúlyt. A PecaPont célja ezen megközelítések egyesítése, egy olyan egységes rendszer létrehozásával, amely egyszerre biztosít strukturált információkat, közösségi funkciókat és naprakész adatokat a felhasználók számára.</w:t>
       </w:r>
     </w:p>
     <w:tbl>
@@ -3250,7 +3087,6 @@
                 <w14:ligatures w14:val="none"/>
               </w:rPr>
             </w:pPr>
-            <w:proofErr w:type="spellStart"/>
             <w:r>
               <w:rPr>
                 <w:rFonts w:ascii="Arial" w:hAnsi="Arial" w:cs="Arial"/>
@@ -3263,7 +3099,6 @@
               </w:rPr>
               <w:t>PecaPont</w:t>
             </w:r>
-            <w:proofErr w:type="spellEnd"/>
           </w:p>
         </w:tc>
       </w:tr>
@@ -4055,93 +3890,62 @@
         <w:t xml:space="preserve">. ábra a </w:t>
       </w:r>
       <w:r>
-        <w:t xml:space="preserve">táblázat összefoglalja a vizsgált rendszerek főbb funkcióit, és összehasonlítja azokat a </w:t>
+        <w:t>táblázat összefoglalja a vizsgált rendszerek főbb funkcióit, és összehasonlítja azokat a PecaPont webalkalmazással.</w:t>
+      </w:r>
+    </w:p>
+    <w:p>
+      <w:pPr>
+        <w:tabs>
+          <w:tab w:val="left" w:pos="567"/>
+        </w:tabs>
+      </w:pPr>
+      <w:r>
+        <w:tab/>
+      </w:r>
+      <w:r>
+        <w:tab/>
+      </w:r>
+      <w:r>
+        <w:t xml:space="preserve">A táblázat alapján jól látható, hogy a jelenlegi megoldások különböző területeken nyújtanak erős funkcionalitást, azonban egyik sem kínál teljes körű megoldást. A Horgaszhelyek.hu elsősorban strukturált </w:t>
       </w:r>
       <w:proofErr w:type="spellStart"/>
       <w:r>
-        <w:t>PecaPont</w:t>
+        <w:t>helyadatokat</w:t>
       </w:r>
       <w:proofErr w:type="spellEnd"/>
       <w:r>
-        <w:t xml:space="preserve"> webalkalmazással.</w:t>
-      </w:r>
-    </w:p>
-    <w:p>
-      <w:pPr>
-        <w:tabs>
-          <w:tab w:val="left" w:pos="567"/>
-        </w:tabs>
-      </w:pPr>
-      <w:r>
-        <w:tab/>
-      </w:r>
-      <w:r>
-        <w:tab/>
-      </w:r>
-      <w:r>
-        <w:t xml:space="preserve">A táblázat alapján jól látható, hogy a jelenlegi megoldások különböző területeken nyújtanak erős funkcionalitást, azonban egyik sem kínál teljes körű megoldást. A Horgaszhelyek.hu elsősorban strukturált </w:t>
+        <w:t xml:space="preserve"> biztosít, de nem rendelkezik valós idejű információkkal. A </w:t>
       </w:r>
       <w:proofErr w:type="spellStart"/>
       <w:r>
-        <w:t>helyadatokat</w:t>
+        <w:t>FishMap</w:t>
       </w:r>
       <w:proofErr w:type="spellEnd"/>
       <w:r>
-        <w:t xml:space="preserve"> biztosít, de nem rendelkezik valós idejű információkkal. A </w:t>
+        <w:t xml:space="preserve"> és a </w:t>
       </w:r>
       <w:proofErr w:type="spellStart"/>
       <w:r>
-        <w:t>FishMap</w:t>
+        <w:t>Vampire</w:t>
       </w:r>
       <w:proofErr w:type="spellEnd"/>
       <w:r>
-        <w:t xml:space="preserve"> és a </w:t>
-      </w:r>
-      <w:proofErr w:type="spellStart"/>
-      <w:r>
-        <w:t>Vampire</w:t>
-      </w:r>
-      <w:proofErr w:type="spellEnd"/>
-      <w:r>
-        <w:t xml:space="preserve"> platformok támogatják a valós idejű fogások megjel</w:t>
-      </w:r>
-      <w:r>
-        <w:t>-</w:t>
-      </w:r>
-      <w:proofErr w:type="spellStart"/>
-      <w:r>
-        <w:t>enítését</w:t>
-      </w:r>
-      <w:proofErr w:type="spellEnd"/>
-      <w:r>
-        <w:t xml:space="preserve"> és a közösségi funkciókat, ugyanakkor nem biztosítanak egységes, átfogó információs rendszert. Ezzel szemben a </w:t>
-      </w:r>
-      <w:proofErr w:type="spellStart"/>
-      <w:r>
-        <w:t>PecaPont</w:t>
-      </w:r>
-      <w:proofErr w:type="spellEnd"/>
-      <w:r>
-        <w:t xml:space="preserve"> célja, hogy egyetlen platformon egyesítse a </w:t>
-      </w:r>
-      <w:proofErr w:type="spellStart"/>
-      <w:r>
-        <w:t>helyadatokat</w:t>
-      </w:r>
-      <w:proofErr w:type="spellEnd"/>
+        <w:t xml:space="preserve"> platformok támogatják a valós idejű fogások megjelenítését és a közösségi funkciókat, ugyanakkor nem biztosítanak egységes, átfogó információs rendszert. Ezzel szemben a PecaPont célja, hogy egyetlen platformon egyesítse a </w:t>
+      </w:r>
+      <w:r>
+        <w:lastRenderedPageBreak/>
+        <w:t>hely adatokat</w:t>
+      </w:r>
       <w:r>
         <w:t>, a közösségi funkciókat és a valós idejű információkat, így komplexebb megoldást nyújtva a felhasználók számára.</w:t>
       </w:r>
     </w:p>
     <w:p>
       <w:pPr>
-        <w:spacing w:after="160" w:line="278" w:lineRule="auto"/>
-        <w:ind w:left="0" w:firstLine="0"/>
-        <w:jc w:val="left"/>
-      </w:pPr>
-      <w:r>
-        <w:br w:type="page"/>
-      </w:r>
+        <w:tabs>
+          <w:tab w:val="left" w:pos="567"/>
+        </w:tabs>
+      </w:pPr>
     </w:p>
     <w:p>
       <w:pPr>
@@ -4165,8 +3969,153 @@
           <w:sz w:val="28"/>
           <w:szCs w:val="28"/>
         </w:rPr>
+        <w:t>2. Funkcionális specifikáció</w:t>
+      </w:r>
+    </w:p>
+    <w:p>
+      <w:pPr>
+        <w:tabs>
+          <w:tab w:val="left" w:pos="567"/>
+        </w:tabs>
+        <w:spacing w:after="120" w:line="386" w:lineRule="auto"/>
+        <w:ind w:left="0" w:firstLine="0"/>
+      </w:pPr>
+      <w:r>
+        <w:tab/>
+      </w:r>
+      <w:r>
+        <w:t>A piackutatás és a versenytársak elemzése alapján meghatározhatók azok a funkcionális és nem funkcionális követelmények, amelyeknek a PecaPont webalkalmazásnak meg kell felelnie. A kérdőíves felmérés eredményei rámutattak arra, hogy a horgászok számára kiemelten fontos a gyors, megbízható és strukturált információelérés, valamint a közösségi funkciók jelenléte. Emellett a versenytársak vizsgálata azt is megmutatta, hogy a jelenlegi megoldások nem kínálnak teljes körű, egységes platformot.</w:t>
+      </w:r>
+    </w:p>
+    <w:p>
+      <w:pPr>
+        <w:tabs>
+          <w:tab w:val="left" w:pos="567"/>
+        </w:tabs>
+        <w:spacing w:after="120" w:line="386" w:lineRule="auto"/>
+        <w:ind w:left="0" w:firstLine="0"/>
+      </w:pPr>
+    </w:p>
+    <w:p>
+      <w:pPr>
+        <w:tabs>
+          <w:tab w:val="left" w:pos="567"/>
+        </w:tabs>
+        <w:spacing w:after="480" w:line="386" w:lineRule="auto"/>
+        <w:ind w:left="0" w:firstLine="0"/>
+        <w:jc w:val="center"/>
+        <w:rPr>
+          <w:b/>
+          <w:bCs/>
+        </w:rPr>
+      </w:pPr>
+      <w:r>
+        <w:rPr>
+          <w:b/>
+          <w:bCs/>
+        </w:rPr>
+        <w:t>2.1</w:t>
+      </w:r>
+      <w:r>
+        <w:rPr>
+          <w:b/>
+          <w:bCs/>
+        </w:rPr>
+        <w:t>.</w:t>
+      </w:r>
+      <w:r>
+        <w:rPr>
+          <w:b/>
+          <w:bCs/>
+        </w:rPr>
+        <w:t xml:space="preserve"> Funkcionális követelmények</w:t>
+      </w:r>
+    </w:p>
+    <w:p>
+      <w:pPr>
+        <w:tabs>
+          <w:tab w:val="left" w:pos="567"/>
+        </w:tabs>
+        <w:spacing w:after="120" w:line="386" w:lineRule="auto"/>
+      </w:pPr>
+      <w:r>
+        <w:tab/>
+      </w:r>
+      <w:r>
+        <w:tab/>
+      </w:r>
+      <w:r>
+        <w:t>A funkcionális követelmények a rendszer által biztosított konkrét szolgáltatásokat írják le.</w:t>
+      </w:r>
+    </w:p>
+    <w:p>
+      <w:pPr>
+        <w:tabs>
+          <w:tab w:val="left" w:pos="567"/>
+        </w:tabs>
+        <w:spacing w:after="120" w:line="386" w:lineRule="auto"/>
+        <w:ind w:left="0" w:firstLine="0"/>
+      </w:pPr>
+      <w:r>
+        <w:tab/>
+      </w:r>
+      <w:r>
+        <w:t xml:space="preserve">A rendszernek biztosítania kell a horgászvizek adatainak megjelenítését, beleértve a halállományt, a víz jellemzőit, az árakat és a szabályokat. A felhasználóknak képesnek kell lenniük a horgászhelyek közötti keresésre és szűrésre különböző paraméterek alapján, például </w:t>
+      </w:r>
+      <w:r>
+        <w:t xml:space="preserve">név, település </w:t>
+      </w:r>
+      <w:r>
+        <w:t>vagy víztípus szerint.</w:t>
+      </w:r>
+    </w:p>
+    <w:p>
+      <w:pPr>
+        <w:tabs>
+          <w:tab w:val="left" w:pos="567"/>
+        </w:tabs>
+        <w:spacing w:after="120" w:line="386" w:lineRule="auto"/>
+        <w:ind w:left="0" w:firstLine="0"/>
+      </w:pPr>
+      <w:r>
+        <w:t>A rendszernek támogatnia kell a felhasználói tartalmak kezelését. Ennek keretében a regisztrált felhasználók képesek fogásokat rögzíteni, bejegyzéseket létrehozni, valamint értékeléseket és hozzászólásokat írni a horgászhelyekhez.</w:t>
+      </w:r>
+    </w:p>
+    <w:p>
+      <w:pPr>
+        <w:tabs>
+          <w:tab w:val="left" w:pos="567"/>
+        </w:tabs>
+        <w:spacing w:after="120" w:line="386" w:lineRule="auto"/>
+        <w:ind w:left="0" w:firstLine="0"/>
+      </w:pPr>
+      <w:r>
+        <w:t>A rendszernek biztosítania kell a közösségi interakciókat, beleértve a felhasználók közötti kommunikációt és a tartalmak megosztását. A felhasználóknak lehetőséget kell biztosítani más felhasználók tartalmainak megtekintésére.</w:t>
+      </w:r>
+    </w:p>
+    <w:p>
+      <w:pPr>
+        <w:tabs>
+          <w:tab w:val="left" w:pos="567"/>
+        </w:tabs>
+        <w:spacing w:after="120" w:line="386" w:lineRule="auto"/>
+        <w:ind w:left="0" w:firstLine="0"/>
+      </w:pPr>
+      <w:r>
+        <w:t>A rendszernek képesnek kell lennie valós idejű vagy közel valós idejű információk megjelenítésére, például friss fogási adatok vagy aktuális környezeti információk esetében.</w:t>
+      </w:r>
+    </w:p>
+    <w:p>
+      <w:pPr>
+        <w:tabs>
+          <w:tab w:val="left" w:pos="567"/>
+        </w:tabs>
+        <w:spacing w:after="120" w:line="386" w:lineRule="auto"/>
+        <w:ind w:left="0" w:firstLine="0"/>
+      </w:pPr>
+      <w:r>
         <w:lastRenderedPageBreak/>
-        <w:t>2. Funkcionális specifikáció</w:t>
+        <w:t>A rendszernek biztosítania kell a felhasználói fiókok kezelését, beleértve a regisztrációt, bejelentkezést, kijelentkezést, valamint a profiladatok módosítását.</w:t>
       </w:r>
     </w:p>
     <w:p>
@@ -4181,247 +4130,2752 @@
         <w:tab/>
       </w:r>
       <w:r>
-        <w:t xml:space="preserve">A piackutatás és a versenytársak elemzése alapján meghatározhatók azok a funkcionális és nem funkcionális követelmények, amelyeknek a </w:t>
-      </w:r>
+        <w:t>A funkcionális követelmények közvetlenül a piackutatás eredményeiből és a versenytársak elemzéséből kerültek levezetésre.</w:t>
+      </w:r>
+    </w:p>
+    <w:p>
+      <w:pPr>
+        <w:tabs>
+          <w:tab w:val="left" w:pos="567"/>
+        </w:tabs>
+        <w:spacing w:after="120" w:line="386" w:lineRule="auto"/>
+        <w:ind w:left="0" w:firstLine="0"/>
+      </w:pPr>
+    </w:p>
+    <w:p>
+      <w:pPr>
+        <w:tabs>
+          <w:tab w:val="left" w:pos="567"/>
+        </w:tabs>
+        <w:spacing w:after="480" w:line="386" w:lineRule="auto"/>
+        <w:ind w:left="0" w:firstLine="0"/>
+        <w:jc w:val="center"/>
+        <w:rPr>
+          <w:b/>
+          <w:bCs/>
+        </w:rPr>
+      </w:pPr>
+      <w:r>
+        <w:rPr>
+          <w:b/>
+          <w:bCs/>
+        </w:rPr>
+        <w:t>2.2</w:t>
+      </w:r>
+      <w:r>
+        <w:rPr>
+          <w:b/>
+          <w:bCs/>
+        </w:rPr>
+        <w:t>.</w:t>
+      </w:r>
+      <w:r>
+        <w:rPr>
+          <w:b/>
+          <w:bCs/>
+        </w:rPr>
+        <w:t xml:space="preserve"> Nem funkcionális követelmények</w:t>
+      </w:r>
+    </w:p>
+    <w:p>
+      <w:pPr>
+        <w:tabs>
+          <w:tab w:val="left" w:pos="567"/>
+        </w:tabs>
+        <w:spacing w:after="120" w:line="386" w:lineRule="auto"/>
+      </w:pPr>
+      <w:r>
+        <w:tab/>
+      </w:r>
+      <w:r>
+        <w:tab/>
+      </w:r>
+      <w:r>
+        <w:t>A nem funkcionális követelmények a rendszer működésének minőségi jellemzőit határozzák meg.</w:t>
+      </w:r>
+    </w:p>
+    <w:p>
+      <w:pPr>
+        <w:tabs>
+          <w:tab w:val="left" w:pos="567"/>
+        </w:tabs>
+        <w:spacing w:after="120" w:line="386" w:lineRule="auto"/>
+        <w:ind w:left="0" w:firstLine="0"/>
+      </w:pPr>
+      <w:r>
+        <w:tab/>
+      </w:r>
+      <w:r>
+        <w:t>A webalkalmazásnak felhasználóbarát és könnyen kezelhető felülettel kell rendelkeznie, amely lehetővé teszi a felhasználók számára a gyors és hatékony navigációt. A rendszernek reszponzív kialakításúnak kell lennie, hogy különböző eszközökön, például mobiltelefonon, tableten és asztali számítógépen is megfelelően működjön.</w:t>
+      </w:r>
+    </w:p>
+    <w:p>
+      <w:pPr>
+        <w:tabs>
+          <w:tab w:val="left" w:pos="567"/>
+        </w:tabs>
+        <w:spacing w:after="120" w:line="386" w:lineRule="auto"/>
+        <w:ind w:left="0" w:firstLine="0"/>
+      </w:pPr>
+      <w:r>
+        <w:tab/>
+      </w:r>
+      <w:r>
+        <w:t>A rendszernek biztosítania kell a gyors betöltési időt és a stabil működést, mivel a felhasználók elvárják a zökkenőmentes használatot. Emellett fontos a megbízhatóság és az adatok pontossága, különösen a felhasználók által generált tartalmak esetében.</w:t>
+      </w:r>
+    </w:p>
+    <w:p>
+      <w:pPr>
+        <w:tabs>
+          <w:tab w:val="left" w:pos="567"/>
+        </w:tabs>
+        <w:spacing w:after="120" w:line="386" w:lineRule="auto"/>
+        <w:ind w:left="0" w:firstLine="0"/>
+      </w:pPr>
+      <w:r>
+        <w:tab/>
+      </w:r>
+      <w:r>
+        <w:t>Biztonsági szempontból a rendszernek védenie kell a felhasználói adatokat, és biztosítania kell a jogosultságkezelést, hogy a különböző funkciók csak megfelelő hozzáféréssel legyenek elérhetők.</w:t>
+      </w:r>
+    </w:p>
+    <w:p>
+      <w:pPr>
+        <w:tabs>
+          <w:tab w:val="left" w:pos="567"/>
+        </w:tabs>
+        <w:spacing w:after="120" w:line="386" w:lineRule="auto"/>
+        <w:ind w:left="0" w:firstLine="0"/>
+      </w:pPr>
+    </w:p>
+    <w:p>
+      <w:pPr>
+        <w:tabs>
+          <w:tab w:val="left" w:pos="567"/>
+        </w:tabs>
+        <w:spacing w:after="480" w:line="386" w:lineRule="auto"/>
+        <w:ind w:left="0" w:firstLine="0"/>
+        <w:jc w:val="center"/>
+        <w:rPr>
+          <w:b/>
+          <w:bCs/>
+        </w:rPr>
+      </w:pPr>
+      <w:r>
+        <w:rPr>
+          <w:b/>
+          <w:bCs/>
+        </w:rPr>
+        <w:t>2.</w:t>
+      </w:r>
+      <w:r>
+        <w:rPr>
+          <w:b/>
+          <w:bCs/>
+        </w:rPr>
+        <w:t>3</w:t>
+      </w:r>
+      <w:r>
+        <w:rPr>
+          <w:b/>
+          <w:bCs/>
+        </w:rPr>
+        <w:t>.</w:t>
+      </w:r>
+      <w:r>
+        <w:rPr>
+          <w:b/>
+          <w:bCs/>
+        </w:rPr>
+        <w:t xml:space="preserve"> Használati eset diagram</w:t>
+      </w:r>
+    </w:p>
+    <w:p>
+      <w:pPr>
+        <w:tabs>
+          <w:tab w:val="left" w:pos="567"/>
+        </w:tabs>
+        <w:spacing w:after="120" w:line="386" w:lineRule="auto"/>
+        <w:ind w:left="0" w:firstLine="0"/>
+      </w:pPr>
+      <w:r>
+        <w:tab/>
+      </w:r>
+      <w:r>
+        <w:t>A rendszer működésének szemléltetésére használati eset diagram készült, amely bemutatja a rendszer és a felhasználók közötti kapcsolatokat, valamint a főbb funkcionalitásokat.</w:t>
+      </w:r>
+    </w:p>
+    <w:p>
+      <w:pPr>
+        <w:tabs>
+          <w:tab w:val="left" w:pos="567"/>
+        </w:tabs>
+        <w:spacing w:after="120" w:line="386" w:lineRule="auto"/>
+        <w:ind w:left="0" w:firstLine="0"/>
+      </w:pPr>
+      <w:r>
+        <w:tab/>
+      </w:r>
+      <w:r>
+        <w:t xml:space="preserve">A diagramon </w:t>
+      </w:r>
+      <w:r>
+        <w:t>öt</w:t>
+      </w:r>
+      <w:r>
+        <w:t xml:space="preserve"> fő szereplő jelenik meg: a vendég felhasználó, a bejelentkezett felhasználó</w:t>
+      </w:r>
+      <w:r>
+        <w:t>, az újságíró, a szervező</w:t>
+      </w:r>
+      <w:r>
+        <w:t xml:space="preserve"> és az adminisztrátor. A vendég felhasználók számára elsősorban a böngészési és keresési funkciók érhetők el, míg a bejelentkezett felhasználók további műveleteket végezhetnek, például fogásokat rögzíthetnek vagy hozzászólásokat </w:t>
+      </w:r>
+      <w:r>
+        <w:lastRenderedPageBreak/>
+        <w:t>írhatnak.</w:t>
+      </w:r>
+      <w:r>
+        <w:t xml:space="preserve"> Az újságíró cikkeket hozhat létre míg a szervező versenykiírásokat tehet közzé.</w:t>
+      </w:r>
+      <w:r>
+        <w:t xml:space="preserve"> Az adminisztrátor jogosult a rendszer adatainak kezelésére és a felhasználók adminisztrálására.</w:t>
+      </w:r>
+    </w:p>
+    <w:p>
+      <w:pPr>
+        <w:tabs>
+          <w:tab w:val="left" w:pos="567"/>
+        </w:tabs>
+        <w:spacing w:after="120" w:line="386" w:lineRule="auto"/>
+        <w:ind w:left="0" w:firstLine="0"/>
+      </w:pPr>
+      <w:r>
+        <w:rPr>
+          <w:noProof/>
+        </w:rPr>
+        <w:lastRenderedPageBreak/>
+        <w:drawing>
+          <wp:anchor distT="0" distB="0" distL="114300" distR="114300" simplePos="0" relativeHeight="251667456" behindDoc="0" locked="0" layoutInCell="1" allowOverlap="1" wp14:anchorId="76BC36D7" wp14:editId="75ACD48D">
+            <wp:simplePos x="0" y="0"/>
+            <wp:positionH relativeFrom="margin">
+              <wp:posOffset>507365</wp:posOffset>
+            </wp:positionH>
+            <wp:positionV relativeFrom="paragraph">
+              <wp:posOffset>0</wp:posOffset>
+            </wp:positionV>
+            <wp:extent cx="4595495" cy="8604885"/>
+            <wp:effectExtent l="0" t="0" r="0" b="5715"/>
+            <wp:wrapTopAndBottom/>
+            <wp:docPr id="2056904834" name="Kép 5"/>
+            <wp:cNvGraphicFramePr>
+              <a:graphicFrameLocks xmlns:a="http://schemas.openxmlformats.org/drawingml/2006/main" noChangeAspect="1"/>
+            </wp:cNvGraphicFramePr>
+            <a:graphic xmlns:a="http://schemas.openxmlformats.org/drawingml/2006/main">
+              <a:graphicData uri="http://schemas.openxmlformats.org/drawingml/2006/picture">
+                <pic:pic xmlns:pic="http://schemas.openxmlformats.org/drawingml/2006/picture">
+                  <pic:nvPicPr>
+                    <pic:cNvPr id="2056904834" name="Kép 2056904834"/>
+                    <pic:cNvPicPr/>
+                  </pic:nvPicPr>
+                  <pic:blipFill>
+                    <a:blip r:embed="rId13">
+                      <a:extLst>
+                        <a:ext uri="{28A0092B-C50C-407E-A947-70E740481C1C}">
+                          <a14:useLocalDpi xmlns:a14="http://schemas.microsoft.com/office/drawing/2010/main" val="0"/>
+                        </a:ext>
+                      </a:extLst>
+                    </a:blip>
+                    <a:stretch>
+                      <a:fillRect/>
+                    </a:stretch>
+                  </pic:blipFill>
+                  <pic:spPr>
+                    <a:xfrm>
+                      <a:off x="0" y="0"/>
+                      <a:ext cx="4595495" cy="8604885"/>
+                    </a:xfrm>
+                    <a:prstGeom prst="rect">
+                      <a:avLst/>
+                    </a:prstGeom>
+                  </pic:spPr>
+                </pic:pic>
+              </a:graphicData>
+            </a:graphic>
+            <wp14:sizeRelH relativeFrom="page">
+              <wp14:pctWidth>0</wp14:pctWidth>
+            </wp14:sizeRelH>
+            <wp14:sizeRelV relativeFrom="page">
+              <wp14:pctHeight>0</wp14:pctHeight>
+            </wp14:sizeRelV>
+          </wp:anchor>
+        </w:drawing>
+      </w:r>
+      <w:r>
+        <w:rPr>
+          <w:noProof/>
+        </w:rPr>
+        <mc:AlternateContent>
+          <mc:Choice Requires="wps">
+            <w:drawing>
+              <wp:anchor distT="0" distB="0" distL="114300" distR="114300" simplePos="0" relativeHeight="251669504" behindDoc="0" locked="0" layoutInCell="1" allowOverlap="1" wp14:anchorId="4CAFC893" wp14:editId="0A3358EA">
+                <wp:simplePos x="0" y="0"/>
+                <wp:positionH relativeFrom="margin">
+                  <wp:align>center</wp:align>
+                </wp:positionH>
+                <wp:positionV relativeFrom="paragraph">
+                  <wp:posOffset>8631527</wp:posOffset>
+                </wp:positionV>
+                <wp:extent cx="4749165" cy="635"/>
+                <wp:effectExtent l="0" t="0" r="0" b="8255"/>
+                <wp:wrapTopAndBottom/>
+                <wp:docPr id="1770424942" name="Szövegdoboz 1"/>
+                <wp:cNvGraphicFramePr/>
+                <a:graphic xmlns:a="http://schemas.openxmlformats.org/drawingml/2006/main">
+                  <a:graphicData uri="http://schemas.microsoft.com/office/word/2010/wordprocessingShape">
+                    <wps:wsp>
+                      <wps:cNvSpPr txBox="1"/>
+                      <wps:spPr>
+                        <a:xfrm>
+                          <a:off x="0" y="0"/>
+                          <a:ext cx="4749165" cy="635"/>
+                        </a:xfrm>
+                        <a:prstGeom prst="rect">
+                          <a:avLst/>
+                        </a:prstGeom>
+                        <a:solidFill>
+                          <a:prstClr val="white"/>
+                        </a:solidFill>
+                        <a:ln>
+                          <a:noFill/>
+                        </a:ln>
+                      </wps:spPr>
+                      <wps:txbx>
+                        <w:txbxContent>
+                          <w:p>
+                            <w:pPr>
+                              <w:pStyle w:val="Kpalrs"/>
+                              <w:jc w:val="center"/>
+                              <w:rPr>
+                                <w:noProof/>
+                                <w:color w:val="000000"/>
+                              </w:rPr>
+                            </w:pPr>
+                            <w:r>
+                              <w:rPr>
+                                <w:noProof/>
+                              </w:rPr>
+                              <w:fldChar w:fldCharType="begin"/>
+                            </w:r>
+                            <w:r>
+                              <w:rPr>
+                                <w:noProof/>
+                              </w:rPr>
+                              <w:instrText xml:space="preserve"> SEQ ábra \* ARABIC </w:instrText>
+                            </w:r>
+                            <w:r>
+                              <w:rPr>
+                                <w:noProof/>
+                              </w:rPr>
+                              <w:fldChar w:fldCharType="separate"/>
+                            </w:r>
+                            <w:r>
+                              <w:rPr>
+                                <w:noProof/>
+                              </w:rPr>
+                              <w:t>5</w:t>
+                            </w:r>
+                            <w:r>
+                              <w:rPr>
+                                <w:noProof/>
+                              </w:rPr>
+                              <w:fldChar w:fldCharType="end"/>
+                            </w:r>
+                            <w:r>
+                              <w:t xml:space="preserve">. ábra A </w:t>
+                            </w:r>
+                            <w:r>
+                              <w:t>PecaPont webalkalmazás használati eset diagramja</w:t>
+                            </w:r>
+                          </w:p>
+                        </w:txbxContent>
+                      </wps:txbx>
+                      <wps:bodyPr rot="0" spcFirstLastPara="0" vertOverflow="overflow" horzOverflow="overflow" vert="horz" wrap="square" lIns="0" tIns="0" rIns="0" bIns="0" numCol="1" spcCol="0" rtlCol="0" fromWordArt="0" anchor="t" anchorCtr="0" forceAA="0" compatLnSpc="1">
+                        <a:prstTxWarp prst="textNoShape">
+                          <a:avLst/>
+                        </a:prstTxWarp>
+                        <a:spAutoFit/>
+                      </wps:bodyPr>
+                    </wps:wsp>
+                  </a:graphicData>
+                </a:graphic>
+              </wp:anchor>
+            </w:drawing>
+          </mc:Choice>
+          <mc:Fallback>
+            <w:pict>
+              <v:shape w14:anchorId="4CAFC893" id="_x0000_s1029" type="#_x0000_t202" style="position:absolute;left:0;text-align:left;margin-left:0;margin-top:679.65pt;width:373.95pt;height:.05pt;z-index:251669504;visibility:visible;mso-wrap-style:square;mso-wrap-distance-left:9pt;mso-wrap-distance-top:0;mso-wrap-distance-right:9pt;mso-wrap-distance-bottom:0;mso-position-horizontal:center;mso-position-horizontal-relative:margin;mso-position-vertical:absolute;mso-position-vertical-relative:text;v-text-anchor:top" o:gfxdata="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" stroked="f">
+                <v:textbox style="mso-fit-shape-to-text:t" inset="0,0,0,0">
+                  <w:txbxContent>
+                    <w:p>
+                      <w:pPr>
+                        <w:pStyle w:val="Kpalrs"/>
+                        <w:jc w:val="center"/>
+                        <w:rPr>
+                          <w:noProof/>
+                          <w:color w:val="000000"/>
+                        </w:rPr>
+                      </w:pPr>
+                      <w:r>
+                        <w:rPr>
+                          <w:noProof/>
+                        </w:rPr>
+                        <w:fldChar w:fldCharType="begin"/>
+                      </w:r>
+                      <w:r>
+                        <w:rPr>
+                          <w:noProof/>
+                        </w:rPr>
+                        <w:instrText xml:space="preserve"> SEQ ábra \* ARABIC </w:instrText>
+                      </w:r>
+                      <w:r>
+                        <w:rPr>
+                          <w:noProof/>
+                        </w:rPr>
+                        <w:fldChar w:fldCharType="separate"/>
+                      </w:r>
+                      <w:r>
+                        <w:rPr>
+                          <w:noProof/>
+                        </w:rPr>
+                        <w:t>5</w:t>
+                      </w:r>
+                      <w:r>
+                        <w:rPr>
+                          <w:noProof/>
+                        </w:rPr>
+                        <w:fldChar w:fldCharType="end"/>
+                      </w:r>
+                      <w:r>
+                        <w:t xml:space="preserve">. ábra A </w:t>
+                      </w:r>
+                      <w:r>
+                        <w:t>PecaPont webalkalmazás használati eset diagramja</w:t>
+                      </w:r>
+                    </w:p>
+                  </w:txbxContent>
+                </v:textbox>
+                <w10:wrap type="topAndBottom" anchorx="margin"/>
+              </v:shape>
+            </w:pict>
+          </mc:Fallback>
+        </mc:AlternateContent>
+      </w:r>
+    </w:p>
+    <w:p>
+      <w:pPr>
+        <w:tabs>
+          <w:tab w:val="left" w:pos="567"/>
+        </w:tabs>
+        <w:spacing w:after="480" w:line="386" w:lineRule="auto"/>
+        <w:ind w:left="0" w:firstLine="0"/>
+        <w:jc w:val="center"/>
+        <w:rPr>
+          <w:b/>
+          <w:bCs/>
+        </w:rPr>
+      </w:pPr>
+      <w:r>
+        <w:rPr>
+          <w:b/>
+          <w:bCs/>
+        </w:rPr>
+        <w:lastRenderedPageBreak/>
+        <w:t>2.</w:t>
+      </w:r>
+      <w:r>
+        <w:rPr>
+          <w:b/>
+          <w:bCs/>
+        </w:rPr>
+        <w:t>4</w:t>
+      </w:r>
+      <w:r>
+        <w:rPr>
+          <w:b/>
+          <w:bCs/>
+        </w:rPr>
+        <w:t>.</w:t>
+      </w:r>
+      <w:r>
+        <w:rPr>
+          <w:b/>
+          <w:bCs/>
+        </w:rPr>
+        <w:t xml:space="preserve"> Felhasználói szerepkörök</w:t>
+      </w:r>
+    </w:p>
+    <w:p>
+      <w:pPr>
+        <w:tabs>
+          <w:tab w:val="left" w:pos="567"/>
+        </w:tabs>
+        <w:spacing w:after="120" w:line="386" w:lineRule="auto"/>
+        <w:ind w:left="0" w:firstLine="0"/>
+        <w:jc w:val="center"/>
+        <w:rPr>
+          <w:b/>
+          <w:bCs/>
+        </w:rPr>
+      </w:pPr>
+      <w:r>
+        <w:rPr>
+          <w:b/>
+          <w:bCs/>
+        </w:rPr>
+        <w:t>2.4.1</w:t>
+      </w:r>
+      <w:r>
+        <w:rPr>
+          <w:b/>
+          <w:bCs/>
+        </w:rPr>
+        <w:t>.</w:t>
+      </w:r>
+      <w:r>
+        <w:rPr>
+          <w:b/>
+          <w:bCs/>
+        </w:rPr>
+        <w:t xml:space="preserve"> Vendég felhasználó</w:t>
+      </w:r>
+    </w:p>
+    <w:p>
+      <w:pPr>
+        <w:tabs>
+          <w:tab w:val="left" w:pos="567"/>
+        </w:tabs>
+        <w:spacing w:after="120" w:line="386" w:lineRule="auto"/>
+        <w:ind w:left="0" w:firstLine="0"/>
+      </w:pPr>
+      <w:r>
+        <w:tab/>
+      </w:r>
+      <w:r>
+        <w:t>A vendég felhasználók regisztráció és bejelentkezés nélkül is használhatják a webalkalmazást, azonban funkcionalitásuk korlátozott. Lehetőségük van a horgászhelyek böngészésére, keresésére és szűrésére, valamint a horgászhelyek adatlapjainak megtekintésére.</w:t>
+      </w:r>
+      <w:r>
+        <w:t xml:space="preserve"> Hozzáférnek a feltöltött fogásokhoz, valamint az alap oldalakhoz.</w:t>
+      </w:r>
+      <w:r>
+        <w:t xml:space="preserve"> Emellett lehetőségük van regisztrációra és bejelentkezésre.</w:t>
+      </w:r>
+    </w:p>
+    <w:p>
+      <w:pPr>
+        <w:tabs>
+          <w:tab w:val="left" w:pos="567"/>
+        </w:tabs>
+        <w:spacing w:after="120" w:line="386" w:lineRule="auto"/>
+        <w:ind w:left="0" w:firstLine="0"/>
+        <w:jc w:val="center"/>
+        <w:rPr>
+          <w:b/>
+          <w:bCs/>
+        </w:rPr>
+      </w:pPr>
+      <w:r>
+        <w:rPr>
+          <w:b/>
+          <w:bCs/>
+        </w:rPr>
+        <w:t>2.4.2</w:t>
+      </w:r>
+      <w:r>
+        <w:rPr>
+          <w:b/>
+          <w:bCs/>
+        </w:rPr>
+        <w:t>.</w:t>
+      </w:r>
+      <w:r>
+        <w:rPr>
+          <w:b/>
+          <w:bCs/>
+        </w:rPr>
+        <w:t xml:space="preserve"> Bejelentkezett felhasználó</w:t>
+      </w:r>
+    </w:p>
+    <w:p>
+      <w:pPr>
+        <w:tabs>
+          <w:tab w:val="left" w:pos="567"/>
+        </w:tabs>
+        <w:spacing w:after="120" w:line="386" w:lineRule="auto"/>
+        <w:ind w:left="0" w:firstLine="0"/>
+      </w:pPr>
+      <w:r>
+        <w:tab/>
+      </w:r>
+      <w:r>
+        <w:t>A bejelentkezett felhasználók a rendszer teljes funkcionalitásához hozzáférnek. A horgászhelyek böngészése és megtekintése mellett lehetőségük van fogások rögzítésére, hozzászólások írására, értékelések küldésére, valamint saját profiljuk kezelésére.</w:t>
+      </w:r>
+    </w:p>
+    <w:p>
+      <w:pPr>
+        <w:tabs>
+          <w:tab w:val="left" w:pos="567"/>
+        </w:tabs>
+        <w:spacing w:after="120" w:line="386" w:lineRule="auto"/>
+        <w:ind w:left="0" w:firstLine="0"/>
+        <w:jc w:val="center"/>
+        <w:rPr>
+          <w:b/>
+          <w:bCs/>
+        </w:rPr>
+      </w:pPr>
+      <w:r>
+        <w:rPr>
+          <w:b/>
+          <w:bCs/>
+        </w:rPr>
+        <w:t>2.4.3</w:t>
+      </w:r>
+      <w:r>
+        <w:rPr>
+          <w:b/>
+          <w:bCs/>
+        </w:rPr>
+        <w:t>.</w:t>
+      </w:r>
+      <w:r>
+        <w:rPr>
+          <w:b/>
+          <w:bCs/>
+        </w:rPr>
+        <w:t xml:space="preserve"> Újságíró</w:t>
+      </w:r>
+    </w:p>
+    <w:p>
+      <w:pPr>
+        <w:tabs>
+          <w:tab w:val="left" w:pos="567"/>
+        </w:tabs>
+        <w:spacing w:after="120" w:line="386" w:lineRule="auto"/>
+        <w:ind w:left="0" w:firstLine="0"/>
+      </w:pPr>
+      <w:r>
+        <w:tab/>
+      </w:r>
+      <w:r>
+        <w:t>Az újságíró szerepkörrel rendelkező felhasználók speciális jogosultságokkal rendelkeznek a rendszerben. A bejelentkezett felhasználókhoz képest további lehetőségük van cikkek létrehozására és kezelésére. Ezek a cikkek információkat tartalmazhatnak például horgászati tippekről, beszámolókról vagy hírekről, amelyek a többi felhasználó számára is elérhetők.</w:t>
+      </w:r>
+    </w:p>
+    <w:p>
+      <w:pPr>
+        <w:tabs>
+          <w:tab w:val="left" w:pos="567"/>
+        </w:tabs>
+        <w:spacing w:after="120" w:line="386" w:lineRule="auto"/>
+        <w:ind w:left="0" w:firstLine="0"/>
+        <w:jc w:val="center"/>
+        <w:rPr>
+          <w:b/>
+          <w:bCs/>
+        </w:rPr>
+      </w:pPr>
+      <w:r>
+        <w:rPr>
+          <w:b/>
+          <w:bCs/>
+        </w:rPr>
+        <w:t>2.4.4</w:t>
+      </w:r>
+      <w:r>
+        <w:rPr>
+          <w:b/>
+          <w:bCs/>
+        </w:rPr>
+        <w:t>.</w:t>
+      </w:r>
+      <w:r>
+        <w:rPr>
+          <w:b/>
+          <w:bCs/>
+        </w:rPr>
+        <w:t xml:space="preserve"> Szervező</w:t>
+      </w:r>
+    </w:p>
+    <w:p>
+      <w:pPr>
+        <w:tabs>
+          <w:tab w:val="left" w:pos="567"/>
+        </w:tabs>
+        <w:spacing w:after="120" w:line="386" w:lineRule="auto"/>
+        <w:ind w:left="0" w:firstLine="0"/>
+      </w:pPr>
+      <w:r>
+        <w:t>A szervező szerepkörrel rendelkező felhasználók jogosultak horgászversenyek létrehozására és kezelésére. A versenyek kiírása során megadhatják a szükséges adatokat, például a helyszínt, időpontot és a részvételi feltételeket. Ez a funkció lehetővé teszi a közösségi események szervezését és lebonyolítását a platformon belül.</w:t>
+      </w:r>
+    </w:p>
+    <w:p>
+      <w:pPr>
+        <w:tabs>
+          <w:tab w:val="left" w:pos="567"/>
+        </w:tabs>
+        <w:spacing w:after="120" w:line="386" w:lineRule="auto"/>
+        <w:ind w:left="0" w:firstLine="0"/>
+        <w:jc w:val="center"/>
+        <w:rPr>
+          <w:b/>
+          <w:bCs/>
+        </w:rPr>
+      </w:pPr>
+      <w:r>
+        <w:rPr>
+          <w:b/>
+          <w:bCs/>
+        </w:rPr>
+        <w:t>2.4.</w:t>
+      </w:r>
+      <w:r>
+        <w:rPr>
+          <w:b/>
+          <w:bCs/>
+        </w:rPr>
+        <w:t>5</w:t>
+      </w:r>
+      <w:r>
+        <w:rPr>
+          <w:b/>
+          <w:bCs/>
+        </w:rPr>
+        <w:t>.</w:t>
+      </w:r>
+      <w:r>
+        <w:rPr>
+          <w:b/>
+          <w:bCs/>
+        </w:rPr>
+        <w:t xml:space="preserve"> Adminisztrátor</w:t>
+      </w:r>
+    </w:p>
+    <w:p>
+      <w:pPr>
+        <w:tabs>
+          <w:tab w:val="left" w:pos="567"/>
+        </w:tabs>
+        <w:spacing w:after="120" w:line="386" w:lineRule="auto"/>
+        <w:ind w:left="0" w:firstLine="0"/>
+      </w:pPr>
+      <w:r>
+        <w:tab/>
+      </w:r>
+      <w:r>
+        <w:t>Az adminisztrátor jogosult a rendszer adatainak kezelésére</w:t>
+      </w:r>
+      <w:r>
+        <w:t>, statisztikák elérésére</w:t>
+      </w:r>
+      <w:r>
+        <w:t>. Feladatai közé tartozik a felhasználók kezelése, a horgászhelyek adatainak karbantartása, valamint a nem megfelelő tartalmak moderálása.</w:t>
+      </w:r>
+    </w:p>
+    <w:p>
+      <w:pPr>
+        <w:spacing w:after="160" w:line="278" w:lineRule="auto"/>
+        <w:ind w:left="0" w:firstLine="0"/>
+        <w:jc w:val="left"/>
+      </w:pPr>
+      <w:r>
+        <w:br w:type="page"/>
+      </w:r>
+    </w:p>
+    <w:p>
+      <w:pPr>
+        <w:tabs>
+          <w:tab w:val="left" w:pos="567"/>
+        </w:tabs>
+        <w:spacing w:after="120" w:line="386" w:lineRule="auto"/>
+        <w:ind w:left="0" w:firstLine="0"/>
+        <w:jc w:val="center"/>
+        <w:rPr>
+          <w:b/>
+          <w:bCs/>
+          <w:sz w:val="28"/>
+          <w:szCs w:val="28"/>
+        </w:rPr>
+      </w:pPr>
+      <w:r>
+        <w:rPr>
+          <w:b/>
+          <w:bCs/>
+          <w:sz w:val="28"/>
+          <w:szCs w:val="28"/>
+        </w:rPr>
+        <w:lastRenderedPageBreak/>
+        <w:t>3. Tervezett megjelenés</w:t>
+      </w:r>
+    </w:p>
+    <w:p>
+      <w:pPr>
+        <w:spacing w:after="160" w:line="278" w:lineRule="auto"/>
+        <w:ind w:left="0" w:firstLine="0"/>
+        <w:jc w:val="left"/>
+        <w:rPr>
+          <w:b/>
+          <w:bCs/>
+          <w:sz w:val="28"/>
+          <w:szCs w:val="28"/>
+        </w:rPr>
+      </w:pPr>
+      <w:r>
+        <w:rPr>
+          <w:b/>
+          <w:bCs/>
+          <w:sz w:val="28"/>
+          <w:szCs w:val="28"/>
+        </w:rPr>
+        <w:br w:type="page"/>
+      </w:r>
+    </w:p>
+    <w:p>
+      <w:pPr>
+        <w:tabs>
+          <w:tab w:val="left" w:pos="567"/>
+        </w:tabs>
+        <w:spacing w:after="480" w:line="386" w:lineRule="auto"/>
+        <w:ind w:left="0" w:firstLine="0"/>
+        <w:jc w:val="center"/>
+        <w:rPr>
+          <w:b/>
+          <w:bCs/>
+          <w:sz w:val="28"/>
+          <w:szCs w:val="28"/>
+        </w:rPr>
+      </w:pPr>
+      <w:r>
+        <w:rPr>
+          <w:b/>
+          <w:bCs/>
+          <w:sz w:val="28"/>
+          <w:szCs w:val="28"/>
+        </w:rPr>
+        <w:lastRenderedPageBreak/>
+        <w:t>4. Felhasznált technológiák</w:t>
+      </w:r>
+    </w:p>
+    <w:p>
+      <w:pPr>
+        <w:tabs>
+          <w:tab w:val="left" w:pos="567"/>
+        </w:tabs>
+        <w:spacing w:after="480" w:line="386" w:lineRule="auto"/>
+        <w:ind w:left="0" w:firstLine="0"/>
+        <w:jc w:val="center"/>
+        <w:rPr>
+          <w:b/>
+          <w:bCs/>
+        </w:rPr>
+      </w:pPr>
+      <w:r>
+        <w:rPr>
+          <w:b/>
+          <w:bCs/>
+        </w:rPr>
+        <w:t>4.1</w:t>
+      </w:r>
+      <w:r>
+        <w:rPr>
+          <w:b/>
+          <w:bCs/>
+        </w:rPr>
+        <w:t>.</w:t>
+      </w:r>
+      <w:r>
+        <w:rPr>
+          <w:b/>
+          <w:bCs/>
+        </w:rPr>
+        <w:t xml:space="preserve"> Angular</w:t>
+      </w:r>
+    </w:p>
+    <w:p>
+      <w:pPr>
+        <w:tabs>
+          <w:tab w:val="left" w:pos="567"/>
+        </w:tabs>
+        <w:spacing w:after="120" w:line="386" w:lineRule="auto"/>
+        <w:ind w:left="0" w:firstLine="0"/>
+      </w:pPr>
+      <w:r>
+        <w:tab/>
+      </w:r>
+      <w:r>
+        <w:t>Az Angular egy nyílt forráskódú, TypeScript alapú frontend keretrendszer, amelyet elsősorban komplex webalkalmazások fejlesztésére használnak. Az Angular komponens alapú felépítése lehetővé teszi az alkalmazás moduláris felépítését, ami megkönnyíti a karbantarthatóságot és az újrafelhasználhatóságot.</w:t>
+      </w:r>
+    </w:p>
+    <w:p>
+      <w:pPr>
+        <w:tabs>
+          <w:tab w:val="left" w:pos="567"/>
+        </w:tabs>
+        <w:spacing w:after="120" w:line="386" w:lineRule="auto"/>
+        <w:ind w:left="0" w:firstLine="0"/>
+      </w:pPr>
+      <w:r>
+        <w:tab/>
+      </w:r>
+      <w:r>
+        <w:t>A PecaPont webalkalmazás fejlesztése során az Angular biztosította a kliensoldali logikát, a felhasználói felület kezelését, valamint az egyes funkciók strukturált megvalósítását.</w:t>
+      </w:r>
+    </w:p>
+    <w:p>
+      <w:pPr>
+        <w:tabs>
+          <w:tab w:val="left" w:pos="567"/>
+        </w:tabs>
+        <w:spacing w:after="120" w:line="386" w:lineRule="auto"/>
+        <w:ind w:left="0" w:firstLine="0"/>
+        <w:jc w:val="center"/>
+        <w:rPr>
+          <w:b/>
+          <w:bCs/>
+        </w:rPr>
+      </w:pPr>
+      <w:r>
+        <w:rPr>
+          <w:b/>
+          <w:bCs/>
+        </w:rPr>
+        <w:t>4.2</w:t>
+      </w:r>
+      <w:r>
+        <w:rPr>
+          <w:b/>
+          <w:bCs/>
+        </w:rPr>
+        <w:t>.</w:t>
+      </w:r>
+      <w:r>
+        <w:rPr>
+          <w:b/>
+          <w:bCs/>
+        </w:rPr>
+        <w:t xml:space="preserve"> Firebase</w:t>
+      </w:r>
+    </w:p>
+    <w:p>
+      <w:pPr>
+        <w:tabs>
+          <w:tab w:val="left" w:pos="567"/>
+        </w:tabs>
+        <w:spacing w:after="120" w:line="386" w:lineRule="auto"/>
+        <w:ind w:left="0" w:firstLine="0"/>
+      </w:pPr>
+      <w:r>
+        <w:tab/>
+      </w:r>
+      <w:r>
+        <w:t>A Firebase egy felhőalapú platform, amely számos szolgáltatást kínál webes alkalmazások fejlesztéséhez. A projekt során több Firebase szolgáltatást is felhasználtam:</w:t>
+      </w:r>
+    </w:p>
+    <w:p>
+      <w:pPr>
+        <w:numPr>
+          <w:ilvl w:val="0"/>
+          <w:numId w:val="5"/>
+        </w:numPr>
+        <w:tabs>
+          <w:tab w:val="left" w:pos="567"/>
+        </w:tabs>
+        <w:spacing w:after="120" w:line="386" w:lineRule="auto"/>
+      </w:pPr>
+      <w:r>
+        <w:rPr>
+          <w:b/>
+          <w:bCs/>
+        </w:rPr>
+        <w:t>Firestore (adatbázis):</w:t>
+      </w:r>
+      <w:r>
+        <w:t xml:space="preserve"> a horgászhelyek, felhasználók és fogások adatainak tárolására</w:t>
+      </w:r>
+      <w:r>
+        <w:t>.</w:t>
+      </w:r>
+    </w:p>
+    <w:p>
+      <w:pPr>
+        <w:numPr>
+          <w:ilvl w:val="0"/>
+          <w:numId w:val="5"/>
+        </w:numPr>
+        <w:tabs>
+          <w:tab w:val="left" w:pos="567"/>
+        </w:tabs>
+        <w:spacing w:after="120" w:line="386" w:lineRule="auto"/>
+      </w:pPr>
+      <w:r>
+        <w:rPr>
+          <w:b/>
+          <w:bCs/>
+        </w:rPr>
+        <w:t>Cloud Storage:</w:t>
+      </w:r>
+      <w:r>
+        <w:t xml:space="preserve"> képek és egyéb fájlok tárolására</w:t>
+      </w:r>
+      <w:r>
+        <w:t>.</w:t>
+      </w:r>
+    </w:p>
+    <w:p>
+      <w:pPr>
+        <w:numPr>
+          <w:ilvl w:val="0"/>
+          <w:numId w:val="5"/>
+        </w:numPr>
+        <w:tabs>
+          <w:tab w:val="left" w:pos="567"/>
+        </w:tabs>
+        <w:spacing w:after="120" w:line="386" w:lineRule="auto"/>
+      </w:pPr>
+      <w:r>
+        <w:rPr>
+          <w:b/>
+          <w:bCs/>
+        </w:rPr>
+        <w:t>Hosting:</w:t>
+      </w:r>
+      <w:r>
+        <w:t xml:space="preserve"> az alkalmazás publikálására</w:t>
+      </w:r>
+      <w:r>
+        <w:t>.</w:t>
+      </w:r>
+    </w:p>
+    <w:p>
+      <w:pPr>
+        <w:tabs>
+          <w:tab w:val="left" w:pos="567"/>
+        </w:tabs>
+        <w:spacing w:after="120" w:line="386" w:lineRule="auto"/>
+        <w:ind w:left="0" w:firstLine="0"/>
+      </w:pPr>
+      <w:r>
+        <w:t>A Firebase használatával lehetőség nyílt egy skálázható és valós idejű adatkezelést támogató rendszer kialakítására, amely gyors fejlesztést és egyszerű üzemeltetést biztosít.</w:t>
+      </w:r>
+    </w:p>
+    <w:p>
+      <w:pPr>
+        <w:tabs>
+          <w:tab w:val="left" w:pos="567"/>
+        </w:tabs>
+        <w:spacing w:after="120" w:line="386" w:lineRule="auto"/>
+        <w:ind w:left="0" w:firstLine="0"/>
+        <w:jc w:val="center"/>
+        <w:rPr>
+          <w:b/>
+          <w:bCs/>
+        </w:rPr>
+      </w:pPr>
+      <w:r>
+        <w:rPr>
+          <w:b/>
+          <w:bCs/>
+        </w:rPr>
+        <w:t>4.3</w:t>
+      </w:r>
+      <w:r>
+        <w:rPr>
+          <w:b/>
+          <w:bCs/>
+        </w:rPr>
+        <w:t>.</w:t>
+      </w:r>
+      <w:r>
+        <w:rPr>
+          <w:b/>
+          <w:bCs/>
+        </w:rPr>
+        <w:t xml:space="preserve"> GitHub</w:t>
+      </w:r>
+    </w:p>
+    <w:p>
+      <w:pPr>
+        <w:tabs>
+          <w:tab w:val="left" w:pos="567"/>
+        </w:tabs>
+        <w:spacing w:after="120" w:line="386" w:lineRule="auto"/>
+        <w:ind w:left="0" w:firstLine="0"/>
+      </w:pPr>
+      <w:r>
+        <w:tab/>
+      </w:r>
+      <w:r>
+        <w:t>A GitHub egy verziókezelő rendszerre épülő platform, amely lehetővé teszi a forráskód nyomon követését és kezelését. A fejlesztés során a GitHub segítségével történt a projekt verziókezelése, amely biztosította a módosítások követhetőségét és a fejlesztési folyamat strukturálását.</w:t>
+      </w:r>
+    </w:p>
+    <w:p>
+      <w:pPr>
+        <w:tabs>
+          <w:tab w:val="left" w:pos="567"/>
+        </w:tabs>
+        <w:spacing w:after="120" w:line="386" w:lineRule="auto"/>
+        <w:ind w:left="0" w:firstLine="0"/>
+        <w:jc w:val="center"/>
+        <w:rPr>
+          <w:b/>
+          <w:bCs/>
+        </w:rPr>
+      </w:pPr>
+      <w:r>
+        <w:rPr>
+          <w:b/>
+          <w:bCs/>
+        </w:rPr>
+        <w:t>4.4</w:t>
+      </w:r>
+      <w:r>
+        <w:rPr>
+          <w:b/>
+          <w:bCs/>
+        </w:rPr>
+        <w:t>.</w:t>
+      </w:r>
+      <w:r>
+        <w:rPr>
+          <w:b/>
+          <w:bCs/>
+        </w:rPr>
+        <w:t xml:space="preserve"> ChatGPT</w:t>
+      </w:r>
+    </w:p>
+    <w:p>
+      <w:pPr>
+        <w:tabs>
+          <w:tab w:val="left" w:pos="567"/>
+        </w:tabs>
+        <w:spacing w:after="120" w:line="386" w:lineRule="auto"/>
+        <w:ind w:left="0" w:firstLine="0"/>
+      </w:pPr>
+      <w:r>
+        <w:tab/>
+      </w:r>
+      <w:r>
+        <w:t>A fejlesztés során a ChatGPT mesterséges intelligencia alapú eszközt használtam különböző problémák megoldására, kódpéldák generálására, valamint dokumentációs szövegek megfogalmazására. Az eszköz jelentősen hozzájárult a fejlesztési folyamat gyorsításához és a hatékonyabb munkavégzéshez.</w:t>
+      </w:r>
+    </w:p>
+    <w:p>
+      <w:pPr>
+        <w:tabs>
+          <w:tab w:val="left" w:pos="567"/>
+        </w:tabs>
+        <w:spacing w:after="120" w:line="386" w:lineRule="auto"/>
+        <w:ind w:left="0" w:firstLine="0"/>
+        <w:jc w:val="center"/>
+        <w:rPr>
+          <w:b/>
+          <w:bCs/>
+        </w:rPr>
+      </w:pPr>
+      <w:r>
+        <w:rPr>
+          <w:b/>
+          <w:bCs/>
+        </w:rPr>
+        <w:lastRenderedPageBreak/>
+        <w:t>4.5.</w:t>
+      </w:r>
+      <w:r>
+        <w:rPr>
+          <w:b/>
+          <w:bCs/>
+        </w:rPr>
+        <w:t xml:space="preserve"> </w:t>
+      </w:r>
+      <w:r>
+        <w:rPr>
+          <w:b/>
+          <w:bCs/>
+        </w:rPr>
+        <w:t>Gemini AI</w:t>
+      </w:r>
+    </w:p>
+    <w:p>
+      <w:pPr>
+        <w:tabs>
+          <w:tab w:val="left" w:pos="567"/>
+        </w:tabs>
+        <w:spacing w:after="120" w:line="386" w:lineRule="auto"/>
+        <w:ind w:left="0" w:firstLine="0"/>
+      </w:pPr>
+      <w:r>
+        <w:tab/>
+      </w:r>
+      <w:r>
+        <w:t>A Gemini AI egy mesterséges intelligencia alapú szolgáltatás, amely különböző szöveges műveletek elvégzésére alkalmas. A projekt során a Gemini API használatával lehetőség nyílt szövegek generálására és feldolgozására, amely hozzájárulhat a felhasználói élmény javításához és az alkalmazás intelligens funkcióinak bővítéséhez.</w:t>
+      </w:r>
+    </w:p>
+    <w:p>
+      <w:pPr>
+        <w:tabs>
+          <w:tab w:val="left" w:pos="567"/>
+        </w:tabs>
+        <w:spacing w:after="120" w:line="386" w:lineRule="auto"/>
+        <w:ind w:left="0" w:firstLine="0"/>
+        <w:jc w:val="center"/>
+        <w:rPr>
+          <w:b/>
+          <w:bCs/>
+        </w:rPr>
+      </w:pPr>
+      <w:r>
+        <w:rPr>
+          <w:b/>
+          <w:bCs/>
+        </w:rPr>
+        <w:t>4.6</w:t>
+      </w:r>
+      <w:r>
+        <w:rPr>
+          <w:b/>
+          <w:bCs/>
+        </w:rPr>
+        <w:t>.</w:t>
+      </w:r>
+      <w:r>
+        <w:rPr>
+          <w:b/>
+          <w:bCs/>
+        </w:rPr>
+        <w:t xml:space="preserve"> AngularFire</w:t>
+      </w:r>
+    </w:p>
+    <w:p>
+      <w:pPr>
+        <w:tabs>
+          <w:tab w:val="left" w:pos="567"/>
+        </w:tabs>
+        <w:spacing w:after="120" w:line="386" w:lineRule="auto"/>
+        <w:ind w:left="0" w:firstLine="0"/>
+      </w:pPr>
+      <w:r>
+        <w:tab/>
+      </w:r>
+      <w:r>
+        <w:t>Az AngularFire az Angular és a Firebase közötti integrációt biztosító hivatalos könyvtár. Segítségével egyszerűen megvalósítható a Firebase szolgáltatások, például az adatbázis-kezelés, hitelesítés és fájlkezelés használata Angular környezetben.</w:t>
+      </w:r>
+    </w:p>
+    <w:p>
+      <w:pPr>
+        <w:tabs>
+          <w:tab w:val="left" w:pos="567"/>
+        </w:tabs>
+        <w:spacing w:after="120" w:line="386" w:lineRule="auto"/>
+        <w:ind w:left="0" w:firstLine="0"/>
+      </w:pPr>
+      <w:r>
+        <w:tab/>
+      </w:r>
+      <w:r>
+        <w:t>A projekt során az AngularFire könyvtárat használtam a Firestore adatbázis elérésére, az adatok lekérdezésére és módosítására, valamint a Firebase szolgáltatásokkal való kommunikáció megvalósítására.</w:t>
+      </w:r>
+    </w:p>
+    <w:p>
+      <w:pPr>
+        <w:tabs>
+          <w:tab w:val="left" w:pos="567"/>
+        </w:tabs>
+        <w:spacing w:after="120" w:line="386" w:lineRule="auto"/>
+        <w:ind w:left="0" w:firstLine="0"/>
+        <w:jc w:val="center"/>
+        <w:rPr>
+          <w:b/>
+          <w:bCs/>
+        </w:rPr>
+      </w:pPr>
+      <w:r>
+        <w:rPr>
+          <w:b/>
+          <w:bCs/>
+        </w:rPr>
+        <w:t>4.7 Draw.io</w:t>
+      </w:r>
+    </w:p>
+    <w:p>
+      <w:pPr>
+        <w:tabs>
+          <w:tab w:val="left" w:pos="567"/>
+        </w:tabs>
+        <w:spacing w:after="120" w:line="386" w:lineRule="auto"/>
+        <w:ind w:left="0" w:firstLine="0"/>
+      </w:pPr>
+      <w:r>
+        <w:tab/>
+      </w:r>
+      <w:r>
+        <w:t>A Draw.io (diagrams.net) egy online diagramkészítő eszköz, amely lehetővé teszi különböző típusú diagramok, például UML diagramok, folyamatábrák és rendszertervek elkészítését.</w:t>
+      </w:r>
+    </w:p>
+    <w:p>
+      <w:pPr>
+        <w:tabs>
+          <w:tab w:val="left" w:pos="567"/>
+        </w:tabs>
+        <w:spacing w:after="120" w:line="386" w:lineRule="auto"/>
+        <w:ind w:left="0" w:firstLine="0"/>
+      </w:pPr>
+      <w:r>
+        <w:tab/>
+      </w:r>
+      <w:r>
+        <w:t>A szakdolgozat során a Draw.io segítségével készítettem el a használati eset diagramot, valamint a rendszer működését szemléltető további ábrákat.</w:t>
+      </w:r>
+    </w:p>
+    <w:p>
+      <w:pPr>
+        <w:spacing w:after="160" w:line="278" w:lineRule="auto"/>
+        <w:ind w:left="0" w:firstLine="0"/>
+        <w:jc w:val="left"/>
+      </w:pPr>
+      <w:r>
+        <w:br w:type="page"/>
+      </w:r>
+    </w:p>
+    <w:p>
+      <w:pPr>
+        <w:tabs>
+          <w:tab w:val="left" w:pos="567"/>
+        </w:tabs>
+        <w:spacing w:after="480" w:line="386" w:lineRule="auto"/>
+        <w:ind w:left="0" w:firstLine="0"/>
+        <w:jc w:val="center"/>
+        <w:rPr>
+          <w:b/>
+          <w:bCs/>
+          <w:sz w:val="28"/>
+          <w:szCs w:val="28"/>
+        </w:rPr>
+      </w:pPr>
+      <w:r>
+        <w:rPr>
+          <w:b/>
+          <w:bCs/>
+          <w:sz w:val="28"/>
+          <w:szCs w:val="28"/>
+        </w:rPr>
+        <w:lastRenderedPageBreak/>
+        <w:t>5. Architektúra</w:t>
+      </w:r>
+    </w:p>
+    <w:p>
+      <w:pPr>
+        <w:tabs>
+          <w:tab w:val="left" w:pos="567"/>
+        </w:tabs>
+        <w:spacing w:after="120" w:line="386" w:lineRule="auto"/>
+        <w:ind w:left="0" w:firstLine="0"/>
+      </w:pPr>
+      <w:r>
+        <w:tab/>
+      </w:r>
+      <w:r>
+        <w:t>A webalkalmazás architektúrája két fő részből áll: a frontend rétegből és a felhőalapú backend szolgáltatásokból. A rendszer nem hagyományos szerver–kliens architektúrát használ, hanem a Firebase platformra épülő Backend as a Service (BaaS) megoldást.</w:t>
+      </w:r>
+    </w:p>
+    <w:p>
+      <w:pPr>
+        <w:tabs>
+          <w:tab w:val="left" w:pos="567"/>
+        </w:tabs>
+        <w:spacing w:after="120" w:line="386" w:lineRule="auto"/>
+        <w:ind w:left="0" w:firstLine="0"/>
+      </w:pPr>
+      <w:r>
+        <w:tab/>
+      </w:r>
+      <w:r>
+        <w:t>A frontend és a backend közötti kommunikáció a Firebase szolgáltatásain keresztül történik. A frontend közvetlenül éri el az adatbázist és egyéb backend funkciókat az AngularFire könyvtár segítségével, így nincs szükség külön backend szerver implementálására.</w:t>
+      </w:r>
+    </w:p>
+    <w:p>
+      <w:pPr>
+        <w:tabs>
+          <w:tab w:val="left" w:pos="567"/>
+        </w:tabs>
+        <w:spacing w:after="120" w:line="386" w:lineRule="auto"/>
+        <w:ind w:left="0" w:firstLine="0"/>
+        <w:jc w:val="center"/>
+        <w:rPr>
+          <w:b/>
+          <w:bCs/>
+        </w:rPr>
+      </w:pPr>
+      <w:r>
+        <w:rPr>
+          <w:b/>
+          <w:bCs/>
+        </w:rPr>
+        <w:t>5.1</w:t>
+      </w:r>
+      <w:r>
+        <w:rPr>
+          <w:b/>
+          <w:bCs/>
+        </w:rPr>
+        <w:t>.</w:t>
+      </w:r>
+      <w:r>
+        <w:rPr>
+          <w:b/>
+          <w:bCs/>
+        </w:rPr>
+        <w:t xml:space="preserve"> Frontend</w:t>
+      </w:r>
+    </w:p>
+    <w:p>
+      <w:pPr>
+        <w:tabs>
+          <w:tab w:val="left" w:pos="567"/>
+        </w:tabs>
+        <w:spacing w:after="120" w:line="386" w:lineRule="auto"/>
+        <w:ind w:left="0" w:firstLine="0"/>
+      </w:pPr>
+      <w:r>
+        <w:tab/>
+      </w:r>
+      <w:r>
+        <w:t>A frontend résszel lép interakcióba a felhasználó a webalkalmazás használata során. Ez a réteg felelős a felhasználói felület megjelenítéséért és a felhasználói interakciók kezeléséért.</w:t>
+      </w:r>
+    </w:p>
+    <w:p>
+      <w:pPr>
+        <w:tabs>
+          <w:tab w:val="left" w:pos="567"/>
+        </w:tabs>
+        <w:spacing w:after="120" w:line="386" w:lineRule="auto"/>
+        <w:ind w:left="0" w:firstLine="0"/>
+      </w:pPr>
+      <w:r>
+        <w:tab/>
+      </w:r>
+      <w:r>
+        <w:t>A frontend az Angular keretrendszer segítségével került megvalósításra, amely komponens alapú felépítést biztosít. Az alkalmazás különböző oldalakból és komponensekből épül fel, például navigációs menüből, listaoldalakból és adatlapokból.</w:t>
+      </w:r>
+    </w:p>
+    <w:p>
+      <w:pPr>
+        <w:tabs>
+          <w:tab w:val="left" w:pos="567"/>
+        </w:tabs>
+        <w:spacing w:after="120" w:line="386" w:lineRule="auto"/>
+        <w:ind w:left="0" w:firstLine="0"/>
+      </w:pPr>
+      <w:r>
+        <w:tab/>
+      </w:r>
+      <w:r>
+        <w:t xml:space="preserve">A webalkalmazás struktúráját HTML sablonok határozzák meg, míg a megjelenésért és stílusért a </w:t>
+      </w:r>
+      <w:r>
+        <w:t>S</w:t>
+      </w:r>
+      <w:r>
+        <w:t>CSS felel. Az alkalmazás működéséhez szükséges logika TypeScript nyelven lett implementálva, amely kezeli a felhasználói eseményeket és az adatok lekérését.</w:t>
+      </w:r>
+    </w:p>
+    <w:p>
+      <w:pPr>
+        <w:tabs>
+          <w:tab w:val="left" w:pos="567"/>
+        </w:tabs>
+        <w:spacing w:after="120" w:line="386" w:lineRule="auto"/>
+        <w:ind w:left="0" w:firstLine="0"/>
+        <w:jc w:val="center"/>
+        <w:rPr>
+          <w:b/>
+          <w:bCs/>
+        </w:rPr>
+      </w:pPr>
+      <w:r>
+        <w:rPr>
+          <w:b/>
+          <w:bCs/>
+        </w:rPr>
+        <w:t>5.2</w:t>
+      </w:r>
+      <w:r>
+        <w:rPr>
+          <w:b/>
+          <w:bCs/>
+        </w:rPr>
+        <w:t>.</w:t>
+      </w:r>
+      <w:r>
+        <w:rPr>
+          <w:b/>
+          <w:bCs/>
+        </w:rPr>
+        <w:t xml:space="preserve"> Backend</w:t>
+      </w:r>
+    </w:p>
+    <w:p>
+      <w:pPr>
+        <w:tabs>
+          <w:tab w:val="left" w:pos="567"/>
+        </w:tabs>
+        <w:spacing w:after="120" w:line="386" w:lineRule="auto"/>
+        <w:ind w:left="0" w:firstLine="0"/>
+      </w:pPr>
+      <w:r>
+        <w:tab/>
+      </w:r>
+      <w:r>
+        <w:t>A backend funkciókat a Firebase platform biztosítja, amely felhőalapú szolgáltatásokat kínál a webalkalmazás számára.</w:t>
+      </w:r>
+    </w:p>
+    <w:p>
+      <w:pPr>
+        <w:tabs>
+          <w:tab w:val="left" w:pos="567"/>
+        </w:tabs>
+        <w:spacing w:after="120" w:line="386" w:lineRule="auto"/>
+        <w:ind w:left="0" w:firstLine="0"/>
+      </w:pPr>
+      <w:r>
+        <w:tab/>
+      </w:r>
+      <w:r>
+        <w:t>A Firestore adatbázis felelős az alkalmazás adatainak tárolásáért, beleértve a horgászhelyeket, felhasználókat és fogásokat. A Cloud Storage szolgáltatás segítségével a felhasználók által feltöltött képek kerülnek tárolásra.</w:t>
+      </w:r>
+    </w:p>
+    <w:p>
+      <w:pPr>
+        <w:tabs>
+          <w:tab w:val="left" w:pos="567"/>
+        </w:tabs>
+        <w:spacing w:after="120" w:line="386" w:lineRule="auto"/>
+        <w:ind w:left="0" w:firstLine="0"/>
+      </w:pPr>
+      <w:r>
+        <w:tab/>
+      </w:r>
+      <w:r>
+        <w:t>A Firebase Authentication biztosítja a felhasználók hitelesítését, lehetővé téve a regisztrációt és bejelentkezést. Az alkalmazás hosztolása szintén a Firebase Hosting szolgáltatáson keresztül történik.</w:t>
+      </w:r>
+    </w:p>
+    <w:p>
+      <w:pPr>
+        <w:tabs>
+          <w:tab w:val="left" w:pos="567"/>
+        </w:tabs>
+        <w:spacing w:after="120" w:line="386" w:lineRule="auto"/>
+        <w:ind w:left="0" w:firstLine="0"/>
+      </w:pPr>
+      <w:r>
+        <w:tab/>
+      </w:r>
+      <w:r>
+        <w:t>A frontend közvetlenül kommunikál ezekkel a szolgáltatásokkal az AngularFire könyvtár segítségével, amely leegyszerűsíti az adatkezelést és a backend műveletek végrehajtását.</w:t>
+      </w:r>
+    </w:p>
+    <w:p>
+      <w:pPr>
+        <w:tabs>
+          <w:tab w:val="left" w:pos="567"/>
+        </w:tabs>
+        <w:spacing w:after="480" w:line="386" w:lineRule="auto"/>
+        <w:ind w:left="0" w:firstLine="0"/>
+        <w:jc w:val="center"/>
+        <w:rPr>
+          <w:b/>
+          <w:bCs/>
+          <w:sz w:val="28"/>
+          <w:szCs w:val="28"/>
+        </w:rPr>
+      </w:pPr>
+      <w:r>
+        <w:rPr>
+          <w:b/>
+          <w:bCs/>
+          <w:sz w:val="28"/>
+          <w:szCs w:val="28"/>
+        </w:rPr>
+        <w:lastRenderedPageBreak/>
+        <w:t>6. Belső felépítés</w:t>
+      </w:r>
+    </w:p>
+    <w:p>
+      <w:pPr>
+        <w:tabs>
+          <w:tab w:val="left" w:pos="567"/>
+        </w:tabs>
+        <w:spacing w:after="120" w:line="386" w:lineRule="auto"/>
+        <w:ind w:left="0" w:firstLine="0"/>
+      </w:pPr>
+      <w:r>
+        <w:tab/>
+      </w:r>
+      <w:r>
+        <w:t>Az alkalmazás Angular keretrendszerrel készült, amely a fejlesztés során standalone komponens alapú felépítést használ. Az Angular újabb verzióiban (17+) a standalone komponensek kiemelt szerepet kapnak, így az alkalmazás modulok használata nélkül is felépíthető.</w:t>
+      </w:r>
+    </w:p>
+    <w:p>
+      <w:pPr>
+        <w:tabs>
+          <w:tab w:val="left" w:pos="567"/>
+        </w:tabs>
+        <w:spacing w:after="120" w:line="386" w:lineRule="auto"/>
+        <w:ind w:left="0" w:firstLine="0"/>
+      </w:pPr>
+      <w:r>
+        <w:tab/>
+      </w:r>
+      <w:r>
+        <w:t>A standalone komponensek lehetővé teszik, hogy a szükséges komponenseket, direktívákat és pipe-okat közvetlenül importáljuk, ami egyszerűbbé és átláthatóbbá teszi az alkalmazás struktúráját.</w:t>
+      </w:r>
+    </w:p>
+    <w:p>
+      <w:pPr>
+        <w:tabs>
+          <w:tab w:val="left" w:pos="567"/>
+        </w:tabs>
+        <w:spacing w:after="120" w:line="386" w:lineRule="auto"/>
+        <w:ind w:left="0" w:firstLine="0"/>
+        <w:jc w:val="center"/>
+        <w:rPr>
+          <w:b/>
+          <w:bCs/>
+        </w:rPr>
+      </w:pPr>
+      <w:r>
+        <w:rPr>
+          <w:b/>
+          <w:bCs/>
+        </w:rPr>
+        <w:t>6.1</w:t>
+      </w:r>
+      <w:r>
+        <w:rPr>
+          <w:b/>
+          <w:bCs/>
+        </w:rPr>
+        <w:t>.</w:t>
+      </w:r>
+      <w:r>
+        <w:rPr>
+          <w:b/>
+          <w:bCs/>
+        </w:rPr>
+        <w:t xml:space="preserve"> Komponensek</w:t>
+      </w:r>
+      <w:r>
+        <w:rPr>
+          <w:b/>
+          <w:bCs/>
+        </w:rPr>
+        <w:t xml:space="preserve"> (Component)</w:t>
+      </w:r>
+    </w:p>
+    <w:p>
+      <w:pPr>
+        <w:tabs>
+          <w:tab w:val="left" w:pos="567"/>
+        </w:tabs>
+        <w:spacing w:after="120" w:line="386" w:lineRule="auto"/>
+        <w:ind w:left="0" w:firstLine="0"/>
+      </w:pPr>
+      <w:r>
+        <w:tab/>
+      </w:r>
+      <w:r>
+        <w:t>A webalkalmazás több önálló komponensből épül fel, amelyek egymásba ágyazva alkotják a teljes felhasználói felületet. A komponensek tartalmazhatnak további komponenseket, direktívákat, pipe-okat és szolgáltatásokat (service).</w:t>
+      </w:r>
+    </w:p>
+    <w:p>
+      <w:pPr>
+        <w:tabs>
+          <w:tab w:val="left" w:pos="567"/>
+        </w:tabs>
+        <w:spacing w:after="120" w:line="386" w:lineRule="auto"/>
+        <w:ind w:left="0" w:firstLine="0"/>
+        <w:rPr>
+          <w:b/>
+          <w:bCs/>
+        </w:rPr>
+      </w:pPr>
+      <w:r>
+        <w:rPr>
+          <w:b/>
+          <w:bCs/>
+        </w:rPr>
+        <w:t>A komponensek két fő csoportra oszthatók:</w:t>
+      </w:r>
+    </w:p>
+    <w:p>
+      <w:pPr>
+        <w:tabs>
+          <w:tab w:val="left" w:pos="567"/>
+        </w:tabs>
+        <w:spacing w:after="120" w:line="386" w:lineRule="auto"/>
+        <w:ind w:left="0" w:firstLine="0"/>
+        <w:rPr>
+          <w:b/>
+          <w:bCs/>
+        </w:rPr>
+      </w:pPr>
+      <w:r>
+        <w:rPr>
+          <w:b/>
+          <w:bCs/>
+        </w:rPr>
+        <w:t>Page komponensek</w:t>
+      </w:r>
+    </w:p>
+    <w:p>
+      <w:pPr>
+        <w:tabs>
+          <w:tab w:val="left" w:pos="567"/>
+        </w:tabs>
+        <w:spacing w:after="120" w:line="386" w:lineRule="auto"/>
+        <w:ind w:left="0" w:firstLine="0"/>
+      </w:pPr>
+      <w:r>
+        <w:tab/>
+      </w:r>
+      <w:r>
+        <w:t>A Page komponensek olyan komponensek, amelyek különálló oldalként jelennek meg az alkalmazásban, és URL-en keresztül elérhetők. Ezek a komponensek felelősek az adott oldal teljes felépítéséért és működéséért.</w:t>
+      </w:r>
+    </w:p>
+    <w:p>
+      <w:pPr>
+        <w:tabs>
+          <w:tab w:val="left" w:pos="567"/>
+        </w:tabs>
+        <w:spacing w:after="120" w:line="386" w:lineRule="auto"/>
+        <w:ind w:left="0" w:firstLine="0"/>
+        <w:rPr>
+          <w:b/>
+          <w:bCs/>
+        </w:rPr>
+      </w:pPr>
+      <w:r>
+        <w:rPr>
+          <w:b/>
+          <w:bCs/>
+        </w:rPr>
+        <w:t xml:space="preserve">UI / </w:t>
+      </w:r>
+      <w:r>
+        <w:rPr>
+          <w:b/>
+          <w:bCs/>
+        </w:rPr>
+        <w:t>újrafelhasználható</w:t>
+      </w:r>
+      <w:r>
+        <w:rPr>
+          <w:b/>
+          <w:bCs/>
+        </w:rPr>
+        <w:t xml:space="preserve"> komponensek</w:t>
+      </w:r>
+    </w:p>
+    <w:p>
+      <w:pPr>
+        <w:tabs>
+          <w:tab w:val="left" w:pos="567"/>
+        </w:tabs>
+        <w:spacing w:after="120" w:line="386" w:lineRule="auto"/>
+        <w:ind w:left="0" w:firstLine="0"/>
+      </w:pPr>
+      <w:r>
+        <w:tab/>
+      </w:r>
+      <w:r>
+        <w:t xml:space="preserve">Ezek a komponensek a Page komponenseken belül kerülnek felhasználásra, és kisebb, </w:t>
+      </w:r>
+      <w:r>
+        <w:t>újrafelhasználható</w:t>
+      </w:r>
+      <w:r>
+        <w:t xml:space="preserve"> egységeket alkotnak.</w:t>
+      </w:r>
+    </w:p>
+    <w:p>
+      <w:pPr>
+        <w:tabs>
+          <w:tab w:val="left" w:pos="567"/>
+        </w:tabs>
+        <w:spacing w:after="120" w:line="386" w:lineRule="auto"/>
+        <w:ind w:left="0" w:firstLine="0"/>
+      </w:pPr>
+      <w:r>
+        <w:t>A PecaPont webalkalmazásban az alábbi Page komponenseket hoztam létre:</w:t>
+      </w:r>
+    </w:p>
+    <w:p>
+      <w:pPr>
+        <w:pStyle w:val="Listaszerbekezds"/>
+        <w:numPr>
+          <w:ilvl w:val="0"/>
+          <w:numId w:val="7"/>
+        </w:numPr>
+        <w:tabs>
+          <w:tab w:val="left" w:pos="567"/>
+        </w:tabs>
+        <w:spacing w:after="120" w:line="386" w:lineRule="auto"/>
+        <w:ind w:left="0" w:firstLine="0"/>
+      </w:pPr>
+      <w:r>
+        <w:rPr>
+          <w:i/>
+          <w:iCs/>
+        </w:rPr>
+        <w:t>a</w:t>
+      </w:r>
+      <w:r>
+        <w:rPr>
+          <w:i/>
+          <w:iCs/>
+        </w:rPr>
+        <w:t>pp:</w:t>
+      </w:r>
+    </w:p>
+    <w:p>
+      <w:pPr>
+        <w:pStyle w:val="Listaszerbekezds"/>
+        <w:tabs>
+          <w:tab w:val="left" w:pos="567"/>
+        </w:tabs>
+        <w:spacing w:after="120" w:line="386" w:lineRule="auto"/>
+        <w:ind w:left="567" w:firstLine="0"/>
+      </w:pPr>
+      <w:r>
+        <w:t>A webalkalmazás gyökér komponense, a RouterOutlet segítségével</w:t>
+      </w:r>
+      <w:r>
+        <w:t xml:space="preserve"> </w:t>
+      </w:r>
+      <w:r>
+        <w:t>dinamikusan</w:t>
+      </w:r>
+      <w:r>
+        <w:t xml:space="preserve"> tölti be az aktuálisan megjelenítendő oldalt.</w:t>
+      </w:r>
+    </w:p>
+    <w:p>
+      <w:pPr>
+        <w:pStyle w:val="Listaszerbekezds"/>
+        <w:numPr>
+          <w:ilvl w:val="0"/>
+          <w:numId w:val="7"/>
+        </w:numPr>
+        <w:tabs>
+          <w:tab w:val="left" w:pos="567"/>
+        </w:tabs>
+        <w:spacing w:after="120" w:line="386" w:lineRule="auto"/>
+        <w:ind w:left="567" w:hanging="567"/>
+        <w:rPr>
+          <w:i/>
+          <w:iCs/>
+        </w:rPr>
+      </w:pPr>
       <w:proofErr w:type="spellStart"/>
       <w:r>
-        <w:t>PecaPont</w:t>
+        <w:rPr>
+          <w:i/>
+          <w:iCs/>
+        </w:rPr>
+        <w:t>h</w:t>
+      </w:r>
+      <w:r>
+        <w:rPr>
+          <w:i/>
+          <w:iCs/>
+        </w:rPr>
+        <w:t>ome</w:t>
       </w:r>
       <w:proofErr w:type="spellEnd"/>
       <w:r>
-        <w:t xml:space="preserve"> webalkalmazásnak meg kell felelnie. A kérdőíves felmérés eredményei rámutattak arra, hogy a horgászok számára kiemelten fontos a gyors, megbízható és strukturált információelérés, valamint a közösségi funkciók jelenléte. Emellett a versenytársak vizsgálata azt is megmutatta, hogy a jelenlegi megoldások nem kínálnak teljes körű, egységes platformot.</w:t>
-      </w:r>
-    </w:p>
-    <w:p>
-      <w:pPr>
+        <w:rPr>
+          <w:i/>
+          <w:iCs/>
+        </w:rPr>
+        <w:t>:</w:t>
+      </w:r>
+      <w:r>
+        <w:rPr>
+          <w:i/>
+          <w:iCs/>
+        </w:rPr>
+        <w:br/>
+      </w:r>
+      <w:r>
+        <w:t>A webalkalmazás főoldala, amely áttekintést nyújt a rendszer főbb funkcióiról és tartalmairól. Ez tölt be bejelentkezés és regisztráció, valamint kijelentkezés után is.</w:t>
+      </w:r>
+    </w:p>
+    <w:p>
+      <w:pPr>
+        <w:pStyle w:val="Listaszerbekezds"/>
+        <w:numPr>
+          <w:ilvl w:val="0"/>
+          <w:numId w:val="7"/>
+        </w:numPr>
         <w:tabs>
           <w:tab w:val="left" w:pos="567"/>
         </w:tabs>
         <w:spacing w:after="120" w:line="386" w:lineRule="auto"/>
-        <w:ind w:left="0" w:firstLine="0"/>
-      </w:pPr>
-    </w:p>
-    <w:p>
-      <w:pPr>
+        <w:ind w:left="567" w:hanging="567"/>
+        <w:rPr>
+          <w:i/>
+          <w:iCs/>
+        </w:rPr>
+      </w:pPr>
+      <w:proofErr w:type="spellStart"/>
+      <w:r>
+        <w:rPr>
+          <w:i/>
+          <w:iCs/>
+        </w:rPr>
+        <w:lastRenderedPageBreak/>
+        <w:t>regisztracio</w:t>
+      </w:r>
+      <w:proofErr w:type="spellEnd"/>
+      <w:r>
+        <w:rPr>
+          <w:i/>
+          <w:iCs/>
+        </w:rPr>
+        <w:t>:</w:t>
+      </w:r>
+      <w:r>
+        <w:rPr>
+          <w:i/>
+          <w:iCs/>
+        </w:rPr>
+        <w:br/>
+      </w:r>
+      <w:r>
+        <w:t>A webalkalmazás regisztrációs oldala. A felhasználók számára biztosít lehetőséget új fiók létrehozására, email és jelszó páros megadásával, valamint Google fiók használatával.</w:t>
+      </w:r>
+    </w:p>
+    <w:p>
+      <w:pPr>
+        <w:pStyle w:val="Listaszerbekezds"/>
+        <w:numPr>
+          <w:ilvl w:val="0"/>
+          <w:numId w:val="7"/>
+        </w:numPr>
         <w:tabs>
           <w:tab w:val="left" w:pos="567"/>
         </w:tabs>
         <w:spacing w:after="120" w:line="386" w:lineRule="auto"/>
-        <w:ind w:left="0" w:firstLine="0"/>
-        <w:rPr>
-          <w:b/>
-          <w:bCs/>
-        </w:rPr>
-      </w:pPr>
-      <w:r>
-        <w:rPr>
-          <w:b/>
-          <w:bCs/>
-        </w:rPr>
-        <w:t>2.1 Funkcionális követelmények</w:t>
-      </w:r>
-    </w:p>
-    <w:p>
-      <w:pPr>
+        <w:ind w:left="567" w:hanging="567"/>
+      </w:pPr>
+      <w:proofErr w:type="spellStart"/>
+      <w:r>
+        <w:rPr>
+          <w:i/>
+          <w:iCs/>
+        </w:rPr>
+        <w:t>b</w:t>
+      </w:r>
+      <w:r>
+        <w:rPr>
+          <w:i/>
+          <w:iCs/>
+        </w:rPr>
+        <w:t>ejelentkezes</w:t>
+      </w:r>
+      <w:proofErr w:type="spellEnd"/>
+      <w:r>
+        <w:rPr>
+          <w:i/>
+          <w:iCs/>
+        </w:rPr>
+        <w:t>:</w:t>
+      </w:r>
+      <w:r>
+        <w:rPr>
+          <w:i/>
+          <w:iCs/>
+        </w:rPr>
+        <w:br/>
+      </w:r>
+      <w:r>
+        <w:t>A webalkalmazás bejelentkezés oldala. Itt tudnak a felhasználók a felületre bejelentkezni.</w:t>
+      </w:r>
+    </w:p>
+    <w:p>
+      <w:pPr>
+        <w:pStyle w:val="Listaszerbekezds"/>
+        <w:numPr>
+          <w:ilvl w:val="0"/>
+          <w:numId w:val="7"/>
+        </w:numPr>
         <w:tabs>
           <w:tab w:val="left" w:pos="567"/>
         </w:tabs>
         <w:spacing w:after="120" w:line="386" w:lineRule="auto"/>
-        <w:ind w:left="0" w:firstLine="0"/>
-      </w:pPr>
-      <w:r>
-        <w:tab/>
-      </w:r>
-      <w:r>
-        <w:t>A funkcionális követelmények a rendszer által biztosított konkrét szolgáltatásokat írják le.</w:t>
-      </w:r>
-    </w:p>
-    <w:p>
-      <w:pPr>
+        <w:ind w:left="567" w:hanging="567"/>
+        <w:rPr>
+          <w:i/>
+          <w:iCs/>
+        </w:rPr>
+      </w:pPr>
+      <w:r>
+        <w:rPr>
+          <w:i/>
+          <w:iCs/>
+        </w:rPr>
+        <w:t>tavak:</w:t>
+      </w:r>
+      <w:r>
+        <w:rPr>
+          <w:i/>
+          <w:iCs/>
+        </w:rPr>
+        <w:br/>
+      </w:r>
+      <w:r>
+        <w:t xml:space="preserve">A webalkalmazás Tavak oldala. </w:t>
+      </w:r>
+      <w:r>
+        <w:t>A horgászhelyek listáját jeleníti meg, ahol a felhasználók böngészhetnek és szűrhetnek a különböző tavak között.</w:t>
+      </w:r>
+    </w:p>
+    <w:p>
+      <w:pPr>
+        <w:pStyle w:val="Listaszerbekezds"/>
+        <w:numPr>
+          <w:ilvl w:val="0"/>
+          <w:numId w:val="7"/>
+        </w:numPr>
         <w:tabs>
           <w:tab w:val="left" w:pos="567"/>
         </w:tabs>
         <w:spacing w:after="120" w:line="386" w:lineRule="auto"/>
-        <w:ind w:left="0" w:firstLine="0"/>
-      </w:pPr>
-      <w:r>
-        <w:tab/>
-      </w:r>
-      <w:r>
-        <w:t xml:space="preserve">A </w:t>
-      </w:r>
+        <w:ind w:left="567" w:hanging="567"/>
+        <w:rPr>
+          <w:i/>
+          <w:iCs/>
+        </w:rPr>
+      </w:pPr>
       <w:proofErr w:type="spellStart"/>
       <w:r>
-        <w:t>PecaPont</w:t>
+        <w:rPr>
+          <w:i/>
+          <w:iCs/>
+        </w:rPr>
+        <w:t>to-reszletek</w:t>
       </w:r>
       <w:proofErr w:type="spellEnd"/>
       <w:r>
-        <w:t xml:space="preserve"> webalkalmazásnak lehetőséget kell biztosítania a horgászvizek adatainak megjelenítésére, beleértve a halállományt, a víz jellemzőit, az árakat és a szabályokat. A felhasználóknak képesnek kell lenniük ezek között keresni és különböző szempontok alapján szűrni, ezzel megkönnyítve a számukra megfelelő horgászhely kiválasztását.</w:t>
-      </w:r>
-    </w:p>
-    <w:p>
-      <w:pPr>
+        <w:rPr>
+          <w:i/>
+          <w:iCs/>
+        </w:rPr>
+        <w:t>:</w:t>
+      </w:r>
+      <w:r>
+        <w:rPr>
+          <w:i/>
+          <w:iCs/>
+        </w:rPr>
+        <w:br/>
+      </w:r>
+      <w:r>
+        <w:t xml:space="preserve">A webalkalmazás egy adott tavát részletesen megjelenítő oldal. </w:t>
+      </w:r>
+      <w:r>
+        <w:t>Egy kiválasztott horgászhely részletes adatait jeleníti meg,</w:t>
+      </w:r>
+      <w:r>
+        <w:t xml:space="preserve"> vízterület méretét, szabályokat, ajánlott módszereket</w:t>
+      </w:r>
+      <w:r>
+        <w:t>.</w:t>
+      </w:r>
+    </w:p>
+    <w:p>
+      <w:pPr>
+        <w:pStyle w:val="Listaszerbekezds"/>
+        <w:numPr>
+          <w:ilvl w:val="0"/>
+          <w:numId w:val="7"/>
+        </w:numPr>
         <w:tabs>
           <w:tab w:val="left" w:pos="567"/>
         </w:tabs>
         <w:spacing w:after="120" w:line="386" w:lineRule="auto"/>
-        <w:ind w:left="0" w:firstLine="0"/>
-      </w:pPr>
-      <w:r>
-        <w:tab/>
-      </w:r>
-      <w:r>
-        <w:t>A rendszernek támogatnia kell a felhasználói tartalmak létrehozását és megosztását. Ennek keretében a felhasználók rögzíthetik fogásaikat, megoszthatják tapasztalataikat, valamint értékelhetik az egyes horgászhelyeket. A közösségi funkciók részeként lehetőséget kell biztosítani hozzászólások írására és más felhasználók tartalmainak megtekintésére.</w:t>
-      </w:r>
-    </w:p>
-    <w:p>
-      <w:pPr>
+        <w:ind w:left="567" w:hanging="567"/>
+        <w:rPr>
+          <w:i/>
+          <w:iCs/>
+        </w:rPr>
+      </w:pPr>
+      <w:proofErr w:type="spellStart"/>
+      <w:r>
+        <w:rPr>
+          <w:i/>
+          <w:iCs/>
+        </w:rPr>
+        <w:t>to-hozzaad</w:t>
+      </w:r>
+      <w:proofErr w:type="spellEnd"/>
+      <w:r>
+        <w:rPr>
+          <w:i/>
+          <w:iCs/>
+        </w:rPr>
+        <w:t>:</w:t>
+      </w:r>
+      <w:r>
+        <w:rPr>
+          <w:i/>
+          <w:iCs/>
+        </w:rPr>
+        <w:br/>
+      </w:r>
+      <w:r>
+        <w:t>A webalkalmazás tó hozzáadása oldala. Az admin szerepkörrel rendelkező felhasználók számára nyújt lehetőséget új vízterületek felvételéhez.</w:t>
+      </w:r>
+    </w:p>
+    <w:p>
+      <w:pPr>
+        <w:pStyle w:val="Listaszerbekezds"/>
+        <w:numPr>
+          <w:ilvl w:val="0"/>
+          <w:numId w:val="7"/>
+        </w:numPr>
         <w:tabs>
           <w:tab w:val="left" w:pos="567"/>
         </w:tabs>
         <w:spacing w:after="120" w:line="386" w:lineRule="auto"/>
-        <w:ind w:left="0" w:firstLine="0"/>
-      </w:pPr>
-      <w:r>
-        <w:tab/>
-      </w:r>
-      <w:r>
-        <w:t xml:space="preserve">Fontos funkció a valós idejű vagy közel valós idejű információk megjelenítése, például friss fogási adatok vagy aktuális körülmények. Ez lehetővé teszi, hogy a felhasználók naprakész információk alapján </w:t>
-      </w:r>
-      <w:proofErr w:type="gramStart"/>
-      <w:r>
-        <w:t>hozzanak döntéseket</w:t>
-      </w:r>
-      <w:proofErr w:type="gramEnd"/>
-      <w:r>
-        <w:t>.</w:t>
-      </w:r>
-    </w:p>
-    <w:p>
-      <w:pPr>
+        <w:ind w:left="567" w:hanging="567"/>
+        <w:rPr>
+          <w:i/>
+          <w:iCs/>
+        </w:rPr>
+      </w:pPr>
+      <w:proofErr w:type="spellStart"/>
+      <w:r>
+        <w:rPr>
+          <w:i/>
+          <w:iCs/>
+        </w:rPr>
+        <w:t>hirek</w:t>
+      </w:r>
+      <w:proofErr w:type="spellEnd"/>
+      <w:r>
+        <w:rPr>
+          <w:i/>
+          <w:iCs/>
+        </w:rPr>
+        <w:t>:</w:t>
+      </w:r>
+      <w:r>
+        <w:rPr>
+          <w:i/>
+          <w:iCs/>
+        </w:rPr>
+        <w:br/>
+      </w:r>
+      <w:r>
+        <w:t>A webalkalmazás</w:t>
+      </w:r>
+      <w:r>
+        <w:t xml:space="preserve"> Cikkek oldala. A felhasználók itt tudnak böngészni és keresni a cikkek között.</w:t>
+      </w:r>
+    </w:p>
+    <w:p>
+      <w:pPr>
+        <w:pStyle w:val="Listaszerbekezds"/>
+        <w:numPr>
+          <w:ilvl w:val="0"/>
+          <w:numId w:val="7"/>
+        </w:numPr>
         <w:tabs>
           <w:tab w:val="left" w:pos="567"/>
         </w:tabs>
         <w:spacing w:after="120" w:line="386" w:lineRule="auto"/>
-        <w:ind w:left="0" w:firstLine="0"/>
-      </w:pPr>
-      <w:r>
-        <w:tab/>
-      </w:r>
-      <w:r>
-        <w:t>A rendszernek továbbá támogatnia kell a felhasználói fiókok kezelését, beleértve a regisztrációt, bejelentkezést és a profilok kezelését. A felhasználók számára lehetőséget kell biztosítani arra, hogy saját aktivitásukat és korábbi bejegyzéseiket is nyomon követhessék.</w:t>
-      </w:r>
-    </w:p>
-    <w:p>
-      <w:pPr>
-        <w:spacing w:after="160" w:line="278" w:lineRule="auto"/>
-        <w:ind w:left="0" w:firstLine="0"/>
-        <w:jc w:val="left"/>
-      </w:pPr>
-      <w:r>
-        <w:br w:type="page"/>
-      </w:r>
-    </w:p>
-    <w:p>
-      <w:pPr>
+        <w:ind w:left="567" w:hanging="567"/>
+        <w:rPr>
+          <w:i/>
+          <w:iCs/>
+        </w:rPr>
+      </w:pPr>
+      <w:proofErr w:type="spellStart"/>
+      <w:r>
+        <w:rPr>
+          <w:i/>
+          <w:iCs/>
+        </w:rPr>
+        <w:t>hir-reszletek</w:t>
+      </w:r>
+      <w:proofErr w:type="spellEnd"/>
+      <w:r>
+        <w:rPr>
+          <w:i/>
+          <w:iCs/>
+        </w:rPr>
+        <w:t>:</w:t>
+      </w:r>
+      <w:r>
+        <w:rPr>
+          <w:i/>
+          <w:iCs/>
+        </w:rPr>
+        <w:br/>
+      </w:r>
+      <w:r>
+        <w:t>A webalkalmazás</w:t>
+      </w:r>
+      <w:r>
+        <w:t xml:space="preserve"> egy adott cikkjét részletező oldal. Egy adott cikk részletes megjelenítéséért felel, megjelennek a részletek és a teljes tartalom.</w:t>
+      </w:r>
+    </w:p>
+    <w:p>
+      <w:pPr>
+        <w:pStyle w:val="Listaszerbekezds"/>
+        <w:numPr>
+          <w:ilvl w:val="0"/>
+          <w:numId w:val="7"/>
+        </w:numPr>
         <w:tabs>
           <w:tab w:val="left" w:pos="567"/>
         </w:tabs>
         <w:spacing w:after="120" w:line="386" w:lineRule="auto"/>
-        <w:ind w:left="0" w:firstLine="0"/>
-        <w:rPr>
-          <w:b/>
-          <w:bCs/>
-        </w:rPr>
-      </w:pPr>
-      <w:r>
-        <w:rPr>
-          <w:b/>
-          <w:bCs/>
+        <w:ind w:left="567" w:hanging="567"/>
+        <w:rPr>
+          <w:i/>
+          <w:iCs/>
+        </w:rPr>
+      </w:pPr>
+      <w:proofErr w:type="spellStart"/>
+      <w:r>
+        <w:rPr>
+          <w:i/>
+          <w:iCs/>
+        </w:rPr>
+        <w:t>hir-szerkeszto</w:t>
+      </w:r>
+      <w:proofErr w:type="spellEnd"/>
+      <w:r>
+        <w:rPr>
+          <w:i/>
+          <w:iCs/>
+        </w:rPr>
+        <w:t>:</w:t>
+      </w:r>
+      <w:r>
+        <w:rPr>
+          <w:i/>
+          <w:iCs/>
+        </w:rPr>
+        <w:br/>
+      </w:r>
+      <w:r>
+        <w:t>A webalkalmazás</w:t>
+      </w:r>
+      <w:r>
+        <w:t xml:space="preserve"> cikkek írásáért felelős oldala. Az </w:t>
+      </w:r>
+      <w:r>
+        <w:t>admin,</w:t>
+      </w:r>
+      <w:r>
+        <w:t xml:space="preserve"> valamint újságíró szerepkörrel rendelkező felhasználók érik el és itt tudnak cikkeket közzétenni a felhasználók számára.</w:t>
+      </w:r>
+    </w:p>
+    <w:p>
+      <w:pPr>
+        <w:pStyle w:val="Listaszerbekezds"/>
+        <w:numPr>
+          <w:ilvl w:val="0"/>
+          <w:numId w:val="7"/>
+        </w:numPr>
+        <w:tabs>
+          <w:tab w:val="left" w:pos="567"/>
+        </w:tabs>
+        <w:spacing w:after="120" w:line="386" w:lineRule="auto"/>
+        <w:ind w:left="567" w:hanging="567"/>
+        <w:rPr>
+          <w:i/>
+          <w:iCs/>
+        </w:rPr>
+      </w:pPr>
+      <w:r>
+        <w:rPr>
+          <w:i/>
+          <w:iCs/>
+        </w:rPr>
+        <w:t>versenyek:</w:t>
+      </w:r>
+      <w:r>
+        <w:rPr>
+          <w:i/>
+          <w:iCs/>
+        </w:rPr>
+        <w:br/>
+      </w:r>
+      <w:r>
+        <w:t>A webalkalmazás</w:t>
+      </w:r>
+      <w:r>
+        <w:t xml:space="preserve"> Versenyek oldala. Az aktuális horgászversenyek listáját jeleníti meg. A felhasználók kereshetnek és rendezhetik a tartalmat.</w:t>
+      </w:r>
+    </w:p>
+    <w:p>
+      <w:pPr>
+        <w:pStyle w:val="Listaszerbekezds"/>
+        <w:numPr>
+          <w:ilvl w:val="0"/>
+          <w:numId w:val="7"/>
+        </w:numPr>
+        <w:tabs>
+          <w:tab w:val="left" w:pos="567"/>
+        </w:tabs>
+        <w:spacing w:after="120" w:line="386" w:lineRule="auto"/>
+        <w:ind w:left="567" w:hanging="567"/>
+        <w:rPr>
+          <w:i/>
+          <w:iCs/>
+        </w:rPr>
+      </w:pPr>
+      <w:r>
+        <w:rPr>
+          <w:i/>
+          <w:iCs/>
+        </w:rPr>
+        <w:t>verseny-</w:t>
+      </w:r>
+      <w:proofErr w:type="spellStart"/>
+      <w:r>
+        <w:rPr>
+          <w:i/>
+          <w:iCs/>
+        </w:rPr>
+        <w:t>reszletek</w:t>
+      </w:r>
+      <w:proofErr w:type="spellEnd"/>
+      <w:r>
+        <w:rPr>
+          <w:i/>
+          <w:iCs/>
+        </w:rPr>
+        <w:t>:</w:t>
+      </w:r>
+      <w:r>
+        <w:rPr>
+          <w:i/>
+          <w:iCs/>
+        </w:rPr>
+        <w:br/>
+      </w:r>
+      <w:r>
+        <w:t>A webalkalmazás</w:t>
+      </w:r>
+      <w:r>
+        <w:t xml:space="preserve"> egy adott versenyét megjelenítő oldal. A verseny részletes leírását, időpontját és fontos információt jeleníti meg.</w:t>
+      </w:r>
+    </w:p>
+    <w:p>
+      <w:pPr>
+        <w:pStyle w:val="Listaszerbekezds"/>
+        <w:numPr>
+          <w:ilvl w:val="0"/>
+          <w:numId w:val="7"/>
+        </w:numPr>
+        <w:tabs>
+          <w:tab w:val="left" w:pos="567"/>
+        </w:tabs>
+        <w:spacing w:after="120" w:line="386" w:lineRule="auto"/>
+        <w:ind w:left="567" w:hanging="567"/>
+        <w:rPr>
+          <w:i/>
+          <w:iCs/>
+        </w:rPr>
+      </w:pPr>
+      <w:r>
+        <w:rPr>
+          <w:i/>
+          <w:iCs/>
         </w:rPr>
         <w:lastRenderedPageBreak/>
-        <w:t>2.2 Nem funkcionális követelmények</w:t>
-      </w:r>
-    </w:p>
-    <w:p>
-      <w:pPr>
+        <w:t>verseny-</w:t>
+      </w:r>
+      <w:proofErr w:type="spellStart"/>
+      <w:r>
+        <w:rPr>
+          <w:i/>
+          <w:iCs/>
+        </w:rPr>
+        <w:t>szerkeszto</w:t>
+      </w:r>
+      <w:proofErr w:type="spellEnd"/>
+      <w:r>
+        <w:rPr>
+          <w:i/>
+          <w:iCs/>
+        </w:rPr>
+        <w:t>:</w:t>
+      </w:r>
+      <w:r>
+        <w:rPr>
+          <w:i/>
+          <w:iCs/>
+        </w:rPr>
+        <w:br/>
+      </w:r>
+      <w:r>
+        <w:t>A webalkalmazás</w:t>
+      </w:r>
+      <w:r>
+        <w:t xml:space="preserve"> versenyek publikálására szolgáló oldala. Az </w:t>
+      </w:r>
+      <w:r>
+        <w:t>admin,</w:t>
+      </w:r>
+      <w:r>
+        <w:t xml:space="preserve"> valamint szervező szerepkörrel rendelkező felhasználók érhetik el</w:t>
+      </w:r>
+      <w:r>
+        <w:t xml:space="preserve"> és itt tudnak új versenyeseményeket közzétenni a felhasználók számára.</w:t>
+      </w:r>
+    </w:p>
+    <w:p>
+      <w:pPr>
+        <w:pStyle w:val="Listaszerbekezds"/>
+        <w:numPr>
+          <w:ilvl w:val="0"/>
+          <w:numId w:val="7"/>
+        </w:numPr>
         <w:tabs>
           <w:tab w:val="left" w:pos="567"/>
         </w:tabs>
         <w:spacing w:after="120" w:line="386" w:lineRule="auto"/>
-      </w:pPr>
-      <w:r>
-        <w:tab/>
-      </w:r>
-      <w:r>
-        <w:tab/>
-      </w:r>
-      <w:r>
-        <w:t>A nem funkcionális követelmények a rendszer működésének minőségi jellemzőit határozzák meg.</w:t>
-      </w:r>
-    </w:p>
-    <w:p>
-      <w:pPr>
+        <w:ind w:left="567" w:hanging="567"/>
+        <w:rPr>
+          <w:i/>
+          <w:iCs/>
+        </w:rPr>
+      </w:pPr>
+      <w:r>
+        <w:rPr>
+          <w:i/>
+          <w:iCs/>
+        </w:rPr>
+        <w:t>fogasok:</w:t>
+      </w:r>
+      <w:r>
+        <w:rPr>
+          <w:i/>
+          <w:iCs/>
+        </w:rPr>
+        <w:br/>
+      </w:r>
+      <w:r>
+        <w:t>A webalkalmazás</w:t>
+      </w:r>
+      <w:r>
+        <w:t xml:space="preserve"> Fogások oldala. A felhasználók itt láthatják egymás fogásait, </w:t>
+      </w:r>
+      <w:r>
+        <w:t>képeit,</w:t>
+      </w:r>
+      <w:r>
+        <w:t xml:space="preserve"> amelyekhez csatolhatnak rövid- és hosszú leírást, a fogás típusát és súlyát vagy hosszát.</w:t>
+      </w:r>
+    </w:p>
+    <w:p>
+      <w:pPr>
+        <w:pStyle w:val="Listaszerbekezds"/>
+        <w:numPr>
+          <w:ilvl w:val="0"/>
+          <w:numId w:val="7"/>
+        </w:numPr>
         <w:tabs>
           <w:tab w:val="left" w:pos="567"/>
         </w:tabs>
         <w:spacing w:after="120" w:line="386" w:lineRule="auto"/>
-        <w:ind w:left="0" w:firstLine="0"/>
-      </w:pPr>
-      <w:r>
-        <w:tab/>
-      </w:r>
-      <w:r>
-        <w:t xml:space="preserve">A webalkalmazásnak felhasználóbarát és könnyen kezelhető felülettel kell rendelkeznie, hogy a felhasználók gyorsan és hatékonyan tudják használni a rendszert. Fontos szempont a reszponzív kialakítás, amely biztosítja, hogy az alkalmazás különböző </w:t>
-      </w:r>
-      <w:r>
-        <w:t xml:space="preserve">eszközökön </w:t>
-      </w:r>
-      <w:r>
-        <w:t xml:space="preserve">egyaránt megfelelően </w:t>
-      </w:r>
+        <w:ind w:left="567" w:hanging="720"/>
+        <w:rPr>
+          <w:i/>
+          <w:iCs/>
+        </w:rPr>
+      </w:pPr>
       <w:proofErr w:type="spellStart"/>
       <w:r>
-        <w:t>működjön</w:t>
+        <w:rPr>
+          <w:i/>
+          <w:iCs/>
+        </w:rPr>
+        <w:t>rolunk</w:t>
       </w:r>
       <w:proofErr w:type="spellEnd"/>
       <w:r>
-        <w:t>.</w:t>
-      </w:r>
-    </w:p>
-    <w:p>
-      <w:pPr>
+        <w:rPr>
+          <w:i/>
+          <w:iCs/>
+        </w:rPr>
+        <w:t>:</w:t>
+      </w:r>
+      <w:r>
+        <w:rPr>
+          <w:i/>
+          <w:iCs/>
+        </w:rPr>
+        <w:br/>
+      </w:r>
+      <w:r>
+        <w:t>A webalkalmazás</w:t>
+      </w:r>
+      <w:r>
+        <w:t xml:space="preserve"> Rólunk oldala. Egy bemutatkozó oldal, ahol a felhasználók jobban megismerhetik az oldal koncepcióját.</w:t>
+      </w:r>
+    </w:p>
+    <w:p>
+      <w:pPr>
+        <w:pStyle w:val="Listaszerbekezds"/>
+        <w:numPr>
+          <w:ilvl w:val="0"/>
+          <w:numId w:val="7"/>
+        </w:numPr>
         <w:tabs>
           <w:tab w:val="left" w:pos="567"/>
         </w:tabs>
         <w:spacing w:after="120" w:line="386" w:lineRule="auto"/>
-        <w:ind w:left="0" w:firstLine="0"/>
-      </w:pPr>
-      <w:r>
-        <w:tab/>
-      </w:r>
-      <w:r>
-        <w:t>A rendszernek biztosítania kell a gyors betöltési időt és a stabil működést, mivel a felhasználók elvárják a zökkenőmentes használatot. Emellett fontos a megbízhatóság és az adatok pontossága, különösen a felhasználók által generált tartalmak esetében.</w:t>
-      </w:r>
-    </w:p>
-    <w:p>
-      <w:pPr>
+        <w:ind w:left="567" w:hanging="567"/>
+        <w:rPr>
+          <w:i/>
+          <w:iCs/>
+        </w:rPr>
+      </w:pPr>
+      <w:r>
+        <w:rPr>
+          <w:i/>
+          <w:iCs/>
+        </w:rPr>
+        <w:t>profil:</w:t>
+      </w:r>
+      <w:r>
+        <w:rPr>
+          <w:i/>
+          <w:iCs/>
+        </w:rPr>
+        <w:br/>
+      </w:r>
+      <w:r>
+        <w:t>A webalkalmazás</w:t>
+      </w:r>
+      <w:r>
+        <w:t xml:space="preserve"> Profil oldala. Itt tudják a felhasználók módosítani az </w:t>
+      </w:r>
+      <w:r>
+        <w:t>adataikat,</w:t>
+      </w:r>
+      <w:r>
+        <w:t xml:space="preserve"> valamint törölni a fiókjukat.</w:t>
+      </w:r>
+    </w:p>
+    <w:p>
+      <w:pPr>
+        <w:pStyle w:val="Listaszerbekezds"/>
+        <w:numPr>
+          <w:ilvl w:val="0"/>
+          <w:numId w:val="7"/>
+        </w:numPr>
         <w:tabs>
           <w:tab w:val="left" w:pos="567"/>
         </w:tabs>
         <w:spacing w:after="120" w:line="386" w:lineRule="auto"/>
-        <w:ind w:left="0" w:firstLine="0"/>
-      </w:pPr>
-      <w:r>
-        <w:tab/>
-      </w:r>
-      <w:r>
-        <w:t>Biztonsági szempontból a rendszernek védenie kell a felhasználói adatokat, és biztosítania kell a jogosultságkezelést, hogy a különböző funkciók csak megfelelő hozzáféréssel legyenek elérhetők.</w:t>
-      </w:r>
+        <w:ind w:left="567" w:hanging="720"/>
+        <w:rPr>
+          <w:i/>
+          <w:iCs/>
+        </w:rPr>
+      </w:pPr>
+      <w:r>
+        <w:rPr>
+          <w:i/>
+          <w:iCs/>
+        </w:rPr>
+        <w:t>admin-dashboard:</w:t>
+      </w:r>
+      <w:r>
+        <w:rPr>
+          <w:i/>
+          <w:iCs/>
+        </w:rPr>
+        <w:br/>
+      </w:r>
+      <w:r>
+        <w:t>A webalkalmazás</w:t>
+      </w:r>
+      <w:r>
+        <w:t xml:space="preserve"> admin panele. </w:t>
+      </w:r>
+      <w:r>
+        <w:t xml:space="preserve">Az </w:t>
+      </w:r>
+      <w:r>
+        <w:t>admin</w:t>
+      </w:r>
+      <w:r>
+        <w:t xml:space="preserve"> </w:t>
+      </w:r>
+      <w:r>
+        <w:t>szerepkörrel rendelkező felhasználók részére</w:t>
+      </w:r>
+      <w:r>
+        <w:t xml:space="preserve"> készült áttekintő felület, amely statisztikai adatokat jelenít meg a rendszer működéséről, például a felhasználók számát, a horgászhelyek számát, valamint az aktív és új felhasználók számát. A dashboard segíti az adminisztrátort a rendszer állapotának nyomon követésében.</w:t>
+      </w:r>
+    </w:p>
+    <w:p>
+      <w:pPr>
+        <w:pStyle w:val="Listaszerbekezds"/>
+        <w:numPr>
+          <w:ilvl w:val="0"/>
+          <w:numId w:val="7"/>
+        </w:numPr>
+        <w:tabs>
+          <w:tab w:val="left" w:pos="567"/>
+        </w:tabs>
+        <w:spacing w:after="120" w:line="386" w:lineRule="auto"/>
+        <w:ind w:left="567" w:hanging="567"/>
+        <w:rPr>
+          <w:i/>
+          <w:iCs/>
+        </w:rPr>
+      </w:pPr>
+      <w:r>
+        <w:rPr>
+          <w:i/>
+          <w:iCs/>
+        </w:rPr>
+        <w:t>admin-</w:t>
+      </w:r>
+      <w:proofErr w:type="spellStart"/>
+      <w:r>
+        <w:rPr>
+          <w:i/>
+          <w:iCs/>
+        </w:rPr>
+        <w:t>layout</w:t>
+      </w:r>
+      <w:proofErr w:type="spellEnd"/>
+      <w:r>
+        <w:rPr>
+          <w:i/>
+          <w:iCs/>
+        </w:rPr>
+        <w:t>:</w:t>
+      </w:r>
+      <w:r>
+        <w:rPr>
+          <w:i/>
+          <w:iCs/>
+        </w:rPr>
+        <w:br/>
+      </w:r>
+      <w:r>
+        <w:t>A webalkalmazás</w:t>
+      </w:r>
+      <w:r>
+        <w:t xml:space="preserve"> admin panelének váza. </w:t>
+      </w:r>
+      <w:r>
+        <w:t>Az admin felület alapstruktúráját biztosító komponens, amely az adminisztrációs oldalak közös elrendezéséért felel.</w:t>
+      </w:r>
+    </w:p>
+    <w:p>
+      <w:pPr>
+        <w:pStyle w:val="Listaszerbekezds"/>
+        <w:numPr>
+          <w:ilvl w:val="0"/>
+          <w:numId w:val="7"/>
+        </w:numPr>
+        <w:tabs>
+          <w:tab w:val="left" w:pos="567"/>
+        </w:tabs>
+        <w:spacing w:after="120" w:line="386" w:lineRule="auto"/>
+        <w:ind w:left="567" w:hanging="567"/>
+        <w:rPr>
+          <w:i/>
+          <w:iCs/>
+        </w:rPr>
+      </w:pPr>
+      <w:r>
+        <w:rPr>
+          <w:i/>
+          <w:iCs/>
+        </w:rPr>
+        <w:t>admin-</w:t>
+      </w:r>
+      <w:proofErr w:type="spellStart"/>
+      <w:r>
+        <w:rPr>
+          <w:i/>
+          <w:iCs/>
+        </w:rPr>
+        <w:t>users</w:t>
+      </w:r>
+      <w:proofErr w:type="spellEnd"/>
+      <w:r>
+        <w:rPr>
+          <w:i/>
+          <w:iCs/>
+        </w:rPr>
+        <w:t>:</w:t>
+      </w:r>
+      <w:r>
+        <w:rPr>
+          <w:i/>
+          <w:iCs/>
+        </w:rPr>
+        <w:br/>
+      </w:r>
+      <w:r>
+        <w:t>A webalkalmazás</w:t>
+      </w:r>
+      <w:r>
+        <w:t xml:space="preserve"> </w:t>
+      </w:r>
+      <w:r>
+        <w:t xml:space="preserve">admin panelének felhasználók kezelésére szolgáló része. </w:t>
+      </w:r>
+      <w:r>
+        <w:t xml:space="preserve">Az </w:t>
+      </w:r>
+      <w:r>
+        <w:t>admin szerepkörrel rendelkező felhasználók</w:t>
+      </w:r>
+      <w:r>
+        <w:t xml:space="preserve"> számára lehetőséget biztosít a felhasználók kezelésére.</w:t>
+      </w:r>
+      <w:r>
+        <w:t xml:space="preserve"> </w:t>
+      </w:r>
+      <w:r>
+        <w:t>A komponens megjeleníti a felhasználók listáját, és lehetőséget ad a szerepkörök módosítására, ezáltal támogatva a jogosultságkezelést a rendszerben.</w:t>
+      </w:r>
+    </w:p>
+    <w:p>
+      <w:pPr>
+        <w:tabs>
+          <w:tab w:val="left" w:pos="567"/>
+        </w:tabs>
+        <w:spacing w:after="120" w:line="386" w:lineRule="auto"/>
+        <w:ind w:left="0" w:firstLine="0"/>
+      </w:pPr>
     </w:p>
     <w:sectPr>
-      <w:headerReference w:type="default" r:id="rId13"/>
-      <w:footerReference w:type="default" r:id="rId14"/>
+      <w:headerReference w:type="default" r:id="rId14"/>
+      <w:footerReference w:type="default" r:id="rId15"/>
       <w:pgSz w:w="11906" w:h="16838"/>
       <w:pgMar w:top="1417" w:right="1417" w:bottom="1417" w:left="1417" w:header="708" w:footer="708" w:gutter="0"/>
       <w:pgNumType w:start="1"/>
@@ -4565,13 +7019,8 @@
       <w:pStyle w:val="lfej"/>
       <w:jc w:val="center"/>
     </w:pPr>
-    <w:proofErr w:type="spellStart"/>
     <w:r>
-      <w:t>PecaPont</w:t>
-    </w:r>
-    <w:proofErr w:type="spellEnd"/>
-    <w:r>
-      <w:t>: Horgászhely foglaló és információ szerző webalkalmazás</w:t>
+      <w:t>PecaPont: Horgászhely foglaló és információ szerző webalkalmazás</w:t>
     </w:r>
   </w:p>
 </w:hdr>
@@ -4580,6 +7029,119 @@
 <file path=word/numbering.xml><?xml version="1.0" encoding="utf-8"?>
 <w:numbering xmlns:wpc="http://schemas.microsoft.com/office/word/2010/wordprocessingCanvas" xmlns:cx="http://schemas.microsoft.com/office/drawing/2014/chartex" xmlns:cx1="http://schemas.microsoft.com/office/drawing/2015/9/8/chartex" xmlns:cx2="http://schemas.microsoft.com/office/drawing/2015/10/21/chartex" xmlns:cx3="http://schemas.microsoft.com/office/drawing/2016/5/9/chartex" xmlns:cx4="http://schemas.microsoft.com/office/drawing/2016/5/10/chartex" xmlns:cx5="http://schemas.microsoft.com/office/drawing/2016/5/11/chartex" xmlns:cx6="http://schemas.microsoft.com/office/drawing/2016/5/12/chartex" xmlns:cx7="http://schemas.microsoft.com/office/drawing/2016/5/13/chartex" xmlns:cx8="http://schemas.microsoft.com/office/drawing/2016/5/14/chartex" xmlns:mc="http://schemas.openxmlformats.org/markup-compatibility/2006" xmlns:aink="http://schemas.microsoft.com/office/drawing/2016/ink" xmlns:am3d="http://schemas.microsoft.com/office/drawing/2017/model3d" xmlns:o="urn:schemas-microsoft-com:office:office" xmlns:oel="http://schemas.microsoft.com/office/2019/extlst" xmlns:r="http://schemas.openxmlformats.org/officeDocument/2006/relationships" xmlns:m="http://schemas.openxmlformats.org/officeDocument/2006/math" xmlns:v="urn:schemas-microsoft-com:vml" xmlns:wp14="http://schemas.microsoft.com/office/word/2010/wordprocessingDrawing" xmlns:wp="http://schemas.openxmlformats.org/drawingml/2006/wordprocessingDrawing" xmlns:w10="urn:schemas-microsoft-com:office:word" xmlns:w="http://schemas.openxmlformats.org/wordprocessingml/2006/main" xmlns:w14="http://schemas.microsoft.com/office/word/2010/wordml" xmlns:w15="http://schemas.microsoft.com/office/word/2012/wordml" xmlns:w16cex="http://schemas.microsoft.com/office/word/2018/wordml/cex" xmlns:w16cid="http://schemas.microsoft.com/office/word/2016/wordml/cid" xmlns:w16="http://schemas.microsoft.com/office/word/2018/wordml" xmlns:w16du="http://schemas.microsoft.com/office/word/2023/wordml/word16du" xmlns:w16sdtdh="http://schemas.microsoft.com/office/word/2020/wordml/sdtdatahash" xmlns:w16sdtfl="http://schemas.microsoft.com/office/word/2024/wordml/sdtformatlock" xmlns:w16se="http://schemas.microsoft.com/office/word/2015/wordml/symex" xmlns:wpg="http://schemas.microsoft.com/office/word/2010/wordprocessingGroup" xmlns:wpi="http://schemas.microsoft.com/office/word/2010/wordprocessingInk" xmlns:wne="http://schemas.microsoft.com/office/word/2006/wordml" xmlns:wps="http://schemas.microsoft.com/office/word/2010/wordprocessingShape" mc:Ignorable="w14 w15 w16se w16cid w16 w16cex w16sdtdh w16sdtfl w16du wp14">
   <w:abstractNum w:abstractNumId="0" w15:restartNumberingAfterBreak="0">
+    <w:nsid w:val="07DF25F8"/>
+    <w:multiLevelType w:val="multilevel"/>
+    <w:tmpl w:val="CC4056D6"/>
+    <w:lvl w:ilvl="0">
+      <w:start w:val="1"/>
+      <w:numFmt w:val="decimal"/>
+      <w:lvlText w:val="%1"/>
+      <w:lvlJc w:val="left"/>
+      <w:pPr>
+        <w:ind w:left="360" w:hanging="360"/>
+      </w:pPr>
+      <w:rPr>
+        <w:rFonts w:hint="default"/>
+      </w:rPr>
+    </w:lvl>
+    <w:lvl w:ilvl="1">
+      <w:start w:val="1"/>
+      <w:numFmt w:val="decimal"/>
+      <w:lvlText w:val="%1.%2"/>
+      <w:lvlJc w:val="left"/>
+      <w:pPr>
+        <w:ind w:left="360" w:hanging="360"/>
+      </w:pPr>
+      <w:rPr>
+        <w:rFonts w:hint="default"/>
+      </w:rPr>
+    </w:lvl>
+    <w:lvl w:ilvl="2">
+      <w:start w:val="1"/>
+      <w:numFmt w:val="decimal"/>
+      <w:lvlText w:val="%1.%2.%3"/>
+      <w:lvlJc w:val="left"/>
+      <w:pPr>
+        <w:ind w:left="720" w:hanging="720"/>
+      </w:pPr>
+      <w:rPr>
+        <w:rFonts w:hint="default"/>
+      </w:rPr>
+    </w:lvl>
+    <w:lvl w:ilvl="3">
+      <w:start w:val="1"/>
+      <w:numFmt w:val="decimal"/>
+      <w:lvlText w:val="%1.%2.%3.%4"/>
+      <w:lvlJc w:val="left"/>
+      <w:pPr>
+        <w:ind w:left="720" w:hanging="720"/>
+      </w:pPr>
+      <w:rPr>
+        <w:rFonts w:hint="default"/>
+      </w:rPr>
+    </w:lvl>
+    <w:lvl w:ilvl="4">
+      <w:start w:val="1"/>
+      <w:numFmt w:val="decimal"/>
+      <w:lvlText w:val="%1.%2.%3.%4.%5"/>
+      <w:lvlJc w:val="left"/>
+      <w:pPr>
+        <w:ind w:left="1080" w:hanging="1080"/>
+      </w:pPr>
+      <w:rPr>
+        <w:rFonts w:hint="default"/>
+      </w:rPr>
+    </w:lvl>
+    <w:lvl w:ilvl="5">
+      <w:start w:val="1"/>
+      <w:numFmt w:val="decimal"/>
+      <w:lvlText w:val="%1.%2.%3.%4.%5.%6"/>
+      <w:lvlJc w:val="left"/>
+      <w:pPr>
+        <w:ind w:left="1080" w:hanging="1080"/>
+      </w:pPr>
+      <w:rPr>
+        <w:rFonts w:hint="default"/>
+      </w:rPr>
+    </w:lvl>
+    <w:lvl w:ilvl="6">
+      <w:start w:val="1"/>
+      <w:numFmt w:val="decimal"/>
+      <w:lvlText w:val="%1.%2.%3.%4.%5.%6.%7"/>
+      <w:lvlJc w:val="left"/>
+      <w:pPr>
+        <w:ind w:left="1440" w:hanging="1440"/>
+      </w:pPr>
+      <w:rPr>
+        <w:rFonts w:hint="default"/>
+      </w:rPr>
+    </w:lvl>
+    <w:lvl w:ilvl="7">
+      <w:start w:val="1"/>
+      <w:numFmt w:val="decimal"/>
+      <w:lvlText w:val="%1.%2.%3.%4.%5.%6.%7.%8"/>
+      <w:lvlJc w:val="left"/>
+      <w:pPr>
+        <w:ind w:left="1440" w:hanging="1440"/>
+      </w:pPr>
+      <w:rPr>
+        <w:rFonts w:hint="default"/>
+      </w:rPr>
+    </w:lvl>
+    <w:lvl w:ilvl="8">
+      <w:start w:val="1"/>
+      <w:numFmt w:val="decimal"/>
+      <w:lvlText w:val="%1.%2.%3.%4.%5.%6.%7.%8.%9"/>
+      <w:lvlJc w:val="left"/>
+      <w:pPr>
+        <w:ind w:left="1800" w:hanging="1800"/>
+      </w:pPr>
+      <w:rPr>
+        <w:rFonts w:hint="default"/>
+      </w:rPr>
+    </w:lvl>
+  </w:abstractNum>
+  <w:abstractNum w:abstractNumId="1" w15:restartNumberingAfterBreak="0">
     <w:nsid w:val="13B37A6B"/>
     <w:multiLevelType w:val="hybridMultilevel"/>
     <w:tmpl w:val="2A44C10C"/>
@@ -4668,7 +7230,7 @@
       </w:pPr>
     </w:lvl>
   </w:abstractNum>
-  <w:abstractNum w:abstractNumId="1" w15:restartNumberingAfterBreak="0">
+  <w:abstractNum w:abstractNumId="2" w15:restartNumberingAfterBreak="0">
     <w:nsid w:val="1C714552"/>
     <w:multiLevelType w:val="multilevel"/>
     <w:tmpl w:val="4D60E378"/>
@@ -4781,7 +7343,7 @@
       </w:rPr>
     </w:lvl>
   </w:abstractNum>
-  <w:abstractNum w:abstractNumId="2" w15:restartNumberingAfterBreak="0">
+  <w:abstractNum w:abstractNumId="3" w15:restartNumberingAfterBreak="0">
     <w:nsid w:val="2451694A"/>
     <w:multiLevelType w:val="hybridMultilevel"/>
     <w:tmpl w:val="79E48E78"/>
@@ -4870,14 +7432,401 @@
       </w:pPr>
     </w:lvl>
   </w:abstractNum>
+  <w:abstractNum w:abstractNumId="4" w15:restartNumberingAfterBreak="0">
+    <w:nsid w:val="355F28EF"/>
+    <w:multiLevelType w:val="hybridMultilevel"/>
+    <w:tmpl w:val="15DC1FE6"/>
+    <w:lvl w:ilvl="0" w:tplc="040E0001">
+      <w:start w:val="1"/>
+      <w:numFmt w:val="bullet"/>
+      <w:lvlText w:val=""/>
+      <w:lvlJc w:val="left"/>
+      <w:pPr>
+        <w:ind w:left="720" w:hanging="360"/>
+      </w:pPr>
+      <w:rPr>
+        <w:rFonts w:ascii="Symbol" w:hAnsi="Symbol" w:hint="default"/>
+      </w:rPr>
+    </w:lvl>
+    <w:lvl w:ilvl="1" w:tplc="040E0003" w:tentative="1">
+      <w:start w:val="1"/>
+      <w:numFmt w:val="bullet"/>
+      <w:lvlText w:val="o"/>
+      <w:lvlJc w:val="left"/>
+      <w:pPr>
+        <w:ind w:left="1440" w:hanging="360"/>
+      </w:pPr>
+      <w:rPr>
+        <w:rFonts w:ascii="Courier New" w:hAnsi="Courier New" w:cs="Courier New" w:hint="default"/>
+      </w:rPr>
+    </w:lvl>
+    <w:lvl w:ilvl="2" w:tplc="040E0005" w:tentative="1">
+      <w:start w:val="1"/>
+      <w:numFmt w:val="bullet"/>
+      <w:lvlText w:val=""/>
+      <w:lvlJc w:val="left"/>
+      <w:pPr>
+        <w:ind w:left="2160" w:hanging="360"/>
+      </w:pPr>
+      <w:rPr>
+        <w:rFonts w:ascii="Wingdings" w:hAnsi="Wingdings" w:hint="default"/>
+      </w:rPr>
+    </w:lvl>
+    <w:lvl w:ilvl="3" w:tplc="040E0001" w:tentative="1">
+      <w:start w:val="1"/>
+      <w:numFmt w:val="bullet"/>
+      <w:lvlText w:val=""/>
+      <w:lvlJc w:val="left"/>
+      <w:pPr>
+        <w:ind w:left="2880" w:hanging="360"/>
+      </w:pPr>
+      <w:rPr>
+        <w:rFonts w:ascii="Symbol" w:hAnsi="Symbol" w:hint="default"/>
+      </w:rPr>
+    </w:lvl>
+    <w:lvl w:ilvl="4" w:tplc="040E0003" w:tentative="1">
+      <w:start w:val="1"/>
+      <w:numFmt w:val="bullet"/>
+      <w:lvlText w:val="o"/>
+      <w:lvlJc w:val="left"/>
+      <w:pPr>
+        <w:ind w:left="3600" w:hanging="360"/>
+      </w:pPr>
+      <w:rPr>
+        <w:rFonts w:ascii="Courier New" w:hAnsi="Courier New" w:cs="Courier New" w:hint="default"/>
+      </w:rPr>
+    </w:lvl>
+    <w:lvl w:ilvl="5" w:tplc="040E0005" w:tentative="1">
+      <w:start w:val="1"/>
+      <w:numFmt w:val="bullet"/>
+      <w:lvlText w:val=""/>
+      <w:lvlJc w:val="left"/>
+      <w:pPr>
+        <w:ind w:left="4320" w:hanging="360"/>
+      </w:pPr>
+      <w:rPr>
+        <w:rFonts w:ascii="Wingdings" w:hAnsi="Wingdings" w:hint="default"/>
+      </w:rPr>
+    </w:lvl>
+    <w:lvl w:ilvl="6" w:tplc="040E0001" w:tentative="1">
+      <w:start w:val="1"/>
+      <w:numFmt w:val="bullet"/>
+      <w:lvlText w:val=""/>
+      <w:lvlJc w:val="left"/>
+      <w:pPr>
+        <w:ind w:left="5040" w:hanging="360"/>
+      </w:pPr>
+      <w:rPr>
+        <w:rFonts w:ascii="Symbol" w:hAnsi="Symbol" w:hint="default"/>
+      </w:rPr>
+    </w:lvl>
+    <w:lvl w:ilvl="7" w:tplc="040E0003" w:tentative="1">
+      <w:start w:val="1"/>
+      <w:numFmt w:val="bullet"/>
+      <w:lvlText w:val="o"/>
+      <w:lvlJc w:val="left"/>
+      <w:pPr>
+        <w:ind w:left="5760" w:hanging="360"/>
+      </w:pPr>
+      <w:rPr>
+        <w:rFonts w:ascii="Courier New" w:hAnsi="Courier New" w:cs="Courier New" w:hint="default"/>
+      </w:rPr>
+    </w:lvl>
+    <w:lvl w:ilvl="8" w:tplc="040E0005" w:tentative="1">
+      <w:start w:val="1"/>
+      <w:numFmt w:val="bullet"/>
+      <w:lvlText w:val=""/>
+      <w:lvlJc w:val="left"/>
+      <w:pPr>
+        <w:ind w:left="6480" w:hanging="360"/>
+      </w:pPr>
+      <w:rPr>
+        <w:rFonts w:ascii="Wingdings" w:hAnsi="Wingdings" w:hint="default"/>
+      </w:rPr>
+    </w:lvl>
+  </w:abstractNum>
+  <w:abstractNum w:abstractNumId="5" w15:restartNumberingAfterBreak="0">
+    <w:nsid w:val="4FD017AF"/>
+    <w:multiLevelType w:val="hybridMultilevel"/>
+    <w:tmpl w:val="A412CA60"/>
+    <w:lvl w:ilvl="0" w:tplc="040E0001">
+      <w:start w:val="1"/>
+      <w:numFmt w:val="bullet"/>
+      <w:lvlText w:val=""/>
+      <w:lvlJc w:val="left"/>
+      <w:pPr>
+        <w:ind w:left="720" w:hanging="360"/>
+      </w:pPr>
+      <w:rPr>
+        <w:rFonts w:ascii="Symbol" w:hAnsi="Symbol" w:hint="default"/>
+      </w:rPr>
+    </w:lvl>
+    <w:lvl w:ilvl="1" w:tplc="040E0003" w:tentative="1">
+      <w:start w:val="1"/>
+      <w:numFmt w:val="bullet"/>
+      <w:lvlText w:val="o"/>
+      <w:lvlJc w:val="left"/>
+      <w:pPr>
+        <w:ind w:left="1440" w:hanging="360"/>
+      </w:pPr>
+      <w:rPr>
+        <w:rFonts w:ascii="Courier New" w:hAnsi="Courier New" w:cs="Courier New" w:hint="default"/>
+      </w:rPr>
+    </w:lvl>
+    <w:lvl w:ilvl="2" w:tplc="040E0005" w:tentative="1">
+      <w:start w:val="1"/>
+      <w:numFmt w:val="bullet"/>
+      <w:lvlText w:val=""/>
+      <w:lvlJc w:val="left"/>
+      <w:pPr>
+        <w:ind w:left="2160" w:hanging="360"/>
+      </w:pPr>
+      <w:rPr>
+        <w:rFonts w:ascii="Wingdings" w:hAnsi="Wingdings" w:hint="default"/>
+      </w:rPr>
+    </w:lvl>
+    <w:lvl w:ilvl="3" w:tplc="040E0001" w:tentative="1">
+      <w:start w:val="1"/>
+      <w:numFmt w:val="bullet"/>
+      <w:lvlText w:val=""/>
+      <w:lvlJc w:val="left"/>
+      <w:pPr>
+        <w:ind w:left="2880" w:hanging="360"/>
+      </w:pPr>
+      <w:rPr>
+        <w:rFonts w:ascii="Symbol" w:hAnsi="Symbol" w:hint="default"/>
+      </w:rPr>
+    </w:lvl>
+    <w:lvl w:ilvl="4" w:tplc="040E0003" w:tentative="1">
+      <w:start w:val="1"/>
+      <w:numFmt w:val="bullet"/>
+      <w:lvlText w:val="o"/>
+      <w:lvlJc w:val="left"/>
+      <w:pPr>
+        <w:ind w:left="3600" w:hanging="360"/>
+      </w:pPr>
+      <w:rPr>
+        <w:rFonts w:ascii="Courier New" w:hAnsi="Courier New" w:cs="Courier New" w:hint="default"/>
+      </w:rPr>
+    </w:lvl>
+    <w:lvl w:ilvl="5" w:tplc="040E0005" w:tentative="1">
+      <w:start w:val="1"/>
+      <w:numFmt w:val="bullet"/>
+      <w:lvlText w:val=""/>
+      <w:lvlJc w:val="left"/>
+      <w:pPr>
+        <w:ind w:left="4320" w:hanging="360"/>
+      </w:pPr>
+      <w:rPr>
+        <w:rFonts w:ascii="Wingdings" w:hAnsi="Wingdings" w:hint="default"/>
+      </w:rPr>
+    </w:lvl>
+    <w:lvl w:ilvl="6" w:tplc="040E0001" w:tentative="1">
+      <w:start w:val="1"/>
+      <w:numFmt w:val="bullet"/>
+      <w:lvlText w:val=""/>
+      <w:lvlJc w:val="left"/>
+      <w:pPr>
+        <w:ind w:left="5040" w:hanging="360"/>
+      </w:pPr>
+      <w:rPr>
+        <w:rFonts w:ascii="Symbol" w:hAnsi="Symbol" w:hint="default"/>
+      </w:rPr>
+    </w:lvl>
+    <w:lvl w:ilvl="7" w:tplc="040E0003" w:tentative="1">
+      <w:start w:val="1"/>
+      <w:numFmt w:val="bullet"/>
+      <w:lvlText w:val="o"/>
+      <w:lvlJc w:val="left"/>
+      <w:pPr>
+        <w:ind w:left="5760" w:hanging="360"/>
+      </w:pPr>
+      <w:rPr>
+        <w:rFonts w:ascii="Courier New" w:hAnsi="Courier New" w:cs="Courier New" w:hint="default"/>
+      </w:rPr>
+    </w:lvl>
+    <w:lvl w:ilvl="8" w:tplc="040E0005" w:tentative="1">
+      <w:start w:val="1"/>
+      <w:numFmt w:val="bullet"/>
+      <w:lvlText w:val=""/>
+      <w:lvlJc w:val="left"/>
+      <w:pPr>
+        <w:ind w:left="6480" w:hanging="360"/>
+      </w:pPr>
+      <w:rPr>
+        <w:rFonts w:ascii="Wingdings" w:hAnsi="Wingdings" w:hint="default"/>
+      </w:rPr>
+    </w:lvl>
+  </w:abstractNum>
+  <w:abstractNum w:abstractNumId="6" w15:restartNumberingAfterBreak="0">
+    <w:nsid w:val="7E9617D5"/>
+    <w:multiLevelType w:val="multilevel"/>
+    <w:tmpl w:val="EA32FDB6"/>
+    <w:lvl w:ilvl="0">
+      <w:start w:val="1"/>
+      <w:numFmt w:val="bullet"/>
+      <w:lvlText w:val=""/>
+      <w:lvlJc w:val="left"/>
+      <w:pPr>
+        <w:tabs>
+          <w:tab w:val="num" w:pos="720"/>
+        </w:tabs>
+        <w:ind w:left="720" w:hanging="360"/>
+      </w:pPr>
+      <w:rPr>
+        <w:rFonts w:ascii="Symbol" w:hAnsi="Symbol" w:hint="default"/>
+        <w:sz w:val="20"/>
+      </w:rPr>
+    </w:lvl>
+    <w:lvl w:ilvl="1" w:tentative="1">
+      <w:start w:val="1"/>
+      <w:numFmt w:val="bullet"/>
+      <w:lvlText w:val="o"/>
+      <w:lvlJc w:val="left"/>
+      <w:pPr>
+        <w:tabs>
+          <w:tab w:val="num" w:pos="1440"/>
+        </w:tabs>
+        <w:ind w:left="1440" w:hanging="360"/>
+      </w:pPr>
+      <w:rPr>
+        <w:rFonts w:ascii="Courier New" w:hAnsi="Courier New" w:hint="default"/>
+        <w:sz w:val="20"/>
+      </w:rPr>
+    </w:lvl>
+    <w:lvl w:ilvl="2" w:tentative="1">
+      <w:start w:val="1"/>
+      <w:numFmt w:val="bullet"/>
+      <w:lvlText w:val=""/>
+      <w:lvlJc w:val="left"/>
+      <w:pPr>
+        <w:tabs>
+          <w:tab w:val="num" w:pos="2160"/>
+        </w:tabs>
+        <w:ind w:left="2160" w:hanging="360"/>
+      </w:pPr>
+      <w:rPr>
+        <w:rFonts w:ascii="Wingdings" w:hAnsi="Wingdings" w:hint="default"/>
+        <w:sz w:val="20"/>
+      </w:rPr>
+    </w:lvl>
+    <w:lvl w:ilvl="3" w:tentative="1">
+      <w:start w:val="1"/>
+      <w:numFmt w:val="bullet"/>
+      <w:lvlText w:val=""/>
+      <w:lvlJc w:val="left"/>
+      <w:pPr>
+        <w:tabs>
+          <w:tab w:val="num" w:pos="2880"/>
+        </w:tabs>
+        <w:ind w:left="2880" w:hanging="360"/>
+      </w:pPr>
+      <w:rPr>
+        <w:rFonts w:ascii="Wingdings" w:hAnsi="Wingdings" w:hint="default"/>
+        <w:sz w:val="20"/>
+      </w:rPr>
+    </w:lvl>
+    <w:lvl w:ilvl="4" w:tentative="1">
+      <w:start w:val="1"/>
+      <w:numFmt w:val="bullet"/>
+      <w:lvlText w:val=""/>
+      <w:lvlJc w:val="left"/>
+      <w:pPr>
+        <w:tabs>
+          <w:tab w:val="num" w:pos="3600"/>
+        </w:tabs>
+        <w:ind w:left="3600" w:hanging="360"/>
+      </w:pPr>
+      <w:rPr>
+        <w:rFonts w:ascii="Wingdings" w:hAnsi="Wingdings" w:hint="default"/>
+        <w:sz w:val="20"/>
+      </w:rPr>
+    </w:lvl>
+    <w:lvl w:ilvl="5" w:tentative="1">
+      <w:start w:val="1"/>
+      <w:numFmt w:val="bullet"/>
+      <w:lvlText w:val=""/>
+      <w:lvlJc w:val="left"/>
+      <w:pPr>
+        <w:tabs>
+          <w:tab w:val="num" w:pos="4320"/>
+        </w:tabs>
+        <w:ind w:left="4320" w:hanging="360"/>
+      </w:pPr>
+      <w:rPr>
+        <w:rFonts w:ascii="Wingdings" w:hAnsi="Wingdings" w:hint="default"/>
+        <w:sz w:val="20"/>
+      </w:rPr>
+    </w:lvl>
+    <w:lvl w:ilvl="6" w:tentative="1">
+      <w:start w:val="1"/>
+      <w:numFmt w:val="bullet"/>
+      <w:lvlText w:val=""/>
+      <w:lvlJc w:val="left"/>
+      <w:pPr>
+        <w:tabs>
+          <w:tab w:val="num" w:pos="5040"/>
+        </w:tabs>
+        <w:ind w:left="5040" w:hanging="360"/>
+      </w:pPr>
+      <w:rPr>
+        <w:rFonts w:ascii="Wingdings" w:hAnsi="Wingdings" w:hint="default"/>
+        <w:sz w:val="20"/>
+      </w:rPr>
+    </w:lvl>
+    <w:lvl w:ilvl="7" w:tentative="1">
+      <w:start w:val="1"/>
+      <w:numFmt w:val="bullet"/>
+      <w:lvlText w:val=""/>
+      <w:lvlJc w:val="left"/>
+      <w:pPr>
+        <w:tabs>
+          <w:tab w:val="num" w:pos="5760"/>
+        </w:tabs>
+        <w:ind w:left="5760" w:hanging="360"/>
+      </w:pPr>
+      <w:rPr>
+        <w:rFonts w:ascii="Wingdings" w:hAnsi="Wingdings" w:hint="default"/>
+        <w:sz w:val="20"/>
+      </w:rPr>
+    </w:lvl>
+    <w:lvl w:ilvl="8" w:tentative="1">
+      <w:start w:val="1"/>
+      <w:numFmt w:val="bullet"/>
+      <w:lvlText w:val=""/>
+      <w:lvlJc w:val="left"/>
+      <w:pPr>
+        <w:tabs>
+          <w:tab w:val="num" w:pos="6480"/>
+        </w:tabs>
+        <w:ind w:left="6480" w:hanging="360"/>
+      </w:pPr>
+      <w:rPr>
+        <w:rFonts w:ascii="Wingdings" w:hAnsi="Wingdings" w:hint="default"/>
+        <w:sz w:val="20"/>
+      </w:rPr>
+    </w:lvl>
+  </w:abstractNum>
   <w:num w:numId="1" w16cid:durableId="1198007315">
+    <w:abstractNumId w:val="1"/>
+  </w:num>
+  <w:num w:numId="2" w16cid:durableId="196431895">
+    <w:abstractNumId w:val="3"/>
+  </w:num>
+  <w:num w:numId="3" w16cid:durableId="206062998">
+    <w:abstractNumId w:val="2"/>
+  </w:num>
+  <w:num w:numId="4" w16cid:durableId="1685474835">
     <w:abstractNumId w:val="0"/>
   </w:num>
-  <w:num w:numId="2" w16cid:durableId="196431895">
-    <w:abstractNumId w:val="2"/>
+  <w:num w:numId="5" w16cid:durableId="1730152268">
+    <w:abstractNumId w:val="6"/>
   </w:num>
-  <w:num w:numId="3" w16cid:durableId="206062998">
-    <w:abstractNumId w:val="1"/>
+  <w:num w:numId="6" w16cid:durableId="801383634">
+    <w:abstractNumId w:val="4"/>
+  </w:num>
+  <w:num w:numId="7" w16cid:durableId="1793397492">
+    <w:abstractNumId w:val="5"/>
   </w:num>
 </w:numbering>
 </file>

--- a/docs/Szabó_Patrik_Péter_DRX7R2_szakdolgozat.docx
+++ b/docs/Szabó_Patrik_Péter_DRX7R2_szakdolgozat.docx
@@ -51,15 +51,6 @@
         </w:rPr>
         <w:br/>
         <w:t>Informatikai Intézet</w:t>
-      </w:r>
-      <w:r>
-        <w:rPr>
-          <w:b/>
-          <w:bCs/>
-          <w:sz w:val="36"/>
-          <w:szCs w:val="36"/>
-        </w:rPr>
-        <w:t>-</w:t>
       </w:r>
     </w:p>
     <w:p>
@@ -1651,15 +1642,7 @@
         <w:tab/>
       </w:r>
       <w:r>
-        <w:t xml:space="preserve">A kitöltők többsége férfi volt, és több korcsoport is képviseltette magát, ami lehetővé tette különböző felhasználói igények vizsgálatát. A válaszadók jelentős része több éves, </w:t>
-      </w:r>
-      <w:proofErr w:type="spellStart"/>
-      <w:r>
-        <w:t>esetenként</w:t>
-      </w:r>
-      <w:proofErr w:type="spellEnd"/>
-      <w:r>
-        <w:t xml:space="preserve"> évtizedes horgászati tapasztalattal rendelkezik, ami arra utal, hogy a célcsoport nem kizárólag kezdő horgászokból áll. Ennek megfelelően egy ilyen alkalmazásnak a tapasztaltabb felhasználók igényeit is ki kell szolgálnia.</w:t>
+        <w:t>A kitöltők többsége férfi volt, és több korcsoport is képviseltette magát, ami lehetővé tette különböző felhasználói igények vizsgálatát. A válaszadók jelentős része több éves, esetenként évtizedes horgászati tapasztalattal rendelkezik, ami arra utal, hogy a célcsoport nem kizárólag kezdő horgászokból áll. Ennek megfelelően egy ilyen alkalmazásnak a tapasztaltabb felhasználók igényeit is ki kell szolgálnia.</w:t>
       </w:r>
     </w:p>
     <w:p>
@@ -1814,7 +1797,7 @@
                 <v:stroke joinstyle="miter"/>
                 <v:path gradientshapeok="t" o:connecttype="rect"/>
               </v:shapetype>
-              <v:shape id="Szövegdoboz 1" o:spid="_x0000_s1026" type="#_x0000_t202" style="position:absolute;left:0;text-align:left;margin-left:46.8pt;margin-top:331.25pt;width:5in;height:.05pt;z-index:251660288;visibility:visible;mso-wrap-style:square;mso-wrap-distance-left:9pt;mso-wrap-distance-top:0;mso-wrap-distance-right:9pt;mso-wrap-distance-bottom:0;mso-position-horizontal:absolute;mso-position-horizontal-relative:text;mso-position-vertical:absolute;mso-position-vertical-relative:text;v-text-anchor:top" o:gfxdata="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" stroked="f">
+              <v:shape id="Szövegdoboz 1" o:spid="_x0000_s1026" type="#_x0000_t202" style="position:absolute;left:0;text-align:left;margin-left:46.8pt;margin-top:331.25pt;width:5in;height:.05pt;z-index:251660288;visibility:visible;mso-wrap-style:square;mso-wrap-distance-left:9pt;mso-wrap-distance-top:0;mso-wrap-distance-right:9pt;mso-wrap-distance-bottom:0;mso-position-horizontal:absolute;mso-position-horizontal-relative:text;mso-position-vertical:absolute;mso-position-vertical-relative:text;v-text-anchor:top" o:gfxdata="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" stroked="f">
                 <v:textbox style="mso-fit-shape-to-text:t" inset="0,0,0,0">
                   <w:txbxContent>
                     <w:p>
@@ -2016,7 +1999,7 @@
           </mc:Choice>
           <mc:Fallback>
             <w:pict>
-              <v:shape w14:anchorId="6414C23E" id="_x0000_s1027" type="#_x0000_t202" style="position:absolute;left:0;text-align:left;margin-left:46.8pt;margin-top:309.35pt;width:5in;height:.05pt;z-index:251663360;visibility:visible;mso-wrap-style:square;mso-wrap-distance-left:9pt;mso-wrap-distance-top:0;mso-wrap-distance-right:9pt;mso-wrap-distance-bottom:0;mso-position-horizontal:absolute;mso-position-horizontal-relative:text;mso-position-vertical:absolute;mso-position-vertical-relative:text;v-text-anchor:top" o:gfxdata="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" stroked="f">
+              <v:shape w14:anchorId="6414C23E" id="_x0000_s1027" type="#_x0000_t202" style="position:absolute;left:0;text-align:left;margin-left:46.8pt;margin-top:309.35pt;width:5in;height:.05pt;z-index:251663360;visibility:visible;mso-wrap-style:square;mso-wrap-distance-left:9pt;mso-wrap-distance-top:0;mso-wrap-distance-right:9pt;mso-wrap-distance-bottom:0;mso-position-horizontal:absolute;mso-position-horizontal-relative:text;mso-position-vertical:absolute;mso-position-vertical-relative:text;v-text-anchor:top" o:gfxdata="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" stroked="f">
                 <v:textbox style="mso-fit-shape-to-text:t" inset="0,0,0,0">
                   <w:txbxContent>
                     <w:p>
@@ -2216,7 +2199,7 @@
           </mc:Choice>
           <mc:Fallback>
             <w:pict>
-              <v:shape w14:anchorId="37845A19" id="_x0000_s1028" type="#_x0000_t202" style="position:absolute;left:0;text-align:left;margin-left:46.8pt;margin-top:550.5pt;width:5in;height:.05pt;z-index:251666432;visibility:visible;mso-wrap-style:square;mso-wrap-distance-left:9pt;mso-wrap-distance-top:0;mso-wrap-distance-right:9pt;mso-wrap-distance-bottom:0;mso-position-horizontal:absolute;mso-position-horizontal-relative:text;mso-position-vertical:absolute;mso-position-vertical-relative:text;v-text-anchor:top" o:gfxdata="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" stroked="f">
+              <v:shape w14:anchorId="37845A19" id="_x0000_s1028" type="#_x0000_t202" style="position:absolute;left:0;text-align:left;margin-left:46.8pt;margin-top:550.5pt;width:5in;height:.05pt;z-index:251666432;visibility:visible;mso-wrap-style:square;mso-wrap-distance-left:9pt;mso-wrap-distance-top:0;mso-wrap-distance-right:9pt;mso-wrap-distance-bottom:0;mso-position-horizontal:absolute;mso-position-horizontal-relative:text;mso-position-vertical:absolute;mso-position-vertical-relative:text;v-text-anchor:top" o:gfxdata="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" stroked="f">
                 <v:textbox style="mso-fit-shape-to-text:t" inset="0,0,0,0">
                   <w:txbxContent>
                     <w:p>
@@ -4266,14 +4249,7 @@
           <w:b/>
           <w:bCs/>
         </w:rPr>
-        <w:t>2.</w:t>
-      </w:r>
-      <w:r>
-        <w:rPr>
-          <w:b/>
-          <w:bCs/>
-        </w:rPr>
-        <w:t>3</w:t>
+        <w:t>2.3</w:t>
       </w:r>
       <w:r>
         <w:rPr>
@@ -4492,10 +4468,7 @@
                               <w:fldChar w:fldCharType="end"/>
                             </w:r>
                             <w:r>
-                              <w:t xml:space="preserve">. ábra A </w:t>
-                            </w:r>
-                            <w:r>
-                              <w:t>PecaPont webalkalmazás használati eset diagramja</w:t>
+                              <w:t>. ábra A PecaPont webalkalmazás használati eset diagramja</w:t>
                             </w:r>
                           </w:p>
                         </w:txbxContent>
@@ -4514,7 +4487,7 @@
           </mc:Choice>
           <mc:Fallback>
             <w:pict>
-              <v:shape w14:anchorId="4CAFC893" id="_x0000_s1029" type="#_x0000_t202" style="position:absolute;left:0;text-align:left;margin-left:0;margin-top:679.65pt;width:373.95pt;height:.05pt;z-index:251669504;visibility:visible;mso-wrap-style:square;mso-wrap-distance-left:9pt;mso-wrap-distance-top:0;mso-wrap-distance-right:9pt;mso-wrap-distance-bottom:0;mso-position-horizontal:center;mso-position-horizontal-relative:margin;mso-position-vertical:absolute;mso-position-vertical-relative:text;v-text-anchor:top" o:gfxdata="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" stroked="f">
+              <v:shape w14:anchorId="4CAFC893" id="_x0000_s1029" type="#_x0000_t202" style="position:absolute;left:0;text-align:left;margin-left:0;margin-top:679.65pt;width:373.95pt;height:.05pt;z-index:251669504;visibility:visible;mso-wrap-style:square;mso-wrap-distance-left:9pt;mso-wrap-distance-top:0;mso-wrap-distance-right:9pt;mso-wrap-distance-bottom:0;mso-position-horizontal:center;mso-position-horizontal-relative:margin;mso-position-vertical:absolute;mso-position-vertical-relative:text;v-text-anchor:top" o:gfxdata="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" stroked="f">
                 <v:textbox style="mso-fit-shape-to-text:t" inset="0,0,0,0">
                   <w:txbxContent>
                     <w:p>
@@ -4557,10 +4530,7 @@
                         <w:fldChar w:fldCharType="end"/>
                       </w:r>
                       <w:r>
-                        <w:t xml:space="preserve">. ábra A </w:t>
-                      </w:r>
-                      <w:r>
-                        <w:t>PecaPont webalkalmazás használati eset diagramja</w:t>
+                        <w:t>. ábra A PecaPont webalkalmazás használati eset diagramja</w:t>
                       </w:r>
                     </w:p>
                   </w:txbxContent>
@@ -4591,14 +4561,7 @@
           <w:bCs/>
         </w:rPr>
         <w:lastRenderedPageBreak/>
-        <w:t>2.</w:t>
-      </w:r>
-      <w:r>
-        <w:rPr>
-          <w:b/>
-          <w:bCs/>
-        </w:rPr>
-        <w:t>4</w:t>
+        <w:t>2.4</w:t>
       </w:r>
       <w:r>
         <w:rPr>
@@ -5895,13 +5858,7 @@
         <w:tab/>
       </w:r>
       <w:r>
-        <w:t xml:space="preserve">Ezek a komponensek a Page komponenseken belül kerülnek felhasználásra, és kisebb, </w:t>
-      </w:r>
-      <w:r>
-        <w:t>újrafelhasználható</w:t>
-      </w:r>
-      <w:r>
-        <w:t xml:space="preserve"> egységeket alkotnak.</w:t>
+        <w:t>Ezek a komponensek a Page komponenseken belül kerülnek felhasználásra, és kisebb, újrafelhasználható egységeket alkotnak.</w:t>
       </w:r>
     </w:p>
     <w:p>
@@ -6285,10 +6242,7 @@
         <w:br/>
       </w:r>
       <w:r>
-        <w:t>A webalkalmazás</w:t>
-      </w:r>
-      <w:r>
-        <w:t xml:space="preserve"> Cikkek oldala. A felhasználók itt tudnak böngészni és keresni a cikkek között.</w:t>
+        <w:t>A webalkalmazás Cikkek oldala. A felhasználók itt tudnak böngészni és keresni a cikkek között.</w:t>
       </w:r>
     </w:p>
     <w:p>
@@ -6332,10 +6286,7 @@
         <w:br/>
       </w:r>
       <w:r>
-        <w:t>A webalkalmazás</w:t>
-      </w:r>
-      <w:r>
-        <w:t xml:space="preserve"> egy adott cikkjét részletező oldal. Egy adott cikk részletes megjelenítéséért felel, megjelennek a részletek és a teljes tartalom.</w:t>
+        <w:t>A webalkalmazás egy adott cikkjét részletező oldal. Egy adott cikk részletes megjelenítéséért felel, megjelennek a részletek és a teljes tartalom.</w:t>
       </w:r>
     </w:p>
     <w:p>
@@ -6379,10 +6330,7 @@
         <w:br/>
       </w:r>
       <w:r>
-        <w:t>A webalkalmazás</w:t>
-      </w:r>
-      <w:r>
-        <w:t xml:space="preserve"> cikkek írásáért felelős oldala. Az </w:t>
+        <w:t xml:space="preserve">A webalkalmazás cikkek írásáért felelős oldala. Az </w:t>
       </w:r>
       <w:r>
         <w:t>admin,</w:t>
@@ -6423,10 +6371,7 @@
         <w:br/>
       </w:r>
       <w:r>
-        <w:t>A webalkalmazás</w:t>
-      </w:r>
-      <w:r>
-        <w:t xml:space="preserve"> Versenyek oldala. Az aktuális horgászversenyek listáját jeleníti meg. A felhasználók kereshetnek és rendezhetik a tartalmat.</w:t>
+        <w:t>A webalkalmazás Versenyek oldala. Az aktuális horgászversenyek listáját jeleníti meg. A felhasználók kereshetnek és rendezhetik a tartalmat.</w:t>
       </w:r>
     </w:p>
     <w:p>
@@ -6477,10 +6422,7 @@
         <w:br/>
       </w:r>
       <w:r>
-        <w:t>A webalkalmazás</w:t>
-      </w:r>
-      <w:r>
-        <w:t xml:space="preserve"> egy adott versenyét megjelenítő oldal. A verseny részletes leírását, időpontját és fontos információt jeleníti meg.</w:t>
+        <w:t>A webalkalmazás egy adott versenyét megjelenítő oldal. A verseny részletes leírását, időpontját és fontos információt jeleníti meg.</w:t>
       </w:r>
     </w:p>
     <w:p>
@@ -6532,10 +6474,7 @@
         <w:br/>
       </w:r>
       <w:r>
-        <w:t>A webalkalmazás</w:t>
-      </w:r>
-      <w:r>
-        <w:t xml:space="preserve"> versenyek publikálására szolgáló oldala. Az </w:t>
+        <w:t xml:space="preserve">A webalkalmazás versenyek publikálására szolgáló oldala. Az </w:t>
       </w:r>
       <w:r>
         <w:t>admin,</w:t>
@@ -6840,28 +6779,497 @@
         <w:br/>
       </w:r>
       <w:r>
-        <w:t>A webalkalmazás</w:t>
+        <w:t xml:space="preserve">A webalkalmazás </w:t>
+      </w:r>
+      <w:r>
+        <w:t xml:space="preserve">admin panelének felhasználók kezelésére szolgáló része. </w:t>
+      </w:r>
+      <w:r>
+        <w:t xml:space="preserve">Az </w:t>
+      </w:r>
+      <w:r>
+        <w:t>admin szerepkörrel rendelkező felhasználók</w:t>
+      </w:r>
+      <w:r>
+        <w:t xml:space="preserve"> számára lehetőséget biztosít a felhasználók kezelésére.</w:t>
       </w:r>
       <w:r>
         <w:t xml:space="preserve"> </w:t>
       </w:r>
       <w:r>
-        <w:t xml:space="preserve">admin panelének felhasználók kezelésére szolgáló része. </w:t>
+        <w:t>A komponens megjeleníti a felhasználók listáját, és lehetőséget ad a szerepkörök módosítására, ezáltal támogatva a jogosultságkezelést a rendszerben.</w:t>
+      </w:r>
+    </w:p>
+    <w:p>
+      <w:pPr>
+        <w:tabs>
+          <w:tab w:val="left" w:pos="567"/>
+        </w:tabs>
+        <w:spacing w:after="120" w:line="386" w:lineRule="auto"/>
+        <w:ind w:left="0" w:firstLine="0"/>
+      </w:pPr>
+      <w:r>
+        <w:t>A PecaPont webalkalmazásban az alábbi újrafelhasználható komponenseket hoztam létre:</w:t>
+      </w:r>
+    </w:p>
+    <w:p>
+      <w:pPr>
+        <w:pStyle w:val="Listaszerbekezds"/>
+        <w:numPr>
+          <w:ilvl w:val="0"/>
+          <w:numId w:val="8"/>
+        </w:numPr>
+        <w:tabs>
+          <w:tab w:val="left" w:pos="567"/>
+        </w:tabs>
+        <w:spacing w:after="120" w:line="386" w:lineRule="auto"/>
+        <w:ind w:left="567" w:hanging="567"/>
+      </w:pPr>
+      <w:proofErr w:type="spellStart"/>
+      <w:r>
+        <w:rPr>
+          <w:i/>
+          <w:iCs/>
+        </w:rPr>
+        <w:t>navbar</w:t>
+      </w:r>
+      <w:proofErr w:type="spellEnd"/>
+      <w:r>
+        <w:rPr>
+          <w:i/>
+          <w:iCs/>
+        </w:rPr>
+        <w:t>:</w:t>
+      </w:r>
+      <w:r>
+        <w:rPr>
+          <w:i/>
+          <w:iCs/>
+        </w:rPr>
+        <w:br/>
+      </w:r>
+      <w:r>
+        <w:t>A webalkalmazás fő navigációs eleme. Lehetővé teszi az oldalak közötti navigációt. A komponens minden oldalon megjelenik, biztosítva az egységes felhasználói élményt.</w:t>
+      </w:r>
+    </w:p>
+    <w:p>
+      <w:pPr>
+        <w:pStyle w:val="Listaszerbekezds"/>
+        <w:numPr>
+          <w:ilvl w:val="0"/>
+          <w:numId w:val="8"/>
+        </w:numPr>
+        <w:tabs>
+          <w:tab w:val="left" w:pos="567"/>
+        </w:tabs>
+        <w:spacing w:after="120" w:line="386" w:lineRule="auto"/>
+        <w:ind w:left="567" w:hanging="567"/>
+        <w:rPr>
+          <w:i/>
+          <w:iCs/>
+        </w:rPr>
+      </w:pPr>
+      <w:proofErr w:type="spellStart"/>
+      <w:r>
+        <w:rPr>
+          <w:i/>
+          <w:iCs/>
+        </w:rPr>
+        <w:lastRenderedPageBreak/>
+        <w:t>footer</w:t>
+      </w:r>
+      <w:proofErr w:type="spellEnd"/>
+      <w:r>
+        <w:rPr>
+          <w:i/>
+          <w:iCs/>
+        </w:rPr>
+        <w:t>:</w:t>
+      </w:r>
+      <w:r>
+        <w:rPr>
+          <w:i/>
+          <w:iCs/>
+        </w:rPr>
+        <w:br/>
+      </w:r>
+      <w:r>
+        <w:t>A webalkalmazás alsó részén megjelenő komponens. Egységes információkat tartalmaz, a komponens minden oldalon megjelenik, biztosítva a konzisztens felhasználói felületet.</w:t>
+      </w:r>
+    </w:p>
+    <w:p>
+      <w:pPr>
+        <w:tabs>
+          <w:tab w:val="left" w:pos="567"/>
+        </w:tabs>
+        <w:spacing w:after="120" w:line="386" w:lineRule="auto"/>
+        <w:ind w:left="0" w:firstLine="0"/>
+      </w:pPr>
+    </w:p>
+    <w:p>
+      <w:pPr>
+        <w:tabs>
+          <w:tab w:val="left" w:pos="567"/>
+        </w:tabs>
+        <w:spacing w:after="120" w:line="386" w:lineRule="auto"/>
+        <w:ind w:left="0" w:firstLine="0"/>
+        <w:jc w:val="center"/>
+        <w:rPr>
+          <w:b/>
+          <w:bCs/>
+        </w:rPr>
+      </w:pPr>
+      <w:r>
+        <w:rPr>
+          <w:b/>
+          <w:bCs/>
+        </w:rPr>
+        <w:t>6.2 Szolgáltatások (Servicek)</w:t>
+      </w:r>
+    </w:p>
+    <w:p>
+      <w:pPr>
+        <w:tabs>
+          <w:tab w:val="left" w:pos="567"/>
+        </w:tabs>
+        <w:spacing w:after="120" w:line="386" w:lineRule="auto"/>
+        <w:ind w:left="0" w:firstLine="0"/>
+      </w:pPr>
+      <w:r>
+        <w:tab/>
+      </w:r>
+      <w:r>
+        <w:t>A szolgáltatások (service-ek) az alkalmazás üzleti logikáját és az adatkezelést megvalósító osztályok. Feladatuk a komponensek és a backend szolgáltatások közötti kommunikáció biztosítása.</w:t>
+      </w:r>
+    </w:p>
+    <w:p>
+      <w:pPr>
+        <w:tabs>
+          <w:tab w:val="left" w:pos="567"/>
+        </w:tabs>
+        <w:spacing w:after="120" w:line="386" w:lineRule="auto"/>
+        <w:ind w:left="0" w:firstLine="0"/>
+      </w:pPr>
+      <w:r>
+        <w:tab/>
+      </w:r>
+      <w:r>
+        <w:t>Az Angular keretrendszer dependency injection mechanizmusának segítségével a szolgáltatások könnyen újrafelhasználhatók és több komponensben is elérhetők.</w:t>
+      </w:r>
+    </w:p>
+    <w:p>
+      <w:pPr>
+        <w:tabs>
+          <w:tab w:val="left" w:pos="567"/>
+        </w:tabs>
+        <w:spacing w:after="120" w:line="386" w:lineRule="auto"/>
+        <w:ind w:left="0" w:firstLine="0"/>
+      </w:pPr>
+      <w:r>
+        <w:tab/>
+      </w:r>
+      <w:r>
+        <w:t>A PecaPont webalkalmazásban a szolgáltatások elsősorban a Firebase alapú adatbázissal való kommunikációért, valamint az alkalmazás logikai működéséért felelősek.</w:t>
+      </w:r>
+    </w:p>
+    <w:p>
+      <w:pPr>
+        <w:tabs>
+          <w:tab w:val="left" w:pos="567"/>
+        </w:tabs>
+        <w:spacing w:after="120" w:line="386" w:lineRule="auto"/>
+        <w:ind w:left="0" w:firstLine="0"/>
+      </w:pPr>
+      <w:r>
+        <w:t>A PecaPont webalkalmazásban az alábbi szolgáltatásokat hoztam létre:</w:t>
+      </w:r>
+    </w:p>
+    <w:p>
+      <w:pPr>
+        <w:pStyle w:val="Listaszerbekezds"/>
+        <w:numPr>
+          <w:ilvl w:val="0"/>
+          <w:numId w:val="9"/>
+        </w:numPr>
+        <w:tabs>
+          <w:tab w:val="left" w:pos="567"/>
+        </w:tabs>
+        <w:spacing w:after="120" w:line="386" w:lineRule="auto"/>
+        <w:ind w:left="567" w:hanging="567"/>
+      </w:pPr>
+      <w:r>
+        <w:rPr>
+          <w:i/>
+          <w:iCs/>
+        </w:rPr>
+        <w:t>admin:</w:t>
+      </w:r>
+      <w:r>
+        <w:rPr>
+          <w:i/>
+          <w:iCs/>
+        </w:rPr>
+        <w:br/>
       </w:r>
       <w:r>
         <w:t xml:space="preserve">Az </w:t>
       </w:r>
       <w:r>
-        <w:t>admin szerepkörrel rendelkező felhasználók</w:t>
-      </w:r>
-      <w:r>
-        <w:t xml:space="preserve"> számára lehetőséget biztosít a felhasználók kezelésére.</w:t>
+        <w:t>a</w:t>
+      </w:r>
+      <w:r>
+        <w:t>dmin</w:t>
       </w:r>
       <w:r>
         <w:t xml:space="preserve"> </w:t>
       </w:r>
       <w:r>
-        <w:t>A komponens megjeleníti a felhasználók listáját, és lehetőséget ad a szerepkörök módosítására, ezáltal támogatva a jogosultságkezelést a rendszerben.</w:t>
+        <w:t>s</w:t>
+      </w:r>
+      <w:r>
+        <w:t>ervice az adminisztrációs funkciók megvalósításáért felelős szolgáltatás. A szolgáltatás a Firebase Firestore adatbázissal kommunikál, és lehetővé teszi a felhasználók és horgászhelyek adatainak lekérését és kezelését.</w:t>
+      </w:r>
+      <w:r>
+        <w:t xml:space="preserve"> </w:t>
+      </w:r>
+      <w:r>
+        <w:t>A szolgáltatás segítségével lekérhetők a felhasználók adatai, módosíthatók a felhasználói szerepkörök, valamint törölhetők a felhasználók. Emellett különböző statisztikai adatok lekérésére is lehetőséget biztosít, például a felhasználók és horgászhelyek számának meghatározására.</w:t>
+      </w:r>
+      <w:r>
+        <w:t xml:space="preserve"> </w:t>
+      </w:r>
+      <w:r>
+        <w:t>További funkcióként képes meghatározni az új felhasználók számát az elmúlt időszakban, az aktív felhasználók számát, valamint napi bontásban megjeleníteni a regisztrációk alakulását. Ezek az adatok az adminisztrációs felületen jelennek meg, segítve a rendszer állapotának áttekintését.</w:t>
+      </w:r>
+    </w:p>
+    <w:p>
+      <w:pPr>
+        <w:pStyle w:val="Listaszerbekezds"/>
+        <w:numPr>
+          <w:ilvl w:val="0"/>
+          <w:numId w:val="9"/>
+        </w:numPr>
+        <w:tabs>
+          <w:tab w:val="left" w:pos="567"/>
+        </w:tabs>
+        <w:spacing w:after="120" w:line="386" w:lineRule="auto"/>
+      </w:pPr>
+      <w:proofErr w:type="spellStart"/>
+      <w:r>
+        <w:rPr>
+          <w:i/>
+          <w:iCs/>
+        </w:rPr>
+        <w:t>auth</w:t>
+      </w:r>
+      <w:proofErr w:type="spellEnd"/>
+      <w:r>
+        <w:rPr>
+          <w:i/>
+          <w:iCs/>
+        </w:rPr>
+        <w:t>:</w:t>
+      </w:r>
+      <w:r>
+        <w:rPr>
+          <w:i/>
+          <w:iCs/>
+        </w:rPr>
+        <w:br/>
+      </w:r>
+      <w:r>
+        <w:t xml:space="preserve">Az </w:t>
+      </w:r>
+      <w:proofErr w:type="spellStart"/>
+      <w:r>
+        <w:t>a</w:t>
+      </w:r>
+      <w:r>
+        <w:t>uth</w:t>
+      </w:r>
+      <w:proofErr w:type="spellEnd"/>
+      <w:r>
+        <w:t xml:space="preserve"> s</w:t>
+      </w:r>
+      <w:r>
+        <w:t>ervice a felhasználók hitelesítéséért és jogosultságkezeléséért felelős szolgáltatás. A szolgáltatás a Firebase Authentication és a Firestore adatbázis együttes használatával valósítja meg a felhasználók kezelését.</w:t>
+      </w:r>
+      <w:r>
+        <w:t xml:space="preserve"> </w:t>
+      </w:r>
+      <w:r>
+        <w:t xml:space="preserve">A szolgáltatás figyeli az aktuális autentikációs állapotot, és ennek megfelelően lekéri a felhasználóhoz tartozó adatokat a </w:t>
+      </w:r>
+      <w:r>
+        <w:lastRenderedPageBreak/>
+        <w:t>Firestore adatbázisból. Ez lehetővé teszi, hogy az alkalmazás a bejelentkezett felhasználóhoz tartozó kiegészítő információkat, például szerepkört és profiladatokat is kezelje.</w:t>
+      </w:r>
+      <w:r>
+        <w:t xml:space="preserve"> </w:t>
+      </w:r>
+      <w:r>
+        <w:t>A szolgáltatás támogatja az e-mail és jelszó alapú regisztrációt és bejelentkezést, valamint a Google fiókkal történő hitelesítést is. A regisztráció során a felhasználó adatai bekerülnek az adatbázisba, beleértve a létrehozás időpontját és a felhasználó szerepkörét</w:t>
+      </w:r>
+      <w:r>
+        <w:t xml:space="preserve">. </w:t>
+      </w:r>
+      <w:r>
+        <w:t>A bejelentkezés során a szolgáltatás frissíti a felhasználó utolsó belépésének időpontját, amely később statisztikai célokra is felhasználható</w:t>
+      </w:r>
+      <w:r>
+        <w:t xml:space="preserve">. </w:t>
+      </w:r>
+      <w:r>
+        <w:t>A szolgáltatás továbbá kezeli a felhasználói jogosultságokat is. Külön Observable értékeken keresztül biztosítja annak ellenőrzését, hogy az adott felhasználó rendelkezik-e adminisztrátori vagy szerkesztői</w:t>
+      </w:r>
+      <w:r>
+        <w:t>, szervezői</w:t>
+      </w:r>
+      <w:r>
+        <w:t xml:space="preserve"> jogosultságokkal. Ez lehetővé teszi a különböző funkciókhoz való hozzáférés szabályozását az alkalmazásban.</w:t>
+      </w:r>
+    </w:p>
+    <w:p>
+      <w:pPr>
+        <w:pStyle w:val="Listaszerbekezds"/>
+        <w:numPr>
+          <w:ilvl w:val="0"/>
+          <w:numId w:val="9"/>
+        </w:numPr>
+        <w:tabs>
+          <w:tab w:val="left" w:pos="567"/>
+        </w:tabs>
+        <w:spacing w:after="120" w:line="386" w:lineRule="auto"/>
+        <w:ind w:left="567" w:hanging="567"/>
+      </w:pPr>
+      <w:r>
+        <w:rPr>
+          <w:i/>
+          <w:iCs/>
+        </w:rPr>
+        <w:t>gallery:</w:t>
+      </w:r>
+      <w:r>
+        <w:rPr>
+          <w:i/>
+          <w:iCs/>
+        </w:rPr>
+        <w:br/>
+      </w:r>
+      <w:r>
+        <w:t xml:space="preserve">A </w:t>
+      </w:r>
+      <w:r>
+        <w:t>g</w:t>
+      </w:r>
+      <w:r>
+        <w:t>allery</w:t>
+      </w:r>
+      <w:r>
+        <w:t xml:space="preserve"> s</w:t>
+      </w:r>
+      <w:r>
+        <w:t>ervice a felhasználók által feltöltött képek és galéria tartalmak kezeléséért felelős szolgáltatás. A szolgáltatás a Firebase Cloud Storage és a Firestore adatbázis együttes használatával valósítja meg a képfeltöltést és a kapcsolódó adatok tárolását.</w:t>
+      </w:r>
+      <w:r>
+        <w:br/>
+      </w:r>
+      <w:r>
+        <w:t>A szolgáltatás lehetővé teszi képfájlok feltöltését a felhőbe, majd a feltöltött fájlok elérési útjának (URL) lekérését. Ez az URL később felhasználható a képek megjelenítésére a webalkalmazásban.</w:t>
+      </w:r>
+      <w:r>
+        <w:t xml:space="preserve"> </w:t>
+      </w:r>
+      <w:r>
+        <w:t>Emellett a szolgáltatás biztosítja a galéria bejegyzések létrehozását is, amelyek tartalmazhatják a feltöltött képekhez kapcsolódó adatokat. Ezek az adatok a</w:t>
+      </w:r>
+      <w:r>
+        <w:t xml:space="preserve"> </w:t>
+      </w:r>
+      <w:r>
+        <w:t>Firestore adatbázisban kerülnek tárolásra.</w:t>
+      </w:r>
+      <w:r>
+        <w:t xml:space="preserve"> </w:t>
+      </w:r>
+      <w:r>
+        <w:t>A szolgáltatás aszinkron műveleteket használ, és az Angular zónakezelésének segítségével biztosítja, hogy a felhasználói felület megfelelően frissüljön a feltöltési folyamat során.</w:t>
+      </w:r>
+    </w:p>
+    <w:p>
+      <w:pPr>
+        <w:pStyle w:val="Listaszerbekezds"/>
+        <w:numPr>
+          <w:ilvl w:val="0"/>
+          <w:numId w:val="9"/>
+        </w:numPr>
+        <w:tabs>
+          <w:tab w:val="left" w:pos="567"/>
+        </w:tabs>
+        <w:spacing w:after="120" w:line="386" w:lineRule="auto"/>
+        <w:ind w:left="567" w:hanging="567"/>
+      </w:pPr>
+      <w:proofErr w:type="spellStart"/>
+      <w:r>
+        <w:rPr>
+          <w:i/>
+          <w:iCs/>
+        </w:rPr>
+        <w:t>news</w:t>
+      </w:r>
+      <w:proofErr w:type="spellEnd"/>
+      <w:r>
+        <w:rPr>
+          <w:i/>
+          <w:iCs/>
+        </w:rPr>
+        <w:t>:</w:t>
+      </w:r>
+      <w:r>
+        <w:rPr>
+          <w:i/>
+          <w:iCs/>
+        </w:rPr>
+        <w:br/>
+      </w:r>
+      <w:r>
+        <w:t xml:space="preserve">A </w:t>
+      </w:r>
+      <w:proofErr w:type="spellStart"/>
+      <w:r>
+        <w:t>n</w:t>
+      </w:r>
+      <w:r>
+        <w:t>ews</w:t>
+      </w:r>
+      <w:proofErr w:type="spellEnd"/>
+      <w:r>
+        <w:t xml:space="preserve"> s</w:t>
+      </w:r>
+      <w:r>
+        <w:t>ervice a hírek és cikkek kezeléséért felelős szolgáltatás. A szolgáltatás a Firebase Firestore adatbázist és a Cloud Storage szolgáltatást használja a tartalmak tárolására és kezelésére.</w:t>
+      </w:r>
+      <w:r>
+        <w:t xml:space="preserve"> </w:t>
+      </w:r>
+      <w:r>
+        <w:t>A szolgáltatás lehetővé teszi képek feltöltését a hírekhez, amelyeket a rendszer a felhőben tárol, majd a hozzájuk tartozó elérési út (URL) visszaadásra kerül. Ez az URL később felhasználható a hírek megjelenítése során.</w:t>
+      </w:r>
+      <w:r>
+        <w:t xml:space="preserve"> </w:t>
+      </w:r>
+      <w:r>
+        <w:t>A szolgáltatás támogatja új hírek létrehozását, amelyek a Firestore adatbázisban kerülnek tárolásra. A hírek létrehozásakor a rendszer automatikusan rögzíti a létrehozás időpontját, amely lehetővé teszi az adatok időrendi rendezését.</w:t>
+      </w:r>
+      <w:r>
+        <w:t xml:space="preserve"> </w:t>
+      </w:r>
+      <w:r>
+        <w:t xml:space="preserve">A szolgáltatás továbbá biztosítja az összes hír lekérdezését, valamint </w:t>
+      </w:r>
+      <w:r>
+        <w:lastRenderedPageBreak/>
+        <w:t>az egyedi hírek elérését azonosító alapján. A hírek lekérdezése időrendi sorrendben történik, így a legfrissebb tartalmak jelennek meg elsőként a felhasználói felületen.</w:t>
       </w:r>
     </w:p>
     <w:p>
@@ -7142,6 +7550,119 @@
     </w:lvl>
   </w:abstractNum>
   <w:abstractNum w:abstractNumId="1" w15:restartNumberingAfterBreak="0">
+    <w:nsid w:val="123A683F"/>
+    <w:multiLevelType w:val="hybridMultilevel"/>
+    <w:tmpl w:val="F65A8114"/>
+    <w:lvl w:ilvl="0" w:tplc="040E0001">
+      <w:start w:val="1"/>
+      <w:numFmt w:val="bullet"/>
+      <w:lvlText w:val=""/>
+      <w:lvlJc w:val="left"/>
+      <w:pPr>
+        <w:ind w:left="720" w:hanging="360"/>
+      </w:pPr>
+      <w:rPr>
+        <w:rFonts w:ascii="Symbol" w:hAnsi="Symbol" w:hint="default"/>
+      </w:rPr>
+    </w:lvl>
+    <w:lvl w:ilvl="1" w:tplc="040E0003" w:tentative="1">
+      <w:start w:val="1"/>
+      <w:numFmt w:val="bullet"/>
+      <w:lvlText w:val="o"/>
+      <w:lvlJc w:val="left"/>
+      <w:pPr>
+        <w:ind w:left="1440" w:hanging="360"/>
+      </w:pPr>
+      <w:rPr>
+        <w:rFonts w:ascii="Courier New" w:hAnsi="Courier New" w:cs="Courier New" w:hint="default"/>
+      </w:rPr>
+    </w:lvl>
+    <w:lvl w:ilvl="2" w:tplc="040E0005" w:tentative="1">
+      <w:start w:val="1"/>
+      <w:numFmt w:val="bullet"/>
+      <w:lvlText w:val=""/>
+      <w:lvlJc w:val="left"/>
+      <w:pPr>
+        <w:ind w:left="2160" w:hanging="360"/>
+      </w:pPr>
+      <w:rPr>
+        <w:rFonts w:ascii="Wingdings" w:hAnsi="Wingdings" w:hint="default"/>
+      </w:rPr>
+    </w:lvl>
+    <w:lvl w:ilvl="3" w:tplc="040E0001" w:tentative="1">
+      <w:start w:val="1"/>
+      <w:numFmt w:val="bullet"/>
+      <w:lvlText w:val=""/>
+      <w:lvlJc w:val="left"/>
+      <w:pPr>
+        <w:ind w:left="2880" w:hanging="360"/>
+      </w:pPr>
+      <w:rPr>
+        <w:rFonts w:ascii="Symbol" w:hAnsi="Symbol" w:hint="default"/>
+      </w:rPr>
+    </w:lvl>
+    <w:lvl w:ilvl="4" w:tplc="040E0003" w:tentative="1">
+      <w:start w:val="1"/>
+      <w:numFmt w:val="bullet"/>
+      <w:lvlText w:val="o"/>
+      <w:lvlJc w:val="left"/>
+      <w:pPr>
+        <w:ind w:left="3600" w:hanging="360"/>
+      </w:pPr>
+      <w:rPr>
+        <w:rFonts w:ascii="Courier New" w:hAnsi="Courier New" w:cs="Courier New" w:hint="default"/>
+      </w:rPr>
+    </w:lvl>
+    <w:lvl w:ilvl="5" w:tplc="040E0005" w:tentative="1">
+      <w:start w:val="1"/>
+      <w:numFmt w:val="bullet"/>
+      <w:lvlText w:val=""/>
+      <w:lvlJc w:val="left"/>
+      <w:pPr>
+        <w:ind w:left="4320" w:hanging="360"/>
+      </w:pPr>
+      <w:rPr>
+        <w:rFonts w:ascii="Wingdings" w:hAnsi="Wingdings" w:hint="default"/>
+      </w:rPr>
+    </w:lvl>
+    <w:lvl w:ilvl="6" w:tplc="040E0001" w:tentative="1">
+      <w:start w:val="1"/>
+      <w:numFmt w:val="bullet"/>
+      <w:lvlText w:val=""/>
+      <w:lvlJc w:val="left"/>
+      <w:pPr>
+        <w:ind w:left="5040" w:hanging="360"/>
+      </w:pPr>
+      <w:rPr>
+        <w:rFonts w:ascii="Symbol" w:hAnsi="Symbol" w:hint="default"/>
+      </w:rPr>
+    </w:lvl>
+    <w:lvl w:ilvl="7" w:tplc="040E0003" w:tentative="1">
+      <w:start w:val="1"/>
+      <w:numFmt w:val="bullet"/>
+      <w:lvlText w:val="o"/>
+      <w:lvlJc w:val="left"/>
+      <w:pPr>
+        <w:ind w:left="5760" w:hanging="360"/>
+      </w:pPr>
+      <w:rPr>
+        <w:rFonts w:ascii="Courier New" w:hAnsi="Courier New" w:cs="Courier New" w:hint="default"/>
+      </w:rPr>
+    </w:lvl>
+    <w:lvl w:ilvl="8" w:tplc="040E0005" w:tentative="1">
+      <w:start w:val="1"/>
+      <w:numFmt w:val="bullet"/>
+      <w:lvlText w:val=""/>
+      <w:lvlJc w:val="left"/>
+      <w:pPr>
+        <w:ind w:left="6480" w:hanging="360"/>
+      </w:pPr>
+      <w:rPr>
+        <w:rFonts w:ascii="Wingdings" w:hAnsi="Wingdings" w:hint="default"/>
+      </w:rPr>
+    </w:lvl>
+  </w:abstractNum>
+  <w:abstractNum w:abstractNumId="2" w15:restartNumberingAfterBreak="0">
     <w:nsid w:val="13B37A6B"/>
     <w:multiLevelType w:val="hybridMultilevel"/>
     <w:tmpl w:val="2A44C10C"/>
@@ -7230,7 +7751,7 @@
       </w:pPr>
     </w:lvl>
   </w:abstractNum>
-  <w:abstractNum w:abstractNumId="2" w15:restartNumberingAfterBreak="0">
+  <w:abstractNum w:abstractNumId="3" w15:restartNumberingAfterBreak="0">
     <w:nsid w:val="1C714552"/>
     <w:multiLevelType w:val="multilevel"/>
     <w:tmpl w:val="4D60E378"/>
@@ -7343,7 +7864,7 @@
       </w:rPr>
     </w:lvl>
   </w:abstractNum>
-  <w:abstractNum w:abstractNumId="3" w15:restartNumberingAfterBreak="0">
+  <w:abstractNum w:abstractNumId="4" w15:restartNumberingAfterBreak="0">
     <w:nsid w:val="2451694A"/>
     <w:multiLevelType w:val="hybridMultilevel"/>
     <w:tmpl w:val="79E48E78"/>
@@ -7432,7 +7953,7 @@
       </w:pPr>
     </w:lvl>
   </w:abstractNum>
-  <w:abstractNum w:abstractNumId="4" w15:restartNumberingAfterBreak="0">
+  <w:abstractNum w:abstractNumId="5" w15:restartNumberingAfterBreak="0">
     <w:nsid w:val="355F28EF"/>
     <w:multiLevelType w:val="hybridMultilevel"/>
     <w:tmpl w:val="15DC1FE6"/>
@@ -7545,10 +8066,10 @@
       </w:rPr>
     </w:lvl>
   </w:abstractNum>
-  <w:abstractNum w:abstractNumId="5" w15:restartNumberingAfterBreak="0">
-    <w:nsid w:val="4FD017AF"/>
+  <w:abstractNum w:abstractNumId="6" w15:restartNumberingAfterBreak="0">
+    <w:nsid w:val="3D5409E6"/>
     <w:multiLevelType w:val="hybridMultilevel"/>
-    <w:tmpl w:val="A412CA60"/>
+    <w:tmpl w:val="C0BEF22A"/>
     <w:lvl w:ilvl="0" w:tplc="040E0001">
       <w:start w:val="1"/>
       <w:numFmt w:val="bullet"/>
@@ -7658,7 +8179,120 @@
       </w:rPr>
     </w:lvl>
   </w:abstractNum>
-  <w:abstractNum w:abstractNumId="6" w15:restartNumberingAfterBreak="0">
+  <w:abstractNum w:abstractNumId="7" w15:restartNumberingAfterBreak="0">
+    <w:nsid w:val="4FD017AF"/>
+    <w:multiLevelType w:val="hybridMultilevel"/>
+    <w:tmpl w:val="A412CA60"/>
+    <w:lvl w:ilvl="0" w:tplc="040E0001">
+      <w:start w:val="1"/>
+      <w:numFmt w:val="bullet"/>
+      <w:lvlText w:val=""/>
+      <w:lvlJc w:val="left"/>
+      <w:pPr>
+        <w:ind w:left="720" w:hanging="360"/>
+      </w:pPr>
+      <w:rPr>
+        <w:rFonts w:ascii="Symbol" w:hAnsi="Symbol" w:hint="default"/>
+      </w:rPr>
+    </w:lvl>
+    <w:lvl w:ilvl="1" w:tplc="040E0003" w:tentative="1">
+      <w:start w:val="1"/>
+      <w:numFmt w:val="bullet"/>
+      <w:lvlText w:val="o"/>
+      <w:lvlJc w:val="left"/>
+      <w:pPr>
+        <w:ind w:left="1440" w:hanging="360"/>
+      </w:pPr>
+      <w:rPr>
+        <w:rFonts w:ascii="Courier New" w:hAnsi="Courier New" w:cs="Courier New" w:hint="default"/>
+      </w:rPr>
+    </w:lvl>
+    <w:lvl w:ilvl="2" w:tplc="040E0005" w:tentative="1">
+      <w:start w:val="1"/>
+      <w:numFmt w:val="bullet"/>
+      <w:lvlText w:val=""/>
+      <w:lvlJc w:val="left"/>
+      <w:pPr>
+        <w:ind w:left="2160" w:hanging="360"/>
+      </w:pPr>
+      <w:rPr>
+        <w:rFonts w:ascii="Wingdings" w:hAnsi="Wingdings" w:hint="default"/>
+      </w:rPr>
+    </w:lvl>
+    <w:lvl w:ilvl="3" w:tplc="040E0001" w:tentative="1">
+      <w:start w:val="1"/>
+      <w:numFmt w:val="bullet"/>
+      <w:lvlText w:val=""/>
+      <w:lvlJc w:val="left"/>
+      <w:pPr>
+        <w:ind w:left="2880" w:hanging="360"/>
+      </w:pPr>
+      <w:rPr>
+        <w:rFonts w:ascii="Symbol" w:hAnsi="Symbol" w:hint="default"/>
+      </w:rPr>
+    </w:lvl>
+    <w:lvl w:ilvl="4" w:tplc="040E0003" w:tentative="1">
+      <w:start w:val="1"/>
+      <w:numFmt w:val="bullet"/>
+      <w:lvlText w:val="o"/>
+      <w:lvlJc w:val="left"/>
+      <w:pPr>
+        <w:ind w:left="3600" w:hanging="360"/>
+      </w:pPr>
+      <w:rPr>
+        <w:rFonts w:ascii="Courier New" w:hAnsi="Courier New" w:cs="Courier New" w:hint="default"/>
+      </w:rPr>
+    </w:lvl>
+    <w:lvl w:ilvl="5" w:tplc="040E0005" w:tentative="1">
+      <w:start w:val="1"/>
+      <w:numFmt w:val="bullet"/>
+      <w:lvlText w:val=""/>
+      <w:lvlJc w:val="left"/>
+      <w:pPr>
+        <w:ind w:left="4320" w:hanging="360"/>
+      </w:pPr>
+      <w:rPr>
+        <w:rFonts w:ascii="Wingdings" w:hAnsi="Wingdings" w:hint="default"/>
+      </w:rPr>
+    </w:lvl>
+    <w:lvl w:ilvl="6" w:tplc="040E0001" w:tentative="1">
+      <w:start w:val="1"/>
+      <w:numFmt w:val="bullet"/>
+      <w:lvlText w:val=""/>
+      <w:lvlJc w:val="left"/>
+      <w:pPr>
+        <w:ind w:left="5040" w:hanging="360"/>
+      </w:pPr>
+      <w:rPr>
+        <w:rFonts w:ascii="Symbol" w:hAnsi="Symbol" w:hint="default"/>
+      </w:rPr>
+    </w:lvl>
+    <w:lvl w:ilvl="7" w:tplc="040E0003" w:tentative="1">
+      <w:start w:val="1"/>
+      <w:numFmt w:val="bullet"/>
+      <w:lvlText w:val="o"/>
+      <w:lvlJc w:val="left"/>
+      <w:pPr>
+        <w:ind w:left="5760" w:hanging="360"/>
+      </w:pPr>
+      <w:rPr>
+        <w:rFonts w:ascii="Courier New" w:hAnsi="Courier New" w:cs="Courier New" w:hint="default"/>
+      </w:rPr>
+    </w:lvl>
+    <w:lvl w:ilvl="8" w:tplc="040E0005" w:tentative="1">
+      <w:start w:val="1"/>
+      <w:numFmt w:val="bullet"/>
+      <w:lvlText w:val=""/>
+      <w:lvlJc w:val="left"/>
+      <w:pPr>
+        <w:ind w:left="6480" w:hanging="360"/>
+      </w:pPr>
+      <w:rPr>
+        <w:rFonts w:ascii="Wingdings" w:hAnsi="Wingdings" w:hint="default"/>
+      </w:rPr>
+    </w:lvl>
+  </w:abstractNum>
+  <w:abstractNum w:abstractNumId="8" w15:restartNumberingAfterBreak="0">
     <w:nsid w:val="7E9617D5"/>
     <w:multiLevelType w:val="multilevel"/>
     <w:tmpl w:val="EA32FDB6"/>
@@ -7808,25 +8442,31 @@
     </w:lvl>
   </w:abstractNum>
   <w:num w:numId="1" w16cid:durableId="1198007315">
-    <w:abstractNumId w:val="1"/>
+    <w:abstractNumId w:val="2"/>
   </w:num>
   <w:num w:numId="2" w16cid:durableId="196431895">
-    <w:abstractNumId w:val="3"/>
+    <w:abstractNumId w:val="4"/>
   </w:num>
   <w:num w:numId="3" w16cid:durableId="206062998">
-    <w:abstractNumId w:val="2"/>
+    <w:abstractNumId w:val="3"/>
   </w:num>
   <w:num w:numId="4" w16cid:durableId="1685474835">
     <w:abstractNumId w:val="0"/>
   </w:num>
   <w:num w:numId="5" w16cid:durableId="1730152268">
+    <w:abstractNumId w:val="8"/>
+  </w:num>
+  <w:num w:numId="6" w16cid:durableId="801383634">
+    <w:abstractNumId w:val="5"/>
+  </w:num>
+  <w:num w:numId="7" w16cid:durableId="1793397492">
+    <w:abstractNumId w:val="7"/>
+  </w:num>
+  <w:num w:numId="8" w16cid:durableId="1871651723">
     <w:abstractNumId w:val="6"/>
   </w:num>
-  <w:num w:numId="6" w16cid:durableId="801383634">
-    <w:abstractNumId w:val="4"/>
-  </w:num>
-  <w:num w:numId="7" w16cid:durableId="1793397492">
-    <w:abstractNumId w:val="5"/>
+  <w:num w:numId="9" w16cid:durableId="853573307">
+    <w:abstractNumId w:val="1"/>
   </w:num>
 </w:numbering>
 </file>
@@ -8445,6 +9085,7 @@
   <w:style w:type="character" w:default="1" w:styleId="Bekezdsalapbettpusa">
     <w:name w:val="Default Paragraph Font"/>
     <w:uiPriority w:val="1"/>
+    <w:semiHidden/>
     <w:unhideWhenUsed/>
   </w:style>
   <w:style w:type="table" w:default="1" w:styleId="Normltblzat">

--- a/docs/Szabó_Patrik_Péter_DRX7R2_szakdolgozat.docx
+++ b/docs/Szabó_Patrik_Péter_DRX7R2_szakdolgozat.docx
@@ -5991,22 +5991,13 @@
           <w:iCs/>
         </w:rPr>
       </w:pPr>
-      <w:proofErr w:type="spellStart"/>
       <w:r>
         <w:rPr>
           <w:i/>
           <w:iCs/>
         </w:rPr>
         <w:lastRenderedPageBreak/>
-        <w:t>regisztracio</w:t>
-      </w:r>
-      <w:proofErr w:type="spellEnd"/>
-      <w:r>
-        <w:rPr>
-          <w:i/>
-          <w:iCs/>
-        </w:rPr>
-        <w:t>:</w:t>
+        <w:t>regisztracio:</w:t>
       </w:r>
       <w:r>
         <w:rPr>
@@ -6032,7 +6023,6 @@
         <w:spacing w:after="120" w:line="386" w:lineRule="auto"/>
         <w:ind w:left="567" w:hanging="567"/>
       </w:pPr>
-      <w:proofErr w:type="spellStart"/>
       <w:r>
         <w:rPr>
           <w:i/>
@@ -6045,15 +6035,7 @@
           <w:i/>
           <w:iCs/>
         </w:rPr>
-        <w:t>ejelentkezes</w:t>
-      </w:r>
-      <w:proofErr w:type="spellEnd"/>
-      <w:r>
-        <w:rPr>
-          <w:i/>
-          <w:iCs/>
-        </w:rPr>
-        <w:t>:</w:t>
+        <w:t>ejelentkezes:</w:t>
       </w:r>
       <w:r>
         <w:rPr>
@@ -6174,21 +6156,12 @@
           <w:iCs/>
         </w:rPr>
       </w:pPr>
-      <w:proofErr w:type="spellStart"/>
       <w:r>
         <w:rPr>
           <w:i/>
           <w:iCs/>
         </w:rPr>
-        <w:t>to-hozzaad</w:t>
-      </w:r>
-      <w:proofErr w:type="spellEnd"/>
-      <w:r>
-        <w:rPr>
-          <w:i/>
-          <w:iCs/>
-        </w:rPr>
-        <w:t>:</w:t>
+        <w:t>to-hozzaad:</w:t>
       </w:r>
       <w:r>
         <w:rPr>
@@ -6218,21 +6191,12 @@
           <w:iCs/>
         </w:rPr>
       </w:pPr>
-      <w:proofErr w:type="spellStart"/>
       <w:r>
         <w:rPr>
           <w:i/>
           <w:iCs/>
         </w:rPr>
-        <w:t>hirek</w:t>
-      </w:r>
-      <w:proofErr w:type="spellEnd"/>
-      <w:r>
-        <w:rPr>
-          <w:i/>
-          <w:iCs/>
-        </w:rPr>
-        <w:t>:</w:t>
+        <w:t>hirek:</w:t>
       </w:r>
       <w:r>
         <w:rPr>
@@ -6753,23 +6717,7 @@
           <w:i/>
           <w:iCs/>
         </w:rPr>
-        <w:t>admin-</w:t>
-      </w:r>
-      <w:proofErr w:type="spellStart"/>
-      <w:r>
-        <w:rPr>
-          <w:i/>
-          <w:iCs/>
-        </w:rPr>
-        <w:t>users</w:t>
-      </w:r>
-      <w:proofErr w:type="spellEnd"/>
-      <w:r>
-        <w:rPr>
-          <w:i/>
-          <w:iCs/>
-        </w:rPr>
-        <w:t>:</w:t>
+        <w:t>admin-users:</w:t>
       </w:r>
       <w:r>
         <w:rPr>
@@ -6937,8 +6885,6 @@
       </w:pPr>
       <w:r>
         <w:tab/>
-      </w:r>
-      <w:r>
         <w:t>A szolgáltatások (service-ek) az alkalmazás üzleti logikáját és az adatkezelést megvalósító osztályok. Feladatuk a komponensek és a backend szolgáltatások közötti kommunikáció biztosítása.</w:t>
       </w:r>
     </w:p>
@@ -6952,8 +6898,6 @@
       </w:pPr>
       <w:r>
         <w:tab/>
-      </w:r>
-      <w:r>
         <w:t>Az Angular keretrendszer dependency injection mechanizmusának segítségével a szolgáltatások könnyen újrafelhasználhatók és több komponensben is elérhetők.</w:t>
       </w:r>
     </w:p>
@@ -6967,8 +6911,6 @@
       </w:pPr>
       <w:r>
         <w:tab/>
-      </w:r>
-      <w:r>
         <w:t>A PecaPont webalkalmazásban a szolgáltatások elsősorban a Firebase alapú adatbázissal való kommunikációért, valamint az alkalmazás logikai működéséért felelősek.</w:t>
       </w:r>
     </w:p>
@@ -7018,10 +6960,7 @@
         <w:t>a</w:t>
       </w:r>
       <w:r>
-        <w:t>dmin</w:t>
-      </w:r>
-      <w:r>
-        <w:t xml:space="preserve"> </w:t>
+        <w:t xml:space="preserve">dmin </w:t>
       </w:r>
       <w:r>
         <w:t>s</w:t>
@@ -7277,13 +7216,176 @@
         <w:tabs>
           <w:tab w:val="left" w:pos="567"/>
         </w:tabs>
+        <w:spacing w:after="480" w:line="386" w:lineRule="auto"/>
+        <w:ind w:left="0" w:firstLine="0"/>
+        <w:jc w:val="center"/>
+        <w:rPr>
+          <w:b/>
+          <w:bCs/>
+          <w:sz w:val="28"/>
+          <w:szCs w:val="28"/>
+        </w:rPr>
+      </w:pPr>
+      <w:r>
+        <w:rPr>
+          <w:b/>
+          <w:bCs/>
+          <w:sz w:val="28"/>
+          <w:szCs w:val="28"/>
+        </w:rPr>
+        <w:t>6.7. Routing</w:t>
+      </w:r>
+    </w:p>
+    <w:p>
+      <w:pPr>
+        <w:tabs>
+          <w:tab w:val="left" w:pos="567"/>
+        </w:tabs>
+        <w:spacing w:after="480" w:line="386" w:lineRule="auto"/>
+        <w:ind w:left="0" w:firstLine="0"/>
+        <w:jc w:val="center"/>
+      </w:pPr>
+      <w:r>
+        <w:rPr>
+          <w:noProof/>
+        </w:rPr>
+        <w:drawing>
+          <wp:inline distT="0" distB="0" distL="0" distR="0" wp14:anchorId="4361BC23" wp14:editId="48CAD2F0">
+            <wp:extent cx="4630796" cy="7577667"/>
+            <wp:effectExtent l="0" t="0" r="5080" b="4445"/>
+            <wp:docPr id="59107910" name="Kép 5"/>
+            <wp:cNvGraphicFramePr>
+              <a:graphicFrameLocks xmlns:a="http://schemas.openxmlformats.org/drawingml/2006/main" noChangeAspect="1"/>
+            </wp:cNvGraphicFramePr>
+            <a:graphic xmlns:a="http://schemas.openxmlformats.org/drawingml/2006/main">
+              <a:graphicData uri="http://schemas.openxmlformats.org/drawingml/2006/picture">
+                <pic:pic xmlns:pic="http://schemas.openxmlformats.org/drawingml/2006/picture">
+                  <pic:nvPicPr>
+                    <pic:cNvPr id="59107910" name="Kép 59107910"/>
+                    <pic:cNvPicPr/>
+                  </pic:nvPicPr>
+                  <pic:blipFill>
+                    <a:blip r:embed="rId14">
+                      <a:extLst>
+                        <a:ext uri="{28A0092B-C50C-407E-A947-70E740481C1C}">
+                          <a14:useLocalDpi xmlns:a14="http://schemas.microsoft.com/office/drawing/2010/main" val="0"/>
+                        </a:ext>
+                      </a:extLst>
+                    </a:blip>
+                    <a:stretch>
+                      <a:fillRect/>
+                    </a:stretch>
+                  </pic:blipFill>
+                  <pic:spPr>
+                    <a:xfrm>
+                      <a:off x="0" y="0"/>
+                      <a:ext cx="4657827" cy="7621900"/>
+                    </a:xfrm>
+                    <a:prstGeom prst="rect">
+                      <a:avLst/>
+                    </a:prstGeom>
+                  </pic:spPr>
+                </pic:pic>
+              </a:graphicData>
+            </a:graphic>
+          </wp:inline>
+        </w:drawing>
+      </w:r>
+    </w:p>
+    <w:p>
+      <w:pPr>
+        <w:tabs>
+          <w:tab w:val="left" w:pos="567"/>
+        </w:tabs>
         <w:spacing w:after="120" w:line="386" w:lineRule="auto"/>
         <w:ind w:left="0" w:firstLine="0"/>
       </w:pPr>
+      <w:r>
+        <w:lastRenderedPageBreak/>
+        <w:tab/>
+      </w:r>
+      <w:r>
+        <w:t>A webalkalmazás felületei közötti navigáció megvalósítása az Angular keretrendszer Router moduljának segítségével történik. A Router feladata az URL-ek feldolgozása és azok megfelelő komponensekhez történő leképezése, amely lehetővé teszi a dinamikus, oldalújratöltés nélküli navigációt. Ennek eredményeként az alkalmazás egyoldalas alkalmazásként (Single Page Application, SPA) működik.</w:t>
+      </w:r>
+    </w:p>
+    <w:p>
+      <w:pPr>
+        <w:tabs>
+          <w:tab w:val="left" w:pos="567"/>
+        </w:tabs>
+        <w:spacing w:after="120" w:line="386" w:lineRule="auto"/>
+        <w:ind w:left="0" w:firstLine="0"/>
+      </w:pPr>
+      <w:r>
+        <w:tab/>
+      </w:r>
+      <w:r>
+        <w:t>A routing konfiguráció során az egyes funkcionális egységek külön útvonalakhoz kerültek hozzárendelésre. A kezdőoldal a gyökér útvonalon (/) érhető el, míg az egyéb tartalmak – például a tavak listája (/tavak) és az egyes tavak részletes nézete (/tavak/:id) – paraméterezett útvonalakon keresztül jelennek meg. Hasonló módon a hírek megjelenítése is támogatja az egyedi azonosítóval ellátott részletező nézeteket (/hirek/:id).</w:t>
+      </w:r>
+    </w:p>
+    <w:p>
+      <w:pPr>
+        <w:tabs>
+          <w:tab w:val="left" w:pos="567"/>
+        </w:tabs>
+        <w:spacing w:after="120" w:line="386" w:lineRule="auto"/>
+        <w:ind w:left="0" w:firstLine="0"/>
+      </w:pPr>
+      <w:r>
+        <w:tab/>
+      </w:r>
+      <w:r>
+        <w:t>A felhasználói interakciókhoz kapcsolódó funkciók, mint például a regisztráció (/regisztracio), bejelentkezés (/bejelentkezes) és profilkezelés (/profil) szintén külön útvonalakon érhetők el. A galéria funkciók esetében elkülönül a tartalom megjelenítése (/galeria) és a képfeltöltés (/kepfeltoltes).</w:t>
+      </w:r>
+    </w:p>
+    <w:p>
+      <w:pPr>
+        <w:tabs>
+          <w:tab w:val="left" w:pos="567"/>
+        </w:tabs>
+        <w:spacing w:after="120" w:line="386" w:lineRule="auto"/>
+        <w:ind w:left="0" w:firstLine="0"/>
+      </w:pPr>
+      <w:r>
+        <w:tab/>
+      </w:r>
+      <w:r>
+        <w:t>Az alkalmazás biztonságának biztosítása érdekében bizonyos útvonalak védelmét route guard-ok segítségével valósítottam meg. Az authGuard használatával kizárólag hitelesített felhasználók férhetnek hozzá olyan funkciókhoz, mint például a profil oldal, a képfeltöltés vagy a hírszerkesztő felület. Ezzel szemben az adminGuard további jogosultsági szintet biztosít, amely kizárólag adminisztrátori jogosultsággal rendelkező felhasználók számára engedélyezi az adminisztrációs felület elérését.</w:t>
+      </w:r>
+    </w:p>
+    <w:p>
+      <w:pPr>
+        <w:tabs>
+          <w:tab w:val="left" w:pos="567"/>
+        </w:tabs>
+        <w:spacing w:after="120" w:line="386" w:lineRule="auto"/>
+        <w:ind w:left="0" w:firstLine="0"/>
+      </w:pPr>
+      <w:r>
+        <w:tab/>
+      </w:r>
+      <w:r>
+        <w:t>Az adminisztrációs modul megvalósítása lazy loading technikával történt, amelynek célja az alkalmazás teljesítményének optimalizálása. Az admin felület (/admin) és annak aloldalai – például a felhasználókezelés (/admin/users) és az új tartalom hozzáadása (/admin/to-hozzaad) – csak akkor töltődnek be, amikor a felhasználó ténylegesen navigál ezekre az oldalakra. Ez csökkenti a kezdeti betöltési időt és javítja a felhasználói élményt.</w:t>
+      </w:r>
+    </w:p>
+    <w:p>
+      <w:pPr>
+        <w:tabs>
+          <w:tab w:val="left" w:pos="567"/>
+        </w:tabs>
+        <w:spacing w:after="120" w:line="386" w:lineRule="auto"/>
+        <w:ind w:left="0" w:firstLine="0"/>
+      </w:pPr>
+      <w:r>
+        <w:tab/>
+      </w:r>
+      <w:r>
+        <w:t>A routing konfiguráció végén egy ún. „wildcard” útvonal került definiálásra (**), amely minden nem létező útvonal esetén a kezdőoldalra irányítja vissza a felhasználót, ezáltal biztosítva az alkalmazás robusztus működését.</w:t>
+      </w:r>
     </w:p>
     <w:sectPr>
-      <w:headerReference w:type="default" r:id="rId14"/>
-      <w:footerReference w:type="default" r:id="rId15"/>
+      <w:headerReference w:type="default" r:id="rId15"/>
+      <w:footerReference w:type="default" r:id="rId16"/>
       <w:pgSz w:w="11906" w:h="16838"/>
       <w:pgMar w:top="1417" w:right="1417" w:bottom="1417" w:left="1417" w:header="708" w:footer="708" w:gutter="0"/>
       <w:pgNumType w:start="1"/>

--- a/docs/Szabó_Patrik_Péter_DRX7R2_szakdolgozat.docx
+++ b/docs/Szabó_Patrik_Péter_DRX7R2_szakdolgozat.docx
@@ -3851,24 +3851,14 @@
       <w:pPr>
         <w:pStyle w:val="Kpalrs"/>
       </w:pPr>
-      <w:r>
-        <w:fldChar w:fldCharType="begin"/>
-      </w:r>
-      <w:r>
-        <w:instrText xml:space="preserve"> SEQ ábra \* ARABIC </w:instrText>
-      </w:r>
-      <w:r>
-        <w:fldChar w:fldCharType="separate"/>
-      </w:r>
-      <w:r>
-        <w:rPr>
-          <w:noProof/>
-        </w:rPr>
-        <w:t>4</w:t>
-      </w:r>
-      <w:r>
-        <w:fldChar w:fldCharType="end"/>
-      </w:r>
+      <w:fldSimple w:instr=" SEQ ábra \* ARABIC ">
+        <w:r>
+          <w:rPr>
+            <w:noProof/>
+          </w:rPr>
+          <w:t>4</w:t>
+        </w:r>
+      </w:fldSimple>
       <w:r>
         <w:t xml:space="preserve">. ábra a </w:t>
       </w:r>
@@ -7148,40 +7138,26 @@
         <w:spacing w:after="120" w:line="386" w:lineRule="auto"/>
         <w:ind w:left="567" w:hanging="567"/>
       </w:pPr>
-      <w:proofErr w:type="spellStart"/>
       <w:r>
         <w:rPr>
           <w:i/>
           <w:iCs/>
         </w:rPr>
-        <w:t>news</w:t>
-      </w:r>
-      <w:proofErr w:type="spellEnd"/>
+        <w:t>news:</w:t>
+      </w:r>
       <w:r>
         <w:rPr>
           <w:i/>
           <w:iCs/>
         </w:rPr>
-        <w:t>:</w:t>
-      </w:r>
-      <w:r>
-        <w:rPr>
-          <w:i/>
-          <w:iCs/>
-        </w:rPr>
         <w:br/>
       </w:r>
       <w:r>
-        <w:t xml:space="preserve">A </w:t>
-      </w:r>
-      <w:proofErr w:type="spellStart"/>
-      <w:r>
-        <w:t>n</w:t>
+        <w:t>A n</w:t>
       </w:r>
       <w:r>
         <w:t>ews</w:t>
       </w:r>
-      <w:proofErr w:type="spellEnd"/>
       <w:r>
         <w:t xml:space="preserve"> s</w:t>
       </w:r>
@@ -7303,8 +7279,6 @@
       <w:r>
         <w:lastRenderedPageBreak/>
         <w:tab/>
-      </w:r>
-      <w:r>
         <w:t>A webalkalmazás felületei közötti navigáció megvalósítása az Angular keretrendszer Router moduljának segítségével történik. A Router feladata az URL-ek feldolgozása és azok megfelelő komponensekhez történő leképezése, amely lehetővé teszi a dinamikus, oldalújratöltés nélküli navigációt. Ennek eredményeként az alkalmazás egyoldalas alkalmazásként (Single Page Application, SPA) működik.</w:t>
       </w:r>
     </w:p>
@@ -7318,8 +7292,6 @@
       </w:pPr>
       <w:r>
         <w:tab/>
-      </w:r>
-      <w:r>
         <w:t>A routing konfiguráció során az egyes funkcionális egységek külön útvonalakhoz kerültek hozzárendelésre. A kezdőoldal a gyökér útvonalon (/) érhető el, míg az egyéb tartalmak – például a tavak listája (/tavak) és az egyes tavak részletes nézete (/tavak/:id) – paraméterezett útvonalakon keresztül jelennek meg. Hasonló módon a hírek megjelenítése is támogatja az egyedi azonosítóval ellátott részletező nézeteket (/hirek/:id).</w:t>
       </w:r>
     </w:p>
@@ -7333,8 +7305,6 @@
       </w:pPr>
       <w:r>
         <w:tab/>
-      </w:r>
-      <w:r>
         <w:t>A felhasználói interakciókhoz kapcsolódó funkciók, mint például a regisztráció (/regisztracio), bejelentkezés (/bejelentkezes) és profilkezelés (/profil) szintén külön útvonalakon érhetők el. A galéria funkciók esetében elkülönül a tartalom megjelenítése (/galeria) és a képfeltöltés (/kepfeltoltes).</w:t>
       </w:r>
     </w:p>
@@ -7348,8 +7318,6 @@
       </w:pPr>
       <w:r>
         <w:tab/>
-      </w:r>
-      <w:r>
         <w:t>Az alkalmazás biztonságának biztosítása érdekében bizonyos útvonalak védelmét route guard-ok segítségével valósítottam meg. Az authGuard használatával kizárólag hitelesített felhasználók férhetnek hozzá olyan funkciókhoz, mint például a profil oldal, a képfeltöltés vagy a hírszerkesztő felület. Ezzel szemben az adminGuard további jogosultsági szintet biztosít, amely kizárólag adminisztrátori jogosultsággal rendelkező felhasználók számára engedélyezi az adminisztrációs felület elérését.</w:t>
       </w:r>
     </w:p>
@@ -7363,8 +7331,6 @@
       </w:pPr>
       <w:r>
         <w:tab/>
-      </w:r>
-      <w:r>
         <w:t>Az adminisztrációs modul megvalósítása lazy loading technikával történt, amelynek célja az alkalmazás teljesítményének optimalizálása. Az admin felület (/admin) és annak aloldalai – például a felhasználókezelés (/admin/users) és az új tartalom hozzáadása (/admin/to-hozzaad) – csak akkor töltődnek be, amikor a felhasználó ténylegesen navigál ezekre az oldalakra. Ez csökkenti a kezdeti betöltési időt és javítja a felhasználói élményt.</w:t>
       </w:r>
     </w:p>
@@ -7378,10 +7344,2341 @@
       </w:pPr>
       <w:r>
         <w:tab/>
-      </w:r>
-      <w:r>
         <w:t>A routing konfiguráció végén egy ún. „wildcard” útvonal került definiálásra (**), amely minden nem létező útvonal esetén a kezdőoldalra irányítja vissza a felhasználót, ezáltal biztosítva az alkalmazás robusztus működését.</w:t>
       </w:r>
+    </w:p>
+    <w:p>
+      <w:pPr>
+        <w:spacing w:after="160" w:line="278" w:lineRule="auto"/>
+        <w:ind w:left="0" w:firstLine="0"/>
+        <w:jc w:val="left"/>
+      </w:pPr>
+      <w:r>
+        <w:br w:type="page"/>
+      </w:r>
+    </w:p>
+    <w:p>
+      <w:pPr>
+        <w:tabs>
+          <w:tab w:val="left" w:pos="567"/>
+        </w:tabs>
+        <w:spacing w:after="480" w:line="386" w:lineRule="auto"/>
+        <w:ind w:left="0" w:firstLine="0"/>
+        <w:jc w:val="center"/>
+        <w:rPr>
+          <w:b/>
+          <w:bCs/>
+          <w:sz w:val="28"/>
+          <w:szCs w:val="28"/>
+        </w:rPr>
+      </w:pPr>
+      <w:r>
+        <w:rPr>
+          <w:b/>
+          <w:bCs/>
+          <w:sz w:val="28"/>
+          <w:szCs w:val="28"/>
+        </w:rPr>
+        <w:lastRenderedPageBreak/>
+        <w:t>7. Biztonság</w:t>
+      </w:r>
+    </w:p>
+    <w:p>
+      <w:pPr>
+        <w:tabs>
+          <w:tab w:val="left" w:pos="567"/>
+        </w:tabs>
+        <w:spacing w:after="120" w:line="386" w:lineRule="auto"/>
+        <w:ind w:left="0" w:firstLine="0"/>
+      </w:pPr>
+      <w:r>
+        <w:tab/>
+        <w:t xml:space="preserve">A webalkalmazás </w:t>
+      </w:r>
+      <w:r>
+        <w:t>biztonsági megoldásai több rétegben kerültek kialakításra</w:t>
+      </w:r>
+      <w:r>
+        <w:t xml:space="preserve">, </w:t>
+      </w:r>
+      <w:r>
+        <w:t>amelyek központi eleme a Firebase Cloud Firestore adatbázisra definiált biztonsági szabályrendszer. A Firestore lehetőséget biztosít finomhangolt hozzáférés-kezelésre, amely segítségével meghatározható, hogy az egyes kollekciókhoz milyen műveletek hajthatók végre különböző felhasználói szerepkörök esetén.</w:t>
+      </w:r>
+    </w:p>
+    <w:p>
+      <w:pPr>
+        <w:tabs>
+          <w:tab w:val="left" w:pos="567"/>
+        </w:tabs>
+        <w:spacing w:after="120" w:line="386" w:lineRule="auto"/>
+        <w:ind w:left="0" w:firstLine="0"/>
+      </w:pPr>
+      <w:r>
+        <w:tab/>
+      </w:r>
+      <w:r>
+        <w:t>A rendszer megkülönbözteti a hitelesített</w:t>
+      </w:r>
+      <w:r>
+        <w:t xml:space="preserve"> (</w:t>
+      </w:r>
+      <w:r>
+        <w:t>bejelentkezett</w:t>
+      </w:r>
+      <w:r>
+        <w:t>)</w:t>
+      </w:r>
+      <w:r>
+        <w:t xml:space="preserve"> felhasználókat a vendégektől, ezáltal eltérő hozzáférési jogosultságokat biztosít számukra. A </w:t>
+      </w:r>
+      <w:r>
+        <w:t>többféle szerepkör alkalmazásának köszönhetően a hitelesített felhasználók jogosultságai között is különbség tehető, amely lehetővé teszi a részletes jogosultságkezelés megvalósítását.</w:t>
+      </w:r>
+    </w:p>
+    <w:tbl>
+      <w:tblPr>
+        <w:tblStyle w:val="TableGrid"/>
+        <w:tblW w:w="8496" w:type="dxa"/>
+        <w:tblInd w:w="82" w:type="dxa"/>
+        <w:tblCellMar>
+          <w:top w:w="15" w:type="dxa"/>
+          <w:left w:w="108" w:type="dxa"/>
+          <w:bottom w:w="118" w:type="dxa"/>
+          <w:right w:w="109" w:type="dxa"/>
+        </w:tblCellMar>
+        <w:tblLook w:val="04A0" w:firstRow="1" w:lastRow="0" w:firstColumn="1" w:lastColumn="0" w:noHBand="0" w:noVBand="1"/>
+      </w:tblPr>
+      <w:tblGrid>
+        <w:gridCol w:w="1537"/>
+        <w:gridCol w:w="739"/>
+        <w:gridCol w:w="1044"/>
+        <w:gridCol w:w="1035"/>
+        <w:gridCol w:w="1034"/>
+        <w:gridCol w:w="1035"/>
+        <w:gridCol w:w="1037"/>
+        <w:gridCol w:w="1035"/>
+      </w:tblGrid>
+      <w:tr>
+        <w:trPr>
+          <w:trHeight w:val="1426"/>
+        </w:trPr>
+        <w:tc>
+          <w:tcPr>
+            <w:tcW w:w="1537" w:type="dxa"/>
+            <w:tcBorders>
+              <w:top w:val="single" w:sz="4" w:space="0" w:color="000000"/>
+              <w:left w:val="single" w:sz="4" w:space="0" w:color="000000"/>
+              <w:bottom w:val="single" w:sz="4" w:space="0" w:color="000000"/>
+              <w:right w:val="single" w:sz="4" w:space="0" w:color="000000"/>
+            </w:tcBorders>
+            <w:vAlign w:val="center"/>
+          </w:tcPr>
+          <w:p>
+            <w:pPr>
+              <w:spacing w:line="259" w:lineRule="auto"/>
+              <w:ind w:left="0" w:firstLine="0"/>
+              <w:jc w:val="left"/>
+            </w:pPr>
+            <w:r>
+              <w:rPr>
+                <w:sz w:val="20"/>
+              </w:rPr>
+              <w:t xml:space="preserve">C = Létrehozás </w:t>
+            </w:r>
+          </w:p>
+          <w:p>
+            <w:pPr>
+              <w:spacing w:after="8" w:line="259" w:lineRule="auto"/>
+              <w:ind w:left="0" w:firstLine="0"/>
+              <w:jc w:val="left"/>
+            </w:pPr>
+            <w:r>
+              <w:rPr>
+                <w:sz w:val="20"/>
+              </w:rPr>
+              <w:t xml:space="preserve">R = Olvasás </w:t>
+            </w:r>
+          </w:p>
+          <w:p>
+            <w:pPr>
+              <w:spacing w:after="37" w:line="259" w:lineRule="auto"/>
+              <w:ind w:left="0" w:firstLine="0"/>
+              <w:jc w:val="left"/>
+            </w:pPr>
+            <w:r>
+              <w:rPr>
+                <w:sz w:val="20"/>
+              </w:rPr>
+              <w:t xml:space="preserve">U = Módosítás </w:t>
+            </w:r>
+          </w:p>
+          <w:p>
+            <w:pPr>
+              <w:spacing w:after="0" w:line="259" w:lineRule="auto"/>
+              <w:ind w:left="0" w:firstLine="0"/>
+              <w:jc w:val="left"/>
+            </w:pPr>
+            <w:r>
+              <w:rPr>
+                <w:sz w:val="20"/>
+              </w:rPr>
+              <w:t>D = Törlés</w:t>
+            </w:r>
+            <w:r>
+              <w:t xml:space="preserve"> </w:t>
+            </w:r>
+          </w:p>
+        </w:tc>
+        <w:tc>
+          <w:tcPr>
+            <w:tcW w:w="739" w:type="dxa"/>
+            <w:tcBorders>
+              <w:top w:val="single" w:sz="4" w:space="0" w:color="000000"/>
+              <w:left w:val="single" w:sz="4" w:space="0" w:color="000000"/>
+              <w:bottom w:val="single" w:sz="4" w:space="0" w:color="000000"/>
+              <w:right w:val="single" w:sz="4" w:space="0" w:color="000000"/>
+            </w:tcBorders>
+          </w:tcPr>
+          <w:p>
+            <w:pPr>
+              <w:spacing w:after="0" w:line="259" w:lineRule="auto"/>
+              <w:ind w:left="15" w:firstLine="0"/>
+              <w:jc w:val="left"/>
+            </w:pPr>
+          </w:p>
+          <w:p>
+            <w:pPr>
+              <w:spacing w:after="0" w:line="259" w:lineRule="auto"/>
+              <w:jc w:val="left"/>
+            </w:pPr>
+            <w:r>
+              <w:t xml:space="preserve"> </w:t>
+            </w:r>
+            <w:r>
+              <w:rPr>
+                <w:rFonts w:ascii="Calibri" w:eastAsia="Calibri" w:hAnsi="Calibri" w:cs="Calibri"/>
+                <w:noProof/>
+                <w:sz w:val="22"/>
+              </w:rPr>
+              <mc:AlternateContent>
+                <mc:Choice Requires="wpg">
+                  <w:drawing>
+                    <wp:inline distT="0" distB="0" distL="0" distR="0" wp14:anchorId="7E0C73C1" wp14:editId="08F9065C">
+                      <wp:extent cx="140066" cy="638556"/>
+                      <wp:effectExtent l="0" t="0" r="0" b="0"/>
+                      <wp:docPr id="43444" name="Group 43444"/>
+                      <wp:cNvGraphicFramePr/>
+                      <a:graphic xmlns:a="http://schemas.openxmlformats.org/drawingml/2006/main">
+                        <a:graphicData uri="http://schemas.microsoft.com/office/word/2010/wordprocessingGroup">
+                          <wpg:wgp>
+                            <wpg:cNvGrpSpPr/>
+                            <wpg:grpSpPr>
+                              <a:xfrm>
+                                <a:off x="0" y="0"/>
+                                <a:ext cx="140066" cy="638556"/>
+                                <a:chOff x="0" y="0"/>
+                                <a:chExt cx="140066" cy="638556"/>
+                              </a:xfrm>
+                            </wpg:grpSpPr>
+                            <wps:wsp>
+                              <wps:cNvPr id="6180" name="Rectangle 6180"/>
+                              <wps:cNvSpPr/>
+                              <wps:spPr>
+                                <a:xfrm rot="-5399999">
+                                  <a:off x="-301065" y="159453"/>
+                                  <a:ext cx="805170" cy="153038"/>
+                                </a:xfrm>
+                                <a:prstGeom prst="rect">
+                                  <a:avLst/>
+                                </a:prstGeom>
+                                <a:ln>
+                                  <a:noFill/>
+                                </a:ln>
+                              </wps:spPr>
+                              <wps:txbx>
+                                <w:txbxContent>
+                                  <w:p>
+                                    <w:pPr>
+                                      <w:spacing w:after="160" w:line="259" w:lineRule="auto"/>
+                                      <w:ind w:left="0" w:firstLine="0"/>
+                                      <w:jc w:val="left"/>
+                                    </w:pPr>
+                                    <w:r>
+                                      <w:rPr>
+                                        <w:sz w:val="20"/>
+                                      </w:rPr>
+                                      <w:t>Felhasználó</w:t>
+                                    </w:r>
+                                  </w:p>
+                                </w:txbxContent>
+                              </wps:txbx>
+                              <wps:bodyPr horzOverflow="overflow" vert="horz" lIns="0" tIns="0" rIns="0" bIns="0" rtlCol="0">
+                                <a:noAutofit/>
+                              </wps:bodyPr>
+                            </wps:wsp>
+                            <wps:wsp>
+                              <wps:cNvPr id="6181" name="Rectangle 6181"/>
+                              <wps:cNvSpPr/>
+                              <wps:spPr>
+                                <a:xfrm rot="-5399999">
+                                  <a:off x="72088" y="-82523"/>
+                                  <a:ext cx="42058" cy="186236"/>
+                                </a:xfrm>
+                                <a:prstGeom prst="rect">
+                                  <a:avLst/>
+                                </a:prstGeom>
+                                <a:ln>
+                                  <a:noFill/>
+                                </a:ln>
+                              </wps:spPr>
+                              <wps:txbx>
+                                <w:txbxContent>
+                                  <w:p>
+                                    <w:pPr>
+                                      <w:spacing w:after="160" w:line="259" w:lineRule="auto"/>
+                                      <w:ind w:left="0" w:firstLine="0"/>
+                                      <w:jc w:val="left"/>
+                                    </w:pPr>
+                                    <w:r>
+                                      <w:rPr>
+                                        <w:sz w:val="20"/>
+                                      </w:rPr>
+                                      <w:t xml:space="preserve"> </w:t>
+                                    </w:r>
+                                  </w:p>
+                                </w:txbxContent>
+                              </wps:txbx>
+                              <wps:bodyPr horzOverflow="overflow" vert="horz" lIns="0" tIns="0" rIns="0" bIns="0" rtlCol="0">
+                                <a:noAutofit/>
+                              </wps:bodyPr>
+                            </wps:wsp>
+                          </wpg:wgp>
+                        </a:graphicData>
+                      </a:graphic>
+                    </wp:inline>
+                  </w:drawing>
+                </mc:Choice>
+                <mc:Fallback>
+                  <w:pict>
+                    <v:group w14:anchorId="7E0C73C1" id="Group 43444" o:spid="_x0000_s1030" style="width:11.05pt;height:50.3pt;mso-position-horizontal-relative:char;mso-position-vertical-relative:line" coordsize="1400,6385" o:gfxdata="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">
+                      <v:rect id="Rectangle 6180" o:spid="_x0000_s1031" style="position:absolute;left:-3011;top:1595;width:8051;height:1530;rotation:-5898239fd;visibility:visible;mso-wrap-style:square;v-text-anchor:top" o:gfxdata="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" filled="f" stroked="f">
+                        <v:textbox inset="0,0,0,0">
+                          <w:txbxContent>
+                            <w:p>
+                              <w:pPr>
+                                <w:spacing w:after="160" w:line="259" w:lineRule="auto"/>
+                                <w:ind w:left="0" w:firstLine="0"/>
+                                <w:jc w:val="left"/>
+                              </w:pPr>
+                              <w:r>
+                                <w:rPr>
+                                  <w:sz w:val="20"/>
+                                </w:rPr>
+                                <w:t>Felhasználó</w:t>
+                              </w:r>
+                            </w:p>
+                          </w:txbxContent>
+                        </v:textbox>
+                      </v:rect>
+                      <v:rect id="Rectangle 6181" o:spid="_x0000_s1032" style="position:absolute;left:721;top:-825;width:420;height:1862;rotation:-5898239fd;visibility:visible;mso-wrap-style:square;v-text-anchor:top" o:gfxdata="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" filled="f" stroked="f">
+                        <v:textbox inset="0,0,0,0">
+                          <w:txbxContent>
+                            <w:p>
+                              <w:pPr>
+                                <w:spacing w:after="160" w:line="259" w:lineRule="auto"/>
+                                <w:ind w:left="0" w:firstLine="0"/>
+                                <w:jc w:val="left"/>
+                              </w:pPr>
+                              <w:r>
+                                <w:rPr>
+                                  <w:sz w:val="20"/>
+                                </w:rPr>
+                                <w:t xml:space="preserve"> </w:t>
+                              </w:r>
+                            </w:p>
+                          </w:txbxContent>
+                        </v:textbox>
+                      </v:rect>
+                      <w10:anchorlock/>
+                    </v:group>
+                  </w:pict>
+                </mc:Fallback>
+              </mc:AlternateContent>
+            </w:r>
+          </w:p>
+        </w:tc>
+        <w:tc>
+          <w:tcPr>
+            <w:tcW w:w="1044" w:type="dxa"/>
+            <w:tcBorders>
+              <w:top w:val="single" w:sz="4" w:space="0" w:color="000000"/>
+              <w:left w:val="single" w:sz="4" w:space="0" w:color="000000"/>
+              <w:bottom w:val="single" w:sz="4" w:space="0" w:color="000000"/>
+              <w:right w:val="single" w:sz="4" w:space="0" w:color="000000"/>
+            </w:tcBorders>
+            <w:vAlign w:val="bottom"/>
+          </w:tcPr>
+          <w:p>
+            <w:pPr>
+              <w:spacing w:after="0" w:line="259" w:lineRule="auto"/>
+              <w:ind w:left="0" w:firstLine="0"/>
+              <w:jc w:val="center"/>
+            </w:pPr>
+            <w:r>
+              <w:rPr>
+                <w:noProof/>
+              </w:rPr>
+              <mc:AlternateContent>
+                <mc:Choice Requires="wps">
+                  <w:drawing>
+                    <wp:anchor distT="0" distB="0" distL="114300" distR="114300" simplePos="0" relativeHeight="251674624" behindDoc="0" locked="0" layoutInCell="1" allowOverlap="1" wp14:anchorId="10CA2039" wp14:editId="1E959169">
+                      <wp:simplePos x="0" y="0"/>
+                      <wp:positionH relativeFrom="column">
+                        <wp:posOffset>59055</wp:posOffset>
+                      </wp:positionH>
+                      <wp:positionV relativeFrom="paragraph">
+                        <wp:posOffset>83185</wp:posOffset>
+                      </wp:positionV>
+                      <wp:extent cx="381000" cy="778510"/>
+                      <wp:effectExtent l="0" t="0" r="0" b="0"/>
+                      <wp:wrapNone/>
+                      <wp:docPr id="734795058" name="Szövegdoboz 5"/>
+                      <wp:cNvGraphicFramePr/>
+                      <a:graphic xmlns:a="http://schemas.openxmlformats.org/drawingml/2006/main">
+                        <a:graphicData uri="http://schemas.microsoft.com/office/word/2010/wordprocessingShape">
+                          <wps:wsp>
+                            <wps:cNvSpPr txBox="1"/>
+                            <wps:spPr>
+                              <a:xfrm rot="10800000">
+                                <a:off x="0" y="0"/>
+                                <a:ext cx="381000" cy="778510"/>
+                              </a:xfrm>
+                              <a:prstGeom prst="rect">
+                                <a:avLst/>
+                              </a:prstGeom>
+                              <a:noFill/>
+                              <a:ln w="6350">
+                                <a:noFill/>
+                              </a:ln>
+                            </wps:spPr>
+                            <wps:txbx>
+                              <w:txbxContent>
+                                <w:p>
+                                  <w:pPr>
+                                    <w:ind w:left="0"/>
+                                    <w:jc w:val="center"/>
+                                    <w:rPr>
+                                      <w:sz w:val="21"/>
+                                      <w:szCs w:val="21"/>
+                                    </w:rPr>
+                                  </w:pPr>
+                                  <w:r>
+                                    <w:rPr>
+                                      <w:sz w:val="21"/>
+                                      <w:szCs w:val="21"/>
+                                    </w:rPr>
+                                    <w:t>Fogások</w:t>
+                                  </w:r>
+                                </w:p>
+                              </w:txbxContent>
+                            </wps:txbx>
+                            <wps:bodyPr rot="0" spcFirstLastPara="0" vertOverflow="overflow" horzOverflow="overflow" vert="eaVert" wrap="square" lIns="91440" tIns="45720" rIns="91440" bIns="45720" numCol="1" spcCol="0" rtlCol="0" fromWordArt="0" anchor="t" anchorCtr="0" forceAA="0" compatLnSpc="1">
+                              <a:prstTxWarp prst="textNoShape">
+                                <a:avLst/>
+                              </a:prstTxWarp>
+                              <a:noAutofit/>
+                            </wps:bodyPr>
+                          </wps:wsp>
+                        </a:graphicData>
+                      </a:graphic>
+                      <wp14:sizeRelH relativeFrom="margin">
+                        <wp14:pctWidth>0</wp14:pctWidth>
+                      </wp14:sizeRelH>
+                      <wp14:sizeRelV relativeFrom="margin">
+                        <wp14:pctHeight>0</wp14:pctHeight>
+                      </wp14:sizeRelV>
+                    </wp:anchor>
+                  </w:drawing>
+                </mc:Choice>
+                <mc:Fallback>
+                  <w:pict>
+                    <v:shape w14:anchorId="10CA2039" id="Szövegdoboz 5" o:spid="_x0000_s1033" type="#_x0000_t202" style="position:absolute;left:0;text-align:left;margin-left:4.65pt;margin-top:6.55pt;width:30pt;height:61.3pt;rotation:180;z-index:251674624;visibility:visible;mso-wrap-style:square;mso-width-percent:0;mso-height-percent:0;mso-wrap-distance-left:9pt;mso-wrap-distance-top:0;mso-wrap-distance-right:9pt;mso-wrap-distance-bottom:0;mso-position-horizontal:absolute;mso-position-horizontal-relative:text;mso-position-vertical:absolute;mso-position-vertical-relative:text;mso-width-percent:0;mso-height-percent:0;mso-width-relative:margin;mso-height-relative:margin;v-text-anchor:top" o:gfxdata="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" filled="f" stroked="f" strokeweight=".5pt">
+                      <v:textbox style="layout-flow:vertical-ideographic">
+                        <w:txbxContent>
+                          <w:p>
+                            <w:pPr>
+                              <w:ind w:left="0"/>
+                              <w:jc w:val="center"/>
+                              <w:rPr>
+                                <w:sz w:val="21"/>
+                                <w:szCs w:val="21"/>
+                              </w:rPr>
+                            </w:pPr>
+                            <w:r>
+                              <w:rPr>
+                                <w:sz w:val="21"/>
+                                <w:szCs w:val="21"/>
+                              </w:rPr>
+                              <w:t>Fogások</w:t>
+                            </w:r>
+                          </w:p>
+                        </w:txbxContent>
+                      </v:textbox>
+                    </v:shape>
+                  </w:pict>
+                </mc:Fallback>
+              </mc:AlternateContent>
+            </w:r>
+          </w:p>
+        </w:tc>
+        <w:tc>
+          <w:tcPr>
+            <w:tcW w:w="1035" w:type="dxa"/>
+            <w:tcBorders>
+              <w:top w:val="single" w:sz="4" w:space="0" w:color="000000"/>
+              <w:left w:val="single" w:sz="4" w:space="0" w:color="000000"/>
+              <w:bottom w:val="single" w:sz="4" w:space="0" w:color="000000"/>
+              <w:right w:val="single" w:sz="4" w:space="0" w:color="000000"/>
+            </w:tcBorders>
+            <w:vAlign w:val="center"/>
+          </w:tcPr>
+          <w:p>
+            <w:pPr>
+              <w:spacing w:after="0" w:line="259" w:lineRule="auto"/>
+              <w:ind w:left="0" w:firstLine="0"/>
+              <w:jc w:val="center"/>
+            </w:pPr>
+            <w:r>
+              <w:rPr>
+                <w:noProof/>
+              </w:rPr>
+              <mc:AlternateContent>
+                <mc:Choice Requires="wps">
+                  <w:drawing>
+                    <wp:anchor distT="0" distB="0" distL="114300" distR="114300" simplePos="0" relativeHeight="251672576" behindDoc="0" locked="0" layoutInCell="1" allowOverlap="1" wp14:anchorId="1C9F04D1" wp14:editId="2A2793C3">
+                      <wp:simplePos x="0" y="0"/>
+                      <wp:positionH relativeFrom="column">
+                        <wp:posOffset>74930</wp:posOffset>
+                      </wp:positionH>
+                      <wp:positionV relativeFrom="paragraph">
+                        <wp:posOffset>108585</wp:posOffset>
+                      </wp:positionV>
+                      <wp:extent cx="381000" cy="778510"/>
+                      <wp:effectExtent l="0" t="0" r="0" b="0"/>
+                      <wp:wrapNone/>
+                      <wp:docPr id="1640705303" name="Szövegdoboz 5"/>
+                      <wp:cNvGraphicFramePr/>
+                      <a:graphic xmlns:a="http://schemas.openxmlformats.org/drawingml/2006/main">
+                        <a:graphicData uri="http://schemas.microsoft.com/office/word/2010/wordprocessingShape">
+                          <wps:wsp>
+                            <wps:cNvSpPr txBox="1"/>
+                            <wps:spPr>
+                              <a:xfrm rot="10800000">
+                                <a:off x="0" y="0"/>
+                                <a:ext cx="381000" cy="778510"/>
+                              </a:xfrm>
+                              <a:prstGeom prst="rect">
+                                <a:avLst/>
+                              </a:prstGeom>
+                              <a:noFill/>
+                              <a:ln w="6350">
+                                <a:noFill/>
+                              </a:ln>
+                            </wps:spPr>
+                            <wps:txbx>
+                              <w:txbxContent>
+                                <w:p>
+                                  <w:pPr>
+                                    <w:ind w:left="0"/>
+                                    <w:jc w:val="center"/>
+                                    <w:rPr>
+                                      <w:sz w:val="21"/>
+                                      <w:szCs w:val="21"/>
+                                    </w:rPr>
+                                  </w:pPr>
+                                  <w:r>
+                                    <w:rPr>
+                                      <w:sz w:val="21"/>
+                                      <w:szCs w:val="21"/>
+                                    </w:rPr>
+                                    <w:t>Hírek</w:t>
+                                  </w:r>
+                                </w:p>
+                              </w:txbxContent>
+                            </wps:txbx>
+                            <wps:bodyPr rot="0" spcFirstLastPara="0" vertOverflow="overflow" horzOverflow="overflow" vert="eaVert" wrap="square" lIns="91440" tIns="45720" rIns="91440" bIns="45720" numCol="1" spcCol="0" rtlCol="0" fromWordArt="0" anchor="t" anchorCtr="0" forceAA="0" compatLnSpc="1">
+                              <a:prstTxWarp prst="textNoShape">
+                                <a:avLst/>
+                              </a:prstTxWarp>
+                              <a:noAutofit/>
+                            </wps:bodyPr>
+                          </wps:wsp>
+                        </a:graphicData>
+                      </a:graphic>
+                      <wp14:sizeRelH relativeFrom="margin">
+                        <wp14:pctWidth>0</wp14:pctWidth>
+                      </wp14:sizeRelH>
+                      <wp14:sizeRelV relativeFrom="margin">
+                        <wp14:pctHeight>0</wp14:pctHeight>
+                      </wp14:sizeRelV>
+                    </wp:anchor>
+                  </w:drawing>
+                </mc:Choice>
+                <mc:Fallback>
+                  <w:pict>
+                    <v:shape w14:anchorId="1C9F04D1" id="_x0000_s1034" type="#_x0000_t202" style="position:absolute;left:0;text-align:left;margin-left:5.9pt;margin-top:8.55pt;width:30pt;height:61.3pt;rotation:180;z-index:251672576;visibility:visible;mso-wrap-style:square;mso-width-percent:0;mso-height-percent:0;mso-wrap-distance-left:9pt;mso-wrap-distance-top:0;mso-wrap-distance-right:9pt;mso-wrap-distance-bottom:0;mso-position-horizontal:absolute;mso-position-horizontal-relative:text;mso-position-vertical:absolute;mso-position-vertical-relative:text;mso-width-percent:0;mso-height-percent:0;mso-width-relative:margin;mso-height-relative:margin;v-text-anchor:top" o:gfxdata="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" filled="f" stroked="f" strokeweight=".5pt">
+                      <v:textbox style="layout-flow:vertical-ideographic">
+                        <w:txbxContent>
+                          <w:p>
+                            <w:pPr>
+                              <w:ind w:left="0"/>
+                              <w:jc w:val="center"/>
+                              <w:rPr>
+                                <w:sz w:val="21"/>
+                                <w:szCs w:val="21"/>
+                              </w:rPr>
+                            </w:pPr>
+                            <w:r>
+                              <w:rPr>
+                                <w:sz w:val="21"/>
+                                <w:szCs w:val="21"/>
+                              </w:rPr>
+                              <w:t>Hírek</w:t>
+                            </w:r>
+                          </w:p>
+                        </w:txbxContent>
+                      </v:textbox>
+                    </v:shape>
+                  </w:pict>
+                </mc:Fallback>
+              </mc:AlternateContent>
+            </w:r>
+          </w:p>
+        </w:tc>
+        <w:tc>
+          <w:tcPr>
+            <w:tcW w:w="1034" w:type="dxa"/>
+            <w:tcBorders>
+              <w:top w:val="single" w:sz="4" w:space="0" w:color="000000"/>
+              <w:left w:val="single" w:sz="4" w:space="0" w:color="000000"/>
+              <w:bottom w:val="single" w:sz="4" w:space="0" w:color="000000"/>
+              <w:right w:val="single" w:sz="4" w:space="0" w:color="000000"/>
+            </w:tcBorders>
+          </w:tcPr>
+          <w:p>
+            <w:pPr>
+              <w:spacing w:after="0" w:line="259" w:lineRule="auto"/>
+              <w:ind w:left="0" w:firstLine="0"/>
+              <w:jc w:val="center"/>
+            </w:pPr>
+            <w:r>
+              <w:rPr>
+                <w:noProof/>
+              </w:rPr>
+              <mc:AlternateContent>
+                <mc:Choice Requires="wps">
+                  <w:drawing>
+                    <wp:anchor distT="0" distB="0" distL="114300" distR="114300" simplePos="0" relativeHeight="251676672" behindDoc="0" locked="0" layoutInCell="1" allowOverlap="1" wp14:anchorId="5D42B870" wp14:editId="5AB48F47">
+                      <wp:simplePos x="0" y="0"/>
+                      <wp:positionH relativeFrom="column">
+                        <wp:posOffset>71755</wp:posOffset>
+                      </wp:positionH>
+                      <wp:positionV relativeFrom="paragraph">
+                        <wp:posOffset>115146</wp:posOffset>
+                      </wp:positionV>
+                      <wp:extent cx="381000" cy="778934"/>
+                      <wp:effectExtent l="0" t="0" r="0" b="0"/>
+                      <wp:wrapNone/>
+                      <wp:docPr id="541785829" name="Szövegdoboz 5"/>
+                      <wp:cNvGraphicFramePr/>
+                      <a:graphic xmlns:a="http://schemas.openxmlformats.org/drawingml/2006/main">
+                        <a:graphicData uri="http://schemas.microsoft.com/office/word/2010/wordprocessingShape">
+                          <wps:wsp>
+                            <wps:cNvSpPr txBox="1"/>
+                            <wps:spPr>
+                              <a:xfrm rot="10800000">
+                                <a:off x="0" y="0"/>
+                                <a:ext cx="381000" cy="778934"/>
+                              </a:xfrm>
+                              <a:prstGeom prst="rect">
+                                <a:avLst/>
+                              </a:prstGeom>
+                              <a:noFill/>
+                              <a:ln w="6350">
+                                <a:noFill/>
+                              </a:ln>
+                            </wps:spPr>
+                            <wps:txbx>
+                              <w:txbxContent>
+                                <w:p>
+                                  <w:pPr>
+                                    <w:ind w:left="0"/>
+                                    <w:jc w:val="center"/>
+                                    <w:rPr>
+                                      <w:sz w:val="21"/>
+                                      <w:szCs w:val="21"/>
+                                    </w:rPr>
+                                  </w:pPr>
+                                  <w:r>
+                                    <w:rPr>
+                                      <w:sz w:val="21"/>
+                                      <w:szCs w:val="21"/>
+                                    </w:rPr>
+                                    <w:t>Versenyek</w:t>
+                                  </w:r>
+                                </w:p>
+                              </w:txbxContent>
+                            </wps:txbx>
+                            <wps:bodyPr rot="0" spcFirstLastPara="0" vertOverflow="overflow" horzOverflow="overflow" vert="eaVert" wrap="square" lIns="91440" tIns="45720" rIns="91440" bIns="45720" numCol="1" spcCol="0" rtlCol="0" fromWordArt="0" anchor="t" anchorCtr="0" forceAA="0" compatLnSpc="1">
+                              <a:prstTxWarp prst="textNoShape">
+                                <a:avLst/>
+                              </a:prstTxWarp>
+                              <a:noAutofit/>
+                            </wps:bodyPr>
+                          </wps:wsp>
+                        </a:graphicData>
+                      </a:graphic>
+                    </wp:anchor>
+                  </w:drawing>
+                </mc:Choice>
+                <mc:Fallback>
+                  <w:pict>
+                    <v:shape w14:anchorId="5D42B870" id="_x0000_s1035" type="#_x0000_t202" style="position:absolute;left:0;text-align:left;margin-left:5.65pt;margin-top:9.05pt;width:30pt;height:61.35pt;rotation:180;z-index:251676672;visibility:visible;mso-wrap-style:square;mso-wrap-distance-left:9pt;mso-wrap-distance-top:0;mso-wrap-distance-right:9pt;mso-wrap-distance-bottom:0;mso-position-horizontal:absolute;mso-position-horizontal-relative:text;mso-position-vertical:absolute;mso-position-vertical-relative:text;v-text-anchor:top" o:gfxdata="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" filled="f" stroked="f" strokeweight=".5pt">
+                      <v:textbox style="layout-flow:vertical-ideographic">
+                        <w:txbxContent>
+                          <w:p>
+                            <w:pPr>
+                              <w:ind w:left="0"/>
+                              <w:jc w:val="center"/>
+                              <w:rPr>
+                                <w:sz w:val="21"/>
+                                <w:szCs w:val="21"/>
+                              </w:rPr>
+                            </w:pPr>
+                            <w:r>
+                              <w:rPr>
+                                <w:sz w:val="21"/>
+                                <w:szCs w:val="21"/>
+                              </w:rPr>
+                              <w:t>Versenyek</w:t>
+                            </w:r>
+                          </w:p>
+                        </w:txbxContent>
+                      </v:textbox>
+                    </v:shape>
+                  </w:pict>
+                </mc:Fallback>
+              </mc:AlternateContent>
+            </w:r>
+          </w:p>
+        </w:tc>
+        <w:tc>
+          <w:tcPr>
+            <w:tcW w:w="1035" w:type="dxa"/>
+            <w:tcBorders>
+              <w:top w:val="single" w:sz="4" w:space="0" w:color="000000"/>
+              <w:left w:val="single" w:sz="4" w:space="0" w:color="000000"/>
+              <w:bottom w:val="single" w:sz="4" w:space="0" w:color="000000"/>
+              <w:right w:val="single" w:sz="4" w:space="0" w:color="000000"/>
+            </w:tcBorders>
+          </w:tcPr>
+          <w:p>
+            <w:pPr>
+              <w:spacing w:after="0" w:line="259" w:lineRule="auto"/>
+              <w:ind w:left="15" w:firstLine="0"/>
+              <w:jc w:val="center"/>
+            </w:pPr>
+            <w:r>
+              <w:rPr>
+                <w:noProof/>
+              </w:rPr>
+              <mc:AlternateContent>
+                <mc:Choice Requires="wps">
+                  <w:drawing>
+                    <wp:anchor distT="0" distB="0" distL="114300" distR="114300" simplePos="0" relativeHeight="251678720" behindDoc="0" locked="0" layoutInCell="1" allowOverlap="1" wp14:anchorId="4FA87241" wp14:editId="7646D4CE">
+                      <wp:simplePos x="0" y="0"/>
+                      <wp:positionH relativeFrom="column">
+                        <wp:posOffset>58631</wp:posOffset>
+                      </wp:positionH>
+                      <wp:positionV relativeFrom="paragraph">
+                        <wp:posOffset>115146</wp:posOffset>
+                      </wp:positionV>
+                      <wp:extent cx="381000" cy="778934"/>
+                      <wp:effectExtent l="0" t="0" r="0" b="0"/>
+                      <wp:wrapNone/>
+                      <wp:docPr id="1824252710" name="Szövegdoboz 5"/>
+                      <wp:cNvGraphicFramePr/>
+                      <a:graphic xmlns:a="http://schemas.openxmlformats.org/drawingml/2006/main">
+                        <a:graphicData uri="http://schemas.microsoft.com/office/word/2010/wordprocessingShape">
+                          <wps:wsp>
+                            <wps:cNvSpPr txBox="1"/>
+                            <wps:spPr>
+                              <a:xfrm rot="10800000">
+                                <a:off x="0" y="0"/>
+                                <a:ext cx="381000" cy="778934"/>
+                              </a:xfrm>
+                              <a:prstGeom prst="rect">
+                                <a:avLst/>
+                              </a:prstGeom>
+                              <a:noFill/>
+                              <a:ln w="6350">
+                                <a:noFill/>
+                              </a:ln>
+                            </wps:spPr>
+                            <wps:txbx>
+                              <w:txbxContent>
+                                <w:p>
+                                  <w:pPr>
+                                    <w:ind w:left="0"/>
+                                    <w:jc w:val="center"/>
+                                    <w:rPr>
+                                      <w:sz w:val="21"/>
+                                      <w:szCs w:val="21"/>
+                                    </w:rPr>
+                                  </w:pPr>
+                                  <w:r>
+                                    <w:rPr>
+                                      <w:sz w:val="21"/>
+                                      <w:szCs w:val="21"/>
+                                    </w:rPr>
+                                    <w:t>Értékelések</w:t>
+                                  </w:r>
+                                </w:p>
+                              </w:txbxContent>
+                            </wps:txbx>
+                            <wps:bodyPr rot="0" spcFirstLastPara="0" vertOverflow="overflow" horzOverflow="overflow" vert="eaVert" wrap="square" lIns="91440" tIns="45720" rIns="91440" bIns="45720" numCol="1" spcCol="0" rtlCol="0" fromWordArt="0" anchor="t" anchorCtr="0" forceAA="0" compatLnSpc="1">
+                              <a:prstTxWarp prst="textNoShape">
+                                <a:avLst/>
+                              </a:prstTxWarp>
+                              <a:noAutofit/>
+                            </wps:bodyPr>
+                          </wps:wsp>
+                        </a:graphicData>
+                      </a:graphic>
+                    </wp:anchor>
+                  </w:drawing>
+                </mc:Choice>
+                <mc:Fallback>
+                  <w:pict>
+                    <v:shape w14:anchorId="4FA87241" id="_x0000_s1036" type="#_x0000_t202" style="position:absolute;left:0;text-align:left;margin-left:4.6pt;margin-top:9.05pt;width:30pt;height:61.35pt;rotation:180;z-index:251678720;visibility:visible;mso-wrap-style:square;mso-wrap-distance-left:9pt;mso-wrap-distance-top:0;mso-wrap-distance-right:9pt;mso-wrap-distance-bottom:0;mso-position-horizontal:absolute;mso-position-horizontal-relative:text;mso-position-vertical:absolute;mso-position-vertical-relative:text;v-text-anchor:top" o:gfxdata="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" filled="f" stroked="f" strokeweight=".5pt">
+                      <v:textbox style="layout-flow:vertical-ideographic">
+                        <w:txbxContent>
+                          <w:p>
+                            <w:pPr>
+                              <w:ind w:left="0"/>
+                              <w:jc w:val="center"/>
+                              <w:rPr>
+                                <w:sz w:val="21"/>
+                                <w:szCs w:val="21"/>
+                              </w:rPr>
+                            </w:pPr>
+                            <w:r>
+                              <w:rPr>
+                                <w:sz w:val="21"/>
+                                <w:szCs w:val="21"/>
+                              </w:rPr>
+                              <w:t>Értékelések</w:t>
+                            </w:r>
+                          </w:p>
+                        </w:txbxContent>
+                      </v:textbox>
+                    </v:shape>
+                  </w:pict>
+                </mc:Fallback>
+              </mc:AlternateContent>
+            </w:r>
+          </w:p>
+        </w:tc>
+        <w:tc>
+          <w:tcPr>
+            <w:tcW w:w="1037" w:type="dxa"/>
+            <w:tcBorders>
+              <w:top w:val="single" w:sz="4" w:space="0" w:color="000000"/>
+              <w:left w:val="single" w:sz="4" w:space="0" w:color="000000"/>
+              <w:bottom w:val="single" w:sz="4" w:space="0" w:color="000000"/>
+              <w:right w:val="single" w:sz="4" w:space="0" w:color="000000"/>
+            </w:tcBorders>
+          </w:tcPr>
+          <w:p>
+            <w:pPr>
+              <w:spacing w:after="0" w:line="259" w:lineRule="auto"/>
+              <w:ind w:left="54" w:firstLine="0"/>
+              <w:jc w:val="center"/>
+            </w:pPr>
+            <w:r>
+              <w:rPr>
+                <w:noProof/>
+              </w:rPr>
+              <mc:AlternateContent>
+                <mc:Choice Requires="wps">
+                  <w:drawing>
+                    <wp:anchor distT="0" distB="0" distL="114300" distR="114300" simplePos="0" relativeHeight="251680768" behindDoc="0" locked="0" layoutInCell="1" allowOverlap="1" wp14:anchorId="5C8A102A" wp14:editId="2104CFA3">
+                      <wp:simplePos x="0" y="0"/>
+                      <wp:positionH relativeFrom="column">
+                        <wp:posOffset>62018</wp:posOffset>
+                      </wp:positionH>
+                      <wp:positionV relativeFrom="paragraph">
+                        <wp:posOffset>118777</wp:posOffset>
+                      </wp:positionV>
+                      <wp:extent cx="381000" cy="778934"/>
+                      <wp:effectExtent l="0" t="0" r="0" b="0"/>
+                      <wp:wrapNone/>
+                      <wp:docPr id="1126946689" name="Szövegdoboz 5"/>
+                      <wp:cNvGraphicFramePr/>
+                      <a:graphic xmlns:a="http://schemas.openxmlformats.org/drawingml/2006/main">
+                        <a:graphicData uri="http://schemas.microsoft.com/office/word/2010/wordprocessingShape">
+                          <wps:wsp>
+                            <wps:cNvSpPr txBox="1"/>
+                            <wps:spPr>
+                              <a:xfrm rot="10800000">
+                                <a:off x="0" y="0"/>
+                                <a:ext cx="381000" cy="778934"/>
+                              </a:xfrm>
+                              <a:prstGeom prst="rect">
+                                <a:avLst/>
+                              </a:prstGeom>
+                              <a:noFill/>
+                              <a:ln w="6350">
+                                <a:noFill/>
+                              </a:ln>
+                            </wps:spPr>
+                            <wps:txbx>
+                              <w:txbxContent>
+                                <w:p>
+                                  <w:pPr>
+                                    <w:ind w:left="0"/>
+                                    <w:jc w:val="center"/>
+                                    <w:rPr>
+                                      <w:sz w:val="21"/>
+                                      <w:szCs w:val="21"/>
+                                    </w:rPr>
+                                  </w:pPr>
+                                  <w:r>
+                                    <w:rPr>
+                                      <w:sz w:val="21"/>
+                                      <w:szCs w:val="21"/>
+                                    </w:rPr>
+                                    <w:t>Komment</w:t>
+                                  </w:r>
+                                </w:p>
+                              </w:txbxContent>
+                            </wps:txbx>
+                            <wps:bodyPr rot="0" spcFirstLastPara="0" vertOverflow="overflow" horzOverflow="overflow" vert="eaVert" wrap="square" lIns="91440" tIns="45720" rIns="91440" bIns="45720" numCol="1" spcCol="0" rtlCol="0" fromWordArt="0" anchor="t" anchorCtr="0" forceAA="0" compatLnSpc="1">
+                              <a:prstTxWarp prst="textNoShape">
+                                <a:avLst/>
+                              </a:prstTxWarp>
+                              <a:noAutofit/>
+                            </wps:bodyPr>
+                          </wps:wsp>
+                        </a:graphicData>
+                      </a:graphic>
+                    </wp:anchor>
+                  </w:drawing>
+                </mc:Choice>
+                <mc:Fallback>
+                  <w:pict>
+                    <v:shape w14:anchorId="5C8A102A" id="_x0000_s1037" type="#_x0000_t202" style="position:absolute;left:0;text-align:left;margin-left:4.9pt;margin-top:9.35pt;width:30pt;height:61.35pt;rotation:180;z-index:251680768;visibility:visible;mso-wrap-style:square;mso-wrap-distance-left:9pt;mso-wrap-distance-top:0;mso-wrap-distance-right:9pt;mso-wrap-distance-bottom:0;mso-position-horizontal:absolute;mso-position-horizontal-relative:text;mso-position-vertical:absolute;mso-position-vertical-relative:text;v-text-anchor:top" o:gfxdata="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" filled="f" stroked="f" strokeweight=".5pt">
+                      <v:textbox style="layout-flow:vertical-ideographic">
+                        <w:txbxContent>
+                          <w:p>
+                            <w:pPr>
+                              <w:ind w:left="0"/>
+                              <w:jc w:val="center"/>
+                              <w:rPr>
+                                <w:sz w:val="21"/>
+                                <w:szCs w:val="21"/>
+                              </w:rPr>
+                            </w:pPr>
+                            <w:r>
+                              <w:rPr>
+                                <w:sz w:val="21"/>
+                                <w:szCs w:val="21"/>
+                              </w:rPr>
+                              <w:t>Komment</w:t>
+                            </w:r>
+                          </w:p>
+                        </w:txbxContent>
+                      </v:textbox>
+                    </v:shape>
+                  </w:pict>
+                </mc:Fallback>
+              </mc:AlternateContent>
+            </w:r>
+          </w:p>
+        </w:tc>
+        <w:tc>
+          <w:tcPr>
+            <w:tcW w:w="1035" w:type="dxa"/>
+            <w:tcBorders>
+              <w:top w:val="single" w:sz="4" w:space="0" w:color="000000"/>
+              <w:left w:val="single" w:sz="4" w:space="0" w:color="000000"/>
+              <w:bottom w:val="single" w:sz="4" w:space="0" w:color="000000"/>
+              <w:right w:val="single" w:sz="4" w:space="0" w:color="000000"/>
+            </w:tcBorders>
+            <w:vAlign w:val="bottom"/>
+          </w:tcPr>
+          <w:p>
+            <w:pPr>
+              <w:spacing w:after="0" w:line="259" w:lineRule="auto"/>
+              <w:jc w:val="center"/>
+            </w:pPr>
+            <w:r>
+              <w:rPr>
+                <w:noProof/>
+              </w:rPr>
+              <mc:AlternateContent>
+                <mc:Choice Requires="wps">
+                  <w:drawing>
+                    <wp:anchor distT="0" distB="0" distL="114300" distR="114300" simplePos="0" relativeHeight="251682816" behindDoc="0" locked="0" layoutInCell="1" allowOverlap="1" wp14:anchorId="619C6086" wp14:editId="672C1D3A">
+                      <wp:simplePos x="0" y="0"/>
+                      <wp:positionH relativeFrom="column">
+                        <wp:posOffset>67310</wp:posOffset>
+                      </wp:positionH>
+                      <wp:positionV relativeFrom="paragraph">
+                        <wp:posOffset>111760</wp:posOffset>
+                      </wp:positionV>
+                      <wp:extent cx="381000" cy="778510"/>
+                      <wp:effectExtent l="0" t="0" r="0" b="0"/>
+                      <wp:wrapNone/>
+                      <wp:docPr id="68790906" name="Szövegdoboz 5"/>
+                      <wp:cNvGraphicFramePr/>
+                      <a:graphic xmlns:a="http://schemas.openxmlformats.org/drawingml/2006/main">
+                        <a:graphicData uri="http://schemas.microsoft.com/office/word/2010/wordprocessingShape">
+                          <wps:wsp>
+                            <wps:cNvSpPr txBox="1"/>
+                            <wps:spPr>
+                              <a:xfrm rot="10800000">
+                                <a:off x="0" y="0"/>
+                                <a:ext cx="381000" cy="778510"/>
+                              </a:xfrm>
+                              <a:prstGeom prst="rect">
+                                <a:avLst/>
+                              </a:prstGeom>
+                              <a:noFill/>
+                              <a:ln w="6350">
+                                <a:noFill/>
+                              </a:ln>
+                            </wps:spPr>
+                            <wps:txbx>
+                              <w:txbxContent>
+                                <w:p>
+                                  <w:pPr>
+                                    <w:ind w:left="0"/>
+                                    <w:jc w:val="center"/>
+                                    <w:rPr>
+                                      <w:sz w:val="21"/>
+                                      <w:szCs w:val="21"/>
+                                    </w:rPr>
+                                  </w:pPr>
+                                  <w:r>
+                                    <w:rPr>
+                                      <w:sz w:val="21"/>
+                                      <w:szCs w:val="21"/>
+                                    </w:rPr>
+                                    <w:t>Fogások</w:t>
+                                  </w:r>
+                                </w:p>
+                              </w:txbxContent>
+                            </wps:txbx>
+                            <wps:bodyPr rot="0" spcFirstLastPara="0" vertOverflow="overflow" horzOverflow="overflow" vert="eaVert" wrap="square" lIns="91440" tIns="45720" rIns="91440" bIns="45720" numCol="1" spcCol="0" rtlCol="0" fromWordArt="0" anchor="t" anchorCtr="0" forceAA="0" compatLnSpc="1">
+                              <a:prstTxWarp prst="textNoShape">
+                                <a:avLst/>
+                              </a:prstTxWarp>
+                              <a:noAutofit/>
+                            </wps:bodyPr>
+                          </wps:wsp>
+                        </a:graphicData>
+                      </a:graphic>
+                      <wp14:sizeRelH relativeFrom="margin">
+                        <wp14:pctWidth>0</wp14:pctWidth>
+                      </wp14:sizeRelH>
+                      <wp14:sizeRelV relativeFrom="margin">
+                        <wp14:pctHeight>0</wp14:pctHeight>
+                      </wp14:sizeRelV>
+                    </wp:anchor>
+                  </w:drawing>
+                </mc:Choice>
+                <mc:Fallback>
+                  <w:pict>
+                    <v:shape w14:anchorId="619C6086" id="_x0000_s1038" type="#_x0000_t202" style="position:absolute;left:0;text-align:left;margin-left:5.3pt;margin-top:8.8pt;width:30pt;height:61.3pt;rotation:180;z-index:251682816;visibility:visible;mso-wrap-style:square;mso-width-percent:0;mso-height-percent:0;mso-wrap-distance-left:9pt;mso-wrap-distance-top:0;mso-wrap-distance-right:9pt;mso-wrap-distance-bottom:0;mso-position-horizontal:absolute;mso-position-horizontal-relative:text;mso-position-vertical:absolute;mso-position-vertical-relative:text;mso-width-percent:0;mso-height-percent:0;mso-width-relative:margin;mso-height-relative:margin;v-text-anchor:top" o:gfxdata="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" filled="f" stroked="f" strokeweight=".5pt">
+                      <v:textbox style="layout-flow:vertical-ideographic">
+                        <w:txbxContent>
+                          <w:p>
+                            <w:pPr>
+                              <w:ind w:left="0"/>
+                              <w:jc w:val="center"/>
+                              <w:rPr>
+                                <w:sz w:val="21"/>
+                                <w:szCs w:val="21"/>
+                              </w:rPr>
+                            </w:pPr>
+                            <w:r>
+                              <w:rPr>
+                                <w:sz w:val="21"/>
+                                <w:szCs w:val="21"/>
+                              </w:rPr>
+                              <w:t>Fogások</w:t>
+                            </w:r>
+                          </w:p>
+                        </w:txbxContent>
+                      </v:textbox>
+                    </v:shape>
+                  </w:pict>
+                </mc:Fallback>
+              </mc:AlternateContent>
+            </w:r>
+          </w:p>
+        </w:tc>
+      </w:tr>
+      <w:tr>
+        <w:trPr>
+          <w:trHeight w:val="355"/>
+        </w:trPr>
+        <w:tc>
+          <w:tcPr>
+            <w:tcW w:w="1537" w:type="dxa"/>
+            <w:tcBorders>
+              <w:top w:val="single" w:sz="4" w:space="0" w:color="000000"/>
+              <w:left w:val="single" w:sz="4" w:space="0" w:color="000000"/>
+              <w:bottom w:val="single" w:sz="4" w:space="0" w:color="000000"/>
+              <w:right w:val="single" w:sz="4" w:space="0" w:color="000000"/>
+            </w:tcBorders>
+          </w:tcPr>
+          <w:p>
+            <w:pPr>
+              <w:spacing w:after="0" w:line="259" w:lineRule="auto"/>
+              <w:ind w:left="0" w:firstLine="0"/>
+              <w:jc w:val="left"/>
+            </w:pPr>
+            <w:r>
+              <w:rPr>
+                <w:sz w:val="20"/>
+              </w:rPr>
+              <w:t xml:space="preserve">Vendég </w:t>
+            </w:r>
+          </w:p>
+        </w:tc>
+        <w:tc>
+          <w:tcPr>
+            <w:tcW w:w="739" w:type="dxa"/>
+            <w:tcBorders>
+              <w:top w:val="single" w:sz="4" w:space="0" w:color="000000"/>
+              <w:left w:val="single" w:sz="4" w:space="0" w:color="000000"/>
+              <w:bottom w:val="single" w:sz="4" w:space="0" w:color="000000"/>
+              <w:right w:val="single" w:sz="4" w:space="0" w:color="000000"/>
+            </w:tcBorders>
+          </w:tcPr>
+          <w:p>
+            <w:pPr>
+              <w:spacing w:after="0" w:line="259" w:lineRule="auto"/>
+              <w:ind w:left="0" w:right="3" w:firstLine="0"/>
+              <w:jc w:val="center"/>
+            </w:pPr>
+            <w:r>
+              <w:rPr>
+                <w:sz w:val="20"/>
+              </w:rPr>
+              <w:t>CR</w:t>
+            </w:r>
+          </w:p>
+        </w:tc>
+        <w:tc>
+          <w:tcPr>
+            <w:tcW w:w="1044" w:type="dxa"/>
+            <w:tcBorders>
+              <w:top w:val="single" w:sz="4" w:space="0" w:color="000000"/>
+              <w:left w:val="single" w:sz="4" w:space="0" w:color="000000"/>
+              <w:bottom w:val="single" w:sz="4" w:space="0" w:color="000000"/>
+              <w:right w:val="single" w:sz="4" w:space="0" w:color="000000"/>
+            </w:tcBorders>
+          </w:tcPr>
+          <w:p>
+            <w:pPr>
+              <w:spacing w:after="0" w:line="259" w:lineRule="auto"/>
+              <w:ind w:left="0" w:right="3" w:firstLine="0"/>
+              <w:jc w:val="center"/>
+              <w:rPr>
+                <w:sz w:val="20"/>
+                <w:szCs w:val="20"/>
+              </w:rPr>
+            </w:pPr>
+            <w:r>
+              <w:rPr>
+                <w:sz w:val="20"/>
+                <w:szCs w:val="20"/>
+              </w:rPr>
+              <w:t>R</w:t>
+            </w:r>
+          </w:p>
+        </w:tc>
+        <w:tc>
+          <w:tcPr>
+            <w:tcW w:w="1035" w:type="dxa"/>
+            <w:tcBorders>
+              <w:top w:val="single" w:sz="4" w:space="0" w:color="000000"/>
+              <w:left w:val="single" w:sz="4" w:space="0" w:color="000000"/>
+              <w:bottom w:val="single" w:sz="4" w:space="0" w:color="000000"/>
+              <w:right w:val="single" w:sz="4" w:space="0" w:color="000000"/>
+            </w:tcBorders>
+          </w:tcPr>
+          <w:p>
+            <w:pPr>
+              <w:spacing w:after="0" w:line="259" w:lineRule="auto"/>
+              <w:ind w:left="0" w:right="3" w:firstLine="0"/>
+              <w:jc w:val="center"/>
+              <w:rPr>
+                <w:sz w:val="20"/>
+                <w:szCs w:val="20"/>
+              </w:rPr>
+            </w:pPr>
+            <w:r>
+              <w:rPr>
+                <w:sz w:val="20"/>
+                <w:szCs w:val="20"/>
+              </w:rPr>
+              <w:t>R</w:t>
+            </w:r>
+          </w:p>
+        </w:tc>
+        <w:tc>
+          <w:tcPr>
+            <w:tcW w:w="1034" w:type="dxa"/>
+            <w:tcBorders>
+              <w:top w:val="single" w:sz="4" w:space="0" w:color="000000"/>
+              <w:left w:val="single" w:sz="4" w:space="0" w:color="000000"/>
+              <w:bottom w:val="single" w:sz="4" w:space="0" w:color="000000"/>
+              <w:right w:val="single" w:sz="4" w:space="0" w:color="000000"/>
+            </w:tcBorders>
+          </w:tcPr>
+          <w:p>
+            <w:pPr>
+              <w:spacing w:after="0" w:line="259" w:lineRule="auto"/>
+              <w:ind w:left="0" w:right="3" w:firstLine="0"/>
+              <w:jc w:val="center"/>
+              <w:rPr>
+                <w:sz w:val="20"/>
+                <w:szCs w:val="20"/>
+              </w:rPr>
+            </w:pPr>
+            <w:r>
+              <w:rPr>
+                <w:sz w:val="20"/>
+                <w:szCs w:val="20"/>
+              </w:rPr>
+              <w:t>R</w:t>
+            </w:r>
+          </w:p>
+        </w:tc>
+        <w:tc>
+          <w:tcPr>
+            <w:tcW w:w="1035" w:type="dxa"/>
+            <w:tcBorders>
+              <w:top w:val="single" w:sz="4" w:space="0" w:color="000000"/>
+              <w:left w:val="single" w:sz="4" w:space="0" w:color="000000"/>
+              <w:bottom w:val="single" w:sz="4" w:space="0" w:color="000000"/>
+              <w:right w:val="single" w:sz="4" w:space="0" w:color="000000"/>
+            </w:tcBorders>
+          </w:tcPr>
+          <w:p>
+            <w:pPr>
+              <w:spacing w:after="0" w:line="259" w:lineRule="auto"/>
+              <w:ind w:left="0" w:right="4" w:firstLine="0"/>
+              <w:jc w:val="center"/>
+              <w:rPr>
+                <w:sz w:val="20"/>
+                <w:szCs w:val="20"/>
+              </w:rPr>
+            </w:pPr>
+            <w:r>
+              <w:rPr>
+                <w:sz w:val="20"/>
+                <w:szCs w:val="20"/>
+              </w:rPr>
+              <w:t>R</w:t>
+            </w:r>
+          </w:p>
+        </w:tc>
+        <w:tc>
+          <w:tcPr>
+            <w:tcW w:w="1037" w:type="dxa"/>
+            <w:tcBorders>
+              <w:top w:val="single" w:sz="4" w:space="0" w:color="000000"/>
+              <w:left w:val="single" w:sz="4" w:space="0" w:color="000000"/>
+              <w:bottom w:val="single" w:sz="4" w:space="0" w:color="000000"/>
+              <w:right w:val="single" w:sz="4" w:space="0" w:color="000000"/>
+            </w:tcBorders>
+          </w:tcPr>
+          <w:p>
+            <w:pPr>
+              <w:spacing w:after="0" w:line="259" w:lineRule="auto"/>
+              <w:ind w:left="0" w:right="6" w:firstLine="0"/>
+              <w:jc w:val="center"/>
+              <w:rPr>
+                <w:sz w:val="20"/>
+                <w:szCs w:val="20"/>
+              </w:rPr>
+            </w:pPr>
+            <w:r>
+              <w:rPr>
+                <w:sz w:val="20"/>
+                <w:szCs w:val="20"/>
+              </w:rPr>
+              <w:t>R</w:t>
+            </w:r>
+          </w:p>
+        </w:tc>
+        <w:tc>
+          <w:tcPr>
+            <w:tcW w:w="1035" w:type="dxa"/>
+            <w:tcBorders>
+              <w:top w:val="single" w:sz="4" w:space="0" w:color="000000"/>
+              <w:left w:val="single" w:sz="4" w:space="0" w:color="000000"/>
+              <w:bottom w:val="single" w:sz="4" w:space="0" w:color="000000"/>
+              <w:right w:val="single" w:sz="4" w:space="0" w:color="000000"/>
+            </w:tcBorders>
+          </w:tcPr>
+          <w:p>
+            <w:pPr>
+              <w:spacing w:after="0" w:line="259" w:lineRule="auto"/>
+              <w:ind w:left="0" w:right="4" w:firstLine="0"/>
+              <w:jc w:val="center"/>
+              <w:rPr>
+                <w:sz w:val="20"/>
+                <w:szCs w:val="20"/>
+              </w:rPr>
+            </w:pPr>
+          </w:p>
+        </w:tc>
+      </w:tr>
+      <w:tr>
+        <w:trPr>
+          <w:trHeight w:val="355"/>
+        </w:trPr>
+        <w:tc>
+          <w:tcPr>
+            <w:tcW w:w="1537" w:type="dxa"/>
+            <w:tcBorders>
+              <w:top w:val="single" w:sz="4" w:space="0" w:color="000000"/>
+              <w:left w:val="single" w:sz="4" w:space="0" w:color="000000"/>
+              <w:bottom w:val="single" w:sz="4" w:space="0" w:color="000000"/>
+              <w:right w:val="single" w:sz="4" w:space="0" w:color="000000"/>
+            </w:tcBorders>
+          </w:tcPr>
+          <w:p>
+            <w:pPr>
+              <w:spacing w:after="0" w:line="259" w:lineRule="auto"/>
+              <w:ind w:left="0" w:firstLine="0"/>
+              <w:jc w:val="left"/>
+            </w:pPr>
+            <w:r>
+              <w:rPr>
+                <w:sz w:val="20"/>
+              </w:rPr>
+              <w:t xml:space="preserve">Felhasználó </w:t>
+            </w:r>
+          </w:p>
+        </w:tc>
+        <w:tc>
+          <w:tcPr>
+            <w:tcW w:w="739" w:type="dxa"/>
+            <w:tcBorders>
+              <w:top w:val="single" w:sz="4" w:space="0" w:color="000000"/>
+              <w:left w:val="single" w:sz="4" w:space="0" w:color="000000"/>
+              <w:bottom w:val="single" w:sz="4" w:space="0" w:color="000000"/>
+              <w:right w:val="single" w:sz="4" w:space="0" w:color="000000"/>
+            </w:tcBorders>
+          </w:tcPr>
+          <w:p>
+            <w:pPr>
+              <w:spacing w:after="0" w:line="259" w:lineRule="auto"/>
+              <w:ind w:left="50" w:firstLine="0"/>
+              <w:jc w:val="center"/>
+            </w:pPr>
+            <w:r>
+              <w:rPr>
+                <w:sz w:val="20"/>
+              </w:rPr>
+              <w:t>RUD</w:t>
+            </w:r>
+          </w:p>
+        </w:tc>
+        <w:tc>
+          <w:tcPr>
+            <w:tcW w:w="1044" w:type="dxa"/>
+            <w:tcBorders>
+              <w:top w:val="single" w:sz="4" w:space="0" w:color="000000"/>
+              <w:left w:val="single" w:sz="4" w:space="0" w:color="000000"/>
+              <w:bottom w:val="single" w:sz="4" w:space="0" w:color="000000"/>
+              <w:right w:val="single" w:sz="4" w:space="0" w:color="000000"/>
+            </w:tcBorders>
+          </w:tcPr>
+          <w:p>
+            <w:pPr>
+              <w:spacing w:after="0" w:line="259" w:lineRule="auto"/>
+              <w:ind w:left="0" w:right="4" w:firstLine="0"/>
+              <w:jc w:val="center"/>
+              <w:rPr>
+                <w:sz w:val="20"/>
+                <w:szCs w:val="20"/>
+              </w:rPr>
+            </w:pPr>
+            <w:r>
+              <w:rPr>
+                <w:sz w:val="20"/>
+                <w:szCs w:val="20"/>
+              </w:rPr>
+              <w:t>CRUD</w:t>
+            </w:r>
+          </w:p>
+        </w:tc>
+        <w:tc>
+          <w:tcPr>
+            <w:tcW w:w="1035" w:type="dxa"/>
+            <w:tcBorders>
+              <w:top w:val="single" w:sz="4" w:space="0" w:color="000000"/>
+              <w:left w:val="single" w:sz="4" w:space="0" w:color="000000"/>
+              <w:bottom w:val="single" w:sz="4" w:space="0" w:color="000000"/>
+              <w:right w:val="single" w:sz="4" w:space="0" w:color="000000"/>
+            </w:tcBorders>
+          </w:tcPr>
+          <w:p>
+            <w:pPr>
+              <w:spacing w:after="0" w:line="259" w:lineRule="auto"/>
+              <w:ind w:left="0" w:firstLine="0"/>
+              <w:jc w:val="center"/>
+              <w:rPr>
+                <w:sz w:val="20"/>
+                <w:szCs w:val="20"/>
+              </w:rPr>
+            </w:pPr>
+            <w:r>
+              <w:rPr>
+                <w:sz w:val="20"/>
+                <w:szCs w:val="20"/>
+              </w:rPr>
+              <w:t>R</w:t>
+            </w:r>
+          </w:p>
+        </w:tc>
+        <w:tc>
+          <w:tcPr>
+            <w:tcW w:w="1034" w:type="dxa"/>
+            <w:tcBorders>
+              <w:top w:val="single" w:sz="4" w:space="0" w:color="000000"/>
+              <w:left w:val="single" w:sz="4" w:space="0" w:color="000000"/>
+              <w:bottom w:val="single" w:sz="4" w:space="0" w:color="000000"/>
+              <w:right w:val="single" w:sz="4" w:space="0" w:color="000000"/>
+            </w:tcBorders>
+          </w:tcPr>
+          <w:p>
+            <w:pPr>
+              <w:spacing w:after="0" w:line="259" w:lineRule="auto"/>
+              <w:jc w:val="center"/>
+              <w:rPr>
+                <w:sz w:val="20"/>
+                <w:szCs w:val="20"/>
+              </w:rPr>
+            </w:pPr>
+            <w:r>
+              <w:rPr>
+                <w:sz w:val="20"/>
+                <w:szCs w:val="20"/>
+              </w:rPr>
+              <w:t>R</w:t>
+            </w:r>
+          </w:p>
+        </w:tc>
+        <w:tc>
+          <w:tcPr>
+            <w:tcW w:w="1035" w:type="dxa"/>
+            <w:tcBorders>
+              <w:top w:val="single" w:sz="4" w:space="0" w:color="000000"/>
+              <w:left w:val="single" w:sz="4" w:space="0" w:color="000000"/>
+              <w:bottom w:val="single" w:sz="4" w:space="0" w:color="000000"/>
+              <w:right w:val="single" w:sz="4" w:space="0" w:color="000000"/>
+            </w:tcBorders>
+          </w:tcPr>
+          <w:p>
+            <w:pPr>
+              <w:spacing w:after="0" w:line="259" w:lineRule="auto"/>
+              <w:jc w:val="center"/>
+              <w:rPr>
+                <w:sz w:val="20"/>
+                <w:szCs w:val="20"/>
+              </w:rPr>
+            </w:pPr>
+            <w:r>
+              <w:rPr>
+                <w:sz w:val="20"/>
+                <w:szCs w:val="20"/>
+              </w:rPr>
+              <w:t>CRUD</w:t>
+            </w:r>
+          </w:p>
+        </w:tc>
+        <w:tc>
+          <w:tcPr>
+            <w:tcW w:w="1037" w:type="dxa"/>
+            <w:tcBorders>
+              <w:top w:val="single" w:sz="4" w:space="0" w:color="000000"/>
+              <w:left w:val="single" w:sz="4" w:space="0" w:color="000000"/>
+              <w:bottom w:val="single" w:sz="4" w:space="0" w:color="000000"/>
+              <w:right w:val="single" w:sz="4" w:space="0" w:color="000000"/>
+            </w:tcBorders>
+          </w:tcPr>
+          <w:p>
+            <w:pPr>
+              <w:spacing w:after="0" w:line="259" w:lineRule="auto"/>
+              <w:jc w:val="center"/>
+              <w:rPr>
+                <w:sz w:val="20"/>
+                <w:szCs w:val="20"/>
+              </w:rPr>
+            </w:pPr>
+            <w:r>
+              <w:rPr>
+                <w:sz w:val="20"/>
+                <w:szCs w:val="20"/>
+              </w:rPr>
+              <w:t>CRUD</w:t>
+            </w:r>
+          </w:p>
+        </w:tc>
+        <w:tc>
+          <w:tcPr>
+            <w:tcW w:w="1035" w:type="dxa"/>
+            <w:tcBorders>
+              <w:top w:val="single" w:sz="4" w:space="0" w:color="000000"/>
+              <w:left w:val="single" w:sz="4" w:space="0" w:color="000000"/>
+              <w:bottom w:val="single" w:sz="4" w:space="0" w:color="000000"/>
+              <w:right w:val="single" w:sz="4" w:space="0" w:color="000000"/>
+            </w:tcBorders>
+          </w:tcPr>
+          <w:p>
+            <w:pPr>
+              <w:spacing w:after="0" w:line="259" w:lineRule="auto"/>
+              <w:ind w:left="0" w:right="4" w:firstLine="0"/>
+              <w:jc w:val="center"/>
+              <w:rPr>
+                <w:sz w:val="20"/>
+                <w:szCs w:val="20"/>
+              </w:rPr>
+            </w:pPr>
+          </w:p>
+        </w:tc>
+      </w:tr>
+      <w:tr>
+        <w:trPr>
+          <w:trHeight w:val="355"/>
+        </w:trPr>
+        <w:tc>
+          <w:tcPr>
+            <w:tcW w:w="1537" w:type="dxa"/>
+            <w:tcBorders>
+              <w:top w:val="single" w:sz="4" w:space="0" w:color="000000"/>
+              <w:left w:val="single" w:sz="4" w:space="0" w:color="000000"/>
+              <w:bottom w:val="single" w:sz="4" w:space="0" w:color="000000"/>
+              <w:right w:val="single" w:sz="4" w:space="0" w:color="000000"/>
+            </w:tcBorders>
+          </w:tcPr>
+          <w:p>
+            <w:pPr>
+              <w:spacing w:after="0" w:line="259" w:lineRule="auto"/>
+              <w:ind w:left="0" w:firstLine="0"/>
+              <w:jc w:val="left"/>
+              <w:rPr>
+                <w:sz w:val="20"/>
+              </w:rPr>
+            </w:pPr>
+            <w:r>
+              <w:rPr>
+                <w:sz w:val="20"/>
+              </w:rPr>
+              <w:t>Újságíró</w:t>
+            </w:r>
+          </w:p>
+        </w:tc>
+        <w:tc>
+          <w:tcPr>
+            <w:tcW w:w="739" w:type="dxa"/>
+            <w:tcBorders>
+              <w:top w:val="single" w:sz="4" w:space="0" w:color="000000"/>
+              <w:left w:val="single" w:sz="4" w:space="0" w:color="000000"/>
+              <w:bottom w:val="single" w:sz="4" w:space="0" w:color="000000"/>
+              <w:right w:val="single" w:sz="4" w:space="0" w:color="000000"/>
+            </w:tcBorders>
+          </w:tcPr>
+          <w:p>
+            <w:pPr>
+              <w:spacing w:after="0" w:line="259" w:lineRule="auto"/>
+              <w:ind w:left="50" w:firstLine="0"/>
+              <w:jc w:val="center"/>
+              <w:rPr>
+                <w:sz w:val="20"/>
+              </w:rPr>
+            </w:pPr>
+            <w:r>
+              <w:rPr>
+                <w:sz w:val="20"/>
+              </w:rPr>
+              <w:t>RUD</w:t>
+            </w:r>
+          </w:p>
+        </w:tc>
+        <w:tc>
+          <w:tcPr>
+            <w:tcW w:w="1044" w:type="dxa"/>
+            <w:tcBorders>
+              <w:top w:val="single" w:sz="4" w:space="0" w:color="000000"/>
+              <w:left w:val="single" w:sz="4" w:space="0" w:color="000000"/>
+              <w:bottom w:val="single" w:sz="4" w:space="0" w:color="000000"/>
+              <w:right w:val="single" w:sz="4" w:space="0" w:color="000000"/>
+            </w:tcBorders>
+          </w:tcPr>
+          <w:p>
+            <w:pPr>
+              <w:spacing w:after="0" w:line="259" w:lineRule="auto"/>
+              <w:ind w:left="0" w:right="4" w:firstLine="0"/>
+              <w:jc w:val="center"/>
+              <w:rPr>
+                <w:sz w:val="20"/>
+                <w:szCs w:val="20"/>
+              </w:rPr>
+            </w:pPr>
+            <w:r>
+              <w:rPr>
+                <w:sz w:val="20"/>
+                <w:szCs w:val="20"/>
+              </w:rPr>
+              <w:t>CRUD</w:t>
+            </w:r>
+          </w:p>
+        </w:tc>
+        <w:tc>
+          <w:tcPr>
+            <w:tcW w:w="1035" w:type="dxa"/>
+            <w:tcBorders>
+              <w:top w:val="single" w:sz="4" w:space="0" w:color="000000"/>
+              <w:left w:val="single" w:sz="4" w:space="0" w:color="000000"/>
+              <w:bottom w:val="single" w:sz="4" w:space="0" w:color="000000"/>
+              <w:right w:val="single" w:sz="4" w:space="0" w:color="000000"/>
+            </w:tcBorders>
+          </w:tcPr>
+          <w:p>
+            <w:pPr>
+              <w:spacing w:after="0" w:line="259" w:lineRule="auto"/>
+              <w:jc w:val="center"/>
+              <w:rPr>
+                <w:sz w:val="20"/>
+                <w:szCs w:val="20"/>
+              </w:rPr>
+            </w:pPr>
+            <w:r>
+              <w:rPr>
+                <w:sz w:val="20"/>
+                <w:szCs w:val="20"/>
+              </w:rPr>
+              <w:t>CRUD</w:t>
+            </w:r>
+          </w:p>
+        </w:tc>
+        <w:tc>
+          <w:tcPr>
+            <w:tcW w:w="1034" w:type="dxa"/>
+            <w:tcBorders>
+              <w:top w:val="single" w:sz="4" w:space="0" w:color="000000"/>
+              <w:left w:val="single" w:sz="4" w:space="0" w:color="000000"/>
+              <w:bottom w:val="single" w:sz="4" w:space="0" w:color="000000"/>
+              <w:right w:val="single" w:sz="4" w:space="0" w:color="000000"/>
+            </w:tcBorders>
+          </w:tcPr>
+          <w:p>
+            <w:pPr>
+              <w:spacing w:after="0" w:line="259" w:lineRule="auto"/>
+              <w:jc w:val="center"/>
+              <w:rPr>
+                <w:sz w:val="20"/>
+                <w:szCs w:val="20"/>
+              </w:rPr>
+            </w:pPr>
+            <w:r>
+              <w:rPr>
+                <w:sz w:val="20"/>
+                <w:szCs w:val="20"/>
+              </w:rPr>
+              <w:t>R</w:t>
+            </w:r>
+          </w:p>
+        </w:tc>
+        <w:tc>
+          <w:tcPr>
+            <w:tcW w:w="1035" w:type="dxa"/>
+            <w:tcBorders>
+              <w:top w:val="single" w:sz="4" w:space="0" w:color="000000"/>
+              <w:left w:val="single" w:sz="4" w:space="0" w:color="000000"/>
+              <w:bottom w:val="single" w:sz="4" w:space="0" w:color="000000"/>
+              <w:right w:val="single" w:sz="4" w:space="0" w:color="000000"/>
+            </w:tcBorders>
+          </w:tcPr>
+          <w:p>
+            <w:pPr>
+              <w:spacing w:after="0" w:line="259" w:lineRule="auto"/>
+              <w:jc w:val="center"/>
+              <w:rPr>
+                <w:sz w:val="20"/>
+                <w:szCs w:val="20"/>
+              </w:rPr>
+            </w:pPr>
+            <w:r>
+              <w:rPr>
+                <w:sz w:val="20"/>
+                <w:szCs w:val="20"/>
+              </w:rPr>
+              <w:t>CRUD</w:t>
+            </w:r>
+          </w:p>
+        </w:tc>
+        <w:tc>
+          <w:tcPr>
+            <w:tcW w:w="1037" w:type="dxa"/>
+            <w:tcBorders>
+              <w:top w:val="single" w:sz="4" w:space="0" w:color="000000"/>
+              <w:left w:val="single" w:sz="4" w:space="0" w:color="000000"/>
+              <w:bottom w:val="single" w:sz="4" w:space="0" w:color="000000"/>
+              <w:right w:val="single" w:sz="4" w:space="0" w:color="000000"/>
+            </w:tcBorders>
+          </w:tcPr>
+          <w:p>
+            <w:pPr>
+              <w:spacing w:after="0" w:line="259" w:lineRule="auto"/>
+              <w:jc w:val="center"/>
+              <w:rPr>
+                <w:sz w:val="20"/>
+                <w:szCs w:val="20"/>
+              </w:rPr>
+            </w:pPr>
+            <w:r>
+              <w:rPr>
+                <w:sz w:val="20"/>
+                <w:szCs w:val="20"/>
+              </w:rPr>
+              <w:t>CRUD</w:t>
+            </w:r>
+          </w:p>
+        </w:tc>
+        <w:tc>
+          <w:tcPr>
+            <w:tcW w:w="1035" w:type="dxa"/>
+            <w:tcBorders>
+              <w:top w:val="single" w:sz="4" w:space="0" w:color="000000"/>
+              <w:left w:val="single" w:sz="4" w:space="0" w:color="000000"/>
+              <w:bottom w:val="single" w:sz="4" w:space="0" w:color="000000"/>
+              <w:right w:val="single" w:sz="4" w:space="0" w:color="000000"/>
+            </w:tcBorders>
+          </w:tcPr>
+          <w:p>
+            <w:pPr>
+              <w:spacing w:after="0" w:line="259" w:lineRule="auto"/>
+              <w:ind w:left="0" w:right="4" w:firstLine="0"/>
+              <w:jc w:val="center"/>
+              <w:rPr>
+                <w:sz w:val="20"/>
+                <w:szCs w:val="20"/>
+              </w:rPr>
+            </w:pPr>
+          </w:p>
+        </w:tc>
+      </w:tr>
+      <w:tr>
+        <w:trPr>
+          <w:trHeight w:val="355"/>
+        </w:trPr>
+        <w:tc>
+          <w:tcPr>
+            <w:tcW w:w="1537" w:type="dxa"/>
+            <w:tcBorders>
+              <w:top w:val="single" w:sz="4" w:space="0" w:color="000000"/>
+              <w:left w:val="single" w:sz="4" w:space="0" w:color="000000"/>
+              <w:bottom w:val="single" w:sz="4" w:space="0" w:color="000000"/>
+              <w:right w:val="single" w:sz="4" w:space="0" w:color="000000"/>
+            </w:tcBorders>
+          </w:tcPr>
+          <w:p>
+            <w:pPr>
+              <w:spacing w:after="0" w:line="259" w:lineRule="auto"/>
+              <w:ind w:left="0" w:firstLine="0"/>
+              <w:jc w:val="left"/>
+              <w:rPr>
+                <w:sz w:val="20"/>
+              </w:rPr>
+            </w:pPr>
+            <w:r>
+              <w:rPr>
+                <w:sz w:val="20"/>
+              </w:rPr>
+              <w:t>Szervező</w:t>
+            </w:r>
+          </w:p>
+        </w:tc>
+        <w:tc>
+          <w:tcPr>
+            <w:tcW w:w="739" w:type="dxa"/>
+            <w:tcBorders>
+              <w:top w:val="single" w:sz="4" w:space="0" w:color="000000"/>
+              <w:left w:val="single" w:sz="4" w:space="0" w:color="000000"/>
+              <w:bottom w:val="single" w:sz="4" w:space="0" w:color="000000"/>
+              <w:right w:val="single" w:sz="4" w:space="0" w:color="000000"/>
+            </w:tcBorders>
+          </w:tcPr>
+          <w:p>
+            <w:pPr>
+              <w:spacing w:after="0" w:line="259" w:lineRule="auto"/>
+              <w:ind w:left="50" w:firstLine="0"/>
+              <w:jc w:val="center"/>
+              <w:rPr>
+                <w:sz w:val="20"/>
+              </w:rPr>
+            </w:pPr>
+            <w:r>
+              <w:rPr>
+                <w:sz w:val="20"/>
+              </w:rPr>
+              <w:t>RUD</w:t>
+            </w:r>
+          </w:p>
+        </w:tc>
+        <w:tc>
+          <w:tcPr>
+            <w:tcW w:w="1044" w:type="dxa"/>
+            <w:tcBorders>
+              <w:top w:val="single" w:sz="4" w:space="0" w:color="000000"/>
+              <w:left w:val="single" w:sz="4" w:space="0" w:color="000000"/>
+              <w:bottom w:val="single" w:sz="4" w:space="0" w:color="000000"/>
+              <w:right w:val="single" w:sz="4" w:space="0" w:color="000000"/>
+            </w:tcBorders>
+          </w:tcPr>
+          <w:p>
+            <w:pPr>
+              <w:spacing w:after="0" w:line="259" w:lineRule="auto"/>
+              <w:ind w:left="0" w:right="4" w:firstLine="0"/>
+              <w:jc w:val="center"/>
+              <w:rPr>
+                <w:sz w:val="20"/>
+                <w:szCs w:val="20"/>
+              </w:rPr>
+            </w:pPr>
+            <w:r>
+              <w:rPr>
+                <w:sz w:val="20"/>
+                <w:szCs w:val="20"/>
+              </w:rPr>
+              <w:t>CRUD</w:t>
+            </w:r>
+          </w:p>
+        </w:tc>
+        <w:tc>
+          <w:tcPr>
+            <w:tcW w:w="1035" w:type="dxa"/>
+            <w:tcBorders>
+              <w:top w:val="single" w:sz="4" w:space="0" w:color="000000"/>
+              <w:left w:val="single" w:sz="4" w:space="0" w:color="000000"/>
+              <w:bottom w:val="single" w:sz="4" w:space="0" w:color="000000"/>
+              <w:right w:val="single" w:sz="4" w:space="0" w:color="000000"/>
+            </w:tcBorders>
+          </w:tcPr>
+          <w:p>
+            <w:pPr>
+              <w:spacing w:after="0" w:line="259" w:lineRule="auto"/>
+              <w:jc w:val="center"/>
+              <w:rPr>
+                <w:sz w:val="20"/>
+                <w:szCs w:val="20"/>
+              </w:rPr>
+            </w:pPr>
+            <w:r>
+              <w:rPr>
+                <w:sz w:val="20"/>
+                <w:szCs w:val="20"/>
+              </w:rPr>
+              <w:t>R</w:t>
+            </w:r>
+          </w:p>
+        </w:tc>
+        <w:tc>
+          <w:tcPr>
+            <w:tcW w:w="1034" w:type="dxa"/>
+            <w:tcBorders>
+              <w:top w:val="single" w:sz="4" w:space="0" w:color="000000"/>
+              <w:left w:val="single" w:sz="4" w:space="0" w:color="000000"/>
+              <w:bottom w:val="single" w:sz="4" w:space="0" w:color="000000"/>
+              <w:right w:val="single" w:sz="4" w:space="0" w:color="000000"/>
+            </w:tcBorders>
+          </w:tcPr>
+          <w:p>
+            <w:pPr>
+              <w:spacing w:after="0" w:line="259" w:lineRule="auto"/>
+              <w:jc w:val="center"/>
+              <w:rPr>
+                <w:sz w:val="20"/>
+                <w:szCs w:val="20"/>
+              </w:rPr>
+            </w:pPr>
+            <w:r>
+              <w:rPr>
+                <w:sz w:val="20"/>
+                <w:szCs w:val="20"/>
+              </w:rPr>
+              <w:t>CRUD</w:t>
+            </w:r>
+          </w:p>
+        </w:tc>
+        <w:tc>
+          <w:tcPr>
+            <w:tcW w:w="1035" w:type="dxa"/>
+            <w:tcBorders>
+              <w:top w:val="single" w:sz="4" w:space="0" w:color="000000"/>
+              <w:left w:val="single" w:sz="4" w:space="0" w:color="000000"/>
+              <w:bottom w:val="single" w:sz="4" w:space="0" w:color="000000"/>
+              <w:right w:val="single" w:sz="4" w:space="0" w:color="000000"/>
+            </w:tcBorders>
+          </w:tcPr>
+          <w:p>
+            <w:pPr>
+              <w:spacing w:after="0" w:line="259" w:lineRule="auto"/>
+              <w:jc w:val="center"/>
+              <w:rPr>
+                <w:sz w:val="20"/>
+                <w:szCs w:val="20"/>
+              </w:rPr>
+            </w:pPr>
+            <w:r>
+              <w:rPr>
+                <w:sz w:val="20"/>
+                <w:szCs w:val="20"/>
+              </w:rPr>
+              <w:t>CRUD</w:t>
+            </w:r>
+          </w:p>
+        </w:tc>
+        <w:tc>
+          <w:tcPr>
+            <w:tcW w:w="1037" w:type="dxa"/>
+            <w:tcBorders>
+              <w:top w:val="single" w:sz="4" w:space="0" w:color="000000"/>
+              <w:left w:val="single" w:sz="4" w:space="0" w:color="000000"/>
+              <w:bottom w:val="single" w:sz="4" w:space="0" w:color="000000"/>
+              <w:right w:val="single" w:sz="4" w:space="0" w:color="000000"/>
+            </w:tcBorders>
+          </w:tcPr>
+          <w:p>
+            <w:pPr>
+              <w:spacing w:after="0" w:line="259" w:lineRule="auto"/>
+              <w:jc w:val="center"/>
+              <w:rPr>
+                <w:sz w:val="20"/>
+                <w:szCs w:val="20"/>
+              </w:rPr>
+            </w:pPr>
+            <w:r>
+              <w:rPr>
+                <w:sz w:val="20"/>
+                <w:szCs w:val="20"/>
+              </w:rPr>
+              <w:t>CRUD</w:t>
+            </w:r>
+          </w:p>
+        </w:tc>
+        <w:tc>
+          <w:tcPr>
+            <w:tcW w:w="1035" w:type="dxa"/>
+            <w:tcBorders>
+              <w:top w:val="single" w:sz="4" w:space="0" w:color="000000"/>
+              <w:left w:val="single" w:sz="4" w:space="0" w:color="000000"/>
+              <w:bottom w:val="single" w:sz="4" w:space="0" w:color="000000"/>
+              <w:right w:val="single" w:sz="4" w:space="0" w:color="000000"/>
+            </w:tcBorders>
+          </w:tcPr>
+          <w:p>
+            <w:pPr>
+              <w:spacing w:after="0" w:line="259" w:lineRule="auto"/>
+              <w:ind w:left="0" w:right="4" w:firstLine="0"/>
+              <w:jc w:val="center"/>
+              <w:rPr>
+                <w:sz w:val="20"/>
+                <w:szCs w:val="20"/>
+              </w:rPr>
+            </w:pPr>
+          </w:p>
+        </w:tc>
+      </w:tr>
+      <w:tr>
+        <w:trPr>
+          <w:trHeight w:val="355"/>
+        </w:trPr>
+        <w:tc>
+          <w:tcPr>
+            <w:tcW w:w="1537" w:type="dxa"/>
+            <w:tcBorders>
+              <w:top w:val="single" w:sz="4" w:space="0" w:color="000000"/>
+              <w:left w:val="single" w:sz="4" w:space="0" w:color="000000"/>
+              <w:bottom w:val="single" w:sz="4" w:space="0" w:color="000000"/>
+              <w:right w:val="single" w:sz="4" w:space="0" w:color="000000"/>
+            </w:tcBorders>
+          </w:tcPr>
+          <w:p>
+            <w:pPr>
+              <w:spacing w:after="0" w:line="259" w:lineRule="auto"/>
+              <w:ind w:left="0" w:firstLine="0"/>
+              <w:jc w:val="left"/>
+              <w:rPr>
+                <w:sz w:val="20"/>
+              </w:rPr>
+            </w:pPr>
+            <w:r>
+              <w:rPr>
+                <w:sz w:val="20"/>
+              </w:rPr>
+              <w:t>Admin</w:t>
+            </w:r>
+          </w:p>
+        </w:tc>
+        <w:tc>
+          <w:tcPr>
+            <w:tcW w:w="739" w:type="dxa"/>
+            <w:tcBorders>
+              <w:top w:val="single" w:sz="4" w:space="0" w:color="000000"/>
+              <w:left w:val="single" w:sz="4" w:space="0" w:color="000000"/>
+              <w:bottom w:val="single" w:sz="4" w:space="0" w:color="000000"/>
+              <w:right w:val="single" w:sz="4" w:space="0" w:color="000000"/>
+            </w:tcBorders>
+          </w:tcPr>
+          <w:p>
+            <w:pPr>
+              <w:spacing w:after="0" w:line="259" w:lineRule="auto"/>
+              <w:ind w:left="50" w:firstLine="0"/>
+              <w:jc w:val="center"/>
+              <w:rPr>
+                <w:sz w:val="20"/>
+              </w:rPr>
+            </w:pPr>
+            <w:r>
+              <w:rPr>
+                <w:sz w:val="20"/>
+              </w:rPr>
+              <w:t>RUD</w:t>
+            </w:r>
+          </w:p>
+        </w:tc>
+        <w:tc>
+          <w:tcPr>
+            <w:tcW w:w="1044" w:type="dxa"/>
+            <w:tcBorders>
+              <w:top w:val="single" w:sz="4" w:space="0" w:color="000000"/>
+              <w:left w:val="single" w:sz="4" w:space="0" w:color="000000"/>
+              <w:bottom w:val="single" w:sz="4" w:space="0" w:color="000000"/>
+              <w:right w:val="single" w:sz="4" w:space="0" w:color="000000"/>
+            </w:tcBorders>
+          </w:tcPr>
+          <w:p>
+            <w:pPr>
+              <w:spacing w:after="0" w:line="259" w:lineRule="auto"/>
+              <w:ind w:left="0" w:right="4" w:firstLine="0"/>
+              <w:jc w:val="center"/>
+              <w:rPr>
+                <w:sz w:val="20"/>
+                <w:szCs w:val="20"/>
+              </w:rPr>
+            </w:pPr>
+            <w:r>
+              <w:rPr>
+                <w:sz w:val="20"/>
+                <w:szCs w:val="20"/>
+              </w:rPr>
+              <w:t>CRUD</w:t>
+            </w:r>
+          </w:p>
+        </w:tc>
+        <w:tc>
+          <w:tcPr>
+            <w:tcW w:w="1035" w:type="dxa"/>
+            <w:tcBorders>
+              <w:top w:val="single" w:sz="4" w:space="0" w:color="000000"/>
+              <w:left w:val="single" w:sz="4" w:space="0" w:color="000000"/>
+              <w:bottom w:val="single" w:sz="4" w:space="0" w:color="000000"/>
+              <w:right w:val="single" w:sz="4" w:space="0" w:color="000000"/>
+            </w:tcBorders>
+          </w:tcPr>
+          <w:p>
+            <w:pPr>
+              <w:spacing w:after="0" w:line="259" w:lineRule="auto"/>
+              <w:jc w:val="center"/>
+              <w:rPr>
+                <w:sz w:val="20"/>
+                <w:szCs w:val="20"/>
+              </w:rPr>
+            </w:pPr>
+            <w:r>
+              <w:rPr>
+                <w:sz w:val="20"/>
+                <w:szCs w:val="20"/>
+              </w:rPr>
+              <w:t>CRUD</w:t>
+            </w:r>
+          </w:p>
+        </w:tc>
+        <w:tc>
+          <w:tcPr>
+            <w:tcW w:w="1034" w:type="dxa"/>
+            <w:tcBorders>
+              <w:top w:val="single" w:sz="4" w:space="0" w:color="000000"/>
+              <w:left w:val="single" w:sz="4" w:space="0" w:color="000000"/>
+              <w:bottom w:val="single" w:sz="4" w:space="0" w:color="000000"/>
+              <w:right w:val="single" w:sz="4" w:space="0" w:color="000000"/>
+            </w:tcBorders>
+          </w:tcPr>
+          <w:p>
+            <w:pPr>
+              <w:spacing w:after="0" w:line="259" w:lineRule="auto"/>
+              <w:jc w:val="center"/>
+              <w:rPr>
+                <w:sz w:val="20"/>
+                <w:szCs w:val="20"/>
+              </w:rPr>
+            </w:pPr>
+            <w:r>
+              <w:rPr>
+                <w:sz w:val="20"/>
+                <w:szCs w:val="20"/>
+              </w:rPr>
+              <w:t>CRUD</w:t>
+            </w:r>
+          </w:p>
+        </w:tc>
+        <w:tc>
+          <w:tcPr>
+            <w:tcW w:w="1035" w:type="dxa"/>
+            <w:tcBorders>
+              <w:top w:val="single" w:sz="4" w:space="0" w:color="000000"/>
+              <w:left w:val="single" w:sz="4" w:space="0" w:color="000000"/>
+              <w:bottom w:val="single" w:sz="4" w:space="0" w:color="000000"/>
+              <w:right w:val="single" w:sz="4" w:space="0" w:color="000000"/>
+            </w:tcBorders>
+          </w:tcPr>
+          <w:p>
+            <w:pPr>
+              <w:spacing w:after="0" w:line="259" w:lineRule="auto"/>
+              <w:jc w:val="center"/>
+              <w:rPr>
+                <w:sz w:val="20"/>
+                <w:szCs w:val="20"/>
+              </w:rPr>
+            </w:pPr>
+            <w:r>
+              <w:rPr>
+                <w:sz w:val="20"/>
+                <w:szCs w:val="20"/>
+              </w:rPr>
+              <w:t>CRUD</w:t>
+            </w:r>
+          </w:p>
+        </w:tc>
+        <w:tc>
+          <w:tcPr>
+            <w:tcW w:w="1037" w:type="dxa"/>
+            <w:tcBorders>
+              <w:top w:val="single" w:sz="4" w:space="0" w:color="000000"/>
+              <w:left w:val="single" w:sz="4" w:space="0" w:color="000000"/>
+              <w:bottom w:val="single" w:sz="4" w:space="0" w:color="000000"/>
+              <w:right w:val="single" w:sz="4" w:space="0" w:color="000000"/>
+            </w:tcBorders>
+          </w:tcPr>
+          <w:p>
+            <w:pPr>
+              <w:spacing w:after="0" w:line="259" w:lineRule="auto"/>
+              <w:jc w:val="center"/>
+              <w:rPr>
+                <w:sz w:val="20"/>
+                <w:szCs w:val="20"/>
+              </w:rPr>
+            </w:pPr>
+            <w:r>
+              <w:rPr>
+                <w:sz w:val="20"/>
+                <w:szCs w:val="20"/>
+              </w:rPr>
+              <w:t>CRUD</w:t>
+            </w:r>
+          </w:p>
+        </w:tc>
+        <w:tc>
+          <w:tcPr>
+            <w:tcW w:w="1035" w:type="dxa"/>
+            <w:tcBorders>
+              <w:top w:val="single" w:sz="4" w:space="0" w:color="000000"/>
+              <w:left w:val="single" w:sz="4" w:space="0" w:color="000000"/>
+              <w:bottom w:val="single" w:sz="4" w:space="0" w:color="000000"/>
+              <w:right w:val="single" w:sz="4" w:space="0" w:color="000000"/>
+            </w:tcBorders>
+          </w:tcPr>
+          <w:p>
+            <w:pPr>
+              <w:keepNext/>
+              <w:spacing w:after="0" w:line="259" w:lineRule="auto"/>
+              <w:ind w:left="0" w:right="4" w:firstLine="0"/>
+              <w:jc w:val="center"/>
+              <w:rPr>
+                <w:sz w:val="20"/>
+                <w:szCs w:val="20"/>
+              </w:rPr>
+            </w:pPr>
+          </w:p>
+        </w:tc>
+      </w:tr>
+    </w:tbl>
+    <w:p>
+      <w:pPr>
+        <w:pStyle w:val="Kpalrs"/>
+        <w:jc w:val="center"/>
+      </w:pPr>
+      <w:fldSimple w:instr=" SEQ ábra \* ARABIC ">
+        <w:r>
+          <w:rPr>
+            <w:noProof/>
+          </w:rPr>
+          <w:t>6</w:t>
+        </w:r>
+      </w:fldSimple>
+      <w:r>
+        <w:t>. ábra Kollekciókhoz és erőforrásokhoz való hozzáférés</w:t>
+      </w:r>
+    </w:p>
+    <w:p>
+      <w:pPr>
+        <w:ind w:left="0" w:firstLine="0"/>
+      </w:pPr>
+      <w:r>
+        <w:tab/>
+      </w:r>
+      <w:r>
+        <w:tab/>
+      </w:r>
+      <w:r>
+        <w:t>A kollekciókhoz és erőforrásokhoz tartozó hozzáférési jogosultságokat a 6. ábra szemlélteti. A vendég felhasználók elsősorban olvasási jogosultsággal rendelkeznek, míg a hitelesített felhasználók a szerepkörüktől függően további műveletek végrehajtására is jogosultak, például tartalmak létrehozására és módosítására.</w:t>
+      </w:r>
+    </w:p>
+    <w:p>
+      <w:pPr>
+        <w:ind w:left="0" w:firstLine="0"/>
+      </w:pPr>
+      <w:r>
+        <w:tab/>
+        <w:t xml:space="preserve">A Firestore biztonsági szabályok között kiemelt szerepet kap a felhasználók hitelesítettségének ellenőrzése, amely a következő feltétel segítségével történik: </w:t>
+      </w:r>
+      <w:proofErr w:type="spellStart"/>
+      <w:r>
+        <w:rPr>
+          <w:i/>
+          <w:iCs/>
+        </w:rPr>
+        <w:t>request.auth</w:t>
+      </w:r>
+      <w:proofErr w:type="spellEnd"/>
+      <w:r>
+        <w:rPr>
+          <w:i/>
+          <w:iCs/>
+        </w:rPr>
+        <w:t xml:space="preserve"> != null</w:t>
+      </w:r>
+      <w:r>
+        <w:rPr>
+          <w:i/>
+          <w:iCs/>
+        </w:rPr>
+        <w:t xml:space="preserve">. </w:t>
+      </w:r>
+      <w:r>
+        <w:t>A hitelesítés ellenőrzésén túl a rendszer további biztonsági mechanizmusokat is alkalmaz, amelyek a felhasználók szerepkörén és az adatok tulajdonjogán alapulnak. A Firestore szabályok között definiálásra kerültek olyan segédfüggvények, amelyek egyszerűsítik és egységesítik az ellenőrzések végrehajtását.</w:t>
+      </w:r>
+    </w:p>
+    <w:p>
+      <w:pPr>
+        <w:ind w:left="0" w:firstLine="0"/>
+      </w:pPr>
+      <w:r>
+        <w:lastRenderedPageBreak/>
+        <w:tab/>
+        <w:t>A szerepkör alapú jogosultságkezelés megvalósításához egy külön függvény került kialakításra, amely a felhasználó szerepkörét a users kollekcióból olvassa ki, és összehasonlítja a szükséges jogosults</w:t>
+      </w:r>
+      <w:r>
+        <w:t>á</w:t>
+      </w:r>
+      <w:r>
+        <w:t>ggal.</w:t>
+      </w:r>
+      <w:r>
+        <w:t xml:space="preserve"> Ennek segítségével meghatározható, hogy egy adott művelet végrehajtásához a felhasználó rendelkezik-e megfelelő jogosultsággal.</w:t>
+      </w:r>
+    </w:p>
+    <w:p>
+      <w:pPr>
+        <w:ind w:left="0" w:firstLine="0"/>
+      </w:pPr>
+      <w:r>
+        <w:tab/>
+        <w:t>Az egyes kollekciókhoz tartozó szabályok eltérő működést valósítanak meg. A lakes kollekció esetében az adatok olvasása minden felhasználó számára engedélyezett, azonban módosítási műveleteket kizárólag adminisztrátori jogosultsággal rendelkező felhasználók végezhetnek.</w:t>
+      </w:r>
+    </w:p>
+    <w:p>
+      <w:pPr>
+        <w:ind w:left="0" w:firstLine="708"/>
+      </w:pPr>
+      <w:r>
+        <w:t>A gallery kollekció esetében a rendszer biztosítja, hogy új tartalom létrehozása csak hitelesített felhasználók számára legyen elérhető, valamint ellenőrzi, hogy a létrehozott dokumentum a megfelelő felhasználóhoz tartozik. A módosítás és törlés kizárólag a tartalom tulajdonosa vagy adminisztrátor által hajtható végre, amely megakadályozza más felhasználók adatainak illetéktelen kezelését.</w:t>
+      </w:r>
+    </w:p>
+    <w:p>
+      <w:pPr>
+        <w:ind w:left="0" w:firstLine="0"/>
+      </w:pPr>
+      <w:r>
+        <w:tab/>
+        <w:t>A news és events kollekciók esetében a hozzáférés szerepkör-alapú módon kerül szabályozásra. Míg az adatok olvasása minden felhasználó számára engedélyezett, addig a létrehozás, módosítás és törlés csak meghatározott szerepkörökhöz kötött.</w:t>
+      </w:r>
+    </w:p>
+    <w:p>
+      <w:pPr>
+        <w:ind w:left="0" w:firstLine="0"/>
+      </w:pPr>
+      <w:r>
+        <w:tab/>
+        <w:t>A users kollekció kezelése kiemelt biztonsági szempontokat követ. A felhasználók kizárólag a saját adataikhoz férhetnek hozzá, és azok módosítása során nem változtathatják meg saját szerepkörüket. Ez a megkötés megakadályozza a jogosultsági szintek jogosulatlan módosítását.</w:t>
+      </w:r>
+    </w:p>
+    <w:p>
+      <w:pPr>
+        <w:ind w:left="0" w:firstLine="0"/>
+      </w:pPr>
+    </w:p>
+    <w:p>
+      <w:pPr>
+        <w:ind w:left="0" w:firstLine="0"/>
+      </w:pPr>
+      <w:r>
+        <w:tab/>
+        <w:t xml:space="preserve">A backend oldali biztonsági megoldásokat kiegészítik a frontend oldalon alkalmazott védelmi mechanizmusok. Az Angular alkalmazás route guard-okat használ annak érdekében, hogy bizonyos </w:t>
+      </w:r>
+      <w:r>
+        <w:t>oldalak kizárólag megfelelő jogosultsággal rendelkező felhasználók számára legyenek elérhetők. Az authGuard a bejelentkezett állapotot ellenőrzi, míg az adminGuard az adminisztrátori</w:t>
+      </w:r>
+      <w:r>
+        <w:t xml:space="preserve"> jogosultság meglétét vizsgálja. Emellett az alkalmazás űrlapvalidációkat is alkalmaz, amelyek biztosítják a felhasználói adatok helyességét és teljességét.</w:t>
+      </w:r>
+    </w:p>
+    <w:p>
+      <w:pPr>
+        <w:ind w:left="0" w:firstLine="0"/>
+      </w:pPr>
     </w:p>
     <w:sectPr>
       <w:headerReference w:type="default" r:id="rId15"/>
@@ -9597,6 +11894,44 @@
     <w:name w:val="whitespace-normal"/>
     <w:basedOn w:val="Bekezdsalapbettpusa"/>
     <w:rsid w:val="00A14BC7"/>
+  </w:style>
+  <w:style w:type="table" w:styleId="Rcsostblzat">
+    <w:name w:val="Table Grid"/>
+    <w:basedOn w:val="Normltblzat"/>
+    <w:uiPriority w:val="39"/>
+    <w:rsid w:val="001D0E8F"/>
+    <w:pPr>
+      <w:spacing w:after="0" w:line="240" w:lineRule="auto"/>
+    </w:pPr>
+    <w:tblPr>
+      <w:tblBorders>
+        <w:top w:val="single" w:sz="4" w:space="0" w:color="auto"/>
+        <w:left w:val="single" w:sz="4" w:space="0" w:color="auto"/>
+        <w:bottom w:val="single" w:sz="4" w:space="0" w:color="auto"/>
+        <w:right w:val="single" w:sz="4" w:space="0" w:color="auto"/>
+        <w:insideH w:val="single" w:sz="4" w:space="0" w:color="auto"/>
+        <w:insideV w:val="single" w:sz="4" w:space="0" w:color="auto"/>
+      </w:tblBorders>
+    </w:tblPr>
+  </w:style>
+  <w:style w:type="table" w:customStyle="1" w:styleId="TableGrid">
+    <w:name w:val="TableGrid"/>
+    <w:rsid w:val="00FD5409"/>
+    <w:pPr>
+      <w:spacing w:after="0" w:line="240" w:lineRule="auto"/>
+    </w:pPr>
+    <w:rPr>
+      <w:rFonts w:eastAsiaTheme="minorEastAsia"/>
+      <w:lang w:eastAsia="hu-HU"/>
+    </w:rPr>
+    <w:tblPr>
+      <w:tblCellMar>
+        <w:top w:w="0" w:type="dxa"/>
+        <w:left w:w="0" w:type="dxa"/>
+        <w:bottom w:w="0" w:type="dxa"/>
+        <w:right w:w="0" w:type="dxa"/>
+      </w:tblCellMar>
+    </w:tblPr>
   </w:style>
 </w:styles>
 </file>

--- a/docs/Szabó_Patrik_Péter_DRX7R2_szakdolgozat.docx
+++ b/docs/Szabó_Patrik_Péter_DRX7R2_szakdolgozat.docx
@@ -599,7 +599,27 @@
           <w:szCs w:val="32"/>
         </w:rPr>
         <w:tab/>
-        <w:t>Dr. Bilicki Vilmos</w:t>
+        <w:t xml:space="preserve">Dr. </w:t>
+      </w:r>
+      <w:proofErr w:type="spellStart"/>
+      <w:r>
+        <w:rPr>
+          <w:b/>
+          <w:bCs/>
+          <w:sz w:val="32"/>
+          <w:szCs w:val="32"/>
+        </w:rPr>
+        <w:t>Bilicki</w:t>
+      </w:r>
+      <w:proofErr w:type="spellEnd"/>
+      <w:r>
+        <w:rPr>
+          <w:b/>
+          <w:bCs/>
+          <w:sz w:val="32"/>
+          <w:szCs w:val="32"/>
+        </w:rPr>
+        <w:t xml:space="preserve"> Vilmos</w:t>
       </w:r>
     </w:p>
     <w:p>
@@ -1109,7 +1129,31 @@
         <w:jc w:val="left"/>
       </w:pPr>
       <w:r>
-        <w:t>A fejlesztés Visual Studio Code-al zajlik. A munka során Angular keretrendszert használok Typescript, HTML, SCSS nyelvekkel és Firebase felhő alapú szolgáltatásaival.</w:t>
+        <w:t xml:space="preserve">A fejlesztés Visual </w:t>
+      </w:r>
+      <w:proofErr w:type="spellStart"/>
+      <w:r>
+        <w:t>Studio</w:t>
+      </w:r>
+      <w:proofErr w:type="spellEnd"/>
+      <w:r>
+        <w:t xml:space="preserve"> </w:t>
+      </w:r>
+      <w:proofErr w:type="spellStart"/>
+      <w:r>
+        <w:t>Code-al</w:t>
+      </w:r>
+      <w:proofErr w:type="spellEnd"/>
+      <w:r>
+        <w:t xml:space="preserve"> zajlik. A munka során Angular keretrendszert használok </w:t>
+      </w:r>
+      <w:proofErr w:type="spellStart"/>
+      <w:r>
+        <w:t>Typescript</w:t>
+      </w:r>
+      <w:proofErr w:type="spellEnd"/>
+      <w:r>
+        <w:t>, HTML, SCSS nyelvekkel és Firebase felhő alapú szolgáltatásaival.</w:t>
       </w:r>
     </w:p>
     <w:p>
@@ -1156,7 +1200,23 @@
         <w:jc w:val="left"/>
       </w:pPr>
       <w:r>
-        <w:t>A webalkalmazás Firebase hosting szolgáltatással elérhető az interneten, a forráskód és dokumentáció megtalálható a publikus GitHub repositoriban.</w:t>
+        <w:t xml:space="preserve">A webalkalmazás Firebase </w:t>
+      </w:r>
+      <w:proofErr w:type="spellStart"/>
+      <w:r>
+        <w:t>hosting</w:t>
+      </w:r>
+      <w:proofErr w:type="spellEnd"/>
+      <w:r>
+        <w:t xml:space="preserve"> szolgáltatással elérhető az interneten, a forráskód és dokumentáció megtalálható a publikus GitHub </w:t>
+      </w:r>
+      <w:proofErr w:type="spellStart"/>
+      <w:r>
+        <w:t>repositoriban</w:t>
+      </w:r>
+      <w:proofErr w:type="spellEnd"/>
+      <w:r>
+        <w:t>.</w:t>
       </w:r>
     </w:p>
     <w:p>
@@ -2435,7 +2495,15 @@
         <w:t>webalkalmazások</w:t>
       </w:r>
       <w:r>
-        <w:t>, amelyek lehetőséget biztosítanak a fogások rögzítésére, statisztikák vezetésére, valamint közösségi funkciók használatára. Ezek az alkalmazások azonban sok esetben nem tartalmaznak részletes, helyspecifikus információkat a magyarországi horgászvizekről, illetve egyes funkcióik fizetősek.</w:t>
+        <w:t xml:space="preserve">, amelyek lehetőséget biztosítanak a fogások rögzítésére, statisztikák vezetésére, valamint közösségi funkciók használatára. Ezek az alkalmazások azonban sok esetben nem tartalmaznak részletes, helyspecifikus információkat a magyarországi horgászvizekről, illetve egyes funkcióik </w:t>
+      </w:r>
+      <w:proofErr w:type="spellStart"/>
+      <w:r>
+        <w:t>fizetősek</w:t>
+      </w:r>
+      <w:proofErr w:type="spellEnd"/>
+      <w:r>
+        <w:t>.</w:t>
       </w:r>
     </w:p>
     <w:p>
@@ -2576,13 +2644,31 @@
           <w:bCs/>
         </w:rPr>
       </w:pPr>
-      <w:r>
-        <w:rPr>
-          <w:b/>
-          <w:bCs/>
-        </w:rPr>
-        <w:t>Vampire Fishing</w:t>
-      </w:r>
+      <w:proofErr w:type="spellStart"/>
+      <w:r>
+        <w:rPr>
+          <w:b/>
+          <w:bCs/>
+        </w:rPr>
+        <w:t>Vampire</w:t>
+      </w:r>
+      <w:proofErr w:type="spellEnd"/>
+      <w:r>
+        <w:rPr>
+          <w:b/>
+          <w:bCs/>
+        </w:rPr>
+        <w:t xml:space="preserve"> </w:t>
+      </w:r>
+      <w:proofErr w:type="spellStart"/>
+      <w:r>
+        <w:rPr>
+          <w:b/>
+          <w:bCs/>
+        </w:rPr>
+        <w:t>Fishing</w:t>
+      </w:r>
+      <w:proofErr w:type="spellEnd"/>
     </w:p>
     <w:p>
       <w:pPr>
@@ -2599,7 +2685,31 @@
         <w:tab/>
       </w:r>
       <w:r>
-        <w:t>A Vampire Fishing Trips platform egy modernebb, technológiai megközelítést alkalmazó rendszer, amely elsősorban mobilalkalmazásként érhető el, és különböző digitális megoldásokkal támogatja a horgászokat.</w:t>
+        <w:t xml:space="preserve">A </w:t>
+      </w:r>
+      <w:proofErr w:type="spellStart"/>
+      <w:r>
+        <w:t>Vampire</w:t>
+      </w:r>
+      <w:proofErr w:type="spellEnd"/>
+      <w:r>
+        <w:t xml:space="preserve"> </w:t>
+      </w:r>
+      <w:proofErr w:type="spellStart"/>
+      <w:r>
+        <w:t>Fishing</w:t>
+      </w:r>
+      <w:proofErr w:type="spellEnd"/>
+      <w:r>
+        <w:t xml:space="preserve"> </w:t>
+      </w:r>
+      <w:proofErr w:type="spellStart"/>
+      <w:r>
+        <w:t>Trips</w:t>
+      </w:r>
+      <w:proofErr w:type="spellEnd"/>
+      <w:r>
+        <w:t xml:space="preserve"> platform egy modernebb, technológiai megközelítést alkalmazó rendszer, amely elsősorban mobilalkalmazásként érhető el, és különböző digitális megoldásokkal támogatja a horgászokat.</w:t>
       </w:r>
     </w:p>
     <w:p>
@@ -2663,6 +2773,7 @@
           <w:bCs/>
         </w:rPr>
       </w:pPr>
+      <w:proofErr w:type="spellStart"/>
       <w:r>
         <w:rPr>
           <w:b/>
@@ -2671,6 +2782,7 @@
         <w:lastRenderedPageBreak/>
         <w:t>FishMap</w:t>
       </w:r>
+      <w:proofErr w:type="spellEnd"/>
     </w:p>
     <w:p>
       <w:pPr>
@@ -2687,7 +2799,15 @@
         <w:tab/>
       </w:r>
       <w:r>
-        <w:t>A FishMap alkalmazás egy innovatív megoldás, amely térképes megjelenítéssel és valós idejű adatokkal segíti a horgászokat.</w:t>
+        <w:t xml:space="preserve">A </w:t>
+      </w:r>
+      <w:proofErr w:type="spellStart"/>
+      <w:r>
+        <w:t>FishMap</w:t>
+      </w:r>
+      <w:proofErr w:type="spellEnd"/>
+      <w:r>
+        <w:t xml:space="preserve"> alkalmazás egy innovatív megoldás, amely térképes megjelenítéssel és valós idejű adatokkal segíti a horgászokat.</w:t>
       </w:r>
     </w:p>
     <w:p>
@@ -2910,6 +3030,7 @@
                 <w14:ligatures w14:val="none"/>
               </w:rPr>
             </w:pPr>
+            <w:proofErr w:type="spellStart"/>
             <w:r>
               <w:rPr>
                 <w:rFonts w:ascii="Arial" w:hAnsi="Arial" w:cs="Arial"/>
@@ -2922,6 +3043,7 @@
               </w:rPr>
               <w:t>FishMap</w:t>
             </w:r>
+            <w:proofErr w:type="spellEnd"/>
           </w:p>
         </w:tc>
         <w:tc>
@@ -2951,6 +3073,7 @@
                 <w14:ligatures w14:val="none"/>
               </w:rPr>
             </w:pPr>
+            <w:proofErr w:type="spellStart"/>
             <w:r>
               <w:rPr>
                 <w:rFonts w:ascii="Arial" w:hAnsi="Arial" w:cs="Arial"/>
@@ -2963,6 +3086,7 @@
               </w:rPr>
               <w:t>Vampire</w:t>
             </w:r>
+            <w:proofErr w:type="spellEnd"/>
           </w:p>
         </w:tc>
         <w:tc>
@@ -3801,7 +3925,31 @@
         <w:tab/>
       </w:r>
       <w:r>
-        <w:t xml:space="preserve">A táblázat alapján jól látható, hogy a jelenlegi megoldások különböző területeken nyújtanak erős funkcionalitást, azonban egyik sem kínál teljes körű megoldást. A Horgaszhelyek.hu elsősorban strukturált helyadatokat biztosít, de nem rendelkezik valós idejű információkkal. A FishMap és a Vampire platformok támogatják a valós idejű fogások megjelenítését és a közösségi funkciókat, ugyanakkor nem biztosítanak egységes, átfogó információs rendszert. Ezzel szemben a PecaPont célja, hogy egyetlen platformon egyesítse a </w:t>
+        <w:t xml:space="preserve">A táblázat alapján jól látható, hogy a jelenlegi megoldások különböző területeken nyújtanak erős funkcionalitást, azonban egyik sem kínál teljes körű megoldást. A Horgaszhelyek.hu elsősorban strukturált </w:t>
+      </w:r>
+      <w:proofErr w:type="spellStart"/>
+      <w:r>
+        <w:t>helyadatokat</w:t>
+      </w:r>
+      <w:proofErr w:type="spellEnd"/>
+      <w:r>
+        <w:t xml:space="preserve"> biztosít, de nem rendelkezik valós idejű információkkal. A </w:t>
+      </w:r>
+      <w:proofErr w:type="spellStart"/>
+      <w:r>
+        <w:t>FishMap</w:t>
+      </w:r>
+      <w:proofErr w:type="spellEnd"/>
+      <w:r>
+        <w:t xml:space="preserve"> és a </w:t>
+      </w:r>
+      <w:proofErr w:type="spellStart"/>
+      <w:r>
+        <w:t>Vampire</w:t>
+      </w:r>
+      <w:proofErr w:type="spellEnd"/>
+      <w:r>
+        <w:t xml:space="preserve"> platformok támogatják a valós idejű fogások megjelenítését és a közösségi funkciókat, ugyanakkor nem biztosítanak egységes, átfogó információs rendszert. Ezzel szemben a PecaPont célja, hogy egyetlen platformon egyesítse a </w:t>
       </w:r>
       <w:r>
         <w:lastRenderedPageBreak/>
@@ -4283,7 +4431,7 @@
         </w:r>
       </w:fldSimple>
       <w:r>
-        <w:t>. ábra A PecaPont webalkalmazás használati-eset diagrammja</w:t>
+        <w:t>. ábra A PecaPont webalkalmazás használati-eset diagramja</w:t>
       </w:r>
     </w:p>
     <w:p>
@@ -6537,6 +6685,7 @@
           <w:iCs/>
         </w:rPr>
       </w:pPr>
+      <w:proofErr w:type="spellStart"/>
       <w:r>
         <w:rPr>
           <w:i/>
@@ -6549,7 +6698,15 @@
           <w:i/>
           <w:iCs/>
         </w:rPr>
-        <w:t>ome:</w:t>
+        <w:t>ome</w:t>
+      </w:r>
+      <w:proofErr w:type="spellEnd"/>
+      <w:r>
+        <w:rPr>
+          <w:i/>
+          <w:iCs/>
+        </w:rPr>
+        <w:t>:</w:t>
       </w:r>
       <w:r>
         <w:rPr>
@@ -6691,12 +6848,21 @@
           <w:iCs/>
         </w:rPr>
       </w:pPr>
+      <w:proofErr w:type="spellStart"/>
       <w:r>
         <w:rPr>
           <w:i/>
           <w:iCs/>
         </w:rPr>
-        <w:t>to-reszletek:</w:t>
+        <w:t>to-reszletek</w:t>
+      </w:r>
+      <w:proofErr w:type="spellEnd"/>
+      <w:r>
+        <w:rPr>
+          <w:i/>
+          <w:iCs/>
+        </w:rPr>
+        <w:t>:</w:t>
       </w:r>
       <w:r>
         <w:rPr>
@@ -6808,12 +6974,21 @@
           <w:iCs/>
         </w:rPr>
       </w:pPr>
+      <w:proofErr w:type="spellStart"/>
       <w:r>
         <w:rPr>
           <w:i/>
           <w:iCs/>
         </w:rPr>
-        <w:t>hir-reszletek:</w:t>
+        <w:t>hir-reszletek</w:t>
+      </w:r>
+      <w:proofErr w:type="spellEnd"/>
+      <w:r>
+        <w:rPr>
+          <w:i/>
+          <w:iCs/>
+        </w:rPr>
+        <w:t>:</w:t>
       </w:r>
       <w:r>
         <w:rPr>
@@ -6843,12 +7018,21 @@
           <w:iCs/>
         </w:rPr>
       </w:pPr>
+      <w:proofErr w:type="spellStart"/>
       <w:r>
         <w:rPr>
           <w:i/>
           <w:iCs/>
         </w:rPr>
-        <w:t>hir-szerkeszto:</w:t>
+        <w:t>hir-szerkeszto</w:t>
+      </w:r>
+      <w:proofErr w:type="spellEnd"/>
+      <w:r>
+        <w:rPr>
+          <w:i/>
+          <w:iCs/>
+        </w:rPr>
+        <w:t>:</w:t>
       </w:r>
       <w:r>
         <w:rPr>
@@ -6924,7 +7108,23 @@
           <w:i/>
           <w:iCs/>
         </w:rPr>
-        <w:t>verseny-reszletek:</w:t>
+        <w:t>verseny-</w:t>
+      </w:r>
+      <w:proofErr w:type="spellStart"/>
+      <w:r>
+        <w:rPr>
+          <w:i/>
+          <w:iCs/>
+        </w:rPr>
+        <w:t>reszletek</w:t>
+      </w:r>
+      <w:proofErr w:type="spellEnd"/>
+      <w:r>
+        <w:rPr>
+          <w:i/>
+          <w:iCs/>
+        </w:rPr>
+        <w:t>:</w:t>
       </w:r>
       <w:r>
         <w:rPr>
@@ -6960,7 +7160,23 @@
           <w:iCs/>
         </w:rPr>
         <w:lastRenderedPageBreak/>
-        <w:t>verseny-szerkeszto:</w:t>
+        <w:t>verseny-</w:t>
+      </w:r>
+      <w:proofErr w:type="spellStart"/>
+      <w:r>
+        <w:rPr>
+          <w:i/>
+          <w:iCs/>
+        </w:rPr>
+        <w:t>szerkeszto</w:t>
+      </w:r>
+      <w:proofErr w:type="spellEnd"/>
+      <w:r>
+        <w:rPr>
+          <w:i/>
+          <w:iCs/>
+        </w:rPr>
+        <w:t>:</w:t>
       </w:r>
       <w:r>
         <w:rPr>
@@ -6999,12 +7215,35 @@
           <w:iCs/>
         </w:rPr>
       </w:pPr>
+      <w:proofErr w:type="spellStart"/>
       <w:r>
         <w:rPr>
           <w:i/>
           <w:iCs/>
         </w:rPr>
-        <w:t>mabager-dashboard</w:t>
+        <w:t>ma</w:t>
+      </w:r>
+      <w:r>
+        <w:rPr>
+          <w:i/>
+          <w:iCs/>
+        </w:rPr>
+        <w:t>n</w:t>
+      </w:r>
+      <w:r>
+        <w:rPr>
+          <w:i/>
+          <w:iCs/>
+        </w:rPr>
+        <w:t>ager</w:t>
+      </w:r>
+      <w:proofErr w:type="spellEnd"/>
+      <w:r>
+        <w:rPr>
+          <w:i/>
+          <w:iCs/>
+        </w:rPr>
+        <w:t>-dashboard</w:t>
       </w:r>
       <w:r>
         <w:rPr>
@@ -7034,12 +7273,21 @@
         <w:spacing w:after="120" w:line="386" w:lineRule="auto"/>
         <w:ind w:left="567" w:hanging="567"/>
       </w:pPr>
+      <w:proofErr w:type="spellStart"/>
       <w:r>
         <w:rPr>
           <w:i/>
           <w:iCs/>
         </w:rPr>
-        <w:t>manager-bookings:</w:t>
+        <w:t>manager-bookings</w:t>
+      </w:r>
+      <w:proofErr w:type="spellEnd"/>
+      <w:r>
+        <w:rPr>
+          <w:i/>
+          <w:iCs/>
+        </w:rPr>
+        <w:t>:</w:t>
       </w:r>
       <w:r>
         <w:rPr>
@@ -7113,12 +7361,21 @@
           <w:iCs/>
         </w:rPr>
       </w:pPr>
+      <w:proofErr w:type="spellStart"/>
       <w:r>
         <w:rPr>
           <w:i/>
           <w:iCs/>
         </w:rPr>
-        <w:t>rolunk:</w:t>
+        <w:t>rolunk</w:t>
+      </w:r>
+      <w:proofErr w:type="spellEnd"/>
+      <w:r>
+        <w:rPr>
+          <w:i/>
+          <w:iCs/>
+        </w:rPr>
+        <w:t>:</w:t>
       </w:r>
       <w:r>
         <w:rPr>
@@ -7257,7 +7514,23 @@
           <w:iCs/>
         </w:rPr>
         <w:lastRenderedPageBreak/>
-        <w:t>admin-layout:</w:t>
+        <w:t>admin-</w:t>
+      </w:r>
+      <w:proofErr w:type="spellStart"/>
+      <w:r>
+        <w:rPr>
+          <w:i/>
+          <w:iCs/>
+        </w:rPr>
+        <w:t>layout</w:t>
+      </w:r>
+      <w:proofErr w:type="spellEnd"/>
+      <w:r>
+        <w:rPr>
+          <w:i/>
+          <w:iCs/>
+        </w:rPr>
+        <w:t>:</w:t>
       </w:r>
       <w:r>
         <w:rPr>
@@ -7354,12 +7627,21 @@
         <w:spacing w:after="120" w:line="386" w:lineRule="auto"/>
         <w:ind w:left="567" w:hanging="567"/>
       </w:pPr>
+      <w:proofErr w:type="spellStart"/>
       <w:r>
         <w:rPr>
           <w:i/>
           <w:iCs/>
         </w:rPr>
-        <w:t>navbar:</w:t>
+        <w:t>navbar</w:t>
+      </w:r>
+      <w:proofErr w:type="spellEnd"/>
+      <w:r>
+        <w:rPr>
+          <w:i/>
+          <w:iCs/>
+        </w:rPr>
+        <w:t>:</w:t>
       </w:r>
       <w:r>
         <w:rPr>
@@ -7389,18 +7671,27 @@
           <w:iCs/>
         </w:rPr>
       </w:pPr>
+      <w:proofErr w:type="spellStart"/>
       <w:r>
         <w:rPr>
           <w:i/>
           <w:iCs/>
         </w:rPr>
-        <w:t>footer:</w:t>
-      </w:r>
+        <w:t>footer</w:t>
+      </w:r>
+      <w:proofErr w:type="spellEnd"/>
       <w:r>
         <w:rPr>
           <w:i/>
           <w:iCs/>
         </w:rPr>
+        <w:t>:</w:t>
+      </w:r>
+      <w:r>
+        <w:rPr>
+          <w:i/>
+          <w:iCs/>
+        </w:rPr>
         <w:br/>
       </w:r>
       <w:r>
@@ -7434,7 +7725,21 @@
           <w:b/>
           <w:bCs/>
         </w:rPr>
-        <w:t>6.2 Szolgáltatások (Servicek)</w:t>
+        <w:t>6.2 Szolgáltatások (Service</w:t>
+      </w:r>
+      <w:r>
+        <w:rPr>
+          <w:b/>
+          <w:bCs/>
+        </w:rPr>
+        <w:t>-e</w:t>
+      </w:r>
+      <w:r>
+        <w:rPr>
+          <w:b/>
+          <w:bCs/>
+        </w:rPr>
+        <w:t>k)</w:t>
       </w:r>
     </w:p>
     <w:p>
@@ -7565,29 +7870,40 @@
         </w:tabs>
         <w:spacing w:after="120" w:line="386" w:lineRule="auto"/>
       </w:pPr>
+      <w:proofErr w:type="spellStart"/>
       <w:r>
         <w:rPr>
           <w:i/>
           <w:iCs/>
         </w:rPr>
-        <w:t>auth:</w:t>
-      </w:r>
+        <w:t>auth</w:t>
+      </w:r>
+      <w:proofErr w:type="spellEnd"/>
       <w:r>
         <w:rPr>
           <w:i/>
           <w:iCs/>
         </w:rPr>
+        <w:t>:</w:t>
+      </w:r>
+      <w:r>
+        <w:rPr>
+          <w:i/>
+          <w:iCs/>
+        </w:rPr>
         <w:br/>
       </w:r>
       <w:r>
         <w:t xml:space="preserve">Az </w:t>
       </w:r>
+      <w:proofErr w:type="spellStart"/>
       <w:r>
         <w:t>a</w:t>
       </w:r>
       <w:r>
         <w:t>uth</w:t>
       </w:r>
+      <w:proofErr w:type="spellEnd"/>
       <w:r>
         <w:t xml:space="preserve"> s</w:t>
       </w:r>
@@ -7764,18 +8080,35 @@
         <w:spacing w:after="120" w:line="386" w:lineRule="auto"/>
         <w:ind w:left="567" w:hanging="567"/>
       </w:pPr>
+      <w:proofErr w:type="spellStart"/>
       <w:r>
         <w:rPr>
           <w:i/>
           <w:iCs/>
         </w:rPr>
-        <w:t>booking:</w:t>
+        <w:t>booking</w:t>
+      </w:r>
+      <w:proofErr w:type="spellEnd"/>
+      <w:r>
+        <w:rPr>
+          <w:i/>
+          <w:iCs/>
+        </w:rPr>
+        <w:t>:</w:t>
       </w:r>
       <w:r>
         <w:br/>
       </w:r>
       <w:r>
-        <w:t>A booking service a horgászhely foglalások kezeléséért felelős szolgáltatás. A szolgáltatás a Firebase Firestore adatbázissal kommunikál, és lehetővé teszi a foglalások létrehozását, lekérdezését és módosítását. A felhasználók új foglalásokat hozhatnak létre, valamint megtekinthetik saját foglalásaikat és azok állapotát.</w:t>
+        <w:t xml:space="preserve">A </w:t>
+      </w:r>
+      <w:proofErr w:type="spellStart"/>
+      <w:r>
+        <w:t>booking</w:t>
+      </w:r>
+      <w:proofErr w:type="spellEnd"/>
+      <w:r>
+        <w:t xml:space="preserve"> service a horgászhely foglalások kezeléséért felelős szolgáltatás. A szolgáltatás a Firebase Firestore adatbázissal kommunikál, és lehetővé teszi a foglalások létrehozását, lekérdezését és módosítását. A felhasználók új foglalásokat hozhatnak létre, valamint megtekinthetik saját foglalásaikat és azok állapotát.</w:t>
       </w:r>
       <w:r>
         <w:t xml:space="preserve"> </w:t>
@@ -7797,14 +8130,27 @@
         <w:spacing w:after="120" w:line="386" w:lineRule="auto"/>
         <w:ind w:left="567" w:hanging="567"/>
       </w:pPr>
-      <w:r>
-        <w:t>events:</w:t>
+      <w:proofErr w:type="spellStart"/>
+      <w:r>
+        <w:t>events</w:t>
+      </w:r>
+      <w:proofErr w:type="spellEnd"/>
+      <w:r>
+        <w:t>:</w:t>
       </w:r>
       <w:r>
         <w:br/>
       </w:r>
       <w:r>
-        <w:t>Az events service a horgászversenyek és események kezeléséért felelős szolgáltatás. A szolgáltatás a Firebase Firestore adatbázist használja az események adatainak tárolására és kezelésére.</w:t>
+        <w:t xml:space="preserve">Az </w:t>
+      </w:r>
+      <w:proofErr w:type="spellStart"/>
+      <w:r>
+        <w:t>events</w:t>
+      </w:r>
+      <w:proofErr w:type="spellEnd"/>
+      <w:r>
+        <w:t xml:space="preserve"> service a horgászversenyek és események kezeléséért felelős szolgáltatás. A szolgáltatás a Firebase Firestore adatbázist használja az események adatainak tárolására és kezelésére.</w:t>
       </w:r>
       <w:r>
         <w:t xml:space="preserve"> </w:t>
@@ -7826,15 +8172,28 @@
         <w:spacing w:after="120" w:line="386" w:lineRule="auto"/>
         <w:ind w:left="567" w:hanging="567"/>
       </w:pPr>
+      <w:proofErr w:type="spellStart"/>
       <w:r>
         <w:lastRenderedPageBreak/>
-        <w:t>lake:</w:t>
+        <w:t>lake</w:t>
+      </w:r>
+      <w:proofErr w:type="spellEnd"/>
+      <w:r>
+        <w:t>:</w:t>
       </w:r>
       <w:r>
         <w:br/>
       </w:r>
       <w:r>
-        <w:t>A lake service a horgászhelyek adatainak kezeléséért felelős szolgáltatás. A szolgáltatás biztosítja a tavak adatainak lekérdezését, létrehozását és módosítását a Firebase Firestore adatbázis segítségével.</w:t>
+        <w:t xml:space="preserve">A </w:t>
+      </w:r>
+      <w:proofErr w:type="spellStart"/>
+      <w:r>
+        <w:t>lake</w:t>
+      </w:r>
+      <w:proofErr w:type="spellEnd"/>
+      <w:r>
+        <w:t xml:space="preserve"> service a horgászhelyek adatainak kezeléséért felelős szolgáltatás. A szolgáltatás biztosítja a tavak adatainak lekérdezését, létrehozását és módosítását a Firebase Firestore adatbázis segítségével.</w:t>
       </w:r>
       <w:r>
         <w:t xml:space="preserve"> </w:t>
@@ -7856,14 +8215,27 @@
         <w:spacing w:after="120" w:line="386" w:lineRule="auto"/>
         <w:ind w:left="567" w:hanging="567"/>
       </w:pPr>
-      <w:r>
-        <w:t>review:</w:t>
+      <w:proofErr w:type="spellStart"/>
+      <w:r>
+        <w:t>review</w:t>
+      </w:r>
+      <w:proofErr w:type="spellEnd"/>
+      <w:r>
+        <w:t>:</w:t>
       </w:r>
       <w:r>
         <w:br/>
       </w:r>
       <w:r>
-        <w:t>A review service a felhasználói értékelések és vélemények kezeléséért felelős szolgáltatás. A szolgáltatás a Firebase Firestore adatbázist használja az értékelések tárolására és lekérdezésére.</w:t>
+        <w:t xml:space="preserve">A </w:t>
+      </w:r>
+      <w:proofErr w:type="spellStart"/>
+      <w:r>
+        <w:t>review</w:t>
+      </w:r>
+      <w:proofErr w:type="spellEnd"/>
+      <w:r>
+        <w:t xml:space="preserve"> service a felhasználói értékelések és vélemények kezeléséért felelős szolgáltatás. A szolgáltatás a Firebase Firestore adatbázist használja az értékelések tárolására és lekérdezésére.</w:t>
       </w:r>
       <w:r>
         <w:t xml:space="preserve"> </w:t>
@@ -7929,6 +8301,7 @@
         </w:rPr>
         <w:t xml:space="preserve"> (</w:t>
       </w:r>
+      <w:proofErr w:type="spellStart"/>
       <w:r>
         <w:rPr>
           <w:b/>
@@ -7936,6 +8309,7 @@
         </w:rPr>
         <w:t>Interface</w:t>
       </w:r>
+      <w:proofErr w:type="spellEnd"/>
       <w:r>
         <w:rPr>
           <w:b/>
@@ -7987,12 +8361,21 @@
         <w:spacing w:after="120" w:line="386" w:lineRule="auto"/>
         <w:ind w:left="567" w:hanging="567"/>
       </w:pPr>
+      <w:proofErr w:type="spellStart"/>
       <w:r>
         <w:rPr>
           <w:i/>
           <w:iCs/>
         </w:rPr>
-        <w:t>Booking:</w:t>
+        <w:t>Booking</w:t>
+      </w:r>
+      <w:proofErr w:type="spellEnd"/>
+      <w:r>
+        <w:rPr>
+          <w:i/>
+          <w:iCs/>
+        </w:rPr>
+        <w:t>:</w:t>
       </w:r>
       <w:r>
         <w:rPr>
@@ -8018,13 +8401,22 @@
         <w:spacing w:after="120" w:line="386" w:lineRule="auto"/>
         <w:ind w:left="567" w:hanging="567"/>
       </w:pPr>
+      <w:proofErr w:type="spellStart"/>
       <w:r>
         <w:rPr>
           <w:i/>
           <w:iCs/>
         </w:rPr>
         <w:lastRenderedPageBreak/>
-        <w:t>EventItem:</w:t>
+        <w:t>EventItem</w:t>
+      </w:r>
+      <w:proofErr w:type="spellEnd"/>
+      <w:r>
+        <w:rPr>
+          <w:i/>
+          <w:iCs/>
+        </w:rPr>
+        <w:t>:</w:t>
       </w:r>
       <w:r>
         <w:br/>
@@ -8046,12 +8438,21 @@
         <w:spacing w:after="120" w:line="386" w:lineRule="auto"/>
         <w:ind w:left="567" w:hanging="567"/>
       </w:pPr>
+      <w:proofErr w:type="spellStart"/>
       <w:r>
         <w:rPr>
           <w:i/>
           <w:iCs/>
         </w:rPr>
-        <w:t>GalleryPost:</w:t>
+        <w:t>GalleryPost</w:t>
+      </w:r>
+      <w:proofErr w:type="spellEnd"/>
+      <w:r>
+        <w:rPr>
+          <w:i/>
+          <w:iCs/>
+        </w:rPr>
+        <w:t>:</w:t>
       </w:r>
       <w:r>
         <w:rPr>
@@ -8104,12 +8505,21 @@
         <w:spacing w:after="120" w:line="386" w:lineRule="auto"/>
         <w:ind w:left="567" w:hanging="567"/>
       </w:pPr>
+      <w:proofErr w:type="spellStart"/>
       <w:r>
         <w:rPr>
           <w:i/>
           <w:iCs/>
         </w:rPr>
-        <w:t>Review:</w:t>
+        <w:t>Review</w:t>
+      </w:r>
+      <w:proofErr w:type="spellEnd"/>
+      <w:r>
+        <w:rPr>
+          <w:i/>
+          <w:iCs/>
+        </w:rPr>
+        <w:t>:</w:t>
       </w:r>
       <w:r>
         <w:br/>
@@ -8174,6 +8584,7 @@
         </w:rPr>
         <w:t xml:space="preserve"> (</w:t>
       </w:r>
+      <w:proofErr w:type="spellStart"/>
       <w:r>
         <w:rPr>
           <w:b/>
@@ -8181,6 +8592,7 @@
         </w:rPr>
         <w:t>Config</w:t>
       </w:r>
+      <w:proofErr w:type="spellEnd"/>
       <w:r>
         <w:rPr>
           <w:b/>
@@ -8235,6 +8647,7 @@
         <w:spacing w:after="120" w:line="386" w:lineRule="auto"/>
         <w:ind w:left="567" w:hanging="567"/>
       </w:pPr>
+      <w:proofErr w:type="spellStart"/>
       <w:r>
         <w:rPr>
           <w:i/>
@@ -8248,7 +8661,15 @@
           <w:i/>
           <w:iCs/>
         </w:rPr>
-        <w:t>-categories:</w:t>
+        <w:t>-categories</w:t>
+      </w:r>
+      <w:proofErr w:type="spellEnd"/>
+      <w:r>
+        <w:rPr>
+          <w:i/>
+          <w:iCs/>
+        </w:rPr>
+        <w:t>:</w:t>
       </w:r>
       <w:r>
         <w:rPr>
@@ -8274,22 +8695,55 @@
         <w:spacing w:after="120" w:line="386" w:lineRule="auto"/>
         <w:ind w:left="567" w:hanging="567"/>
       </w:pPr>
+      <w:proofErr w:type="spellStart"/>
       <w:r>
         <w:rPr>
           <w:i/>
           <w:iCs/>
         </w:rPr>
-        <w:t>event-categories:</w:t>
-      </w:r>
+        <w:t>event-categories</w:t>
+      </w:r>
+      <w:proofErr w:type="spellEnd"/>
       <w:r>
         <w:rPr>
           <w:i/>
           <w:iCs/>
         </w:rPr>
+        <w:t>:</w:t>
+      </w:r>
+      <w:r>
+        <w:rPr>
+          <w:i/>
+          <w:iCs/>
+        </w:rPr>
         <w:br/>
       </w:r>
       <w:r>
-        <w:t>A horgászversenyekhez és eseményekhez kapcsolódó kategóriákat tartalmazó konfigurációs állomány. A rendszer előre definiált kategóriákat használ, például bojlis, feeder, method, úszós, gyerek és rendezvény típusú eseményeket. A konfiguráció biztosítja az események egységes kategorizálását és megjelenítését az alkalmazásban.</w:t>
+        <w:t xml:space="preserve">A horgászversenyekhez és eseményekhez kapcsolódó kategóriákat tartalmazó konfigurációs állomány. A rendszer előre definiált kategóriákat használ, például </w:t>
+      </w:r>
+      <w:proofErr w:type="spellStart"/>
+      <w:r>
+        <w:t>bojlis</w:t>
+      </w:r>
+      <w:proofErr w:type="spellEnd"/>
+      <w:r>
+        <w:t xml:space="preserve">, </w:t>
+      </w:r>
+      <w:proofErr w:type="spellStart"/>
+      <w:r>
+        <w:t>feeder</w:t>
+      </w:r>
+      <w:proofErr w:type="spellEnd"/>
+      <w:r>
+        <w:t xml:space="preserve">, </w:t>
+      </w:r>
+      <w:proofErr w:type="spellStart"/>
+      <w:r>
+        <w:t>method</w:t>
+      </w:r>
+      <w:proofErr w:type="spellEnd"/>
+      <w:r>
+        <w:t>, úszós, gyerek és rendezvény típusú eseményeket. A konfiguráció biztosítja az események egységes kategorizálását és megjelenítését az alkalmazásban.</w:t>
       </w:r>
     </w:p>
     <w:p>
@@ -8325,8 +8779,19 @@
           <w:szCs w:val="28"/>
         </w:rPr>
         <w:lastRenderedPageBreak/>
-        <w:t>6.7. Routing</w:t>
-      </w:r>
+        <w:t xml:space="preserve">6.7. </w:t>
+      </w:r>
+      <w:proofErr w:type="spellStart"/>
+      <w:r>
+        <w:rPr>
+          <w:b/>
+          <w:bCs/>
+          <w:sz w:val="28"/>
+          <w:szCs w:val="28"/>
+        </w:rPr>
+        <w:t>Routing</w:t>
+      </w:r>
+      <w:proofErr w:type="spellEnd"/>
     </w:p>
     <w:p>
       <w:pPr>
@@ -8399,7 +8864,15 @@
         </w:r>
       </w:fldSimple>
       <w:r>
-        <w:t>. ábra Routing fa</w:t>
+        <w:t xml:space="preserve">. ábra </w:t>
+      </w:r>
+      <w:proofErr w:type="spellStart"/>
+      <w:r>
+        <w:t>Routing</w:t>
+      </w:r>
+      <w:proofErr w:type="spellEnd"/>
+      <w:r>
+        <w:t xml:space="preserve"> fa</w:t>
       </w:r>
     </w:p>
     <w:p>
@@ -8445,7 +8918,15 @@
       </w:pPr>
       <w:r>
         <w:tab/>
-        <w:t>A felhasználói interakciókhoz kapcsolódó funkciók, mint például a regisztráció (/regisztracio), bejelentkezés (/bejelentkezes) és profilkezelés (/profil) szintén külön útvonalakon érhetők el. A galéria funkciók esetében elkülönül a tartalom megjelenítése (/galeria) és a képfeltöltés (/kepfeltoltes).</w:t>
+        <w:t>A felhasználói interakciókhoz kapcsolódó funkciók, mint például a regisztráció (/regisztracio), bejelentkezés (/bejelentkezes) és profilkezelés (/profil) szintén külön útvonalakon érhetők el. A galéria funkciók esetében elkülönül a tartalom megjelenítése (/galeria) és a képfeltöltés (/</w:t>
+      </w:r>
+      <w:proofErr w:type="spellStart"/>
+      <w:r>
+        <w:t>kepfeltoltes</w:t>
+      </w:r>
+      <w:proofErr w:type="spellEnd"/>
+      <w:r>
+        <w:t>).</w:t>
       </w:r>
     </w:p>
     <w:p>
@@ -8460,16 +8941,53 @@
         <w:tab/>
       </w:r>
       <w:r>
-        <w:t>A foglalási rendszerhez kapcsolódó funkciók szintén külön útvonalakon érhetők el. A felhasználók számára biztosított foglalási oldalak lehetővé teszik a foglalások létrehozását és kezelését, míg a tókezelői felület külön útvonalakon keresztül érhető el. A manager-dashboard</w:t>
-      </w:r>
-      <w:r>
-        <w:t xml:space="preserve"> (/manager)</w:t>
-      </w:r>
-      <w:r>
-        <w:t xml:space="preserve"> oldal a tókezelő által kezelt tavak áttekintésére szolgál, míg a manager-bookings</w:t>
-      </w:r>
-      <w:r>
-        <w:t xml:space="preserve"> (/manager/:id)</w:t>
+        <w:t xml:space="preserve">A foglalási rendszerhez kapcsolódó funkciók szintén külön útvonalakon érhetők el. A felhasználók számára biztosított foglalási oldalak lehetővé teszik a foglalások létrehozását és kezelését, míg a tókezelői felület külön útvonalakon keresztül érhető el. A </w:t>
+      </w:r>
+      <w:proofErr w:type="spellStart"/>
+      <w:r>
+        <w:t>manager</w:t>
+      </w:r>
+      <w:proofErr w:type="spellEnd"/>
+      <w:r>
+        <w:t>-dashboard</w:t>
+      </w:r>
+      <w:r>
+        <w:t xml:space="preserve"> (/</w:t>
+      </w:r>
+      <w:proofErr w:type="spellStart"/>
+      <w:r>
+        <w:t>manager</w:t>
+      </w:r>
+      <w:proofErr w:type="spellEnd"/>
+      <w:r>
+        <w:t>)</w:t>
+      </w:r>
+      <w:r>
+        <w:t xml:space="preserve"> oldal a tókezelő által kezelt tavak áttekintésére szolgál, míg a </w:t>
+      </w:r>
+      <w:proofErr w:type="spellStart"/>
+      <w:r>
+        <w:t>manager-bookings</w:t>
+      </w:r>
+      <w:proofErr w:type="spellEnd"/>
+      <w:r>
+        <w:t xml:space="preserve"> (/</w:t>
+      </w:r>
+      <w:proofErr w:type="spellStart"/>
+      <w:r>
+        <w:t>manager</w:t>
+      </w:r>
+      <w:proofErr w:type="spellEnd"/>
+      <w:r>
+        <w:t>/:</w:t>
+      </w:r>
+      <w:proofErr w:type="spellStart"/>
+      <w:r>
+        <w:t>id</w:t>
+      </w:r>
+      <w:proofErr w:type="spellEnd"/>
+      <w:r>
+        <w:t>)</w:t>
       </w:r>
       <w:r>
         <w:t xml:space="preserve"> oldal egy adott tóhoz tartozó foglalások kezelését teszi lehetővé paraméterezett útvonalak használatával.</w:t>
@@ -8489,13 +9007,77 @@
         <w:tab/>
       </w:r>
       <w:r>
-        <w:t>Az alkalmazás biztonságának biztosítása érdekében bizonyos útvonalak védelmét route guard-ok segítségével valósítottam meg. Az authGuard használatával kizárólag hitelesített felhasználók férhetnek hozzá olyan funkciókhoz, mint például a profil oldal, a képfeltöltés vagy a foglalási funkciók.</w:t>
-      </w:r>
+        <w:t xml:space="preserve">Az alkalmazás biztonságának biztosítása érdekében bizonyos útvonalak védelmét </w:t>
+      </w:r>
+      <w:proofErr w:type="spellStart"/>
+      <w:r>
+        <w:t>route</w:t>
+      </w:r>
+      <w:proofErr w:type="spellEnd"/>
       <w:r>
         <w:t xml:space="preserve"> </w:t>
       </w:r>
-      <w:r>
-        <w:t xml:space="preserve">A rendszer emellett több szerepkör alapú guardot is alkalmaz. Az adminGuard kizárólag adminisztrátori jogosultsággal rendelkező felhasználók számára biztosít hozzáférést az adminisztrációs felülethez. A newsGuard a hírszerkesztő funkciók elérését szabályozza, így csak megfelelő jogosultsággal rendelkező felhasználók hozhatnak létre vagy szerkeszthetnek híreket. Az eventsGuard hasonló módon a versenyekhez és eseményekhez kapcsolódó szerkesztői funkciókat védi. A managerGuard kizárólag a tókezelő szerepkörrel </w:t>
+      <w:proofErr w:type="spellStart"/>
+      <w:r>
+        <w:t>guard</w:t>
+      </w:r>
+      <w:proofErr w:type="spellEnd"/>
+      <w:r>
+        <w:t xml:space="preserve">-ok segítségével valósítottam meg. Az </w:t>
+      </w:r>
+      <w:proofErr w:type="spellStart"/>
+      <w:r>
+        <w:t>authGuard</w:t>
+      </w:r>
+      <w:proofErr w:type="spellEnd"/>
+      <w:r>
+        <w:t xml:space="preserve"> használatával kizárólag hitelesített felhasználók férhetnek hozzá olyan funkciókhoz, mint például a profil oldal, a képfeltöltés vagy a foglalási funkciók.</w:t>
+      </w:r>
+      <w:r>
+        <w:t xml:space="preserve"> </w:t>
+      </w:r>
+      <w:r>
+        <w:t xml:space="preserve">A rendszer emellett több szerepkör alapú </w:t>
+      </w:r>
+      <w:proofErr w:type="spellStart"/>
+      <w:r>
+        <w:t>guardot</w:t>
+      </w:r>
+      <w:proofErr w:type="spellEnd"/>
+      <w:r>
+        <w:t xml:space="preserve"> is alkalmaz. Az </w:t>
+      </w:r>
+      <w:proofErr w:type="spellStart"/>
+      <w:r>
+        <w:t>adminGuard</w:t>
+      </w:r>
+      <w:proofErr w:type="spellEnd"/>
+      <w:r>
+        <w:t xml:space="preserve"> kizárólag adminisztrátori jogosultsággal rendelkező felhasználók számára biztosít hozzáférést az adminisztrációs felülethez. A </w:t>
+      </w:r>
+      <w:proofErr w:type="spellStart"/>
+      <w:r>
+        <w:t>newsGuard</w:t>
+      </w:r>
+      <w:proofErr w:type="spellEnd"/>
+      <w:r>
+        <w:t xml:space="preserve"> a hírszerkesztő funkciók elérését szabályozza, így csak megfelelő jogosultsággal rendelkező felhasználók hozhatnak létre vagy szerkeszthetnek híreket. Az </w:t>
+      </w:r>
+      <w:proofErr w:type="spellStart"/>
+      <w:r>
+        <w:t>eventsGuard</w:t>
+      </w:r>
+      <w:proofErr w:type="spellEnd"/>
+      <w:r>
+        <w:t xml:space="preserve"> hasonló módon a versenyekhez és eseményekhez kapcsolódó szerkesztői funkciókat védi. A </w:t>
+      </w:r>
+      <w:proofErr w:type="spellStart"/>
+      <w:r>
+        <w:t>managerGuard</w:t>
+      </w:r>
+      <w:proofErr w:type="spellEnd"/>
+      <w:r>
+        <w:t xml:space="preserve"> kizárólag a tókezelő szerepkörrel </w:t>
       </w:r>
       <w:r>
         <w:lastRenderedPageBreak/>
@@ -8505,7 +9087,15 @@
         <w:t xml:space="preserve"> </w:t>
       </w:r>
       <w:r>
-        <w:t>A guardok használata lehetővé teszi a szerepkör alapú hozzáférés-kezelés megvalósítását, ezáltal növelve az alkalmazás biztonságát és biztosítva a különböző funkciók megfelelő elkülönítését.</w:t>
+        <w:t xml:space="preserve">A </w:t>
+      </w:r>
+      <w:proofErr w:type="spellStart"/>
+      <w:r>
+        <w:t>guardok</w:t>
+      </w:r>
+      <w:proofErr w:type="spellEnd"/>
+      <w:r>
+        <w:t xml:space="preserve"> használata lehetővé teszi a szerepkör alapú hozzáférés-kezelés megvalósítását, ezáltal növelve az alkalmazás biztonságát és biztosítva a különböző funkciók megfelelő elkülönítését.</w:t>
       </w:r>
     </w:p>
     <w:p>
@@ -8522,7 +9112,39 @@
         <w:tab/>
       </w:r>
       <w:r>
-        <w:t>Az adminisztrációs és kezelői modulok megvalósítása lazy loading technikával történt, amelynek célja az alkalmazás teljesítményének optimalizálása. Az admin felület (/admin) és annak aloldalai – például a felhasználókezelés (/admin/users) és az új tartalom hozzáadása (/admin/to-hozzaad) – csak akkor töltődnek be, amikor a felhasználó ténylegesen navigál ezekre az oldalakra. Hasonló módon a tókezelői felülethez tartozó oldalak is külön kerülnek betöltésre. Ez csökkenti a kezdeti betöltési időt és javítja a felhasználói élményt.</w:t>
+        <w:t xml:space="preserve">Az adminisztrációs és kezelői modulok megvalósítása </w:t>
+      </w:r>
+      <w:proofErr w:type="spellStart"/>
+      <w:r>
+        <w:t>lazy</w:t>
+      </w:r>
+      <w:proofErr w:type="spellEnd"/>
+      <w:r>
+        <w:t xml:space="preserve"> </w:t>
+      </w:r>
+      <w:proofErr w:type="spellStart"/>
+      <w:r>
+        <w:t>loading</w:t>
+      </w:r>
+      <w:proofErr w:type="spellEnd"/>
+      <w:r>
+        <w:t xml:space="preserve"> technikával történt, amelynek célja az alkalmazás teljesítményének optimalizálása. Az admin felület (/admin) és annak aloldalai – például a felhasználókezelés (/admin/</w:t>
+      </w:r>
+      <w:proofErr w:type="spellStart"/>
+      <w:r>
+        <w:t>users</w:t>
+      </w:r>
+      <w:proofErr w:type="spellEnd"/>
+      <w:r>
+        <w:t>) és az új tartalom hozzáadása (/admin/</w:t>
+      </w:r>
+      <w:proofErr w:type="spellStart"/>
+      <w:r>
+        <w:t>to-hozzaad</w:t>
+      </w:r>
+      <w:proofErr w:type="spellEnd"/>
+      <w:r>
+        <w:t>) – csak akkor töltődnek be, amikor a felhasználó ténylegesen navigál ezekre az oldalakra. Hasonló módon a tókezelői felülethez tartozó oldalak is külön kerülnek betöltésre. Ez csökkenti a kezdeti betöltési időt és javítja a felhasználói élményt.</w:t>
       </w:r>
     </w:p>
     <w:p>
@@ -8550,7 +9172,15 @@
         <w:tab/>
       </w:r>
       <w:r>
-        <w:t>A routing rendszer kialakítása során fontos szempont volt az átlátható URL struktúra, a jogosultság alapú hozzáférés-kezelés és az alkalmazás teljesítményének optimalizálása.</w:t>
+        <w:t xml:space="preserve">A </w:t>
+      </w:r>
+      <w:proofErr w:type="spellStart"/>
+      <w:r>
+        <w:t>routing</w:t>
+      </w:r>
+      <w:proofErr w:type="spellEnd"/>
+      <w:r>
+        <w:t xml:space="preserve"> rendszer kialakítása során fontos szempont volt az átlátható URL struktúra, a jogosultság alapú hozzáférés-kezelés és az alkalmazás teljesítményének optimalizálása.</w:t>
       </w:r>
     </w:p>
     <w:p>
@@ -10751,12 +11381,21 @@
         <w:tab/>
         <w:t xml:space="preserve">A Firestore biztonsági szabályok között kiemelt szerepet kap a felhasználók hitelesítettségének ellenőrzése, amely a következő feltétel segítségével történik: </w:t>
       </w:r>
+      <w:proofErr w:type="spellStart"/>
       <w:r>
         <w:rPr>
           <w:i/>
           <w:iCs/>
         </w:rPr>
-        <w:t>request.auth != null</w:t>
+        <w:t>request.auth</w:t>
+      </w:r>
+      <w:proofErr w:type="spellEnd"/>
+      <w:r>
+        <w:rPr>
+          <w:i/>
+          <w:iCs/>
+        </w:rPr>
+        <w:t xml:space="preserve"> != null</w:t>
       </w:r>
       <w:r>
         <w:rPr>
@@ -10837,7 +11476,15 @@
         <w:ind w:left="0" w:firstLine="708"/>
       </w:pPr>
       <w:r>
-        <w:t>A bookings kollekció esetében a rendszer biztosítja, hogy foglalásokat kizárólag hitelesített felhasználók hozhassanak létre. A felhasználók kizárólag saját foglalásaikat érhetik el és kezelhetik, míg a tókezelők kizárólag a hozzájuk tartozó tavak foglalásainak kezelésére jogosultak. Az adminisztrátorok teljes hozzáféréssel rendelkeznek a foglalási adatokhoz.</w:t>
+        <w:t xml:space="preserve">A </w:t>
+      </w:r>
+      <w:proofErr w:type="spellStart"/>
+      <w:r>
+        <w:t>bookings</w:t>
+      </w:r>
+      <w:proofErr w:type="spellEnd"/>
+      <w:r>
+        <w:t xml:space="preserve"> kollekció esetében a rendszer biztosítja, hogy foglalásokat kizárólag hitelesített felhasználók hozhassanak létre. A felhasználók kizárólag saját foglalásaikat érhetik el és kezelhetik, míg a tókezelők kizárólag a hozzájuk tartozó tavak foglalásainak kezelésére jogosultak. Az adminisztrátorok teljes hozzáféréssel rendelkeznek a foglalási adatokhoz.</w:t>
       </w:r>
     </w:p>
     <w:p>
@@ -10845,7 +11492,15 @@
         <w:ind w:left="0" w:firstLine="708"/>
       </w:pPr>
       <w:r>
-        <w:t>A reviews kollekció a felhasználói értékelések és vélemények tárolására szolgál. A rendszer biztosítja, hogy új értékelést kizárólag hitelesített felhasználók hozhassanak létre. A módosítás és törlés kizárólag az értékelés tulajdonosa vagy adminisztrátor által hajtható végre.</w:t>
+        <w:t xml:space="preserve">A </w:t>
+      </w:r>
+      <w:proofErr w:type="spellStart"/>
+      <w:r>
+        <w:t>reviews</w:t>
+      </w:r>
+      <w:proofErr w:type="spellEnd"/>
+      <w:r>
+        <w:t xml:space="preserve"> kollekció a felhasználói értékelések és vélemények tárolására szolgál. A rendszer biztosítja, hogy új értékelést kizárólag hitelesített felhasználók hozhassanak létre. A módosítás és törlés kizárólag az értékelés tulajdonosa vagy adminisztrátor által hajtható végre.</w:t>
       </w:r>
     </w:p>
     <w:p>
@@ -10857,7 +11512,23 @@
         <w:t>A news és events kollekciók esetében a hozzáférés szerepkör-alapú módon kerül szabályozásra. Míg az adatok olvasása minden felhasználó számára engedélyezett, addig a létrehozás, módosítás és törlés csak meghatározott szerepkörökhöz kötött.</w:t>
       </w:r>
       <w:r>
-        <w:t xml:space="preserve"> A news kollekció kezeléséhez újságírói vagy adminisztrátori jogosultság szükséges, míg az events kollekció kezelése szervezői vagy adminisztrátori jogosultsághoz kötött.</w:t>
+        <w:t xml:space="preserve"> A </w:t>
+      </w:r>
+      <w:proofErr w:type="spellStart"/>
+      <w:r>
+        <w:t>news</w:t>
+      </w:r>
+      <w:proofErr w:type="spellEnd"/>
+      <w:r>
+        <w:t xml:space="preserve"> kollekció kezeléséhez újságírói vagy adminisztrátori jogosultság szükséges, míg az </w:t>
+      </w:r>
+      <w:proofErr w:type="spellStart"/>
+      <w:r>
+        <w:t>events</w:t>
+      </w:r>
+      <w:proofErr w:type="spellEnd"/>
+      <w:r>
+        <w:t xml:space="preserve"> kollekció kezelése szervezői vagy adminisztrátori jogosultsághoz kötött.</w:t>
       </w:r>
     </w:p>
     <w:p>
@@ -10881,13 +11552,69 @@
         <w:tab/>
       </w:r>
       <w:r>
-        <w:t>A backend oldali biztonsági megoldásokat frontend oldali védelmi mechanizmusok is kiegészítik. Az Angular alkalmazás route guard-okat használ annak érdekében, hogy bizonyos oldalak kizárólag megfelelő jogosultsággal rendelkező felhasználók számára legyenek elérhetők.</w:t>
-      </w:r>
+        <w:t xml:space="preserve">A backend oldali biztonsági megoldásokat frontend oldali védelmi mechanizmusok is kiegészítik. Az Angular alkalmazás </w:t>
+      </w:r>
+      <w:proofErr w:type="spellStart"/>
+      <w:r>
+        <w:t>route</w:t>
+      </w:r>
+      <w:proofErr w:type="spellEnd"/>
       <w:r>
         <w:t xml:space="preserve"> </w:t>
       </w:r>
-      <w:r>
-        <w:t>Az authGuard a hitelesített felhasználók hozzáférését ellenőrzi, míg az adminGuard az adminisztrátori jogosultság meglétét vizsgálja. A newsGuard a hírszerkesztő felületek elérését szabályozza, az eventsGuard pedig a versenyekhez és eseményekhez kapcsolódó szerkesztői funkciókat védi. A managerGuard kizárólag a tókezelő szerepkörrel rendelkező felhasználók számára biztosít hozzáférést a tókezelői felülethez és a foglalások kezeléséhez.</w:t>
+      <w:proofErr w:type="spellStart"/>
+      <w:r>
+        <w:t>guard-okat</w:t>
+      </w:r>
+      <w:proofErr w:type="spellEnd"/>
+      <w:r>
+        <w:t xml:space="preserve"> használ annak érdekében, hogy bizonyos oldalak kizárólag megfelelő jogosultsággal rendelkező felhasználók számára legyenek elérhetők.</w:t>
+      </w:r>
+      <w:r>
+        <w:t xml:space="preserve"> </w:t>
+      </w:r>
+      <w:r>
+        <w:t xml:space="preserve">Az </w:t>
+      </w:r>
+      <w:proofErr w:type="spellStart"/>
+      <w:r>
+        <w:t>authGuard</w:t>
+      </w:r>
+      <w:proofErr w:type="spellEnd"/>
+      <w:r>
+        <w:t xml:space="preserve"> a hitelesített felhasználók hozzáférését ellenőrzi, míg az </w:t>
+      </w:r>
+      <w:proofErr w:type="spellStart"/>
+      <w:r>
+        <w:t>adminGuard</w:t>
+      </w:r>
+      <w:proofErr w:type="spellEnd"/>
+      <w:r>
+        <w:t xml:space="preserve"> az adminisztrátori jogosultság meglétét vizsgálja. A </w:t>
+      </w:r>
+      <w:proofErr w:type="spellStart"/>
+      <w:r>
+        <w:t>newsGuard</w:t>
+      </w:r>
+      <w:proofErr w:type="spellEnd"/>
+      <w:r>
+        <w:t xml:space="preserve"> a hírszerkesztő felületek elérését szabályozza, az </w:t>
+      </w:r>
+      <w:proofErr w:type="spellStart"/>
+      <w:r>
+        <w:t>eventsGuard</w:t>
+      </w:r>
+      <w:proofErr w:type="spellEnd"/>
+      <w:r>
+        <w:t xml:space="preserve"> pedig a versenyekhez és eseményekhez kapcsolódó szerkesztői funkciókat védi. A </w:t>
+      </w:r>
+      <w:proofErr w:type="spellStart"/>
+      <w:r>
+        <w:t>managerGuard</w:t>
+      </w:r>
+      <w:proofErr w:type="spellEnd"/>
+      <w:r>
+        <w:t xml:space="preserve"> kizárólag a tókezelő szerepkörrel rendelkező felhasználók számára biztosít hozzáférést a tókezelői felülethez és a foglalások kezeléséhez.</w:t>
       </w:r>
     </w:p>
     <w:p>
@@ -10942,10 +11669,26 @@
       </w:pPr>
       <w:r>
         <w:tab/>
-        <w:t>A Cloud Firestore NoSQL típusú</w:t>
-      </w:r>
-      <w:r>
-        <w:t xml:space="preserve"> adatbázis, amelyben az adatok dokumentumok formájában kerülnek eltárolásra, és ezek kollekciókba szerveződnek. A relációs adatbázisokkal ellentétben a NoSQL nem használ hagyományos táblák közötti kapcsolatokat, hanem az adatok közötti kapcsolatok logikai szinten kerülnek megvalósításra.</w:t>
+        <w:t xml:space="preserve">A Cloud Firestore </w:t>
+      </w:r>
+      <w:proofErr w:type="spellStart"/>
+      <w:r>
+        <w:t>NoSQL</w:t>
+      </w:r>
+      <w:proofErr w:type="spellEnd"/>
+      <w:r>
+        <w:t xml:space="preserve"> típusú</w:t>
+      </w:r>
+      <w:r>
+        <w:t xml:space="preserve"> adatbázis, amelyben az adatok dokumentumok formájában kerülnek eltárolásra, és ezek kollekciókba szerveződnek. A relációs adatbázisokkal ellentétben a </w:t>
+      </w:r>
+      <w:proofErr w:type="spellStart"/>
+      <w:r>
+        <w:t>NoSQL</w:t>
+      </w:r>
+      <w:proofErr w:type="spellEnd"/>
+      <w:r>
+        <w:t xml:space="preserve"> nem használ hagyományos táblák közötti kapcsolatokat, hanem az adatok közötti kapcsolatok logikai szinten kerülnek megvalósításra.</w:t>
       </w:r>
     </w:p>
     <w:p>
@@ -10993,6 +11736,9 @@
     </w:p>
     <w:p>
       <w:pPr>
+        <w:tabs>
+          <w:tab w:val="left" w:pos="709"/>
+        </w:tabs>
         <w:spacing w:after="120" w:line="386" w:lineRule="auto"/>
         <w:ind w:left="0" w:firstLine="0"/>
       </w:pPr>
@@ -11067,7 +11813,21 @@
           <w:b/>
           <w:bCs/>
         </w:rPr>
-        <w:t>8.3. Hírek (News)</w:t>
+        <w:t>8.</w:t>
+      </w:r>
+      <w:r>
+        <w:rPr>
+          <w:b/>
+          <w:bCs/>
+        </w:rPr>
+        <w:t>4</w:t>
+      </w:r>
+      <w:r>
+        <w:rPr>
+          <w:b/>
+          <w:bCs/>
+        </w:rPr>
+        <w:t>. Hírek (News)</w:t>
       </w:r>
     </w:p>
     <w:p>
@@ -11087,7 +11847,13 @@
       </w:pPr>
       <w:r>
         <w:tab/>
-        <w:t>Egy hírhez eltárolásra kerül a cím, a tartalom, a létrehozás dátuma, valamint a szerző azonosítója.</w:t>
+        <w:t>Egy hírhez eltárolásra kerül a cím, a tartalom, a létrehozás dátuma, valamint a szerző azonosítója</w:t>
+      </w:r>
+      <w:r>
+        <w:t xml:space="preserve"> és a létrehozás időpontja</w:t>
+      </w:r>
+      <w:r>
+        <w:t>.</w:t>
       </w:r>
     </w:p>
     <w:p>
@@ -11105,7 +11871,21 @@
           <w:b/>
           <w:bCs/>
         </w:rPr>
-        <w:t>8.4. Versenyek (Events)</w:t>
+        <w:t>8.</w:t>
+      </w:r>
+      <w:r>
+        <w:rPr>
+          <w:b/>
+          <w:bCs/>
+        </w:rPr>
+        <w:t>5</w:t>
+      </w:r>
+      <w:r>
+        <w:rPr>
+          <w:b/>
+          <w:bCs/>
+        </w:rPr>
+        <w:t>. Versenyek (Events)</w:t>
       </w:r>
     </w:p>
     <w:p>
@@ -11127,6 +11907,18 @@
         <w:tab/>
         <w:t>Egy versenyhez eltárolásra kerül annak neve, időpontja, helyszíne, leírása, valamint a szervező azonosítója.</w:t>
       </w:r>
+      <w:r>
+        <w:t xml:space="preserve"> Valamint</w:t>
+      </w:r>
+      <w:r>
+        <w:t xml:space="preserve"> verseny dokumentumok tartalmaz</w:t>
+      </w:r>
+      <w:r>
+        <w:t>za</w:t>
+      </w:r>
+      <w:r>
+        <w:t xml:space="preserve"> az esemény kategóriáját és a hozzá tartozó kép elérési útját is.</w:t>
+      </w:r>
     </w:p>
     <w:p>
       <w:pPr>
@@ -11143,7 +11935,21 @@
           <w:b/>
           <w:bCs/>
         </w:rPr>
-        <w:t>8.5. Felhasználók (Users)</w:t>
+        <w:t>8.</w:t>
+      </w:r>
+      <w:r>
+        <w:rPr>
+          <w:b/>
+          <w:bCs/>
+        </w:rPr>
+        <w:t>6</w:t>
+      </w:r>
+      <w:r>
+        <w:rPr>
+          <w:b/>
+          <w:bCs/>
+        </w:rPr>
+        <w:t>. Felhasználók (Users)</w:t>
       </w:r>
     </w:p>
     <w:p>
@@ -11158,17 +11964,982 @@
     </w:p>
     <w:p>
       <w:pPr>
+        <w:tabs>
+          <w:tab w:val="left" w:pos="709"/>
+        </w:tabs>
         <w:spacing w:after="120" w:line="386" w:lineRule="auto"/>
         <w:ind w:left="0" w:firstLine="0"/>
       </w:pPr>
       <w:r>
         <w:tab/>
-        <w:t>Egy felhasználóról eltárolásra kerül az egyedi azonosító (uid), név, e-mail cím, felhasználónév, valamint szerepkör.</w:t>
+        <w:t>Egy felhasználóról eltárolásra kerül az egyedi azonosító (</w:t>
+      </w:r>
+      <w:proofErr w:type="spellStart"/>
+      <w:r>
+        <w:t>uid</w:t>
+      </w:r>
+      <w:proofErr w:type="spellEnd"/>
+      <w:r>
+        <w:t>), név, e-mail cím, felhasználónév, szerepkör</w:t>
+      </w:r>
+      <w:r>
+        <w:t>,</w:t>
+      </w:r>
+      <w:r>
+        <w:t xml:space="preserve"> valamint a létrehozás és az utolsó bejelentkezés időpontja</w:t>
+      </w:r>
+      <w:r>
+        <w:t>.</w:t>
+      </w:r>
+    </w:p>
+    <w:p>
+      <w:pPr>
+        <w:spacing w:after="120" w:line="386" w:lineRule="auto"/>
+        <w:ind w:left="0" w:firstLine="0"/>
+        <w:jc w:val="center"/>
+        <w:rPr>
+          <w:b/>
+          <w:bCs/>
+        </w:rPr>
+      </w:pPr>
+      <w:r>
+        <w:rPr>
+          <w:b/>
+          <w:bCs/>
+        </w:rPr>
+        <w:t>8.</w:t>
+      </w:r>
+      <w:r>
+        <w:rPr>
+          <w:b/>
+          <w:bCs/>
+        </w:rPr>
+        <w:t>7</w:t>
+      </w:r>
+      <w:r>
+        <w:rPr>
+          <w:b/>
+          <w:bCs/>
+        </w:rPr>
+        <w:t xml:space="preserve">. </w:t>
+      </w:r>
+      <w:r>
+        <w:rPr>
+          <w:b/>
+          <w:bCs/>
+        </w:rPr>
+        <w:t>Foglalások</w:t>
+      </w:r>
+      <w:r>
+        <w:rPr>
+          <w:b/>
+          <w:bCs/>
+        </w:rPr>
+        <w:t xml:space="preserve"> (</w:t>
+      </w:r>
+      <w:proofErr w:type="spellStart"/>
+      <w:r>
+        <w:rPr>
+          <w:b/>
+          <w:bCs/>
+        </w:rPr>
+        <w:t>Bookings</w:t>
+      </w:r>
+      <w:proofErr w:type="spellEnd"/>
+      <w:r>
+        <w:rPr>
+          <w:b/>
+          <w:bCs/>
+        </w:rPr>
+        <w:t>)</w:t>
+      </w:r>
+    </w:p>
+    <w:p>
+      <w:pPr>
+        <w:tabs>
+          <w:tab w:val="left" w:pos="709"/>
+        </w:tabs>
+        <w:spacing w:after="120" w:line="386" w:lineRule="auto"/>
+        <w:ind w:left="0" w:firstLine="0"/>
+      </w:pPr>
+      <w:r>
+        <w:lastRenderedPageBreak/>
+        <w:tab/>
+      </w:r>
+      <w:r>
+        <w:t xml:space="preserve">A </w:t>
+      </w:r>
+      <w:proofErr w:type="spellStart"/>
+      <w:r>
+        <w:t>bookings</w:t>
+      </w:r>
+      <w:proofErr w:type="spellEnd"/>
+      <w:r>
+        <w:t xml:space="preserve"> kollekció a felhasználók által létrehozott foglalások adatait tárolja. A foglalások minden esetben kapcsolódnak egy adott horgászhelyhez és felhasználóhoz.</w:t>
+      </w:r>
+    </w:p>
+    <w:p>
+      <w:pPr>
+        <w:tabs>
+          <w:tab w:val="left" w:pos="709"/>
+        </w:tabs>
+        <w:spacing w:after="120" w:line="386" w:lineRule="auto"/>
+        <w:ind w:left="0" w:firstLine="0"/>
+      </w:pPr>
+      <w:r>
+        <w:tab/>
+      </w:r>
+      <w:r>
+        <w:t>Egy foglalás dokumentum tartalmazza a foglaló felhasználó azonosítóját és alapadatait, a kiválasztott tó azonosítóját és nevét, a foglalás kezdő és záró időpontját, a lefoglalt helyek számát, valamint a foglalás teljes árát.</w:t>
+      </w:r>
+    </w:p>
+    <w:p>
+      <w:pPr>
+        <w:tabs>
+          <w:tab w:val="left" w:pos="709"/>
+        </w:tabs>
+        <w:spacing w:after="120" w:line="386" w:lineRule="auto"/>
+        <w:ind w:left="0" w:firstLine="0"/>
+      </w:pPr>
+      <w:r>
+        <w:tab/>
+      </w:r>
+      <w:r>
+        <w:t>A dokumentumok tárolják továbbá a foglalás aktuális állapotát is, például jóváhagyás alatt, jóváhagyva, elutasítva vagy törölve állapotot. A foglalások tartalmazhatják a tókezelő azonosítóját és a létrehozás időpontját is.</w:t>
+      </w:r>
+    </w:p>
+    <w:p>
+      <w:pPr>
+        <w:spacing w:after="120" w:line="386" w:lineRule="auto"/>
+        <w:ind w:left="0" w:firstLine="0"/>
+        <w:jc w:val="center"/>
+        <w:rPr>
+          <w:b/>
+          <w:bCs/>
+        </w:rPr>
+      </w:pPr>
+      <w:r>
+        <w:rPr>
+          <w:b/>
+          <w:bCs/>
+        </w:rPr>
+        <w:t>8.</w:t>
+      </w:r>
+      <w:r>
+        <w:rPr>
+          <w:b/>
+          <w:bCs/>
+        </w:rPr>
+        <w:t>8</w:t>
+      </w:r>
+      <w:r>
+        <w:rPr>
+          <w:b/>
+          <w:bCs/>
+        </w:rPr>
+        <w:t xml:space="preserve">. </w:t>
+      </w:r>
+      <w:r>
+        <w:rPr>
+          <w:b/>
+          <w:bCs/>
+        </w:rPr>
+        <w:t>Értékelések</w:t>
+      </w:r>
+      <w:r>
+        <w:rPr>
+          <w:b/>
+          <w:bCs/>
+        </w:rPr>
+        <w:t xml:space="preserve"> (</w:t>
+      </w:r>
+      <w:proofErr w:type="spellStart"/>
+      <w:r>
+        <w:rPr>
+          <w:b/>
+          <w:bCs/>
+        </w:rPr>
+        <w:t>Reviews</w:t>
+      </w:r>
+      <w:proofErr w:type="spellEnd"/>
+      <w:r>
+        <w:rPr>
+          <w:b/>
+          <w:bCs/>
+        </w:rPr>
+        <w:t>)</w:t>
+      </w:r>
+    </w:p>
+    <w:p>
+      <w:pPr>
+        <w:tabs>
+          <w:tab w:val="left" w:pos="709"/>
+        </w:tabs>
+        <w:spacing w:after="120" w:line="386" w:lineRule="auto"/>
+        <w:ind w:left="0" w:firstLine="0"/>
+      </w:pPr>
+      <w:r>
+        <w:tab/>
+      </w:r>
+      <w:r>
+        <w:t xml:space="preserve">A </w:t>
+      </w:r>
+      <w:proofErr w:type="spellStart"/>
+      <w:r>
+        <w:t>reviews</w:t>
+      </w:r>
+      <w:proofErr w:type="spellEnd"/>
+      <w:r>
+        <w:t xml:space="preserve"> kollekció a felhasználók által létrehozott értékeléseket és véleményeket tárolja. Az értékelések kapcsolódhatnak egy adott horgászhelyhez, és lehetővé teszik a közösségi alapú visszajelzések megjelenítését.</w:t>
+      </w:r>
+    </w:p>
+    <w:p>
+      <w:pPr>
+        <w:tabs>
+          <w:tab w:val="left" w:pos="709"/>
+        </w:tabs>
+        <w:spacing w:after="120" w:line="386" w:lineRule="auto"/>
+        <w:ind w:left="0" w:firstLine="0"/>
+      </w:pPr>
+      <w:r>
+        <w:tab/>
+      </w:r>
+      <w:r>
+        <w:t>Egy értékelés dokumentum tartalmazza a felhasználó azonosítóját, nevét, az adott pontszámot, a szöveges véleményt, valamint a létrehozás időpontját.</w:t>
+      </w:r>
+    </w:p>
+    <w:p>
+      <w:pPr>
+        <w:spacing w:after="160" w:line="278" w:lineRule="auto"/>
+        <w:ind w:left="0" w:firstLine="0"/>
+        <w:jc w:val="left"/>
+      </w:pPr>
+      <w:r>
+        <w:br w:type="page"/>
+      </w:r>
+    </w:p>
+    <w:p>
+      <w:pPr>
+        <w:tabs>
+          <w:tab w:val="left" w:pos="567"/>
+        </w:tabs>
+        <w:spacing w:after="480" w:line="386" w:lineRule="auto"/>
+        <w:ind w:left="0" w:firstLine="0"/>
+        <w:jc w:val="center"/>
+        <w:rPr>
+          <w:b/>
+          <w:bCs/>
+          <w:sz w:val="28"/>
+          <w:szCs w:val="28"/>
+        </w:rPr>
+      </w:pPr>
+      <w:r>
+        <w:rPr>
+          <w:b/>
+          <w:bCs/>
+          <w:sz w:val="28"/>
+          <w:szCs w:val="28"/>
+        </w:rPr>
+        <w:lastRenderedPageBreak/>
+        <w:t>9.</w:t>
+      </w:r>
+      <w:r>
+        <w:rPr>
+          <w:b/>
+          <w:bCs/>
+          <w:sz w:val="28"/>
+          <w:szCs w:val="28"/>
+        </w:rPr>
+        <w:t xml:space="preserve"> </w:t>
+      </w:r>
+      <w:r>
+        <w:rPr>
+          <w:b/>
+          <w:bCs/>
+          <w:sz w:val="28"/>
+          <w:szCs w:val="28"/>
+        </w:rPr>
+        <w:t>A rendszer magasszintű folyamatai</w:t>
+      </w:r>
+    </w:p>
+    <w:p>
+      <w:pPr>
+        <w:spacing w:after="120" w:line="386" w:lineRule="auto"/>
+        <w:ind w:left="0" w:firstLine="708"/>
+      </w:pPr>
+      <w:r>
+        <w:rPr>
+          <w:noProof/>
+        </w:rPr>
+        <mc:AlternateContent>
+          <mc:Choice Requires="wps">
+            <w:drawing>
+              <wp:anchor distT="0" distB="0" distL="114300" distR="114300" simplePos="0" relativeHeight="251721728" behindDoc="0" locked="0" layoutInCell="1" allowOverlap="1" wp14:anchorId="30AF9330" wp14:editId="38DFE541">
+                <wp:simplePos x="0" y="0"/>
+                <wp:positionH relativeFrom="column">
+                  <wp:posOffset>0</wp:posOffset>
+                </wp:positionH>
+                <wp:positionV relativeFrom="paragraph">
+                  <wp:posOffset>5668645</wp:posOffset>
+                </wp:positionV>
+                <wp:extent cx="5760720" cy="635"/>
+                <wp:effectExtent l="0" t="0" r="0" b="0"/>
+                <wp:wrapTopAndBottom/>
+                <wp:docPr id="354380170" name="Szövegdoboz 1"/>
+                <wp:cNvGraphicFramePr/>
+                <a:graphic xmlns:a="http://schemas.openxmlformats.org/drawingml/2006/main">
+                  <a:graphicData uri="http://schemas.microsoft.com/office/word/2010/wordprocessingShape">
+                    <wps:wsp>
+                      <wps:cNvSpPr txBox="1"/>
+                      <wps:spPr>
+                        <a:xfrm>
+                          <a:off x="0" y="0"/>
+                          <a:ext cx="5760720" cy="635"/>
+                        </a:xfrm>
+                        <a:prstGeom prst="rect">
+                          <a:avLst/>
+                        </a:prstGeom>
+                        <a:solidFill>
+                          <a:prstClr val="white"/>
+                        </a:solidFill>
+                        <a:ln>
+                          <a:noFill/>
+                        </a:ln>
+                      </wps:spPr>
+                      <wps:txbx>
+                        <w:txbxContent>
+                          <w:p>
+                            <w:pPr>
+                              <w:pStyle w:val="Kpalrs"/>
+                              <w:jc w:val="center"/>
+                              <w:rPr>
+                                <w:noProof/>
+                                <w:color w:val="000000"/>
+                              </w:rPr>
+                            </w:pPr>
+                            <w:r>
+                              <w:rPr>
+                                <w:noProof/>
+                              </w:rPr>
+                              <w:fldChar w:fldCharType="begin"/>
+                            </w:r>
+                            <w:r>
+                              <w:rPr>
+                                <w:noProof/>
+                              </w:rPr>
+                              <w:instrText xml:space="preserve"> SEQ ábra \* ARABIC </w:instrText>
+                            </w:r>
+                            <w:r>
+                              <w:rPr>
+                                <w:noProof/>
+                              </w:rPr>
+                              <w:fldChar w:fldCharType="separate"/>
+                            </w:r>
+                            <w:r>
+                              <w:rPr>
+                                <w:noProof/>
+                              </w:rPr>
+                              <w:t>9</w:t>
+                            </w:r>
+                            <w:r>
+                              <w:rPr>
+                                <w:noProof/>
+                              </w:rPr>
+                              <w:fldChar w:fldCharType="end"/>
+                            </w:r>
+                            <w:r>
+                              <w:t>.1 ábra</w:t>
+                            </w:r>
+                            <w:r>
+                              <w:rPr>
+                                <w:noProof/>
+                              </w:rPr>
+                              <w:t xml:space="preserve"> Foglalási folyamat szekvencia diagramja</w:t>
+                            </w:r>
+                          </w:p>
+                        </w:txbxContent>
+                      </wps:txbx>
+                      <wps:bodyPr rot="0" spcFirstLastPara="0" vertOverflow="overflow" horzOverflow="overflow" vert="horz" wrap="square" lIns="0" tIns="0" rIns="0" bIns="0" numCol="1" spcCol="0" rtlCol="0" fromWordArt="0" anchor="t" anchorCtr="0" forceAA="0" compatLnSpc="1">
+                        <a:prstTxWarp prst="textNoShape">
+                          <a:avLst/>
+                        </a:prstTxWarp>
+                        <a:spAutoFit/>
+                      </wps:bodyPr>
+                    </wps:wsp>
+                  </a:graphicData>
+                </a:graphic>
+              </wp:anchor>
+            </w:drawing>
+          </mc:Choice>
+          <mc:Fallback>
+            <w:pict>
+              <v:shape w14:anchorId="30AF9330" id="_x0000_s1038" type="#_x0000_t202" style="position:absolute;left:0;text-align:left;margin-left:0;margin-top:446.35pt;width:453.6pt;height:.05pt;z-index:251721728;visibility:visible;mso-wrap-style:square;mso-wrap-distance-left:9pt;mso-wrap-distance-top:0;mso-wrap-distance-right:9pt;mso-wrap-distance-bottom:0;mso-position-horizontal:absolute;mso-position-horizontal-relative:text;mso-position-vertical:absolute;mso-position-vertical-relative:text;v-text-anchor:top" o:gfxdata="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" stroked="f">
+                <v:textbox style="mso-fit-shape-to-text:t" inset="0,0,0,0">
+                  <w:txbxContent>
+                    <w:p>
+                      <w:pPr>
+                        <w:pStyle w:val="Kpalrs"/>
+                        <w:jc w:val="center"/>
+                        <w:rPr>
+                          <w:noProof/>
+                          <w:color w:val="000000"/>
+                        </w:rPr>
+                      </w:pPr>
+                      <w:r>
+                        <w:rPr>
+                          <w:noProof/>
+                        </w:rPr>
+                        <w:fldChar w:fldCharType="begin"/>
+                      </w:r>
+                      <w:r>
+                        <w:rPr>
+                          <w:noProof/>
+                        </w:rPr>
+                        <w:instrText xml:space="preserve"> SEQ ábra \* ARABIC </w:instrText>
+                      </w:r>
+                      <w:r>
+                        <w:rPr>
+                          <w:noProof/>
+                        </w:rPr>
+                        <w:fldChar w:fldCharType="separate"/>
+                      </w:r>
+                      <w:r>
+                        <w:rPr>
+                          <w:noProof/>
+                        </w:rPr>
+                        <w:t>9</w:t>
+                      </w:r>
+                      <w:r>
+                        <w:rPr>
+                          <w:noProof/>
+                        </w:rPr>
+                        <w:fldChar w:fldCharType="end"/>
+                      </w:r>
+                      <w:r>
+                        <w:t>.1 ábra</w:t>
+                      </w:r>
+                      <w:r>
+                        <w:rPr>
+                          <w:noProof/>
+                        </w:rPr>
+                        <w:t xml:space="preserve"> Foglalási folyamat szekvencia diagramja</w:t>
+                      </w:r>
+                    </w:p>
+                  </w:txbxContent>
+                </v:textbox>
+                <w10:wrap type="topAndBottom"/>
+              </v:shape>
+            </w:pict>
+          </mc:Fallback>
+        </mc:AlternateContent>
+      </w:r>
+      <w:r>
+        <w:rPr>
+          <w:noProof/>
+        </w:rPr>
+        <w:drawing>
+          <wp:anchor distT="0" distB="0" distL="114300" distR="114300" simplePos="0" relativeHeight="251719680" behindDoc="0" locked="0" layoutInCell="1" allowOverlap="1" wp14:anchorId="19AA19AF" wp14:editId="13D2059F">
+            <wp:simplePos x="0" y="0"/>
+            <wp:positionH relativeFrom="margin">
+              <wp:align>right</wp:align>
+            </wp:positionH>
+            <wp:positionV relativeFrom="paragraph">
+              <wp:posOffset>1193470</wp:posOffset>
+            </wp:positionV>
+            <wp:extent cx="5760720" cy="4418330"/>
+            <wp:effectExtent l="0" t="0" r="0" b="1270"/>
+            <wp:wrapTopAndBottom/>
+            <wp:docPr id="2068211192" name="Kép 23"/>
+            <wp:cNvGraphicFramePr>
+              <a:graphicFrameLocks xmlns:a="http://schemas.openxmlformats.org/drawingml/2006/main" noChangeAspect="1"/>
+            </wp:cNvGraphicFramePr>
+            <a:graphic xmlns:a="http://schemas.openxmlformats.org/drawingml/2006/main">
+              <a:graphicData uri="http://schemas.openxmlformats.org/drawingml/2006/picture">
+                <pic:pic xmlns:pic="http://schemas.openxmlformats.org/drawingml/2006/picture">
+                  <pic:nvPicPr>
+                    <pic:cNvPr id="2068211192" name="Kép 2068211192"/>
+                    <pic:cNvPicPr/>
+                  </pic:nvPicPr>
+                  <pic:blipFill>
+                    <a:blip r:embed="rId15">
+                      <a:extLst>
+                        <a:ext uri="{28A0092B-C50C-407E-A947-70E740481C1C}">
+                          <a14:useLocalDpi xmlns:a14="http://schemas.microsoft.com/office/drawing/2010/main" val="0"/>
+                        </a:ext>
+                      </a:extLst>
+                    </a:blip>
+                    <a:stretch>
+                      <a:fillRect/>
+                    </a:stretch>
+                  </pic:blipFill>
+                  <pic:spPr>
+                    <a:xfrm>
+                      <a:off x="0" y="0"/>
+                      <a:ext cx="5760720" cy="4418330"/>
+                    </a:xfrm>
+                    <a:prstGeom prst="rect">
+                      <a:avLst/>
+                    </a:prstGeom>
+                  </pic:spPr>
+                </pic:pic>
+              </a:graphicData>
+            </a:graphic>
+          </wp:anchor>
+        </w:drawing>
+      </w:r>
+      <w:r>
+        <w:t>A webalkalmazás magasszintű folyamatai közé tartozik a foglalási rendszer működése, a hírek és versenyek kezelése, valamint a felhasználói tartalmak feltöltése és kezelése. A rendszer egyik legfontosabb folyamata a foglalások létrehozása és kezelése, amely több komponens és szolgáltatás együttműködésével valósul meg.</w:t>
+      </w:r>
+    </w:p>
+    <w:p>
+      <w:pPr>
+        <w:spacing w:after="120" w:line="386" w:lineRule="auto"/>
+        <w:ind w:left="0" w:firstLine="708"/>
+      </w:pPr>
+      <w:r>
+        <w:t xml:space="preserve">A 9.1. ábra a foglalási folyamat működését szemlélteti. A diagram bemutatja, hogyan történik egy új foglalás létrehozása a felhasználói felületen keresztül, valamint annak eltárolása a Firestore adatbázisban a </w:t>
+      </w:r>
+      <w:proofErr w:type="spellStart"/>
+      <w:r>
+        <w:t>BookingService</w:t>
+      </w:r>
+      <w:proofErr w:type="spellEnd"/>
+      <w:r>
+        <w:t xml:space="preserve"> segítségével. A folyamat második része a tókezelői oldalon történő foglaláskezelést mutatja be. A tókezelő lekérheti a hozzá tartozó tavak foglalásait, majd módosíthatja azok állapotát, például jóváhagyhatja vagy elutasíthatja azokat. A státuszváltozások a Firestore adatbázisban kerülnek eltárolásra.</w:t>
+      </w:r>
+    </w:p>
+    <w:p>
+      <w:pPr>
+        <w:spacing w:after="120" w:line="386" w:lineRule="auto"/>
+        <w:ind w:left="0" w:firstLine="708"/>
+      </w:pPr>
+      <w:r>
+        <w:t xml:space="preserve">A foglalási folyamat során a felhasználó a kiválasztott tó részletes oldaláról kezdeményezheti a foglalást. A foglalási űrlap kitöltése után az alkalmazás ellenőrzi a megadott </w:t>
+      </w:r>
+      <w:r>
+        <w:lastRenderedPageBreak/>
+        <w:t xml:space="preserve">adatok helyességét és teljességét, majd a foglalási adatokat átadja a </w:t>
+      </w:r>
+      <w:proofErr w:type="spellStart"/>
+      <w:r>
+        <w:t>BookingService</w:t>
+      </w:r>
+      <w:proofErr w:type="spellEnd"/>
+      <w:r>
+        <w:t xml:space="preserve"> szolgáltatás megfelelő metódusának.</w:t>
+      </w:r>
+    </w:p>
+    <w:p>
+      <w:pPr>
+        <w:spacing w:after="120" w:line="386" w:lineRule="auto"/>
+        <w:ind w:left="0" w:firstLine="708"/>
+      </w:pPr>
+      <w:r>
+        <w:t xml:space="preserve">A szolgáltatás létrehozza az új foglalási dokumentumot a Firestore adatbázis </w:t>
+      </w:r>
+      <w:proofErr w:type="spellStart"/>
+      <w:r>
+        <w:t>bookings</w:t>
+      </w:r>
+      <w:proofErr w:type="spellEnd"/>
+      <w:r>
+        <w:t xml:space="preserve"> kollekciójában, amely tartalmazza a felhasználó, a kiválasztott tó és a foglalási időszak adatait. A rendszer a foglalást alapértelmezetten „jóváhagyás alatt” állapotban hozza létre.</w:t>
+      </w:r>
+    </w:p>
+    <w:p>
+      <w:pPr>
+        <w:spacing w:after="120" w:line="386" w:lineRule="auto"/>
+        <w:ind w:left="0" w:firstLine="708"/>
+      </w:pPr>
+      <w:r>
+        <w:t xml:space="preserve">A tókezelő a </w:t>
+      </w:r>
+      <w:proofErr w:type="spellStart"/>
+      <w:r>
+        <w:t>manager</w:t>
+      </w:r>
+      <w:proofErr w:type="spellEnd"/>
+      <w:r>
+        <w:t xml:space="preserve">-dashboard felületen keresztül megtekintheti a hozzá tartozó </w:t>
+      </w:r>
+      <w:proofErr w:type="spellStart"/>
+      <w:r>
+        <w:t>tavakat</w:t>
+      </w:r>
+      <w:proofErr w:type="spellEnd"/>
+      <w:r>
+        <w:t xml:space="preserve">, majd a </w:t>
+      </w:r>
+      <w:proofErr w:type="spellStart"/>
+      <w:r>
+        <w:t>manager-bookings</w:t>
+      </w:r>
+      <w:proofErr w:type="spellEnd"/>
+      <w:r>
+        <w:t xml:space="preserve"> oldalon kezelheti az adott tó foglalásait. A foglalások jóváhagyása vagy elutasítása során a </w:t>
+      </w:r>
+      <w:proofErr w:type="spellStart"/>
+      <w:r>
+        <w:t>BookingService</w:t>
+      </w:r>
+      <w:proofErr w:type="spellEnd"/>
+      <w:r>
+        <w:t xml:space="preserve"> módosítja a foglalás állapotát az adatbázisban.</w:t>
+      </w:r>
+    </w:p>
+    <w:p>
+      <w:pPr>
+        <w:spacing w:after="120" w:line="386" w:lineRule="auto"/>
+        <w:ind w:left="0" w:firstLine="708"/>
+      </w:pPr>
+      <w:r>
+        <w:t>A hírek és versenyek létrehozása hasonló működési elvet követ. A hírszerkesztő és versenyszerkesztő oldalak űrlapjai a megadott adatokat a megfelelő service-</w:t>
+      </w:r>
+      <w:proofErr w:type="spellStart"/>
+      <w:r>
+        <w:t>eknek</w:t>
+      </w:r>
+      <w:proofErr w:type="spellEnd"/>
+      <w:r>
+        <w:t xml:space="preserve"> adják át, amelyek létrehozzák vagy módosítják a dokumentumokat a Firestore adatbázisban. A képfeltöltések esetében a rendszer először a Firebase Storage szolgáltatásba tölti fel a fájlt, majd az elérési út bekerül az adatbázis dokumentumaiba.</w:t>
+      </w:r>
+    </w:p>
+    <w:p>
+      <w:pPr>
+        <w:spacing w:after="120" w:line="386" w:lineRule="auto"/>
+        <w:ind w:left="0" w:firstLine="708"/>
+      </w:pPr>
+      <w:r>
+        <w:t xml:space="preserve">A galéria feltöltési folyamat során a felhasználók képeket és fogási adatokat tölthetnek fel. A </w:t>
+      </w:r>
+      <w:proofErr w:type="spellStart"/>
+      <w:r>
+        <w:t>GalleryService</w:t>
+      </w:r>
+      <w:proofErr w:type="spellEnd"/>
+      <w:r>
+        <w:t xml:space="preserve"> kezeli a képfeltöltést és a kapcsolódó metaadatok eltárolását. A rendszer a feltöltött tartalmakat valós időben jeleníti meg a felhasználói felületen.</w:t>
+      </w:r>
+    </w:p>
+    <w:p>
+      <w:pPr>
+        <w:spacing w:after="120" w:line="386" w:lineRule="auto"/>
+        <w:ind w:left="0" w:firstLine="708"/>
+      </w:pPr>
+      <w:r>
+        <w:t>A műveletek végrehajtása után a webalkalmazás visszajelzést jelenít meg a felhasználó számára, például sikeres mentést vagy hibaüzenetet, majd szükség esetén automatikusan visszanavigál a megfelelő oldalra.</w:t>
+      </w:r>
+    </w:p>
+    <w:p>
+      <w:pPr>
+        <w:tabs>
+          <w:tab w:val="left" w:pos="567"/>
+        </w:tabs>
+        <w:spacing w:after="480" w:line="386" w:lineRule="auto"/>
+        <w:ind w:left="0" w:firstLine="0"/>
+        <w:jc w:val="center"/>
+        <w:rPr>
+          <w:sz w:val="28"/>
+          <w:szCs w:val="28"/>
+        </w:rPr>
+      </w:pPr>
+      <w:r>
+        <w:rPr>
+          <w:b/>
+          <w:bCs/>
+          <w:sz w:val="28"/>
+          <w:szCs w:val="28"/>
+        </w:rPr>
+        <w:t>10</w:t>
+      </w:r>
+      <w:r>
+        <w:rPr>
+          <w:b/>
+          <w:bCs/>
+          <w:sz w:val="28"/>
+          <w:szCs w:val="28"/>
+        </w:rPr>
+        <w:t xml:space="preserve">. </w:t>
+      </w:r>
+      <w:r>
+        <w:rPr>
+          <w:b/>
+          <w:bCs/>
+          <w:sz w:val="28"/>
+          <w:szCs w:val="28"/>
+        </w:rPr>
+        <w:t>Fontosabb kódrészletek</w:t>
+      </w:r>
+    </w:p>
+    <w:p>
+      <w:pPr>
+        <w:tabs>
+          <w:tab w:val="left" w:pos="567"/>
+        </w:tabs>
+        <w:spacing w:after="480" w:line="386" w:lineRule="auto"/>
+        <w:ind w:left="0" w:firstLine="0"/>
+        <w:jc w:val="center"/>
+        <w:rPr>
+          <w:b/>
+          <w:bCs/>
+          <w:sz w:val="28"/>
+          <w:szCs w:val="28"/>
+        </w:rPr>
+      </w:pPr>
+      <w:r>
+        <w:rPr>
+          <w:b/>
+          <w:bCs/>
+          <w:sz w:val="28"/>
+          <w:szCs w:val="28"/>
+        </w:rPr>
+        <w:t>1</w:t>
+      </w:r>
+      <w:r>
+        <w:rPr>
+          <w:b/>
+          <w:bCs/>
+          <w:sz w:val="28"/>
+          <w:szCs w:val="28"/>
+        </w:rPr>
+        <w:t>1</w:t>
+      </w:r>
+      <w:r>
+        <w:rPr>
+          <w:b/>
+          <w:bCs/>
+          <w:sz w:val="28"/>
+          <w:szCs w:val="28"/>
+        </w:rPr>
+        <w:t xml:space="preserve">. </w:t>
+      </w:r>
+      <w:r>
+        <w:rPr>
+          <w:b/>
+          <w:bCs/>
+          <w:sz w:val="28"/>
+          <w:szCs w:val="28"/>
+        </w:rPr>
+        <w:t>Tapasztalatok, továbbfejlesztési lehetőségek</w:t>
+      </w:r>
+    </w:p>
+    <w:p>
+      <w:pPr>
+        <w:tabs>
+          <w:tab w:val="left" w:pos="567"/>
+        </w:tabs>
+        <w:spacing w:after="120" w:line="386" w:lineRule="auto"/>
+        <w:ind w:left="0" w:firstLine="0"/>
+      </w:pPr>
+      <w:r>
+        <w:tab/>
+      </w:r>
+      <w:r>
+        <w:t xml:space="preserve">A szakdolgozat készítésének megkezdése előtt már eldöntöttem, hogy a webalkalmazás fejlesztése során az Angular keretrendszert és a Firebase felhőalapú szolgáltatásait fogom használni. Ennek egyik oka az volt, hogy korábban már szereztem tapasztalatot Angular alapú fejlesztésben, ezért szerettem volna tovább mélyíteni tudásomat a keretrendszer újabb verzióiban megjelent megoldásokkal kapcsolatban. Különösen érdekesnek találtam az Angular </w:t>
+      </w:r>
+      <w:r>
+        <w:lastRenderedPageBreak/>
+        <w:t xml:space="preserve">standalone komponens alapú felépítését, valamint a </w:t>
+      </w:r>
+      <w:proofErr w:type="spellStart"/>
+      <w:r>
+        <w:t>signal</w:t>
+      </w:r>
+      <w:proofErr w:type="spellEnd"/>
+      <w:r>
+        <w:t xml:space="preserve"> alapú állapotkezelési lehetőségeket, amelyek jelentősen egyszerűsítették az alkalmazás felépítését és a komponensek közötti adatkezelést.</w:t>
+      </w:r>
+    </w:p>
+    <w:p>
+      <w:pPr>
+        <w:tabs>
+          <w:tab w:val="left" w:pos="567"/>
+        </w:tabs>
+        <w:spacing w:after="120" w:line="386" w:lineRule="auto"/>
+        <w:ind w:left="0" w:firstLine="0"/>
+      </w:pPr>
+      <w:r>
+        <w:tab/>
+      </w:r>
+      <w:r>
+        <w:t>A backend technológia kiválasztásakor fontos szempont volt, hogy a rendszer könnyen integrálható legyen Angular környezetben, valamint gyors fejlesztést és egyszerű üzemeltetést biztosítson. A Firebase szolgáltatásai – különösen a Firestore, Authentication, Cloud Storage és Hosting – lehetővé tették, hogy hagyományos backend szerver fejlesztése nélkül is teljes értékű webalkalmazást hozzak létre. A Firebase használata jelentősen leegyszerűsítette az autentikáció, az adatkezelés és a hosztolás megvalósítását.</w:t>
+      </w:r>
+    </w:p>
+    <w:p>
+      <w:pPr>
+        <w:tabs>
+          <w:tab w:val="left" w:pos="567"/>
+        </w:tabs>
+        <w:spacing w:after="120" w:line="386" w:lineRule="auto"/>
+        <w:ind w:left="0" w:firstLine="0"/>
+      </w:pPr>
+      <w:r>
+        <w:tab/>
+      </w:r>
+      <w:r>
+        <w:t>A fejlesztési folyamat kezdetén elsőként a projekt struktúráját és az alapvető funkcionalitásokat terveztem meg. Ezt követően elkészítettem az első képernyőterveket, amelyek során kiemelt figyelmet fordítottam a felhasználói élményre és az átlátható kezelőfelület kialakítására. A tervezés során fokozatosan bővült a funkciók köre is, mivel a fejlesztés közben újabb ötletek és igények merültek fel.</w:t>
+      </w:r>
+    </w:p>
+    <w:p>
+      <w:pPr>
+        <w:tabs>
+          <w:tab w:val="left" w:pos="567"/>
+        </w:tabs>
+        <w:spacing w:after="120" w:line="386" w:lineRule="auto"/>
+        <w:ind w:left="0" w:firstLine="0"/>
+      </w:pPr>
+      <w:r>
+        <w:tab/>
+      </w:r>
+      <w:r>
+        <w:t>A fejlesztés során különösen érdekes feladatot jelentett a jogosultságkezelési rendszer kialakítása. A kezdeti felhasználói és adminisztrátori szerepkörök mellett később további szerepkörök kerültek bevezetésre, például az újságíró, a szervező és a tókezelő szerepkör. Ezek megvalósítása során lehetőség nyílt komplexebb szerepkör alapú hozzáférés-kezelési mechanizmusok kialakítására mind frontend, mind backend oldalon. A Firebase Firestore biztonsági szabályainak konfigurálása új tapasztalatot jelentett számomra, azonban a rendszer rugalmassága lehetővé tette a részletes jogosultságkezelés kialakítását.</w:t>
+      </w:r>
+    </w:p>
+    <w:p>
+      <w:pPr>
+        <w:tabs>
+          <w:tab w:val="left" w:pos="567"/>
+        </w:tabs>
+        <w:spacing w:after="120" w:line="386" w:lineRule="auto"/>
+        <w:ind w:left="0" w:firstLine="0"/>
+      </w:pPr>
+      <w:r>
+        <w:tab/>
+      </w:r>
+      <w:r>
+        <w:t>A projekt fejlesztése során a webalkalmazás funkcionalitása jelentősen kibővült az eredeti elképzelésekhez képest. A kezdeti információs és közösségi funkciók mellett megvalósításra került a foglalási rendszer, az értékelési rendszer, valamint a tókezelői felület is. A foglalási rendszer különösen összetett funkciónak bizonyult, mivel több szereplő – felhasználók és tókezelők – közötti interakciót és állapotkezelést kellett megvalósítani.</w:t>
+      </w:r>
+    </w:p>
+    <w:p>
+      <w:pPr>
+        <w:tabs>
+          <w:tab w:val="left" w:pos="567"/>
+        </w:tabs>
+        <w:spacing w:after="120" w:line="386" w:lineRule="auto"/>
+        <w:ind w:left="0" w:firstLine="0"/>
+      </w:pPr>
+      <w:r>
+        <w:tab/>
+      </w:r>
+      <w:r>
+        <w:t xml:space="preserve">A fejlesztési folyamat során a GitHub verziókezelő rendszer folyamatos használata nagy segítséget nyújtott a projekt strukturált kezelésében. A verziókövetés lehetővé tette a módosítások nyomon követését és a fejlesztés biztonságosabb végzését. Emellett a ChatGPT és más mesterséges intelligencia alapú eszközök használata is hozzájárult a fejlesztés </w:t>
+      </w:r>
+      <w:r>
+        <w:lastRenderedPageBreak/>
+        <w:t>gyorsításához, különösen hibakeresés, dokumentációk értelmezése és egyes technikai problémák megoldása során.</w:t>
+      </w:r>
+    </w:p>
+    <w:p>
+      <w:pPr>
+        <w:tabs>
+          <w:tab w:val="left" w:pos="567"/>
+        </w:tabs>
+        <w:spacing w:after="120" w:line="386" w:lineRule="auto"/>
+        <w:ind w:left="0" w:firstLine="0"/>
+      </w:pPr>
+      <w:r>
+        <w:tab/>
+      </w:r>
+      <w:r>
+        <w:t xml:space="preserve">A fejlesztés során számos új technológiával és megoldással sikerült megismerkednem. Különösen hasznos tapasztalatot jelentett a Firebase alapú valós idejű adatkezelés, a </w:t>
+      </w:r>
+      <w:proofErr w:type="spellStart"/>
+      <w:r>
+        <w:t>role</w:t>
+      </w:r>
+      <w:proofErr w:type="spellEnd"/>
+      <w:r>
+        <w:t xml:space="preserve"> </w:t>
+      </w:r>
+      <w:proofErr w:type="spellStart"/>
+      <w:r>
+        <w:t>based</w:t>
+      </w:r>
+      <w:proofErr w:type="spellEnd"/>
+      <w:r>
+        <w:t xml:space="preserve"> </w:t>
+      </w:r>
+      <w:proofErr w:type="spellStart"/>
+      <w:r>
+        <w:t>access</w:t>
+      </w:r>
+      <w:proofErr w:type="spellEnd"/>
+      <w:r>
+        <w:t xml:space="preserve"> </w:t>
+      </w:r>
+      <w:proofErr w:type="spellStart"/>
+      <w:r>
+        <w:t>control</w:t>
+      </w:r>
+      <w:proofErr w:type="spellEnd"/>
+      <w:r>
+        <w:t xml:space="preserve"> megvalósítása, valamint a reszponzív felhasználói felületek kialakítása.</w:t>
+      </w:r>
+    </w:p>
+    <w:p>
+      <w:pPr>
+        <w:tabs>
+          <w:tab w:val="left" w:pos="567"/>
+        </w:tabs>
+        <w:spacing w:after="120" w:line="386" w:lineRule="auto"/>
+        <w:ind w:left="0" w:firstLine="0"/>
+      </w:pPr>
+      <w:r>
+        <w:tab/>
+      </w:r>
+      <w:r>
+        <w:t xml:space="preserve">A projekt ugyanakkor több továbbfejlesztési lehetőséget is magában hordoz. A jövőben megvalósítható lenne például a többnyelvű támogatás, amely lehetővé tenné az alkalmazás nemzetközi használatát is. További fejlesztési lehetőséget jelenthet </w:t>
+      </w:r>
+      <w:proofErr w:type="spellStart"/>
+      <w:r>
+        <w:t>push</w:t>
+      </w:r>
+      <w:proofErr w:type="spellEnd"/>
+      <w:r>
+        <w:t xml:space="preserve"> értesítések bevezetése a foglalások és események kezeléséhez, valamint valós idejű üzenetküldési funkciók kialakítása a felhasználók között.</w:t>
+      </w:r>
+    </w:p>
+    <w:p>
+      <w:pPr>
+        <w:tabs>
+          <w:tab w:val="left" w:pos="567"/>
+        </w:tabs>
+        <w:spacing w:after="120" w:line="386" w:lineRule="auto"/>
+        <w:ind w:left="0" w:firstLine="0"/>
+      </w:pPr>
+      <w:r>
+        <w:tab/>
+      </w:r>
+      <w:r>
+        <w:t xml:space="preserve">A rendszer később mobilalkalmazás formájában is továbbfejleszthető lenne, például </w:t>
+      </w:r>
+      <w:proofErr w:type="spellStart"/>
+      <w:r>
+        <w:t>Ionic</w:t>
+      </w:r>
+      <w:proofErr w:type="spellEnd"/>
+      <w:r>
+        <w:t xml:space="preserve"> vagy Angular alapú hibrid alkalmazás segítségével. Bár a jelenlegi webalkalmazás reszponzív kialakításának köszönhetően mobil eszközökön is jól használható, egy natívabb mobilalkalmazás gyorsabb és kényelmesebb felhasználói élményt biztosíthatna.</w:t>
+      </w:r>
+    </w:p>
+    <w:p>
+      <w:pPr>
+        <w:tabs>
+          <w:tab w:val="left" w:pos="567"/>
+        </w:tabs>
+        <w:spacing w:after="120" w:line="386" w:lineRule="auto"/>
+        <w:ind w:left="0" w:firstLine="0"/>
+      </w:pPr>
+      <w:r>
+        <w:tab/>
+      </w:r>
+      <w:r>
+        <w:t>Összességében a szakdolgozat elkészítése során sikerült egy olyan modern webalkalmazást létrehoznom, amely ötvözi a közösségi funkciókat, az információkezelést és a foglalási rendszert. A fejlesztés során szerzett tapasztalatok jelentősen hozzájárultak szakmai tudásom fejlődéséhez, különösen modern frontend technológiák, felhőalapú backend szolgáltatások és webalkalmazás-architektúrák területén.</w:t>
       </w:r>
     </w:p>
     <w:sectPr>
-      <w:headerReference w:type="default" r:id="rId15"/>
-      <w:footerReference w:type="default" r:id="rId16"/>
+      <w:headerReference w:type="default" r:id="rId16"/>
+      <w:footerReference w:type="default" r:id="rId17"/>
       <w:pgSz w:w="11906" w:h="16838"/>
       <w:pgMar w:top="1417" w:right="1417" w:bottom="1417" w:left="1417" w:header="708" w:footer="708" w:gutter="0"/>
       <w:pgNumType w:start="1"/>

--- a/docs/Szabó_Patrik_Péter_DRX7R2_szakdolgozat.docx
+++ b/docs/Szabó_Patrik_Péter_DRX7R2_szakdolgozat.docx
@@ -650,7 +650,14 @@
           <w:szCs w:val="28"/>
         </w:rPr>
         <w:tab/>
-        <w:t>egyetemi adjunktus</w:t>
+        <w:t xml:space="preserve">egyetemi </w:t>
+      </w:r>
+      <w:r>
+        <w:rPr>
+          <w:sz w:val="28"/>
+          <w:szCs w:val="28"/>
+        </w:rPr>
+        <w:t>docens</w:t>
       </w:r>
     </w:p>
     <w:p>

--- a/docs/Szabó_Patrik_Péter_DRX7R2_szakdolgozat.docx
+++ b/docs/Szabó_Patrik_Péter_DRX7R2_szakdolgozat.docx
@@ -4,28 +4,28 @@
   <w:body>
     <w:p>
       <w:pPr>
-        <w:spacing w:line="259" w:lineRule="auto"/>
+        <w:spacing w:line="360" w:lineRule="auto"/>
         <w:ind w:left="0" w:firstLine="0"/>
         <w:jc w:val="center"/>
       </w:pPr>
     </w:p>
     <w:p>
       <w:pPr>
-        <w:spacing w:line="259" w:lineRule="auto"/>
+        <w:spacing w:line="360" w:lineRule="auto"/>
         <w:ind w:left="0" w:firstLine="0"/>
         <w:jc w:val="center"/>
       </w:pPr>
     </w:p>
     <w:p>
       <w:pPr>
-        <w:spacing w:line="259" w:lineRule="auto"/>
+        <w:spacing w:line="360" w:lineRule="auto"/>
         <w:ind w:left="0" w:firstLine="0"/>
         <w:jc w:val="center"/>
       </w:pPr>
     </w:p>
     <w:p>
       <w:pPr>
-        <w:spacing w:line="259" w:lineRule="auto"/>
+        <w:spacing w:line="360" w:lineRule="auto"/>
         <w:ind w:left="0" w:firstLine="0"/>
         <w:jc w:val="center"/>
         <w:rPr>
@@ -55,105 +55,77 @@
     </w:p>
     <w:p>
       <w:pPr>
-        <w:spacing w:line="259" w:lineRule="auto"/>
+        <w:spacing w:line="360" w:lineRule="auto"/>
         <w:ind w:left="0" w:firstLine="0"/>
         <w:jc w:val="center"/>
       </w:pPr>
     </w:p>
     <w:p>
       <w:pPr>
-        <w:spacing w:line="259" w:lineRule="auto"/>
+        <w:spacing w:line="360" w:lineRule="auto"/>
         <w:ind w:left="0" w:firstLine="0"/>
         <w:jc w:val="center"/>
       </w:pPr>
     </w:p>
     <w:p>
       <w:pPr>
-        <w:spacing w:line="259" w:lineRule="auto"/>
+        <w:spacing w:line="360" w:lineRule="auto"/>
         <w:ind w:left="0" w:firstLine="0"/>
         <w:jc w:val="center"/>
       </w:pPr>
     </w:p>
     <w:p>
       <w:pPr>
-        <w:spacing w:line="259" w:lineRule="auto"/>
+        <w:spacing w:line="360" w:lineRule="auto"/>
         <w:ind w:left="0" w:firstLine="0"/>
         <w:jc w:val="center"/>
       </w:pPr>
     </w:p>
     <w:p>
       <w:pPr>
-        <w:spacing w:line="259" w:lineRule="auto"/>
+        <w:spacing w:line="360" w:lineRule="auto"/>
         <w:ind w:left="0" w:firstLine="0"/>
         <w:jc w:val="center"/>
       </w:pPr>
     </w:p>
     <w:p>
       <w:pPr>
-        <w:spacing w:line="259" w:lineRule="auto"/>
+        <w:spacing w:line="360" w:lineRule="auto"/>
         <w:ind w:left="0" w:firstLine="0"/>
         <w:jc w:val="center"/>
       </w:pPr>
     </w:p>
     <w:p>
       <w:pPr>
-        <w:spacing w:line="259" w:lineRule="auto"/>
+        <w:spacing w:line="360" w:lineRule="auto"/>
         <w:ind w:left="0" w:firstLine="0"/>
         <w:jc w:val="center"/>
       </w:pPr>
     </w:p>
     <w:p>
       <w:pPr>
-        <w:spacing w:line="259" w:lineRule="auto"/>
+        <w:spacing w:line="360" w:lineRule="auto"/>
         <w:ind w:left="0" w:firstLine="0"/>
         <w:jc w:val="center"/>
       </w:pPr>
     </w:p>
     <w:p>
       <w:pPr>
-        <w:spacing w:line="259" w:lineRule="auto"/>
+        <w:spacing w:line="360" w:lineRule="auto"/>
         <w:ind w:left="0" w:firstLine="0"/>
         <w:jc w:val="center"/>
       </w:pPr>
     </w:p>
     <w:p>
       <w:pPr>
-        <w:spacing w:line="259" w:lineRule="auto"/>
+        <w:spacing w:line="360" w:lineRule="auto"/>
         <w:ind w:left="0" w:firstLine="0"/>
         <w:jc w:val="center"/>
       </w:pPr>
     </w:p>
     <w:p>
       <w:pPr>
-        <w:spacing w:line="259" w:lineRule="auto"/>
-        <w:ind w:left="0" w:firstLine="0"/>
-        <w:jc w:val="center"/>
-      </w:pPr>
-    </w:p>
-    <w:p>
-      <w:pPr>
-        <w:spacing w:line="259" w:lineRule="auto"/>
-        <w:ind w:left="0" w:firstLine="0"/>
-        <w:jc w:val="center"/>
-      </w:pPr>
-    </w:p>
-    <w:p>
-      <w:pPr>
-        <w:spacing w:line="259" w:lineRule="auto"/>
-        <w:ind w:left="0" w:firstLine="0"/>
-        <w:jc w:val="center"/>
-      </w:pPr>
-    </w:p>
-    <w:p>
-      <w:pPr>
-        <w:spacing w:line="259" w:lineRule="auto"/>
-        <w:ind w:left="0" w:firstLine="0"/>
-        <w:jc w:val="center"/>
-      </w:pPr>
-    </w:p>
-    <w:p>
-      <w:pPr>
-        <w:spacing w:line="259" w:lineRule="auto"/>
+        <w:spacing w:line="360" w:lineRule="auto"/>
         <w:ind w:left="0" w:firstLine="0"/>
         <w:jc w:val="center"/>
         <w:rPr>
@@ -173,98 +145,77 @@
     </w:p>
     <w:p>
       <w:pPr>
-        <w:spacing w:line="259" w:lineRule="auto"/>
+        <w:spacing w:line="360" w:lineRule="auto"/>
         <w:ind w:left="0" w:firstLine="0"/>
         <w:jc w:val="center"/>
       </w:pPr>
     </w:p>
     <w:p>
       <w:pPr>
-        <w:spacing w:line="259" w:lineRule="auto"/>
+        <w:spacing w:line="360" w:lineRule="auto"/>
         <w:ind w:left="0" w:firstLine="0"/>
         <w:jc w:val="center"/>
       </w:pPr>
     </w:p>
     <w:p>
       <w:pPr>
-        <w:spacing w:line="259" w:lineRule="auto"/>
+        <w:spacing w:line="360" w:lineRule="auto"/>
         <w:ind w:left="0" w:firstLine="0"/>
         <w:jc w:val="center"/>
       </w:pPr>
     </w:p>
     <w:p>
       <w:pPr>
-        <w:spacing w:line="259" w:lineRule="auto"/>
+        <w:spacing w:line="360" w:lineRule="auto"/>
         <w:ind w:left="0" w:firstLine="0"/>
         <w:jc w:val="center"/>
       </w:pPr>
     </w:p>
     <w:p>
       <w:pPr>
-        <w:spacing w:line="259" w:lineRule="auto"/>
+        <w:spacing w:line="360" w:lineRule="auto"/>
         <w:ind w:left="0" w:firstLine="0"/>
         <w:jc w:val="center"/>
       </w:pPr>
     </w:p>
     <w:p>
       <w:pPr>
-        <w:spacing w:line="259" w:lineRule="auto"/>
+        <w:spacing w:line="360" w:lineRule="auto"/>
         <w:ind w:left="0" w:firstLine="0"/>
         <w:jc w:val="center"/>
       </w:pPr>
     </w:p>
     <w:p>
       <w:pPr>
-        <w:spacing w:line="259" w:lineRule="auto"/>
+        <w:spacing w:line="360" w:lineRule="auto"/>
         <w:ind w:left="0" w:firstLine="0"/>
         <w:jc w:val="center"/>
       </w:pPr>
     </w:p>
     <w:p>
       <w:pPr>
-        <w:spacing w:line="259" w:lineRule="auto"/>
+        <w:spacing w:line="360" w:lineRule="auto"/>
         <w:ind w:left="0" w:firstLine="0"/>
         <w:jc w:val="center"/>
       </w:pPr>
     </w:p>
     <w:p>
       <w:pPr>
-        <w:spacing w:line="259" w:lineRule="auto"/>
+        <w:spacing w:line="360" w:lineRule="auto"/>
         <w:ind w:left="0" w:firstLine="0"/>
         <w:jc w:val="center"/>
       </w:pPr>
     </w:p>
     <w:p>
       <w:pPr>
-        <w:spacing w:line="259" w:lineRule="auto"/>
+        <w:spacing w:line="360" w:lineRule="auto"/>
         <w:ind w:left="0" w:firstLine="0"/>
         <w:jc w:val="center"/>
       </w:pPr>
     </w:p>
     <w:p>
       <w:pPr>
-        <w:spacing w:line="259" w:lineRule="auto"/>
-        <w:ind w:left="0" w:firstLine="0"/>
-        <w:jc w:val="center"/>
-      </w:pPr>
-    </w:p>
-    <w:p>
-      <w:pPr>
-        <w:spacing w:line="259" w:lineRule="auto"/>
-        <w:ind w:left="0" w:firstLine="0"/>
-        <w:jc w:val="center"/>
-      </w:pPr>
-    </w:p>
-    <w:p>
-      <w:pPr>
-        <w:spacing w:line="259" w:lineRule="auto"/>
-        <w:ind w:left="0" w:firstLine="0"/>
-        <w:jc w:val="center"/>
-      </w:pPr>
-    </w:p>
-    <w:p>
-      <w:pPr>
-        <w:spacing w:line="259" w:lineRule="auto"/>
+        <w:spacing w:line="360" w:lineRule="auto"/>
         <w:ind w:left="0" w:firstLine="0"/>
         <w:jc w:val="center"/>
         <w:rPr>
@@ -284,14 +235,14 @@
     </w:p>
     <w:p>
       <w:pPr>
-        <w:spacing w:line="259" w:lineRule="auto"/>
+        <w:spacing w:line="360" w:lineRule="auto"/>
         <w:ind w:left="0" w:firstLine="0"/>
         <w:jc w:val="center"/>
       </w:pPr>
     </w:p>
     <w:p>
       <w:pPr>
-        <w:spacing w:line="259" w:lineRule="auto"/>
+        <w:spacing w:line="360" w:lineRule="auto"/>
         <w:ind w:left="0" w:firstLine="0"/>
         <w:jc w:val="center"/>
         <w:rPr>
@@ -311,21 +262,7 @@
     </w:p>
     <w:p>
       <w:pPr>
-        <w:spacing w:after="160" w:line="278" w:lineRule="auto"/>
-        <w:ind w:left="0" w:firstLine="0"/>
-        <w:jc w:val="left"/>
-      </w:pPr>
-      <w:r>
-        <w:rPr>
-          <w:b/>
-          <w:bCs/>
-        </w:rPr>
-        <w:br w:type="page"/>
-      </w:r>
-    </w:p>
-    <w:p>
-      <w:pPr>
-        <w:spacing w:line="259" w:lineRule="auto"/>
+        <w:spacing w:line="360" w:lineRule="auto"/>
         <w:ind w:left="0" w:firstLine="0"/>
         <w:jc w:val="center"/>
         <w:rPr>
@@ -356,56 +293,35 @@
     </w:p>
     <w:p>
       <w:pPr>
-        <w:spacing w:line="259" w:lineRule="auto"/>
+        <w:spacing w:line="360" w:lineRule="auto"/>
         <w:ind w:left="0" w:firstLine="0"/>
         <w:jc w:val="center"/>
       </w:pPr>
     </w:p>
     <w:p>
       <w:pPr>
-        <w:spacing w:line="259" w:lineRule="auto"/>
+        <w:spacing w:line="360" w:lineRule="auto"/>
         <w:ind w:left="0" w:firstLine="0"/>
         <w:jc w:val="center"/>
       </w:pPr>
     </w:p>
     <w:p>
       <w:pPr>
-        <w:spacing w:line="259" w:lineRule="auto"/>
+        <w:spacing w:line="360" w:lineRule="auto"/>
         <w:ind w:left="0" w:firstLine="0"/>
         <w:jc w:val="center"/>
       </w:pPr>
     </w:p>
     <w:p>
       <w:pPr>
-        <w:spacing w:line="259" w:lineRule="auto"/>
+        <w:spacing w:line="360" w:lineRule="auto"/>
         <w:ind w:left="0" w:firstLine="0"/>
         <w:jc w:val="center"/>
       </w:pPr>
     </w:p>
     <w:p>
       <w:pPr>
-        <w:spacing w:line="259" w:lineRule="auto"/>
-        <w:ind w:left="0" w:firstLine="0"/>
-        <w:jc w:val="center"/>
-      </w:pPr>
-    </w:p>
-    <w:p>
-      <w:pPr>
-        <w:spacing w:line="259" w:lineRule="auto"/>
-        <w:ind w:left="0" w:firstLine="0"/>
-        <w:jc w:val="center"/>
-      </w:pPr>
-    </w:p>
-    <w:p>
-      <w:pPr>
-        <w:spacing w:line="259" w:lineRule="auto"/>
-        <w:ind w:left="0" w:firstLine="0"/>
-        <w:jc w:val="center"/>
-      </w:pPr>
-    </w:p>
-    <w:p>
-      <w:pPr>
-        <w:spacing w:line="259" w:lineRule="auto"/>
+        <w:spacing w:line="360" w:lineRule="auto"/>
         <w:ind w:left="0" w:firstLine="0"/>
         <w:jc w:val="center"/>
         <w:rPr>
@@ -425,56 +341,35 @@
     </w:p>
     <w:p>
       <w:pPr>
-        <w:spacing w:line="259" w:lineRule="auto"/>
+        <w:spacing w:line="360" w:lineRule="auto"/>
         <w:ind w:left="0" w:firstLine="0"/>
         <w:jc w:val="center"/>
       </w:pPr>
     </w:p>
     <w:p>
       <w:pPr>
-        <w:spacing w:line="259" w:lineRule="auto"/>
+        <w:spacing w:line="360" w:lineRule="auto"/>
         <w:ind w:left="0" w:firstLine="0"/>
         <w:jc w:val="center"/>
       </w:pPr>
     </w:p>
     <w:p>
       <w:pPr>
-        <w:spacing w:line="259" w:lineRule="auto"/>
+        <w:spacing w:line="360" w:lineRule="auto"/>
         <w:ind w:left="0" w:firstLine="0"/>
         <w:jc w:val="center"/>
       </w:pPr>
     </w:p>
     <w:p>
       <w:pPr>
-        <w:spacing w:line="259" w:lineRule="auto"/>
+        <w:spacing w:line="360" w:lineRule="auto"/>
         <w:ind w:left="0" w:firstLine="0"/>
         <w:jc w:val="center"/>
       </w:pPr>
     </w:p>
     <w:p>
       <w:pPr>
-        <w:spacing w:line="259" w:lineRule="auto"/>
-        <w:ind w:left="0" w:firstLine="0"/>
-        <w:jc w:val="center"/>
-      </w:pPr>
-    </w:p>
-    <w:p>
-      <w:pPr>
-        <w:spacing w:line="259" w:lineRule="auto"/>
-        <w:ind w:left="0" w:firstLine="0"/>
-        <w:jc w:val="center"/>
-      </w:pPr>
-    </w:p>
-    <w:p>
-      <w:pPr>
-        <w:spacing w:line="259" w:lineRule="auto"/>
-        <w:ind w:left="0" w:firstLine="0"/>
-        <w:jc w:val="center"/>
-      </w:pPr>
-    </w:p>
-    <w:p>
-      <w:pPr>
-        <w:spacing w:line="259" w:lineRule="auto"/>
+        <w:spacing w:line="360" w:lineRule="auto"/>
         <w:ind w:left="0" w:firstLine="0"/>
         <w:jc w:val="center"/>
         <w:rPr>
@@ -492,56 +387,49 @@
     </w:p>
     <w:p>
       <w:pPr>
-        <w:spacing w:line="259" w:lineRule="auto"/>
+        <w:spacing w:line="360" w:lineRule="auto"/>
         <w:ind w:left="0" w:firstLine="0"/>
         <w:jc w:val="center"/>
       </w:pPr>
     </w:p>
     <w:p>
       <w:pPr>
-        <w:spacing w:line="259" w:lineRule="auto"/>
+        <w:spacing w:line="360" w:lineRule="auto"/>
         <w:ind w:left="0" w:firstLine="0"/>
         <w:jc w:val="center"/>
       </w:pPr>
     </w:p>
     <w:p>
       <w:pPr>
-        <w:spacing w:line="259" w:lineRule="auto"/>
+        <w:spacing w:line="360" w:lineRule="auto"/>
         <w:ind w:left="0" w:firstLine="0"/>
         <w:jc w:val="center"/>
       </w:pPr>
     </w:p>
     <w:p>
       <w:pPr>
-        <w:spacing w:line="259" w:lineRule="auto"/>
+        <w:spacing w:line="360" w:lineRule="auto"/>
         <w:ind w:left="0" w:firstLine="0"/>
         <w:jc w:val="center"/>
       </w:pPr>
     </w:p>
     <w:p>
       <w:pPr>
-        <w:spacing w:line="259" w:lineRule="auto"/>
+        <w:spacing w:line="360" w:lineRule="auto"/>
         <w:ind w:left="0" w:firstLine="0"/>
         <w:jc w:val="center"/>
       </w:pPr>
     </w:p>
     <w:p>
       <w:pPr>
-        <w:spacing w:line="259" w:lineRule="auto"/>
+        <w:spacing w:line="360" w:lineRule="auto"/>
         <w:ind w:left="0" w:firstLine="0"/>
         <w:jc w:val="center"/>
       </w:pPr>
     </w:p>
     <w:p>
       <w:pPr>
-        <w:spacing w:line="259" w:lineRule="auto"/>
-        <w:ind w:left="0" w:firstLine="0"/>
-        <w:jc w:val="center"/>
-      </w:pPr>
-    </w:p>
-    <w:p>
-      <w:pPr>
-        <w:spacing w:line="259" w:lineRule="auto"/>
+        <w:spacing w:line="360" w:lineRule="auto"/>
         <w:ind w:left="0" w:firstLine="0"/>
         <w:jc w:val="center"/>
       </w:pPr>
@@ -552,7 +440,7 @@
           <w:tab w:val="left" w:pos="1418"/>
           <w:tab w:val="left" w:pos="6804"/>
         </w:tabs>
-        <w:spacing w:line="259" w:lineRule="auto"/>
+        <w:spacing w:line="360" w:lineRule="auto"/>
         <w:ind w:left="0" w:firstLine="0"/>
         <w:jc w:val="left"/>
       </w:pPr>
@@ -571,7 +459,7 @@
           <w:tab w:val="left" w:pos="567"/>
           <w:tab w:val="left" w:pos="6237"/>
         </w:tabs>
-        <w:spacing w:line="259" w:lineRule="auto"/>
+        <w:spacing w:line="360" w:lineRule="auto"/>
         <w:ind w:left="0" w:firstLine="0"/>
         <w:jc w:val="left"/>
         <w:rPr>
@@ -599,27 +487,7 @@
           <w:szCs w:val="32"/>
         </w:rPr>
         <w:tab/>
-        <w:t xml:space="preserve">Dr. </w:t>
-      </w:r>
-      <w:proofErr w:type="spellStart"/>
-      <w:r>
-        <w:rPr>
-          <w:b/>
-          <w:bCs/>
-          <w:sz w:val="32"/>
-          <w:szCs w:val="32"/>
-        </w:rPr>
-        <w:t>Bilicki</w:t>
-      </w:r>
-      <w:proofErr w:type="spellEnd"/>
-      <w:r>
-        <w:rPr>
-          <w:b/>
-          <w:bCs/>
-          <w:sz w:val="32"/>
-          <w:szCs w:val="32"/>
-        </w:rPr>
-        <w:t xml:space="preserve"> Vilmos</w:t>
+        <w:t>Dr. Bilicki Vilmos</w:t>
       </w:r>
     </w:p>
     <w:p>
@@ -628,7 +496,7 @@
           <w:tab w:val="left" w:pos="993"/>
           <w:tab w:val="left" w:pos="6521"/>
         </w:tabs>
-        <w:spacing w:line="259" w:lineRule="auto"/>
+        <w:spacing w:line="360" w:lineRule="auto"/>
         <w:ind w:left="0" w:firstLine="0"/>
         <w:jc w:val="left"/>
         <w:rPr>
@@ -666,7 +534,7 @@
           <w:tab w:val="left" w:pos="709"/>
           <w:tab w:val="left" w:pos="6521"/>
         </w:tabs>
-        <w:spacing w:line="259" w:lineRule="auto"/>
+        <w:spacing w:line="360" w:lineRule="auto"/>
         <w:ind w:left="0" w:firstLine="0"/>
         <w:jc w:val="left"/>
         <w:rPr>
@@ -689,7 +557,7 @@
           <w:tab w:val="left" w:pos="1418"/>
           <w:tab w:val="left" w:pos="6521"/>
         </w:tabs>
-        <w:spacing w:line="259" w:lineRule="auto"/>
+        <w:spacing w:line="360" w:lineRule="auto"/>
         <w:ind w:left="0" w:firstLine="0"/>
         <w:jc w:val="left"/>
       </w:pPr>
@@ -708,7 +576,7 @@
           <w:tab w:val="left" w:pos="1418"/>
           <w:tab w:val="left" w:pos="6521"/>
         </w:tabs>
-        <w:spacing w:line="259" w:lineRule="auto"/>
+        <w:spacing w:line="360" w:lineRule="auto"/>
         <w:ind w:left="0" w:firstLine="0"/>
         <w:jc w:val="center"/>
       </w:pPr>
@@ -719,9 +587,8 @@
           <w:tab w:val="left" w:pos="1418"/>
           <w:tab w:val="left" w:pos="6521"/>
         </w:tabs>
-        <w:spacing w:line="259" w:lineRule="auto"/>
-        <w:ind w:left="0" w:firstLine="0"/>
-        <w:jc w:val="center"/>
+        <w:spacing w:line="360" w:lineRule="auto"/>
+        <w:ind w:left="0" w:firstLine="0"/>
       </w:pPr>
     </w:p>
     <w:p>
@@ -730,10 +597,21 @@
           <w:tab w:val="left" w:pos="1418"/>
           <w:tab w:val="left" w:pos="6521"/>
         </w:tabs>
-        <w:spacing w:line="259" w:lineRule="auto"/>
+        <w:spacing w:line="360" w:lineRule="auto"/>
         <w:ind w:left="0" w:firstLine="0"/>
         <w:jc w:val="center"/>
-      </w:pPr>
+        <w:rPr>
+          <w:sz w:val="36"/>
+          <w:szCs w:val="36"/>
+        </w:rPr>
+      </w:pPr>
+      <w:r>
+        <w:rPr>
+          <w:sz w:val="36"/>
+          <w:szCs w:val="36"/>
+        </w:rPr>
+        <w:t>Szeged</w:t>
+      </w:r>
     </w:p>
     <w:p>
       <w:pPr>
@@ -741,51 +619,7 @@
           <w:tab w:val="left" w:pos="1418"/>
           <w:tab w:val="left" w:pos="6521"/>
         </w:tabs>
-        <w:spacing w:line="259" w:lineRule="auto"/>
-        <w:ind w:left="0" w:firstLine="0"/>
-        <w:jc w:val="center"/>
-      </w:pPr>
-    </w:p>
-    <w:p>
-      <w:pPr>
-        <w:tabs>
-          <w:tab w:val="left" w:pos="1418"/>
-          <w:tab w:val="left" w:pos="6521"/>
-        </w:tabs>
-        <w:spacing w:line="259" w:lineRule="auto"/>
-        <w:ind w:left="0" w:firstLine="0"/>
-        <w:jc w:val="center"/>
-      </w:pPr>
-    </w:p>
-    <w:p>
-      <w:pPr>
-        <w:tabs>
-          <w:tab w:val="left" w:pos="1418"/>
-          <w:tab w:val="left" w:pos="6521"/>
-        </w:tabs>
-        <w:spacing w:line="259" w:lineRule="auto"/>
-        <w:ind w:left="0" w:firstLine="0"/>
-        <w:jc w:val="center"/>
-        <w:rPr>
-          <w:sz w:val="36"/>
-          <w:szCs w:val="36"/>
-        </w:rPr>
-      </w:pPr>
-      <w:r>
-        <w:rPr>
-          <w:sz w:val="36"/>
-          <w:szCs w:val="36"/>
-        </w:rPr>
-        <w:t>Szeged</w:t>
-      </w:r>
-    </w:p>
-    <w:p>
-      <w:pPr>
-        <w:tabs>
-          <w:tab w:val="left" w:pos="1418"/>
-          <w:tab w:val="left" w:pos="6521"/>
-        </w:tabs>
-        <w:spacing w:line="259" w:lineRule="auto"/>
+        <w:spacing w:line="360" w:lineRule="auto"/>
         <w:ind w:left="0" w:firstLine="0"/>
         <w:jc w:val="center"/>
         <w:rPr>
@@ -806,7 +640,14 @@
           <w:sz w:val="36"/>
           <w:szCs w:val="36"/>
         </w:rPr>
-        <w:t>2026</w:t>
+        <w:t>20</w:t>
+      </w:r>
+      <w:r>
+        <w:rPr>
+          <w:sz w:val="36"/>
+          <w:szCs w:val="36"/>
+        </w:rPr>
+        <w:t>26</w:t>
       </w:r>
     </w:p>
     <w:p>
@@ -815,10 +656,20 @@
           <w:tab w:val="left" w:pos="1418"/>
           <w:tab w:val="left" w:pos="6521"/>
         </w:tabs>
-        <w:spacing w:line="259" w:lineRule="auto"/>
+        <w:spacing w:line="360" w:lineRule="auto"/>
         <w:ind w:left="0" w:firstLine="0"/>
         <w:jc w:val="center"/>
       </w:pPr>
+      <w:r>
+        <w:rPr>
+          <w:b/>
+          <w:bCs/>
+          <w:sz w:val="28"/>
+          <w:szCs w:val="28"/>
+        </w:rPr>
+        <w:lastRenderedPageBreak/>
+        <w:t>Feladatkiírás</w:t>
+      </w:r>
     </w:p>
     <w:p>
       <w:pPr>
@@ -826,9 +677,96 @@
           <w:tab w:val="left" w:pos="1418"/>
           <w:tab w:val="left" w:pos="6521"/>
         </w:tabs>
-        <w:spacing w:line="259" w:lineRule="auto"/>
+        <w:spacing w:line="360" w:lineRule="auto"/>
         <w:ind w:left="0" w:firstLine="0"/>
         <w:jc w:val="center"/>
+      </w:pPr>
+    </w:p>
+    <w:p>
+      <w:pPr>
+        <w:tabs>
+          <w:tab w:val="left" w:pos="567"/>
+          <w:tab w:val="left" w:pos="6521"/>
+        </w:tabs>
+        <w:spacing w:line="360" w:lineRule="auto"/>
+        <w:ind w:left="0" w:firstLine="0"/>
+      </w:pPr>
+      <w:r>
+        <w:tab/>
+      </w:r>
+      <w:r>
+        <w:t>A horgászok számára jelenleg nehézkes egy helyen megbízható információt találni tavakról, versenyekről, hírekről és horgászhelyekről.</w:t>
+      </w:r>
+      <w:r>
+        <w:t xml:space="preserve"> </w:t>
+      </w:r>
+      <w:r>
+        <w:t>Az információk gyakran szétszórtan, különböző weboldalakon vagy közösségi média felületeken érhetők el, ami időigényessé és kényelmetlenné teszi a tervezést.</w:t>
+      </w:r>
+    </w:p>
+    <w:p>
+      <w:pPr>
+        <w:tabs>
+          <w:tab w:val="left" w:pos="567"/>
+          <w:tab w:val="left" w:pos="6521"/>
+        </w:tabs>
+        <w:spacing w:line="360" w:lineRule="auto"/>
+        <w:ind w:left="0" w:firstLine="0"/>
+      </w:pPr>
+      <w:r>
+        <w:tab/>
+      </w:r>
+      <w:r>
+        <w:t>A PecaPont célja, hogy egy központi, könnyen használható digitális platformot biztosítson, ahol a felhasználók gyorsan hozzáférhetnek minden releváns horgászati információhoz.</w:t>
+      </w:r>
+    </w:p>
+    <w:p>
+      <w:pPr>
+        <w:tabs>
+          <w:tab w:val="left" w:pos="567"/>
+          <w:tab w:val="left" w:pos="6521"/>
+        </w:tabs>
+        <w:spacing w:line="360" w:lineRule="auto"/>
+        <w:ind w:left="0" w:firstLine="0"/>
+      </w:pPr>
+      <w:r>
+        <w:tab/>
+        <w:t>A feladat egy olyan webalkalmazás elkészítése Angular alapú keretrendszer használatával, ahol a felhasználók könnyedén elérnek minden releváns információt. Hozzáférnek vízterületek listájához, azoknak a részletes leírásával, tájékozódhatnak aktualitásokról, tudomást szerezhetnek versenyekről és megoszthatják sikereiket a közösséggel.</w:t>
+      </w:r>
+    </w:p>
+    <w:p>
+      <w:pPr>
+        <w:spacing w:after="160" w:line="360" w:lineRule="auto"/>
+        <w:ind w:left="0" w:firstLine="0"/>
+        <w:jc w:val="left"/>
+      </w:pPr>
+      <w:r>
+        <w:br w:type="page"/>
+      </w:r>
+    </w:p>
+    <w:p>
+      <w:pPr>
+        <w:tabs>
+          <w:tab w:val="left" w:pos="1418"/>
+          <w:tab w:val="left" w:pos="6521"/>
+        </w:tabs>
+        <w:spacing w:line="360" w:lineRule="auto"/>
+        <w:ind w:left="0" w:firstLine="0"/>
+      </w:pPr>
+    </w:p>
+    <w:p>
+      <w:pPr>
+        <w:tabs>
+          <w:tab w:val="left" w:pos="1418"/>
+          <w:tab w:val="left" w:pos="6521"/>
+        </w:tabs>
+        <w:spacing w:line="360" w:lineRule="auto"/>
+        <w:ind w:left="0" w:firstLine="0"/>
+        <w:jc w:val="center"/>
+        <w:rPr>
+          <w:b/>
+          <w:bCs/>
+        </w:rPr>
       </w:pPr>
       <w:r>
         <w:rPr>
@@ -837,7 +775,7 @@
           <w:sz w:val="28"/>
           <w:szCs w:val="28"/>
         </w:rPr>
-        <w:t>Feladatkiírás</w:t>
+        <w:t>Tartalmi összefoglaló</w:t>
       </w:r>
     </w:p>
     <w:p>
@@ -846,72 +784,14 @@
           <w:tab w:val="left" w:pos="1418"/>
           <w:tab w:val="left" w:pos="6521"/>
         </w:tabs>
-        <w:spacing w:line="259" w:lineRule="auto"/>
+        <w:spacing w:line="360" w:lineRule="auto"/>
         <w:ind w:left="0" w:firstLine="0"/>
         <w:jc w:val="center"/>
-      </w:pPr>
-    </w:p>
-    <w:p>
-      <w:pPr>
-        <w:tabs>
-          <w:tab w:val="left" w:pos="567"/>
-          <w:tab w:val="left" w:pos="6521"/>
-        </w:tabs>
-        <w:spacing w:line="360" w:lineRule="auto"/>
-        <w:ind w:left="0" w:firstLine="0"/>
-      </w:pPr>
-      <w:r>
-        <w:tab/>
-      </w:r>
-      <w:r>
-        <w:t>A horgászok számára jelenleg nehézkes egy helyen megbízható információt találni tavakról, versenyekről, hírekről és horgászhelyekről.</w:t>
-      </w:r>
-      <w:r>
-        <w:t xml:space="preserve"> </w:t>
-      </w:r>
-      <w:r>
-        <w:t>Az információk gyakran szétszórtan, különböző weboldalakon vagy közösségi média felületeken érhetők el, ami időigényessé és kényelmetlenné teszi a tervezést.</w:t>
-      </w:r>
-    </w:p>
-    <w:p>
-      <w:pPr>
-        <w:tabs>
-          <w:tab w:val="left" w:pos="567"/>
-          <w:tab w:val="left" w:pos="6521"/>
-        </w:tabs>
-        <w:spacing w:line="386" w:lineRule="auto"/>
-        <w:ind w:left="0" w:firstLine="0"/>
-      </w:pPr>
-      <w:r>
-        <w:tab/>
-      </w:r>
-      <w:r>
-        <w:t>A PecaPont célja, hogy egy központi, könnyen használható digitális platformot biztosítson, ahol a felhasználók gyorsan hozzáférhetnek minden releváns horgászati információhoz.</w:t>
-      </w:r>
-    </w:p>
-    <w:p>
-      <w:pPr>
-        <w:tabs>
-          <w:tab w:val="left" w:pos="567"/>
-          <w:tab w:val="left" w:pos="6521"/>
-        </w:tabs>
-        <w:spacing w:line="386" w:lineRule="auto"/>
-        <w:ind w:left="0" w:firstLine="0"/>
-      </w:pPr>
-      <w:r>
-        <w:tab/>
-        <w:t>A feladat egy olyan webalkalmazás elkészítése Angular alapú keretrendszer használatával, ahol a felhasználók könnyedén elérnek minden releváns információt. Hozzáférnek vízterületek listájához, azoknak a részletes leírásával, tájékozódhatnak aktualitásokról, tudomást szerezhetnek versenyekről és megoszthatják sikereiket a közösséggel.</w:t>
-      </w:r>
-    </w:p>
-    <w:p>
-      <w:pPr>
-        <w:spacing w:after="160" w:line="278" w:lineRule="auto"/>
-        <w:ind w:left="0" w:firstLine="0"/>
-        <w:jc w:val="left"/>
-      </w:pPr>
-      <w:r>
-        <w:br w:type="page"/>
-      </w:r>
+        <w:rPr>
+          <w:b/>
+          <w:bCs/>
+        </w:rPr>
+      </w:pPr>
     </w:p>
     <w:p>
       <w:pPr>
@@ -919,9 +799,21 @@
           <w:tab w:val="left" w:pos="1418"/>
           <w:tab w:val="left" w:pos="6521"/>
         </w:tabs>
-        <w:spacing w:line="386" w:lineRule="auto"/>
-        <w:ind w:left="0" w:firstLine="0"/>
-      </w:pPr>
+        <w:spacing w:line="360" w:lineRule="auto"/>
+        <w:ind w:left="0" w:firstLine="0"/>
+        <w:jc w:val="left"/>
+        <w:rPr>
+          <w:b/>
+          <w:bCs/>
+        </w:rPr>
+      </w:pPr>
+      <w:r>
+        <w:rPr>
+          <w:b/>
+          <w:bCs/>
+        </w:rPr>
+        <w:t>Téma megnevezése:</w:t>
+      </w:r>
     </w:p>
     <w:p>
       <w:pPr>
@@ -929,381 +821,510 @@
           <w:tab w:val="left" w:pos="1418"/>
           <w:tab w:val="left" w:pos="6521"/>
         </w:tabs>
-        <w:spacing w:line="386" w:lineRule="auto"/>
+        <w:spacing w:line="360" w:lineRule="auto"/>
+        <w:ind w:left="0" w:firstLine="0"/>
+        <w:jc w:val="left"/>
+      </w:pPr>
+      <w:r>
+        <w:t>PecaPont: Horgászhely foglaló és információ szerző webalkalmazás</w:t>
+      </w:r>
+    </w:p>
+    <w:p>
+      <w:pPr>
+        <w:tabs>
+          <w:tab w:val="left" w:pos="1418"/>
+          <w:tab w:val="left" w:pos="6521"/>
+        </w:tabs>
+        <w:spacing w:line="360" w:lineRule="auto"/>
+        <w:ind w:left="0" w:firstLine="0"/>
+        <w:jc w:val="left"/>
+      </w:pPr>
+    </w:p>
+    <w:p>
+      <w:pPr>
+        <w:tabs>
+          <w:tab w:val="left" w:pos="1418"/>
+          <w:tab w:val="left" w:pos="6521"/>
+        </w:tabs>
+        <w:spacing w:line="360" w:lineRule="auto"/>
+        <w:ind w:left="0" w:firstLine="0"/>
+        <w:jc w:val="left"/>
+        <w:rPr>
+          <w:b/>
+          <w:bCs/>
+        </w:rPr>
+      </w:pPr>
+      <w:r>
+        <w:rPr>
+          <w:b/>
+          <w:bCs/>
+        </w:rPr>
+        <w:t>A megadott feladat megfogalmazása:</w:t>
+      </w:r>
+    </w:p>
+    <w:p>
+      <w:pPr>
+        <w:tabs>
+          <w:tab w:val="left" w:pos="1418"/>
+          <w:tab w:val="left" w:pos="6521"/>
+        </w:tabs>
+        <w:spacing w:line="360" w:lineRule="auto"/>
+        <w:ind w:left="0" w:firstLine="0"/>
+        <w:jc w:val="left"/>
+      </w:pPr>
+      <w:r>
+        <w:t>Egy olyan webalkalmazás készítése, ahol a felhasználók könnyedén eligazodnak és megszerzik a kellő információt a horgászatuk megtervezéséhez.</w:t>
+      </w:r>
+    </w:p>
+    <w:p>
+      <w:pPr>
+        <w:tabs>
+          <w:tab w:val="left" w:pos="1418"/>
+          <w:tab w:val="left" w:pos="6521"/>
+        </w:tabs>
+        <w:spacing w:line="360" w:lineRule="auto"/>
+        <w:ind w:left="0" w:firstLine="0"/>
+        <w:jc w:val="left"/>
+      </w:pPr>
+    </w:p>
+    <w:p>
+      <w:pPr>
+        <w:tabs>
+          <w:tab w:val="left" w:pos="1418"/>
+          <w:tab w:val="left" w:pos="6521"/>
+        </w:tabs>
+        <w:spacing w:line="360" w:lineRule="auto"/>
+        <w:ind w:left="0" w:firstLine="0"/>
+        <w:jc w:val="left"/>
+        <w:rPr>
+          <w:b/>
+          <w:bCs/>
+        </w:rPr>
+      </w:pPr>
+      <w:r>
+        <w:rPr>
+          <w:b/>
+          <w:bCs/>
+        </w:rPr>
+        <w:t>Megoldási mód:</w:t>
+      </w:r>
+    </w:p>
+    <w:p>
+      <w:pPr>
+        <w:tabs>
+          <w:tab w:val="left" w:pos="1418"/>
+          <w:tab w:val="left" w:pos="6521"/>
+        </w:tabs>
+        <w:spacing w:line="360" w:lineRule="auto"/>
+        <w:ind w:left="0" w:firstLine="0"/>
+        <w:jc w:val="left"/>
+      </w:pPr>
+      <w:r>
+        <w:t>A feladat abszolválásához az Angular keretrendszert és Firebase felhő alapú szolgáltatásait használom.</w:t>
+      </w:r>
+    </w:p>
+    <w:p>
+      <w:pPr>
+        <w:tabs>
+          <w:tab w:val="left" w:pos="1418"/>
+          <w:tab w:val="left" w:pos="6521"/>
+        </w:tabs>
+        <w:spacing w:line="360" w:lineRule="auto"/>
+        <w:ind w:left="0" w:firstLine="0"/>
+        <w:jc w:val="left"/>
+      </w:pPr>
+    </w:p>
+    <w:p>
+      <w:pPr>
+        <w:tabs>
+          <w:tab w:val="left" w:pos="1418"/>
+          <w:tab w:val="left" w:pos="6521"/>
+        </w:tabs>
+        <w:spacing w:line="360" w:lineRule="auto"/>
+        <w:ind w:left="0" w:firstLine="0"/>
+        <w:jc w:val="left"/>
+        <w:rPr>
+          <w:b/>
+          <w:bCs/>
+        </w:rPr>
+      </w:pPr>
+      <w:r>
+        <w:rPr>
+          <w:b/>
+          <w:bCs/>
+        </w:rPr>
+        <w:t>Alkalmazott eszközök, módszerek:</w:t>
+      </w:r>
+    </w:p>
+    <w:p>
+      <w:pPr>
+        <w:tabs>
+          <w:tab w:val="left" w:pos="1418"/>
+          <w:tab w:val="left" w:pos="6521"/>
+        </w:tabs>
+        <w:spacing w:line="360" w:lineRule="auto"/>
+        <w:ind w:left="0" w:firstLine="0"/>
+        <w:jc w:val="left"/>
+      </w:pPr>
+      <w:r>
+        <w:t>A fejlesztés Visual Studio Code-al zajlik. A munka során Angular keretrendszert használok Typescript, HTML, SCSS nyelvekkel és Firebase felhő alapú szolgáltatásaival.</w:t>
+      </w:r>
+    </w:p>
+    <w:p>
+      <w:pPr>
+        <w:tabs>
+          <w:tab w:val="left" w:pos="1418"/>
+          <w:tab w:val="left" w:pos="6521"/>
+        </w:tabs>
+        <w:spacing w:line="360" w:lineRule="auto"/>
+        <w:ind w:left="0" w:firstLine="0"/>
+        <w:jc w:val="left"/>
+      </w:pPr>
+    </w:p>
+    <w:p>
+      <w:pPr>
+        <w:tabs>
+          <w:tab w:val="left" w:pos="1418"/>
+          <w:tab w:val="left" w:pos="6521"/>
+        </w:tabs>
+        <w:spacing w:line="360" w:lineRule="auto"/>
+        <w:ind w:left="0" w:firstLine="0"/>
+        <w:jc w:val="left"/>
+        <w:rPr>
+          <w:b/>
+          <w:bCs/>
+        </w:rPr>
+      </w:pPr>
+      <w:r>
+        <w:rPr>
+          <w:b/>
+          <w:bCs/>
+        </w:rPr>
+        <w:t>Elért eredmények:</w:t>
+      </w:r>
+    </w:p>
+    <w:p>
+      <w:pPr>
+        <w:tabs>
+          <w:tab w:val="left" w:pos="1418"/>
+          <w:tab w:val="left" w:pos="6521"/>
+        </w:tabs>
+        <w:spacing w:line="360" w:lineRule="auto"/>
+        <w:ind w:left="0" w:firstLine="0"/>
+        <w:jc w:val="left"/>
+      </w:pPr>
+      <w:r>
+        <w:t>A webalkalmazás Firebase hosting szolgáltatással elérhető az interneten, a forráskód és dokumentáció megtalálható a publikus GitHub repositoriban.</w:t>
+      </w:r>
+    </w:p>
+    <w:p>
+      <w:pPr>
+        <w:tabs>
+          <w:tab w:val="left" w:pos="1418"/>
+          <w:tab w:val="left" w:pos="6521"/>
+        </w:tabs>
+        <w:spacing w:line="360" w:lineRule="auto"/>
+        <w:ind w:left="0" w:firstLine="0"/>
+        <w:jc w:val="left"/>
+      </w:pPr>
+      <w:r>
+        <w:t>A webalkalmazás reszponzív megvalósításának köszönhetően nemcsak asztali számítógépen vagy laptopon, hanem mobil eszközökön is használható. Ennek köszönhetően széleskörűen elérhetőek a szükséges információk a horgászok számára.</w:t>
+      </w:r>
+    </w:p>
+    <w:p>
+      <w:pPr>
+        <w:tabs>
+          <w:tab w:val="left" w:pos="1418"/>
+          <w:tab w:val="left" w:pos="6521"/>
+        </w:tabs>
+        <w:spacing w:line="360" w:lineRule="auto"/>
+        <w:ind w:left="0" w:firstLine="0"/>
+        <w:jc w:val="left"/>
+      </w:pPr>
+    </w:p>
+    <w:p>
+      <w:pPr>
+        <w:tabs>
+          <w:tab w:val="left" w:pos="1418"/>
+          <w:tab w:val="left" w:pos="6521"/>
+        </w:tabs>
+        <w:spacing w:line="360" w:lineRule="auto"/>
+        <w:ind w:left="0" w:firstLine="0"/>
+        <w:jc w:val="left"/>
+        <w:rPr>
+          <w:b/>
+          <w:bCs/>
+        </w:rPr>
+      </w:pPr>
+      <w:r>
+        <w:rPr>
+          <w:b/>
+          <w:bCs/>
+        </w:rPr>
+        <w:t>Kulcsszavak:</w:t>
+      </w:r>
+    </w:p>
+    <w:p>
+      <w:pPr>
+        <w:tabs>
+          <w:tab w:val="left" w:pos="1418"/>
+          <w:tab w:val="left" w:pos="6521"/>
+        </w:tabs>
+        <w:spacing w:line="360" w:lineRule="auto"/>
+        <w:ind w:left="0" w:firstLine="0"/>
+        <w:jc w:val="left"/>
+      </w:pPr>
+      <w:r>
+        <w:t>Angular</w:t>
+      </w:r>
+      <w:r>
+        <w:t xml:space="preserve">, </w:t>
+      </w:r>
+      <w:r>
+        <w:t>Firebase</w:t>
+      </w:r>
+      <w:r>
+        <w:t xml:space="preserve">, </w:t>
+      </w:r>
+      <w:r>
+        <w:t>horgászat</w:t>
+      </w:r>
+      <w:r>
+        <w:t xml:space="preserve">, </w:t>
+      </w:r>
+      <w:r>
+        <w:t>foglalási rendszer</w:t>
+      </w:r>
+      <w:r>
+        <w:t xml:space="preserve">, </w:t>
+      </w:r>
+      <w:r>
+        <w:t>webalkalmazás</w:t>
+      </w:r>
+    </w:p>
+    <w:p>
+      <w:pPr>
+        <w:spacing w:after="160" w:line="360" w:lineRule="auto"/>
+        <w:ind w:left="0" w:firstLine="0"/>
+        <w:jc w:val="left"/>
+      </w:pPr>
+      <w:r>
+        <w:br w:type="page"/>
+      </w:r>
+    </w:p>
+    <w:p>
+      <w:pPr>
+        <w:tabs>
+          <w:tab w:val="left" w:pos="1418"/>
+          <w:tab w:val="left" w:pos="6521"/>
+        </w:tabs>
+        <w:spacing w:line="360" w:lineRule="auto"/>
         <w:ind w:left="0" w:firstLine="0"/>
         <w:jc w:val="center"/>
-        <w:rPr>
-          <w:b/>
-          <w:bCs/>
-        </w:rPr>
-      </w:pPr>
-      <w:r>
         <w:rPr>
           <w:b/>
           <w:bCs/>
           <w:sz w:val="28"/>
           <w:szCs w:val="28"/>
         </w:rPr>
-        <w:t>Tartalmi összefoglaló</w:t>
-      </w:r>
-    </w:p>
-    <w:p>
-      <w:pPr>
-        <w:tabs>
+      </w:pPr>
+      <w:r>
+        <w:rPr>
+          <w:b/>
+          <w:bCs/>
+          <w:sz w:val="28"/>
+          <w:szCs w:val="28"/>
+        </w:rPr>
+        <w:lastRenderedPageBreak/>
+        <w:t>Bevezetés</w:t>
+      </w:r>
+    </w:p>
+    <w:p>
+      <w:pPr>
+        <w:tabs>
+          <w:tab w:val="left" w:pos="567"/>
           <w:tab w:val="left" w:pos="1418"/>
           <w:tab w:val="left" w:pos="6521"/>
         </w:tabs>
-        <w:spacing w:line="386" w:lineRule="auto"/>
-        <w:ind w:left="0" w:firstLine="0"/>
-        <w:jc w:val="center"/>
-        <w:rPr>
-          <w:b/>
-          <w:bCs/>
-        </w:rPr>
-      </w:pPr>
-    </w:p>
-    <w:p>
-      <w:pPr>
-        <w:tabs>
+        <w:spacing w:line="360" w:lineRule="auto"/>
+        <w:ind w:left="0" w:firstLine="0"/>
+      </w:pPr>
+      <w:r>
+        <w:tab/>
+      </w:r>
+      <w:r>
+        <w:t>Az informatika és az internetes technológiák fejlődésének köszönhetően az információhoz való hozzáférés jelentősen átalakult az elmúlt évtizedekben. Ez a folyamat a horgászat világát sem kerülte el: egyre több horgászvíz üzemeltetője jelenik meg különböző online platformokon, elsősorban közösségi média felületeken. Ezek az oldalak azonban gyakran eltérő struktúrában, különböző részletességgel és nem egységes formában tartalmazzák az információkat, ami megnehezíti azok hatékony feldolgozását és összehasonlítását.</w:t>
+      </w:r>
+    </w:p>
+    <w:p>
+      <w:pPr>
+        <w:tabs>
+          <w:tab w:val="left" w:pos="567"/>
           <w:tab w:val="left" w:pos="1418"/>
           <w:tab w:val="left" w:pos="6521"/>
         </w:tabs>
-        <w:spacing w:line="386" w:lineRule="auto"/>
-        <w:ind w:left="0" w:firstLine="0"/>
-        <w:jc w:val="left"/>
-        <w:rPr>
-          <w:b/>
-          <w:bCs/>
-        </w:rPr>
-      </w:pPr>
-      <w:r>
-        <w:rPr>
-          <w:b/>
-          <w:bCs/>
-        </w:rPr>
-        <w:t>Téma megnevezése:</w:t>
-      </w:r>
-    </w:p>
-    <w:p>
-      <w:pPr>
-        <w:tabs>
+        <w:spacing w:line="360" w:lineRule="auto"/>
+        <w:ind w:left="0" w:firstLine="0"/>
+      </w:pPr>
+      <w:r>
+        <w:tab/>
+      </w:r>
+      <w:r>
+        <w:t>A horgászok jelentős része emiatt több forrásból próbál tájékozódni: közösségi média csoportokban, fórumokon, illetve más felhasználók beszámolóira támaszkodva gyűjtenek információt egy-egy horgászvízről. Ezek az információk azonban sok esetben szubjektívek, hiányosak vagy elavultak lehetnek, így nem minden esetben nyújtanak megbízható alapot a döntéshozatalhoz. A jelenlegi helyzet tehát egy olyan problémát vet fel, amelyben az információk szétszórtsága és változó minősége megnehezíti a horgászok számára a gyors és pontos tájékozódást.</w:t>
+      </w:r>
+    </w:p>
+    <w:p>
+      <w:pPr>
+        <w:tabs>
+          <w:tab w:val="left" w:pos="567"/>
           <w:tab w:val="left" w:pos="1418"/>
           <w:tab w:val="left" w:pos="6521"/>
         </w:tabs>
-        <w:spacing w:line="386" w:lineRule="auto"/>
-        <w:ind w:left="0" w:firstLine="0"/>
-        <w:jc w:val="left"/>
-      </w:pPr>
-      <w:r>
-        <w:t>PecaPont: Horgászhely foglaló és információ szerző webalkalmazás</w:t>
-      </w:r>
-    </w:p>
-    <w:p>
-      <w:pPr>
-        <w:tabs>
+        <w:spacing w:line="360" w:lineRule="auto"/>
+        <w:ind w:left="0" w:firstLine="0"/>
+      </w:pPr>
+      <w:r>
+        <w:tab/>
+      </w:r>
+      <w:r>
+        <w:t xml:space="preserve">A dolgozat célja egy olyan webalkalmazás, a PecaPont megtervezése és megvalósítása, amely egységes keretbe foglalja a horgászvizekkel kapcsolatos információkat, és egy központi platformot biztosít a felhasználók számára. Az alkalmazás célja, hogy lehetővé tegye a releváns adatok – például szabályok, </w:t>
+      </w:r>
+      <w:r>
+        <w:t>módszerek</w:t>
+      </w:r>
+      <w:r>
+        <w:t>, fogási tapasztalatok</w:t>
+      </w:r>
+      <w:r>
+        <w:t>, értékelések</w:t>
+      </w:r>
+      <w:r>
+        <w:t xml:space="preserve"> és egyéb fontos információk – egyszerű és gyors elérését, ezáltal támogatva a horgászok döntéshozatalát.</w:t>
+      </w:r>
+    </w:p>
+    <w:p>
+      <w:pPr>
+        <w:tabs>
+          <w:tab w:val="left" w:pos="567"/>
           <w:tab w:val="left" w:pos="1418"/>
           <w:tab w:val="left" w:pos="6521"/>
         </w:tabs>
-        <w:spacing w:line="386" w:lineRule="auto"/>
-        <w:ind w:left="0" w:firstLine="0"/>
-        <w:jc w:val="left"/>
-      </w:pPr>
-    </w:p>
-    <w:p>
-      <w:pPr>
-        <w:tabs>
+        <w:spacing w:line="360" w:lineRule="auto"/>
+        <w:ind w:left="0" w:firstLine="0"/>
+      </w:pPr>
+      <w:r>
+        <w:tab/>
+        <w:t>Fontos szempont volt a webalkalmazás egyszerű és gyors használhatósága, hogy a felhasználók könnyedén eligazodhassanak az elérhető tartalmak között. Ennek érdekében a rendszer aloldalakból épül fel, amelyek támogatják az információk kategorizálását, így a horgászok gyorsan megtalálják a számukra releváns adatokat.</w:t>
+      </w:r>
+    </w:p>
+    <w:p>
+      <w:pPr>
+        <w:tabs>
+          <w:tab w:val="left" w:pos="567"/>
           <w:tab w:val="left" w:pos="1418"/>
           <w:tab w:val="left" w:pos="6521"/>
         </w:tabs>
-        <w:spacing w:line="386" w:lineRule="auto"/>
-        <w:ind w:left="0" w:firstLine="0"/>
-        <w:jc w:val="left"/>
-        <w:rPr>
-          <w:b/>
-          <w:bCs/>
-        </w:rPr>
-      </w:pPr>
-      <w:r>
-        <w:rPr>
-          <w:b/>
-          <w:bCs/>
-        </w:rPr>
-        <w:t>A megadott feladat megfogalmazása:</w:t>
-      </w:r>
-    </w:p>
-    <w:p>
-      <w:pPr>
-        <w:tabs>
+        <w:spacing w:line="360" w:lineRule="auto"/>
+        <w:ind w:left="0" w:firstLine="0"/>
+      </w:pPr>
+      <w:r>
+        <w:tab/>
+      </w:r>
+      <w:r>
+        <w:t>A rendszer nem csupán statikus információk megjelenítésére szolgál, hanem közösségi funkciókat is integrál. A felhasználók lehetőséget kapnak arra, hogy megosszák saját élményeiket, beszámolóikat és fogásaikat, valamint visszajelzéseket adjanak mások bejegyzéseire. Ez hozzájárul egy aktív, egymást segítő közösség kialakulásához, ahol a tapasztalatcsere révén értékes, naprakész információk keletkeznek.</w:t>
+      </w:r>
+    </w:p>
+    <w:p>
+      <w:pPr>
+        <w:tabs>
+          <w:tab w:val="left" w:pos="567"/>
           <w:tab w:val="left" w:pos="1418"/>
           <w:tab w:val="left" w:pos="6521"/>
         </w:tabs>
-        <w:spacing w:line="386" w:lineRule="auto"/>
-        <w:ind w:left="0" w:firstLine="0"/>
-        <w:jc w:val="left"/>
-      </w:pPr>
-      <w:r>
-        <w:t>Egy olyan webalkalmazás készítése, ahol a felhasználók könnyedén eligazodnak és megszerzik a kellő információt a horgászatuk megtervezéséhez.</w:t>
-      </w:r>
-    </w:p>
-    <w:p>
-      <w:pPr>
-        <w:tabs>
+        <w:spacing w:line="360" w:lineRule="auto"/>
+        <w:ind w:left="0" w:firstLine="0"/>
+      </w:pPr>
+      <w:r>
+        <w:tab/>
+      </w:r>
+      <w:r>
+        <w:t>A rendszer további fontos funkciója a horgászhelyek online foglalásának támogatása. A felhasználók lehetőséget kapnak arra, hogy előre lefoglalják a kiválasztott horgászhelyeket, valamint nyomon követhessék foglalásaik állapotát. A foglalási rendszer célja a szervezettebb és kényelmesebb horgászati tervezés támogatása mind a horgászok, mind a vízterületek kezelői számára.</w:t>
+      </w:r>
+    </w:p>
+    <w:p>
+      <w:pPr>
+        <w:tabs>
+          <w:tab w:val="left" w:pos="567"/>
           <w:tab w:val="left" w:pos="1418"/>
           <w:tab w:val="left" w:pos="6521"/>
         </w:tabs>
-        <w:spacing w:line="386" w:lineRule="auto"/>
-        <w:ind w:left="0" w:firstLine="0"/>
-        <w:jc w:val="left"/>
-      </w:pPr>
-    </w:p>
-    <w:p>
-      <w:pPr>
-        <w:tabs>
+        <w:spacing w:line="360" w:lineRule="auto"/>
+        <w:ind w:left="0" w:firstLine="0"/>
+      </w:pPr>
+      <w:r>
+        <w:lastRenderedPageBreak/>
+        <w:tab/>
+      </w:r>
+      <w:r>
+        <w:t>A webalkalmazás tervezése során kiemelt szempont volt a felhasználóbarát működés és az átlátható felépítés. Ennek érdekében a rendszer</w:t>
+      </w:r>
+      <w:r>
+        <w:t xml:space="preserve"> több oldalból épül fel, kategóriára lebontva</w:t>
+      </w:r>
+      <w:r>
+        <w:t>, így a felhasználók gyorsan megtalálhatják a számukra releváns tartalmakat. Emellett fontos célkitűzés volt a reszponzív kialakítás, amely biztosítja, hogy az alkalmazás különböző eszközökön – például mobiltelefonon, tableten vagy asztali számítógépen – egyaránt hatékonyan használható legyen.</w:t>
+      </w:r>
+    </w:p>
+    <w:p>
+      <w:pPr>
+        <w:tabs>
+          <w:tab w:val="left" w:pos="567"/>
           <w:tab w:val="left" w:pos="1418"/>
           <w:tab w:val="left" w:pos="6521"/>
         </w:tabs>
-        <w:spacing w:line="386" w:lineRule="auto"/>
-        <w:ind w:left="0" w:firstLine="0"/>
-        <w:jc w:val="left"/>
-        <w:rPr>
-          <w:b/>
-          <w:bCs/>
-        </w:rPr>
-      </w:pPr>
-      <w:r>
-        <w:rPr>
-          <w:b/>
-          <w:bCs/>
-        </w:rPr>
-        <w:t>Megoldási mód:</w:t>
-      </w:r>
-    </w:p>
-    <w:p>
-      <w:pPr>
-        <w:tabs>
+        <w:spacing w:line="360" w:lineRule="auto"/>
+        <w:ind w:left="0" w:firstLine="0"/>
+      </w:pPr>
+      <w:r>
+        <w:tab/>
+      </w:r>
+      <w:r>
+        <w:t>A rendszer kialakítása során szerepkör alapú működés került alkalmazásra, amely lehetővé teszi az eltérő jogosultságok kezelését. A különböző szerepkörök – például adminisztrátor, újságíró, szervező és tókezelő – eltérő funkciókhoz férhetnek hozzá, ezáltal biztosítva a rendszer strukturált és biztonságos működését. Emellett a felhasználók értékeléseket és véleményeket is közzétehetnek az egyes horgászhelyekről, amelyek támogatják a közösségi alapú információmegosztást.</w:t>
+      </w:r>
+    </w:p>
+    <w:p>
+      <w:pPr>
+        <w:tabs>
+          <w:tab w:val="left" w:pos="567"/>
           <w:tab w:val="left" w:pos="1418"/>
           <w:tab w:val="left" w:pos="6521"/>
         </w:tabs>
-        <w:spacing w:line="386" w:lineRule="auto"/>
+        <w:spacing w:line="360" w:lineRule="auto"/>
+        <w:ind w:left="0" w:firstLine="0"/>
+      </w:pPr>
+      <w:r>
+        <w:tab/>
+      </w:r>
+      <w:r>
+        <w:t>Összességében a PecaPont webalkalmazás egy olyan komplex megoldást kínál, amely egyesíti az információgyűjtést és a közösségi interakciókat, ezáltal hozzájárulva a horgászok számára elérhető információk minőségének javításához és könnyebb hozzáférhetőségéhez.</w:t>
+      </w:r>
+    </w:p>
+    <w:p>
+      <w:pPr>
+        <w:spacing w:after="160" w:line="360" w:lineRule="auto"/>
         <w:ind w:left="0" w:firstLine="0"/>
         <w:jc w:val="left"/>
       </w:pPr>
       <w:r>
-        <w:t>A feladat abszolválásához az Angular keretrendszert és Firebase felhő alapú szolgáltatásait használom.</w:t>
-      </w:r>
-    </w:p>
-    <w:p>
-      <w:pPr>
-        <w:tabs>
-          <w:tab w:val="left" w:pos="1418"/>
-          <w:tab w:val="left" w:pos="6521"/>
-        </w:tabs>
-        <w:spacing w:line="386" w:lineRule="auto"/>
-        <w:ind w:left="0" w:firstLine="0"/>
-        <w:jc w:val="left"/>
-      </w:pPr>
-    </w:p>
-    <w:p>
-      <w:pPr>
-        <w:tabs>
-          <w:tab w:val="left" w:pos="1418"/>
-          <w:tab w:val="left" w:pos="6521"/>
-        </w:tabs>
-        <w:spacing w:line="386" w:lineRule="auto"/>
-        <w:ind w:left="0" w:firstLine="0"/>
-        <w:jc w:val="left"/>
-        <w:rPr>
-          <w:b/>
-          <w:bCs/>
-        </w:rPr>
-      </w:pPr>
-      <w:r>
-        <w:rPr>
-          <w:b/>
-          <w:bCs/>
-        </w:rPr>
-        <w:t>Alkalmazott eszközök, módszerek:</w:t>
-      </w:r>
-    </w:p>
-    <w:p>
-      <w:pPr>
-        <w:tabs>
-          <w:tab w:val="left" w:pos="1418"/>
-          <w:tab w:val="left" w:pos="6521"/>
-        </w:tabs>
-        <w:spacing w:line="386" w:lineRule="auto"/>
-        <w:ind w:left="0" w:firstLine="0"/>
-        <w:jc w:val="left"/>
-      </w:pPr>
-      <w:r>
-        <w:t xml:space="preserve">A fejlesztés Visual </w:t>
-      </w:r>
-      <w:proofErr w:type="spellStart"/>
-      <w:r>
-        <w:t>Studio</w:t>
-      </w:r>
-      <w:proofErr w:type="spellEnd"/>
-      <w:r>
-        <w:t xml:space="preserve"> </w:t>
-      </w:r>
-      <w:proofErr w:type="spellStart"/>
-      <w:r>
-        <w:t>Code-al</w:t>
-      </w:r>
-      <w:proofErr w:type="spellEnd"/>
-      <w:r>
-        <w:t xml:space="preserve"> zajlik. A munka során Angular keretrendszert használok </w:t>
-      </w:r>
-      <w:proofErr w:type="spellStart"/>
-      <w:r>
-        <w:t>Typescript</w:t>
-      </w:r>
-      <w:proofErr w:type="spellEnd"/>
-      <w:r>
-        <w:t>, HTML, SCSS nyelvekkel és Firebase felhő alapú szolgáltatásaival.</w:t>
-      </w:r>
-    </w:p>
-    <w:p>
-      <w:pPr>
-        <w:tabs>
-          <w:tab w:val="left" w:pos="1418"/>
-          <w:tab w:val="left" w:pos="6521"/>
-        </w:tabs>
-        <w:spacing w:line="386" w:lineRule="auto"/>
-        <w:ind w:left="0" w:firstLine="0"/>
-        <w:jc w:val="left"/>
-      </w:pPr>
-    </w:p>
-    <w:p>
-      <w:pPr>
-        <w:tabs>
-          <w:tab w:val="left" w:pos="1418"/>
-          <w:tab w:val="left" w:pos="6521"/>
-        </w:tabs>
-        <w:spacing w:line="386" w:lineRule="auto"/>
-        <w:ind w:left="0" w:firstLine="0"/>
-        <w:jc w:val="left"/>
-        <w:rPr>
-          <w:b/>
-          <w:bCs/>
-        </w:rPr>
-      </w:pPr>
-      <w:r>
-        <w:rPr>
-          <w:b/>
-          <w:bCs/>
-        </w:rPr>
-        <w:t>Elért eredmények:</w:t>
-      </w:r>
-    </w:p>
-    <w:p>
-      <w:pPr>
-        <w:tabs>
-          <w:tab w:val="left" w:pos="1418"/>
-          <w:tab w:val="left" w:pos="6521"/>
-        </w:tabs>
-        <w:spacing w:line="386" w:lineRule="auto"/>
-        <w:ind w:left="0" w:firstLine="0"/>
-        <w:jc w:val="left"/>
-      </w:pPr>
-      <w:r>
-        <w:t xml:space="preserve">A webalkalmazás Firebase </w:t>
-      </w:r>
-      <w:proofErr w:type="spellStart"/>
-      <w:r>
-        <w:t>hosting</w:t>
-      </w:r>
-      <w:proofErr w:type="spellEnd"/>
-      <w:r>
-        <w:t xml:space="preserve"> szolgáltatással elérhető az interneten, a forráskód és dokumentáció megtalálható a publikus GitHub </w:t>
-      </w:r>
-      <w:proofErr w:type="spellStart"/>
-      <w:r>
-        <w:t>repositoriban</w:t>
-      </w:r>
-      <w:proofErr w:type="spellEnd"/>
-      <w:r>
-        <w:t>.</w:t>
-      </w:r>
-    </w:p>
-    <w:p>
-      <w:pPr>
-        <w:tabs>
-          <w:tab w:val="left" w:pos="1418"/>
-          <w:tab w:val="left" w:pos="6521"/>
-        </w:tabs>
-        <w:spacing w:line="386" w:lineRule="auto"/>
-        <w:ind w:left="0" w:firstLine="0"/>
-        <w:jc w:val="left"/>
-      </w:pPr>
-      <w:r>
-        <w:t>A webalkalmazás reszponzív megvalósításának köszönhetően nemcsak asztali számítógépen vagy laptopon, hanem mobil eszközökön is használható. Ennek köszönhetően széleskörűen elérhetőek a szükséges információk a horgászok számára.</w:t>
-      </w:r>
-    </w:p>
-    <w:p>
-      <w:pPr>
-        <w:tabs>
-          <w:tab w:val="left" w:pos="1418"/>
-          <w:tab w:val="left" w:pos="6521"/>
-        </w:tabs>
-        <w:spacing w:line="386" w:lineRule="auto"/>
-        <w:ind w:left="0" w:firstLine="0"/>
-        <w:jc w:val="left"/>
-      </w:pPr>
-    </w:p>
-    <w:p>
-      <w:pPr>
-        <w:tabs>
-          <w:tab w:val="left" w:pos="1418"/>
-          <w:tab w:val="left" w:pos="6521"/>
-        </w:tabs>
-        <w:spacing w:line="386" w:lineRule="auto"/>
-        <w:ind w:left="0" w:firstLine="0"/>
-        <w:jc w:val="left"/>
-        <w:rPr>
-          <w:b/>
-          <w:bCs/>
-        </w:rPr>
-      </w:pPr>
-      <w:r>
-        <w:rPr>
-          <w:b/>
-          <w:bCs/>
-        </w:rPr>
-        <w:t>Kulcsszavak:</w:t>
-      </w:r>
-    </w:p>
-    <w:p>
-      <w:pPr>
-        <w:tabs>
-          <w:tab w:val="left" w:pos="1418"/>
-          <w:tab w:val="left" w:pos="6521"/>
-        </w:tabs>
-        <w:spacing w:line="386" w:lineRule="auto"/>
-        <w:ind w:left="0" w:firstLine="0"/>
-        <w:jc w:val="left"/>
-      </w:pPr>
-      <w:r>
-        <w:t>horgászat, tavak, horgászok, Angular, Firebase</w:t>
-      </w:r>
-    </w:p>
-    <w:p>
-      <w:pPr>
-        <w:spacing w:after="160" w:line="278" w:lineRule="auto"/>
-        <w:ind w:left="0" w:firstLine="0"/>
-        <w:jc w:val="left"/>
-      </w:pPr>
-      <w:r>
         <w:br w:type="page"/>
       </w:r>
     </w:p>
     <w:p>
       <w:pPr>
         <w:tabs>
-          <w:tab w:val="left" w:pos="1418"/>
-          <w:tab w:val="left" w:pos="6521"/>
-        </w:tabs>
-        <w:spacing w:line="386" w:lineRule="auto"/>
+          <w:tab w:val="left" w:pos="3757"/>
+        </w:tabs>
+        <w:spacing w:after="480" w:line="360" w:lineRule="auto"/>
         <w:ind w:left="0" w:firstLine="0"/>
         <w:jc w:val="center"/>
         <w:rPr>
@@ -1321,213 +1342,17 @@
           <w:szCs w:val="28"/>
         </w:rPr>
         <w:lastRenderedPageBreak/>
-        <w:t>Bevezetés</w:t>
-      </w:r>
-    </w:p>
-    <w:p>
-      <w:pPr>
-        <w:tabs>
-          <w:tab w:val="left" w:pos="567"/>
-          <w:tab w:val="left" w:pos="1418"/>
-          <w:tab w:val="left" w:pos="6521"/>
-        </w:tabs>
-        <w:spacing w:line="386" w:lineRule="auto"/>
-        <w:ind w:left="0" w:firstLine="0"/>
-      </w:pPr>
-      <w:r>
-        <w:tab/>
-      </w:r>
-      <w:r>
-        <w:t>Az informatika és az internetes technológiák fejlődésének köszönhetően az információhoz való hozzáférés jelentősen átalakult az elmúlt évtizedekben. Ez a folyamat a horgászat világát sem kerülte el: egyre több horgászvíz üzemeltetője jelenik meg különböző online platformokon, elsősorban közösségi média felületeken. Ezek az oldalak azonban gyakran eltérő struktúrában, különböző részletességgel és nem egységes formában tartalmazzák az információkat, ami megnehezíti azok hatékony feldolgozását és összehasonlítását.</w:t>
-      </w:r>
-    </w:p>
-    <w:p>
-      <w:pPr>
-        <w:tabs>
-          <w:tab w:val="left" w:pos="567"/>
-          <w:tab w:val="left" w:pos="1418"/>
-          <w:tab w:val="left" w:pos="6521"/>
-        </w:tabs>
-        <w:spacing w:line="386" w:lineRule="auto"/>
-        <w:ind w:left="0" w:firstLine="0"/>
-      </w:pPr>
-      <w:r>
-        <w:tab/>
-      </w:r>
-      <w:r>
-        <w:t>A horgászok jelentős része emiatt több forrásból próbál tájékozódni: közösségi média csoportokban, fórumokon, illetve más felhasználók beszámolóira támaszkodva gyűjtenek információt egy-egy horgászvízről. Ezek az információk azonban sok esetben szubjektívek, hiányosak vagy elavultak lehetnek, így nem minden esetben nyújtanak megbízható alapot a döntéshozatalhoz. A jelenlegi helyzet tehát egy olyan problémát vet fel, amelyben az információk szétszórtsága és változó minősége megnehezíti a horgászok számára a gyors és pontos tájékozódást.</w:t>
-      </w:r>
-    </w:p>
-    <w:p>
-      <w:pPr>
-        <w:tabs>
-          <w:tab w:val="left" w:pos="567"/>
-          <w:tab w:val="left" w:pos="1418"/>
-          <w:tab w:val="left" w:pos="6521"/>
-        </w:tabs>
-        <w:spacing w:line="386" w:lineRule="auto"/>
-        <w:ind w:left="0" w:firstLine="0"/>
-      </w:pPr>
-      <w:r>
-        <w:tab/>
-      </w:r>
-      <w:r>
-        <w:t xml:space="preserve">A dolgozat célja egy olyan webalkalmazás, a PecaPont megtervezése és megvalósítása, amely egységes keretbe foglalja a horgászvizekkel kapcsolatos információkat, és egy központi platformot biztosít a felhasználók számára. Az alkalmazás célja, hogy lehetővé tegye a releváns adatok – például szabályok, </w:t>
-      </w:r>
-      <w:r>
-        <w:t>módszerek</w:t>
-      </w:r>
-      <w:r>
-        <w:t>, fogási tapasztalatok</w:t>
-      </w:r>
-      <w:r>
-        <w:t>, értékelések</w:t>
-      </w:r>
-      <w:r>
-        <w:t xml:space="preserve"> és egyéb fontos információk – egyszerű és gyors elérését, ezáltal támogatva a horgászok döntéshozatalát.</w:t>
-      </w:r>
-    </w:p>
-    <w:p>
-      <w:pPr>
-        <w:tabs>
-          <w:tab w:val="left" w:pos="567"/>
-          <w:tab w:val="left" w:pos="1418"/>
-          <w:tab w:val="left" w:pos="6521"/>
-        </w:tabs>
-        <w:spacing w:line="386" w:lineRule="auto"/>
-        <w:ind w:left="0" w:firstLine="0"/>
-      </w:pPr>
-      <w:r>
-        <w:tab/>
-        <w:t>Fontos szempont volt a webalkalmazás egyszerű és gyors használhatósága, hogy a felhasználók könnyedén eligazodhassanak az elérhető tartalmak között. Ennek érdekében a rendszer aloldalakból épül fel, amelyek támogatják az információk kategorizálását, így a horgászok gyorsan megtalálják a számukra releváns adatokat.</w:t>
-      </w:r>
-    </w:p>
-    <w:p>
-      <w:pPr>
-        <w:tabs>
-          <w:tab w:val="left" w:pos="567"/>
-          <w:tab w:val="left" w:pos="1418"/>
-          <w:tab w:val="left" w:pos="6521"/>
-        </w:tabs>
-        <w:spacing w:line="386" w:lineRule="auto"/>
-        <w:ind w:left="0" w:firstLine="0"/>
-      </w:pPr>
-      <w:r>
-        <w:tab/>
-      </w:r>
-      <w:r>
-        <w:t>A rendszer nem csupán statikus információk megjelenítésére szolgál, hanem közösségi funkciókat is integrál. A felhasználók lehetőséget kapnak arra, hogy megosszák saját élményeiket, beszámolóikat és fogásaikat, valamint visszajelzéseket adjanak mások bejegyzéseire. Ez hozzájárul egy aktív, egymást segítő közösség kialakulásához, ahol a tapasztalatcsere révén értékes, naprakész információk keletkeznek.</w:t>
-      </w:r>
-    </w:p>
-    <w:p>
-      <w:pPr>
-        <w:tabs>
-          <w:tab w:val="left" w:pos="567"/>
-          <w:tab w:val="left" w:pos="1418"/>
-          <w:tab w:val="left" w:pos="6521"/>
-        </w:tabs>
-        <w:spacing w:line="386" w:lineRule="auto"/>
-        <w:ind w:left="0" w:firstLine="0"/>
-      </w:pPr>
-      <w:r>
-        <w:tab/>
-      </w:r>
-      <w:r>
-        <w:t xml:space="preserve">A rendszer további fontos funkciója a horgászhelyek online foglalásának támogatása. A felhasználók lehetőséget kapnak arra, hogy előre lefoglalják a kiválasztott horgászhelyeket, valamint nyomon követhessék foglalásaik állapotát. A foglalási rendszer célja a szervezettebb </w:t>
-      </w:r>
-      <w:r>
-        <w:lastRenderedPageBreak/>
-        <w:t>és kényelmesebb horgászati tervezés támogatása mind a horgászok, mind a vízterületek kezelői számára.</w:t>
-      </w:r>
-    </w:p>
-    <w:p>
-      <w:pPr>
-        <w:tabs>
-          <w:tab w:val="left" w:pos="567"/>
-          <w:tab w:val="left" w:pos="1418"/>
-          <w:tab w:val="left" w:pos="6521"/>
-        </w:tabs>
-        <w:spacing w:line="386" w:lineRule="auto"/>
-        <w:ind w:left="0" w:firstLine="0"/>
-      </w:pPr>
-      <w:r>
-        <w:tab/>
-      </w:r>
-      <w:r>
-        <w:t>A webalkalmazás tervezése során kiemelt szempont volt a felhasználóbarát működés és az átlátható felépítés. Ennek érdekében a rendszer</w:t>
-      </w:r>
-      <w:r>
-        <w:t xml:space="preserve"> több oldalból épül fel, kategóriára lebontva</w:t>
-      </w:r>
-      <w:r>
-        <w:t>, így a felhasználók gyorsan megtalálhatják a számukra releváns tartalmakat. Emellett fontos célkitűzés volt a reszponzív kialakítás, amely biztosítja, hogy az alkalmazás különböző eszközökön – például mobiltelefonon, tableten vagy asztali számítógépen – egyaránt hatékonyan használható legyen.</w:t>
-      </w:r>
-    </w:p>
-    <w:p>
-      <w:pPr>
-        <w:tabs>
-          <w:tab w:val="left" w:pos="567"/>
-          <w:tab w:val="left" w:pos="1418"/>
-          <w:tab w:val="left" w:pos="6521"/>
-        </w:tabs>
-        <w:spacing w:line="386" w:lineRule="auto"/>
-        <w:ind w:left="0" w:firstLine="0"/>
-      </w:pPr>
-      <w:r>
-        <w:tab/>
-      </w:r>
-      <w:r>
-        <w:t xml:space="preserve">A rendszer kialakítása során szerepkör alapú működés került alkalmazásra, amely lehetővé teszi az eltérő jogosultságok kezelését. A különböző szerepkörök – például adminisztrátor, újságíró, szervező és tókezelő – eltérő funkciókhoz férhetnek hozzá, ezáltal biztosítva a rendszer strukturált és biztonságos működését. Emellett a felhasználók értékeléseket és véleményeket is </w:t>
-      </w:r>
-      <w:r>
-        <w:t>közzétehetnek</w:t>
-      </w:r>
-      <w:r>
-        <w:t xml:space="preserve"> az egyes horgászhelyekről, amelyek támogatják a közösségi alapú információmegosztást.</w:t>
-      </w:r>
-    </w:p>
-    <w:p>
-      <w:pPr>
-        <w:tabs>
-          <w:tab w:val="left" w:pos="567"/>
-          <w:tab w:val="left" w:pos="1418"/>
-          <w:tab w:val="left" w:pos="6521"/>
-        </w:tabs>
-        <w:spacing w:line="386" w:lineRule="auto"/>
-        <w:ind w:left="0" w:firstLine="0"/>
-      </w:pPr>
-      <w:r>
-        <w:tab/>
-      </w:r>
-      <w:r>
-        <w:t>Összességében a PecaPont webalkalmazás egy olyan komplex megoldást kínál, amely egyesíti az információgyűjtést és a közösségi interakciókat, ezáltal hozzájárulva a horgászok számára elérhető információk minőségének javításához és könnyebb hozzáférhetőségéhez.</w:t>
-      </w:r>
-    </w:p>
-    <w:p>
-      <w:pPr>
-        <w:spacing w:after="160" w:line="278" w:lineRule="auto"/>
-        <w:ind w:left="0" w:firstLine="0"/>
-        <w:jc w:val="left"/>
-      </w:pPr>
-      <w:r>
-        <w:br w:type="page"/>
-      </w:r>
-    </w:p>
-    <w:p>
-      <w:pPr>
-        <w:tabs>
-          <w:tab w:val="left" w:pos="3757"/>
-        </w:tabs>
-        <w:spacing w:after="480" w:line="386" w:lineRule="auto"/>
-        <w:ind w:left="0" w:firstLine="0"/>
-        <w:jc w:val="center"/>
+        <w:t>1.</w:t>
+      </w:r>
+      <w:r>
         <w:rPr>
           <w:b/>
           <w:bCs/>
           <w:sz w:val="28"/>
           <w:szCs w:val="28"/>
         </w:rPr>
-      </w:pPr>
+        <w:t xml:space="preserve"> </w:t>
+      </w:r>
       <w:r>
         <w:rPr>
           <w:b/>
@@ -1535,25 +1360,6 @@
           <w:sz w:val="28"/>
           <w:szCs w:val="28"/>
         </w:rPr>
-        <w:lastRenderedPageBreak/>
-        <w:t>1.</w:t>
-      </w:r>
-      <w:r>
-        <w:rPr>
-          <w:b/>
-          <w:bCs/>
-          <w:sz w:val="28"/>
-          <w:szCs w:val="28"/>
-        </w:rPr>
-        <w:t xml:space="preserve"> </w:t>
-      </w:r>
-      <w:r>
-        <w:rPr>
-          <w:b/>
-          <w:bCs/>
-          <w:sz w:val="28"/>
-          <w:szCs w:val="28"/>
-        </w:rPr>
         <w:t>Piackutatás</w:t>
       </w:r>
     </w:p>
@@ -1563,7 +1369,7 @@
           <w:tab w:val="left" w:pos="567"/>
           <w:tab w:val="left" w:pos="3757"/>
         </w:tabs>
-        <w:spacing w:after="0" w:line="386" w:lineRule="auto"/>
+        <w:spacing w:after="0" w:line="360" w:lineRule="auto"/>
         <w:ind w:left="0" w:firstLine="0"/>
       </w:pPr>
       <w:r>
@@ -1579,7 +1385,7 @@
           <w:tab w:val="left" w:pos="567"/>
           <w:tab w:val="left" w:pos="3757"/>
         </w:tabs>
-        <w:spacing w:after="0" w:line="386" w:lineRule="auto"/>
+        <w:spacing w:after="0" w:line="360" w:lineRule="auto"/>
         <w:ind w:left="0" w:firstLine="0"/>
       </w:pPr>
       <w:r>
@@ -1595,7 +1401,7 @@
           <w:tab w:val="left" w:pos="567"/>
           <w:tab w:val="left" w:pos="3757"/>
         </w:tabs>
-        <w:spacing w:after="0" w:line="386" w:lineRule="auto"/>
+        <w:spacing w:after="0" w:line="360" w:lineRule="auto"/>
         <w:ind w:left="0" w:firstLine="0"/>
       </w:pPr>
       <w:r>
@@ -1611,7 +1417,7 @@
           <w:tab w:val="left" w:pos="567"/>
           <w:tab w:val="left" w:pos="3757"/>
         </w:tabs>
-        <w:spacing w:after="0" w:line="386" w:lineRule="auto"/>
+        <w:spacing w:after="0" w:line="360" w:lineRule="auto"/>
         <w:ind w:left="0" w:firstLine="0"/>
       </w:pPr>
       <w:r>
@@ -1623,7 +1429,7 @@
     </w:p>
     <w:p>
       <w:pPr>
-        <w:spacing w:after="160" w:line="278" w:lineRule="auto"/>
+        <w:spacing w:after="160" w:line="360" w:lineRule="auto"/>
         <w:ind w:left="0" w:firstLine="0"/>
         <w:jc w:val="left"/>
       </w:pPr>
@@ -1637,7 +1443,7 @@
           <w:tab w:val="left" w:pos="567"/>
           <w:tab w:val="left" w:pos="3757"/>
         </w:tabs>
-        <w:spacing w:after="480" w:line="386" w:lineRule="auto"/>
+        <w:spacing w:after="480" w:line="360" w:lineRule="auto"/>
         <w:jc w:val="center"/>
         <w:rPr>
           <w:b/>
@@ -1667,7 +1473,7 @@
           <w:tab w:val="left" w:pos="567"/>
           <w:tab w:val="left" w:pos="3757"/>
         </w:tabs>
-        <w:spacing w:after="0" w:line="386" w:lineRule="auto"/>
+        <w:spacing w:after="0" w:line="360" w:lineRule="auto"/>
         <w:ind w:left="0" w:firstLine="0"/>
       </w:pPr>
       <w:r>
@@ -1688,7 +1494,7 @@
           <w:tab w:val="left" w:pos="567"/>
           <w:tab w:val="left" w:pos="3757"/>
         </w:tabs>
-        <w:spacing w:after="0" w:line="386" w:lineRule="auto"/>
+        <w:spacing w:after="0" w:line="360" w:lineRule="auto"/>
         <w:ind w:left="0" w:firstLine="0"/>
       </w:pPr>
       <w:r>
@@ -1705,7 +1511,7 @@
           <w:tab w:val="left" w:pos="567"/>
           <w:tab w:val="left" w:pos="3757"/>
         </w:tabs>
-        <w:spacing w:after="0" w:line="386" w:lineRule="auto"/>
+        <w:spacing w:after="0" w:line="360" w:lineRule="auto"/>
         <w:ind w:left="0" w:firstLine="0"/>
       </w:pPr>
       <w:r>
@@ -1924,16 +1730,16 @@
           <w:tab w:val="left" w:pos="567"/>
           <w:tab w:val="left" w:pos="3757"/>
         </w:tabs>
-        <w:spacing w:after="0" w:line="386" w:lineRule="auto"/>
-        <w:ind w:left="0" w:firstLine="0"/>
-      </w:pPr>
-      <w:r>
-        <w:tab/>
-      </w:r>
-    </w:p>
-    <w:p>
-      <w:pPr>
-        <w:spacing w:after="160" w:line="278" w:lineRule="auto"/>
+        <w:spacing w:after="0" w:line="360" w:lineRule="auto"/>
+        <w:ind w:left="0" w:firstLine="0"/>
+      </w:pPr>
+      <w:r>
+        <w:tab/>
+      </w:r>
+    </w:p>
+    <w:p>
+      <w:pPr>
+        <w:spacing w:after="160" w:line="360" w:lineRule="auto"/>
         <w:ind w:left="0" w:firstLine="0"/>
         <w:jc w:val="left"/>
       </w:pPr>
@@ -1948,7 +1754,7 @@
           <w:tab w:val="left" w:pos="567"/>
           <w:tab w:val="left" w:pos="3757"/>
         </w:tabs>
-        <w:spacing w:after="0" w:line="386" w:lineRule="auto"/>
+        <w:spacing w:after="0" w:line="360" w:lineRule="auto"/>
         <w:ind w:left="0" w:firstLine="0"/>
       </w:pPr>
       <w:r>
@@ -2149,7 +1955,7 @@
           <w:tab w:val="left" w:pos="567"/>
           <w:tab w:val="left" w:pos="3757"/>
         </w:tabs>
-        <w:spacing w:after="0" w:line="386" w:lineRule="auto"/>
+        <w:spacing w:after="0" w:line="360" w:lineRule="auto"/>
         <w:ind w:left="0" w:firstLine="0"/>
       </w:pPr>
       <w:r>
@@ -2352,7 +2158,7 @@
           <w:tab w:val="left" w:pos="567"/>
           <w:tab w:val="left" w:pos="3757"/>
         </w:tabs>
-        <w:spacing w:after="0" w:line="386" w:lineRule="auto"/>
+        <w:spacing w:after="0" w:line="360" w:lineRule="auto"/>
         <w:ind w:left="0" w:firstLine="0"/>
       </w:pPr>
     </w:p>
@@ -2363,7 +2169,7 @@
           <w:tab w:val="left" w:pos="567"/>
           <w:tab w:val="left" w:pos="3757"/>
         </w:tabs>
-        <w:spacing w:after="0" w:line="386" w:lineRule="auto"/>
+        <w:spacing w:after="0" w:line="360" w:lineRule="auto"/>
         <w:ind w:left="0" w:firstLine="0"/>
       </w:pPr>
       <w:r>
@@ -2381,7 +2187,7 @@
           <w:tab w:val="left" w:pos="567"/>
           <w:tab w:val="left" w:pos="3757"/>
         </w:tabs>
-        <w:spacing w:after="0" w:line="386" w:lineRule="auto"/>
+        <w:spacing w:after="0" w:line="360" w:lineRule="auto"/>
         <w:ind w:left="0" w:firstLine="0"/>
       </w:pPr>
       <w:r>
@@ -2398,7 +2204,7 @@
           <w:tab w:val="left" w:pos="567"/>
           <w:tab w:val="left" w:pos="3757"/>
         </w:tabs>
-        <w:spacing w:after="0" w:line="386" w:lineRule="auto"/>
+        <w:spacing w:after="0" w:line="360" w:lineRule="auto"/>
         <w:ind w:left="0" w:firstLine="0"/>
       </w:pPr>
       <w:r>
@@ -2415,7 +2221,7 @@
           <w:tab w:val="left" w:pos="567"/>
           <w:tab w:val="left" w:pos="3757"/>
         </w:tabs>
-        <w:spacing w:after="0" w:line="386" w:lineRule="auto"/>
+        <w:spacing w:after="0" w:line="360" w:lineRule="auto"/>
         <w:ind w:left="0" w:firstLine="0"/>
       </w:pPr>
     </w:p>
@@ -2425,7 +2231,7 @@
           <w:tab w:val="left" w:pos="567"/>
           <w:tab w:val="left" w:pos="3757"/>
         </w:tabs>
-        <w:spacing w:after="480" w:line="386" w:lineRule="auto"/>
+        <w:spacing w:after="480" w:line="360" w:lineRule="auto"/>
         <w:ind w:left="11" w:hanging="11"/>
         <w:jc w:val="center"/>
         <w:rPr>
@@ -2455,7 +2261,7 @@
           <w:tab w:val="left" w:pos="567"/>
           <w:tab w:val="left" w:pos="3757"/>
         </w:tabs>
-        <w:spacing w:after="0" w:line="386" w:lineRule="auto"/>
+        <w:spacing w:after="0" w:line="360" w:lineRule="auto"/>
         <w:ind w:left="0" w:firstLine="0"/>
       </w:pPr>
       <w:r>
@@ -2472,7 +2278,7 @@
           <w:tab w:val="left" w:pos="567"/>
           <w:tab w:val="left" w:pos="3757"/>
         </w:tabs>
-        <w:spacing w:after="0" w:line="386" w:lineRule="auto"/>
+        <w:spacing w:after="0" w:line="360" w:lineRule="auto"/>
         <w:ind w:left="0" w:firstLine="0"/>
       </w:pPr>
       <w:r>
@@ -2489,7 +2295,7 @@
           <w:tab w:val="left" w:pos="567"/>
           <w:tab w:val="left" w:pos="3757"/>
         </w:tabs>
-        <w:spacing w:after="0" w:line="386" w:lineRule="auto"/>
+        <w:spacing w:after="0" w:line="360" w:lineRule="auto"/>
         <w:ind w:left="0" w:firstLine="0"/>
       </w:pPr>
       <w:r>
@@ -2502,15 +2308,7 @@
         <w:t>webalkalmazások</w:t>
       </w:r>
       <w:r>
-        <w:t xml:space="preserve">, amelyek lehetőséget biztosítanak a fogások rögzítésére, statisztikák vezetésére, valamint közösségi funkciók használatára. Ezek az alkalmazások azonban sok esetben nem tartalmaznak részletes, helyspecifikus információkat a magyarországi horgászvizekről, illetve egyes funkcióik </w:t>
-      </w:r>
-      <w:proofErr w:type="spellStart"/>
-      <w:r>
-        <w:t>fizetősek</w:t>
-      </w:r>
-      <w:proofErr w:type="spellEnd"/>
-      <w:r>
-        <w:t>.</w:t>
+        <w:t>, amelyek lehetőséget biztosítanak a fogások rögzítésére, statisztikák vezetésére, valamint közösségi funkciók használatára. Ezek az alkalmazások azonban sok esetben nem tartalmaznak részletes, helyspecifikus információkat a magyarországi horgászvizekről, illetve egyes funkcióik fizetősek.</w:t>
       </w:r>
     </w:p>
     <w:p>
@@ -2520,18 +2318,14 @@
           <w:tab w:val="left" w:pos="567"/>
           <w:tab w:val="left" w:pos="3757"/>
         </w:tabs>
-        <w:spacing w:after="0" w:line="386" w:lineRule="auto"/>
-        <w:ind w:left="0" w:firstLine="0"/>
-      </w:pPr>
-      <w:r>
-        <w:tab/>
-      </w:r>
-      <w:r>
-        <w:t xml:space="preserve">Emellett különböző információs weboldalak is rendelkezésre állnak, amelyek egy-egy horgászvízről szolgáltatnak adatokat, például szabályzatokat vagy árakat. Ezek az oldalak </w:t>
-      </w:r>
-      <w:r>
-        <w:lastRenderedPageBreak/>
-        <w:t>azonban általában nem egységes rendszerben működnek, és ritkán kínálnak közösségi funkciókat vagy felhasználói visszajelzéseket.</w:t>
+        <w:spacing w:after="0" w:line="360" w:lineRule="auto"/>
+        <w:ind w:left="0" w:firstLine="0"/>
+      </w:pPr>
+      <w:r>
+        <w:tab/>
+      </w:r>
+      <w:r>
+        <w:t>Emellett különböző információs weboldalak is rendelkezésre állnak, amelyek egy-egy horgászvízről szolgáltatnak adatokat, például szabályzatokat vagy árakat. Ezek az oldalak azonban általában nem egységes rendszerben működnek, és ritkán kínálnak közösségi funkciókat vagy felhasználói visszajelzéseket.</w:t>
       </w:r>
     </w:p>
     <w:p>
@@ -2541,7 +2335,7 @@
           <w:tab w:val="left" w:pos="567"/>
           <w:tab w:val="left" w:pos="3757"/>
         </w:tabs>
-        <w:spacing w:after="0" w:line="386" w:lineRule="auto"/>
+        <w:spacing w:after="0" w:line="360" w:lineRule="auto"/>
         <w:ind w:left="0" w:firstLine="0"/>
       </w:pPr>
     </w:p>
@@ -2551,7 +2345,7 @@
           <w:tab w:val="left" w:pos="567"/>
           <w:tab w:val="left" w:pos="3757"/>
         </w:tabs>
-        <w:spacing w:after="480" w:line="386" w:lineRule="auto"/>
+        <w:spacing w:after="480" w:line="360" w:lineRule="auto"/>
         <w:ind w:left="11" w:hanging="11"/>
         <w:jc w:val="center"/>
         <w:rPr>
@@ -2564,6 +2358,7 @@
           <w:b/>
           <w:bCs/>
         </w:rPr>
+        <w:lastRenderedPageBreak/>
         <w:t>Horgaszhelyek.hu</w:t>
       </w:r>
     </w:p>
@@ -2574,7 +2369,7 @@
           <w:tab w:val="left" w:pos="567"/>
           <w:tab w:val="left" w:pos="3757"/>
         </w:tabs>
-        <w:spacing w:after="0" w:line="386" w:lineRule="auto"/>
+        <w:spacing w:after="0" w:line="360" w:lineRule="auto"/>
         <w:ind w:left="0" w:firstLine="0"/>
         <w:jc w:val="left"/>
       </w:pPr>
@@ -2605,7 +2400,7 @@
           <w:tab w:val="left" w:pos="567"/>
           <w:tab w:val="left" w:pos="3757"/>
         </w:tabs>
-        <w:spacing w:after="0" w:line="386" w:lineRule="auto"/>
+        <w:spacing w:after="0" w:line="360" w:lineRule="auto"/>
         <w:ind w:left="0" w:firstLine="0"/>
         <w:jc w:val="left"/>
       </w:pPr>
@@ -2632,7 +2427,7 @@
           <w:tab w:val="left" w:pos="567"/>
           <w:tab w:val="left" w:pos="3757"/>
         </w:tabs>
-        <w:spacing w:after="0" w:line="386" w:lineRule="auto"/>
+        <w:spacing w:after="0" w:line="360" w:lineRule="auto"/>
         <w:ind w:left="0" w:firstLine="0"/>
         <w:jc w:val="left"/>
       </w:pPr>
@@ -2643,7 +2438,7 @@
           <w:tab w:val="left" w:pos="567"/>
           <w:tab w:val="left" w:pos="3757"/>
         </w:tabs>
-        <w:spacing w:after="480" w:line="386" w:lineRule="auto"/>
+        <w:spacing w:after="480" w:line="360" w:lineRule="auto"/>
         <w:ind w:left="11" w:hanging="11"/>
         <w:jc w:val="center"/>
         <w:rPr>
@@ -2651,31 +2446,13 @@
           <w:bCs/>
         </w:rPr>
       </w:pPr>
-      <w:proofErr w:type="spellStart"/>
-      <w:r>
-        <w:rPr>
-          <w:b/>
-          <w:bCs/>
-        </w:rPr>
-        <w:t>Vampire</w:t>
-      </w:r>
-      <w:proofErr w:type="spellEnd"/>
-      <w:r>
-        <w:rPr>
-          <w:b/>
-          <w:bCs/>
-        </w:rPr>
-        <w:t xml:space="preserve"> </w:t>
-      </w:r>
-      <w:proofErr w:type="spellStart"/>
-      <w:r>
-        <w:rPr>
-          <w:b/>
-          <w:bCs/>
-        </w:rPr>
-        <w:t>Fishing</w:t>
-      </w:r>
-      <w:proofErr w:type="spellEnd"/>
+      <w:r>
+        <w:rPr>
+          <w:b/>
+          <w:bCs/>
+        </w:rPr>
+        <w:t>Vampire Fishing</w:t>
+      </w:r>
     </w:p>
     <w:p>
       <w:pPr>
@@ -2684,7 +2461,7 @@
           <w:tab w:val="left" w:pos="567"/>
           <w:tab w:val="left" w:pos="3757"/>
         </w:tabs>
-        <w:spacing w:after="0" w:line="386" w:lineRule="auto"/>
+        <w:spacing w:after="0" w:line="360" w:lineRule="auto"/>
         <w:ind w:left="0" w:firstLine="0"/>
         <w:jc w:val="left"/>
       </w:pPr>
@@ -2692,31 +2469,7 @@
         <w:tab/>
       </w:r>
       <w:r>
-        <w:t xml:space="preserve">A </w:t>
-      </w:r>
-      <w:proofErr w:type="spellStart"/>
-      <w:r>
-        <w:t>Vampire</w:t>
-      </w:r>
-      <w:proofErr w:type="spellEnd"/>
-      <w:r>
-        <w:t xml:space="preserve"> </w:t>
-      </w:r>
-      <w:proofErr w:type="spellStart"/>
-      <w:r>
-        <w:t>Fishing</w:t>
-      </w:r>
-      <w:proofErr w:type="spellEnd"/>
-      <w:r>
-        <w:t xml:space="preserve"> </w:t>
-      </w:r>
-      <w:proofErr w:type="spellStart"/>
-      <w:r>
-        <w:t>Trips</w:t>
-      </w:r>
-      <w:proofErr w:type="spellEnd"/>
-      <w:r>
-        <w:t xml:space="preserve"> platform egy modernebb, technológiai megközelítést alkalmazó rendszer, amely elsősorban mobilalkalmazásként érhető el, és különböző digitális megoldásokkal támogatja a horgászokat.</w:t>
+        <w:t>A Vampire Fishing Trips platform egy modernebb, technológiai megközelítést alkalmazó rendszer, amely elsősorban mobilalkalmazásként érhető el, és különböző digitális megoldásokkal támogatja a horgászokat.</w:t>
       </w:r>
     </w:p>
     <w:p>
@@ -2726,7 +2479,7 @@
           <w:tab w:val="left" w:pos="567"/>
           <w:tab w:val="left" w:pos="3757"/>
         </w:tabs>
-        <w:spacing w:after="0" w:line="386" w:lineRule="auto"/>
+        <w:spacing w:after="0" w:line="360" w:lineRule="auto"/>
         <w:ind w:left="0" w:firstLine="0"/>
         <w:jc w:val="left"/>
       </w:pPr>
@@ -2744,7 +2497,7 @@
           <w:tab w:val="left" w:pos="567"/>
           <w:tab w:val="left" w:pos="3757"/>
         </w:tabs>
-        <w:spacing w:after="0" w:line="386" w:lineRule="auto"/>
+        <w:spacing w:after="0" w:line="360" w:lineRule="auto"/>
         <w:ind w:left="0" w:firstLine="0"/>
         <w:jc w:val="left"/>
       </w:pPr>
@@ -2758,7 +2511,7 @@
     </w:p>
     <w:p>
       <w:pPr>
-        <w:spacing w:after="160" w:line="278" w:lineRule="auto"/>
+        <w:spacing w:after="160" w:line="360" w:lineRule="auto"/>
         <w:ind w:left="0" w:firstLine="0"/>
         <w:jc w:val="left"/>
       </w:pPr>
@@ -2772,7 +2525,7 @@
           <w:tab w:val="left" w:pos="567"/>
           <w:tab w:val="left" w:pos="3757"/>
         </w:tabs>
-        <w:spacing w:after="480" w:line="386" w:lineRule="auto"/>
+        <w:spacing w:after="480" w:line="360" w:lineRule="auto"/>
         <w:ind w:left="11" w:hanging="11"/>
         <w:jc w:val="center"/>
         <w:rPr>
@@ -2780,7 +2533,6 @@
           <w:bCs/>
         </w:rPr>
       </w:pPr>
-      <w:proofErr w:type="spellStart"/>
       <w:r>
         <w:rPr>
           <w:b/>
@@ -2789,7 +2541,6 @@
         <w:lastRenderedPageBreak/>
         <w:t>FishMap</w:t>
       </w:r>
-      <w:proofErr w:type="spellEnd"/>
     </w:p>
     <w:p>
       <w:pPr>
@@ -2798,7 +2549,7 @@
           <w:tab w:val="left" w:pos="567"/>
           <w:tab w:val="left" w:pos="3757"/>
         </w:tabs>
-        <w:spacing w:after="0" w:line="386" w:lineRule="auto"/>
+        <w:spacing w:after="0" w:line="360" w:lineRule="auto"/>
         <w:ind w:left="0" w:firstLine="0"/>
         <w:jc w:val="left"/>
       </w:pPr>
@@ -2806,15 +2557,7 @@
         <w:tab/>
       </w:r>
       <w:r>
-        <w:t xml:space="preserve">A </w:t>
-      </w:r>
-      <w:proofErr w:type="spellStart"/>
-      <w:r>
-        <w:t>FishMap</w:t>
-      </w:r>
-      <w:proofErr w:type="spellEnd"/>
-      <w:r>
-        <w:t xml:space="preserve"> alkalmazás egy innovatív megoldás, amely térképes megjelenítéssel és valós idejű adatokkal segíti a horgászokat.</w:t>
+        <w:t>A FishMap alkalmazás egy innovatív megoldás, amely térképes megjelenítéssel és valós idejű adatokkal segíti a horgászokat.</w:t>
       </w:r>
     </w:p>
     <w:p>
@@ -2824,7 +2567,7 @@
           <w:tab w:val="left" w:pos="567"/>
           <w:tab w:val="left" w:pos="3757"/>
         </w:tabs>
-        <w:spacing w:after="0" w:line="386" w:lineRule="auto"/>
+        <w:spacing w:after="0" w:line="360" w:lineRule="auto"/>
         <w:ind w:left="0" w:firstLine="0"/>
         <w:jc w:val="left"/>
       </w:pPr>
@@ -2842,7 +2585,7 @@
           <w:tab w:val="left" w:pos="567"/>
           <w:tab w:val="left" w:pos="3757"/>
         </w:tabs>
-        <w:spacing w:after="0" w:line="386" w:lineRule="auto"/>
+        <w:spacing w:after="0" w:line="360" w:lineRule="auto"/>
         <w:ind w:left="0" w:firstLine="0"/>
         <w:jc w:val="left"/>
       </w:pPr>
@@ -2861,7 +2604,7 @@
           <w:tab w:val="left" w:pos="567"/>
           <w:tab w:val="left" w:pos="3757"/>
         </w:tabs>
-        <w:spacing w:after="0" w:line="386" w:lineRule="auto"/>
+        <w:spacing w:after="0" w:line="360" w:lineRule="auto"/>
         <w:ind w:left="0" w:firstLine="0"/>
         <w:jc w:val="left"/>
       </w:pPr>
@@ -2873,7 +2616,7 @@
           <w:tab w:val="left" w:pos="567"/>
           <w:tab w:val="left" w:pos="3757"/>
         </w:tabs>
-        <w:spacing w:after="480" w:line="386" w:lineRule="auto"/>
+        <w:spacing w:after="480" w:line="360" w:lineRule="auto"/>
         <w:ind w:left="0" w:firstLine="0"/>
         <w:jc w:val="center"/>
         <w:rPr>
@@ -2896,7 +2639,7 @@
           <w:tab w:val="left" w:pos="567"/>
           <w:tab w:val="left" w:pos="3757"/>
         </w:tabs>
-        <w:spacing w:after="0" w:line="386" w:lineRule="auto"/>
+        <w:spacing w:after="0" w:line="360" w:lineRule="auto"/>
         <w:ind w:left="0" w:firstLine="0"/>
         <w:jc w:val="left"/>
       </w:pPr>
@@ -2942,7 +2685,7 @@
           </w:tcPr>
           <w:p>
             <w:pPr>
-              <w:spacing w:after="0" w:line="240" w:lineRule="auto"/>
+              <w:spacing w:after="0" w:line="360" w:lineRule="auto"/>
               <w:ind w:left="0" w:firstLine="0"/>
               <w:jc w:val="center"/>
               <w:rPr>
@@ -2983,7 +2726,7 @@
           </w:tcPr>
           <w:p>
             <w:pPr>
-              <w:spacing w:after="0" w:line="240" w:lineRule="auto"/>
+              <w:spacing w:after="0" w:line="360" w:lineRule="auto"/>
               <w:ind w:left="0" w:firstLine="0"/>
               <w:jc w:val="center"/>
               <w:rPr>
@@ -3024,7 +2767,7 @@
           </w:tcPr>
           <w:p>
             <w:pPr>
-              <w:spacing w:after="0" w:line="240" w:lineRule="auto"/>
+              <w:spacing w:after="0" w:line="360" w:lineRule="auto"/>
               <w:ind w:left="0" w:firstLine="0"/>
               <w:jc w:val="center"/>
               <w:rPr>
@@ -3037,7 +2780,6 @@
                 <w14:ligatures w14:val="none"/>
               </w:rPr>
             </w:pPr>
-            <w:proofErr w:type="spellStart"/>
             <w:r>
               <w:rPr>
                 <w:rFonts w:ascii="Arial" w:hAnsi="Arial" w:cs="Arial"/>
@@ -3050,7 +2792,6 @@
               </w:rPr>
               <w:t>FishMap</w:t>
             </w:r>
-            <w:proofErr w:type="spellEnd"/>
           </w:p>
         </w:tc>
         <w:tc>
@@ -3067,7 +2808,7 @@
           </w:tcPr>
           <w:p>
             <w:pPr>
-              <w:spacing w:after="0" w:line="240" w:lineRule="auto"/>
+              <w:spacing w:after="0" w:line="360" w:lineRule="auto"/>
               <w:ind w:left="0" w:firstLine="0"/>
               <w:jc w:val="center"/>
               <w:rPr>
@@ -3080,7 +2821,6 @@
                 <w14:ligatures w14:val="none"/>
               </w:rPr>
             </w:pPr>
-            <w:proofErr w:type="spellStart"/>
             <w:r>
               <w:rPr>
                 <w:rFonts w:ascii="Arial" w:hAnsi="Arial" w:cs="Arial"/>
@@ -3093,7 +2833,6 @@
               </w:rPr>
               <w:t>Vampire</w:t>
             </w:r>
-            <w:proofErr w:type="spellEnd"/>
           </w:p>
         </w:tc>
         <w:tc>
@@ -3110,7 +2849,7 @@
           </w:tcPr>
           <w:p>
             <w:pPr>
-              <w:spacing w:after="0" w:line="240" w:lineRule="auto"/>
+              <w:spacing w:after="0" w:line="360" w:lineRule="auto"/>
               <w:ind w:left="0" w:firstLine="0"/>
               <w:jc w:val="center"/>
               <w:rPr>
@@ -3156,7 +2895,7 @@
           </w:tcPr>
           <w:p>
             <w:pPr>
-              <w:spacing w:after="0" w:line="240" w:lineRule="auto"/>
+              <w:spacing w:after="0" w:line="360" w:lineRule="auto"/>
               <w:ind w:left="0" w:firstLine="0"/>
               <w:jc w:val="center"/>
               <w:rPr>
@@ -3193,7 +2932,7 @@
           </w:tcPr>
           <w:p>
             <w:pPr>
-              <w:spacing w:after="0" w:line="240" w:lineRule="auto"/>
+              <w:spacing w:after="0" w:line="360" w:lineRule="auto"/>
               <w:ind w:left="0" w:firstLine="0"/>
               <w:jc w:val="center"/>
               <w:rPr>
@@ -3230,7 +2969,7 @@
           </w:tcPr>
           <w:p>
             <w:pPr>
-              <w:spacing w:after="0" w:line="240" w:lineRule="auto"/>
+              <w:spacing w:after="0" w:line="360" w:lineRule="auto"/>
               <w:ind w:left="0" w:firstLine="0"/>
               <w:jc w:val="center"/>
               <w:rPr>
@@ -3267,7 +3006,7 @@
           </w:tcPr>
           <w:p>
             <w:pPr>
-              <w:spacing w:after="0" w:line="240" w:lineRule="auto"/>
+              <w:spacing w:after="0" w:line="360" w:lineRule="auto"/>
               <w:ind w:left="0" w:firstLine="0"/>
               <w:jc w:val="center"/>
               <w:rPr>
@@ -3304,7 +3043,7 @@
           </w:tcPr>
           <w:p>
             <w:pPr>
-              <w:spacing w:after="0" w:line="240" w:lineRule="auto"/>
+              <w:spacing w:after="0" w:line="360" w:lineRule="auto"/>
               <w:ind w:left="0" w:firstLine="0"/>
               <w:jc w:val="center"/>
               <w:rPr>
@@ -3346,7 +3085,7 @@
           </w:tcPr>
           <w:p>
             <w:pPr>
-              <w:spacing w:after="0" w:line="240" w:lineRule="auto"/>
+              <w:spacing w:after="0" w:line="360" w:lineRule="auto"/>
               <w:ind w:left="0" w:firstLine="0"/>
               <w:jc w:val="center"/>
               <w:rPr>
@@ -3383,7 +3122,7 @@
           </w:tcPr>
           <w:p>
             <w:pPr>
-              <w:spacing w:after="0" w:line="240" w:lineRule="auto"/>
+              <w:spacing w:after="0" w:line="360" w:lineRule="auto"/>
               <w:ind w:left="0" w:firstLine="0"/>
               <w:jc w:val="center"/>
               <w:rPr>
@@ -3420,7 +3159,7 @@
           </w:tcPr>
           <w:p>
             <w:pPr>
-              <w:spacing w:after="0" w:line="240" w:lineRule="auto"/>
+              <w:spacing w:after="0" w:line="360" w:lineRule="auto"/>
               <w:ind w:left="0" w:firstLine="0"/>
               <w:jc w:val="center"/>
               <w:rPr>
@@ -3457,7 +3196,7 @@
           </w:tcPr>
           <w:p>
             <w:pPr>
-              <w:spacing w:after="0" w:line="240" w:lineRule="auto"/>
+              <w:spacing w:after="0" w:line="360" w:lineRule="auto"/>
               <w:ind w:left="0" w:firstLine="0"/>
               <w:jc w:val="center"/>
               <w:rPr>
@@ -3494,7 +3233,7 @@
           </w:tcPr>
           <w:p>
             <w:pPr>
-              <w:spacing w:after="0" w:line="240" w:lineRule="auto"/>
+              <w:spacing w:after="0" w:line="360" w:lineRule="auto"/>
               <w:ind w:left="0" w:firstLine="0"/>
               <w:jc w:val="center"/>
               <w:rPr>
@@ -3536,7 +3275,7 @@
           </w:tcPr>
           <w:p>
             <w:pPr>
-              <w:spacing w:after="0" w:line="240" w:lineRule="auto"/>
+              <w:spacing w:after="0" w:line="360" w:lineRule="auto"/>
               <w:ind w:left="0" w:firstLine="0"/>
               <w:jc w:val="center"/>
               <w:rPr>
@@ -3573,7 +3312,7 @@
           </w:tcPr>
           <w:p>
             <w:pPr>
-              <w:spacing w:after="0" w:line="240" w:lineRule="auto"/>
+              <w:spacing w:after="0" w:line="360" w:lineRule="auto"/>
               <w:ind w:left="0" w:firstLine="0"/>
               <w:jc w:val="center"/>
               <w:rPr>
@@ -3610,7 +3349,7 @@
           </w:tcPr>
           <w:p>
             <w:pPr>
-              <w:spacing w:after="0" w:line="240" w:lineRule="auto"/>
+              <w:spacing w:after="0" w:line="360" w:lineRule="auto"/>
               <w:ind w:left="0" w:firstLine="0"/>
               <w:jc w:val="center"/>
               <w:rPr>
@@ -3647,7 +3386,7 @@
           </w:tcPr>
           <w:p>
             <w:pPr>
-              <w:spacing w:after="0" w:line="240" w:lineRule="auto"/>
+              <w:spacing w:after="0" w:line="360" w:lineRule="auto"/>
               <w:ind w:left="0" w:firstLine="0"/>
               <w:jc w:val="center"/>
               <w:rPr>
@@ -3684,7 +3423,7 @@
           </w:tcPr>
           <w:p>
             <w:pPr>
-              <w:spacing w:after="0" w:line="240" w:lineRule="auto"/>
+              <w:spacing w:after="0" w:line="360" w:lineRule="auto"/>
               <w:ind w:left="0" w:firstLine="0"/>
               <w:jc w:val="center"/>
               <w:rPr>
@@ -3726,7 +3465,7 @@
           </w:tcPr>
           <w:p>
             <w:pPr>
-              <w:spacing w:after="0" w:line="240" w:lineRule="auto"/>
+              <w:spacing w:after="0" w:line="360" w:lineRule="auto"/>
               <w:ind w:left="0" w:firstLine="0"/>
               <w:jc w:val="center"/>
               <w:rPr>
@@ -3763,7 +3502,7 @@
           </w:tcPr>
           <w:p>
             <w:pPr>
-              <w:spacing w:after="0" w:line="240" w:lineRule="auto"/>
+              <w:spacing w:after="0" w:line="360" w:lineRule="auto"/>
               <w:ind w:left="0" w:firstLine="0"/>
               <w:jc w:val="center"/>
               <w:rPr>
@@ -3800,7 +3539,7 @@
           </w:tcPr>
           <w:p>
             <w:pPr>
-              <w:spacing w:after="0" w:line="240" w:lineRule="auto"/>
+              <w:spacing w:after="0" w:line="360" w:lineRule="auto"/>
               <w:ind w:left="0" w:firstLine="0"/>
               <w:jc w:val="center"/>
               <w:rPr>
@@ -3837,7 +3576,7 @@
           </w:tcPr>
           <w:p>
             <w:pPr>
-              <w:spacing w:after="0" w:line="240" w:lineRule="auto"/>
+              <w:spacing w:after="0" w:line="360" w:lineRule="auto"/>
               <w:ind w:left="0" w:firstLine="0"/>
               <w:jc w:val="center"/>
               <w:rPr>
@@ -3875,7 +3614,7 @@
           <w:p>
             <w:pPr>
               <w:keepNext/>
-              <w:spacing w:after="0" w:line="240" w:lineRule="auto"/>
+              <w:spacing w:after="0" w:line="360" w:lineRule="auto"/>
               <w:ind w:left="0" w:firstLine="0"/>
               <w:jc w:val="center"/>
               <w:rPr>
@@ -3903,6 +3642,7 @@
     <w:p>
       <w:pPr>
         <w:pStyle w:val="Kpalrs"/>
+        <w:spacing w:line="360" w:lineRule="auto"/>
       </w:pPr>
       <w:fldSimple w:instr=" SEQ ábra \* ARABIC ">
         <w:r>
@@ -3924,42 +3664,18 @@
         <w:tabs>
           <w:tab w:val="left" w:pos="567"/>
         </w:tabs>
-      </w:pPr>
-      <w:r>
-        <w:tab/>
-      </w:r>
-      <w:r>
-        <w:tab/>
-      </w:r>
-      <w:r>
-        <w:t xml:space="preserve">A táblázat alapján jól látható, hogy a jelenlegi megoldások különböző területeken nyújtanak erős funkcionalitást, azonban egyik sem kínál teljes körű megoldást. A Horgaszhelyek.hu elsősorban strukturált </w:t>
-      </w:r>
-      <w:proofErr w:type="spellStart"/>
-      <w:r>
-        <w:t>helyadatokat</w:t>
-      </w:r>
-      <w:proofErr w:type="spellEnd"/>
-      <w:r>
-        <w:t xml:space="preserve"> biztosít, de nem rendelkezik valós idejű információkkal. A </w:t>
-      </w:r>
-      <w:proofErr w:type="spellStart"/>
-      <w:r>
-        <w:t>FishMap</w:t>
-      </w:r>
-      <w:proofErr w:type="spellEnd"/>
-      <w:r>
-        <w:t xml:space="preserve"> és a </w:t>
-      </w:r>
-      <w:proofErr w:type="spellStart"/>
-      <w:r>
-        <w:t>Vampire</w:t>
-      </w:r>
-      <w:proofErr w:type="spellEnd"/>
-      <w:r>
-        <w:t xml:space="preserve"> platformok támogatják a valós idejű fogások megjelenítését és a közösségi funkciókat, ugyanakkor nem biztosítanak egységes, átfogó információs rendszert. Ezzel szemben a PecaPont célja, hogy egyetlen platformon egyesítse a </w:t>
-      </w:r>
-      <w:r>
-        <w:lastRenderedPageBreak/>
+        <w:spacing w:line="360" w:lineRule="auto"/>
+      </w:pPr>
+      <w:r>
+        <w:tab/>
+      </w:r>
+      <w:r>
+        <w:tab/>
+      </w:r>
+      <w:r>
+        <w:t xml:space="preserve">A táblázat alapján jól látható, hogy a jelenlegi megoldások különböző területeken nyújtanak erős funkcionalitást, azonban egyik sem kínál teljes körű megoldást. A Horgaszhelyek.hu elsősorban strukturált helyadatokat biztosít, de nem rendelkezik valós idejű információkkal. A FishMap és a Vampire platformok támogatják a valós idejű fogások megjelenítését és a közösségi funkciókat, ugyanakkor nem biztosítanak egységes, átfogó információs rendszert. Ezzel szemben a PecaPont célja, hogy egyetlen platformon egyesítse a </w:t>
+      </w:r>
+      <w:r>
         <w:t>hely adatokat</w:t>
       </w:r>
       <w:r>
@@ -3971,14 +3687,15 @@
         <w:tabs>
           <w:tab w:val="left" w:pos="567"/>
         </w:tabs>
-      </w:pPr>
-    </w:p>
-    <w:p>
-      <w:pPr>
-        <w:tabs>
-          <w:tab w:val="left" w:pos="567"/>
-        </w:tabs>
-        <w:spacing w:after="480" w:line="386" w:lineRule="auto"/>
+        <w:spacing w:line="360" w:lineRule="auto"/>
+      </w:pPr>
+    </w:p>
+    <w:p>
+      <w:pPr>
+        <w:tabs>
+          <w:tab w:val="left" w:pos="567"/>
+        </w:tabs>
+        <w:spacing w:after="480" w:line="360" w:lineRule="auto"/>
         <w:ind w:left="11" w:hanging="11"/>
         <w:jc w:val="center"/>
         <w:rPr>
@@ -4003,7 +3720,7 @@
         <w:tabs>
           <w:tab w:val="left" w:pos="567"/>
         </w:tabs>
-        <w:spacing w:after="120" w:line="386" w:lineRule="auto"/>
+        <w:spacing w:after="120" w:line="360" w:lineRule="auto"/>
         <w:ind w:left="0" w:firstLine="0"/>
       </w:pPr>
       <w:r>
@@ -4018,16 +3735,16 @@
         <w:tabs>
           <w:tab w:val="left" w:pos="567"/>
         </w:tabs>
-        <w:spacing w:after="120" w:line="386" w:lineRule="auto"/>
-        <w:ind w:left="0" w:firstLine="0"/>
-      </w:pPr>
-    </w:p>
-    <w:p>
-      <w:pPr>
-        <w:tabs>
-          <w:tab w:val="left" w:pos="567"/>
-        </w:tabs>
-        <w:spacing w:after="480" w:line="386" w:lineRule="auto"/>
+        <w:spacing w:after="120" w:line="360" w:lineRule="auto"/>
+        <w:ind w:left="0" w:firstLine="0"/>
+      </w:pPr>
+    </w:p>
+    <w:p>
+      <w:pPr>
+        <w:tabs>
+          <w:tab w:val="left" w:pos="567"/>
+        </w:tabs>
+        <w:spacing w:after="480" w:line="360" w:lineRule="auto"/>
         <w:ind w:left="0" w:firstLine="0"/>
         <w:jc w:val="center"/>
         <w:rPr>
@@ -4062,7 +3779,7 @@
         <w:tabs>
           <w:tab w:val="left" w:pos="567"/>
         </w:tabs>
-        <w:spacing w:after="120" w:line="386" w:lineRule="auto"/>
+        <w:spacing w:after="120" w:line="360" w:lineRule="auto"/>
       </w:pPr>
       <w:r>
         <w:tab/>
@@ -4079,7 +3796,7 @@
         <w:tabs>
           <w:tab w:val="left" w:pos="567"/>
         </w:tabs>
-        <w:spacing w:after="120" w:line="386" w:lineRule="auto"/>
+        <w:spacing w:after="120" w:line="360" w:lineRule="auto"/>
         <w:ind w:left="0" w:firstLine="0"/>
       </w:pPr>
       <w:r>
@@ -4100,7 +3817,7 @@
         <w:tabs>
           <w:tab w:val="left" w:pos="567"/>
         </w:tabs>
-        <w:spacing w:after="120" w:line="386" w:lineRule="auto"/>
+        <w:spacing w:after="120" w:line="360" w:lineRule="auto"/>
         <w:ind w:left="0" w:firstLine="0"/>
       </w:pPr>
       <w:r>
@@ -4112,7 +3829,7 @@
         <w:tabs>
           <w:tab w:val="left" w:pos="567"/>
         </w:tabs>
-        <w:spacing w:after="120" w:line="386" w:lineRule="auto"/>
+        <w:spacing w:after="120" w:line="360" w:lineRule="auto"/>
         <w:ind w:left="0" w:firstLine="0"/>
       </w:pPr>
       <w:r>
@@ -4124,7 +3841,7 @@
         <w:tabs>
           <w:tab w:val="left" w:pos="567"/>
         </w:tabs>
-        <w:spacing w:after="120" w:line="386" w:lineRule="auto"/>
+        <w:spacing w:after="120" w:line="360" w:lineRule="auto"/>
         <w:ind w:left="0" w:firstLine="0"/>
       </w:pPr>
       <w:r>
@@ -4136,44 +3853,150 @@
         <w:tabs>
           <w:tab w:val="left" w:pos="567"/>
         </w:tabs>
-        <w:spacing w:after="120" w:line="386" w:lineRule="auto"/>
-        <w:ind w:left="0" w:firstLine="0"/>
-      </w:pPr>
-      <w:r>
+        <w:spacing w:after="120" w:line="360" w:lineRule="auto"/>
+        <w:ind w:left="0" w:firstLine="0"/>
+      </w:pPr>
+      <w:r>
+        <w:t>A rendszernek biztosítania kell a felhasználói fiókok kezelését, beleértve a regisztrációt, bejelentkezést, kijelentkezést, valamint a profiladatok módosítását.</w:t>
+      </w:r>
+    </w:p>
+    <w:p>
+      <w:pPr>
+        <w:tabs>
+          <w:tab w:val="left" w:pos="567"/>
+        </w:tabs>
+        <w:spacing w:after="120" w:line="360" w:lineRule="auto"/>
+        <w:ind w:left="0" w:firstLine="0"/>
+      </w:pPr>
+      <w:r>
+        <w:tab/>
+      </w:r>
+      <w:r>
+        <w:t>A funkcionális követelmények közvetlenül a piackutatás eredményeiből és a versenytársak elemzéséből kerültek levezetésre.</w:t>
+      </w:r>
+    </w:p>
+    <w:p>
+      <w:pPr>
+        <w:tabs>
+          <w:tab w:val="left" w:pos="567"/>
+        </w:tabs>
+        <w:spacing w:after="120" w:line="360" w:lineRule="auto"/>
+        <w:ind w:left="0" w:firstLine="0"/>
+      </w:pPr>
+    </w:p>
+    <w:p>
+      <w:pPr>
+        <w:tabs>
+          <w:tab w:val="left" w:pos="567"/>
+        </w:tabs>
+        <w:spacing w:after="480" w:line="360" w:lineRule="auto"/>
+        <w:ind w:left="0" w:firstLine="0"/>
+        <w:jc w:val="center"/>
+        <w:rPr>
+          <w:b/>
+          <w:bCs/>
+        </w:rPr>
+      </w:pPr>
+      <w:r>
+        <w:rPr>
+          <w:b/>
+          <w:bCs/>
+        </w:rPr>
         <w:lastRenderedPageBreak/>
-        <w:t>A rendszernek biztosítania kell a felhasználói fiókok kezelését, beleértve a regisztrációt, bejelentkezést, kijelentkezést, valamint a profiladatok módosítását.</w:t>
-      </w:r>
-    </w:p>
-    <w:p>
-      <w:pPr>
-        <w:tabs>
-          <w:tab w:val="left" w:pos="567"/>
-        </w:tabs>
-        <w:spacing w:after="120" w:line="386" w:lineRule="auto"/>
-        <w:ind w:left="0" w:firstLine="0"/>
-      </w:pPr>
-      <w:r>
-        <w:tab/>
-      </w:r>
-      <w:r>
-        <w:t>A funkcionális követelmények közvetlenül a piackutatás eredményeiből és a versenytársak elemzéséből kerültek levezetésre.</w:t>
-      </w:r>
-    </w:p>
-    <w:p>
-      <w:pPr>
-        <w:tabs>
-          <w:tab w:val="left" w:pos="567"/>
-        </w:tabs>
-        <w:spacing w:after="120" w:line="386" w:lineRule="auto"/>
-        <w:ind w:left="0" w:firstLine="0"/>
-      </w:pPr>
-    </w:p>
-    <w:p>
-      <w:pPr>
-        <w:tabs>
-          <w:tab w:val="left" w:pos="567"/>
-        </w:tabs>
-        <w:spacing w:after="480" w:line="386" w:lineRule="auto"/>
+        <w:t>2.2</w:t>
+      </w:r>
+      <w:r>
+        <w:rPr>
+          <w:b/>
+          <w:bCs/>
+        </w:rPr>
+        <w:t>.</w:t>
+      </w:r>
+      <w:r>
+        <w:rPr>
+          <w:b/>
+          <w:bCs/>
+        </w:rPr>
+        <w:t xml:space="preserve"> Nem funkcionális követelmények</w:t>
+      </w:r>
+    </w:p>
+    <w:p>
+      <w:pPr>
+        <w:tabs>
+          <w:tab w:val="left" w:pos="567"/>
+        </w:tabs>
+        <w:spacing w:after="120" w:line="360" w:lineRule="auto"/>
+      </w:pPr>
+      <w:r>
+        <w:tab/>
+      </w:r>
+      <w:r>
+        <w:tab/>
+      </w:r>
+      <w:r>
+        <w:t>A nem funkcionális követelmények a rendszer működésének minőségi jellemzőit határozzák meg.</w:t>
+      </w:r>
+    </w:p>
+    <w:p>
+      <w:pPr>
+        <w:tabs>
+          <w:tab w:val="left" w:pos="567"/>
+        </w:tabs>
+        <w:spacing w:after="120" w:line="360" w:lineRule="auto"/>
+        <w:ind w:left="0" w:firstLine="0"/>
+      </w:pPr>
+      <w:r>
+        <w:tab/>
+      </w:r>
+      <w:r>
+        <w:t>A webalkalmazásnak felhasználóbarát és könnyen kezelhető felülettel kell rendelkeznie, amely lehetővé teszi a felhasználók számára a gyors és hatékony navigációt. A rendszernek reszponzív kialakításúnak kell lennie, hogy különböző eszközökön, például mobiltelefonon, tableten és asztali számítógépen is megfelelően működjön.</w:t>
+      </w:r>
+    </w:p>
+    <w:p>
+      <w:pPr>
+        <w:tabs>
+          <w:tab w:val="left" w:pos="567"/>
+        </w:tabs>
+        <w:spacing w:after="120" w:line="360" w:lineRule="auto"/>
+        <w:ind w:left="0" w:firstLine="0"/>
+      </w:pPr>
+      <w:r>
+        <w:tab/>
+      </w:r>
+      <w:r>
+        <w:t>A rendszernek biztosítania kell a gyors betöltési időt és a stabil működést, mivel a felhasználók elvárják a zökkenőmentes használatot. Emellett fontos a megbízhatóság és az adatok pontossága, különösen a felhasználók által generált tartalmak esetében.</w:t>
+      </w:r>
+    </w:p>
+    <w:p>
+      <w:pPr>
+        <w:tabs>
+          <w:tab w:val="left" w:pos="567"/>
+        </w:tabs>
+        <w:spacing w:after="120" w:line="360" w:lineRule="auto"/>
+        <w:ind w:left="0" w:firstLine="0"/>
+      </w:pPr>
+      <w:r>
+        <w:tab/>
+      </w:r>
+      <w:r>
+        <w:t>Biztonsági szempontból a rendszernek védenie kell a felhasználói adatokat, és biztosítania kell a jogosultságkezelést, hogy a különböző funkciók csak megfelelő hozzáféréssel legyenek elérhetők.</w:t>
+      </w:r>
+    </w:p>
+    <w:p>
+      <w:pPr>
+        <w:tabs>
+          <w:tab w:val="left" w:pos="567"/>
+        </w:tabs>
+        <w:spacing w:after="120" w:line="360" w:lineRule="auto"/>
+        <w:ind w:left="0" w:firstLine="0"/>
+      </w:pPr>
+    </w:p>
+    <w:p>
+      <w:pPr>
+        <w:tabs>
+          <w:tab w:val="left" w:pos="567"/>
+        </w:tabs>
+        <w:spacing w:after="480" w:line="360" w:lineRule="auto"/>
         <w:ind w:left="0" w:firstLine="0"/>
         <w:jc w:val="center"/>
         <w:rPr>
@@ -4186,7 +4009,7 @@
           <w:b/>
           <w:bCs/>
         </w:rPr>
-        <w:t>2.2</w:t>
+        <w:t>2.3</w:t>
       </w:r>
       <w:r>
         <w:rPr>
@@ -4200,112 +4023,6 @@
           <w:b/>
           <w:bCs/>
         </w:rPr>
-        <w:t xml:space="preserve"> Nem funkcionális követelmények</w:t>
-      </w:r>
-    </w:p>
-    <w:p>
-      <w:pPr>
-        <w:tabs>
-          <w:tab w:val="left" w:pos="567"/>
-        </w:tabs>
-        <w:spacing w:after="120" w:line="386" w:lineRule="auto"/>
-      </w:pPr>
-      <w:r>
-        <w:tab/>
-      </w:r>
-      <w:r>
-        <w:tab/>
-      </w:r>
-      <w:r>
-        <w:t>A nem funkcionális követelmények a rendszer működésének minőségi jellemzőit határozzák meg.</w:t>
-      </w:r>
-    </w:p>
-    <w:p>
-      <w:pPr>
-        <w:tabs>
-          <w:tab w:val="left" w:pos="567"/>
-        </w:tabs>
-        <w:spacing w:after="120" w:line="386" w:lineRule="auto"/>
-        <w:ind w:left="0" w:firstLine="0"/>
-      </w:pPr>
-      <w:r>
-        <w:tab/>
-      </w:r>
-      <w:r>
-        <w:t>A webalkalmazásnak felhasználóbarát és könnyen kezelhető felülettel kell rendelkeznie, amely lehetővé teszi a felhasználók számára a gyors és hatékony navigációt. A rendszernek reszponzív kialakításúnak kell lennie, hogy különböző eszközökön, például mobiltelefonon, tableten és asztali számítógépen is megfelelően működjön.</w:t>
-      </w:r>
-    </w:p>
-    <w:p>
-      <w:pPr>
-        <w:tabs>
-          <w:tab w:val="left" w:pos="567"/>
-        </w:tabs>
-        <w:spacing w:after="120" w:line="386" w:lineRule="auto"/>
-        <w:ind w:left="0" w:firstLine="0"/>
-      </w:pPr>
-      <w:r>
-        <w:tab/>
-      </w:r>
-      <w:r>
-        <w:t>A rendszernek biztosítania kell a gyors betöltési időt és a stabil működést, mivel a felhasználók elvárják a zökkenőmentes használatot. Emellett fontos a megbízhatóság és az adatok pontossága, különösen a felhasználók által generált tartalmak esetében.</w:t>
-      </w:r>
-    </w:p>
-    <w:p>
-      <w:pPr>
-        <w:tabs>
-          <w:tab w:val="left" w:pos="567"/>
-        </w:tabs>
-        <w:spacing w:after="120" w:line="386" w:lineRule="auto"/>
-        <w:ind w:left="0" w:firstLine="0"/>
-      </w:pPr>
-      <w:r>
-        <w:tab/>
-      </w:r>
-      <w:r>
-        <w:t>Biztonsági szempontból a rendszernek védenie kell a felhasználói adatokat, és biztosítania kell a jogosultságkezelést, hogy a különböző funkciók csak megfelelő hozzáféréssel legyenek elérhetők.</w:t>
-      </w:r>
-    </w:p>
-    <w:p>
-      <w:pPr>
-        <w:tabs>
-          <w:tab w:val="left" w:pos="567"/>
-        </w:tabs>
-        <w:spacing w:after="120" w:line="386" w:lineRule="auto"/>
-        <w:ind w:left="0" w:firstLine="0"/>
-      </w:pPr>
-    </w:p>
-    <w:p>
-      <w:pPr>
-        <w:tabs>
-          <w:tab w:val="left" w:pos="567"/>
-        </w:tabs>
-        <w:spacing w:after="480" w:line="386" w:lineRule="auto"/>
-        <w:ind w:left="0" w:firstLine="0"/>
-        <w:jc w:val="center"/>
-        <w:rPr>
-          <w:b/>
-          <w:bCs/>
-        </w:rPr>
-      </w:pPr>
-      <w:r>
-        <w:rPr>
-          <w:b/>
-          <w:bCs/>
-        </w:rPr>
-        <w:t>2.3</w:t>
-      </w:r>
-      <w:r>
-        <w:rPr>
-          <w:b/>
-          <w:bCs/>
-        </w:rPr>
-        <w:t>.</w:t>
-      </w:r>
-      <w:r>
-        <w:rPr>
-          <w:b/>
-          <w:bCs/>
-        </w:rPr>
         <w:t xml:space="preserve"> Használati eset diagram</w:t>
       </w:r>
     </w:p>
@@ -4314,7 +4031,7 @@
         <w:tabs>
           <w:tab w:val="left" w:pos="567"/>
         </w:tabs>
-        <w:spacing w:after="120" w:line="386" w:lineRule="auto"/>
+        <w:spacing w:after="120" w:line="360" w:lineRule="auto"/>
         <w:ind w:left="0" w:firstLine="0"/>
       </w:pPr>
       <w:r>
@@ -4329,7 +4046,7 @@
         <w:tabs>
           <w:tab w:val="left" w:pos="567"/>
         </w:tabs>
-        <w:spacing w:after="120" w:line="386" w:lineRule="auto"/>
+        <w:spacing w:after="120" w:line="360" w:lineRule="auto"/>
         <w:ind w:left="0" w:firstLine="0"/>
       </w:pPr>
       <w:r>
@@ -4427,6 +4144,7 @@
     <w:p>
       <w:pPr>
         <w:pStyle w:val="Kpalrs"/>
+        <w:spacing w:line="360" w:lineRule="auto"/>
         <w:jc w:val="center"/>
       </w:pPr>
       <w:fldSimple w:instr=" SEQ ábra \* ARABIC ">
@@ -4446,7 +4164,7 @@
         <w:tabs>
           <w:tab w:val="left" w:pos="567"/>
         </w:tabs>
-        <w:spacing w:after="480" w:line="386" w:lineRule="auto"/>
+        <w:spacing w:after="480" w:line="360" w:lineRule="auto"/>
         <w:ind w:left="0" w:firstLine="0"/>
         <w:jc w:val="center"/>
         <w:rPr>
@@ -4482,7 +4200,7 @@
         <w:tabs>
           <w:tab w:val="left" w:pos="567"/>
         </w:tabs>
-        <w:spacing w:after="120" w:line="386" w:lineRule="auto"/>
+        <w:spacing w:after="120" w:line="360" w:lineRule="auto"/>
         <w:ind w:left="0" w:firstLine="0"/>
         <w:jc w:val="center"/>
         <w:rPr>
@@ -4517,7 +4235,7 @@
         <w:tabs>
           <w:tab w:val="left" w:pos="567"/>
         </w:tabs>
-        <w:spacing w:after="120" w:line="386" w:lineRule="auto"/>
+        <w:spacing w:after="120" w:line="360" w:lineRule="auto"/>
         <w:ind w:left="0" w:firstLine="0"/>
       </w:pPr>
       <w:r>
@@ -4538,7 +4256,7 @@
         <w:tabs>
           <w:tab w:val="left" w:pos="567"/>
         </w:tabs>
-        <w:spacing w:after="120" w:line="386" w:lineRule="auto"/>
+        <w:spacing w:after="120" w:line="360" w:lineRule="auto"/>
         <w:ind w:left="0" w:firstLine="0"/>
         <w:jc w:val="center"/>
         <w:rPr>
@@ -4573,7 +4291,7 @@
         <w:tabs>
           <w:tab w:val="left" w:pos="567"/>
         </w:tabs>
-        <w:spacing w:after="120" w:line="386" w:lineRule="auto"/>
+        <w:spacing w:after="120" w:line="360" w:lineRule="auto"/>
         <w:ind w:left="0" w:firstLine="0"/>
       </w:pPr>
       <w:r>
@@ -4606,7 +4324,7 @@
         <w:tabs>
           <w:tab w:val="left" w:pos="567"/>
         </w:tabs>
-        <w:spacing w:after="120" w:line="386" w:lineRule="auto"/>
+        <w:spacing w:after="120" w:line="360" w:lineRule="auto"/>
         <w:ind w:left="0" w:firstLine="0"/>
         <w:jc w:val="center"/>
         <w:rPr>
@@ -4641,7 +4359,7 @@
         <w:tabs>
           <w:tab w:val="left" w:pos="567"/>
         </w:tabs>
-        <w:spacing w:after="120" w:line="386" w:lineRule="auto"/>
+        <w:spacing w:after="120" w:line="360" w:lineRule="auto"/>
         <w:ind w:left="0" w:firstLine="0"/>
       </w:pPr>
       <w:r>
@@ -4656,7 +4374,7 @@
         <w:tabs>
           <w:tab w:val="left" w:pos="567"/>
         </w:tabs>
-        <w:spacing w:after="120" w:line="386" w:lineRule="auto"/>
+        <w:spacing w:after="120" w:line="360" w:lineRule="auto"/>
         <w:ind w:left="0" w:firstLine="0"/>
         <w:jc w:val="center"/>
         <w:rPr>
@@ -4691,7 +4409,7 @@
         <w:tabs>
           <w:tab w:val="left" w:pos="567"/>
         </w:tabs>
-        <w:spacing w:after="120" w:line="386" w:lineRule="auto"/>
+        <w:spacing w:after="120" w:line="360" w:lineRule="auto"/>
         <w:ind w:left="0" w:firstLine="0"/>
       </w:pPr>
       <w:r>
@@ -4706,7 +4424,7 @@
         <w:tabs>
           <w:tab w:val="left" w:pos="567"/>
         </w:tabs>
-        <w:spacing w:after="120" w:line="386" w:lineRule="auto"/>
+        <w:spacing w:after="120" w:line="360" w:lineRule="auto"/>
         <w:ind w:left="0" w:firstLine="0"/>
         <w:jc w:val="center"/>
         <w:rPr>
@@ -4748,71 +4466,68 @@
         <w:tabs>
           <w:tab w:val="left" w:pos="567"/>
         </w:tabs>
-        <w:spacing w:after="120" w:line="386" w:lineRule="auto"/>
-        <w:ind w:left="0" w:firstLine="0"/>
-      </w:pPr>
-      <w:r>
-        <w:tab/>
-      </w:r>
-      <w:r>
-        <w:t xml:space="preserve">A tókezelő szerepkörrel rendelkező felhasználók speciális jogosultságokkal rendelkeznek a hozzájuk tartozó horgászhelyek kezelésére. Lehetőségük van a saját kezelésük alatt álló tavak adatainak módosítására, valamint az adott tavakhoz kapcsolódó foglalások megtekintésére és </w:t>
-      </w:r>
+        <w:spacing w:after="120" w:line="360" w:lineRule="auto"/>
+        <w:ind w:left="0" w:firstLine="0"/>
+      </w:pPr>
+      <w:r>
+        <w:tab/>
+      </w:r>
+      <w:r>
+        <w:t>A tókezelő szerepkörrel rendelkező felhasználók speciális jogosultságokkal rendelkeznek a hozzájuk tartozó horgászhelyek kezelésére. Lehetőségük van a saját kezelésük alatt álló tavak adatainak módosítására, valamint az adott tavakhoz kapcsolódó foglalások megtekintésére és kezelésére. A tókezelők jóváhagyhatják vagy elutasíthatják a foglalási kérelmeket, ezáltal támogatva a foglalási rendszer működését és a horgászhelyek szervezett kezelését.</w:t>
+      </w:r>
+    </w:p>
+    <w:p>
+      <w:pPr>
+        <w:tabs>
+          <w:tab w:val="left" w:pos="567"/>
+        </w:tabs>
+        <w:spacing w:after="120" w:line="360" w:lineRule="auto"/>
+        <w:ind w:left="0" w:firstLine="0"/>
+        <w:jc w:val="center"/>
+        <w:rPr>
+          <w:b/>
+          <w:bCs/>
+        </w:rPr>
+      </w:pPr>
+      <w:r>
+        <w:rPr>
+          <w:b/>
+          <w:bCs/>
+        </w:rPr>
+        <w:t>2.4.</w:t>
+      </w:r>
+      <w:r>
+        <w:rPr>
+          <w:b/>
+          <w:bCs/>
+        </w:rPr>
+        <w:t>6</w:t>
+      </w:r>
+      <w:r>
+        <w:rPr>
+          <w:b/>
+          <w:bCs/>
+        </w:rPr>
+        <w:t>.</w:t>
+      </w:r>
+      <w:r>
+        <w:rPr>
+          <w:b/>
+          <w:bCs/>
+        </w:rPr>
+        <w:t xml:space="preserve"> Adminisztrátor</w:t>
+      </w:r>
+    </w:p>
+    <w:p>
+      <w:pPr>
+        <w:tabs>
+          <w:tab w:val="left" w:pos="567"/>
+        </w:tabs>
+        <w:spacing w:after="120" w:line="360" w:lineRule="auto"/>
+        <w:ind w:left="0" w:firstLine="0"/>
+      </w:pPr>
       <w:r>
         <w:lastRenderedPageBreak/>
-        <w:t>kezelésére. A tókezelők jóváhagyhatják vagy elutasíthatják a foglalási kérelmeket, ezáltal támogatva a foglalási rendszer működését és a horgászhelyek szervezett kezelését.</w:t>
-      </w:r>
-    </w:p>
-    <w:p>
-      <w:pPr>
-        <w:tabs>
-          <w:tab w:val="left" w:pos="567"/>
-        </w:tabs>
-        <w:spacing w:after="120" w:line="386" w:lineRule="auto"/>
-        <w:ind w:left="0" w:firstLine="0"/>
-        <w:jc w:val="center"/>
-        <w:rPr>
-          <w:b/>
-          <w:bCs/>
-        </w:rPr>
-      </w:pPr>
-      <w:r>
-        <w:rPr>
-          <w:b/>
-          <w:bCs/>
-        </w:rPr>
-        <w:t>2.4.</w:t>
-      </w:r>
-      <w:r>
-        <w:rPr>
-          <w:b/>
-          <w:bCs/>
-        </w:rPr>
-        <w:t>6</w:t>
-      </w:r>
-      <w:r>
-        <w:rPr>
-          <w:b/>
-          <w:bCs/>
-        </w:rPr>
-        <w:t>.</w:t>
-      </w:r>
-      <w:r>
-        <w:rPr>
-          <w:b/>
-          <w:bCs/>
-        </w:rPr>
-        <w:t xml:space="preserve"> Adminisztrátor</w:t>
-      </w:r>
-    </w:p>
-    <w:p>
-      <w:pPr>
-        <w:tabs>
-          <w:tab w:val="left" w:pos="567"/>
-        </w:tabs>
-        <w:spacing w:after="120" w:line="386" w:lineRule="auto"/>
-        <w:ind w:left="0" w:firstLine="0"/>
-      </w:pPr>
-      <w:r>
         <w:tab/>
       </w:r>
       <w:r>
@@ -4824,7 +4539,7 @@
         <w:tabs>
           <w:tab w:val="left" w:pos="567"/>
         </w:tabs>
-        <w:spacing w:after="120" w:line="386" w:lineRule="auto"/>
+        <w:spacing w:after="120" w:line="360" w:lineRule="auto"/>
         <w:ind w:left="0" w:firstLine="0"/>
         <w:jc w:val="center"/>
         <w:rPr>
@@ -4849,7 +4564,7 @@
         <w:tabs>
           <w:tab w:val="left" w:pos="567"/>
         </w:tabs>
-        <w:spacing w:after="120" w:line="386" w:lineRule="auto"/>
+        <w:spacing w:after="120" w:line="360" w:lineRule="auto"/>
         <w:ind w:left="0" w:firstLine="0"/>
       </w:pPr>
       <w:r>
@@ -4868,7 +4583,7 @@
         <w:tabs>
           <w:tab w:val="left" w:pos="567"/>
         </w:tabs>
-        <w:spacing w:after="120" w:line="386" w:lineRule="auto"/>
+        <w:spacing w:after="120" w:line="360" w:lineRule="auto"/>
         <w:ind w:left="0" w:firstLine="0"/>
       </w:pPr>
       <w:r>
@@ -4886,7 +4601,7 @@
         <w:tabs>
           <w:tab w:val="left" w:pos="567"/>
         </w:tabs>
-        <w:spacing w:after="120" w:line="386" w:lineRule="auto"/>
+        <w:spacing w:after="120" w:line="360" w:lineRule="auto"/>
         <w:ind w:left="0" w:firstLine="0"/>
       </w:pPr>
       <w:r>
@@ -4899,7 +4614,7 @@
         <w:tabs>
           <w:tab w:val="left" w:pos="567"/>
         </w:tabs>
-        <w:spacing w:after="120" w:line="386" w:lineRule="auto"/>
+        <w:spacing w:after="120" w:line="360" w:lineRule="auto"/>
         <w:ind w:left="0" w:firstLine="0"/>
         <w:jc w:val="center"/>
         <w:rPr>
@@ -4920,21 +4635,30 @@
         <w:tabs>
           <w:tab w:val="left" w:pos="567"/>
         </w:tabs>
-        <w:spacing w:after="120" w:line="386" w:lineRule="auto"/>
-        <w:ind w:left="0" w:firstLine="0"/>
-      </w:pPr>
-      <w:r>
-        <w:tab/>
-        <w:t>A felhasználók az alkalmazás megnyitásakor a főoldalra jutnak, amely áttekintést nyújt az alkalmazás tartalmáról. A főoldal célja, hogy gyors navigációs lehetőséget biztosítson a különböző funkciók eléréséhez, valamint kiemelje a fontosabb tartalmakat.</w:t>
-      </w:r>
-    </w:p>
-    <w:p>
-      <w:pPr>
-        <w:tabs>
-          <w:tab w:val="left" w:pos="567"/>
-        </w:tabs>
-        <w:spacing w:after="120" w:line="386" w:lineRule="auto"/>
-        <w:ind w:left="0" w:firstLine="0"/>
+        <w:spacing w:after="120" w:line="360" w:lineRule="auto"/>
+      </w:pPr>
+      <w:r>
+        <w:tab/>
+      </w:r>
+      <w:r>
+        <w:tab/>
+      </w:r>
+      <w:r>
+        <w:t>A főoldal kiemelt tartalmakat, gyors navigációs lehetőségeket és rövid információs blokkokat jelenít meg annak érdekében, hogy a felhasználók gyorsan elérhessék az alkalmazás legfontosabb funkcióit.</w:t>
+      </w:r>
+    </w:p>
+    <w:p>
+      <w:pPr>
+        <w:tabs>
+          <w:tab w:val="left" w:pos="567"/>
+        </w:tabs>
+        <w:spacing w:after="120" w:line="360" w:lineRule="auto"/>
+        <w:ind w:left="0" w:firstLine="0"/>
+        <w:jc w:val="center"/>
+        <w:rPr>
+          <w:b/>
+          <w:bCs/>
+        </w:rPr>
       </w:pPr>
       <w:r>
         <w:rPr>
@@ -5113,13 +4837,33 @@
           </mc:Fallback>
         </mc:AlternateContent>
       </w:r>
-    </w:p>
-    <w:p>
-      <w:pPr>
-        <w:tabs>
-          <w:tab w:val="left" w:pos="567"/>
-        </w:tabs>
-        <w:spacing w:after="120" w:line="386" w:lineRule="auto"/>
+      <w:r>
+        <w:rPr>
+          <w:b/>
+          <w:bCs/>
+        </w:rPr>
+        <w:t>3.2. Tavak oldal</w:t>
+      </w:r>
+    </w:p>
+    <w:p>
+      <w:pPr>
+        <w:tabs>
+          <w:tab w:val="left" w:pos="567"/>
+        </w:tabs>
+        <w:spacing w:after="120" w:line="360" w:lineRule="auto"/>
+        <w:ind w:left="0" w:firstLine="0"/>
+      </w:pPr>
+      <w:r>
+        <w:tab/>
+        <w:t>A tavak oldalon a felhasználók a rendszerben szereplő horgászhelyek között böngészhetnek. Az elemek kártyás megjelenítésben jelennek meg, ahol az egyes tavak nevei és településük látható. A felhasználó egy adott elem kiválasztásával eljut a részletes nézetre.</w:t>
+      </w:r>
+    </w:p>
+    <w:p>
+      <w:pPr>
+        <w:tabs>
+          <w:tab w:val="left" w:pos="567"/>
+        </w:tabs>
+        <w:spacing w:after="120" w:line="360" w:lineRule="auto"/>
         <w:ind w:left="0" w:firstLine="0"/>
         <w:jc w:val="center"/>
         <w:rPr>
@@ -5132,28 +4876,30 @@
           <w:b/>
           <w:bCs/>
         </w:rPr>
-        <w:t>3.2. Tavak oldal</w:t>
-      </w:r>
-    </w:p>
-    <w:p>
-      <w:pPr>
-        <w:tabs>
-          <w:tab w:val="left" w:pos="567"/>
-        </w:tabs>
-        <w:spacing w:after="120" w:line="386" w:lineRule="auto"/>
-        <w:ind w:left="0" w:firstLine="0"/>
-      </w:pPr>
-      <w:r>
-        <w:tab/>
-        <w:t>A tavak oldalon a felhasználók a rendszerben szereplő horgászhelyek között böngészhetnek. Az elemek kártyás megjelenítésben jelennek meg, ahol az egyes tavak nevei és településük látható. A felhasználó egy adott elem kiválasztásával eljut a részletes nézetre.</w:t>
-      </w:r>
-    </w:p>
-    <w:p>
-      <w:pPr>
-        <w:tabs>
-          <w:tab w:val="left" w:pos="567"/>
-        </w:tabs>
-        <w:spacing w:after="120" w:line="386" w:lineRule="auto"/>
+        <w:t>3.3. Tó részletes oldal</w:t>
+      </w:r>
+    </w:p>
+    <w:p>
+      <w:pPr>
+        <w:tabs>
+          <w:tab w:val="left" w:pos="567"/>
+        </w:tabs>
+        <w:spacing w:after="120" w:line="360" w:lineRule="auto"/>
+        <w:ind w:left="0" w:firstLine="0"/>
+      </w:pPr>
+      <w:r>
+        <w:tab/>
+      </w:r>
+      <w:r>
+        <w:t>A tó részletes oldalán a kiválasztott vízterülethez tartozó részletes információk jelennek meg. A felhasználók megtekinthetik a tó jellemzőit, szabályait, halfajait, valamint értékeléseket és foglalási lehetőségeket is elérhetnek.</w:t>
+      </w:r>
+    </w:p>
+    <w:p>
+      <w:pPr>
+        <w:tabs>
+          <w:tab w:val="left" w:pos="567"/>
+        </w:tabs>
+        <w:spacing w:after="120" w:line="360" w:lineRule="auto"/>
         <w:ind w:left="0" w:firstLine="0"/>
         <w:jc w:val="center"/>
         <w:rPr>
@@ -5161,13 +4907,34 @@
           <w:bCs/>
         </w:rPr>
       </w:pPr>
-    </w:p>
-    <w:p>
-      <w:pPr>
-        <w:tabs>
-          <w:tab w:val="left" w:pos="567"/>
-        </w:tabs>
-        <w:spacing w:after="120" w:line="386" w:lineRule="auto"/>
+      <w:r>
+        <w:rPr>
+          <w:b/>
+          <w:bCs/>
+        </w:rPr>
+        <w:t>3.4. Hírek oldal</w:t>
+      </w:r>
+    </w:p>
+    <w:p>
+      <w:pPr>
+        <w:tabs>
+          <w:tab w:val="left" w:pos="567"/>
+        </w:tabs>
+        <w:spacing w:after="120" w:line="360" w:lineRule="auto"/>
+        <w:ind w:left="0" w:firstLine="0"/>
+      </w:pPr>
+      <w:r>
+        <w:lastRenderedPageBreak/>
+        <w:tab/>
+        <w:t>A hírek oldalon a horgászathoz kapcsolódó információk és bejegyzések jelennek meg. A hírek kártyás formában kerülnek megjelenítésre, és a felhasználó egy adott hír kiválasztásával részletesebb információkat tekinthet meg.</w:t>
+      </w:r>
+    </w:p>
+    <w:p>
+      <w:pPr>
+        <w:tabs>
+          <w:tab w:val="left" w:pos="567"/>
+        </w:tabs>
+        <w:spacing w:after="120" w:line="360" w:lineRule="auto"/>
         <w:ind w:left="0" w:firstLine="0"/>
         <w:jc w:val="center"/>
         <w:rPr>
@@ -5180,28 +4947,41 @@
           <w:b/>
           <w:bCs/>
         </w:rPr>
-        <w:t>3.3. Tó részletes oldal</w:t>
-      </w:r>
-    </w:p>
-    <w:p>
-      <w:pPr>
-        <w:tabs>
-          <w:tab w:val="left" w:pos="567"/>
-        </w:tabs>
-        <w:spacing w:after="120" w:line="386" w:lineRule="auto"/>
-        <w:ind w:left="0" w:firstLine="0"/>
-      </w:pPr>
-      <w:r>
-        <w:tab/>
-        <w:t>A tó részletes oldalán a kiválasztott vízterülethez tartozó részletes információk jelennek meg. Ez a nézet részletesebb leírást és további adatokat tartalmaz, amelyek segítik a felhasználót a tájékozódásban.</w:t>
-      </w:r>
-    </w:p>
-    <w:p>
-      <w:pPr>
-        <w:tabs>
-          <w:tab w:val="left" w:pos="567"/>
-        </w:tabs>
-        <w:spacing w:after="120" w:line="386" w:lineRule="auto"/>
+        <w:t>3.5.</w:t>
+      </w:r>
+      <w:r>
+        <w:rPr>
+          <w:b/>
+          <w:bCs/>
+        </w:rPr>
+        <w:t xml:space="preserve"> Hír részletes oldal</w:t>
+      </w:r>
+    </w:p>
+    <w:p>
+      <w:pPr>
+        <w:tabs>
+          <w:tab w:val="left" w:pos="567"/>
+        </w:tabs>
+        <w:spacing w:after="120" w:line="360" w:lineRule="auto"/>
+        <w:ind w:left="0" w:firstLine="0"/>
+        <w:rPr>
+          <w:b/>
+          <w:bCs/>
+        </w:rPr>
+      </w:pPr>
+      <w:r>
+        <w:tab/>
+      </w:r>
+      <w:r>
+        <w:t>A hír részletes oldalán a felhasználók a kiválasztott cikk teljes tartalmát, képeit és a publikálás dátumát tekinthetik meg. Az oldal célja az információk könnyen olvasható és áttekinthető megjelenítése.</w:t>
+      </w:r>
+    </w:p>
+    <w:p>
+      <w:pPr>
+        <w:tabs>
+          <w:tab w:val="left" w:pos="567"/>
+        </w:tabs>
+        <w:spacing w:after="120" w:line="360" w:lineRule="auto"/>
         <w:ind w:left="0" w:firstLine="0"/>
         <w:jc w:val="center"/>
         <w:rPr>
@@ -5214,28 +4994,28 @@
           <w:b/>
           <w:bCs/>
         </w:rPr>
-        <w:t>3.4. Hírek oldal</w:t>
-      </w:r>
-    </w:p>
-    <w:p>
-      <w:pPr>
-        <w:tabs>
-          <w:tab w:val="left" w:pos="567"/>
-        </w:tabs>
-        <w:spacing w:after="120" w:line="386" w:lineRule="auto"/>
-        <w:ind w:left="0" w:firstLine="0"/>
-      </w:pPr>
-      <w:r>
-        <w:tab/>
-        <w:t>A hírek oldalon a horgászathoz kapcsolódó információk és bejegyzések jelennek meg. A hírek kártyás formában kerülnek megjelenítésre, és a felhasználó egy adott hír kiválasztásával részletesebb információkat tekinthet meg.</w:t>
-      </w:r>
-    </w:p>
-    <w:p>
-      <w:pPr>
-        <w:tabs>
-          <w:tab w:val="left" w:pos="567"/>
-        </w:tabs>
-        <w:spacing w:after="120" w:line="386" w:lineRule="auto"/>
+        <w:t>3.6. Hírszerkesztő oldal</w:t>
+      </w:r>
+    </w:p>
+    <w:p>
+      <w:pPr>
+        <w:tabs>
+          <w:tab w:val="left" w:pos="567"/>
+        </w:tabs>
+        <w:spacing w:after="120" w:line="360" w:lineRule="auto"/>
+        <w:ind w:left="0" w:firstLine="0"/>
+      </w:pPr>
+      <w:r>
+        <w:tab/>
+        <w:t>A hírszerkesztő felület kizárólag jogosultsággal rendelkező felhasználók számára érhető el. Ezen az oldalon lehetőség van új hírek létrehozására, valamint meglévő tartalmak szerkesztésére.</w:t>
+      </w:r>
+    </w:p>
+    <w:p>
+      <w:pPr>
+        <w:tabs>
+          <w:tab w:val="left" w:pos="567"/>
+        </w:tabs>
+        <w:spacing w:after="120" w:line="360" w:lineRule="auto"/>
         <w:ind w:left="0" w:firstLine="0"/>
         <w:jc w:val="center"/>
         <w:rPr>
@@ -5243,39 +5023,13 @@
           <w:bCs/>
         </w:rPr>
       </w:pPr>
-      <w:r>
-        <w:rPr>
-          <w:b/>
-          <w:bCs/>
-        </w:rPr>
-        <w:t>3.5.</w:t>
-      </w:r>
-      <w:r>
-        <w:rPr>
-          <w:b/>
-          <w:bCs/>
-        </w:rPr>
-        <w:t xml:space="preserve"> Hír részletes oldal</w:t>
-      </w:r>
-    </w:p>
-    <w:p>
-      <w:pPr>
-        <w:tabs>
-          <w:tab w:val="left" w:pos="567"/>
-        </w:tabs>
-        <w:spacing w:after="120" w:line="386" w:lineRule="auto"/>
-        <w:ind w:left="0" w:firstLine="0"/>
-      </w:pPr>
-      <w:r>
-        <w:t>A hír részletes oldalán a kiválasztott cikkhez tartozó részletes információk jelennek meg. Ez a nézet részletesebb leírást és további adatokat tartalmaz, amelyek segítik a felhasználót a tájékozódásban.</w:t>
-      </w:r>
-    </w:p>
-    <w:p>
-      <w:pPr>
-        <w:tabs>
-          <w:tab w:val="left" w:pos="567"/>
-        </w:tabs>
-        <w:spacing w:after="120" w:line="386" w:lineRule="auto"/>
+    </w:p>
+    <w:p>
+      <w:pPr>
+        <w:tabs>
+          <w:tab w:val="left" w:pos="567"/>
+        </w:tabs>
+        <w:spacing w:after="120" w:line="360" w:lineRule="auto"/>
         <w:ind w:left="0" w:firstLine="0"/>
         <w:jc w:val="center"/>
         <w:rPr>
@@ -5283,13 +5037,33 @@
           <w:bCs/>
         </w:rPr>
       </w:pPr>
-    </w:p>
-    <w:p>
-      <w:pPr>
-        <w:tabs>
-          <w:tab w:val="left" w:pos="567"/>
-        </w:tabs>
-        <w:spacing w:after="120" w:line="386" w:lineRule="auto"/>
+      <w:r>
+        <w:rPr>
+          <w:b/>
+          <w:bCs/>
+        </w:rPr>
+        <w:t>3.7. Versenyek oldal</w:t>
+      </w:r>
+    </w:p>
+    <w:p>
+      <w:pPr>
+        <w:tabs>
+          <w:tab w:val="left" w:pos="567"/>
+        </w:tabs>
+        <w:spacing w:after="120" w:line="360" w:lineRule="auto"/>
+        <w:ind w:left="0" w:firstLine="0"/>
+      </w:pPr>
+      <w:r>
+        <w:tab/>
+        <w:t>A versenyek oldalon a meghirdetett események kerülnek megjelenítésre. A felhasználók böngészhetnek a különböző versenyek között, és részletes információkat tekinthetnek meg az egyes eseményekről.</w:t>
+      </w:r>
+    </w:p>
+    <w:p>
+      <w:pPr>
+        <w:tabs>
+          <w:tab w:val="left" w:pos="567"/>
+        </w:tabs>
+        <w:spacing w:after="120" w:line="360" w:lineRule="auto"/>
         <w:ind w:left="0" w:firstLine="0"/>
         <w:jc w:val="center"/>
         <w:rPr>
@@ -5302,28 +5076,28 @@
           <w:b/>
           <w:bCs/>
         </w:rPr>
-        <w:t>3.6. Hírszerkesztő oldal</w:t>
-      </w:r>
-    </w:p>
-    <w:p>
-      <w:pPr>
-        <w:tabs>
-          <w:tab w:val="left" w:pos="567"/>
-        </w:tabs>
-        <w:spacing w:after="120" w:line="386" w:lineRule="auto"/>
-        <w:ind w:left="0" w:firstLine="0"/>
-      </w:pPr>
-      <w:r>
-        <w:tab/>
-        <w:t>A hírszerkesztő felület kizárólag jogosultsággal rendelkező felhasználók számára érhető el. Ezen az oldalon lehetőség van új hírek létrehozására, valamint meglévő tartalmak szerkesztésére.</w:t>
-      </w:r>
-    </w:p>
-    <w:p>
-      <w:pPr>
-        <w:tabs>
-          <w:tab w:val="left" w:pos="567"/>
-        </w:tabs>
-        <w:spacing w:after="120" w:line="386" w:lineRule="auto"/>
+        <w:t>3.8. Verseny részletes oldal</w:t>
+      </w:r>
+    </w:p>
+    <w:p>
+      <w:pPr>
+        <w:tabs>
+          <w:tab w:val="left" w:pos="567"/>
+        </w:tabs>
+        <w:spacing w:after="120" w:line="360" w:lineRule="auto"/>
+        <w:ind w:left="0" w:firstLine="0"/>
+      </w:pPr>
+      <w:r>
+        <w:tab/>
+        <w:t>A részletes verseny oldalon a felhasználók a kiválasztott esemény teljes leírásával, pontos részleteivel ismerkedhetnek meg.</w:t>
+      </w:r>
+    </w:p>
+    <w:p>
+      <w:pPr>
+        <w:tabs>
+          <w:tab w:val="left" w:pos="567"/>
+        </w:tabs>
+        <w:spacing w:after="120" w:line="360" w:lineRule="auto"/>
         <w:ind w:left="0" w:firstLine="0"/>
         <w:jc w:val="center"/>
         <w:rPr>
@@ -5331,13 +5105,33 @@
           <w:bCs/>
         </w:rPr>
       </w:pPr>
-    </w:p>
-    <w:p>
-      <w:pPr>
-        <w:tabs>
-          <w:tab w:val="left" w:pos="567"/>
-        </w:tabs>
-        <w:spacing w:after="120" w:line="386" w:lineRule="auto"/>
+      <w:r>
+        <w:rPr>
+          <w:b/>
+          <w:bCs/>
+        </w:rPr>
+        <w:t>3.9. Galéria oldal</w:t>
+      </w:r>
+    </w:p>
+    <w:p>
+      <w:pPr>
+        <w:tabs>
+          <w:tab w:val="left" w:pos="567"/>
+        </w:tabs>
+        <w:spacing w:after="120" w:line="360" w:lineRule="auto"/>
+        <w:ind w:left="0" w:firstLine="0"/>
+      </w:pPr>
+      <w:r>
+        <w:tab/>
+        <w:t>A galéria oldalon a felhasználók által feltöltött fogások jelennek meg. A tartalmak minden felhasználó számára elérhetőek, míg új képet csak bejelentkezett felhasználók tölthetnek fel.</w:t>
+      </w:r>
+    </w:p>
+    <w:p>
+      <w:pPr>
+        <w:tabs>
+          <w:tab w:val="left" w:pos="567"/>
+        </w:tabs>
+        <w:spacing w:after="120" w:line="360" w:lineRule="auto"/>
         <w:ind w:left="0" w:firstLine="0"/>
         <w:jc w:val="center"/>
         <w:rPr>
@@ -5345,33 +5139,13 @@
           <w:bCs/>
         </w:rPr>
       </w:pPr>
-      <w:r>
-        <w:rPr>
-          <w:b/>
-          <w:bCs/>
-        </w:rPr>
-        <w:t>3.7. Versenyek oldal</w:t>
-      </w:r>
-    </w:p>
-    <w:p>
-      <w:pPr>
-        <w:tabs>
-          <w:tab w:val="left" w:pos="567"/>
-        </w:tabs>
-        <w:spacing w:after="120" w:line="386" w:lineRule="auto"/>
-        <w:ind w:left="0" w:firstLine="0"/>
-      </w:pPr>
-      <w:r>
-        <w:tab/>
-        <w:t>A. versenyek oldalon a meghirdetett események kerülnek megjelenítésre. A felhasználók böngészhetnek a különböző versenyek között, és részletes információkat tekinthetnek meg az egyes eseményekről.</w:t>
-      </w:r>
-    </w:p>
-    <w:p>
-      <w:pPr>
-        <w:tabs>
-          <w:tab w:val="left" w:pos="567"/>
-        </w:tabs>
-        <w:spacing w:after="120" w:line="386" w:lineRule="auto"/>
+    </w:p>
+    <w:p>
+      <w:pPr>
+        <w:tabs>
+          <w:tab w:val="left" w:pos="567"/>
+        </w:tabs>
+        <w:spacing w:after="120" w:line="360" w:lineRule="auto"/>
         <w:ind w:left="0" w:firstLine="0"/>
         <w:jc w:val="center"/>
         <w:rPr>
@@ -5384,91 +5158,28 @@
           <w:b/>
           <w:bCs/>
         </w:rPr>
-        <w:t>3.8. Verseny részletes oldal</w:t>
-      </w:r>
-    </w:p>
-    <w:p>
-      <w:pPr>
-        <w:tabs>
-          <w:tab w:val="left" w:pos="567"/>
-        </w:tabs>
-        <w:spacing w:after="120" w:line="386" w:lineRule="auto"/>
-        <w:ind w:left="0" w:firstLine="0"/>
-      </w:pPr>
-      <w:r>
-        <w:tab/>
-        <w:t>A részletes verseny oldalon a felhasználók a kiválasztott esemény teljes leírásával, pontos részleteivel ismerkedhetnek meg.</w:t>
-      </w:r>
-    </w:p>
-    <w:p>
-      <w:pPr>
-        <w:tabs>
-          <w:tab w:val="left" w:pos="567"/>
-        </w:tabs>
-        <w:spacing w:after="120" w:line="386" w:lineRule="auto"/>
-        <w:ind w:left="0" w:firstLine="0"/>
-      </w:pPr>
-    </w:p>
-    <w:p>
-      <w:pPr>
-        <w:tabs>
-          <w:tab w:val="left" w:pos="567"/>
-        </w:tabs>
-        <w:spacing w:after="120" w:line="386" w:lineRule="auto"/>
-        <w:ind w:left="0" w:firstLine="0"/>
-      </w:pPr>
-    </w:p>
-    <w:p>
-      <w:pPr>
-        <w:tabs>
-          <w:tab w:val="left" w:pos="567"/>
-        </w:tabs>
-        <w:spacing w:after="120" w:line="386" w:lineRule="auto"/>
-        <w:ind w:left="0" w:firstLine="0"/>
-      </w:pPr>
-    </w:p>
-    <w:p>
-      <w:pPr>
-        <w:tabs>
-          <w:tab w:val="left" w:pos="567"/>
-        </w:tabs>
-        <w:spacing w:after="120" w:line="386" w:lineRule="auto"/>
-        <w:ind w:left="0" w:firstLine="0"/>
-      </w:pPr>
-    </w:p>
-    <w:p>
-      <w:pPr>
-        <w:tabs>
-          <w:tab w:val="left" w:pos="567"/>
-        </w:tabs>
-        <w:spacing w:after="120" w:line="386" w:lineRule="auto"/>
-        <w:ind w:left="0" w:firstLine="0"/>
-      </w:pPr>
-    </w:p>
-    <w:p>
-      <w:pPr>
-        <w:tabs>
-          <w:tab w:val="left" w:pos="567"/>
-        </w:tabs>
-        <w:spacing w:after="120" w:line="386" w:lineRule="auto"/>
-        <w:ind w:left="0" w:firstLine="0"/>
-      </w:pPr>
-    </w:p>
-    <w:p>
-      <w:pPr>
-        <w:tabs>
-          <w:tab w:val="left" w:pos="567"/>
-        </w:tabs>
-        <w:spacing w:after="120" w:line="386" w:lineRule="auto"/>
-        <w:ind w:left="0" w:firstLine="0"/>
-      </w:pPr>
-    </w:p>
-    <w:p>
-      <w:pPr>
-        <w:tabs>
-          <w:tab w:val="left" w:pos="567"/>
-        </w:tabs>
-        <w:spacing w:after="120" w:line="386" w:lineRule="auto"/>
+        <w:t>3.10. Profil oldal</w:t>
+      </w:r>
+    </w:p>
+    <w:p>
+      <w:pPr>
+        <w:tabs>
+          <w:tab w:val="left" w:pos="567"/>
+        </w:tabs>
+        <w:spacing w:after="120" w:line="360" w:lineRule="auto"/>
+        <w:ind w:left="0" w:firstLine="0"/>
+      </w:pPr>
+      <w:r>
+        <w:tab/>
+        <w:t>A profil oldalon a felhasználók megtekinthetik saját adataikat, valamint módosíthatják azokat. Ez a felület kizárólag hitelesített felhasználók számára érhető el.</w:t>
+      </w:r>
+    </w:p>
+    <w:p>
+      <w:pPr>
+        <w:tabs>
+          <w:tab w:val="left" w:pos="567"/>
+        </w:tabs>
+        <w:spacing w:after="120" w:line="360" w:lineRule="auto"/>
         <w:ind w:left="0" w:firstLine="0"/>
         <w:jc w:val="center"/>
         <w:rPr>
@@ -5476,33 +5187,13 @@
           <w:bCs/>
         </w:rPr>
       </w:pPr>
-      <w:r>
-        <w:rPr>
-          <w:b/>
-          <w:bCs/>
-        </w:rPr>
-        <w:t>3.9. Galéria oldal</w:t>
-      </w:r>
-    </w:p>
-    <w:p>
-      <w:pPr>
-        <w:tabs>
-          <w:tab w:val="left" w:pos="567"/>
-        </w:tabs>
-        <w:spacing w:after="120" w:line="386" w:lineRule="auto"/>
-        <w:ind w:left="0" w:firstLine="0"/>
-      </w:pPr>
-      <w:r>
-        <w:tab/>
-        <w:t>A galéria oldalon a felhasználók által feltöltött fogások jelennek meg. A tartalmak minden felhasználó számára elérhetőek, míg új képet csak bejelentkezett felhasználók tölthetnek fel.</w:t>
-      </w:r>
-    </w:p>
-    <w:p>
-      <w:pPr>
-        <w:tabs>
-          <w:tab w:val="left" w:pos="567"/>
-        </w:tabs>
-        <w:spacing w:after="120" w:line="386" w:lineRule="auto"/>
+    </w:p>
+    <w:p>
+      <w:pPr>
+        <w:tabs>
+          <w:tab w:val="left" w:pos="567"/>
+        </w:tabs>
+        <w:spacing w:after="120" w:line="360" w:lineRule="auto"/>
         <w:ind w:left="0" w:firstLine="0"/>
         <w:jc w:val="center"/>
         <w:rPr>
@@ -5510,13 +5201,34 @@
           <w:bCs/>
         </w:rPr>
       </w:pPr>
-    </w:p>
-    <w:p>
-      <w:pPr>
-        <w:tabs>
-          <w:tab w:val="left" w:pos="567"/>
-        </w:tabs>
-        <w:spacing w:after="120" w:line="386" w:lineRule="auto"/>
+      <w:r>
+        <w:rPr>
+          <w:b/>
+          <w:bCs/>
+        </w:rPr>
+        <w:t>3.11. Bejelentkezés és Regisztráció oldal</w:t>
+      </w:r>
+    </w:p>
+    <w:p>
+      <w:pPr>
+        <w:tabs>
+          <w:tab w:val="left" w:pos="567"/>
+        </w:tabs>
+        <w:spacing w:after="120" w:line="360" w:lineRule="auto"/>
+        <w:ind w:left="0" w:firstLine="0"/>
+      </w:pPr>
+      <w:r>
+        <w:lastRenderedPageBreak/>
+        <w:tab/>
+        <w:t>A felhasználó számára lehetőség van regisztrációra és bejelentkezésre. A regisztráció során a felhasználók megadják a szükséges adatokat, amelyeket a rendszer a Firebase Authentication segítségével kezel. A bejelentkezés sikeressége az adatok helyességétől függ.</w:t>
+      </w:r>
+    </w:p>
+    <w:p>
+      <w:pPr>
+        <w:tabs>
+          <w:tab w:val="left" w:pos="567"/>
+        </w:tabs>
+        <w:spacing w:after="120" w:line="360" w:lineRule="auto"/>
         <w:ind w:left="0" w:firstLine="0"/>
         <w:jc w:val="center"/>
         <w:rPr>
@@ -5529,28 +5241,28 @@
           <w:b/>
           <w:bCs/>
         </w:rPr>
-        <w:t>3.10. Profil oldal</w:t>
-      </w:r>
-    </w:p>
-    <w:p>
-      <w:pPr>
-        <w:tabs>
-          <w:tab w:val="left" w:pos="567"/>
-        </w:tabs>
-        <w:spacing w:after="120" w:line="386" w:lineRule="auto"/>
-        <w:ind w:left="0" w:firstLine="0"/>
-      </w:pPr>
-      <w:r>
-        <w:tab/>
-        <w:t>A profil oldalon a felhasználók megtekinthetik saját adataikat, valamint módosíthatják azokat. Ez a felület kizárólag hitelesített felhasználók számára érhető el.</w:t>
-      </w:r>
-    </w:p>
-    <w:p>
-      <w:pPr>
-        <w:tabs>
-          <w:tab w:val="left" w:pos="567"/>
-        </w:tabs>
-        <w:spacing w:after="120" w:line="386" w:lineRule="auto"/>
+        <w:t>3.12. Admin felület</w:t>
+      </w:r>
+    </w:p>
+    <w:p>
+      <w:pPr>
+        <w:tabs>
+          <w:tab w:val="left" w:pos="567"/>
+        </w:tabs>
+        <w:spacing w:after="120" w:line="360" w:lineRule="auto"/>
+        <w:ind w:left="0" w:firstLine="0"/>
+      </w:pPr>
+      <w:r>
+        <w:tab/>
+        <w:t>Az adminisztrációs felület kizárólag adminisztrátori jogosultsággal rendelkező felhasználók számára érhető el. Az admin felület lehetőséget biztosít a rendszer tartalmának kezelésére, például felhasználók vagy egyéb adatok módosítására, valamint rendelkezik egy statisztikai oldallal is.</w:t>
+      </w:r>
+    </w:p>
+    <w:p>
+      <w:pPr>
+        <w:tabs>
+          <w:tab w:val="left" w:pos="567"/>
+        </w:tabs>
+        <w:spacing w:after="120" w:line="360" w:lineRule="auto"/>
         <w:ind w:left="0" w:firstLine="0"/>
         <w:jc w:val="center"/>
         <w:rPr>
@@ -5558,108 +5270,50 @@
           <w:bCs/>
         </w:rPr>
       </w:pPr>
-    </w:p>
-    <w:p>
-      <w:pPr>
-        <w:tabs>
-          <w:tab w:val="left" w:pos="567"/>
-        </w:tabs>
-        <w:spacing w:after="120" w:line="386" w:lineRule="auto"/>
-        <w:ind w:left="0" w:firstLine="0"/>
-        <w:jc w:val="center"/>
-        <w:rPr>
-          <w:b/>
-          <w:bCs/>
-        </w:rPr>
-      </w:pPr>
-      <w:r>
-        <w:rPr>
-          <w:b/>
-          <w:bCs/>
-        </w:rPr>
-        <w:t>3.11. Bejelentkezés és Regisztráció oldal</w:t>
-      </w:r>
-    </w:p>
-    <w:p>
-      <w:pPr>
-        <w:tabs>
-          <w:tab w:val="left" w:pos="567"/>
-        </w:tabs>
-        <w:spacing w:after="120" w:line="386" w:lineRule="auto"/>
-        <w:ind w:left="0" w:firstLine="0"/>
-      </w:pPr>
-      <w:r>
-        <w:tab/>
-        <w:t>A felhasználó számára lehetőség van regisztrációra és bejelentkezésre. A regisztráció során a felhasználók megadják a szükséges adatokat, amelyeket a rendszer a Firebase Authentication segítségével kezel. A bejelentkezés sikeressége az adatok helyességétől függ.</w:t>
-      </w:r>
-    </w:p>
-    <w:p>
-      <w:pPr>
-        <w:tabs>
-          <w:tab w:val="left" w:pos="567"/>
-        </w:tabs>
-        <w:spacing w:after="120" w:line="386" w:lineRule="auto"/>
-        <w:ind w:left="0" w:firstLine="0"/>
-      </w:pPr>
-    </w:p>
-    <w:p>
-      <w:pPr>
-        <w:tabs>
-          <w:tab w:val="left" w:pos="567"/>
-        </w:tabs>
-        <w:spacing w:after="120" w:line="386" w:lineRule="auto"/>
-        <w:ind w:left="0" w:firstLine="0"/>
-        <w:jc w:val="center"/>
-        <w:rPr>
-          <w:b/>
-          <w:bCs/>
-        </w:rPr>
-      </w:pPr>
-      <w:r>
-        <w:rPr>
-          <w:b/>
-          <w:bCs/>
-        </w:rPr>
-        <w:t>3.12. Admin felület</w:t>
-      </w:r>
-    </w:p>
-    <w:p>
-      <w:pPr>
-        <w:tabs>
-          <w:tab w:val="left" w:pos="567"/>
-        </w:tabs>
-        <w:spacing w:after="120" w:line="386" w:lineRule="auto"/>
-        <w:ind w:left="0" w:firstLine="0"/>
-      </w:pPr>
-      <w:r>
-        <w:tab/>
-        <w:t>Az adminisztrációs felület kizárólag adminisztrátori jogosultsággal rendelkező felhasználók számára érhető el. Az admin felület lehetőséget biztosít a rendszer tartalmának kezelésére, például felhasználók vagy egyéb adatok módosítására, valamint rendelkezik egy statisztikai oldallal is.</w:t>
-      </w:r>
-    </w:p>
-    <w:p>
-      <w:pPr>
-        <w:tabs>
-          <w:tab w:val="left" w:pos="567"/>
-        </w:tabs>
-        <w:spacing w:after="120" w:line="386" w:lineRule="auto"/>
-        <w:ind w:left="0" w:firstLine="0"/>
-      </w:pPr>
-    </w:p>
-    <w:p>
-      <w:pPr>
-        <w:tabs>
-          <w:tab w:val="left" w:pos="567"/>
-        </w:tabs>
-        <w:spacing w:after="120" w:line="386" w:lineRule="auto"/>
-        <w:ind w:left="0" w:firstLine="0"/>
-      </w:pPr>
-    </w:p>
-    <w:p>
-      <w:pPr>
-        <w:tabs>
-          <w:tab w:val="left" w:pos="567"/>
-        </w:tabs>
-        <w:spacing w:after="480" w:line="386" w:lineRule="auto"/>
+      <w:r>
+        <w:rPr>
+          <w:b/>
+          <w:bCs/>
+        </w:rPr>
+        <w:t>3.13. Tókezelői felület</w:t>
+      </w:r>
+    </w:p>
+    <w:p>
+      <w:pPr>
+        <w:tabs>
+          <w:tab w:val="left" w:pos="567"/>
+        </w:tabs>
+        <w:spacing w:after="120" w:line="360" w:lineRule="auto"/>
+        <w:ind w:left="0" w:firstLine="0"/>
+      </w:pPr>
+      <w:r>
+        <w:tab/>
+      </w:r>
+      <w:r>
+        <w:t>A tókezelői felület kizárólag tókezelő jogosultsággal rendelkező felhasználók számára érhető el. A felület lehetőséget biztosít a kezelésük alatt álló tavak áttekintésére, valamint az ezekhez tartozó foglalások kezelésére.</w:t>
+      </w:r>
+    </w:p>
+    <w:p>
+      <w:pPr>
+        <w:tabs>
+          <w:tab w:val="left" w:pos="567"/>
+        </w:tabs>
+        <w:spacing w:after="120" w:line="360" w:lineRule="auto"/>
+        <w:ind w:left="0" w:firstLine="0"/>
+      </w:pPr>
+      <w:r>
+        <w:tab/>
+      </w:r>
+      <w:r>
+        <w:t>A tókezelők megtekinthetik a beérkező foglalási kérelmeket, valamint jóváhagyhatják vagy elutasíthatják azokat. A felület célja a foglalási folyamat egyszerűbb és átláthatóbb kezelése.</w:t>
+      </w:r>
+    </w:p>
+    <w:p>
+      <w:pPr>
+        <w:tabs>
+          <w:tab w:val="left" w:pos="567"/>
+        </w:tabs>
+        <w:spacing w:after="480" w:line="360" w:lineRule="auto"/>
         <w:ind w:left="0" w:firstLine="0"/>
         <w:jc w:val="center"/>
         <w:rPr>
@@ -5676,7 +5330,6 @@
           <w:sz w:val="28"/>
           <w:szCs w:val="28"/>
         </w:rPr>
-        <w:lastRenderedPageBreak/>
         <w:t>4. Felhasznált technológiák</w:t>
       </w:r>
     </w:p>
@@ -5685,7 +5338,7 @@
         <w:tabs>
           <w:tab w:val="left" w:pos="567"/>
         </w:tabs>
-        <w:spacing w:after="480" w:line="386" w:lineRule="auto"/>
+        <w:spacing w:after="480" w:line="360" w:lineRule="auto"/>
         <w:ind w:left="0" w:firstLine="0"/>
         <w:jc w:val="center"/>
         <w:rPr>
@@ -5720,7 +5373,7 @@
         <w:tabs>
           <w:tab w:val="left" w:pos="567"/>
         </w:tabs>
-        <w:spacing w:after="120" w:line="386" w:lineRule="auto"/>
+        <w:spacing w:after="120" w:line="360" w:lineRule="auto"/>
         <w:ind w:left="0" w:firstLine="0"/>
       </w:pPr>
       <w:r>
@@ -5735,7 +5388,7 @@
         <w:tabs>
           <w:tab w:val="left" w:pos="567"/>
         </w:tabs>
-        <w:spacing w:after="120" w:line="386" w:lineRule="auto"/>
+        <w:spacing w:after="120" w:line="360" w:lineRule="auto"/>
         <w:ind w:left="0" w:firstLine="0"/>
       </w:pPr>
       <w:r>
@@ -5750,7 +5403,7 @@
         <w:tabs>
           <w:tab w:val="left" w:pos="567"/>
         </w:tabs>
-        <w:spacing w:after="120" w:line="386" w:lineRule="auto"/>
+        <w:spacing w:after="120" w:line="360" w:lineRule="auto"/>
         <w:ind w:left="0" w:firstLine="0"/>
         <w:jc w:val="center"/>
         <w:rPr>
@@ -5785,7 +5438,7 @@
         <w:tabs>
           <w:tab w:val="left" w:pos="567"/>
         </w:tabs>
-        <w:spacing w:after="120" w:line="386" w:lineRule="auto"/>
+        <w:spacing w:after="120" w:line="360" w:lineRule="auto"/>
         <w:ind w:left="0" w:firstLine="0"/>
       </w:pPr>
       <w:r>
@@ -5804,7 +5457,7 @@
         <w:tabs>
           <w:tab w:val="left" w:pos="567"/>
         </w:tabs>
-        <w:spacing w:after="120" w:line="386" w:lineRule="auto"/>
+        <w:spacing w:after="120" w:line="360" w:lineRule="auto"/>
       </w:pPr>
       <w:r>
         <w:rPr>
@@ -5829,7 +5482,7 @@
         <w:tabs>
           <w:tab w:val="left" w:pos="567"/>
         </w:tabs>
-        <w:spacing w:after="120" w:line="386" w:lineRule="auto"/>
+        <w:spacing w:after="120" w:line="360" w:lineRule="auto"/>
       </w:pPr>
       <w:r>
         <w:rPr>
@@ -5854,13 +5507,14 @@
         <w:tabs>
           <w:tab w:val="left" w:pos="567"/>
         </w:tabs>
-        <w:spacing w:after="120" w:line="386" w:lineRule="auto"/>
-      </w:pPr>
-      <w:r>
-        <w:rPr>
-          <w:b/>
-          <w:bCs/>
-        </w:rPr>
+        <w:spacing w:after="120" w:line="360" w:lineRule="auto"/>
+      </w:pPr>
+      <w:r>
+        <w:rPr>
+          <w:b/>
+          <w:bCs/>
+        </w:rPr>
+        <w:lastRenderedPageBreak/>
         <w:t>Hosting:</w:t>
       </w:r>
       <w:r>
@@ -5875,7 +5529,7 @@
         <w:tabs>
           <w:tab w:val="left" w:pos="567"/>
         </w:tabs>
-        <w:spacing w:after="120" w:line="386" w:lineRule="auto"/>
+        <w:spacing w:after="120" w:line="360" w:lineRule="auto"/>
         <w:ind w:left="0" w:firstLine="0"/>
       </w:pPr>
       <w:r>
@@ -5887,7 +5541,7 @@
         <w:tabs>
           <w:tab w:val="left" w:pos="567"/>
         </w:tabs>
-        <w:spacing w:after="120" w:line="386" w:lineRule="auto"/>
+        <w:spacing w:after="120" w:line="360" w:lineRule="auto"/>
         <w:ind w:left="0" w:firstLine="0"/>
         <w:jc w:val="center"/>
         <w:rPr>
@@ -5922,7 +5576,7 @@
         <w:tabs>
           <w:tab w:val="left" w:pos="567"/>
         </w:tabs>
-        <w:spacing w:after="120" w:line="386" w:lineRule="auto"/>
+        <w:spacing w:after="120" w:line="360" w:lineRule="auto"/>
         <w:ind w:left="0" w:firstLine="0"/>
       </w:pPr>
       <w:r>
@@ -5937,7 +5591,7 @@
         <w:tabs>
           <w:tab w:val="left" w:pos="567"/>
         </w:tabs>
-        <w:spacing w:after="120" w:line="386" w:lineRule="auto"/>
+        <w:spacing w:after="120" w:line="360" w:lineRule="auto"/>
         <w:ind w:left="0" w:firstLine="0"/>
         <w:jc w:val="center"/>
         <w:rPr>
@@ -5972,7 +5626,7 @@
         <w:tabs>
           <w:tab w:val="left" w:pos="567"/>
         </w:tabs>
-        <w:spacing w:after="120" w:line="386" w:lineRule="auto"/>
+        <w:spacing w:after="120" w:line="360" w:lineRule="auto"/>
         <w:ind w:left="0" w:firstLine="0"/>
       </w:pPr>
       <w:r>
@@ -5987,7 +5641,7 @@
         <w:tabs>
           <w:tab w:val="left" w:pos="567"/>
         </w:tabs>
-        <w:spacing w:after="120" w:line="386" w:lineRule="auto"/>
+        <w:spacing w:after="120" w:line="360" w:lineRule="auto"/>
         <w:ind w:left="0" w:firstLine="0"/>
         <w:jc w:val="center"/>
         <w:rPr>
@@ -6000,149 +5654,149 @@
           <w:b/>
           <w:bCs/>
         </w:rPr>
+        <w:t>4.5.</w:t>
+      </w:r>
+      <w:r>
+        <w:rPr>
+          <w:b/>
+          <w:bCs/>
+        </w:rPr>
+        <w:t xml:space="preserve"> </w:t>
+      </w:r>
+      <w:r>
+        <w:rPr>
+          <w:b/>
+          <w:bCs/>
+        </w:rPr>
+        <w:t>Gemini AI</w:t>
+      </w:r>
+    </w:p>
+    <w:p>
+      <w:pPr>
+        <w:tabs>
+          <w:tab w:val="left" w:pos="567"/>
+        </w:tabs>
+        <w:spacing w:after="120" w:line="360" w:lineRule="auto"/>
+        <w:ind w:left="0" w:firstLine="0"/>
+      </w:pPr>
+      <w:r>
+        <w:tab/>
+      </w:r>
+      <w:r>
+        <w:t>A Gemini AI egy mesterséges intelligencia alapú szolgáltatás, amely különböző szöveges műveletek elvégzésére alkalmas. A projekt során a Gemini API használatával lehetőség nyílt szövegek generálására és feldolgozására, amely hozzájárulhat a felhasználói élmény javításához és az alkalmazás intelligens funkcióinak bővítéséhez.</w:t>
+      </w:r>
+    </w:p>
+    <w:p>
+      <w:pPr>
+        <w:tabs>
+          <w:tab w:val="left" w:pos="567"/>
+        </w:tabs>
+        <w:spacing w:after="120" w:line="360" w:lineRule="auto"/>
+        <w:ind w:left="0" w:firstLine="0"/>
+        <w:jc w:val="center"/>
+        <w:rPr>
+          <w:b/>
+          <w:bCs/>
+        </w:rPr>
+      </w:pPr>
+      <w:r>
+        <w:rPr>
+          <w:b/>
+          <w:bCs/>
+        </w:rPr>
+        <w:t>4.6</w:t>
+      </w:r>
+      <w:r>
+        <w:rPr>
+          <w:b/>
+          <w:bCs/>
+        </w:rPr>
+        <w:t>.</w:t>
+      </w:r>
+      <w:r>
+        <w:rPr>
+          <w:b/>
+          <w:bCs/>
+        </w:rPr>
+        <w:t xml:space="preserve"> AngularFire</w:t>
+      </w:r>
+    </w:p>
+    <w:p>
+      <w:pPr>
+        <w:tabs>
+          <w:tab w:val="left" w:pos="567"/>
+        </w:tabs>
+        <w:spacing w:after="120" w:line="360" w:lineRule="auto"/>
+        <w:ind w:left="0" w:firstLine="0"/>
+      </w:pPr>
+      <w:r>
+        <w:tab/>
+      </w:r>
+      <w:r>
+        <w:t>Az AngularFire az Angular és a Firebase közötti integrációt biztosító hivatalos könyvtár. Segítségével egyszerűen megvalósítható a Firebase szolgáltatások, például az adatbázis-kezelés, hitelesítés és fájlkezelés használata Angular környezetben.</w:t>
+      </w:r>
+    </w:p>
+    <w:p>
+      <w:pPr>
+        <w:tabs>
+          <w:tab w:val="left" w:pos="567"/>
+        </w:tabs>
+        <w:spacing w:after="120" w:line="360" w:lineRule="auto"/>
+        <w:ind w:left="0" w:firstLine="0"/>
+      </w:pPr>
+      <w:r>
+        <w:tab/>
+      </w:r>
+      <w:r>
+        <w:t>A projekt során az AngularFire könyvtárat használtam a Firestore adatbázis elérésére, az adatok lekérdezésére és módosítására, valamint a Firebase szolgáltatásokkal való kommunikáció megvalósítására.</w:t>
+      </w:r>
+    </w:p>
+    <w:p>
+      <w:pPr>
+        <w:tabs>
+          <w:tab w:val="left" w:pos="567"/>
+        </w:tabs>
+        <w:spacing w:after="120" w:line="360" w:lineRule="auto"/>
+        <w:ind w:left="0" w:firstLine="0"/>
+        <w:jc w:val="center"/>
+        <w:rPr>
+          <w:b/>
+          <w:bCs/>
+        </w:rPr>
+      </w:pPr>
+      <w:r>
+        <w:rPr>
+          <w:b/>
+          <w:bCs/>
+        </w:rPr>
+        <w:t>4.7 Draw.io</w:t>
+      </w:r>
+    </w:p>
+    <w:p>
+      <w:pPr>
+        <w:tabs>
+          <w:tab w:val="left" w:pos="567"/>
+        </w:tabs>
+        <w:spacing w:after="120" w:line="360" w:lineRule="auto"/>
+        <w:ind w:left="0" w:firstLine="0"/>
+      </w:pPr>
+      <w:r>
+        <w:tab/>
+      </w:r>
+      <w:r>
+        <w:t>A Draw.io (diagrams.net) egy online diagramkészítő eszköz, amely lehetővé teszi különböző típusú diagramok, például UML diagramok, folyamatábrák és rendszertervek elkészítését.</w:t>
+      </w:r>
+    </w:p>
+    <w:p>
+      <w:pPr>
+        <w:tabs>
+          <w:tab w:val="left" w:pos="567"/>
+        </w:tabs>
+        <w:spacing w:after="120" w:line="360" w:lineRule="auto"/>
+        <w:ind w:left="0" w:firstLine="0"/>
+      </w:pPr>
+      <w:r>
         <w:lastRenderedPageBreak/>
-        <w:t>4.5.</w:t>
-      </w:r>
-      <w:r>
-        <w:rPr>
-          <w:b/>
-          <w:bCs/>
-        </w:rPr>
-        <w:t xml:space="preserve"> </w:t>
-      </w:r>
-      <w:r>
-        <w:rPr>
-          <w:b/>
-          <w:bCs/>
-        </w:rPr>
-        <w:t>Gemini AI</w:t>
-      </w:r>
-    </w:p>
-    <w:p>
-      <w:pPr>
-        <w:tabs>
-          <w:tab w:val="left" w:pos="567"/>
-        </w:tabs>
-        <w:spacing w:after="120" w:line="386" w:lineRule="auto"/>
-        <w:ind w:left="0" w:firstLine="0"/>
-      </w:pPr>
-      <w:r>
-        <w:tab/>
-      </w:r>
-      <w:r>
-        <w:t>A Gemini AI egy mesterséges intelligencia alapú szolgáltatás, amely különböző szöveges műveletek elvégzésére alkalmas. A projekt során a Gemini API használatával lehetőség nyílt szövegek generálására és feldolgozására, amely hozzájárulhat a felhasználói élmény javításához és az alkalmazás intelligens funkcióinak bővítéséhez.</w:t>
-      </w:r>
-    </w:p>
-    <w:p>
-      <w:pPr>
-        <w:tabs>
-          <w:tab w:val="left" w:pos="567"/>
-        </w:tabs>
-        <w:spacing w:after="120" w:line="386" w:lineRule="auto"/>
-        <w:ind w:left="0" w:firstLine="0"/>
-        <w:jc w:val="center"/>
-        <w:rPr>
-          <w:b/>
-          <w:bCs/>
-        </w:rPr>
-      </w:pPr>
-      <w:r>
-        <w:rPr>
-          <w:b/>
-          <w:bCs/>
-        </w:rPr>
-        <w:t>4.6</w:t>
-      </w:r>
-      <w:r>
-        <w:rPr>
-          <w:b/>
-          <w:bCs/>
-        </w:rPr>
-        <w:t>.</w:t>
-      </w:r>
-      <w:r>
-        <w:rPr>
-          <w:b/>
-          <w:bCs/>
-        </w:rPr>
-        <w:t xml:space="preserve"> AngularFire</w:t>
-      </w:r>
-    </w:p>
-    <w:p>
-      <w:pPr>
-        <w:tabs>
-          <w:tab w:val="left" w:pos="567"/>
-        </w:tabs>
-        <w:spacing w:after="120" w:line="386" w:lineRule="auto"/>
-        <w:ind w:left="0" w:firstLine="0"/>
-      </w:pPr>
-      <w:r>
-        <w:tab/>
-      </w:r>
-      <w:r>
-        <w:t>Az AngularFire az Angular és a Firebase közötti integrációt biztosító hivatalos könyvtár. Segítségével egyszerűen megvalósítható a Firebase szolgáltatások, például az adatbázis-kezelés, hitelesítés és fájlkezelés használata Angular környezetben.</w:t>
-      </w:r>
-    </w:p>
-    <w:p>
-      <w:pPr>
-        <w:tabs>
-          <w:tab w:val="left" w:pos="567"/>
-        </w:tabs>
-        <w:spacing w:after="120" w:line="386" w:lineRule="auto"/>
-        <w:ind w:left="0" w:firstLine="0"/>
-      </w:pPr>
-      <w:r>
-        <w:tab/>
-      </w:r>
-      <w:r>
-        <w:t>A projekt során az AngularFire könyvtárat használtam a Firestore adatbázis elérésére, az adatok lekérdezésére és módosítására, valamint a Firebase szolgáltatásokkal való kommunikáció megvalósítására.</w:t>
-      </w:r>
-    </w:p>
-    <w:p>
-      <w:pPr>
-        <w:tabs>
-          <w:tab w:val="left" w:pos="567"/>
-        </w:tabs>
-        <w:spacing w:after="120" w:line="386" w:lineRule="auto"/>
-        <w:ind w:left="0" w:firstLine="0"/>
-        <w:jc w:val="center"/>
-        <w:rPr>
-          <w:b/>
-          <w:bCs/>
-        </w:rPr>
-      </w:pPr>
-      <w:r>
-        <w:rPr>
-          <w:b/>
-          <w:bCs/>
-        </w:rPr>
-        <w:t>4.7 Draw.io</w:t>
-      </w:r>
-    </w:p>
-    <w:p>
-      <w:pPr>
-        <w:tabs>
-          <w:tab w:val="left" w:pos="567"/>
-        </w:tabs>
-        <w:spacing w:after="120" w:line="386" w:lineRule="auto"/>
-        <w:ind w:left="0" w:firstLine="0"/>
-      </w:pPr>
-      <w:r>
-        <w:tab/>
-      </w:r>
-      <w:r>
-        <w:t>A Draw.io (diagrams.net) egy online diagramkészítő eszköz, amely lehetővé teszi különböző típusú diagramok, például UML diagramok, folyamatábrák és rendszertervek elkészítését.</w:t>
-      </w:r>
-    </w:p>
-    <w:p>
-      <w:pPr>
-        <w:tabs>
-          <w:tab w:val="left" w:pos="567"/>
-        </w:tabs>
-        <w:spacing w:after="120" w:line="386" w:lineRule="auto"/>
-        <w:ind w:left="0" w:firstLine="0"/>
-      </w:pPr>
-      <w:r>
         <w:tab/>
       </w:r>
       <w:r>
@@ -6151,20 +5805,10 @@
     </w:p>
     <w:p>
       <w:pPr>
-        <w:spacing w:after="160" w:line="278" w:lineRule="auto"/>
-        <w:ind w:left="0" w:firstLine="0"/>
-        <w:jc w:val="left"/>
-      </w:pPr>
-      <w:r>
-        <w:br w:type="page"/>
-      </w:r>
-    </w:p>
-    <w:p>
-      <w:pPr>
-        <w:tabs>
-          <w:tab w:val="left" w:pos="567"/>
-        </w:tabs>
-        <w:spacing w:after="480" w:line="386" w:lineRule="auto"/>
+        <w:tabs>
+          <w:tab w:val="left" w:pos="567"/>
+        </w:tabs>
+        <w:spacing w:after="480" w:line="360" w:lineRule="auto"/>
         <w:ind w:left="0" w:firstLine="0"/>
         <w:jc w:val="center"/>
         <w:rPr>
@@ -6181,7 +5825,6 @@
           <w:sz w:val="28"/>
           <w:szCs w:val="28"/>
         </w:rPr>
-        <w:lastRenderedPageBreak/>
         <w:t>5. Architektúra</w:t>
       </w:r>
     </w:p>
@@ -6190,7 +5833,7 @@
         <w:tabs>
           <w:tab w:val="left" w:pos="567"/>
         </w:tabs>
-        <w:spacing w:after="120" w:line="386" w:lineRule="auto"/>
+        <w:spacing w:after="120" w:line="360" w:lineRule="auto"/>
         <w:ind w:left="0" w:firstLine="0"/>
       </w:pPr>
       <w:r>
@@ -6205,7 +5848,7 @@
         <w:tabs>
           <w:tab w:val="left" w:pos="567"/>
         </w:tabs>
-        <w:spacing w:after="120" w:line="386" w:lineRule="auto"/>
+        <w:spacing w:after="120" w:line="360" w:lineRule="auto"/>
         <w:ind w:left="0" w:firstLine="0"/>
       </w:pPr>
       <w:r>
@@ -6220,7 +5863,7 @@
         <w:tabs>
           <w:tab w:val="left" w:pos="567"/>
         </w:tabs>
-        <w:spacing w:after="120" w:line="386" w:lineRule="auto"/>
+        <w:spacing w:after="120" w:line="360" w:lineRule="auto"/>
         <w:ind w:left="0" w:firstLine="0"/>
         <w:jc w:val="center"/>
         <w:rPr>
@@ -6255,7 +5898,7 @@
         <w:tabs>
           <w:tab w:val="left" w:pos="567"/>
         </w:tabs>
-        <w:spacing w:after="120" w:line="386" w:lineRule="auto"/>
+        <w:spacing w:after="120" w:line="360" w:lineRule="auto"/>
         <w:ind w:left="0" w:firstLine="0"/>
       </w:pPr>
       <w:r>
@@ -6270,7 +5913,7 @@
         <w:tabs>
           <w:tab w:val="left" w:pos="567"/>
         </w:tabs>
-        <w:spacing w:after="120" w:line="386" w:lineRule="auto"/>
+        <w:spacing w:after="120" w:line="360" w:lineRule="auto"/>
         <w:ind w:left="0" w:firstLine="0"/>
       </w:pPr>
       <w:r>
@@ -6285,7 +5928,7 @@
         <w:tabs>
           <w:tab w:val="left" w:pos="567"/>
         </w:tabs>
-        <w:spacing w:after="120" w:line="386" w:lineRule="auto"/>
+        <w:spacing w:after="120" w:line="360" w:lineRule="auto"/>
         <w:ind w:left="0" w:firstLine="0"/>
       </w:pPr>
       <w:r>
@@ -6306,7 +5949,7 @@
         <w:tabs>
           <w:tab w:val="left" w:pos="567"/>
         </w:tabs>
-        <w:spacing w:after="120" w:line="386" w:lineRule="auto"/>
+        <w:spacing w:after="120" w:line="360" w:lineRule="auto"/>
         <w:ind w:left="0" w:firstLine="0"/>
         <w:jc w:val="center"/>
         <w:rPr>
@@ -6341,7 +5984,7 @@
         <w:tabs>
           <w:tab w:val="left" w:pos="567"/>
         </w:tabs>
-        <w:spacing w:after="120" w:line="386" w:lineRule="auto"/>
+        <w:spacing w:after="120" w:line="360" w:lineRule="auto"/>
         <w:ind w:left="0" w:firstLine="0"/>
       </w:pPr>
       <w:r>
@@ -6356,7 +5999,7 @@
         <w:tabs>
           <w:tab w:val="left" w:pos="567"/>
         </w:tabs>
-        <w:spacing w:after="120" w:line="386" w:lineRule="auto"/>
+        <w:spacing w:after="120" w:line="360" w:lineRule="auto"/>
         <w:ind w:left="0" w:firstLine="0"/>
       </w:pPr>
       <w:r>
@@ -6371,7 +6014,7 @@
         <w:tabs>
           <w:tab w:val="left" w:pos="567"/>
         </w:tabs>
-        <w:spacing w:after="120" w:line="386" w:lineRule="auto"/>
+        <w:spacing w:after="120" w:line="360" w:lineRule="auto"/>
         <w:ind w:left="0" w:firstLine="0"/>
       </w:pPr>
       <w:r>
@@ -6386,7 +6029,7 @@
         <w:tabs>
           <w:tab w:val="left" w:pos="567"/>
         </w:tabs>
-        <w:spacing w:after="120" w:line="386" w:lineRule="auto"/>
+        <w:spacing w:after="120" w:line="360" w:lineRule="auto"/>
         <w:ind w:left="0" w:firstLine="0"/>
       </w:pPr>
       <w:r>
@@ -6401,7 +6044,7 @@
         <w:tabs>
           <w:tab w:val="left" w:pos="567"/>
         </w:tabs>
-        <w:spacing w:after="480" w:line="386" w:lineRule="auto"/>
+        <w:spacing w:after="480" w:line="360" w:lineRule="auto"/>
         <w:ind w:left="0" w:firstLine="0"/>
         <w:jc w:val="center"/>
         <w:rPr>
@@ -6427,7 +6070,7 @@
         <w:tabs>
           <w:tab w:val="left" w:pos="567"/>
         </w:tabs>
-        <w:spacing w:after="120" w:line="386" w:lineRule="auto"/>
+        <w:spacing w:after="120" w:line="360" w:lineRule="auto"/>
         <w:ind w:left="0" w:firstLine="0"/>
       </w:pPr>
       <w:r>
@@ -6442,7 +6085,7 @@
         <w:tabs>
           <w:tab w:val="left" w:pos="567"/>
         </w:tabs>
-        <w:spacing w:after="120" w:line="386" w:lineRule="auto"/>
+        <w:spacing w:after="120" w:line="360" w:lineRule="auto"/>
         <w:ind w:left="0" w:firstLine="0"/>
       </w:pPr>
       <w:r>
@@ -6457,7 +6100,7 @@
         <w:tabs>
           <w:tab w:val="left" w:pos="567"/>
         </w:tabs>
-        <w:spacing w:after="120" w:line="386" w:lineRule="auto"/>
+        <w:spacing w:after="120" w:line="360" w:lineRule="auto"/>
         <w:ind w:left="0" w:firstLine="0"/>
         <w:jc w:val="center"/>
         <w:rPr>
@@ -6499,7 +6142,7 @@
         <w:tabs>
           <w:tab w:val="left" w:pos="567"/>
         </w:tabs>
-        <w:spacing w:after="120" w:line="386" w:lineRule="auto"/>
+        <w:spacing w:after="120" w:line="360" w:lineRule="auto"/>
         <w:ind w:left="0" w:firstLine="0"/>
       </w:pPr>
       <w:r>
@@ -6514,7 +6157,7 @@
         <w:tabs>
           <w:tab w:val="left" w:pos="567"/>
         </w:tabs>
-        <w:spacing w:after="120" w:line="386" w:lineRule="auto"/>
+        <w:spacing w:after="120" w:line="360" w:lineRule="auto"/>
         <w:ind w:left="0" w:firstLine="0"/>
         <w:rPr>
           <w:b/>
@@ -6534,7 +6177,7 @@
         <w:tabs>
           <w:tab w:val="left" w:pos="567"/>
         </w:tabs>
-        <w:spacing w:after="120" w:line="386" w:lineRule="auto"/>
+        <w:spacing w:after="120" w:line="360" w:lineRule="auto"/>
         <w:ind w:left="0" w:firstLine="0"/>
         <w:rPr>
           <w:b/>
@@ -6554,7 +6197,7 @@
         <w:tabs>
           <w:tab w:val="left" w:pos="567"/>
         </w:tabs>
-        <w:spacing w:after="120" w:line="386" w:lineRule="auto"/>
+        <w:spacing w:after="120" w:line="360" w:lineRule="auto"/>
         <w:ind w:left="0" w:firstLine="0"/>
       </w:pPr>
       <w:r>
@@ -6569,7 +6212,7 @@
         <w:tabs>
           <w:tab w:val="left" w:pos="567"/>
         </w:tabs>
-        <w:spacing w:after="120" w:line="386" w:lineRule="auto"/>
+        <w:spacing w:after="120" w:line="360" w:lineRule="auto"/>
         <w:ind w:left="0" w:firstLine="0"/>
         <w:rPr>
           <w:b/>
@@ -6603,7 +6246,7 @@
         <w:tabs>
           <w:tab w:val="left" w:pos="567"/>
         </w:tabs>
-        <w:spacing w:after="120" w:line="386" w:lineRule="auto"/>
+        <w:spacing w:after="120" w:line="360" w:lineRule="auto"/>
         <w:ind w:left="0" w:firstLine="0"/>
       </w:pPr>
       <w:r>
@@ -6618,7 +6261,7 @@
         <w:tabs>
           <w:tab w:val="left" w:pos="567"/>
         </w:tabs>
-        <w:spacing w:after="120" w:line="386" w:lineRule="auto"/>
+        <w:spacing w:after="120" w:line="360" w:lineRule="auto"/>
         <w:ind w:left="0" w:firstLine="0"/>
       </w:pPr>
       <w:r>
@@ -6635,7 +6278,7 @@
         <w:tabs>
           <w:tab w:val="left" w:pos="567"/>
         </w:tabs>
-        <w:spacing w:after="120" w:line="386" w:lineRule="auto"/>
+        <w:spacing w:after="120" w:line="360" w:lineRule="auto"/>
         <w:ind w:left="0" w:firstLine="0"/>
       </w:pPr>
       <w:r>
@@ -6659,7 +6302,7 @@
         <w:tabs>
           <w:tab w:val="left" w:pos="567"/>
         </w:tabs>
-        <w:spacing w:after="120" w:line="386" w:lineRule="auto"/>
+        <w:spacing w:after="120" w:line="360" w:lineRule="auto"/>
         <w:ind w:left="567" w:firstLine="0"/>
       </w:pPr>
       <w:r>
@@ -6685,14 +6328,13 @@
         <w:tabs>
           <w:tab w:val="left" w:pos="567"/>
         </w:tabs>
-        <w:spacing w:after="120" w:line="386" w:lineRule="auto"/>
+        <w:spacing w:after="120" w:line="360" w:lineRule="auto"/>
         <w:ind w:left="567" w:hanging="567"/>
         <w:rPr>
           <w:i/>
           <w:iCs/>
         </w:rPr>
       </w:pPr>
-      <w:proofErr w:type="spellStart"/>
       <w:r>
         <w:rPr>
           <w:i/>
@@ -6705,15 +6347,7 @@
           <w:i/>
           <w:iCs/>
         </w:rPr>
-        <w:t>ome</w:t>
-      </w:r>
-      <w:proofErr w:type="spellEnd"/>
-      <w:r>
-        <w:rPr>
-          <w:i/>
-          <w:iCs/>
-        </w:rPr>
-        <w:t>:</w:t>
+        <w:t>ome:</w:t>
       </w:r>
       <w:r>
         <w:rPr>
@@ -6736,7 +6370,7 @@
         <w:tabs>
           <w:tab w:val="left" w:pos="567"/>
         </w:tabs>
-        <w:spacing w:after="120" w:line="386" w:lineRule="auto"/>
+        <w:spacing w:after="120" w:line="360" w:lineRule="auto"/>
         <w:ind w:left="567" w:hanging="567"/>
         <w:rPr>
           <w:i/>
@@ -6772,7 +6406,7 @@
         <w:tabs>
           <w:tab w:val="left" w:pos="567"/>
         </w:tabs>
-        <w:spacing w:after="120" w:line="386" w:lineRule="auto"/>
+        <w:spacing w:after="120" w:line="360" w:lineRule="auto"/>
         <w:ind w:left="567" w:hanging="567"/>
       </w:pPr>
       <w:r>
@@ -6810,7 +6444,7 @@
         <w:tabs>
           <w:tab w:val="left" w:pos="567"/>
         </w:tabs>
-        <w:spacing w:after="120" w:line="386" w:lineRule="auto"/>
+        <w:spacing w:after="120" w:line="360" w:lineRule="auto"/>
         <w:ind w:left="567" w:hanging="567"/>
         <w:rPr>
           <w:i/>
@@ -6848,28 +6482,19 @@
         <w:tabs>
           <w:tab w:val="left" w:pos="567"/>
         </w:tabs>
-        <w:spacing w:after="120" w:line="386" w:lineRule="auto"/>
+        <w:spacing w:after="120" w:line="360" w:lineRule="auto"/>
         <w:ind w:left="567" w:hanging="567"/>
         <w:rPr>
           <w:i/>
           <w:iCs/>
         </w:rPr>
       </w:pPr>
-      <w:proofErr w:type="spellStart"/>
       <w:r>
         <w:rPr>
           <w:i/>
           <w:iCs/>
         </w:rPr>
-        <w:t>to-reszletek</w:t>
-      </w:r>
-      <w:proofErr w:type="spellEnd"/>
-      <w:r>
-        <w:rPr>
-          <w:i/>
-          <w:iCs/>
-        </w:rPr>
-        <w:t>:</w:t>
+        <w:t>to-reszletek:</w:t>
       </w:r>
       <w:r>
         <w:rPr>
@@ -6904,7 +6529,7 @@
         <w:tabs>
           <w:tab w:val="left" w:pos="567"/>
         </w:tabs>
-        <w:spacing w:after="120" w:line="386" w:lineRule="auto"/>
+        <w:spacing w:after="120" w:line="360" w:lineRule="auto"/>
         <w:ind w:left="567" w:hanging="567"/>
         <w:rPr>
           <w:i/>
@@ -6939,7 +6564,7 @@
         <w:tabs>
           <w:tab w:val="left" w:pos="567"/>
         </w:tabs>
-        <w:spacing w:after="120" w:line="386" w:lineRule="auto"/>
+        <w:spacing w:after="120" w:line="360" w:lineRule="auto"/>
         <w:ind w:left="567" w:hanging="567"/>
         <w:rPr>
           <w:i/>
@@ -6974,28 +6599,19 @@
         <w:tabs>
           <w:tab w:val="left" w:pos="567"/>
         </w:tabs>
-        <w:spacing w:after="120" w:line="386" w:lineRule="auto"/>
+        <w:spacing w:after="120" w:line="360" w:lineRule="auto"/>
         <w:ind w:left="567" w:hanging="567"/>
         <w:rPr>
           <w:i/>
           <w:iCs/>
         </w:rPr>
       </w:pPr>
-      <w:proofErr w:type="spellStart"/>
       <w:r>
         <w:rPr>
           <w:i/>
           <w:iCs/>
         </w:rPr>
-        <w:t>hir-reszletek</w:t>
-      </w:r>
-      <w:proofErr w:type="spellEnd"/>
-      <w:r>
-        <w:rPr>
-          <w:i/>
-          <w:iCs/>
-        </w:rPr>
-        <w:t>:</w:t>
+        <w:t>hir-reszletek:</w:t>
       </w:r>
       <w:r>
         <w:rPr>
@@ -7018,28 +6634,19 @@
         <w:tabs>
           <w:tab w:val="left" w:pos="567"/>
         </w:tabs>
-        <w:spacing w:after="120" w:line="386" w:lineRule="auto"/>
+        <w:spacing w:after="120" w:line="360" w:lineRule="auto"/>
         <w:ind w:left="567" w:hanging="567"/>
         <w:rPr>
           <w:i/>
           <w:iCs/>
         </w:rPr>
       </w:pPr>
-      <w:proofErr w:type="spellStart"/>
       <w:r>
         <w:rPr>
           <w:i/>
           <w:iCs/>
         </w:rPr>
-        <w:t>hir-szerkeszto</w:t>
-      </w:r>
-      <w:proofErr w:type="spellEnd"/>
-      <w:r>
-        <w:rPr>
-          <w:i/>
-          <w:iCs/>
-        </w:rPr>
-        <w:t>:</w:t>
+        <w:t>hir-szerkeszto:</w:t>
       </w:r>
       <w:r>
         <w:rPr>
@@ -7068,7 +6675,7 @@
         <w:tabs>
           <w:tab w:val="left" w:pos="567"/>
         </w:tabs>
-        <w:spacing w:after="120" w:line="386" w:lineRule="auto"/>
+        <w:spacing w:after="120" w:line="360" w:lineRule="auto"/>
         <w:ind w:left="567" w:hanging="567"/>
         <w:rPr>
           <w:i/>
@@ -7103,7 +6710,7 @@
         <w:tabs>
           <w:tab w:val="left" w:pos="567"/>
         </w:tabs>
-        <w:spacing w:after="120" w:line="386" w:lineRule="auto"/>
+        <w:spacing w:after="120" w:line="360" w:lineRule="auto"/>
         <w:ind w:left="567" w:hanging="567"/>
         <w:rPr>
           <w:i/>
@@ -7115,23 +6722,7 @@
           <w:i/>
           <w:iCs/>
         </w:rPr>
-        <w:t>verseny-</w:t>
-      </w:r>
-      <w:proofErr w:type="spellStart"/>
-      <w:r>
-        <w:rPr>
-          <w:i/>
-          <w:iCs/>
-        </w:rPr>
-        <w:t>reszletek</w:t>
-      </w:r>
-      <w:proofErr w:type="spellEnd"/>
-      <w:r>
-        <w:rPr>
-          <w:i/>
-          <w:iCs/>
-        </w:rPr>
-        <w:t>:</w:t>
+        <w:t>verseny-reszletek:</w:t>
       </w:r>
       <w:r>
         <w:rPr>
@@ -7154,7 +6745,7 @@
         <w:tabs>
           <w:tab w:val="left" w:pos="567"/>
         </w:tabs>
-        <w:spacing w:after="120" w:line="386" w:lineRule="auto"/>
+        <w:spacing w:after="120" w:line="360" w:lineRule="auto"/>
         <w:ind w:left="567" w:hanging="567"/>
         <w:rPr>
           <w:i/>
@@ -7166,30 +6757,13 @@
           <w:i/>
           <w:iCs/>
         </w:rPr>
-        <w:lastRenderedPageBreak/>
-        <w:t>verseny-</w:t>
-      </w:r>
-      <w:proofErr w:type="spellStart"/>
+        <w:t>verseny-szerkeszto:</w:t>
+      </w:r>
       <w:r>
         <w:rPr>
           <w:i/>
           <w:iCs/>
         </w:rPr>
-        <w:t>szerkeszto</w:t>
-      </w:r>
-      <w:proofErr w:type="spellEnd"/>
-      <w:r>
-        <w:rPr>
-          <w:i/>
-          <w:iCs/>
-        </w:rPr>
-        <w:t>:</w:t>
-      </w:r>
-      <w:r>
-        <w:rPr>
-          <w:i/>
-          <w:iCs/>
-        </w:rPr>
         <w:br/>
       </w:r>
       <w:r>
@@ -7199,7 +6773,11 @@
         <w:t>admin,</w:t>
       </w:r>
       <w:r>
-        <w:t xml:space="preserve"> valamint szervező szerepkörrel rendelkező felhasználók érhetik el</w:t>
+        <w:t xml:space="preserve"> valamint szervező </w:t>
+      </w:r>
+      <w:r>
+        <w:lastRenderedPageBreak/>
+        <w:t>szerepkörrel rendelkező felhasználók érhetik el</w:t>
       </w:r>
       <w:r>
         <w:t xml:space="preserve"> és itt tudnak új versenyeseményeket közzétenni a felhasználók számára.</w:t>
@@ -7215,14 +6793,13 @@
         <w:tabs>
           <w:tab w:val="left" w:pos="567"/>
         </w:tabs>
-        <w:spacing w:after="120" w:line="386" w:lineRule="auto"/>
+        <w:spacing w:after="120" w:line="360" w:lineRule="auto"/>
         <w:ind w:left="567" w:hanging="567"/>
         <w:rPr>
           <w:i/>
           <w:iCs/>
         </w:rPr>
       </w:pPr>
-      <w:proofErr w:type="spellStart"/>
       <w:r>
         <w:rPr>
           <w:i/>
@@ -7242,15 +6819,7 @@
           <w:i/>
           <w:iCs/>
         </w:rPr>
-        <w:t>ager</w:t>
-      </w:r>
-      <w:proofErr w:type="spellEnd"/>
-      <w:r>
-        <w:rPr>
-          <w:i/>
-          <w:iCs/>
-        </w:rPr>
-        <w:t>-dashboard</w:t>
+        <w:t>ager-dashboard</w:t>
       </w:r>
       <w:r>
         <w:rPr>
@@ -7277,24 +6846,15 @@
         <w:tabs>
           <w:tab w:val="left" w:pos="567"/>
         </w:tabs>
-        <w:spacing w:after="120" w:line="386" w:lineRule="auto"/>
+        <w:spacing w:after="120" w:line="360" w:lineRule="auto"/>
         <w:ind w:left="567" w:hanging="567"/>
       </w:pPr>
-      <w:proofErr w:type="spellStart"/>
       <w:r>
         <w:rPr>
           <w:i/>
           <w:iCs/>
         </w:rPr>
-        <w:t>manager-bookings</w:t>
-      </w:r>
-      <w:proofErr w:type="spellEnd"/>
-      <w:r>
-        <w:rPr>
-          <w:i/>
-          <w:iCs/>
-        </w:rPr>
-        <w:t>:</w:t>
+        <w:t>manager-bookings:</w:t>
       </w:r>
       <w:r>
         <w:rPr>
@@ -7317,7 +6877,7 @@
         <w:tabs>
           <w:tab w:val="left" w:pos="567"/>
         </w:tabs>
-        <w:spacing w:after="120" w:line="386" w:lineRule="auto"/>
+        <w:spacing w:after="120" w:line="360" w:lineRule="auto"/>
         <w:ind w:left="567" w:hanging="567"/>
         <w:rPr>
           <w:i/>
@@ -7361,28 +6921,19 @@
         <w:tabs>
           <w:tab w:val="left" w:pos="567"/>
         </w:tabs>
-        <w:spacing w:after="120" w:line="386" w:lineRule="auto"/>
+        <w:spacing w:after="120" w:line="360" w:lineRule="auto"/>
         <w:ind w:left="567" w:hanging="720"/>
         <w:rPr>
           <w:i/>
           <w:iCs/>
         </w:rPr>
       </w:pPr>
-      <w:proofErr w:type="spellStart"/>
       <w:r>
         <w:rPr>
           <w:i/>
           <w:iCs/>
         </w:rPr>
-        <w:t>rolunk</w:t>
-      </w:r>
-      <w:proofErr w:type="spellEnd"/>
-      <w:r>
-        <w:rPr>
-          <w:i/>
-          <w:iCs/>
-        </w:rPr>
-        <w:t>:</w:t>
+        <w:t>rolunk:</w:t>
       </w:r>
       <w:r>
         <w:rPr>
@@ -7408,7 +6959,7 @@
         <w:tabs>
           <w:tab w:val="left" w:pos="567"/>
         </w:tabs>
-        <w:spacing w:after="120" w:line="386" w:lineRule="auto"/>
+        <w:spacing w:after="120" w:line="360" w:lineRule="auto"/>
         <w:ind w:left="567" w:hanging="567"/>
         <w:rPr>
           <w:i/>
@@ -7455,7 +7006,7 @@
         <w:tabs>
           <w:tab w:val="left" w:pos="567"/>
         </w:tabs>
-        <w:spacing w:after="120" w:line="386" w:lineRule="auto"/>
+        <w:spacing w:after="120" w:line="360" w:lineRule="auto"/>
         <w:ind w:left="567" w:hanging="720"/>
         <w:rPr>
           <w:i/>
@@ -7508,7 +7059,7 @@
         <w:tabs>
           <w:tab w:val="left" w:pos="567"/>
         </w:tabs>
-        <w:spacing w:after="120" w:line="386" w:lineRule="auto"/>
+        <w:spacing w:after="120" w:line="360" w:lineRule="auto"/>
         <w:ind w:left="567" w:hanging="567"/>
         <w:rPr>
           <w:i/>
@@ -7520,24 +7071,7 @@
           <w:i/>
           <w:iCs/>
         </w:rPr>
-        <w:lastRenderedPageBreak/>
-        <w:t>admin-</w:t>
-      </w:r>
-      <w:proofErr w:type="spellStart"/>
-      <w:r>
-        <w:rPr>
-          <w:i/>
-          <w:iCs/>
-        </w:rPr>
-        <w:t>layout</w:t>
-      </w:r>
-      <w:proofErr w:type="spellEnd"/>
-      <w:r>
-        <w:rPr>
-          <w:i/>
-          <w:iCs/>
-        </w:rPr>
-        <w:t>:</w:t>
+        <w:t>admin-layout:</w:t>
       </w:r>
       <w:r>
         <w:rPr>
@@ -7566,7 +7100,7 @@
         <w:tabs>
           <w:tab w:val="left" w:pos="567"/>
         </w:tabs>
-        <w:spacing w:after="120" w:line="386" w:lineRule="auto"/>
+        <w:spacing w:after="120" w:line="360" w:lineRule="auto"/>
         <w:ind w:left="567" w:hanging="567"/>
         <w:rPr>
           <w:i/>
@@ -7600,7 +7134,11 @@
         <w:t>admin szerepkörrel rendelkező felhasználók</w:t>
       </w:r>
       <w:r>
-        <w:t xml:space="preserve"> számára lehetőséget biztosít a felhasználók kezelésére.</w:t>
+        <w:t xml:space="preserve"> számára lehetőséget biztosít a felhasználók </w:t>
+      </w:r>
+      <w:r>
+        <w:lastRenderedPageBreak/>
+        <w:t>kezelésére.</w:t>
       </w:r>
       <w:r>
         <w:t xml:space="preserve"> </w:t>
@@ -7614,7 +7152,7 @@
         <w:tabs>
           <w:tab w:val="left" w:pos="567"/>
         </w:tabs>
-        <w:spacing w:after="120" w:line="386" w:lineRule="auto"/>
+        <w:spacing w:after="120" w:line="360" w:lineRule="auto"/>
         <w:ind w:left="0" w:firstLine="0"/>
       </w:pPr>
       <w:r>
@@ -7631,24 +7169,15 @@
         <w:tabs>
           <w:tab w:val="left" w:pos="567"/>
         </w:tabs>
-        <w:spacing w:after="120" w:line="386" w:lineRule="auto"/>
+        <w:spacing w:after="120" w:line="360" w:lineRule="auto"/>
         <w:ind w:left="567" w:hanging="567"/>
       </w:pPr>
-      <w:proofErr w:type="spellStart"/>
       <w:r>
         <w:rPr>
           <w:i/>
           <w:iCs/>
         </w:rPr>
-        <w:t>navbar</w:t>
-      </w:r>
-      <w:proofErr w:type="spellEnd"/>
-      <w:r>
-        <w:rPr>
-          <w:i/>
-          <w:iCs/>
-        </w:rPr>
-        <w:t>:</w:t>
+        <w:t>navbar:</w:t>
       </w:r>
       <w:r>
         <w:rPr>
@@ -7671,34 +7200,25 @@
         <w:tabs>
           <w:tab w:val="left" w:pos="567"/>
         </w:tabs>
-        <w:spacing w:after="120" w:line="386" w:lineRule="auto"/>
+        <w:spacing w:after="120" w:line="360" w:lineRule="auto"/>
         <w:ind w:left="567" w:hanging="567"/>
         <w:rPr>
           <w:i/>
           <w:iCs/>
         </w:rPr>
       </w:pPr>
-      <w:proofErr w:type="spellStart"/>
       <w:r>
         <w:rPr>
           <w:i/>
           <w:iCs/>
         </w:rPr>
-        <w:t>footer</w:t>
-      </w:r>
-      <w:proofErr w:type="spellEnd"/>
+        <w:t>footer:</w:t>
+      </w:r>
       <w:r>
         <w:rPr>
           <w:i/>
           <w:iCs/>
         </w:rPr>
-        <w:t>:</w:t>
-      </w:r>
-      <w:r>
-        <w:rPr>
-          <w:i/>
-          <w:iCs/>
-        </w:rPr>
         <w:br/>
       </w:r>
       <w:r>
@@ -7710,16 +7230,7 @@
         <w:tabs>
           <w:tab w:val="left" w:pos="567"/>
         </w:tabs>
-        <w:spacing w:after="120" w:line="386" w:lineRule="auto"/>
-        <w:ind w:left="0" w:firstLine="0"/>
-      </w:pPr>
-    </w:p>
-    <w:p>
-      <w:pPr>
-        <w:tabs>
-          <w:tab w:val="left" w:pos="567"/>
-        </w:tabs>
-        <w:spacing w:after="120" w:line="386" w:lineRule="auto"/>
+        <w:spacing w:after="120" w:line="360" w:lineRule="auto"/>
         <w:ind w:left="0" w:firstLine="0"/>
         <w:jc w:val="center"/>
         <w:rPr>
@@ -7754,7 +7265,7 @@
         <w:tabs>
           <w:tab w:val="left" w:pos="567"/>
         </w:tabs>
-        <w:spacing w:after="120" w:line="386" w:lineRule="auto"/>
+        <w:spacing w:after="120" w:line="360" w:lineRule="auto"/>
         <w:ind w:left="0" w:firstLine="0"/>
       </w:pPr>
       <w:r>
@@ -7773,7 +7284,7 @@
         <w:tabs>
           <w:tab w:val="left" w:pos="567"/>
         </w:tabs>
-        <w:spacing w:after="120" w:line="386" w:lineRule="auto"/>
+        <w:spacing w:after="120" w:line="360" w:lineRule="auto"/>
         <w:ind w:left="0" w:firstLine="0"/>
       </w:pPr>
       <w:r>
@@ -7786,7 +7297,7 @@
         <w:tabs>
           <w:tab w:val="left" w:pos="567"/>
         </w:tabs>
-        <w:spacing w:after="120" w:line="386" w:lineRule="auto"/>
+        <w:spacing w:after="120" w:line="360" w:lineRule="auto"/>
         <w:ind w:left="0" w:firstLine="0"/>
       </w:pPr>
       <w:r>
@@ -7799,7 +7310,7 @@
         <w:tabs>
           <w:tab w:val="left" w:pos="567"/>
         </w:tabs>
-        <w:spacing w:after="120" w:line="386" w:lineRule="auto"/>
+        <w:spacing w:after="120" w:line="360" w:lineRule="auto"/>
         <w:ind w:left="0" w:firstLine="0"/>
       </w:pPr>
       <w:r>
@@ -7816,7 +7327,7 @@
         <w:tabs>
           <w:tab w:val="left" w:pos="567"/>
         </w:tabs>
-        <w:spacing w:after="120" w:line="386" w:lineRule="auto"/>
+        <w:spacing w:after="120" w:line="360" w:lineRule="auto"/>
         <w:ind w:left="567" w:hanging="567"/>
       </w:pPr>
       <w:r>
@@ -7852,11 +7363,7 @@
         <w:t xml:space="preserve"> </w:t>
       </w:r>
       <w:r>
-        <w:t xml:space="preserve">A szolgáltatás </w:t>
-      </w:r>
-      <w:r>
-        <w:lastRenderedPageBreak/>
-        <w:t>segítségével lekérhetők a felhasználók adatai, módosíthatók a felhasználói szerepkörök, valamint törölhetők a felhasználók. Emellett különböző statisztikai adatok lekérésére is lehetőséget biztosít, például a felhasználók és horgászhelyek számának meghatározására.</w:t>
+        <w:t>A szolgáltatás segítségével lekérhetők a felhasználók adatai, módosíthatók a felhasználói szerepkörök, valamint törölhetők a felhasználók. Emellett különböző statisztikai adatok lekérésére is lehetőséget biztosít, például a felhasználók és horgászhelyek számának meghatározására.</w:t>
       </w:r>
       <w:r>
         <w:t xml:space="preserve"> </w:t>
@@ -7875,47 +7382,40 @@
         <w:tabs>
           <w:tab w:val="left" w:pos="567"/>
         </w:tabs>
-        <w:spacing w:after="120" w:line="386" w:lineRule="auto"/>
-      </w:pPr>
-      <w:proofErr w:type="spellStart"/>
+        <w:spacing w:after="120" w:line="360" w:lineRule="auto"/>
+      </w:pPr>
       <w:r>
         <w:rPr>
           <w:i/>
           <w:iCs/>
         </w:rPr>
-        <w:t>auth</w:t>
-      </w:r>
-      <w:proofErr w:type="spellEnd"/>
+        <w:t>auth:</w:t>
+      </w:r>
       <w:r>
         <w:rPr>
           <w:i/>
           <w:iCs/>
         </w:rPr>
-        <w:t>:</w:t>
-      </w:r>
-      <w:r>
-        <w:rPr>
-          <w:i/>
-          <w:iCs/>
-        </w:rPr>
         <w:br/>
       </w:r>
       <w:r>
         <w:t xml:space="preserve">Az </w:t>
       </w:r>
-      <w:proofErr w:type="spellStart"/>
       <w:r>
         <w:t>a</w:t>
       </w:r>
       <w:r>
         <w:t>uth</w:t>
       </w:r>
-      <w:proofErr w:type="spellEnd"/>
       <w:r>
         <w:t xml:space="preserve"> s</w:t>
       </w:r>
       <w:r>
-        <w:t>ervice a felhasználók hitelesítéséért és jogosultságkezeléséért felelős szolgáltatás. A szolgáltatás a Firebase Authentication és a Firestore adatbázis együttes használatával valósítja meg a felhasználók kezelését.</w:t>
+        <w:t xml:space="preserve">ervice a felhasználók hitelesítéséért és jogosultságkezeléséért felelős </w:t>
+      </w:r>
+      <w:r>
+        <w:lastRenderedPageBreak/>
+        <w:t>szolgáltatás. A szolgáltatás a Firebase Authentication és a Firestore adatbázis együttes használatával valósítja meg a felhasználók kezelését.</w:t>
       </w:r>
       <w:r>
         <w:t xml:space="preserve"> </w:t>
@@ -7958,7 +7458,7 @@
         <w:tabs>
           <w:tab w:val="left" w:pos="567"/>
         </w:tabs>
-        <w:spacing w:after="120" w:line="386" w:lineRule="auto"/>
+        <w:spacing w:after="120" w:line="360" w:lineRule="auto"/>
         <w:ind w:left="567" w:hanging="567"/>
       </w:pPr>
       <w:r>
@@ -8006,7 +7506,6 @@
         <w:t xml:space="preserve"> </w:t>
       </w:r>
       <w:r>
-        <w:lastRenderedPageBreak/>
         <w:t>Firestore adatbázisban kerülnek tárolásra.</w:t>
       </w:r>
       <w:r>
@@ -8026,7 +7525,7 @@
         <w:tabs>
           <w:tab w:val="left" w:pos="567"/>
         </w:tabs>
-        <w:spacing w:after="120" w:line="386" w:lineRule="auto"/>
+        <w:spacing w:after="120" w:line="360" w:lineRule="auto"/>
         <w:ind w:left="567" w:hanging="567"/>
       </w:pPr>
       <w:r>
@@ -8071,7 +7570,11 @@
         <w:t xml:space="preserve"> </w:t>
       </w:r>
       <w:r>
-        <w:t>A szolgáltatás továbbá biztosítja az összes hír lekérdezését, valamint az egyedi hírek elérését azonosító alapján. A hírek lekérdezése időrendi sorrendben történik, így a legfrissebb tartalmak jelennek meg elsőként a felhasználói felületen.</w:t>
+        <w:t xml:space="preserve">A szolgáltatás továbbá biztosítja az összes hír lekérdezését, valamint </w:t>
+      </w:r>
+      <w:r>
+        <w:lastRenderedPageBreak/>
+        <w:t>az egyedi hírek elérését azonosító alapján. A hírek lekérdezése időrendi sorrendben történik, így a legfrissebb tartalmak jelennek meg elsőként a felhasználói felületen.</w:t>
       </w:r>
     </w:p>
     <w:p>
@@ -8084,38 +7587,21 @@
         <w:tabs>
           <w:tab w:val="left" w:pos="567"/>
         </w:tabs>
-        <w:spacing w:after="120" w:line="386" w:lineRule="auto"/>
+        <w:spacing w:after="120" w:line="360" w:lineRule="auto"/>
         <w:ind w:left="567" w:hanging="567"/>
       </w:pPr>
-      <w:proofErr w:type="spellStart"/>
       <w:r>
         <w:rPr>
           <w:i/>
           <w:iCs/>
         </w:rPr>
-        <w:t>booking</w:t>
-      </w:r>
-      <w:proofErr w:type="spellEnd"/>
-      <w:r>
-        <w:rPr>
-          <w:i/>
-          <w:iCs/>
-        </w:rPr>
-        <w:t>:</w:t>
+        <w:t>booking:</w:t>
       </w:r>
       <w:r>
         <w:br/>
       </w:r>
       <w:r>
-        <w:t xml:space="preserve">A </w:t>
-      </w:r>
-      <w:proofErr w:type="spellStart"/>
-      <w:r>
-        <w:t>booking</w:t>
-      </w:r>
-      <w:proofErr w:type="spellEnd"/>
-      <w:r>
-        <w:t xml:space="preserve"> service a horgászhely foglalások kezeléséért felelős szolgáltatás. A szolgáltatás a Firebase Firestore adatbázissal kommunikál, és lehetővé teszi a foglalások létrehozását, lekérdezését és módosítását. A felhasználók új foglalásokat hozhatnak létre, valamint megtekinthetik saját foglalásaikat és azok állapotát.</w:t>
+        <w:t>A booking service a horgászhely foglalások kezeléséért felelős szolgáltatás. A szolgáltatás a Firebase Firestore adatbázissal kommunikál, és lehetővé teszi a foglalások létrehozását, lekérdezését és módosítását. A felhasználók új foglalásokat hozhatnak létre, valamint megtekinthetik saját foglalásaikat és azok állapotát.</w:t>
       </w:r>
       <w:r>
         <w:t xml:space="preserve"> </w:t>
@@ -8134,30 +7620,17 @@
         <w:tabs>
           <w:tab w:val="left" w:pos="567"/>
         </w:tabs>
-        <w:spacing w:after="120" w:line="386" w:lineRule="auto"/>
+        <w:spacing w:after="120" w:line="360" w:lineRule="auto"/>
         <w:ind w:left="567" w:hanging="567"/>
       </w:pPr>
-      <w:proofErr w:type="spellStart"/>
-      <w:r>
-        <w:t>events</w:t>
-      </w:r>
-      <w:proofErr w:type="spellEnd"/>
-      <w:r>
-        <w:t>:</w:t>
+      <w:r>
+        <w:t>events:</w:t>
       </w:r>
       <w:r>
         <w:br/>
       </w:r>
       <w:r>
-        <w:t xml:space="preserve">Az </w:t>
-      </w:r>
-      <w:proofErr w:type="spellStart"/>
-      <w:r>
-        <w:t>events</w:t>
-      </w:r>
-      <w:proofErr w:type="spellEnd"/>
-      <w:r>
-        <w:t xml:space="preserve"> service a horgászversenyek és események kezeléséért felelős szolgáltatás. A szolgáltatás a Firebase Firestore adatbázist használja az események adatainak tárolására és kezelésére.</w:t>
+        <w:t>Az events service a horgászversenyek és események kezeléséért felelős szolgáltatás. A szolgáltatás a Firebase Firestore adatbázist használja az események adatainak tárolására és kezelésére.</w:t>
       </w:r>
       <w:r>
         <w:t xml:space="preserve"> </w:t>
@@ -8176,31 +7649,17 @@
         <w:tabs>
           <w:tab w:val="left" w:pos="567"/>
         </w:tabs>
-        <w:spacing w:after="120" w:line="386" w:lineRule="auto"/>
+        <w:spacing w:after="120" w:line="360" w:lineRule="auto"/>
         <w:ind w:left="567" w:hanging="567"/>
       </w:pPr>
-      <w:proofErr w:type="spellStart"/>
-      <w:r>
-        <w:lastRenderedPageBreak/>
-        <w:t>lake</w:t>
-      </w:r>
-      <w:proofErr w:type="spellEnd"/>
-      <w:r>
-        <w:t>:</w:t>
+      <w:r>
+        <w:t>lake:</w:t>
       </w:r>
       <w:r>
         <w:br/>
       </w:r>
       <w:r>
-        <w:t xml:space="preserve">A </w:t>
-      </w:r>
-      <w:proofErr w:type="spellStart"/>
-      <w:r>
-        <w:t>lake</w:t>
-      </w:r>
-      <w:proofErr w:type="spellEnd"/>
-      <w:r>
-        <w:t xml:space="preserve"> service a horgászhelyek adatainak kezeléséért felelős szolgáltatás. A szolgáltatás biztosítja a tavak adatainak lekérdezését, létrehozását és módosítását a Firebase Firestore adatbázis segítségével.</w:t>
+        <w:t>A lake service a horgászhelyek adatainak kezeléséért felelős szolgáltatás. A szolgáltatás biztosítja a tavak adatainak lekérdezését, létrehozását és módosítását a Firebase Firestore adatbázis segítségével.</w:t>
       </w:r>
       <w:r>
         <w:t xml:space="preserve"> </w:t>
@@ -8219,30 +7678,17 @@
         <w:tabs>
           <w:tab w:val="left" w:pos="567"/>
         </w:tabs>
-        <w:spacing w:after="120" w:line="386" w:lineRule="auto"/>
+        <w:spacing w:after="120" w:line="360" w:lineRule="auto"/>
         <w:ind w:left="567" w:hanging="567"/>
       </w:pPr>
-      <w:proofErr w:type="spellStart"/>
-      <w:r>
-        <w:t>review</w:t>
-      </w:r>
-      <w:proofErr w:type="spellEnd"/>
-      <w:r>
-        <w:t>:</w:t>
+      <w:r>
+        <w:t>review:</w:t>
       </w:r>
       <w:r>
         <w:br/>
       </w:r>
       <w:r>
-        <w:t xml:space="preserve">A </w:t>
-      </w:r>
-      <w:proofErr w:type="spellStart"/>
-      <w:r>
-        <w:t>review</w:t>
-      </w:r>
-      <w:proofErr w:type="spellEnd"/>
-      <w:r>
-        <w:t xml:space="preserve"> service a felhasználói értékelések és vélemények kezeléséért felelős szolgáltatás. A szolgáltatás a Firebase Firestore adatbázist használja az értékelések tárolására és lekérdezésére.</w:t>
+        <w:t>A review service a felhasználói értékelések és vélemények kezeléséért felelős szolgáltatás. A szolgáltatás a Firebase Firestore adatbázist használja az értékelések tárolására és lekérdezésére.</w:t>
       </w:r>
       <w:r>
         <w:t xml:space="preserve"> </w:t>
@@ -8256,16 +7702,7 @@
         <w:tabs>
           <w:tab w:val="left" w:pos="567"/>
         </w:tabs>
-        <w:spacing w:after="120" w:line="386" w:lineRule="auto"/>
-        <w:ind w:left="0" w:firstLine="0"/>
-      </w:pPr>
-    </w:p>
-    <w:p>
-      <w:pPr>
-        <w:tabs>
-          <w:tab w:val="left" w:pos="567"/>
-        </w:tabs>
-        <w:spacing w:after="120" w:line="386" w:lineRule="auto"/>
+        <w:spacing w:after="120" w:line="360" w:lineRule="auto"/>
         <w:ind w:left="0" w:firstLine="0"/>
         <w:jc w:val="center"/>
         <w:rPr>
@@ -8308,7 +7745,6 @@
         </w:rPr>
         <w:t xml:space="preserve"> (</w:t>
       </w:r>
-      <w:proofErr w:type="spellStart"/>
       <w:r>
         <w:rPr>
           <w:b/>
@@ -8316,7 +7752,6 @@
         </w:rPr>
         <w:t>Interface</w:t>
       </w:r>
-      <w:proofErr w:type="spellEnd"/>
       <w:r>
         <w:rPr>
           <w:b/>
@@ -8330,13 +7765,12 @@
         <w:tabs>
           <w:tab w:val="left" w:pos="567"/>
         </w:tabs>
-        <w:spacing w:after="120" w:line="386" w:lineRule="auto"/>
-        <w:ind w:left="0" w:firstLine="0"/>
-      </w:pPr>
-      <w:r>
-        <w:tab/>
-      </w:r>
-      <w:r>
+        <w:spacing w:after="120" w:line="360" w:lineRule="auto"/>
+        <w:ind w:left="0" w:firstLine="0"/>
+      </w:pPr>
+      <w:r>
+        <w:lastRenderedPageBreak/>
+        <w:tab/>
         <w:t>Az interfészek segítségével meghatározható az alkalmazásban használt objektumok szerkezete, adattípusai és tulajdonságai. Az interfészek használata biztosítja az adatok egységes kezelését, valamint támogatja a TypeScript típusellenőrzési mechanizmusait, ezáltal növelve a kód átláthatóságát és megbízhatóságát.</w:t>
       </w:r>
     </w:p>
@@ -8345,13 +7779,11 @@
         <w:tabs>
           <w:tab w:val="left" w:pos="567"/>
         </w:tabs>
-        <w:spacing w:after="120" w:line="386" w:lineRule="auto"/>
-        <w:ind w:left="0" w:firstLine="0"/>
-      </w:pPr>
-      <w:r>
-        <w:tab/>
-      </w:r>
-      <w:r>
+        <w:spacing w:after="120" w:line="360" w:lineRule="auto"/>
+        <w:ind w:left="0" w:firstLine="0"/>
+      </w:pPr>
+      <w:r>
+        <w:tab/>
         <w:t>A PecaPont webalkalmazásban létrehozott interfészek a Firestore adatbázis kollekcióihoz és az alkalmazás üzleti logikájához kapcsolódnak. Az interfészek segítségével a komponensek és szolgáltatások egységes adatstruktúrákkal dolgoznak.</w:t>
       </w:r>
     </w:p>
@@ -8365,24 +7797,15 @@
         <w:tabs>
           <w:tab w:val="left" w:pos="567"/>
         </w:tabs>
-        <w:spacing w:after="120" w:line="386" w:lineRule="auto"/>
+        <w:spacing w:after="120" w:line="360" w:lineRule="auto"/>
         <w:ind w:left="567" w:hanging="567"/>
       </w:pPr>
-      <w:proofErr w:type="spellStart"/>
       <w:r>
         <w:rPr>
           <w:i/>
           <w:iCs/>
         </w:rPr>
-        <w:t>Booking</w:t>
-      </w:r>
-      <w:proofErr w:type="spellEnd"/>
-      <w:r>
-        <w:rPr>
-          <w:i/>
-          <w:iCs/>
-        </w:rPr>
-        <w:t>:</w:t>
+        <w:t>Booking:</w:t>
       </w:r>
       <w:r>
         <w:rPr>
@@ -8405,25 +7828,15 @@
         <w:tabs>
           <w:tab w:val="left" w:pos="567"/>
         </w:tabs>
-        <w:spacing w:after="120" w:line="386" w:lineRule="auto"/>
+        <w:spacing w:after="120" w:line="360" w:lineRule="auto"/>
         <w:ind w:left="567" w:hanging="567"/>
       </w:pPr>
-      <w:proofErr w:type="spellStart"/>
       <w:r>
         <w:rPr>
           <w:i/>
           <w:iCs/>
         </w:rPr>
-        <w:lastRenderedPageBreak/>
-        <w:t>EventItem</w:t>
-      </w:r>
-      <w:proofErr w:type="spellEnd"/>
-      <w:r>
-        <w:rPr>
-          <w:i/>
-          <w:iCs/>
-        </w:rPr>
-        <w:t>:</w:t>
+        <w:t>EventItem:</w:t>
       </w:r>
       <w:r>
         <w:br/>
@@ -8442,24 +7855,15 @@
         <w:tabs>
           <w:tab w:val="left" w:pos="567"/>
         </w:tabs>
-        <w:spacing w:after="120" w:line="386" w:lineRule="auto"/>
+        <w:spacing w:after="120" w:line="360" w:lineRule="auto"/>
         <w:ind w:left="567" w:hanging="567"/>
       </w:pPr>
-      <w:proofErr w:type="spellStart"/>
       <w:r>
         <w:rPr>
           <w:i/>
           <w:iCs/>
         </w:rPr>
-        <w:t>GalleryPost</w:t>
-      </w:r>
-      <w:proofErr w:type="spellEnd"/>
-      <w:r>
-        <w:rPr>
-          <w:i/>
-          <w:iCs/>
-        </w:rPr>
-        <w:t>:</w:t>
+        <w:t>GalleryPost:</w:t>
       </w:r>
       <w:r>
         <w:rPr>
@@ -8482,7 +7886,7 @@
         <w:tabs>
           <w:tab w:val="left" w:pos="567"/>
         </w:tabs>
-        <w:spacing w:after="120" w:line="386" w:lineRule="auto"/>
+        <w:spacing w:after="120" w:line="360" w:lineRule="auto"/>
         <w:ind w:left="567" w:hanging="567"/>
       </w:pPr>
       <w:r>
@@ -8509,46 +7913,33 @@
         <w:tabs>
           <w:tab w:val="left" w:pos="567"/>
         </w:tabs>
-        <w:spacing w:after="120" w:line="386" w:lineRule="auto"/>
+        <w:spacing w:after="120" w:line="360" w:lineRule="auto"/>
         <w:ind w:left="567" w:hanging="567"/>
       </w:pPr>
-      <w:proofErr w:type="spellStart"/>
       <w:r>
         <w:rPr>
           <w:i/>
           <w:iCs/>
         </w:rPr>
-        <w:t>Review</w:t>
-      </w:r>
-      <w:proofErr w:type="spellEnd"/>
-      <w:r>
-        <w:rPr>
-          <w:i/>
-          <w:iCs/>
-        </w:rPr>
-        <w:t>:</w:t>
+        <w:t>Review:</w:t>
       </w:r>
       <w:r>
         <w:br/>
       </w:r>
       <w:r>
-        <w:t>A felhasználói értékeléseket reprezentáló interfész. Tartalmazza az értékelést létrehozó felhasználó adatait, az adott pontszámot, a szöveges véleményt, valamint az értékelés létrehozásának időpontját. Az interfész lehetővé teszi a közösségi alapú visszajelzések kezelését és megjelenítését a rendszerben.</w:t>
-      </w:r>
-    </w:p>
-    <w:p>
-      <w:pPr>
-        <w:tabs>
-          <w:tab w:val="left" w:pos="567"/>
-        </w:tabs>
-        <w:spacing w:after="120" w:line="386" w:lineRule="auto"/>
-      </w:pPr>
-    </w:p>
-    <w:p>
-      <w:pPr>
-        <w:tabs>
-          <w:tab w:val="left" w:pos="567"/>
-        </w:tabs>
-        <w:spacing w:after="120" w:line="386" w:lineRule="auto"/>
+        <w:t xml:space="preserve">A felhasználói értékeléseket reprezentáló interfész. Tartalmazza az értékelést létrehozó felhasználó adatait, az adott pontszámot, a szöveges véleményt, valamint az értékelés </w:t>
+      </w:r>
+      <w:r>
+        <w:lastRenderedPageBreak/>
+        <w:t>létrehozásának időpontját. Az interfész lehetővé teszi a közösségi alapú visszajelzések kezelését és megjelenítését a rendszerben.</w:t>
+      </w:r>
+    </w:p>
+    <w:p>
+      <w:pPr>
+        <w:tabs>
+          <w:tab w:val="left" w:pos="567"/>
+        </w:tabs>
+        <w:spacing w:after="120" w:line="360" w:lineRule="auto"/>
         <w:ind w:left="0" w:firstLine="0"/>
         <w:jc w:val="center"/>
         <w:rPr>
@@ -8591,7 +7982,6 @@
         </w:rPr>
         <w:t xml:space="preserve"> (</w:t>
       </w:r>
-      <w:proofErr w:type="spellStart"/>
       <w:r>
         <w:rPr>
           <w:b/>
@@ -8599,7 +7989,6 @@
         </w:rPr>
         <w:t>Config</w:t>
       </w:r>
-      <w:proofErr w:type="spellEnd"/>
       <w:r>
         <w:rPr>
           <w:b/>
@@ -8613,16 +8002,14 @@
         <w:tabs>
           <w:tab w:val="left" w:pos="567"/>
         </w:tabs>
-        <w:spacing w:after="120" w:line="386" w:lineRule="auto"/>
-        <w:ind w:left="0" w:firstLine="0"/>
-      </w:pPr>
-      <w:r>
-        <w:tab/>
-      </w:r>
-      <w:r>
-        <w:tab/>
-      </w:r>
-      <w:r>
+        <w:spacing w:after="120" w:line="360" w:lineRule="auto"/>
+        <w:ind w:left="0" w:firstLine="0"/>
+      </w:pPr>
+      <w:r>
+        <w:tab/>
+      </w:r>
+      <w:r>
+        <w:tab/>
         <w:t>Az alkalmazás működéséhez külön konfigurációs állományok kerültek kialakításra, amelyek célja az alkalmazásban használt állandó értékek, kategóriák és választható opciók központi kezelése. A konfigurációs állományok használata növeli a kód átláthatóságát és karbantarthatóságát, mivel az ismétlődő adatok egyetlen helyen módosíthatók.</w:t>
       </w:r>
     </w:p>
@@ -8631,13 +8018,11 @@
         <w:tabs>
           <w:tab w:val="left" w:pos="567"/>
         </w:tabs>
-        <w:spacing w:after="120" w:line="386" w:lineRule="auto"/>
-        <w:ind w:left="0" w:firstLine="0"/>
-      </w:pPr>
-      <w:r>
-        <w:tab/>
-      </w:r>
-      <w:r>
+        <w:spacing w:after="120" w:line="360" w:lineRule="auto"/>
+        <w:ind w:left="0" w:firstLine="0"/>
+      </w:pPr>
+      <w:r>
+        <w:tab/>
         <w:t>A konfigurációs állományok segítségével az alkalmazás különböző komponensei és szolgáltatásai egységes adatforrást használnak, ezáltal biztosítva a konzisztens működést és megjelenítést.</w:t>
       </w:r>
     </w:p>
@@ -8651,16 +8036,14 @@
         <w:tabs>
           <w:tab w:val="left" w:pos="567"/>
         </w:tabs>
-        <w:spacing w:after="120" w:line="386" w:lineRule="auto"/>
+        <w:spacing w:after="120" w:line="360" w:lineRule="auto"/>
         <w:ind w:left="567" w:hanging="567"/>
       </w:pPr>
-      <w:proofErr w:type="spellStart"/>
       <w:r>
         <w:rPr>
           <w:i/>
           <w:iCs/>
         </w:rPr>
-        <w:lastRenderedPageBreak/>
         <w:t>catch</w:t>
       </w:r>
       <w:r>
@@ -8668,15 +8051,7 @@
           <w:i/>
           <w:iCs/>
         </w:rPr>
-        <w:t>-categories</w:t>
-      </w:r>
-      <w:proofErr w:type="spellEnd"/>
-      <w:r>
-        <w:rPr>
-          <w:i/>
-          <w:iCs/>
-        </w:rPr>
-        <w:t>:</w:t>
+        <w:t>-categories:</w:t>
       </w:r>
       <w:r>
         <w:rPr>
@@ -8699,63 +8074,30 @@
         <w:tabs>
           <w:tab w:val="left" w:pos="567"/>
         </w:tabs>
-        <w:spacing w:after="120" w:line="386" w:lineRule="auto"/>
+        <w:spacing w:after="120" w:line="360" w:lineRule="auto"/>
         <w:ind w:left="567" w:hanging="567"/>
       </w:pPr>
-      <w:proofErr w:type="spellStart"/>
       <w:r>
         <w:rPr>
           <w:i/>
           <w:iCs/>
         </w:rPr>
-        <w:t>event-categories</w:t>
-      </w:r>
-      <w:proofErr w:type="spellEnd"/>
+        <w:t>event-categories:</w:t>
+      </w:r>
       <w:r>
         <w:rPr>
           <w:i/>
           <w:iCs/>
         </w:rPr>
-        <w:t>:</w:t>
-      </w:r>
-      <w:r>
-        <w:rPr>
-          <w:i/>
-          <w:iCs/>
-        </w:rPr>
         <w:br/>
       </w:r>
       <w:r>
-        <w:t xml:space="preserve">A horgászversenyekhez és eseményekhez kapcsolódó kategóriákat tartalmazó konfigurációs állomány. A rendszer előre definiált kategóriákat használ, például </w:t>
-      </w:r>
-      <w:proofErr w:type="spellStart"/>
-      <w:r>
-        <w:t>bojlis</w:t>
-      </w:r>
-      <w:proofErr w:type="spellEnd"/>
-      <w:r>
-        <w:t xml:space="preserve">, </w:t>
-      </w:r>
-      <w:proofErr w:type="spellStart"/>
-      <w:r>
-        <w:t>feeder</w:t>
-      </w:r>
-      <w:proofErr w:type="spellEnd"/>
-      <w:r>
-        <w:t xml:space="preserve">, </w:t>
-      </w:r>
-      <w:proofErr w:type="spellStart"/>
-      <w:r>
-        <w:t>method</w:t>
-      </w:r>
-      <w:proofErr w:type="spellEnd"/>
-      <w:r>
-        <w:t>, úszós, gyerek és rendezvény típusú eseményeket. A konfiguráció biztosítja az események egységes kategorizálását és megjelenítését az alkalmazásban.</w:t>
-      </w:r>
-    </w:p>
-    <w:p>
-      <w:pPr>
-        <w:spacing w:after="160" w:line="278" w:lineRule="auto"/>
+        <w:t>A horgászversenyekhez és eseményekhez kapcsolódó kategóriákat tartalmazó konfigurációs állomány. A rendszer előre definiált kategóriákat használ, például bojlis, feeder, method, úszós, gyerek és rendezvény típusú eseményeket. A konfiguráció biztosítja az események egységes kategorizálását és megjelenítését az alkalmazásban.</w:t>
+      </w:r>
+    </w:p>
+    <w:p>
+      <w:pPr>
+        <w:spacing w:after="160" w:line="360" w:lineRule="auto"/>
         <w:ind w:left="0" w:firstLine="0"/>
         <w:jc w:val="left"/>
       </w:pPr>
@@ -8768,7 +8110,7 @@
         <w:tabs>
           <w:tab w:val="left" w:pos="567"/>
         </w:tabs>
-        <w:spacing w:after="480" w:line="386" w:lineRule="auto"/>
+        <w:spacing w:after="480" w:line="360" w:lineRule="auto"/>
         <w:ind w:left="0" w:firstLine="0"/>
         <w:jc w:val="center"/>
         <w:rPr>
@@ -8786,19 +8128,8 @@
           <w:szCs w:val="28"/>
         </w:rPr>
         <w:lastRenderedPageBreak/>
-        <w:t xml:space="preserve">6.7. </w:t>
-      </w:r>
-      <w:proofErr w:type="spellStart"/>
-      <w:r>
-        <w:rPr>
-          <w:b/>
-          <w:bCs/>
-          <w:sz w:val="28"/>
-          <w:szCs w:val="28"/>
-        </w:rPr>
-        <w:t>Routing</w:t>
-      </w:r>
-      <w:proofErr w:type="spellEnd"/>
+        <w:t>6.7. Routing</w:t>
+      </w:r>
     </w:p>
     <w:p>
       <w:pPr>
@@ -8806,7 +8137,7 @@
         <w:tabs>
           <w:tab w:val="left" w:pos="567"/>
         </w:tabs>
-        <w:spacing w:after="480" w:line="386" w:lineRule="auto"/>
+        <w:spacing w:after="480" w:line="360" w:lineRule="auto"/>
         <w:ind w:left="0" w:firstLine="0"/>
         <w:jc w:val="center"/>
       </w:pPr>
@@ -8860,6 +8191,7 @@
     <w:p>
       <w:pPr>
         <w:pStyle w:val="Kpalrs"/>
+        <w:spacing w:line="360" w:lineRule="auto"/>
         <w:jc w:val="center"/>
       </w:pPr>
       <w:fldSimple w:instr=" SEQ ábra \* ARABIC ">
@@ -8871,23 +8203,15 @@
         </w:r>
       </w:fldSimple>
       <w:r>
-        <w:t xml:space="preserve">. ábra </w:t>
-      </w:r>
-      <w:proofErr w:type="spellStart"/>
-      <w:r>
-        <w:t>Routing</w:t>
-      </w:r>
-      <w:proofErr w:type="spellEnd"/>
-      <w:r>
-        <w:t xml:space="preserve"> fa</w:t>
-      </w:r>
-    </w:p>
-    <w:p>
-      <w:pPr>
-        <w:tabs>
-          <w:tab w:val="left" w:pos="567"/>
-        </w:tabs>
-        <w:spacing w:after="120" w:line="386" w:lineRule="auto"/>
+        <w:t>. ábra Routing fa</w:t>
+      </w:r>
+    </w:p>
+    <w:p>
+      <w:pPr>
+        <w:tabs>
+          <w:tab w:val="left" w:pos="567"/>
+        </w:tabs>
+        <w:spacing w:after="120" w:line="360" w:lineRule="auto"/>
         <w:ind w:left="0" w:firstLine="0"/>
       </w:pPr>
       <w:r>
@@ -8901,7 +8225,7 @@
         <w:tabs>
           <w:tab w:val="left" w:pos="567"/>
         </w:tabs>
-        <w:spacing w:after="120" w:line="386" w:lineRule="auto"/>
+        <w:spacing w:after="120" w:line="360" w:lineRule="auto"/>
         <w:ind w:left="0" w:firstLine="0"/>
       </w:pPr>
       <w:r>
@@ -8920,81 +8244,36 @@
         <w:tabs>
           <w:tab w:val="left" w:pos="567"/>
         </w:tabs>
-        <w:spacing w:after="120" w:line="386" w:lineRule="auto"/>
-        <w:ind w:left="0" w:firstLine="0"/>
-      </w:pPr>
-      <w:r>
-        <w:tab/>
-        <w:t>A felhasználói interakciókhoz kapcsolódó funkciók, mint például a regisztráció (/regisztracio), bejelentkezés (/bejelentkezes) és profilkezelés (/profil) szintén külön útvonalakon érhetők el. A galéria funkciók esetében elkülönül a tartalom megjelenítése (/galeria) és a képfeltöltés (/</w:t>
-      </w:r>
-      <w:proofErr w:type="spellStart"/>
-      <w:r>
-        <w:t>kepfeltoltes</w:t>
-      </w:r>
-      <w:proofErr w:type="spellEnd"/>
-      <w:r>
-        <w:t>).</w:t>
-      </w:r>
-    </w:p>
-    <w:p>
-      <w:pPr>
-        <w:tabs>
-          <w:tab w:val="left" w:pos="567"/>
-        </w:tabs>
-        <w:spacing w:after="120" w:line="386" w:lineRule="auto"/>
-        <w:ind w:left="0" w:firstLine="0"/>
-      </w:pPr>
-      <w:r>
-        <w:tab/>
-      </w:r>
-      <w:r>
-        <w:t xml:space="preserve">A foglalási rendszerhez kapcsolódó funkciók szintén külön útvonalakon érhetők el. A felhasználók számára biztosított foglalási oldalak lehetővé teszik a foglalások létrehozását és kezelését, míg a tókezelői felület külön útvonalakon keresztül érhető el. A </w:t>
-      </w:r>
-      <w:proofErr w:type="spellStart"/>
-      <w:r>
-        <w:t>manager</w:t>
-      </w:r>
-      <w:proofErr w:type="spellEnd"/>
-      <w:r>
-        <w:t>-dashboard</w:t>
-      </w:r>
-      <w:r>
-        <w:t xml:space="preserve"> (/</w:t>
-      </w:r>
-      <w:proofErr w:type="spellStart"/>
-      <w:r>
-        <w:t>manager</w:t>
-      </w:r>
-      <w:proofErr w:type="spellEnd"/>
-      <w:r>
-        <w:t>)</w:t>
-      </w:r>
-      <w:r>
-        <w:t xml:space="preserve"> oldal a tókezelő által kezelt tavak áttekintésére szolgál, míg a </w:t>
-      </w:r>
-      <w:proofErr w:type="spellStart"/>
-      <w:r>
-        <w:t>manager-bookings</w:t>
-      </w:r>
-      <w:proofErr w:type="spellEnd"/>
-      <w:r>
-        <w:t xml:space="preserve"> (/</w:t>
-      </w:r>
-      <w:proofErr w:type="spellStart"/>
-      <w:r>
-        <w:t>manager</w:t>
-      </w:r>
-      <w:proofErr w:type="spellEnd"/>
-      <w:r>
-        <w:t>/:</w:t>
-      </w:r>
-      <w:proofErr w:type="spellStart"/>
-      <w:r>
-        <w:t>id</w:t>
-      </w:r>
-      <w:proofErr w:type="spellEnd"/>
-      <w:r>
-        <w:t>)</w:t>
+        <w:spacing w:after="120" w:line="360" w:lineRule="auto"/>
+        <w:ind w:left="0" w:firstLine="0"/>
+      </w:pPr>
+      <w:r>
+        <w:tab/>
+        <w:t>A felhasználói interakciókhoz kapcsolódó funkciók, mint például a regisztráció (/regisztracio), bejelentkezés (/bejelentkezes) és profilkezelés (/profil) szintén külön útvonalakon érhetők el. A galéria funkciók esetében elkülönül a tartalom megjelenítése (/galeria) és a képfeltöltés (/kepfeltoltes).</w:t>
+      </w:r>
+    </w:p>
+    <w:p>
+      <w:pPr>
+        <w:tabs>
+          <w:tab w:val="left" w:pos="567"/>
+        </w:tabs>
+        <w:spacing w:after="120" w:line="360" w:lineRule="auto"/>
+        <w:ind w:left="0" w:firstLine="0"/>
+      </w:pPr>
+      <w:r>
+        <w:tab/>
+      </w:r>
+      <w:r>
+        <w:t>A foglalási rendszerhez kapcsolódó funkciók szintén külön útvonalakon érhetők el. A felhasználók számára biztosított foglalási oldalak lehetővé teszik a foglalások létrehozását és kezelését, míg a tókezelői felület külön útvonalakon keresztül érhető el. A manager-dashboard</w:t>
+      </w:r>
+      <w:r>
+        <w:t xml:space="preserve"> (/manager)</w:t>
+      </w:r>
+      <w:r>
+        <w:t xml:space="preserve"> oldal a tókezelő által kezelt tavak áttekintésére szolgál, míg a manager-bookings</w:t>
+      </w:r>
+      <w:r>
+        <w:t xml:space="preserve"> (/manager/:id)</w:t>
       </w:r>
       <w:r>
         <w:t xml:space="preserve"> oldal egy adott tóhoz tartozó foglalások kezelését teszi lehetővé paraméterezett útvonalak használatával.</w:t>
@@ -9005,161 +8284,57 @@
         <w:tabs>
           <w:tab w:val="left" w:pos="567"/>
         </w:tabs>
-        <w:spacing w:after="120" w:line="386" w:lineRule="auto"/>
-      </w:pPr>
-      <w:r>
-        <w:tab/>
-      </w:r>
-      <w:r>
-        <w:tab/>
-      </w:r>
-      <w:r>
-        <w:t xml:space="preserve">Az alkalmazás biztonságának biztosítása érdekében bizonyos útvonalak védelmét </w:t>
-      </w:r>
-      <w:proofErr w:type="spellStart"/>
-      <w:r>
-        <w:t>route</w:t>
-      </w:r>
-      <w:proofErr w:type="spellEnd"/>
+        <w:spacing w:after="120" w:line="360" w:lineRule="auto"/>
+      </w:pPr>
+      <w:r>
+        <w:tab/>
+      </w:r>
+      <w:r>
+        <w:tab/>
+      </w:r>
+      <w:r>
+        <w:t>Az alkalmazás biztonságának biztosítása érdekében bizonyos útvonalak védelmét route guard-ok segítségével valósítottam meg. Az authGuard használatával kizárólag hitelesített felhasználók férhetnek hozzá olyan funkciókhoz, mint például a profil oldal, a képfeltöltés vagy a foglalási funkciók.</w:t>
+      </w:r>
       <w:r>
         <w:t xml:space="preserve"> </w:t>
       </w:r>
-      <w:proofErr w:type="spellStart"/>
-      <w:r>
-        <w:t>guard</w:t>
-      </w:r>
-      <w:proofErr w:type="spellEnd"/>
-      <w:r>
-        <w:t xml:space="preserve">-ok segítségével valósítottam meg. Az </w:t>
-      </w:r>
-      <w:proofErr w:type="spellStart"/>
-      <w:r>
-        <w:t>authGuard</w:t>
-      </w:r>
-      <w:proofErr w:type="spellEnd"/>
-      <w:r>
-        <w:t xml:space="preserve"> használatával kizárólag hitelesített felhasználók férhetnek hozzá olyan funkciókhoz, mint például a profil oldal, a képfeltöltés vagy a foglalási funkciók.</w:t>
+      <w:r>
+        <w:t>A rendszer emellett több szerepkör alapú guardot is alkalmaz. Az adminGuard kizárólag adminisztrátori jogosultsággal rendelkező felhasználók számára biztosít hozzáférést az adminisztrációs felülethez. A newsGuard a hírszerkesztő funkciók elérését szabályozza, így csak megfelelő jogosultsággal rendelkező felhasználók hozhatnak létre vagy szerkeszthetnek híreket. Az eventsGuard hasonló módon a versenyekhez és eseményekhez kapcsolódó szerkesztői funkciókat védi. A managerGuard kizárólag a tókezelő szerepkörrel rendelkező felhasználók számára biztosít hozzáférést a tókezelői felülethez és a foglalások kezeléséhez.</w:t>
       </w:r>
       <w:r>
         <w:t xml:space="preserve"> </w:t>
       </w:r>
       <w:r>
-        <w:t xml:space="preserve">A rendszer emellett több szerepkör alapú </w:t>
-      </w:r>
-      <w:proofErr w:type="spellStart"/>
-      <w:r>
-        <w:t>guardot</w:t>
-      </w:r>
-      <w:proofErr w:type="spellEnd"/>
-      <w:r>
-        <w:t xml:space="preserve"> is alkalmaz. Az </w:t>
-      </w:r>
-      <w:proofErr w:type="spellStart"/>
-      <w:r>
-        <w:t>adminGuard</w:t>
-      </w:r>
-      <w:proofErr w:type="spellEnd"/>
-      <w:r>
-        <w:t xml:space="preserve"> kizárólag adminisztrátori jogosultsággal rendelkező felhasználók számára biztosít hozzáférést az adminisztrációs felülethez. A </w:t>
-      </w:r>
-      <w:proofErr w:type="spellStart"/>
-      <w:r>
-        <w:t>newsGuard</w:t>
-      </w:r>
-      <w:proofErr w:type="spellEnd"/>
-      <w:r>
-        <w:t xml:space="preserve"> a hírszerkesztő funkciók elérését szabályozza, így csak megfelelő jogosultsággal rendelkező felhasználók hozhatnak létre vagy szerkeszthetnek híreket. Az </w:t>
-      </w:r>
-      <w:proofErr w:type="spellStart"/>
-      <w:r>
-        <w:t>eventsGuard</w:t>
-      </w:r>
-      <w:proofErr w:type="spellEnd"/>
-      <w:r>
-        <w:t xml:space="preserve"> hasonló módon a versenyekhez és eseményekhez kapcsolódó szerkesztői funkciókat védi. A </w:t>
-      </w:r>
-      <w:proofErr w:type="spellStart"/>
-      <w:r>
-        <w:t>managerGuard</w:t>
-      </w:r>
-      <w:proofErr w:type="spellEnd"/>
-      <w:r>
-        <w:t xml:space="preserve"> kizárólag a tókezelő szerepkörrel </w:t>
+        <w:t xml:space="preserve">A guardok használata lehetővé teszi a szerepkör alapú hozzáférés-kezelés </w:t>
       </w:r>
       <w:r>
         <w:lastRenderedPageBreak/>
-        <w:t>rendelkező felhasználók számára biztosít hozzáférést a tókezelői felülethez és a foglalások kezeléséhez.</w:t>
-      </w:r>
-      <w:r>
-        <w:t xml:space="preserve"> </w:t>
-      </w:r>
-      <w:r>
-        <w:t xml:space="preserve">A </w:t>
-      </w:r>
-      <w:proofErr w:type="spellStart"/>
-      <w:r>
-        <w:t>guardok</w:t>
-      </w:r>
-      <w:proofErr w:type="spellEnd"/>
-      <w:r>
-        <w:t xml:space="preserve"> használata lehetővé teszi a szerepkör alapú hozzáférés-kezelés megvalósítását, ezáltal növelve az alkalmazás biztonságát és biztosítva a különböző funkciók megfelelő elkülönítését.</w:t>
-      </w:r>
-    </w:p>
-    <w:p>
-      <w:pPr>
-        <w:tabs>
-          <w:tab w:val="left" w:pos="567"/>
-        </w:tabs>
-        <w:spacing w:after="120" w:line="386" w:lineRule="auto"/>
-      </w:pPr>
-      <w:r>
-        <w:tab/>
-      </w:r>
-      <w:r>
-        <w:tab/>
-      </w:r>
-      <w:r>
-        <w:t xml:space="preserve">Az adminisztrációs és kezelői modulok megvalósítása </w:t>
-      </w:r>
-      <w:proofErr w:type="spellStart"/>
-      <w:r>
-        <w:t>lazy</w:t>
-      </w:r>
-      <w:proofErr w:type="spellEnd"/>
-      <w:r>
-        <w:t xml:space="preserve"> </w:t>
-      </w:r>
-      <w:proofErr w:type="spellStart"/>
-      <w:r>
-        <w:t>loading</w:t>
-      </w:r>
-      <w:proofErr w:type="spellEnd"/>
-      <w:r>
-        <w:t xml:space="preserve"> technikával történt, amelynek célja az alkalmazás teljesítményének optimalizálása. Az admin felület (/admin) és annak aloldalai – például a felhasználókezelés (/admin/</w:t>
-      </w:r>
-      <w:proofErr w:type="spellStart"/>
-      <w:r>
-        <w:t>users</w:t>
-      </w:r>
-      <w:proofErr w:type="spellEnd"/>
-      <w:r>
-        <w:t>) és az új tartalom hozzáadása (/admin/</w:t>
-      </w:r>
-      <w:proofErr w:type="spellStart"/>
-      <w:r>
-        <w:t>to-hozzaad</w:t>
-      </w:r>
-      <w:proofErr w:type="spellEnd"/>
-      <w:r>
-        <w:t>) – csak akkor töltődnek be, amikor a felhasználó ténylegesen navigál ezekre az oldalakra. Hasonló módon a tókezelői felülethez tartozó oldalak is külön kerülnek betöltésre. Ez csökkenti a kezdeti betöltési időt és javítja a felhasználói élményt.</w:t>
-      </w:r>
-    </w:p>
-    <w:p>
-      <w:pPr>
-        <w:tabs>
-          <w:tab w:val="left" w:pos="567"/>
-        </w:tabs>
-        <w:spacing w:after="120" w:line="386" w:lineRule="auto"/>
+        <w:t>megvalósítását, ezáltal növelve az alkalmazás biztonságát és biztosítva a különböző funkciók megfelelő elkülönítését.</w:t>
+      </w:r>
+    </w:p>
+    <w:p>
+      <w:pPr>
+        <w:tabs>
+          <w:tab w:val="left" w:pos="567"/>
+        </w:tabs>
+        <w:spacing w:after="120" w:line="360" w:lineRule="auto"/>
+      </w:pPr>
+      <w:r>
+        <w:tab/>
+      </w:r>
+      <w:r>
+        <w:tab/>
+      </w:r>
+      <w:r>
+        <w:t>Az adminisztrációs és kezelői modulok megvalósítása lazy loading technikával történt, amelynek célja az alkalmazás teljesítményének optimalizálása. Az admin felület (/admin) és annak aloldalai – például a felhasználókezelés (/admin/users) és az új tartalom hozzáadása (/admin/to-hozzaad) – csak akkor töltődnek be, amikor a felhasználó ténylegesen navigál ezekre az oldalakra. Hasonló módon a tókezelői felülethez tartozó oldalak is külön kerülnek betöltésre. Ez csökkenti a kezdeti betöltési időt és javítja a felhasználói élményt.</w:t>
+      </w:r>
+    </w:p>
+    <w:p>
+      <w:pPr>
+        <w:tabs>
+          <w:tab w:val="left" w:pos="567"/>
+        </w:tabs>
+        <w:spacing w:after="120" w:line="360" w:lineRule="auto"/>
         <w:ind w:left="0" w:firstLine="0"/>
       </w:pPr>
       <w:r>
@@ -9172,27 +8347,19 @@
         <w:tabs>
           <w:tab w:val="left" w:pos="567"/>
         </w:tabs>
-        <w:spacing w:after="120" w:line="386" w:lineRule="auto"/>
-        <w:ind w:left="0" w:firstLine="0"/>
-      </w:pPr>
-      <w:r>
-        <w:tab/>
-      </w:r>
-      <w:r>
-        <w:t xml:space="preserve">A </w:t>
-      </w:r>
-      <w:proofErr w:type="spellStart"/>
-      <w:r>
-        <w:t>routing</w:t>
-      </w:r>
-      <w:proofErr w:type="spellEnd"/>
-      <w:r>
-        <w:t xml:space="preserve"> rendszer kialakítása során fontos szempont volt az átlátható URL struktúra, a jogosultság alapú hozzáférés-kezelés és az alkalmazás teljesítményének optimalizálása.</w:t>
-      </w:r>
-    </w:p>
-    <w:p>
-      <w:pPr>
-        <w:spacing w:after="160" w:line="278" w:lineRule="auto"/>
+        <w:spacing w:after="120" w:line="360" w:lineRule="auto"/>
+        <w:ind w:left="0" w:firstLine="0"/>
+      </w:pPr>
+      <w:r>
+        <w:tab/>
+      </w:r>
+      <w:r>
+        <w:t>A routing rendszer kialakítása során fontos szempont volt az átlátható URL struktúra, a jogosultság alapú hozzáférés-kezelés és az alkalmazás teljesítményének optimalizálása.</w:t>
+      </w:r>
+    </w:p>
+    <w:p>
+      <w:pPr>
+        <w:spacing w:after="160" w:line="360" w:lineRule="auto"/>
         <w:ind w:left="0" w:firstLine="0"/>
         <w:jc w:val="left"/>
       </w:pPr>
@@ -9205,7 +8372,7 @@
         <w:tabs>
           <w:tab w:val="left" w:pos="567"/>
         </w:tabs>
-        <w:spacing w:after="480" w:line="386" w:lineRule="auto"/>
+        <w:spacing w:after="480" w:line="360" w:lineRule="auto"/>
         <w:ind w:left="0" w:firstLine="0"/>
         <w:jc w:val="center"/>
         <w:rPr>
@@ -9231,7 +8398,7 @@
         <w:tabs>
           <w:tab w:val="left" w:pos="567"/>
         </w:tabs>
-        <w:spacing w:after="120" w:line="386" w:lineRule="auto"/>
+        <w:spacing w:after="120" w:line="360" w:lineRule="auto"/>
         <w:ind w:left="0" w:firstLine="0"/>
       </w:pPr>
       <w:r>
@@ -9253,7 +8420,7 @@
         <w:tabs>
           <w:tab w:val="left" w:pos="567"/>
         </w:tabs>
-        <w:spacing w:after="120" w:line="386" w:lineRule="auto"/>
+        <w:spacing w:after="120" w:line="360" w:lineRule="auto"/>
         <w:ind w:left="0" w:firstLine="0"/>
       </w:pPr>
       <w:r>
@@ -9317,7 +8484,7 @@
           </w:tcPr>
           <w:p>
             <w:pPr>
-              <w:spacing w:line="259" w:lineRule="auto"/>
+              <w:spacing w:line="360" w:lineRule="auto"/>
               <w:ind w:left="0" w:firstLine="0"/>
               <w:jc w:val="left"/>
             </w:pPr>
@@ -9330,7 +8497,7 @@
           </w:p>
           <w:p>
             <w:pPr>
-              <w:spacing w:after="8" w:line="259" w:lineRule="auto"/>
+              <w:spacing w:after="8" w:line="360" w:lineRule="auto"/>
               <w:ind w:left="0" w:firstLine="0"/>
               <w:jc w:val="left"/>
             </w:pPr>
@@ -9343,7 +8510,7 @@
           </w:p>
           <w:p>
             <w:pPr>
-              <w:spacing w:after="37" w:line="259" w:lineRule="auto"/>
+              <w:spacing w:after="37" w:line="360" w:lineRule="auto"/>
               <w:ind w:left="0" w:firstLine="0"/>
               <w:jc w:val="left"/>
             </w:pPr>
@@ -9356,7 +8523,7 @@
           </w:p>
           <w:p>
             <w:pPr>
-              <w:spacing w:after="0" w:line="259" w:lineRule="auto"/>
+              <w:spacing w:after="0" w:line="360" w:lineRule="auto"/>
               <w:ind w:left="0" w:firstLine="0"/>
               <w:jc w:val="left"/>
             </w:pPr>
@@ -9383,14 +8550,14 @@
           </w:tcPr>
           <w:p>
             <w:pPr>
-              <w:spacing w:after="0" w:line="259" w:lineRule="auto"/>
+              <w:spacing w:after="0" w:line="360" w:lineRule="auto"/>
               <w:ind w:left="15" w:firstLine="0"/>
               <w:jc w:val="left"/>
             </w:pPr>
           </w:p>
           <w:p>
             <w:pPr>
-              <w:spacing w:after="0" w:line="259" w:lineRule="auto"/>
+              <w:spacing w:after="0" w:line="360" w:lineRule="auto"/>
               <w:jc w:val="left"/>
             </w:pPr>
             <w:r>
@@ -9562,7 +8729,7 @@
           </w:tcPr>
           <w:p>
             <w:pPr>
-              <w:spacing w:after="0" w:line="259" w:lineRule="auto"/>
+              <w:spacing w:after="0" w:line="360" w:lineRule="auto"/>
               <w:ind w:left="0" w:firstLine="0"/>
               <w:jc w:val="center"/>
             </w:pPr>
@@ -9686,7 +8853,7 @@
           </w:tcPr>
           <w:p>
             <w:pPr>
-              <w:spacing w:after="0" w:line="259" w:lineRule="auto"/>
+              <w:spacing w:after="0" w:line="360" w:lineRule="auto"/>
               <w:ind w:left="0" w:firstLine="0"/>
               <w:jc w:val="center"/>
             </w:pPr>
@@ -9809,7 +8976,7 @@
           </w:tcPr>
           <w:p>
             <w:pPr>
-              <w:spacing w:after="0" w:line="259" w:lineRule="auto"/>
+              <w:spacing w:after="0" w:line="360" w:lineRule="auto"/>
               <w:ind w:left="0" w:firstLine="0"/>
               <w:jc w:val="center"/>
             </w:pPr>
@@ -9926,7 +9093,7 @@
           </w:tcPr>
           <w:p>
             <w:pPr>
-              <w:spacing w:after="0" w:line="259" w:lineRule="auto"/>
+              <w:spacing w:after="0" w:line="360" w:lineRule="auto"/>
               <w:ind w:left="15" w:firstLine="0"/>
               <w:jc w:val="center"/>
             </w:pPr>
@@ -10044,7 +9211,7 @@
           </w:tcPr>
           <w:p>
             <w:pPr>
-              <w:spacing w:after="0" w:line="259" w:lineRule="auto"/>
+              <w:spacing w:after="0" w:line="360" w:lineRule="auto"/>
               <w:jc w:val="center"/>
             </w:pPr>
             <w:r>
@@ -10171,7 +9338,7 @@
           </w:tcPr>
           <w:p>
             <w:pPr>
-              <w:spacing w:after="0" w:line="259" w:lineRule="auto"/>
+              <w:spacing w:after="0" w:line="360" w:lineRule="auto"/>
               <w:ind w:left="0" w:firstLine="0"/>
               <w:jc w:val="left"/>
             </w:pPr>
@@ -10195,7 +9362,7 @@
           </w:tcPr>
           <w:p>
             <w:pPr>
-              <w:spacing w:after="0" w:line="259" w:lineRule="auto"/>
+              <w:spacing w:after="0" w:line="360" w:lineRule="auto"/>
               <w:ind w:left="0" w:right="3" w:firstLine="0"/>
               <w:jc w:val="center"/>
             </w:pPr>
@@ -10219,7 +9386,7 @@
           </w:tcPr>
           <w:p>
             <w:pPr>
-              <w:spacing w:after="0" w:line="259" w:lineRule="auto"/>
+              <w:spacing w:after="0" w:line="360" w:lineRule="auto"/>
               <w:ind w:left="0" w:right="3" w:firstLine="0"/>
               <w:jc w:val="center"/>
               <w:rPr>
@@ -10248,7 +9415,7 @@
           </w:tcPr>
           <w:p>
             <w:pPr>
-              <w:spacing w:after="0" w:line="259" w:lineRule="auto"/>
+              <w:spacing w:after="0" w:line="360" w:lineRule="auto"/>
               <w:ind w:left="0" w:right="3" w:firstLine="0"/>
               <w:jc w:val="center"/>
               <w:rPr>
@@ -10277,7 +9444,7 @@
           </w:tcPr>
           <w:p>
             <w:pPr>
-              <w:spacing w:after="0" w:line="259" w:lineRule="auto"/>
+              <w:spacing w:after="0" w:line="360" w:lineRule="auto"/>
               <w:ind w:left="0" w:right="3" w:firstLine="0"/>
               <w:jc w:val="center"/>
               <w:rPr>
@@ -10306,7 +9473,7 @@
           </w:tcPr>
           <w:p>
             <w:pPr>
-              <w:spacing w:after="0" w:line="259" w:lineRule="auto"/>
+              <w:spacing w:after="0" w:line="360" w:lineRule="auto"/>
               <w:ind w:left="0" w:right="4" w:firstLine="0"/>
               <w:jc w:val="center"/>
               <w:rPr>
@@ -10335,7 +9502,7 @@
           </w:tcPr>
           <w:p>
             <w:pPr>
-              <w:spacing w:after="0" w:line="259" w:lineRule="auto"/>
+              <w:spacing w:after="0" w:line="360" w:lineRule="auto"/>
               <w:ind w:left="0" w:right="4" w:firstLine="0"/>
               <w:jc w:val="center"/>
               <w:rPr>
@@ -10362,7 +9529,7 @@
           </w:tcPr>
           <w:p>
             <w:pPr>
-              <w:spacing w:after="0" w:line="259" w:lineRule="auto"/>
+              <w:spacing w:after="0" w:line="360" w:lineRule="auto"/>
               <w:ind w:left="0" w:firstLine="0"/>
               <w:jc w:val="left"/>
             </w:pPr>
@@ -10386,7 +9553,7 @@
           </w:tcPr>
           <w:p>
             <w:pPr>
-              <w:spacing w:after="0" w:line="259" w:lineRule="auto"/>
+              <w:spacing w:after="0" w:line="360" w:lineRule="auto"/>
               <w:ind w:left="50" w:firstLine="0"/>
               <w:jc w:val="center"/>
             </w:pPr>
@@ -10410,7 +9577,7 @@
           </w:tcPr>
           <w:p>
             <w:pPr>
-              <w:spacing w:after="0" w:line="259" w:lineRule="auto"/>
+              <w:spacing w:after="0" w:line="360" w:lineRule="auto"/>
               <w:ind w:left="0" w:right="4" w:firstLine="0"/>
               <w:jc w:val="center"/>
               <w:rPr>
@@ -10439,7 +9606,7 @@
           </w:tcPr>
           <w:p>
             <w:pPr>
-              <w:spacing w:after="0" w:line="259" w:lineRule="auto"/>
+              <w:spacing w:after="0" w:line="360" w:lineRule="auto"/>
               <w:ind w:left="0" w:firstLine="0"/>
               <w:jc w:val="center"/>
               <w:rPr>
@@ -10468,7 +9635,7 @@
           </w:tcPr>
           <w:p>
             <w:pPr>
-              <w:spacing w:after="0" w:line="259" w:lineRule="auto"/>
+              <w:spacing w:after="0" w:line="360" w:lineRule="auto"/>
               <w:jc w:val="center"/>
               <w:rPr>
                 <w:sz w:val="20"/>
@@ -10496,7 +9663,7 @@
           </w:tcPr>
           <w:p>
             <w:pPr>
-              <w:spacing w:after="0" w:line="259" w:lineRule="auto"/>
+              <w:spacing w:after="0" w:line="360" w:lineRule="auto"/>
               <w:jc w:val="center"/>
               <w:rPr>
                 <w:sz w:val="20"/>
@@ -10524,7 +9691,7 @@
           </w:tcPr>
           <w:p>
             <w:pPr>
-              <w:spacing w:after="0" w:line="259" w:lineRule="auto"/>
+              <w:spacing w:after="0" w:line="360" w:lineRule="auto"/>
               <w:ind w:left="0" w:right="4" w:firstLine="0"/>
               <w:jc w:val="center"/>
               <w:rPr>
@@ -10558,7 +9725,7 @@
           </w:tcPr>
           <w:p>
             <w:pPr>
-              <w:spacing w:after="0" w:line="259" w:lineRule="auto"/>
+              <w:spacing w:after="0" w:line="360" w:lineRule="auto"/>
               <w:ind w:left="0" w:firstLine="0"/>
               <w:jc w:val="left"/>
               <w:rPr>
@@ -10585,7 +9752,7 @@
           </w:tcPr>
           <w:p>
             <w:pPr>
-              <w:spacing w:after="0" w:line="259" w:lineRule="auto"/>
+              <w:spacing w:after="0" w:line="360" w:lineRule="auto"/>
               <w:ind w:left="50" w:firstLine="0"/>
               <w:jc w:val="center"/>
               <w:rPr>
@@ -10612,7 +9779,7 @@
           </w:tcPr>
           <w:p>
             <w:pPr>
-              <w:spacing w:after="0" w:line="259" w:lineRule="auto"/>
+              <w:spacing w:after="0" w:line="360" w:lineRule="auto"/>
               <w:ind w:left="0" w:right="4" w:firstLine="0"/>
               <w:jc w:val="center"/>
               <w:rPr>
@@ -10641,7 +9808,7 @@
           </w:tcPr>
           <w:p>
             <w:pPr>
-              <w:spacing w:after="0" w:line="259" w:lineRule="auto"/>
+              <w:spacing w:after="0" w:line="360" w:lineRule="auto"/>
               <w:jc w:val="center"/>
               <w:rPr>
                 <w:sz w:val="20"/>
@@ -10669,7 +9836,7 @@
           </w:tcPr>
           <w:p>
             <w:pPr>
-              <w:spacing w:after="0" w:line="259" w:lineRule="auto"/>
+              <w:spacing w:after="0" w:line="360" w:lineRule="auto"/>
               <w:jc w:val="center"/>
               <w:rPr>
                 <w:sz w:val="20"/>
@@ -10697,7 +9864,7 @@
           </w:tcPr>
           <w:p>
             <w:pPr>
-              <w:spacing w:after="0" w:line="259" w:lineRule="auto"/>
+              <w:spacing w:after="0" w:line="360" w:lineRule="auto"/>
               <w:jc w:val="center"/>
               <w:rPr>
                 <w:sz w:val="20"/>
@@ -10725,7 +9892,7 @@
           </w:tcPr>
           <w:p>
             <w:pPr>
-              <w:spacing w:after="0" w:line="259" w:lineRule="auto"/>
+              <w:spacing w:after="0" w:line="360" w:lineRule="auto"/>
               <w:ind w:left="0" w:right="4" w:firstLine="0"/>
               <w:jc w:val="center"/>
               <w:rPr>
@@ -10759,7 +9926,7 @@
           </w:tcPr>
           <w:p>
             <w:pPr>
-              <w:spacing w:after="0" w:line="259" w:lineRule="auto"/>
+              <w:spacing w:after="0" w:line="360" w:lineRule="auto"/>
               <w:ind w:left="0" w:firstLine="0"/>
               <w:jc w:val="left"/>
               <w:rPr>
@@ -10786,7 +9953,7 @@
           </w:tcPr>
           <w:p>
             <w:pPr>
-              <w:spacing w:after="0" w:line="259" w:lineRule="auto"/>
+              <w:spacing w:after="0" w:line="360" w:lineRule="auto"/>
               <w:ind w:left="50" w:firstLine="0"/>
               <w:jc w:val="center"/>
               <w:rPr>
@@ -10813,7 +9980,7 @@
           </w:tcPr>
           <w:p>
             <w:pPr>
-              <w:spacing w:after="0" w:line="259" w:lineRule="auto"/>
+              <w:spacing w:after="0" w:line="360" w:lineRule="auto"/>
               <w:ind w:left="0" w:right="4" w:firstLine="0"/>
               <w:jc w:val="center"/>
               <w:rPr>
@@ -10842,7 +10009,7 @@
           </w:tcPr>
           <w:p>
             <w:pPr>
-              <w:spacing w:after="0" w:line="259" w:lineRule="auto"/>
+              <w:spacing w:after="0" w:line="360" w:lineRule="auto"/>
               <w:jc w:val="center"/>
               <w:rPr>
                 <w:sz w:val="20"/>
@@ -10870,7 +10037,7 @@
           </w:tcPr>
           <w:p>
             <w:pPr>
-              <w:spacing w:after="0" w:line="259" w:lineRule="auto"/>
+              <w:spacing w:after="0" w:line="360" w:lineRule="auto"/>
               <w:jc w:val="center"/>
               <w:rPr>
                 <w:sz w:val="20"/>
@@ -10898,7 +10065,7 @@
           </w:tcPr>
           <w:p>
             <w:pPr>
-              <w:spacing w:after="0" w:line="259" w:lineRule="auto"/>
+              <w:spacing w:after="0" w:line="360" w:lineRule="auto"/>
               <w:jc w:val="center"/>
               <w:rPr>
                 <w:sz w:val="20"/>
@@ -10926,7 +10093,7 @@
           </w:tcPr>
           <w:p>
             <w:pPr>
-              <w:spacing w:after="0" w:line="259" w:lineRule="auto"/>
+              <w:spacing w:after="0" w:line="360" w:lineRule="auto"/>
               <w:ind w:left="0" w:right="4" w:firstLine="0"/>
               <w:jc w:val="center"/>
               <w:rPr>
@@ -10960,7 +10127,7 @@
           </w:tcPr>
           <w:p>
             <w:pPr>
-              <w:spacing w:after="0" w:line="259" w:lineRule="auto"/>
+              <w:spacing w:after="0" w:line="360" w:lineRule="auto"/>
               <w:ind w:left="0" w:firstLine="0"/>
               <w:jc w:val="left"/>
               <w:rPr>
@@ -10987,7 +10154,7 @@
           </w:tcPr>
           <w:p>
             <w:pPr>
-              <w:spacing w:after="0" w:line="259" w:lineRule="auto"/>
+              <w:spacing w:after="0" w:line="360" w:lineRule="auto"/>
               <w:ind w:left="50" w:firstLine="0"/>
               <w:jc w:val="center"/>
               <w:rPr>
@@ -11014,7 +10181,7 @@
           </w:tcPr>
           <w:p>
             <w:pPr>
-              <w:spacing w:after="0" w:line="259" w:lineRule="auto"/>
+              <w:spacing w:after="0" w:line="360" w:lineRule="auto"/>
               <w:ind w:left="0" w:right="4" w:firstLine="0"/>
               <w:jc w:val="center"/>
               <w:rPr>
@@ -11043,7 +10210,7 @@
           </w:tcPr>
           <w:p>
             <w:pPr>
-              <w:spacing w:after="0" w:line="259" w:lineRule="auto"/>
+              <w:spacing w:after="0" w:line="360" w:lineRule="auto"/>
               <w:jc w:val="center"/>
               <w:rPr>
                 <w:sz w:val="20"/>
@@ -11071,7 +10238,7 @@
           </w:tcPr>
           <w:p>
             <w:pPr>
-              <w:spacing w:after="0" w:line="259" w:lineRule="auto"/>
+              <w:spacing w:after="0" w:line="360" w:lineRule="auto"/>
               <w:jc w:val="center"/>
               <w:rPr>
                 <w:sz w:val="20"/>
@@ -11099,7 +10266,7 @@
           </w:tcPr>
           <w:p>
             <w:pPr>
-              <w:spacing w:after="0" w:line="259" w:lineRule="auto"/>
+              <w:spacing w:after="0" w:line="360" w:lineRule="auto"/>
               <w:jc w:val="center"/>
               <w:rPr>
                 <w:sz w:val="20"/>
@@ -11128,7 +10295,7 @@
           <w:p>
             <w:pPr>
               <w:keepNext/>
-              <w:spacing w:after="0" w:line="259" w:lineRule="auto"/>
+              <w:spacing w:after="0" w:line="360" w:lineRule="auto"/>
               <w:ind w:left="0" w:right="4" w:firstLine="0"/>
               <w:jc w:val="center"/>
               <w:rPr>
@@ -11162,7 +10329,7 @@
           </w:tcPr>
           <w:p>
             <w:pPr>
-              <w:spacing w:after="0" w:line="259" w:lineRule="auto"/>
+              <w:spacing w:after="0" w:line="360" w:lineRule="auto"/>
               <w:ind w:left="0" w:firstLine="0"/>
               <w:jc w:val="left"/>
               <w:rPr>
@@ -11189,7 +10356,7 @@
           </w:tcPr>
           <w:p>
             <w:pPr>
-              <w:spacing w:after="0" w:line="259" w:lineRule="auto"/>
+              <w:spacing w:after="0" w:line="360" w:lineRule="auto"/>
               <w:ind w:left="50" w:firstLine="0"/>
               <w:jc w:val="center"/>
               <w:rPr>
@@ -11216,7 +10383,7 @@
           </w:tcPr>
           <w:p>
             <w:pPr>
-              <w:spacing w:after="0" w:line="259" w:lineRule="auto"/>
+              <w:spacing w:after="0" w:line="360" w:lineRule="auto"/>
               <w:ind w:left="0" w:right="4" w:firstLine="0"/>
               <w:jc w:val="center"/>
               <w:rPr>
@@ -11245,7 +10412,7 @@
           </w:tcPr>
           <w:p>
             <w:pPr>
-              <w:spacing w:after="0" w:line="259" w:lineRule="auto"/>
+              <w:spacing w:after="0" w:line="360" w:lineRule="auto"/>
               <w:jc w:val="center"/>
               <w:rPr>
                 <w:sz w:val="20"/>
@@ -11273,7 +10440,7 @@
           </w:tcPr>
           <w:p>
             <w:pPr>
-              <w:spacing w:after="0" w:line="259" w:lineRule="auto"/>
+              <w:spacing w:after="0" w:line="360" w:lineRule="auto"/>
               <w:jc w:val="center"/>
               <w:rPr>
                 <w:sz w:val="20"/>
@@ -11301,7 +10468,7 @@
           </w:tcPr>
           <w:p>
             <w:pPr>
-              <w:spacing w:after="0" w:line="259" w:lineRule="auto"/>
+              <w:spacing w:after="0" w:line="360" w:lineRule="auto"/>
               <w:jc w:val="center"/>
               <w:rPr>
                 <w:sz w:val="20"/>
@@ -11330,7 +10497,7 @@
           <w:p>
             <w:pPr>
               <w:keepNext/>
-              <w:spacing w:after="0" w:line="259" w:lineRule="auto"/>
+              <w:spacing w:after="0" w:line="360" w:lineRule="auto"/>
               <w:ind w:left="0" w:right="4" w:firstLine="0"/>
               <w:jc w:val="center"/>
               <w:rPr>
@@ -11352,6 +10519,7 @@
     <w:p>
       <w:pPr>
         <w:pStyle w:val="Kpalrs"/>
+        <w:spacing w:line="360" w:lineRule="auto"/>
         <w:jc w:val="center"/>
       </w:pPr>
       <w:fldSimple w:instr=" SEQ ábra \* ARABIC ">
@@ -11368,6 +10536,7 @@
     </w:p>
     <w:p>
       <w:pPr>
+        <w:spacing w:line="360" w:lineRule="auto"/>
         <w:ind w:left="0" w:firstLine="0"/>
       </w:pPr>
       <w:r>
@@ -11382,33 +10551,25 @@
     </w:p>
     <w:p>
       <w:pPr>
+        <w:spacing w:line="360" w:lineRule="auto"/>
         <w:ind w:left="0" w:firstLine="0"/>
       </w:pPr>
       <w:r>
         <w:tab/>
         <w:t xml:space="preserve">A Firestore biztonsági szabályok között kiemelt szerepet kap a felhasználók hitelesítettségének ellenőrzése, amely a következő feltétel segítségével történik: </w:t>
       </w:r>
-      <w:proofErr w:type="spellStart"/>
       <w:r>
         <w:rPr>
           <w:i/>
           <w:iCs/>
         </w:rPr>
-        <w:t>request.auth</w:t>
-      </w:r>
-      <w:proofErr w:type="spellEnd"/>
+        <w:t>request.auth != null</w:t>
+      </w:r>
       <w:r>
         <w:rPr>
           <w:i/>
           <w:iCs/>
         </w:rPr>
-        <w:t xml:space="preserve"> != null</w:t>
-      </w:r>
-      <w:r>
-        <w:rPr>
-          <w:i/>
-          <w:iCs/>
-        </w:rPr>
         <w:t xml:space="preserve">. </w:t>
       </w:r>
       <w:r>
@@ -11421,6 +10582,7 @@
     </w:p>
     <w:p>
       <w:pPr>
+        <w:spacing w:line="360" w:lineRule="auto"/>
         <w:ind w:left="0" w:firstLine="0"/>
         <w:rPr>
           <w:noProof/>
@@ -11439,6 +10601,7 @@
     </w:p>
     <w:p>
       <w:pPr>
+        <w:spacing w:line="360" w:lineRule="auto"/>
         <w:ind w:left="0" w:firstLine="0"/>
       </w:pPr>
       <w:r>
@@ -11457,6 +10620,7 @@
     </w:p>
     <w:p>
       <w:pPr>
+        <w:spacing w:line="360" w:lineRule="auto"/>
         <w:ind w:left="0" w:firstLine="0"/>
       </w:pPr>
       <w:r>
@@ -11472,6 +10636,7 @@
     </w:p>
     <w:p>
       <w:pPr>
+        <w:spacing w:line="360" w:lineRule="auto"/>
         <w:ind w:left="0" w:firstLine="708"/>
       </w:pPr>
       <w:r>
@@ -11480,38 +10645,25 @@
     </w:p>
     <w:p>
       <w:pPr>
+        <w:spacing w:line="360" w:lineRule="auto"/>
         <w:ind w:left="0" w:firstLine="708"/>
       </w:pPr>
       <w:r>
-        <w:t xml:space="preserve">A </w:t>
-      </w:r>
-      <w:proofErr w:type="spellStart"/>
-      <w:r>
-        <w:t>bookings</w:t>
-      </w:r>
-      <w:proofErr w:type="spellEnd"/>
-      <w:r>
-        <w:t xml:space="preserve"> kollekció esetében a rendszer biztosítja, hogy foglalásokat kizárólag hitelesített felhasználók hozhassanak létre. A felhasználók kizárólag saját foglalásaikat érhetik el és kezelhetik, míg a tókezelők kizárólag a hozzájuk tartozó tavak foglalásainak kezelésére jogosultak. Az adminisztrátorok teljes hozzáféréssel rendelkeznek a foglalási adatokhoz.</w:t>
-      </w:r>
-    </w:p>
-    <w:p>
-      <w:pPr>
+        <w:t>A bookings kollekció esetében a rendszer biztosítja, hogy foglalásokat kizárólag hitelesített felhasználók hozhassanak létre. A felhasználók kizárólag saját foglalásaikat érhetik el és kezelhetik, míg a tókezelők kizárólag a hozzájuk tartozó tavak foglalásainak kezelésére jogosultak. Az adminisztrátorok teljes hozzáféréssel rendelkeznek a foglalási adatokhoz.</w:t>
+      </w:r>
+    </w:p>
+    <w:p>
+      <w:pPr>
+        <w:spacing w:line="360" w:lineRule="auto"/>
         <w:ind w:left="0" w:firstLine="708"/>
       </w:pPr>
       <w:r>
-        <w:t xml:space="preserve">A </w:t>
-      </w:r>
-      <w:proofErr w:type="spellStart"/>
-      <w:r>
-        <w:t>reviews</w:t>
-      </w:r>
-      <w:proofErr w:type="spellEnd"/>
-      <w:r>
-        <w:t xml:space="preserve"> kollekció a felhasználói értékelések és vélemények tárolására szolgál. A rendszer biztosítja, hogy új értékelést kizárólag hitelesített felhasználók hozhassanak létre. A módosítás és törlés kizárólag az értékelés tulajdonosa vagy adminisztrátor által hajtható végre.</w:t>
-      </w:r>
-    </w:p>
-    <w:p>
-      <w:pPr>
+        <w:t>A reviews kollekció a felhasználói értékelések és vélemények tárolására szolgál. A rendszer biztosítja, hogy új értékelést kizárólag hitelesített felhasználók hozhassanak létre. A módosítás és törlés kizárólag az értékelés tulajdonosa vagy adminisztrátor által hajtható végre.</w:t>
+      </w:r>
+    </w:p>
+    <w:p>
+      <w:pPr>
+        <w:spacing w:line="360" w:lineRule="auto"/>
         <w:ind w:left="0" w:firstLine="0"/>
       </w:pPr>
       <w:r>
@@ -11519,113 +10671,43 @@
         <w:t>A news és events kollekciók esetében a hozzáférés szerepkör-alapú módon kerül szabályozásra. Míg az adatok olvasása minden felhasználó számára engedélyezett, addig a létrehozás, módosítás és törlés csak meghatározott szerepkörökhöz kötött.</w:t>
       </w:r>
       <w:r>
-        <w:t xml:space="preserve"> A </w:t>
-      </w:r>
-      <w:proofErr w:type="spellStart"/>
-      <w:r>
-        <w:t>news</w:t>
-      </w:r>
-      <w:proofErr w:type="spellEnd"/>
-      <w:r>
-        <w:t xml:space="preserve"> kollekció kezeléséhez újságírói vagy adminisztrátori jogosultság szükséges, míg az </w:t>
-      </w:r>
-      <w:proofErr w:type="spellStart"/>
-      <w:r>
-        <w:t>events</w:t>
-      </w:r>
-      <w:proofErr w:type="spellEnd"/>
-      <w:r>
-        <w:t xml:space="preserve"> kollekció kezelése szervezői vagy adminisztrátori jogosultsághoz kötött.</w:t>
-      </w:r>
-    </w:p>
-    <w:p>
-      <w:pPr>
-        <w:ind w:left="0" w:firstLine="0"/>
-      </w:pPr>
-      <w:r>
-        <w:tab/>
-        <w:t xml:space="preserve">A users kollekció kezelése kiemelt biztonsági szempontokat követ. A felhasználók kizárólag a saját adataikhoz férhetnek hozzá, és azok módosítása során nem változtathatják meg </w:t>
-      </w:r>
+        <w:t xml:space="preserve"> A news kollekció kezeléséhez újságírói vagy adminisztrátori jogosultság szükséges, míg az events kollekció kezelése szervezői vagy adminisztrátori jogosultsághoz kötött.</w:t>
+      </w:r>
+    </w:p>
+    <w:p>
+      <w:pPr>
+        <w:spacing w:line="360" w:lineRule="auto"/>
+        <w:ind w:left="0" w:firstLine="0"/>
+      </w:pPr>
+      <w:r>
+        <w:tab/>
+        <w:t>A users kollekció kezelése kiemelt biztonsági szempontokat követ. A felhasználók kizárólag a saját adataikhoz férhetnek hozzá, és azok módosítása során nem változtathatják meg saját szerepkörüket. Ez a megkötés megakadályozza a jogosultsági szintek jogosulatlan módosítását.</w:t>
+      </w:r>
+    </w:p>
+    <w:p>
+      <w:pPr>
+        <w:spacing w:line="360" w:lineRule="auto"/>
+      </w:pPr>
       <w:r>
         <w:lastRenderedPageBreak/>
-        <w:t>saját szerepkörüket. Ez a megkötés megakadályozza a jogosultsági szintek jogosulatlan módosítását.</w:t>
-      </w:r>
-    </w:p>
-    <w:p>
-      <w:r>
-        <w:tab/>
-      </w:r>
-      <w:r>
-        <w:tab/>
-      </w:r>
-      <w:r>
-        <w:t xml:space="preserve">A backend oldali biztonsági megoldásokat frontend oldali védelmi mechanizmusok is kiegészítik. Az Angular alkalmazás </w:t>
-      </w:r>
-      <w:proofErr w:type="spellStart"/>
-      <w:r>
-        <w:t>route</w:t>
-      </w:r>
-      <w:proofErr w:type="spellEnd"/>
+        <w:tab/>
+      </w:r>
+      <w:r>
+        <w:tab/>
+      </w:r>
+      <w:r>
+        <w:t>A backend oldali biztonsági megoldásokat frontend oldali védelmi mechanizmusok is kiegészítik. Az Angular alkalmazás route guard-okat használ annak érdekében, hogy bizonyos oldalak kizárólag megfelelő jogosultsággal rendelkező felhasználók számára legyenek elérhetők.</w:t>
+      </w:r>
       <w:r>
         <w:t xml:space="preserve"> </w:t>
       </w:r>
-      <w:proofErr w:type="spellStart"/>
-      <w:r>
-        <w:t>guard-okat</w:t>
-      </w:r>
-      <w:proofErr w:type="spellEnd"/>
-      <w:r>
-        <w:t xml:space="preserve"> használ annak érdekében, hogy bizonyos oldalak kizárólag megfelelő jogosultsággal rendelkező felhasználók számára legyenek elérhetők.</w:t>
-      </w:r>
-      <w:r>
-        <w:t xml:space="preserve"> </w:t>
-      </w:r>
-      <w:r>
-        <w:t xml:space="preserve">Az </w:t>
-      </w:r>
-      <w:proofErr w:type="spellStart"/>
-      <w:r>
-        <w:t>authGuard</w:t>
-      </w:r>
-      <w:proofErr w:type="spellEnd"/>
-      <w:r>
-        <w:t xml:space="preserve"> a hitelesített felhasználók hozzáférését ellenőrzi, míg az </w:t>
-      </w:r>
-      <w:proofErr w:type="spellStart"/>
-      <w:r>
-        <w:t>adminGuard</w:t>
-      </w:r>
-      <w:proofErr w:type="spellEnd"/>
-      <w:r>
-        <w:t xml:space="preserve"> az adminisztrátori jogosultság meglétét vizsgálja. A </w:t>
-      </w:r>
-      <w:proofErr w:type="spellStart"/>
-      <w:r>
-        <w:t>newsGuard</w:t>
-      </w:r>
-      <w:proofErr w:type="spellEnd"/>
-      <w:r>
-        <w:t xml:space="preserve"> a hírszerkesztő felületek elérését szabályozza, az </w:t>
-      </w:r>
-      <w:proofErr w:type="spellStart"/>
-      <w:r>
-        <w:t>eventsGuard</w:t>
-      </w:r>
-      <w:proofErr w:type="spellEnd"/>
-      <w:r>
-        <w:t xml:space="preserve"> pedig a versenyekhez és eseményekhez kapcsolódó szerkesztői funkciókat védi. A </w:t>
-      </w:r>
-      <w:proofErr w:type="spellStart"/>
-      <w:r>
-        <w:t>managerGuard</w:t>
-      </w:r>
-      <w:proofErr w:type="spellEnd"/>
-      <w:r>
-        <w:t xml:space="preserve"> kizárólag a tókezelő szerepkörrel rendelkező felhasználók számára biztosít hozzáférést a tókezelői felülethez és a foglalások kezeléséhez.</w:t>
-      </w:r>
-    </w:p>
-    <w:p>
-      <w:pPr>
+      <w:r>
+        <w:t>Az authGuard a hitelesített felhasználók hozzáférését ellenőrzi, míg az adminGuard az adminisztrátori jogosultság meglétét vizsgálja. A newsGuard a hírszerkesztő felületek elérését szabályozza, az eventsGuard pedig a versenyekhez és eseményekhez kapcsolódó szerkesztői funkciókat védi. A managerGuard kizárólag a tókezelő szerepkörrel rendelkező felhasználók számára biztosít hozzáférést a tókezelői felülethez és a foglalások kezeléséhez.</w:t>
+      </w:r>
+    </w:p>
+    <w:p>
+      <w:pPr>
+        <w:spacing w:line="360" w:lineRule="auto"/>
         <w:ind w:left="0" w:firstLine="0"/>
       </w:pPr>
       <w:r>
@@ -11634,12 +10716,13 @@
     </w:p>
     <w:p>
       <w:pPr>
-        <w:ind w:left="0" w:firstLine="0"/>
-      </w:pPr>
-    </w:p>
-    <w:p>
-      <w:pPr>
-        <w:spacing w:after="480" w:line="386" w:lineRule="auto"/>
+        <w:spacing w:line="360" w:lineRule="auto"/>
+        <w:ind w:left="0" w:firstLine="0"/>
+      </w:pPr>
+    </w:p>
+    <w:p>
+      <w:pPr>
+        <w:spacing w:after="480" w:line="360" w:lineRule="auto"/>
         <w:ind w:left="0" w:firstLine="0"/>
         <w:jc w:val="center"/>
         <w:rPr>
@@ -11661,7 +10744,7 @@
     </w:p>
     <w:p>
       <w:pPr>
-        <w:spacing w:after="120" w:line="386" w:lineRule="auto"/>
+        <w:spacing w:after="120" w:line="360" w:lineRule="auto"/>
         <w:ind w:left="0" w:firstLine="0"/>
       </w:pPr>
       <w:r>
@@ -11671,36 +10754,20 @@
     </w:p>
     <w:p>
       <w:pPr>
-        <w:spacing w:after="120" w:line="386" w:lineRule="auto"/>
-        <w:ind w:left="0" w:firstLine="0"/>
-      </w:pPr>
-      <w:r>
-        <w:tab/>
-        <w:t xml:space="preserve">A Cloud Firestore </w:t>
-      </w:r>
-      <w:proofErr w:type="spellStart"/>
-      <w:r>
-        <w:t>NoSQL</w:t>
-      </w:r>
-      <w:proofErr w:type="spellEnd"/>
-      <w:r>
-        <w:t xml:space="preserve"> típusú</w:t>
-      </w:r>
-      <w:r>
-        <w:t xml:space="preserve"> adatbázis, amelyben az adatok dokumentumok formájában kerülnek eltárolásra, és ezek kollekciókba szerveződnek. A relációs adatbázisokkal ellentétben a </w:t>
-      </w:r>
-      <w:proofErr w:type="spellStart"/>
-      <w:r>
-        <w:t>NoSQL</w:t>
-      </w:r>
-      <w:proofErr w:type="spellEnd"/>
-      <w:r>
-        <w:t xml:space="preserve"> nem használ hagyományos táblák közötti kapcsolatokat, hanem az adatok közötti kapcsolatok logikai szinten kerülnek megvalósításra.</w:t>
-      </w:r>
-    </w:p>
-    <w:p>
-      <w:pPr>
-        <w:spacing w:after="120" w:line="386" w:lineRule="auto"/>
+        <w:spacing w:after="120" w:line="360" w:lineRule="auto"/>
+        <w:ind w:left="0" w:firstLine="0"/>
+      </w:pPr>
+      <w:r>
+        <w:tab/>
+        <w:t>A Cloud Firestore NoSQL típusú</w:t>
+      </w:r>
+      <w:r>
+        <w:t xml:space="preserve"> adatbázis, amelyben az adatok dokumentumok formájában kerülnek eltárolásra, és ezek kollekciókba szerveződnek. A relációs adatbázisokkal ellentétben a NoSQL nem használ hagyományos táblák közötti kapcsolatokat, hanem az adatok közötti kapcsolatok logikai szinten kerülnek megvalósításra.</w:t>
+      </w:r>
+    </w:p>
+    <w:p>
+      <w:pPr>
+        <w:spacing w:after="120" w:line="360" w:lineRule="auto"/>
         <w:ind w:left="0" w:firstLine="0"/>
         <w:jc w:val="center"/>
         <w:rPr>
@@ -11718,7 +10785,7 @@
     </w:p>
     <w:p>
       <w:pPr>
-        <w:spacing w:after="120" w:line="386" w:lineRule="auto"/>
+        <w:spacing w:after="120" w:line="360" w:lineRule="auto"/>
         <w:ind w:left="0" w:firstLine="0"/>
       </w:pPr>
       <w:r>
@@ -11746,7 +10813,7 @@
         <w:tabs>
           <w:tab w:val="left" w:pos="709"/>
         </w:tabs>
-        <w:spacing w:after="120" w:line="386" w:lineRule="auto"/>
+        <w:spacing w:after="120" w:line="360" w:lineRule="auto"/>
         <w:ind w:left="0" w:firstLine="0"/>
       </w:pPr>
       <w:r>
@@ -11756,7 +10823,7 @@
     </w:p>
     <w:p>
       <w:pPr>
-        <w:spacing w:after="120" w:line="386" w:lineRule="auto"/>
+        <w:spacing w:after="120" w:line="360" w:lineRule="auto"/>
         <w:ind w:left="0" w:firstLine="0"/>
         <w:jc w:val="center"/>
         <w:rPr>
@@ -11774,28 +10841,28 @@
     </w:p>
     <w:p>
       <w:pPr>
-        <w:spacing w:after="120" w:line="386" w:lineRule="auto"/>
-        <w:ind w:left="0" w:firstLine="0"/>
-      </w:pPr>
-      <w:r>
-        <w:rPr>
-          <w:b/>
-          <w:bCs/>
-        </w:rPr>
+        <w:spacing w:after="120" w:line="360" w:lineRule="auto"/>
+        <w:ind w:left="0" w:firstLine="0"/>
+      </w:pPr>
+      <w:r>
+        <w:rPr>
+          <w:b/>
+          <w:bCs/>
+        </w:rPr>
+        <w:tab/>
+      </w:r>
+      <w:r>
+        <w:t>A galéria kollekcióban a felhasználók által feltöltött képek és azok leírásai kerülnek tárolásra. A tartalmak minden felhasználó számára elérhetőek, azonban feltöltés kizárólag bejelentkezett felhasználók számára engedélyezett.</w:t>
+      </w:r>
+    </w:p>
+    <w:p>
+      <w:pPr>
+        <w:spacing w:after="120" w:line="360" w:lineRule="auto"/>
+        <w:ind w:left="0" w:firstLine="0"/>
+      </w:pPr>
+      <w:r>
         <w:lastRenderedPageBreak/>
         <w:tab/>
-      </w:r>
-      <w:r>
-        <w:t>A galéria kollekcióban a felhasználók által feltöltött képek és azok leírásai kerülnek tárolásra. A tartalmak minden felhasználó számára elérhetőek, azonban feltöltés kizárólag bejelentkezett felhasználók számára engedélyezett.</w:t>
-      </w:r>
-    </w:p>
-    <w:p>
-      <w:pPr>
-        <w:spacing w:after="120" w:line="386" w:lineRule="auto"/>
-        <w:ind w:left="0" w:firstLine="0"/>
-      </w:pPr>
-      <w:r>
-        <w:tab/>
         <w:t>Egy galéria elem tartalmazza a feltöltő felhasználó azonosítóját</w:t>
       </w:r>
       <w:r>
@@ -11807,7 +10874,7 @@
     </w:p>
     <w:p>
       <w:pPr>
-        <w:spacing w:after="120" w:line="386" w:lineRule="auto"/>
+        <w:spacing w:after="120" w:line="360" w:lineRule="auto"/>
         <w:ind w:left="0" w:firstLine="0"/>
         <w:jc w:val="center"/>
         <w:rPr>
@@ -11839,7 +10906,7 @@
     </w:p>
     <w:p>
       <w:pPr>
-        <w:spacing w:after="120" w:line="386" w:lineRule="auto"/>
+        <w:spacing w:after="120" w:line="360" w:lineRule="auto"/>
         <w:ind w:left="0" w:firstLine="0"/>
       </w:pPr>
       <w:r>
@@ -11849,7 +10916,7 @@
     </w:p>
     <w:p>
       <w:pPr>
-        <w:spacing w:after="120" w:line="386" w:lineRule="auto"/>
+        <w:spacing w:after="120" w:line="360" w:lineRule="auto"/>
         <w:ind w:left="0" w:firstLine="0"/>
       </w:pPr>
       <w:r>
@@ -11865,7 +10932,7 @@
     </w:p>
     <w:p>
       <w:pPr>
-        <w:spacing w:after="120" w:line="386" w:lineRule="auto"/>
+        <w:spacing w:after="120" w:line="360" w:lineRule="auto"/>
         <w:ind w:left="0" w:firstLine="0"/>
         <w:jc w:val="center"/>
         <w:rPr>
@@ -11897,7 +10964,7 @@
     </w:p>
     <w:p>
       <w:pPr>
-        <w:spacing w:after="120" w:line="386" w:lineRule="auto"/>
+        <w:spacing w:after="120" w:line="360" w:lineRule="auto"/>
         <w:ind w:left="0" w:firstLine="0"/>
       </w:pPr>
       <w:r>
@@ -11907,7 +10974,7 @@
     </w:p>
     <w:p>
       <w:pPr>
-        <w:spacing w:after="120" w:line="386" w:lineRule="auto"/>
+        <w:spacing w:after="120" w:line="360" w:lineRule="auto"/>
         <w:ind w:left="0" w:firstLine="0"/>
       </w:pPr>
       <w:r>
@@ -11929,7 +10996,7 @@
     </w:p>
     <w:p>
       <w:pPr>
-        <w:spacing w:after="120" w:line="386" w:lineRule="auto"/>
+        <w:spacing w:after="120" w:line="360" w:lineRule="auto"/>
         <w:ind w:left="0" w:firstLine="0"/>
         <w:jc w:val="center"/>
         <w:rPr>
@@ -11961,7 +11028,7 @@
     </w:p>
     <w:p>
       <w:pPr>
-        <w:spacing w:after="120" w:line="386" w:lineRule="auto"/>
+        <w:spacing w:after="120" w:line="360" w:lineRule="auto"/>
         <w:ind w:left="0" w:firstLine="0"/>
       </w:pPr>
       <w:r>
@@ -11974,20 +11041,12 @@
         <w:tabs>
           <w:tab w:val="left" w:pos="709"/>
         </w:tabs>
-        <w:spacing w:after="120" w:line="386" w:lineRule="auto"/>
-        <w:ind w:left="0" w:firstLine="0"/>
-      </w:pPr>
-      <w:r>
-        <w:tab/>
-        <w:t>Egy felhasználóról eltárolásra kerül az egyedi azonosító (</w:t>
-      </w:r>
-      <w:proofErr w:type="spellStart"/>
-      <w:r>
-        <w:t>uid</w:t>
-      </w:r>
-      <w:proofErr w:type="spellEnd"/>
-      <w:r>
-        <w:t>), név, e-mail cím, felhasználónév, szerepkör</w:t>
+        <w:spacing w:after="120" w:line="360" w:lineRule="auto"/>
+        <w:ind w:left="0" w:firstLine="0"/>
+      </w:pPr>
+      <w:r>
+        <w:tab/>
+        <w:t>Egy felhasználóról eltárolásra kerül az egyedi azonosító (uid), név, e-mail cím, felhasználónév, szerepkör</w:t>
       </w:r>
       <w:r>
         <w:t>,</w:t>
@@ -12001,7 +11060,7 @@
     </w:p>
     <w:p>
       <w:pPr>
-        <w:spacing w:after="120" w:line="386" w:lineRule="auto"/>
+        <w:spacing w:after="120" w:line="360" w:lineRule="auto"/>
         <w:ind w:left="0" w:firstLine="0"/>
         <w:jc w:val="center"/>
         <w:rPr>
@@ -12014,51 +11073,7 @@
           <w:b/>
           <w:bCs/>
         </w:rPr>
-        <w:t>8.</w:t>
-      </w:r>
-      <w:r>
-        <w:rPr>
-          <w:b/>
-          <w:bCs/>
-        </w:rPr>
-        <w:t>7</w:t>
-      </w:r>
-      <w:r>
-        <w:rPr>
-          <w:b/>
-          <w:bCs/>
-        </w:rPr>
-        <w:t xml:space="preserve">. </w:t>
-      </w:r>
-      <w:r>
-        <w:rPr>
-          <w:b/>
-          <w:bCs/>
-        </w:rPr>
-        <w:t>Foglalások</w:t>
-      </w:r>
-      <w:r>
-        <w:rPr>
-          <w:b/>
-          <w:bCs/>
-        </w:rPr>
-        <w:t xml:space="preserve"> (</w:t>
-      </w:r>
-      <w:proofErr w:type="spellStart"/>
-      <w:r>
-        <w:rPr>
-          <w:b/>
-          <w:bCs/>
-        </w:rPr>
-        <w:t>Bookings</w:t>
-      </w:r>
-      <w:proofErr w:type="spellEnd"/>
-      <w:r>
-        <w:rPr>
-          <w:b/>
-          <w:bCs/>
-        </w:rPr>
-        <w:t>)</w:t>
+        <w:t>8.7. Foglalások (Bookings)</w:t>
       </w:r>
     </w:p>
     <w:p>
@@ -12066,7 +11081,37 @@
         <w:tabs>
           <w:tab w:val="left" w:pos="709"/>
         </w:tabs>
-        <w:spacing w:after="120" w:line="386" w:lineRule="auto"/>
+        <w:spacing w:after="120" w:line="360" w:lineRule="auto"/>
+        <w:ind w:left="0" w:firstLine="0"/>
+      </w:pPr>
+      <w:r>
+        <w:tab/>
+      </w:r>
+      <w:r>
+        <w:t>A bookings kollekció a felhasználók által létrehozott foglalások adatait tárolja. A foglalások minden esetben kapcsolódnak egy adott horgászhelyhez és felhasználóhoz.</w:t>
+      </w:r>
+    </w:p>
+    <w:p>
+      <w:pPr>
+        <w:tabs>
+          <w:tab w:val="left" w:pos="709"/>
+        </w:tabs>
+        <w:spacing w:after="120" w:line="360" w:lineRule="auto"/>
+        <w:ind w:left="0" w:firstLine="0"/>
+      </w:pPr>
+      <w:r>
+        <w:tab/>
+      </w:r>
+      <w:r>
+        <w:t>Egy foglalás dokumentum tartalmazza a foglaló felhasználó azonosítóját és alapadatait, a kiválasztott tó azonosítóját és nevét, a foglalás kezdő és záró időpontját, a lefoglalt helyek számát, valamint a foglalás teljes árát.</w:t>
+      </w:r>
+    </w:p>
+    <w:p>
+      <w:pPr>
+        <w:tabs>
+          <w:tab w:val="left" w:pos="709"/>
+        </w:tabs>
+        <w:spacing w:after="120" w:line="360" w:lineRule="auto"/>
         <w:ind w:left="0" w:firstLine="0"/>
       </w:pPr>
       <w:r>
@@ -12074,15 +11119,25 @@
         <w:tab/>
       </w:r>
       <w:r>
-        <w:t xml:space="preserve">A </w:t>
-      </w:r>
-      <w:proofErr w:type="spellStart"/>
-      <w:r>
-        <w:t>bookings</w:t>
-      </w:r>
-      <w:proofErr w:type="spellEnd"/>
-      <w:r>
-        <w:t xml:space="preserve"> kollekció a felhasználók által létrehozott foglalások adatait tárolja. A foglalások minden esetben kapcsolódnak egy adott horgászhelyhez és felhasználóhoz.</w:t>
+        <w:t>A dokumentumok tárolják továbbá a foglalás aktuális állapotát is, például jóváhagyás alatt, jóváhagyva, elutasítva vagy törölve állapotot. A foglalások tartalmazhatják a tókezelő azonosítóját és a létrehozás időpontját is.</w:t>
+      </w:r>
+    </w:p>
+    <w:p>
+      <w:pPr>
+        <w:spacing w:after="120" w:line="360" w:lineRule="auto"/>
+        <w:ind w:left="0" w:firstLine="0"/>
+        <w:jc w:val="center"/>
+        <w:rPr>
+          <w:b/>
+          <w:bCs/>
+        </w:rPr>
+      </w:pPr>
+      <w:r>
+        <w:rPr>
+          <w:b/>
+          <w:bCs/>
+        </w:rPr>
+        <w:t>8.8. Értékelések (Reviews)</w:t>
       </w:r>
     </w:p>
     <w:p>
@@ -12090,14 +11145,14 @@
         <w:tabs>
           <w:tab w:val="left" w:pos="709"/>
         </w:tabs>
-        <w:spacing w:after="120" w:line="386" w:lineRule="auto"/>
-        <w:ind w:left="0" w:firstLine="0"/>
-      </w:pPr>
-      <w:r>
-        <w:tab/>
-      </w:r>
-      <w:r>
-        <w:t>Egy foglalás dokumentum tartalmazza a foglaló felhasználó azonosítóját és alapadatait, a kiválasztott tó azonosítóját és nevét, a foglalás kezdő és záró időpontját, a lefoglalt helyek számát, valamint a foglalás teljes árát.</w:t>
+        <w:spacing w:after="120" w:line="360" w:lineRule="auto"/>
+        <w:ind w:left="0" w:firstLine="0"/>
+      </w:pPr>
+      <w:r>
+        <w:tab/>
+      </w:r>
+      <w:r>
+        <w:t>A reviews kollekció a felhasználók által létrehozott értékeléseket és véleményeket tárolja. Az értékelések kapcsolódhatnak egy adott horgászhelyhez, és lehetővé teszik a közösségi alapú visszajelzések megjelenítését.</w:t>
       </w:r>
     </w:p>
     <w:p>
@@ -12105,107 +11160,7 @@
         <w:tabs>
           <w:tab w:val="left" w:pos="709"/>
         </w:tabs>
-        <w:spacing w:after="120" w:line="386" w:lineRule="auto"/>
-        <w:ind w:left="0" w:firstLine="0"/>
-      </w:pPr>
-      <w:r>
-        <w:tab/>
-      </w:r>
-      <w:r>
-        <w:t>A dokumentumok tárolják továbbá a foglalás aktuális állapotát is, például jóváhagyás alatt, jóváhagyva, elutasítva vagy törölve állapotot. A foglalások tartalmazhatják a tókezelő azonosítóját és a létrehozás időpontját is.</w:t>
-      </w:r>
-    </w:p>
-    <w:p>
-      <w:pPr>
-        <w:spacing w:after="120" w:line="386" w:lineRule="auto"/>
-        <w:ind w:left="0" w:firstLine="0"/>
-        <w:jc w:val="center"/>
-        <w:rPr>
-          <w:b/>
-          <w:bCs/>
-        </w:rPr>
-      </w:pPr>
-      <w:r>
-        <w:rPr>
-          <w:b/>
-          <w:bCs/>
-        </w:rPr>
-        <w:t>8.</w:t>
-      </w:r>
-      <w:r>
-        <w:rPr>
-          <w:b/>
-          <w:bCs/>
-        </w:rPr>
-        <w:t>8</w:t>
-      </w:r>
-      <w:r>
-        <w:rPr>
-          <w:b/>
-          <w:bCs/>
-        </w:rPr>
-        <w:t xml:space="preserve">. </w:t>
-      </w:r>
-      <w:r>
-        <w:rPr>
-          <w:b/>
-          <w:bCs/>
-        </w:rPr>
-        <w:t>Értékelések</w:t>
-      </w:r>
-      <w:r>
-        <w:rPr>
-          <w:b/>
-          <w:bCs/>
-        </w:rPr>
-        <w:t xml:space="preserve"> (</w:t>
-      </w:r>
-      <w:proofErr w:type="spellStart"/>
-      <w:r>
-        <w:rPr>
-          <w:b/>
-          <w:bCs/>
-        </w:rPr>
-        <w:t>Reviews</w:t>
-      </w:r>
-      <w:proofErr w:type="spellEnd"/>
-      <w:r>
-        <w:rPr>
-          <w:b/>
-          <w:bCs/>
-        </w:rPr>
-        <w:t>)</w:t>
-      </w:r>
-    </w:p>
-    <w:p>
-      <w:pPr>
-        <w:tabs>
-          <w:tab w:val="left" w:pos="709"/>
-        </w:tabs>
-        <w:spacing w:after="120" w:line="386" w:lineRule="auto"/>
-        <w:ind w:left="0" w:firstLine="0"/>
-      </w:pPr>
-      <w:r>
-        <w:tab/>
-      </w:r>
-      <w:r>
-        <w:t xml:space="preserve">A </w:t>
-      </w:r>
-      <w:proofErr w:type="spellStart"/>
-      <w:r>
-        <w:t>reviews</w:t>
-      </w:r>
-      <w:proofErr w:type="spellEnd"/>
-      <w:r>
-        <w:t xml:space="preserve"> kollekció a felhasználók által létrehozott értékeléseket és véleményeket tárolja. Az értékelések kapcsolódhatnak egy adott horgászhelyhez, és lehetővé teszik a közösségi alapú visszajelzések megjelenítését.</w:t>
-      </w:r>
-    </w:p>
-    <w:p>
-      <w:pPr>
-        <w:tabs>
-          <w:tab w:val="left" w:pos="709"/>
-        </w:tabs>
-        <w:spacing w:after="120" w:line="386" w:lineRule="auto"/>
+        <w:spacing w:after="120" w:line="360" w:lineRule="auto"/>
         <w:ind w:left="0" w:firstLine="0"/>
       </w:pPr>
       <w:r>
@@ -12217,7 +11172,7 @@
     </w:p>
     <w:p>
       <w:pPr>
-        <w:spacing w:after="160" w:line="278" w:lineRule="auto"/>
+        <w:spacing w:after="160" w:line="360" w:lineRule="auto"/>
         <w:ind w:left="0" w:firstLine="0"/>
         <w:jc w:val="left"/>
       </w:pPr>
@@ -12230,7 +11185,7 @@
         <w:tabs>
           <w:tab w:val="left" w:pos="567"/>
         </w:tabs>
-        <w:spacing w:after="480" w:line="386" w:lineRule="auto"/>
+        <w:spacing w:after="480" w:line="360" w:lineRule="auto"/>
         <w:ind w:left="0" w:firstLine="0"/>
         <w:jc w:val="center"/>
         <w:rPr>
@@ -12248,30 +11203,12 @@
           <w:szCs w:val="28"/>
         </w:rPr>
         <w:lastRenderedPageBreak/>
-        <w:t>9.</w:t>
-      </w:r>
-      <w:r>
-        <w:rPr>
-          <w:b/>
-          <w:bCs/>
-          <w:sz w:val="28"/>
-          <w:szCs w:val="28"/>
-        </w:rPr>
-        <w:t xml:space="preserve"> </w:t>
-      </w:r>
-      <w:r>
-        <w:rPr>
-          <w:b/>
-          <w:bCs/>
-          <w:sz w:val="28"/>
-          <w:szCs w:val="28"/>
-        </w:rPr>
-        <w:t>A rendszer magasszintű folyamatai</w:t>
-      </w:r>
-    </w:p>
-    <w:p>
-      <w:pPr>
-        <w:spacing w:after="120" w:line="386" w:lineRule="auto"/>
+        <w:t>9. A rendszer magasszintű folyamatai</w:t>
+      </w:r>
+    </w:p>
+    <w:p>
+      <w:pPr>
+        <w:spacing w:after="120" w:line="360" w:lineRule="auto"/>
         <w:ind w:left="0" w:firstLine="708"/>
       </w:pPr>
       <w:r>
@@ -12500,24 +11437,16 @@
     </w:p>
     <w:p>
       <w:pPr>
-        <w:spacing w:after="120" w:line="386" w:lineRule="auto"/>
+        <w:spacing w:after="120" w:line="360" w:lineRule="auto"/>
         <w:ind w:left="0" w:firstLine="708"/>
       </w:pPr>
       <w:r>
-        <w:t xml:space="preserve">A 9.1. ábra a foglalási folyamat működését szemlélteti. A diagram bemutatja, hogyan történik egy új foglalás létrehozása a felhasználói felületen keresztül, valamint annak eltárolása a Firestore adatbázisban a </w:t>
-      </w:r>
-      <w:proofErr w:type="spellStart"/>
-      <w:r>
-        <w:t>BookingService</w:t>
-      </w:r>
-      <w:proofErr w:type="spellEnd"/>
-      <w:r>
-        <w:t xml:space="preserve"> segítségével. A folyamat második része a tókezelői oldalon történő foglaláskezelést mutatja be. A tókezelő lekérheti a hozzá tartozó tavak foglalásait, majd módosíthatja azok állapotát, például jóváhagyhatja vagy elutasíthatja azokat. A státuszváltozások a Firestore adatbázisban kerülnek eltárolásra.</w:t>
-      </w:r>
-    </w:p>
-    <w:p>
-      <w:pPr>
-        <w:spacing w:after="120" w:line="386" w:lineRule="auto"/>
+        <w:t>A 9.1. ábra a foglalási folyamat működését szemlélteti. A diagram bemutatja, hogyan történik egy új foglalás létrehozása a felhasználói felületen keresztül, valamint annak eltárolása a Firestore adatbázisban a BookingService segítségével. A folyamat második része a tókezelői oldalon történő foglaláskezelést mutatja be. A tókezelő lekérheti a hozzá tartozó tavak foglalásait, majd módosíthatja azok állapotát, például jóváhagyhatja vagy elutasíthatja azokat. A státuszváltozások a Firestore adatbázisban kerülnek eltárolásra.</w:t>
+      </w:r>
+    </w:p>
+    <w:p>
+      <w:pPr>
+        <w:spacing w:after="120" w:line="360" w:lineRule="auto"/>
         <w:ind w:left="0" w:firstLine="708"/>
       </w:pPr>
       <w:r>
@@ -12525,112 +11454,48 @@
       </w:r>
       <w:r>
         <w:lastRenderedPageBreak/>
-        <w:t xml:space="preserve">adatok helyességét és teljességét, majd a foglalási adatokat átadja a </w:t>
-      </w:r>
-      <w:proofErr w:type="spellStart"/>
-      <w:r>
-        <w:t>BookingService</w:t>
-      </w:r>
-      <w:proofErr w:type="spellEnd"/>
-      <w:r>
-        <w:t xml:space="preserve"> szolgáltatás megfelelő metódusának.</w:t>
-      </w:r>
-    </w:p>
-    <w:p>
-      <w:pPr>
-        <w:spacing w:after="120" w:line="386" w:lineRule="auto"/>
+        <w:t>adatok helyességét és teljességét, majd a foglalási adatokat átadja a BookingService szolgáltatás megfelelő metódusának.</w:t>
+      </w:r>
+    </w:p>
+    <w:p>
+      <w:pPr>
+        <w:spacing w:after="120" w:line="360" w:lineRule="auto"/>
         <w:ind w:left="0" w:firstLine="708"/>
       </w:pPr>
       <w:r>
-        <w:t xml:space="preserve">A szolgáltatás létrehozza az új foglalási dokumentumot a Firestore adatbázis </w:t>
-      </w:r>
-      <w:proofErr w:type="spellStart"/>
-      <w:r>
-        <w:t>bookings</w:t>
-      </w:r>
-      <w:proofErr w:type="spellEnd"/>
-      <w:r>
-        <w:t xml:space="preserve"> kollekciójában, amely tartalmazza a felhasználó, a kiválasztott tó és a foglalási időszak adatait. A rendszer a foglalást alapértelmezetten „jóváhagyás alatt” állapotban hozza létre.</w:t>
-      </w:r>
-    </w:p>
-    <w:p>
-      <w:pPr>
-        <w:spacing w:after="120" w:line="386" w:lineRule="auto"/>
+        <w:t>A szolgáltatás létrehozza az új foglalási dokumentumot a Firestore adatbázis bookings kollekciójában, amely tartalmazza a felhasználó, a kiválasztott tó és a foglalási időszak adatait. A rendszer a foglalást alapértelmezetten „jóváhagyás alatt” állapotban hozza létre.</w:t>
+      </w:r>
+    </w:p>
+    <w:p>
+      <w:pPr>
+        <w:spacing w:after="120" w:line="360" w:lineRule="auto"/>
         <w:ind w:left="0" w:firstLine="708"/>
       </w:pPr>
       <w:r>
-        <w:t xml:space="preserve">A tókezelő a </w:t>
-      </w:r>
-      <w:proofErr w:type="spellStart"/>
-      <w:r>
-        <w:t>manager</w:t>
-      </w:r>
-      <w:proofErr w:type="spellEnd"/>
-      <w:r>
-        <w:t xml:space="preserve">-dashboard felületen keresztül megtekintheti a hozzá tartozó </w:t>
-      </w:r>
-      <w:proofErr w:type="spellStart"/>
-      <w:r>
-        <w:t>tavakat</w:t>
-      </w:r>
-      <w:proofErr w:type="spellEnd"/>
-      <w:r>
-        <w:t xml:space="preserve">, majd a </w:t>
-      </w:r>
-      <w:proofErr w:type="spellStart"/>
-      <w:r>
-        <w:t>manager-bookings</w:t>
-      </w:r>
-      <w:proofErr w:type="spellEnd"/>
-      <w:r>
-        <w:t xml:space="preserve"> oldalon kezelheti az adott tó foglalásait. A foglalások jóváhagyása vagy elutasítása során a </w:t>
-      </w:r>
-      <w:proofErr w:type="spellStart"/>
-      <w:r>
-        <w:t>BookingService</w:t>
-      </w:r>
-      <w:proofErr w:type="spellEnd"/>
-      <w:r>
-        <w:t xml:space="preserve"> módosítja a foglalás állapotát az adatbázisban.</w:t>
-      </w:r>
-    </w:p>
-    <w:p>
-      <w:pPr>
-        <w:spacing w:after="120" w:line="386" w:lineRule="auto"/>
+        <w:t>A tókezelő a manager-dashboard felületen keresztül megtekintheti a hozzá tartozó tavakat, majd a manager-bookings oldalon kezelheti az adott tó foglalásait. A foglalások jóváhagyása vagy elutasítása során a BookingService módosítja a foglalás állapotát az adatbázisban.</w:t>
+      </w:r>
+    </w:p>
+    <w:p>
+      <w:pPr>
+        <w:spacing w:after="120" w:line="360" w:lineRule="auto"/>
         <w:ind w:left="0" w:firstLine="708"/>
       </w:pPr>
       <w:r>
-        <w:t>A hírek és versenyek létrehozása hasonló működési elvet követ. A hírszerkesztő és versenyszerkesztő oldalak űrlapjai a megadott adatokat a megfelelő service-</w:t>
-      </w:r>
-      <w:proofErr w:type="spellStart"/>
-      <w:r>
-        <w:t>eknek</w:t>
-      </w:r>
-      <w:proofErr w:type="spellEnd"/>
-      <w:r>
-        <w:t xml:space="preserve"> adják át, amelyek létrehozzák vagy módosítják a dokumentumokat a Firestore adatbázisban. A képfeltöltések esetében a rendszer először a Firebase Storage szolgáltatásba tölti fel a fájlt, majd az elérési út bekerül az adatbázis dokumentumaiba.</w:t>
-      </w:r>
-    </w:p>
-    <w:p>
-      <w:pPr>
-        <w:spacing w:after="120" w:line="386" w:lineRule="auto"/>
+        <w:t>A hírek és versenyek létrehozása hasonló működési elvet követ. A hírszerkesztő és versenyszerkesztő oldalak űrlapjai a megadott adatokat a megfelelő service-eknek adják át, amelyek létrehozzák vagy módosítják a dokumentumokat a Firestore adatbázisban. A képfeltöltések esetében a rendszer először a Firebase Storage szolgáltatásba tölti fel a fájlt, majd az elérési út bekerül az adatbázis dokumentumaiba.</w:t>
+      </w:r>
+    </w:p>
+    <w:p>
+      <w:pPr>
+        <w:spacing w:after="120" w:line="360" w:lineRule="auto"/>
         <w:ind w:left="0" w:firstLine="708"/>
       </w:pPr>
       <w:r>
-        <w:t xml:space="preserve">A galéria feltöltési folyamat során a felhasználók képeket és fogási adatokat tölthetnek fel. A </w:t>
-      </w:r>
-      <w:proofErr w:type="spellStart"/>
-      <w:r>
-        <w:t>GalleryService</w:t>
-      </w:r>
-      <w:proofErr w:type="spellEnd"/>
-      <w:r>
-        <w:t xml:space="preserve"> kezeli a képfeltöltést és a kapcsolódó metaadatok eltárolását. A rendszer a feltöltött tartalmakat valós időben jeleníti meg a felhasználói felületen.</w:t>
-      </w:r>
-    </w:p>
-    <w:p>
-      <w:pPr>
-        <w:spacing w:after="120" w:line="386" w:lineRule="auto"/>
+        <w:t>A galéria feltöltési folyamat során a felhasználók képeket és fogási adatokat tölthetnek fel. A GalleryService kezeli a képfeltöltést és a kapcsolódó metaadatok eltárolását. A rendszer a feltöltött tartalmakat valós időben jeleníti meg a felhasználói felületen.</w:t>
+      </w:r>
+    </w:p>
+    <w:p>
+      <w:pPr>
+        <w:spacing w:after="120" w:line="360" w:lineRule="auto"/>
         <w:ind w:left="0" w:firstLine="708"/>
       </w:pPr>
       <w:r>
@@ -12642,10 +11507,12 @@
         <w:tabs>
           <w:tab w:val="left" w:pos="567"/>
         </w:tabs>
-        <w:spacing w:after="480" w:line="386" w:lineRule="auto"/>
+        <w:spacing w:after="480" w:line="360" w:lineRule="auto"/>
         <w:ind w:left="0" w:firstLine="0"/>
         <w:jc w:val="center"/>
         <w:rPr>
+          <w:b/>
+          <w:bCs/>
           <w:sz w:val="28"/>
           <w:szCs w:val="28"/>
         </w:rPr>
@@ -12657,7 +11524,7 @@
           <w:sz w:val="28"/>
           <w:szCs w:val="28"/>
         </w:rPr>
-        <w:t>10</w:t>
+        <w:t xml:space="preserve">10. </w:t>
       </w:r>
       <w:r>
         <w:rPr>
@@ -12666,42 +11533,687 @@
           <w:sz w:val="28"/>
           <w:szCs w:val="28"/>
         </w:rPr>
-        <w:t xml:space="preserve">. </w:t>
-      </w:r>
-      <w:r>
+        <w:t>Fontosabb kódrészletek</w:t>
+      </w:r>
+    </w:p>
+    <w:p>
+      <w:pPr>
+        <w:tabs>
+          <w:tab w:val="left" w:pos="567"/>
+        </w:tabs>
+        <w:spacing w:after="120" w:line="360" w:lineRule="auto"/>
+        <w:ind w:left="0" w:firstLine="0"/>
+        <w:jc w:val="center"/>
+        <w:rPr>
+          <w:b/>
+          <w:bCs/>
+        </w:rPr>
+      </w:pPr>
+      <w:r>
+        <w:rPr>
+          <w:b/>
+          <w:bCs/>
+        </w:rPr>
+        <w:t xml:space="preserve">10.1. </w:t>
+      </w:r>
+      <w:r>
+        <w:rPr>
+          <w:b/>
+          <w:bCs/>
+        </w:rPr>
+        <w:t>Firebase Authentication és felhasználókezelés</w:t>
+      </w:r>
+    </w:p>
+    <w:p>
+      <w:pPr>
+        <w:tabs>
+          <w:tab w:val="left" w:pos="567"/>
+        </w:tabs>
+        <w:spacing w:after="120" w:line="360" w:lineRule="auto"/>
+        <w:ind w:left="0" w:firstLine="0"/>
+        <w:jc w:val="center"/>
+      </w:pPr>
+      <w:r>
+        <w:lastRenderedPageBreak/>
+        <w:drawing>
+          <wp:inline distT="0" distB="0" distL="0" distR="0" wp14:anchorId="35080D4D" wp14:editId="489B03D4">
+            <wp:extent cx="4061361" cy="3955261"/>
+            <wp:effectExtent l="0" t="0" r="0" b="7620"/>
+            <wp:docPr id="1602743119" name="Kép 1"/>
+            <wp:cNvGraphicFramePr>
+              <a:graphicFrameLocks xmlns:a="http://schemas.openxmlformats.org/drawingml/2006/main" noChangeAspect="1"/>
+            </wp:cNvGraphicFramePr>
+            <a:graphic xmlns:a="http://schemas.openxmlformats.org/drawingml/2006/main">
+              <a:graphicData uri="http://schemas.openxmlformats.org/drawingml/2006/picture">
+                <pic:pic xmlns:pic="http://schemas.openxmlformats.org/drawingml/2006/picture">
+                  <pic:nvPicPr>
+                    <pic:cNvPr id="1602743119" name=""/>
+                    <pic:cNvPicPr/>
+                  </pic:nvPicPr>
+                  <pic:blipFill>
+                    <a:blip r:embed="rId16"/>
+                    <a:stretch>
+                      <a:fillRect/>
+                    </a:stretch>
+                  </pic:blipFill>
+                  <pic:spPr>
+                    <a:xfrm>
+                      <a:off x="0" y="0"/>
+                      <a:ext cx="4092725" cy="3985806"/>
+                    </a:xfrm>
+                    <a:prstGeom prst="rect">
+                      <a:avLst/>
+                    </a:prstGeom>
+                  </pic:spPr>
+                </pic:pic>
+              </a:graphicData>
+            </a:graphic>
+          </wp:inline>
+        </w:drawing>
+      </w:r>
+    </w:p>
+    <w:p>
+      <w:pPr>
+        <w:tabs>
+          <w:tab w:val="left" w:pos="567"/>
+        </w:tabs>
+        <w:spacing w:after="120" w:line="360" w:lineRule="auto"/>
+        <w:ind w:left="0" w:firstLine="0"/>
+      </w:pPr>
+      <w:r>
+        <w:tab/>
+      </w:r>
+      <w:r>
+        <w:t>A regisztrációs folyamat megvalósítása során fontos szempont volt a felhasználói adatok ellenőrzése és a hibakezelés biztosítása. A regisztrációs komponens frontend oldali validációt alkalmaz annak érdekében, hogy a felhasználók csak megfelelő formátumú adatokat adhassanak meg.</w:t>
+      </w:r>
+    </w:p>
+    <w:p>
+      <w:pPr>
+        <w:tabs>
+          <w:tab w:val="left" w:pos="567"/>
+        </w:tabs>
+        <w:spacing w:after="120" w:line="360" w:lineRule="auto"/>
+        <w:ind w:left="0" w:firstLine="0"/>
+      </w:pPr>
+      <w:r>
+        <w:tab/>
+      </w:r>
+      <w:r>
+        <w:t>A rendszer ellenőrzi, hogy minden szükséges mező kitöltésre került-e, valamint reguláris kifejezés segítségével validálja a jelszó komplexitását. A jelszónak legalább nyolc karakter hosszúságúnak kell lennie, továbbá tartalmaznia kell kisbetűt, nagybetűt és számot is.</w:t>
+      </w:r>
+    </w:p>
+    <w:p>
+      <w:pPr>
+        <w:tabs>
+          <w:tab w:val="left" w:pos="567"/>
+        </w:tabs>
+        <w:spacing w:after="120" w:line="360" w:lineRule="auto"/>
+        <w:ind w:left="0" w:firstLine="0"/>
+      </w:pPr>
+      <w:r>
+        <w:tab/>
+      </w:r>
+      <w:r>
+        <w:t>Sikeres validáció után a komponens meghívja az AuthService regisztrációs metódusát, amely létrehozza a felhasználót a Firebase Authentication rendszerben, majd eltárolja a kapcsolódó adatokat a Firestore adatbázisban.</w:t>
+      </w:r>
+    </w:p>
+    <w:p>
+      <w:pPr>
+        <w:tabs>
+          <w:tab w:val="left" w:pos="567"/>
+        </w:tabs>
+        <w:spacing w:after="120" w:line="360" w:lineRule="auto"/>
+        <w:ind w:left="0" w:firstLine="0"/>
+      </w:pPr>
+      <w:r>
+        <w:tab/>
+      </w:r>
+      <w:r>
+        <w:t>A rendszer kezeli a Firebase által visszaadott hibakódokat is, amelyek alapján felhasználóbarát hibaüzenetek jelennek meg például foglalt e-mail cím, hibás e-mail formátum vagy hálózati hiba esetén.</w:t>
+      </w:r>
+    </w:p>
+    <w:p>
+      <w:pPr>
+        <w:tabs>
+          <w:tab w:val="left" w:pos="567"/>
+        </w:tabs>
+        <w:spacing w:after="120" w:line="360" w:lineRule="auto"/>
+        <w:ind w:left="0" w:firstLine="0"/>
+        <w:jc w:val="center"/>
+        <w:rPr>
+          <w:b/>
+          <w:bCs/>
+        </w:rPr>
+      </w:pPr>
+      <w:r>
+        <w:rPr>
+          <w:b/>
+          <w:bCs/>
+        </w:rPr>
+        <w:t>10.2. Jogosultságkezelés</w:t>
+      </w:r>
+    </w:p>
+    <w:p>
+      <w:pPr>
+        <w:tabs>
+          <w:tab w:val="left" w:pos="567"/>
+        </w:tabs>
+        <w:spacing w:after="120" w:line="360" w:lineRule="auto"/>
+        <w:ind w:left="0" w:firstLine="0"/>
+      </w:pPr>
+      <w:r>
+        <w:lastRenderedPageBreak/>
+        <w:drawing>
+          <wp:anchor distT="0" distB="0" distL="114300" distR="114300" simplePos="0" relativeHeight="251722752" behindDoc="0" locked="0" layoutInCell="1" allowOverlap="1" wp14:anchorId="12C2F09B" wp14:editId="470AD2A2">
+            <wp:simplePos x="0" y="0"/>
+            <wp:positionH relativeFrom="column">
+              <wp:posOffset>1801841</wp:posOffset>
+            </wp:positionH>
+            <wp:positionV relativeFrom="paragraph">
+              <wp:posOffset>2730</wp:posOffset>
+            </wp:positionV>
+            <wp:extent cx="2143496" cy="2370621"/>
+            <wp:effectExtent l="0" t="0" r="9525" b="0"/>
+            <wp:wrapTopAndBottom/>
+            <wp:docPr id="306044286" name="Kép 1"/>
+            <wp:cNvGraphicFramePr>
+              <a:graphicFrameLocks xmlns:a="http://schemas.openxmlformats.org/drawingml/2006/main" noChangeAspect="1"/>
+            </wp:cNvGraphicFramePr>
+            <a:graphic xmlns:a="http://schemas.openxmlformats.org/drawingml/2006/main">
+              <a:graphicData uri="http://schemas.openxmlformats.org/drawingml/2006/picture">
+                <pic:pic xmlns:pic="http://schemas.openxmlformats.org/drawingml/2006/picture">
+                  <pic:nvPicPr>
+                    <pic:cNvPr id="306044286" name=""/>
+                    <pic:cNvPicPr/>
+                  </pic:nvPicPr>
+                  <pic:blipFill>
+                    <a:blip r:embed="rId17">
+                      <a:extLst>
+                        <a:ext uri="{28A0092B-C50C-407E-A947-70E740481C1C}">
+                          <a14:useLocalDpi xmlns:a14="http://schemas.microsoft.com/office/drawing/2010/main" val="0"/>
+                        </a:ext>
+                      </a:extLst>
+                    </a:blip>
+                    <a:stretch>
+                      <a:fillRect/>
+                    </a:stretch>
+                  </pic:blipFill>
+                  <pic:spPr>
+                    <a:xfrm>
+                      <a:off x="0" y="0"/>
+                      <a:ext cx="2143496" cy="2370621"/>
+                    </a:xfrm>
+                    <a:prstGeom prst="rect">
+                      <a:avLst/>
+                    </a:prstGeom>
+                  </pic:spPr>
+                </pic:pic>
+              </a:graphicData>
+            </a:graphic>
+          </wp:anchor>
+        </w:drawing>
+      </w:r>
+    </w:p>
+    <w:p>
+      <w:pPr>
+        <w:tabs>
+          <w:tab w:val="left" w:pos="567"/>
+        </w:tabs>
+        <w:spacing w:after="120" w:line="360" w:lineRule="auto"/>
+        <w:ind w:left="0" w:firstLine="0"/>
+      </w:pPr>
+      <w:r>
+        <w:tab/>
+      </w:r>
+      <w:r>
+        <w:t>Az alkalmazás biztonságának növelése érdekében a védett oldalak elérését Angular route guard-ok segítségével valósítottam meg. Az adminGuard feladata annak ellenőrzése, hogy a felhasználó rendelkezik-e adminisztrátori jogosultsággal az adminisztrációs felület eléréséhez.</w:t>
+      </w:r>
+    </w:p>
+    <w:p>
+      <w:pPr>
+        <w:tabs>
+          <w:tab w:val="left" w:pos="567"/>
+        </w:tabs>
+        <w:spacing w:after="120" w:line="360" w:lineRule="auto"/>
+        <w:ind w:left="0" w:firstLine="0"/>
+      </w:pPr>
+      <w:r>
+        <w:tab/>
+      </w:r>
+      <w:r>
+        <w:t>A guard működése során a rendszer először ellenőrzi, hogy létezik-e hitelesített felhasználó. Amennyiben nincs bejelentkezett felhasználó, a rendszer automatikusan a bejelentkezési oldalra irányítja vissza a felhasználót.</w:t>
+      </w:r>
+    </w:p>
+    <w:p>
+      <w:pPr>
+        <w:tabs>
+          <w:tab w:val="left" w:pos="567"/>
+        </w:tabs>
+        <w:spacing w:after="120" w:line="360" w:lineRule="auto"/>
+        <w:ind w:left="0" w:firstLine="0"/>
+      </w:pPr>
+      <w:r>
+        <w:tab/>
+      </w:r>
+      <w:r>
+        <w:t>A jogosultság ellenőrzése két lépésben történik. Elsőként a Firebase Authentication tokenben tárolt custom claim értékek kerülnek ellenőrzésre, amely gyors jogosultságvizsgálatot tesz lehetővé. Amennyiben ez nem biztosít megfelelő eredményt, a rendszer a Firestore adatbázisból lekéri a felhasználó szerepkörét, és annak alapján dönt a hozzáférés engedélyezéséről.</w:t>
+      </w:r>
+    </w:p>
+    <w:p>
+      <w:pPr>
+        <w:tabs>
+          <w:tab w:val="left" w:pos="567"/>
+        </w:tabs>
+        <w:spacing w:after="120" w:line="360" w:lineRule="auto"/>
+        <w:ind w:left="0" w:firstLine="0"/>
+      </w:pPr>
+      <w:r>
+        <w:tab/>
+      </w:r>
+      <w:r>
+        <w:t>A route guard használata biztosítja, hogy adminisztrációs funkciók kizárólag megfelelő jogosultsággal rendelkező felhasználók számára legyenek elérhetőek.</w:t>
+      </w:r>
+    </w:p>
+    <w:p>
+      <w:pPr>
+        <w:tabs>
+          <w:tab w:val="left" w:pos="567"/>
+        </w:tabs>
+        <w:spacing w:after="120" w:line="360" w:lineRule="auto"/>
+        <w:ind w:left="0" w:firstLine="0"/>
+        <w:jc w:val="center"/>
+        <w:rPr>
+          <w:b/>
+          <w:bCs/>
+        </w:rPr>
+      </w:pPr>
+      <w:r>
+        <w:rPr>
+          <w:b/>
+          <w:bCs/>
+        </w:rPr>
+        <w:t>10.3. Foglalási ütközések és elérhetőség ellenőrzése</w:t>
+      </w:r>
+    </w:p>
+    <w:p>
+      <w:pPr>
+        <w:tabs>
+          <w:tab w:val="left" w:pos="567"/>
+        </w:tabs>
+        <w:spacing w:after="120" w:line="360" w:lineRule="auto"/>
+        <w:ind w:left="0" w:firstLine="0"/>
+        <w:jc w:val="center"/>
+      </w:pPr>
+      <w:r>
+        <w:lastRenderedPageBreak/>
+        <w:drawing>
+          <wp:inline distT="0" distB="0" distL="0" distR="0" wp14:anchorId="75709D91" wp14:editId="4C75DFDC">
+            <wp:extent cx="1169719" cy="3031810"/>
+            <wp:effectExtent l="0" t="0" r="0" b="0"/>
+            <wp:docPr id="1299560787" name="Kép 1"/>
+            <wp:cNvGraphicFramePr>
+              <a:graphicFrameLocks xmlns:a="http://schemas.openxmlformats.org/drawingml/2006/main" noChangeAspect="1"/>
+            </wp:cNvGraphicFramePr>
+            <a:graphic xmlns:a="http://schemas.openxmlformats.org/drawingml/2006/main">
+              <a:graphicData uri="http://schemas.openxmlformats.org/drawingml/2006/picture">
+                <pic:pic xmlns:pic="http://schemas.openxmlformats.org/drawingml/2006/picture">
+                  <pic:nvPicPr>
+                    <pic:cNvPr id="1299560787" name=""/>
+                    <pic:cNvPicPr/>
+                  </pic:nvPicPr>
+                  <pic:blipFill>
+                    <a:blip r:embed="rId18"/>
+                    <a:stretch>
+                      <a:fillRect/>
+                    </a:stretch>
+                  </pic:blipFill>
+                  <pic:spPr>
+                    <a:xfrm>
+                      <a:off x="0" y="0"/>
+                      <a:ext cx="1176813" cy="3050198"/>
+                    </a:xfrm>
+                    <a:prstGeom prst="rect">
+                      <a:avLst/>
+                    </a:prstGeom>
+                  </pic:spPr>
+                </pic:pic>
+              </a:graphicData>
+            </a:graphic>
+          </wp:inline>
+        </w:drawing>
+      </w:r>
+    </w:p>
+    <w:p>
+      <w:pPr>
+        <w:tabs>
+          <w:tab w:val="left" w:pos="567"/>
+        </w:tabs>
+        <w:spacing w:after="120" w:line="360" w:lineRule="auto"/>
+        <w:ind w:left="0" w:firstLine="0"/>
+      </w:pPr>
+      <w:r>
+        <w:tab/>
+      </w:r>
+      <w:r>
+        <w:t>A foglalási rendszer egyik legfontosabb feladata annak ellenőrzése, hogy egy adott időszakban rendelkezésre állnak-e még szabad horgászhelyek. Ennek megvalósítására külön logika került kialakításra a BookingService szolgáltatásban.</w:t>
+      </w:r>
+    </w:p>
+    <w:p>
+      <w:pPr>
+        <w:tabs>
+          <w:tab w:val="left" w:pos="567"/>
+        </w:tabs>
+        <w:spacing w:after="120" w:line="360" w:lineRule="auto"/>
+        <w:ind w:left="0" w:firstLine="0"/>
+      </w:pPr>
+      <w:r>
+        <w:tab/>
+      </w:r>
+      <w:r>
+        <w:t>Az isOverlapping() függvény feladata annak meghatározása, hogy két foglalási időintervallum átfedi-e egymást. Az ellenőrzés során a rendszer összehasonlítja az új foglalás kezdő és záró időpontját a már meglévő foglalások időintervallumaival.</w:t>
+      </w:r>
+    </w:p>
+    <w:p>
+      <w:pPr>
+        <w:tabs>
+          <w:tab w:val="left" w:pos="567"/>
+        </w:tabs>
+        <w:spacing w:after="120" w:line="360" w:lineRule="auto"/>
+        <w:ind w:left="0" w:firstLine="0"/>
+      </w:pPr>
+      <w:r>
+        <w:tab/>
+      </w:r>
+      <w:r>
+        <w:t>A checkAvailability() metódus a Firestore adatbázisból lekéri az adott tóhoz tartozó aktív foglalásokat, majd kiszámítja az adott időszakban már lefoglalt helyek számát. A rendszer ezt követően ellenőrzi, hogy az új foglalás létrehozása nem lépi-e túl a tó maximális férőhelyszámát.</w:t>
+      </w:r>
+    </w:p>
+    <w:p>
+      <w:pPr>
+        <w:tabs>
+          <w:tab w:val="left" w:pos="567"/>
+        </w:tabs>
+        <w:spacing w:after="120" w:line="360" w:lineRule="auto"/>
+        <w:ind w:left="0" w:firstLine="0"/>
+      </w:pPr>
+      <w:r>
+        <w:tab/>
+      </w:r>
+      <w:r>
+        <w:t>Ez a megoldás biztosítja, hogy a felhasználók ne tudjanak több helyet lefoglalni, mint amennyi ténylegesen rendelkezésre áll.</w:t>
+      </w:r>
+    </w:p>
+    <w:p>
+      <w:pPr>
+        <w:tabs>
+          <w:tab w:val="left" w:pos="567"/>
+        </w:tabs>
+        <w:spacing w:after="120" w:line="360" w:lineRule="auto"/>
+        <w:ind w:left="0" w:firstLine="0"/>
+        <w:jc w:val="center"/>
+        <w:rPr>
+          <w:b/>
+          <w:bCs/>
+        </w:rPr>
+      </w:pPr>
+      <w:r>
+        <w:rPr>
+          <w:b/>
+          <w:bCs/>
+        </w:rPr>
+        <w:t>10.4. Firebase Storage képfeltöltés</w:t>
+      </w:r>
+    </w:p>
+    <w:p>
+      <w:pPr>
+        <w:tabs>
+          <w:tab w:val="left" w:pos="567"/>
+        </w:tabs>
+        <w:spacing w:after="120" w:line="360" w:lineRule="auto"/>
+        <w:ind w:left="0" w:firstLine="0"/>
+        <w:jc w:val="center"/>
+        <w:rPr>
+          <w:b/>
+          <w:bCs/>
+        </w:rPr>
+      </w:pPr>
+      <w:r>
+        <w:rPr>
+          <w:b/>
+          <w:bCs/>
+        </w:rPr>
+        <w:lastRenderedPageBreak/>
+        <w:drawing>
+          <wp:inline distT="0" distB="0" distL="0" distR="0" wp14:anchorId="0C9C81EF" wp14:editId="3866B228">
+            <wp:extent cx="1079564" cy="3176649"/>
+            <wp:effectExtent l="0" t="0" r="6350" b="5080"/>
+            <wp:docPr id="1360182222" name="Kép 1"/>
+            <wp:cNvGraphicFramePr>
+              <a:graphicFrameLocks xmlns:a="http://schemas.openxmlformats.org/drawingml/2006/main" noChangeAspect="1"/>
+            </wp:cNvGraphicFramePr>
+            <a:graphic xmlns:a="http://schemas.openxmlformats.org/drawingml/2006/main">
+              <a:graphicData uri="http://schemas.openxmlformats.org/drawingml/2006/picture">
+                <pic:pic xmlns:pic="http://schemas.openxmlformats.org/drawingml/2006/picture">
+                  <pic:nvPicPr>
+                    <pic:cNvPr id="1360182222" name=""/>
+                    <pic:cNvPicPr/>
+                  </pic:nvPicPr>
+                  <pic:blipFill>
+                    <a:blip r:embed="rId19"/>
+                    <a:stretch>
+                      <a:fillRect/>
+                    </a:stretch>
+                  </pic:blipFill>
+                  <pic:spPr>
+                    <a:xfrm>
+                      <a:off x="0" y="0"/>
+                      <a:ext cx="1083098" cy="3187049"/>
+                    </a:xfrm>
+                    <a:prstGeom prst="rect">
+                      <a:avLst/>
+                    </a:prstGeom>
+                  </pic:spPr>
+                </pic:pic>
+              </a:graphicData>
+            </a:graphic>
+          </wp:inline>
+        </w:drawing>
+      </w:r>
+    </w:p>
+    <w:p>
+      <w:pPr>
+        <w:tabs>
+          <w:tab w:val="left" w:pos="567"/>
+        </w:tabs>
+        <w:spacing w:after="120" w:line="360" w:lineRule="auto"/>
+        <w:ind w:left="0" w:firstLine="0"/>
+      </w:pPr>
+      <w:r>
+        <w:tab/>
+      </w:r>
+      <w:r>
+        <w:t>A galéria feltöltési folyamat során a felhasználók képeket és a hozzájuk tartozó fogási adatokat tölthetnek fel. A rendszer a képfájlokat a Firebase Cloud Storage szolgáltatásban tárolja, majd a feltöltött kép elérési útját eltárolja a Firestore adatbázisban létrehozott dokumentumban.</w:t>
+      </w:r>
+    </w:p>
+    <w:p>
+      <w:pPr>
+        <w:tabs>
+          <w:tab w:val="left" w:pos="567"/>
+        </w:tabs>
+        <w:spacing w:after="120" w:line="360" w:lineRule="auto"/>
+        <w:ind w:left="0" w:firstLine="0"/>
+      </w:pPr>
+      <w:r>
+        <w:tab/>
+      </w:r>
+      <w:r>
+        <w:t>A feltöltési folyamat során a rendszer először feltölti a kiválasztott képet, majd lekéri annak URL címét. Ezt követően a felhasználó által megadott adatokból létrehoz egy összetett objektumot, amely tartalmazza a fogás adatait, a feltöltött kép elérési útját, valamint a feltöltő felhasználó azonosítóját és nevét.</w:t>
+      </w:r>
+    </w:p>
+    <w:p>
+      <w:pPr>
+        <w:tabs>
+          <w:tab w:val="left" w:pos="567"/>
+        </w:tabs>
+        <w:spacing w:after="120" w:line="360" w:lineRule="auto"/>
+        <w:ind w:left="0" w:firstLine="0"/>
+      </w:pPr>
+      <w:r>
+        <w:tab/>
+      </w:r>
+      <w:r>
+        <w:t>A rendszer a numerikus mezők típuskonverzióját is elvégzi, valamint automatikusan rögzíti a feltöltés időpontját Timestamp segítségével.</w:t>
+      </w:r>
+    </w:p>
+    <w:p>
+      <w:pPr>
+        <w:tabs>
+          <w:tab w:val="left" w:pos="567"/>
+        </w:tabs>
+        <w:spacing w:after="120" w:line="360" w:lineRule="auto"/>
+        <w:ind w:left="0" w:firstLine="0"/>
+      </w:pPr>
+    </w:p>
+    <w:p>
+      <w:pPr>
+        <w:tabs>
+          <w:tab w:val="left" w:pos="567"/>
+        </w:tabs>
+        <w:spacing w:after="120" w:line="360" w:lineRule="auto"/>
+        <w:ind w:left="0" w:firstLine="0"/>
+        <w:jc w:val="center"/>
         <w:rPr>
           <w:b/>
           <w:bCs/>
           <w:sz w:val="28"/>
           <w:szCs w:val="28"/>
         </w:rPr>
-        <w:t>Fontosabb kódrészletek</w:t>
-      </w:r>
-    </w:p>
-    <w:p>
-      <w:pPr>
-        <w:tabs>
-          <w:tab w:val="left" w:pos="567"/>
-        </w:tabs>
-        <w:spacing w:after="480" w:line="386" w:lineRule="auto"/>
-        <w:ind w:left="0" w:firstLine="0"/>
-        <w:jc w:val="center"/>
+      </w:pPr>
+      <w:r>
         <w:rPr>
           <w:b/>
           <w:bCs/>
           <w:sz w:val="28"/>
           <w:szCs w:val="28"/>
         </w:rPr>
-      </w:pPr>
-      <w:r>
+        <w:t>11. AI eszközhasználat</w:t>
+      </w:r>
+    </w:p>
+    <w:p>
+      <w:pPr>
+        <w:tabs>
+          <w:tab w:val="left" w:pos="567"/>
+        </w:tabs>
+        <w:spacing w:after="120" w:line="360" w:lineRule="auto"/>
+        <w:ind w:left="0" w:firstLine="0"/>
+      </w:pPr>
+      <w:r>
+        <w:tab/>
+      </w:r>
+      <w:r>
+        <w:t>A szakdolgozat készítése és a PecaPont webalkalmazás fejlesztése során mesterséges intelligencia alapú eszközöket is alkalmaztam a fejlesztési folyamat támogatására. A projekt során elsősorban a ChatGPT és a Gemini AI szolgáltatásokat használtam különböző technikai és dokumentációs feladatokhoz.</w:t>
+      </w:r>
+    </w:p>
+    <w:p>
+      <w:pPr>
+        <w:tabs>
+          <w:tab w:val="left" w:pos="567"/>
+        </w:tabs>
+        <w:spacing w:after="120" w:line="360" w:lineRule="auto"/>
+        <w:ind w:left="0" w:firstLine="0"/>
+      </w:pPr>
+      <w:r>
+        <w:tab/>
+      </w:r>
+      <w:r>
+        <w:t xml:space="preserve">A mesterséges intelligencia eszközök használata elsősorban támogató szerepet töltött be. Segítséget nyújtottak Angular és Firebase technológiákhoz kapcsolódó problémák megoldásában, hibakeresésben, TypeScript és Firestore lekérdezések értelmezésében, valamint </w:t>
+      </w:r>
+      <w:r>
+        <w:lastRenderedPageBreak/>
+        <w:t>bizonyos frontend megoldások kialakításában. Emellett az AI eszközök támogatást biztosítottak dokumentációs és szövegezési feladatok során is, például szakmai megfogalmazások javításában, fejezetek strukturálásában és nyelvi ellenőrzésben.</w:t>
+      </w:r>
+    </w:p>
+    <w:p>
+      <w:pPr>
+        <w:tabs>
+          <w:tab w:val="left" w:pos="567"/>
+        </w:tabs>
+        <w:spacing w:after="120" w:line="360" w:lineRule="auto"/>
+        <w:ind w:left="0" w:firstLine="0"/>
+      </w:pPr>
+      <w:r>
+        <w:tab/>
+      </w:r>
+      <w:r>
+        <w:t>A ChatGPT használata főként programozási és dokumentációs támogatásra irányult. Segítségével gyorsabban tudtam információt szerezni Angular standalone komponensekről, route guard megoldásokról, Firebase Authentication működéséről, valamint Firestore security rules kialakításáról. A rendszer egyes részeinél mintakódokat és megoldási javaslatokat is generáltam, amelyeket a projekt igényeihez igazítottam és módosítottam.</w:t>
+      </w:r>
+    </w:p>
+    <w:p>
+      <w:pPr>
+        <w:tabs>
+          <w:tab w:val="left" w:pos="567"/>
+        </w:tabs>
+        <w:spacing w:after="120" w:line="360" w:lineRule="auto"/>
+        <w:ind w:left="0" w:firstLine="0"/>
+      </w:pPr>
+      <w:r>
+        <w:tab/>
+      </w:r>
+      <w:r>
+        <w:t>A Gemini AI használata elsősorban szöveggenerálási és ötletelési feladatokhoz kapcsolódott. Az eszköz segítséget nyújtott egyes funkciók lehetséges továbbfejlesztési irányainak vizsgálatában, valamint rövidebb leírások és tartalmak megfogalmazásában.</w:t>
+      </w:r>
+    </w:p>
+    <w:p>
+      <w:pPr>
+        <w:tabs>
+          <w:tab w:val="left" w:pos="567"/>
+        </w:tabs>
+        <w:spacing w:after="120" w:line="360" w:lineRule="auto"/>
+        <w:ind w:left="0" w:firstLine="0"/>
+      </w:pPr>
+      <w:r>
+        <w:tab/>
+      </w:r>
+      <w:r>
+        <w:t xml:space="preserve">Fontos szempont volt, hogy a mesterséges intelligencia által generált tartalmak és kódrészletek nem kerültek automatikusan felhasználásra. Minden AI által javasolt megoldást manuálisan ellenőriztem, teszteltem és szükség esetén módosítottam. A kódok helyességét saját teszteléssel, futtatással és a </w:t>
+      </w:r>
+      <w:r>
+        <w:t>Firebase,</w:t>
+      </w:r>
+      <w:r>
+        <w:t xml:space="preserve"> illetve Angular dokumentációinak összevetésével validáltam. Különösen fontos volt a jogosultságkezelési és biztonsági megoldások ellenőrzése, mivel ezek hibás működése komoly biztonsági problémákat okozhatott volna.</w:t>
+      </w:r>
+    </w:p>
+    <w:p>
+      <w:pPr>
+        <w:tabs>
+          <w:tab w:val="left" w:pos="567"/>
+        </w:tabs>
+        <w:spacing w:after="120" w:line="360" w:lineRule="auto"/>
+        <w:ind w:left="0" w:firstLine="0"/>
+      </w:pPr>
+      <w:r>
+        <w:tab/>
+      </w:r>
+      <w:r>
+        <w:t>A rendszer architektúrájának megtervezése, az adatmodell kialakítása, a funkcionális döntések meghozatala, valamint az alkalmazás végső implementációja saját fejlesztői munkaként készült el. A mesterséges intelligencia eszközök használata nem helyettesítette a fejlesztői döntéshozatalt, hanem a fejlesztési folyamat támogatását szolgálta.</w:t>
+      </w:r>
+    </w:p>
+    <w:p>
+      <w:pPr>
+        <w:tabs>
+          <w:tab w:val="left" w:pos="567"/>
+        </w:tabs>
+        <w:spacing w:after="480" w:line="360" w:lineRule="auto"/>
+        <w:ind w:left="0" w:firstLine="0"/>
+        <w:jc w:val="center"/>
         <w:rPr>
           <w:b/>
           <w:bCs/>
           <w:sz w:val="28"/>
           <w:szCs w:val="28"/>
         </w:rPr>
-        <w:t>1</w:t>
-      </w:r>
+      </w:pPr>
       <w:r>
         <w:rPr>
           <w:b/>
@@ -12709,17 +12221,191 @@
           <w:sz w:val="28"/>
           <w:szCs w:val="28"/>
         </w:rPr>
-        <w:t>1</w:t>
-      </w:r>
-      <w:r>
+        <w:t>12. Tesztelés és validáció</w:t>
+      </w:r>
+    </w:p>
+    <w:p>
+      <w:pPr>
+        <w:tabs>
+          <w:tab w:val="left" w:pos="567"/>
+        </w:tabs>
+        <w:spacing w:after="120" w:line="360" w:lineRule="auto"/>
+        <w:ind w:left="0" w:firstLine="0"/>
+      </w:pPr>
+      <w:r>
+        <w:tab/>
+      </w:r>
+      <w:r>
+        <w:t>A PecaPont webalkalmazás fejlesztése során kiemelt figyelmet fordítottam a rendszer működésének ellenőrzésére és validálására. A tesztelés célja az volt, hogy az alkalmazás funkciói stabilan, hibamentesen és a meghatározott jogosultsági szabályoknak megfelelően működjenek különböző felhasználói szerepkörök esetén is.</w:t>
+      </w:r>
+    </w:p>
+    <w:p>
+      <w:pPr>
+        <w:tabs>
+          <w:tab w:val="left" w:pos="567"/>
+        </w:tabs>
+        <w:spacing w:after="120" w:line="360" w:lineRule="auto"/>
+        <w:ind w:left="0" w:firstLine="0"/>
+      </w:pPr>
+      <w:r>
+        <w:tab/>
+      </w:r>
+      <w:r>
+        <w:t>A rendszer tesztelése elsősorban nagy mennyiségű manuális funkcionális teszteléssel történt. A fejlesztés során folyamatosan végigmentem az alkalmazás főbb folyamataiban szereplő műveleteken, és különböző felhasználói szerepkörökkel ellenőriztem a rendszer működését. A manuális tesztelés lehetővé tette a felhasználói élmény, a navigáció, valamint az egyes funkciók gyakorlati működésének részletes ellenőrzését.</w:t>
+      </w:r>
+    </w:p>
+    <w:p>
+      <w:pPr>
+        <w:tabs>
+          <w:tab w:val="left" w:pos="567"/>
+        </w:tabs>
+        <w:spacing w:after="120" w:line="360" w:lineRule="auto"/>
+        <w:ind w:left="0" w:firstLine="0"/>
+      </w:pPr>
+      <w:r>
+        <w:lastRenderedPageBreak/>
+        <w:tab/>
+      </w:r>
+      <w:r>
+        <w:t>A felhasználói hitelesítés tesztelése során ellenőriztem a regisztrációs és bejelentkezési folyamat működését. Vizsgálatra került az e-mail és jelszó alapú regisztráció, a Google alapú hitelesítés, valamint a hibás adatok kezelésének működése. Teszteltem továbbá a kijelentkezési folyamatot és a felhasználói állapot megfelelő frissülését is.</w:t>
+      </w:r>
+    </w:p>
+    <w:p>
+      <w:pPr>
+        <w:tabs>
+          <w:tab w:val="left" w:pos="567"/>
+        </w:tabs>
+        <w:spacing w:after="120" w:line="360" w:lineRule="auto"/>
+        <w:ind w:left="0" w:firstLine="0"/>
+      </w:pPr>
+      <w:r>
+        <w:tab/>
+      </w:r>
+      <w:r>
+        <w:t>A tavak kezeléséhez kapcsolódó funkciók esetében ellenőriztem a tavak listázását, a keresési és szűrési funkciók működését, valamint az egyes tavak részletes adatainak megjelenítését. Adminisztrátori és tókezelői jogosultsággal teszteltem a tavak adatainak módosítását és kezelését is.</w:t>
+      </w:r>
+    </w:p>
+    <w:p>
+      <w:pPr>
+        <w:tabs>
+          <w:tab w:val="left" w:pos="567"/>
+        </w:tabs>
+        <w:spacing w:after="120" w:line="360" w:lineRule="auto"/>
+        <w:ind w:left="0" w:firstLine="0"/>
+      </w:pPr>
+      <w:r>
+        <w:tab/>
+      </w:r>
+      <w:r>
+        <w:t>A foglalási rendszer validálása során többször végigteszteltem a teljes foglalási folyamatot. Ellenőriztem új foglalások létrehozását, a foglalási adatok mentését, valamint a foglalások megjelenítését a felhasználói profil oldalon. A tókezelői felületen teszteltem a foglalások jóváhagyását és elutasítását, valamint a státuszok megfelelő frissítését a Firestore adatbázisban.</w:t>
+      </w:r>
+    </w:p>
+    <w:p>
+      <w:pPr>
+        <w:tabs>
+          <w:tab w:val="left" w:pos="567"/>
+        </w:tabs>
+        <w:spacing w:after="120" w:line="360" w:lineRule="auto"/>
+        <w:ind w:left="0" w:firstLine="0"/>
+      </w:pPr>
+      <w:r>
+        <w:tab/>
+      </w:r>
+      <w:r>
+        <w:t>A hírek és versenyek kezelésénél tesztelésre került az új tartalmak létrehozása, szerkesztése és megjelenítése. Az újságíró szerepkörrel rendelkező felhasználók esetében ellenőriztem a hírszerkesztő funkciókat, míg a szervező szerepkörrel a versenyek létrehozását és kezelését vizsgáltam.</w:t>
+      </w:r>
+    </w:p>
+    <w:p>
+      <w:pPr>
+        <w:tabs>
+          <w:tab w:val="left" w:pos="567"/>
+        </w:tabs>
+        <w:spacing w:after="120" w:line="360" w:lineRule="auto"/>
+        <w:ind w:left="0" w:firstLine="0"/>
+      </w:pPr>
+      <w:r>
+        <w:tab/>
+      </w:r>
+      <w:r>
+        <w:t>A galéria funkciók tesztelése során ellenőriztem a képfeltöltés működését, a Firebase Storage-ba történő mentést, valamint a feltöltött fogások adatainak megfelelő megjelenítését. Vizsgáltam a hibás vagy hiányos adatok kezelését, valamint a feltöltött tartalmak megjelenését különböző eszközökön is.</w:t>
+      </w:r>
+    </w:p>
+    <w:p>
+      <w:pPr>
+        <w:tabs>
+          <w:tab w:val="left" w:pos="567"/>
+        </w:tabs>
+        <w:spacing w:after="120" w:line="360" w:lineRule="auto"/>
+        <w:ind w:left="0" w:firstLine="0"/>
+      </w:pPr>
+      <w:r>
+        <w:tab/>
+      </w:r>
+      <w:r>
+        <w:t>A jogosultságkezelés ellenőrzése a validáció egyik legfontosabb része volt. Több alkalommal teszteltem, hogy jogosulatlan felhasználók ne férhessenek hozzá adminisztrátori, hírszerkesztői vagy tókezelői oldalakhoz. Ellenőriztem az Angular route guard-ok működését, valamint validáltam a Firestore Security Rules szabályait annak érdekében, hogy adatbázis szinten is tiltva legyenek az illetéktelen műveletek és módosítások.</w:t>
+      </w:r>
+    </w:p>
+    <w:p>
+      <w:pPr>
+        <w:tabs>
+          <w:tab w:val="left" w:pos="567"/>
+        </w:tabs>
+        <w:spacing w:after="120" w:line="360" w:lineRule="auto"/>
+        <w:ind w:left="0" w:firstLine="0"/>
+      </w:pPr>
+      <w:r>
+        <w:tab/>
+      </w:r>
+      <w:r>
+        <w:t>A manuális tesztelés mellett az alkalmazás automatizált validációs mechanizmusokat is használ. Az Angular űrlapvalidációi ellenőrzik a felhasználók által megadott adatok helyességét és teljességét, míg a Firebase biztonsági szabályai backend oldalon biztosítják a jogosultság alapú hozzáférés-kezelést.</w:t>
+      </w:r>
+    </w:p>
+    <w:p>
+      <w:pPr>
+        <w:tabs>
+          <w:tab w:val="left" w:pos="567"/>
+        </w:tabs>
+        <w:spacing w:after="120" w:line="360" w:lineRule="auto"/>
+        <w:ind w:left="0" w:firstLine="0"/>
+      </w:pPr>
+      <w:r>
+        <w:lastRenderedPageBreak/>
+        <w:tab/>
+      </w:r>
+      <w:r>
+        <w:t>A rendszer tesztelése különböző képernyőméreteken és eszközökön is megtörtént. Az alkalmazást asztali számítógépen, tableten és mobil eszközökön is ellenőriztem annak érdekében, hogy a reszponzív megjelenítés megfelelően működjön.</w:t>
+      </w:r>
+    </w:p>
+    <w:p>
+      <w:pPr>
+        <w:tabs>
+          <w:tab w:val="left" w:pos="567"/>
+        </w:tabs>
+        <w:spacing w:after="120" w:line="360" w:lineRule="auto"/>
+        <w:ind w:left="0" w:firstLine="0"/>
+      </w:pPr>
+      <w:r>
+        <w:tab/>
+      </w:r>
+      <w:r>
+        <w:t>A tesztelések eredményei alapján a rendszer stabilan működik, a jogosultságkezelés megfelelően elkülöníti az egyes szerepkörök funkcióit, valamint a főbb felhasználói folyamatok hibamentesen végrehajthatók.</w:t>
+      </w:r>
+    </w:p>
+    <w:p>
+      <w:pPr>
+        <w:tabs>
+          <w:tab w:val="left" w:pos="567"/>
+        </w:tabs>
+        <w:spacing w:after="480" w:line="360" w:lineRule="auto"/>
+        <w:ind w:left="0" w:firstLine="0"/>
+        <w:jc w:val="center"/>
         <w:rPr>
           <w:b/>
           <w:bCs/>
           <w:sz w:val="28"/>
           <w:szCs w:val="28"/>
         </w:rPr>
-        <w:t xml:space="preserve">. </w:t>
-      </w:r>
+      </w:pPr>
       <w:r>
         <w:rPr>
           <w:b/>
@@ -12727,87 +12413,97 @@
           <w:sz w:val="28"/>
           <w:szCs w:val="28"/>
         </w:rPr>
-        <w:t>Tapasztalatok, továbbfejlesztési lehetőségek</w:t>
-      </w:r>
-    </w:p>
-    <w:p>
-      <w:pPr>
-        <w:tabs>
-          <w:tab w:val="left" w:pos="567"/>
-        </w:tabs>
-        <w:spacing w:after="120" w:line="386" w:lineRule="auto"/>
-        <w:ind w:left="0" w:firstLine="0"/>
-      </w:pPr>
-      <w:r>
-        <w:tab/>
-      </w:r>
-      <w:r>
-        <w:t xml:space="preserve">A szakdolgozat készítésének megkezdése előtt már eldöntöttem, hogy a webalkalmazás fejlesztése során az Angular keretrendszert és a Firebase felhőalapú szolgáltatásait fogom használni. Ennek egyik oka az volt, hogy korábban már szereztem tapasztalatot Angular alapú fejlesztésben, ezért szerettem volna tovább mélyíteni tudásomat a keretrendszer újabb verzióiban megjelent megoldásokkal kapcsolatban. Különösen érdekesnek találtam az Angular </w:t>
+        <w:t>1</w:t>
+      </w:r>
+      <w:r>
+        <w:rPr>
+          <w:b/>
+          <w:bCs/>
+          <w:sz w:val="28"/>
+          <w:szCs w:val="28"/>
+        </w:rPr>
+        <w:t>3</w:t>
+      </w:r>
+      <w:r>
+        <w:rPr>
+          <w:b/>
+          <w:bCs/>
+          <w:sz w:val="28"/>
+          <w:szCs w:val="28"/>
+        </w:rPr>
+        <w:t>. Tapasztalatok, továbbfejlesztési lehetőségek</w:t>
+      </w:r>
+    </w:p>
+    <w:p>
+      <w:pPr>
+        <w:tabs>
+          <w:tab w:val="left" w:pos="567"/>
+        </w:tabs>
+        <w:spacing w:after="120" w:line="360" w:lineRule="auto"/>
+        <w:ind w:left="0" w:firstLine="0"/>
+      </w:pPr>
+      <w:r>
+        <w:tab/>
+      </w:r>
+      <w:r>
+        <w:t>A szakdolgozat készítésének megkezdése előtt már eldöntöttem, hogy a webalkalmazás fejlesztése során az Angular keretrendszert és a Firebase felhőalapú szolgáltatásait fogom használni. Ennek egyik oka az volt, hogy korábban már szereztem tapasztalatot Angular alapú fejlesztésben, ezért szerettem volna tovább mélyíteni tudásomat a keretrendszer újabb verzióiban megjelent megoldásokkal kapcsolatban. Különösen érdekesnek találtam az Angular standalone komponens alapú felépítését, valamint a signal alapú állapotkezelési lehetőségeket, amelyek jelentősen egyszerűsítették az alkalmazás felépítését és a komponensek közötti adatkezelést.</w:t>
+      </w:r>
+    </w:p>
+    <w:p>
+      <w:pPr>
+        <w:tabs>
+          <w:tab w:val="left" w:pos="567"/>
+        </w:tabs>
+        <w:spacing w:after="120" w:line="360" w:lineRule="auto"/>
+        <w:ind w:left="0" w:firstLine="0"/>
+      </w:pPr>
+      <w:r>
+        <w:tab/>
+      </w:r>
+      <w:r>
+        <w:t>A backend technológia kiválasztásakor fontos szempont volt, hogy a rendszer könnyen integrálható legyen Angular környezetben, valamint gyors fejlesztést és egyszerű üzemeltetést biztosítson. A Firebase szolgáltatásai – különösen a Firestore, Authentication, Cloud Storage és Hosting – lehetővé tették, hogy hagyományos backend szerver fejlesztése nélkül is teljes értékű webalkalmazást hozzak létre. A Firebase használata jelentősen leegyszerűsítette az autentikáció, az adatkezelés és a hosztolás megvalósítását.</w:t>
+      </w:r>
+    </w:p>
+    <w:p>
+      <w:pPr>
+        <w:tabs>
+          <w:tab w:val="left" w:pos="567"/>
+        </w:tabs>
+        <w:spacing w:after="120" w:line="360" w:lineRule="auto"/>
+        <w:ind w:left="0" w:firstLine="0"/>
+      </w:pPr>
+      <w:r>
+        <w:tab/>
+      </w:r>
+      <w:r>
+        <w:t>A fejlesztési folyamat kezdetén elsőként a projekt struktúráját és az alapvető funkcionalitásokat terveztem meg. Ezt követően elkészítettem az első képernyőterveket, amelyek során kiemelt figyelmet fordítottam a felhasználói élményre és az átlátható kezelőfelület kialakítására. A tervezés során fokozatosan bővült a funkciók köre is, mivel a fejlesztés közben újabb ötletek és igények merültek fel.</w:t>
+      </w:r>
+    </w:p>
+    <w:p>
+      <w:pPr>
+        <w:tabs>
+          <w:tab w:val="left" w:pos="567"/>
+        </w:tabs>
+        <w:spacing w:after="120" w:line="360" w:lineRule="auto"/>
+        <w:ind w:left="0" w:firstLine="0"/>
+      </w:pPr>
+      <w:r>
+        <w:tab/>
+      </w:r>
+      <w:r>
+        <w:t xml:space="preserve">A fejlesztés során különösen érdekes feladatot jelentett a jogosultságkezelési rendszer kialakítása. A kezdeti felhasználói és adminisztrátori szerepkörök mellett később további szerepkörök kerültek bevezetésre, például az újságíró, a szervező és a tókezelő szerepkör. Ezek megvalósítása során lehetőség nyílt komplexebb szerepkör alapú hozzáférés-kezelési mechanizmusok kialakítására mind frontend, mind backend oldalon. A Firebase Firestore </w:t>
       </w:r>
       <w:r>
         <w:lastRenderedPageBreak/>
-        <w:t xml:space="preserve">standalone komponens alapú felépítését, valamint a </w:t>
-      </w:r>
-      <w:proofErr w:type="spellStart"/>
-      <w:r>
-        <w:t>signal</w:t>
-      </w:r>
-      <w:proofErr w:type="spellEnd"/>
-      <w:r>
-        <w:t xml:space="preserve"> alapú állapotkezelési lehetőségeket, amelyek jelentősen egyszerűsítették az alkalmazás felépítését és a komponensek közötti adatkezelést.</w:t>
-      </w:r>
-    </w:p>
-    <w:p>
-      <w:pPr>
-        <w:tabs>
-          <w:tab w:val="left" w:pos="567"/>
-        </w:tabs>
-        <w:spacing w:after="120" w:line="386" w:lineRule="auto"/>
-        <w:ind w:left="0" w:firstLine="0"/>
-      </w:pPr>
-      <w:r>
-        <w:tab/>
-      </w:r>
-      <w:r>
-        <w:t>A backend technológia kiválasztásakor fontos szempont volt, hogy a rendszer könnyen integrálható legyen Angular környezetben, valamint gyors fejlesztést és egyszerű üzemeltetést biztosítson. A Firebase szolgáltatásai – különösen a Firestore, Authentication, Cloud Storage és Hosting – lehetővé tették, hogy hagyományos backend szerver fejlesztése nélkül is teljes értékű webalkalmazást hozzak létre. A Firebase használata jelentősen leegyszerűsítette az autentikáció, az adatkezelés és a hosztolás megvalósítását.</w:t>
-      </w:r>
-    </w:p>
-    <w:p>
-      <w:pPr>
-        <w:tabs>
-          <w:tab w:val="left" w:pos="567"/>
-        </w:tabs>
-        <w:spacing w:after="120" w:line="386" w:lineRule="auto"/>
-        <w:ind w:left="0" w:firstLine="0"/>
-      </w:pPr>
-      <w:r>
-        <w:tab/>
-      </w:r>
-      <w:r>
-        <w:t>A fejlesztési folyamat kezdetén elsőként a projekt struktúráját és az alapvető funkcionalitásokat terveztem meg. Ezt követően elkészítettem az első képernyőterveket, amelyek során kiemelt figyelmet fordítottam a felhasználói élményre és az átlátható kezelőfelület kialakítására. A tervezés során fokozatosan bővült a funkciók köre is, mivel a fejlesztés közben újabb ötletek és igények merültek fel.</w:t>
-      </w:r>
-    </w:p>
-    <w:p>
-      <w:pPr>
-        <w:tabs>
-          <w:tab w:val="left" w:pos="567"/>
-        </w:tabs>
-        <w:spacing w:after="120" w:line="386" w:lineRule="auto"/>
-        <w:ind w:left="0" w:firstLine="0"/>
-      </w:pPr>
-      <w:r>
-        <w:tab/>
-      </w:r>
-      <w:r>
-        <w:t>A fejlesztés során különösen érdekes feladatot jelentett a jogosultságkezelési rendszer kialakítása. A kezdeti felhasználói és adminisztrátori szerepkörök mellett később további szerepkörök kerültek bevezetésre, például az újságíró, a szervező és a tókezelő szerepkör. Ezek megvalósítása során lehetőség nyílt komplexebb szerepkör alapú hozzáférés-kezelési mechanizmusok kialakítására mind frontend, mind backend oldalon. A Firebase Firestore biztonsági szabályainak konfigurálása új tapasztalatot jelentett számomra, azonban a rendszer rugalmassága lehetővé tette a részletes jogosultságkezelés kialakítását.</w:t>
-      </w:r>
-    </w:p>
-    <w:p>
-      <w:pPr>
-        <w:tabs>
-          <w:tab w:val="left" w:pos="567"/>
-        </w:tabs>
-        <w:spacing w:after="120" w:line="386" w:lineRule="auto"/>
+        <w:t>biztonsági szabályainak konfigurálása új tapasztalatot jelentett számomra, azonban a rendszer rugalmassága lehetővé tette a részletes jogosultságkezelés kialakítását.</w:t>
+      </w:r>
+    </w:p>
+    <w:p>
+      <w:pPr>
+        <w:tabs>
+          <w:tab w:val="left" w:pos="567"/>
+        </w:tabs>
+        <w:spacing w:after="120" w:line="360" w:lineRule="auto"/>
         <w:ind w:left="0" w:firstLine="0"/>
       </w:pPr>
       <w:r>
@@ -12822,119 +12518,67 @@
         <w:tabs>
           <w:tab w:val="left" w:pos="567"/>
         </w:tabs>
-        <w:spacing w:after="120" w:line="386" w:lineRule="auto"/>
-        <w:ind w:left="0" w:firstLine="0"/>
-      </w:pPr>
-      <w:r>
-        <w:tab/>
-      </w:r>
-      <w:r>
-        <w:t xml:space="preserve">A fejlesztési folyamat során a GitHub verziókezelő rendszer folyamatos használata nagy segítséget nyújtott a projekt strukturált kezelésében. A verziókövetés lehetővé tette a módosítások nyomon követését és a fejlesztés biztonságosabb végzését. Emellett a ChatGPT és más mesterséges intelligencia alapú eszközök használata is hozzájárult a fejlesztés </w:t>
-      </w:r>
-      <w:r>
-        <w:lastRenderedPageBreak/>
-        <w:t>gyorsításához, különösen hibakeresés, dokumentációk értelmezése és egyes technikai problémák megoldása során.</w:t>
-      </w:r>
-    </w:p>
-    <w:p>
-      <w:pPr>
-        <w:tabs>
-          <w:tab w:val="left" w:pos="567"/>
-        </w:tabs>
-        <w:spacing w:after="120" w:line="386" w:lineRule="auto"/>
-        <w:ind w:left="0" w:firstLine="0"/>
-      </w:pPr>
-      <w:r>
-        <w:tab/>
-      </w:r>
-      <w:r>
-        <w:t xml:space="preserve">A fejlesztés során számos új technológiával és megoldással sikerült megismerkednem. Különösen hasznos tapasztalatot jelentett a Firebase alapú valós idejű adatkezelés, a </w:t>
-      </w:r>
-      <w:proofErr w:type="spellStart"/>
-      <w:r>
-        <w:t>role</w:t>
-      </w:r>
-      <w:proofErr w:type="spellEnd"/>
-      <w:r>
-        <w:t xml:space="preserve"> </w:t>
-      </w:r>
-      <w:proofErr w:type="spellStart"/>
-      <w:r>
-        <w:t>based</w:t>
-      </w:r>
-      <w:proofErr w:type="spellEnd"/>
-      <w:r>
-        <w:t xml:space="preserve"> </w:t>
-      </w:r>
-      <w:proofErr w:type="spellStart"/>
-      <w:r>
-        <w:t>access</w:t>
-      </w:r>
-      <w:proofErr w:type="spellEnd"/>
-      <w:r>
-        <w:t xml:space="preserve"> </w:t>
-      </w:r>
-      <w:proofErr w:type="spellStart"/>
-      <w:r>
-        <w:t>control</w:t>
-      </w:r>
-      <w:proofErr w:type="spellEnd"/>
-      <w:r>
-        <w:t xml:space="preserve"> megvalósítása, valamint a reszponzív felhasználói felületek kialakítása.</w:t>
-      </w:r>
-    </w:p>
-    <w:p>
-      <w:pPr>
-        <w:tabs>
-          <w:tab w:val="left" w:pos="567"/>
-        </w:tabs>
-        <w:spacing w:after="120" w:line="386" w:lineRule="auto"/>
-        <w:ind w:left="0" w:firstLine="0"/>
-      </w:pPr>
-      <w:r>
-        <w:tab/>
-      </w:r>
-      <w:r>
-        <w:t xml:space="preserve">A projekt ugyanakkor több továbbfejlesztési lehetőséget is magában hordoz. A jövőben megvalósítható lenne például a többnyelvű támogatás, amely lehetővé tenné az alkalmazás nemzetközi használatát is. További fejlesztési lehetőséget jelenthet </w:t>
-      </w:r>
-      <w:proofErr w:type="spellStart"/>
-      <w:r>
-        <w:t>push</w:t>
-      </w:r>
-      <w:proofErr w:type="spellEnd"/>
-      <w:r>
-        <w:t xml:space="preserve"> értesítések bevezetése a foglalások és események kezeléséhez, valamint valós idejű üzenetküldési funkciók kialakítása a felhasználók között.</w:t>
-      </w:r>
-    </w:p>
-    <w:p>
-      <w:pPr>
-        <w:tabs>
-          <w:tab w:val="left" w:pos="567"/>
-        </w:tabs>
-        <w:spacing w:after="120" w:line="386" w:lineRule="auto"/>
-        <w:ind w:left="0" w:firstLine="0"/>
-      </w:pPr>
-      <w:r>
-        <w:tab/>
-      </w:r>
-      <w:r>
-        <w:t xml:space="preserve">A rendszer később mobilalkalmazás formájában is továbbfejleszthető lenne, például </w:t>
-      </w:r>
-      <w:proofErr w:type="spellStart"/>
-      <w:r>
-        <w:t>Ionic</w:t>
-      </w:r>
-      <w:proofErr w:type="spellEnd"/>
-      <w:r>
-        <w:t xml:space="preserve"> vagy Angular alapú hibrid alkalmazás segítségével. Bár a jelenlegi webalkalmazás reszponzív kialakításának köszönhetően mobil eszközökön is jól használható, egy natívabb mobilalkalmazás gyorsabb és kényelmesebb felhasználói élményt biztosíthatna.</w:t>
-      </w:r>
-    </w:p>
-    <w:p>
-      <w:pPr>
-        <w:tabs>
-          <w:tab w:val="left" w:pos="567"/>
-        </w:tabs>
-        <w:spacing w:after="120" w:line="386" w:lineRule="auto"/>
+        <w:spacing w:after="120" w:line="360" w:lineRule="auto"/>
+        <w:ind w:left="0" w:firstLine="0"/>
+      </w:pPr>
+      <w:r>
+        <w:tab/>
+      </w:r>
+      <w:r>
+        <w:t>A fejlesztési folyamat során a GitHub verziókezelő rendszer folyamatos használata nagy segítséget nyújtott a projekt strukturált kezelésében. A verziókövetés lehetővé tette a módosítások nyomon követését és a fejlesztés biztonságosabb végzését. Emellett a ChatGPT és más mesterséges intelligencia alapú eszközök használata is hozzájárult a fejlesztés gyorsításához, különösen hibakeresés, dokumentációk értelmezése és egyes technikai problémák megoldása során.</w:t>
+      </w:r>
+    </w:p>
+    <w:p>
+      <w:pPr>
+        <w:tabs>
+          <w:tab w:val="left" w:pos="567"/>
+        </w:tabs>
+        <w:spacing w:after="120" w:line="360" w:lineRule="auto"/>
+        <w:ind w:left="0" w:firstLine="0"/>
+      </w:pPr>
+      <w:r>
+        <w:tab/>
+      </w:r>
+      <w:r>
+        <w:t>A fejlesztés során számos új technológiával és megoldással sikerült megismerkednem. Különösen hasznos tapasztalatot jelentett a Firebase alapú valós idejű adatkezelés, a role based access control megvalósítása, valamint a reszponzív felhasználói felületek kialakítása.</w:t>
+      </w:r>
+    </w:p>
+    <w:p>
+      <w:pPr>
+        <w:tabs>
+          <w:tab w:val="left" w:pos="567"/>
+        </w:tabs>
+        <w:spacing w:after="120" w:line="360" w:lineRule="auto"/>
+        <w:ind w:left="0" w:firstLine="0"/>
+      </w:pPr>
+      <w:r>
+        <w:tab/>
+      </w:r>
+      <w:r>
+        <w:t>A projekt ugyanakkor több továbbfejlesztési lehetőséget is magában hordoz. A jövőben megvalósítható lenne például a többnyelvű támogatás, amely lehetővé tenné az alkalmazás nemzetközi használatát is. További fejlesztési lehetőséget jelenthet push értesítések bevezetése a foglalások és események kezeléséhez, valamint valós idejű üzenetküldési funkciók kialakítása a felhasználók között.</w:t>
+      </w:r>
+    </w:p>
+    <w:p>
+      <w:pPr>
+        <w:tabs>
+          <w:tab w:val="left" w:pos="567"/>
+        </w:tabs>
+        <w:spacing w:after="120" w:line="360" w:lineRule="auto"/>
+        <w:ind w:left="0" w:firstLine="0"/>
+      </w:pPr>
+      <w:r>
+        <w:tab/>
+      </w:r>
+      <w:r>
+        <w:t>A rendszer később mobilalkalmazás formájában is továbbfejleszthető lenne, például Ionic vagy Angular alapú hibrid alkalmazás segítségével. Bár a jelenlegi webalkalmazás reszponzív kialakításának köszönhetően mobil eszközökön is jól használható, egy natívabb mobilalkalmazás gyorsabb és kényelmesebb felhasználói élményt biztosíthatna.</w:t>
+      </w:r>
+    </w:p>
+    <w:p>
+      <w:pPr>
+        <w:tabs>
+          <w:tab w:val="left" w:pos="567"/>
+        </w:tabs>
+        <w:spacing w:after="120" w:line="360" w:lineRule="auto"/>
         <w:ind w:left="0" w:firstLine="0"/>
       </w:pPr>
       <w:r>
@@ -12945,8 +12589,8 @@
       </w:r>
     </w:p>
     <w:sectPr>
-      <w:headerReference w:type="default" r:id="rId16"/>
-      <w:footerReference w:type="default" r:id="rId17"/>
+      <w:headerReference w:type="default" r:id="rId20"/>
+      <w:footerReference w:type="default" r:id="rId21"/>
       <w:pgSz w:w="11906" w:h="16838"/>
       <w:pgMar w:top="1417" w:right="1417" w:bottom="1417" w:left="1417" w:header="708" w:footer="708" w:gutter="0"/>
       <w:pgNumType w:start="1"/>
